--- a/data/outputs/v2/Essential_Mathematics/SS2.7_Volume_and_Capacity/Essential_Mathematics_Volume_and_Capacity_CBE_LessonSequence.docx
+++ b/data/outputs/v2/Essential_Mathematics/SS2.7_Volume_and_Capacity/Essential_Mathematics_Volume_and_Capacity_CBE_LessonSequence.docx
@@ -3047,7 +3047,7 @@
             <w:pPr>
               <w:spacing w:after="20" w:before="0"/>
             </w:pPr>
-            <w:hyperlink w:history="1" r:id="rIdoggmzsxkdfbwvroi3yicp">
+            <w:hyperlink w:history="1" r:id="rIdsbz_flr088qkyacz5ufqp">
               <w:r>
                 <w:rPr>
                   <w:rFonts w:ascii="Arial" w:cs="Arial" w:eastAsia="Arial" w:hAnsi="Arial"/>
@@ -3056,7 +3056,7 @@
                   <w:szCs w:val="16"/>
                   <w:u w:val="single" w:color="2E75B6"/>
                 </w:rPr>
-                <w:t xml:space="preserve">Writing proportional equations from tables</w:t>
+                <w:t xml:space="preserve">Visually Comparing the Capacity and Volume of Two Containers (Metric Units)</w:t>
               </w:r>
             </w:hyperlink>
           </w:p>
@@ -3072,7 +3072,7 @@
                 <w:sz w:val="14"/>
                 <w:szCs w:val="14"/>
               </w:rPr>
-              <w:t xml:space="preserve">Source: Khan Academy (English - US curriculum)</w:t>
+              <w:t xml:space="preserve">Source: CK-12</w:t>
             </w:r>
           </w:p>
           <w:p>
@@ -3080,7 +3080,7 @@
               <w:spacing w:after="10" w:before="0"/>
               <w:ind w:left="120"/>
             </w:pPr>
-            <w:hyperlink w:history="1" r:id="rIda3oy_jrwkoworysxusfro">
+            <w:hyperlink w:history="1" r:id="rIdpqj4oqntr4iar4hfxhbo-">
               <w:r>
                 <w:rPr>
                   <w:rFonts w:ascii="Arial" w:cs="Arial" w:eastAsia="Arial" w:hAnsi="Arial"/>
@@ -3118,14 +3118,14 @@
                 <w:sz w:val="16"/>
                 <w:szCs w:val="16"/>
               </w:rPr>
-              <w:t xml:space="preserve">📖 HTML:</w:t>
+              <w:t xml:space="preserve">📖 EXERCISE:</w:t>
             </w:r>
           </w:p>
           <w:p>
             <w:pPr>
               <w:spacing w:after="20" w:before="0"/>
             </w:pPr>
-            <w:hyperlink w:history="1" r:id="rIdiaofejdxbis4ie3ohmrsn">
+            <w:hyperlink w:history="1" r:id="rId95ahdavbv9-cozomgk7m9">
               <w:r>
                 <w:rPr>
                   <w:rFonts w:ascii="Arial" w:cs="Arial" w:eastAsia="Arial" w:hAnsi="Arial"/>
@@ -3134,7 +3134,7 @@
                   <w:szCs w:val="16"/>
                   <w:u w:val="single" w:color="2E75B6"/>
                 </w:rPr>
-                <w:t xml:space="preserve">Comparing Standard Units of Volume (PLIX)</w:t>
+                <w:t xml:space="preserve">Apply volume of solids</w:t>
               </w:r>
             </w:hyperlink>
           </w:p>
@@ -3150,7 +3150,7 @@
                 <w:sz w:val="14"/>
                 <w:szCs w:val="14"/>
               </w:rPr>
-              <w:t xml:space="preserve">Source: CK-12</w:t>
+              <w:t xml:space="preserve">Source: Khan Academy (English - US curriculum)</w:t>
             </w:r>
           </w:p>
           <w:p>
@@ -3158,7 +3158,7 @@
               <w:spacing w:after="10" w:before="0"/>
               <w:ind w:left="120"/>
             </w:pPr>
-            <w:hyperlink w:history="1" r:id="rId89keaseirjpyzwqah9gwo">
+            <w:hyperlink w:history="1" r:id="rIdubkmyhknxkeuirgnxs_6l">
               <w:r>
                 <w:rPr>
                   <w:rFonts w:ascii="Arial" w:cs="Arial" w:eastAsia="Arial" w:hAnsi="Arial"/>
@@ -3353,7 +3353,7 @@
             <w:pPr>
               <w:spacing w:after="20" w:before="0"/>
             </w:pPr>
-            <w:hyperlink w:history="1" r:id="rIdvq4t8y6omjce5izeetjml">
+            <w:hyperlink w:history="1" r:id="rIdwo5hasx8ft7gfmyre_5ok">
               <w:r>
                 <w:rPr>
                   <w:rFonts w:ascii="Arial" w:cs="Arial" w:eastAsia="Arial" w:hAnsi="Arial"/>
@@ -3362,7 +3362,7 @@
                   <w:szCs w:val="16"/>
                   <w:u w:val="single" w:color="2E75B6"/>
                 </w:rPr>
-                <w:t xml:space="preserve">Writing proportional equations from tables</w:t>
+                <w:t xml:space="preserve">Visually Comparing the Capacity and Volume of Three Containers (Metric Units)</w:t>
               </w:r>
             </w:hyperlink>
           </w:p>
@@ -3378,7 +3378,7 @@
                 <w:sz w:val="14"/>
                 <w:szCs w:val="14"/>
               </w:rPr>
-              <w:t xml:space="preserve">Source: Khan Academy (English - US curriculum)</w:t>
+              <w:t xml:space="preserve">Source: CK-12</w:t>
             </w:r>
           </w:p>
           <w:p>
@@ -3386,7 +3386,7 @@
               <w:spacing w:after="10" w:before="0"/>
               <w:ind w:left="120"/>
             </w:pPr>
-            <w:hyperlink w:history="1" r:id="rId74421sjcvfw7zfnorzf4e">
+            <w:hyperlink w:history="1" r:id="rIduxxeftgsfkjpoepxvszz_">
               <w:r>
                 <w:rPr>
                   <w:rFonts w:ascii="Arial" w:cs="Arial" w:eastAsia="Arial" w:hAnsi="Arial"/>
@@ -3424,14 +3424,14 @@
                 <w:sz w:val="16"/>
                 <w:szCs w:val="16"/>
               </w:rPr>
-              <w:t xml:space="preserve">📖 HTML:</w:t>
+              <w:t xml:space="preserve">📖 EXERCISE:</w:t>
             </w:r>
           </w:p>
           <w:p>
             <w:pPr>
               <w:spacing w:after="20" w:before="0"/>
             </w:pPr>
-            <w:hyperlink w:history="1" r:id="rIdg6lulcrum0fhccwq-tgqu">
+            <w:hyperlink w:history="1" r:id="rId6fuzt2a7jdxryu-ucbd3a">
               <w:r>
                 <w:rPr>
                   <w:rFonts w:ascii="Arial" w:cs="Arial" w:eastAsia="Arial" w:hAnsi="Arial"/>
@@ -3440,7 +3440,7 @@
                   <w:szCs w:val="16"/>
                   <w:u w:val="single" w:color="2E75B6"/>
                 </w:rPr>
-                <w:t xml:space="preserve">Comparing Standard Units of Volume (PLIX)</w:t>
+                <w:t xml:space="preserve">Volume of cylinders, spheres, and cones word problems</w:t>
               </w:r>
             </w:hyperlink>
           </w:p>
@@ -3456,7 +3456,7 @@
                 <w:sz w:val="14"/>
                 <w:szCs w:val="14"/>
               </w:rPr>
-              <w:t xml:space="preserve">Source: CK-12</w:t>
+              <w:t xml:space="preserve">Source: Khan Academy (English - US curriculum)</w:t>
             </w:r>
           </w:p>
           <w:p>
@@ -3464,7 +3464,7 @@
               <w:spacing w:after="10" w:before="0"/>
               <w:ind w:left="120"/>
             </w:pPr>
-            <w:hyperlink w:history="1" r:id="rIdhujm1aj1rm18fo8p1ailu">
+            <w:hyperlink w:history="1" r:id="rIduuxlotztwppmwgkha9bet">
               <w:r>
                 <w:rPr>
                   <w:rFonts w:ascii="Arial" w:cs="Arial" w:eastAsia="Arial" w:hAnsi="Arial"/>
@@ -3659,7 +3659,7 @@
             <w:pPr>
               <w:spacing w:after="20" w:before="0"/>
             </w:pPr>
-            <w:hyperlink w:history="1" r:id="rId3kwwghaqemjxfdqhiw6ll">
+            <w:hyperlink w:history="1" r:id="rIdy1ihlit8xuijo5stgvain">
               <w:r>
                 <w:rPr>
                   <w:rFonts w:ascii="Arial" w:cs="Arial" w:eastAsia="Arial" w:hAnsi="Arial"/>
@@ -3668,7 +3668,7 @@
                   <w:szCs w:val="16"/>
                   <w:u w:val="single" w:color="2E75B6"/>
                 </w:rPr>
-                <w:t xml:space="preserve">Writing proportional equations from tables</w:t>
+                <w:t xml:space="preserve">Comparing the Capacity and Volume of Three or More Containers (Metric Units)</w:t>
               </w:r>
             </w:hyperlink>
           </w:p>
@@ -3684,7 +3684,7 @@
                 <w:sz w:val="14"/>
                 <w:szCs w:val="14"/>
               </w:rPr>
-              <w:t xml:space="preserve">Source: Khan Academy (English - US curriculum)</w:t>
+              <w:t xml:space="preserve">Source: CK-12</w:t>
             </w:r>
           </w:p>
           <w:p>
@@ -3692,7 +3692,7 @@
               <w:spacing w:after="10" w:before="0"/>
               <w:ind w:left="120"/>
             </w:pPr>
-            <w:hyperlink w:history="1" r:id="rIdkwabs7a8zj157kv7gj8ml">
+            <w:hyperlink w:history="1" r:id="rIdh5g_e8ejh4zvq81e1w_wi">
               <w:r>
                 <w:rPr>
                   <w:rFonts w:ascii="Arial" w:cs="Arial" w:eastAsia="Arial" w:hAnsi="Arial"/>
@@ -3730,14 +3730,14 @@
                 <w:sz w:val="16"/>
                 <w:szCs w:val="16"/>
               </w:rPr>
-              <w:t xml:space="preserve">📖 HTML:</w:t>
+              <w:t xml:space="preserve">📖 EXERCISE:</w:t>
             </w:r>
           </w:p>
           <w:p>
             <w:pPr>
               <w:spacing w:after="20" w:before="0"/>
             </w:pPr>
-            <w:hyperlink w:history="1" r:id="rIdjee9a9tk5qags_nq2sjv4">
+            <w:hyperlink w:history="1" r:id="rIdogv5top44he0vhxozhqow">
               <w:r>
                 <w:rPr>
                   <w:rFonts w:ascii="Arial" w:cs="Arial" w:eastAsia="Arial" w:hAnsi="Arial"/>
@@ -3746,7 +3746,7 @@
                   <w:szCs w:val="16"/>
                   <w:u w:val="single" w:color="2E75B6"/>
                 </w:rPr>
-                <w:t xml:space="preserve">Comparing Standard Units of Volume (PLIX)</w:t>
+                <w:t xml:space="preserve">Volume and surface area of cylinders</w:t>
               </w:r>
             </w:hyperlink>
           </w:p>
@@ -3762,7 +3762,7 @@
                 <w:sz w:val="14"/>
                 <w:szCs w:val="14"/>
               </w:rPr>
-              <w:t xml:space="preserve">Source: CK-12</w:t>
+              <w:t xml:space="preserve">Source: Khan Academy (English - US curriculum)</w:t>
             </w:r>
           </w:p>
           <w:p>
@@ -3770,7 +3770,7 @@
               <w:spacing w:after="10" w:before="0"/>
               <w:ind w:left="120"/>
             </w:pPr>
-            <w:hyperlink w:history="1" r:id="rIdn2z285dsnjrovg2xfz2vz">
+            <w:hyperlink w:history="1" r:id="rIdq3vr5gaobux4hpyrgi8sp">
               <w:r>
                 <w:rPr>
                   <w:rFonts w:ascii="Arial" w:cs="Arial" w:eastAsia="Arial" w:hAnsi="Arial"/>
@@ -3965,7 +3965,7 @@
             <w:pPr>
               <w:spacing w:after="20" w:before="0"/>
             </w:pPr>
-            <w:hyperlink w:history="1" r:id="rId4neo_im7nbdv_nrx5kxl_">
+            <w:hyperlink w:history="1" r:id="rIdnqjlfm7sxaafi_p1tyuvi">
               <w:r>
                 <w:rPr>
                   <w:rFonts w:ascii="Arial" w:cs="Arial" w:eastAsia="Arial" w:hAnsi="Arial"/>
@@ -3974,7 +3974,7 @@
                   <w:szCs w:val="16"/>
                   <w:u w:val="single" w:color="2E75B6"/>
                 </w:rPr>
-                <w:t xml:space="preserve">Writing proportional equations from tables</w:t>
+                <w:t xml:space="preserve">Cylinder volume &amp; surface area</w:t>
               </w:r>
             </w:hyperlink>
           </w:p>
@@ -3998,7 +3998,7 @@
               <w:spacing w:after="10" w:before="0"/>
               <w:ind w:left="120"/>
             </w:pPr>
-            <w:hyperlink w:history="1" r:id="rId-aluvdeazxc_goshlobdi">
+            <w:hyperlink w:history="1" r:id="rIdo6kixq_9sp1axxl382uty">
               <w:r>
                 <w:rPr>
                   <w:rFonts w:ascii="Arial" w:cs="Arial" w:eastAsia="Arial" w:hAnsi="Arial"/>
@@ -4036,14 +4036,14 @@
                 <w:sz w:val="16"/>
                 <w:szCs w:val="16"/>
               </w:rPr>
-              <w:t xml:space="preserve">📖 HTML:</w:t>
+              <w:t xml:space="preserve">📖 EXERCISE:</w:t>
             </w:r>
           </w:p>
           <w:p>
             <w:pPr>
               <w:spacing w:after="20" w:before="0"/>
             </w:pPr>
-            <w:hyperlink w:history="1" r:id="rIdwzxsaghmejbljvqnw103h">
+            <w:hyperlink w:history="1" r:id="rId8aei9ezxd3daktgadrlj9">
               <w:r>
                 <w:rPr>
                   <w:rFonts w:ascii="Arial" w:cs="Arial" w:eastAsia="Arial" w:hAnsi="Arial"/>
@@ -4052,7 +4052,7 @@
                   <w:szCs w:val="16"/>
                   <w:u w:val="single" w:color="2E75B6"/>
                 </w:rPr>
-                <w:t xml:space="preserve">Comparing Standard Units of Volume (PLIX)</w:t>
+                <w:t xml:space="preserve">Solid geometry word problems</w:t>
               </w:r>
             </w:hyperlink>
           </w:p>
@@ -4068,7 +4068,7 @@
                 <w:sz w:val="14"/>
                 <w:szCs w:val="14"/>
               </w:rPr>
-              <w:t xml:space="preserve">Source: CK-12</w:t>
+              <w:t xml:space="preserve">Source: Khan Academy (English - US curriculum)</w:t>
             </w:r>
           </w:p>
           <w:p>
@@ -4076,7 +4076,7 @@
               <w:spacing w:after="10" w:before="0"/>
               <w:ind w:left="120"/>
             </w:pPr>
-            <w:hyperlink w:history="1" r:id="rId0wvwqbdyacogguyt77czt">
+            <w:hyperlink w:history="1" r:id="rIdzuanejjlq8mnkon0cba2u">
               <w:r>
                 <w:rPr>
                   <w:rFonts w:ascii="Arial" w:cs="Arial" w:eastAsia="Arial" w:hAnsi="Arial"/>
@@ -4271,7 +4271,7 @@
             <w:pPr>
               <w:spacing w:after="20" w:before="0"/>
             </w:pPr>
-            <w:hyperlink w:history="1" r:id="rIdelzby4hhwi3ojndrqsi3z">
+            <w:hyperlink w:history="1" r:id="rIdifipglycqphmuvcks9x-x">
               <w:r>
                 <w:rPr>
                   <w:rFonts w:ascii="Arial" w:cs="Arial" w:eastAsia="Arial" w:hAnsi="Arial"/>
@@ -4280,7 +4280,7 @@
                   <w:szCs w:val="16"/>
                   <w:u w:val="single" w:color="2E75B6"/>
                 </w:rPr>
-                <w:t xml:space="preserve">Writing proportional equations from tables</w:t>
+                <w:t xml:space="preserve">Visually Comparing the Capacity and Volume of Two Containers (Metric Units)</w:t>
               </w:r>
             </w:hyperlink>
           </w:p>
@@ -4296,7 +4296,7 @@
                 <w:sz w:val="14"/>
                 <w:szCs w:val="14"/>
               </w:rPr>
-              <w:t xml:space="preserve">Source: Khan Academy (English - US curriculum)</w:t>
+              <w:t xml:space="preserve">Source: CK-12</w:t>
             </w:r>
           </w:p>
           <w:p>
@@ -4304,7 +4304,7 @@
               <w:spacing w:after="10" w:before="0"/>
               <w:ind w:left="120"/>
             </w:pPr>
-            <w:hyperlink w:history="1" r:id="rIdpvbjt9k1baxmunx-brasl">
+            <w:hyperlink w:history="1" r:id="rIdo0-snrrohyzu1fugqb3fq">
               <w:r>
                 <w:rPr>
                   <w:rFonts w:ascii="Arial" w:cs="Arial" w:eastAsia="Arial" w:hAnsi="Arial"/>
@@ -4342,14 +4342,14 @@
                 <w:sz w:val="16"/>
                 <w:szCs w:val="16"/>
               </w:rPr>
-              <w:t xml:space="preserve">📖 HTML:</w:t>
+              <w:t xml:space="preserve">📖 EXERCISE:</w:t>
             </w:r>
           </w:p>
           <w:p>
             <w:pPr>
               <w:spacing w:after="20" w:before="0"/>
             </w:pPr>
-            <w:hyperlink w:history="1" r:id="rIdnjblcl907yjmqv-_ceo0b">
+            <w:hyperlink w:history="1" r:id="rIdosizzwp34cgkkveenebiw">
               <w:r>
                 <w:rPr>
                   <w:rFonts w:ascii="Arial" w:cs="Arial" w:eastAsia="Arial" w:hAnsi="Arial"/>
@@ -4358,7 +4358,7 @@
                   <w:szCs w:val="16"/>
                   <w:u w:val="single" w:color="2E75B6"/>
                 </w:rPr>
-                <w:t xml:space="preserve">Comparing Standard Units of Volume (PLIX)</w:t>
+                <w:t xml:space="preserve">Apply volume of solids</w:t>
               </w:r>
             </w:hyperlink>
           </w:p>
@@ -4374,7 +4374,7 @@
                 <w:sz w:val="14"/>
                 <w:szCs w:val="14"/>
               </w:rPr>
-              <w:t xml:space="preserve">Source: CK-12</w:t>
+              <w:t xml:space="preserve">Source: Khan Academy (English - US curriculum)</w:t>
             </w:r>
           </w:p>
           <w:p>
@@ -4382,7 +4382,7 @@
               <w:spacing w:after="10" w:before="0"/>
               <w:ind w:left="120"/>
             </w:pPr>
-            <w:hyperlink w:history="1" r:id="rIdnyt0zyfvnl8i0c3sz18wo">
+            <w:hyperlink w:history="1" r:id="rIdg-g-quqjqbbfbilrcrwnk">
               <w:r>
                 <w:rPr>
                   <w:rFonts w:ascii="Arial" w:cs="Arial" w:eastAsia="Arial" w:hAnsi="Arial"/>
@@ -5869,7 +5869,7 @@
             <w:pPr>
               <w:spacing w:after="20" w:before="0"/>
             </w:pPr>
-            <w:hyperlink w:history="1" r:id="rIdgi-cw6uj3_fyww1swnnwf">
+            <w:hyperlink w:history="1" r:id="rIdyoi9hanjcxzsq1uy0axjo">
               <w:r>
                 <w:rPr>
                   <w:rFonts w:ascii="Arial" w:cs="Arial" w:eastAsia="Arial" w:hAnsi="Arial"/>
@@ -5878,7 +5878,7 @@
                   <w:szCs w:val="16"/>
                   <w:u w:val="single" w:color="2E75B6"/>
                 </w:rPr>
-                <w:t xml:space="preserve">Writing proportional equations from tables</w:t>
+                <w:t xml:space="preserve">Cylinder volume &amp; surface area</w:t>
               </w:r>
             </w:hyperlink>
           </w:p>
@@ -5902,7 +5902,7 @@
               <w:spacing w:after="10" w:before="0"/>
               <w:ind w:left="120"/>
             </w:pPr>
-            <w:hyperlink w:history="1" r:id="rIdvyp4ayqtlepsrpsu2k9no">
+            <w:hyperlink w:history="1" r:id="rIdopnnytv9ix9mgwulwqtuu">
               <w:r>
                 <w:rPr>
                   <w:rFonts w:ascii="Arial" w:cs="Arial" w:eastAsia="Arial" w:hAnsi="Arial"/>
@@ -5940,14 +5940,14 @@
                 <w:sz w:val="16"/>
                 <w:szCs w:val="16"/>
               </w:rPr>
-              <w:t xml:space="preserve">📖 HTML:</w:t>
+              <w:t xml:space="preserve">📖 EXERCISE:</w:t>
             </w:r>
           </w:p>
           <w:p>
             <w:pPr>
               <w:spacing w:after="20" w:before="0"/>
             </w:pPr>
-            <w:hyperlink w:history="1" r:id="rId7zgipca1eex-1etgrdevd">
+            <w:hyperlink w:history="1" r:id="rIdd-kfwuf9avfvrsyiag54m">
               <w:r>
                 <w:rPr>
                   <w:rFonts w:ascii="Arial" w:cs="Arial" w:eastAsia="Arial" w:hAnsi="Arial"/>
@@ -5956,7 +5956,7 @@
                   <w:szCs w:val="16"/>
                   <w:u w:val="single" w:color="2E75B6"/>
                 </w:rPr>
-                <w:t xml:space="preserve">Volume of the Cone (PLIX)</w:t>
+                <w:t xml:space="preserve">Apply volume of solids</w:t>
               </w:r>
             </w:hyperlink>
           </w:p>
@@ -5972,7 +5972,7 @@
                 <w:sz w:val="14"/>
                 <w:szCs w:val="14"/>
               </w:rPr>
-              <w:t xml:space="preserve">Source: CK-12</w:t>
+              <w:t xml:space="preserve">Source: Khan Academy (English - US curriculum)</w:t>
             </w:r>
           </w:p>
           <w:p>
@@ -5980,7 +5980,7 @@
               <w:spacing w:after="10" w:before="0"/>
               <w:ind w:left="120"/>
             </w:pPr>
-            <w:hyperlink w:history="1" r:id="rId5a42ufj3xmnlo0aucpips">
+            <w:hyperlink w:history="1" r:id="rIdtpzagkgk1dgj0guuqkw34">
               <w:r>
                 <w:rPr>
                   <w:rFonts w:ascii="Arial" w:cs="Arial" w:eastAsia="Arial" w:hAnsi="Arial"/>
@@ -6175,7 +6175,7 @@
             <w:pPr>
               <w:spacing w:after="20" w:before="0"/>
             </w:pPr>
-            <w:hyperlink w:history="1" r:id="rIdljinhnchk0gbk-ezt4s5l">
+            <w:hyperlink w:history="1" r:id="rId2yqy6xacnug-i6fcirz7z">
               <w:r>
                 <w:rPr>
                   <w:rFonts w:ascii="Arial" w:cs="Arial" w:eastAsia="Arial" w:hAnsi="Arial"/>
@@ -6184,7 +6184,7 @@
                   <w:szCs w:val="16"/>
                   <w:u w:val="single" w:color="2E75B6"/>
                 </w:rPr>
-                <w:t xml:space="preserve">Writing proportional equations from tables</w:t>
+                <w:t xml:space="preserve">Volume of a cone</w:t>
               </w:r>
             </w:hyperlink>
           </w:p>
@@ -6208,7 +6208,7 @@
               <w:spacing w:after="10" w:before="0"/>
               <w:ind w:left="120"/>
             </w:pPr>
-            <w:hyperlink w:history="1" r:id="rIdve2jnrsybmknj7t1p3baa">
+            <w:hyperlink w:history="1" r:id="rIdtqgnbjjffvsp8kuxtohei">
               <w:r>
                 <w:rPr>
                   <w:rFonts w:ascii="Arial" w:cs="Arial" w:eastAsia="Arial" w:hAnsi="Arial"/>
@@ -6246,14 +6246,14 @@
                 <w:sz w:val="16"/>
                 <w:szCs w:val="16"/>
               </w:rPr>
-              <w:t xml:space="preserve">📖 HTML:</w:t>
+              <w:t xml:space="preserve">📖 EXERCISE:</w:t>
             </w:r>
           </w:p>
           <w:p>
             <w:pPr>
               <w:spacing w:after="20" w:before="0"/>
             </w:pPr>
-            <w:hyperlink w:history="1" r:id="rIdma0lyihmbulrloqzawvym">
+            <w:hyperlink w:history="1" r:id="rIdnl2ewvil0xqkreebkbogt">
               <w:r>
                 <w:rPr>
                   <w:rFonts w:ascii="Arial" w:cs="Arial" w:eastAsia="Arial" w:hAnsi="Arial"/>
@@ -6262,7 +6262,7 @@
                   <w:szCs w:val="16"/>
                   <w:u w:val="single" w:color="2E75B6"/>
                 </w:rPr>
-                <w:t xml:space="preserve">Volume of the Cone (PLIX)</w:t>
+                <w:t xml:space="preserve">Volume of cones</w:t>
               </w:r>
             </w:hyperlink>
           </w:p>
@@ -6278,7 +6278,7 @@
                 <w:sz w:val="14"/>
                 <w:szCs w:val="14"/>
               </w:rPr>
-              <w:t xml:space="preserve">Source: CK-12</w:t>
+              <w:t xml:space="preserve">Source: Khan Academy (English - US curriculum)</w:t>
             </w:r>
           </w:p>
           <w:p>
@@ -6286,7 +6286,7 @@
               <w:spacing w:after="10" w:before="0"/>
               <w:ind w:left="120"/>
             </w:pPr>
-            <w:hyperlink w:history="1" r:id="rIdkocra9e4gid2djwcgr-cq">
+            <w:hyperlink w:history="1" r:id="rIdkx-utm6wybooonmiqrwwx">
               <w:r>
                 <w:rPr>
                   <w:rFonts w:ascii="Arial" w:cs="Arial" w:eastAsia="Arial" w:hAnsi="Arial"/>
@@ -6481,7 +6481,7 @@
             <w:pPr>
               <w:spacing w:after="20" w:before="0"/>
             </w:pPr>
-            <w:hyperlink w:history="1" r:id="rIddz5qrqjx4z58ynenrz4vs">
+            <w:hyperlink w:history="1" r:id="rIdtwn1ave3qgv80zjmyoyde">
               <w:r>
                 <w:rPr>
                   <w:rFonts w:ascii="Arial" w:cs="Arial" w:eastAsia="Arial" w:hAnsi="Arial"/>
@@ -6490,7 +6490,7 @@
                   <w:szCs w:val="16"/>
                   <w:u w:val="single" w:color="2E75B6"/>
                 </w:rPr>
-                <w:t xml:space="preserve">Writing proportional equations from tables</w:t>
+                <w:t xml:space="preserve">Volumes of cones intuition</w:t>
               </w:r>
             </w:hyperlink>
           </w:p>
@@ -6514,7 +6514,7 @@
               <w:spacing w:after="10" w:before="0"/>
               <w:ind w:left="120"/>
             </w:pPr>
-            <w:hyperlink w:history="1" r:id="rIdqhwcsizfgm4nrpvf50mji">
+            <w:hyperlink w:history="1" r:id="rIdhnbolnflk8njhfa0rgdgq">
               <w:r>
                 <w:rPr>
                   <w:rFonts w:ascii="Arial" w:cs="Arial" w:eastAsia="Arial" w:hAnsi="Arial"/>
@@ -6552,14 +6552,14 @@
                 <w:sz w:val="16"/>
                 <w:szCs w:val="16"/>
               </w:rPr>
-              <w:t xml:space="preserve">📖 HTML:</w:t>
+              <w:t xml:space="preserve">📖 EXERCISE:</w:t>
             </w:r>
           </w:p>
           <w:p>
             <w:pPr>
               <w:spacing w:after="20" w:before="0"/>
             </w:pPr>
-            <w:hyperlink w:history="1" r:id="rId4rvg7fb5xlcqb5zfepsrg">
+            <w:hyperlink w:history="1" r:id="rIda5xldlul5x4rfio26hvyy">
               <w:r>
                 <w:rPr>
                   <w:rFonts w:ascii="Arial" w:cs="Arial" w:eastAsia="Arial" w:hAnsi="Arial"/>
@@ -6568,7 +6568,7 @@
                   <w:szCs w:val="16"/>
                   <w:u w:val="single" w:color="2E75B6"/>
                 </w:rPr>
-                <w:t xml:space="preserve">Volume of the Cone (PLIX)</w:t>
+                <w:t xml:space="preserve">Volume of cylinders, spheres, and cones word problems</w:t>
               </w:r>
             </w:hyperlink>
           </w:p>
@@ -6584,7 +6584,7 @@
                 <w:sz w:val="14"/>
                 <w:szCs w:val="14"/>
               </w:rPr>
-              <w:t xml:space="preserve">Source: CK-12</w:t>
+              <w:t xml:space="preserve">Source: Khan Academy (English - US curriculum)</w:t>
             </w:r>
           </w:p>
           <w:p>
@@ -6592,7 +6592,7 @@
               <w:spacing w:after="10" w:before="0"/>
               <w:ind w:left="120"/>
             </w:pPr>
-            <w:hyperlink w:history="1" r:id="rIdwmese4rk5r7m5bwnncpwi">
+            <w:hyperlink w:history="1" r:id="rIdgmrqfdz39ielqzntkbdxr">
               <w:r>
                 <w:rPr>
                   <w:rFonts w:ascii="Arial" w:cs="Arial" w:eastAsia="Arial" w:hAnsi="Arial"/>
@@ -6787,7 +6787,7 @@
             <w:pPr>
               <w:spacing w:after="20" w:before="0"/>
             </w:pPr>
-            <w:hyperlink w:history="1" r:id="rIdd4kzwozer4_fqqdvtoxse">
+            <w:hyperlink w:history="1" r:id="rIdiuu5m26aehdio358_us1e">
               <w:r>
                 <w:rPr>
                   <w:rFonts w:ascii="Arial" w:cs="Arial" w:eastAsia="Arial" w:hAnsi="Arial"/>
@@ -6796,7 +6796,7 @@
                   <w:szCs w:val="16"/>
                   <w:u w:val="single" w:color="2E75B6"/>
                 </w:rPr>
-                <w:t xml:space="preserve">Writing proportional equations from tables</w:t>
+                <w:t xml:space="preserve">Cylinder volume &amp; surface area</w:t>
               </w:r>
             </w:hyperlink>
           </w:p>
@@ -6820,7 +6820,7 @@
               <w:spacing w:after="10" w:before="0"/>
               <w:ind w:left="120"/>
             </w:pPr>
-            <w:hyperlink w:history="1" r:id="rIdiu5ieigjaxohd09k5vrch">
+            <w:hyperlink w:history="1" r:id="rId-jmertj3tcqcbucfh68g6">
               <w:r>
                 <w:rPr>
                   <w:rFonts w:ascii="Arial" w:cs="Arial" w:eastAsia="Arial" w:hAnsi="Arial"/>
@@ -6858,14 +6858,14 @@
                 <w:sz w:val="16"/>
                 <w:szCs w:val="16"/>
               </w:rPr>
-              <w:t xml:space="preserve">📖 HTML:</w:t>
+              <w:t xml:space="preserve">📖 EXERCISE:</w:t>
             </w:r>
           </w:p>
           <w:p>
             <w:pPr>
               <w:spacing w:after="20" w:before="0"/>
             </w:pPr>
-            <w:hyperlink w:history="1" r:id="rIdwgewxplb8iupirr_wivdr">
+            <w:hyperlink w:history="1" r:id="rId59orvaaxwi9oortzacnbw">
               <w:r>
                 <w:rPr>
                   <w:rFonts w:ascii="Arial" w:cs="Arial" w:eastAsia="Arial" w:hAnsi="Arial"/>
@@ -6874,7 +6874,7 @@
                   <w:szCs w:val="16"/>
                   <w:u w:val="single" w:color="2E75B6"/>
                 </w:rPr>
-                <w:t xml:space="preserve">Volume of the Cone (PLIX)</w:t>
+                <w:t xml:space="preserve">Volume of cylinders</w:t>
               </w:r>
             </w:hyperlink>
           </w:p>
@@ -6890,7 +6890,7 @@
                 <w:sz w:val="14"/>
                 <w:szCs w:val="14"/>
               </w:rPr>
-              <w:t xml:space="preserve">Source: CK-12</w:t>
+              <w:t xml:space="preserve">Source: Khan Academy (English - US curriculum)</w:t>
             </w:r>
           </w:p>
           <w:p>
@@ -6898,7 +6898,7 @@
               <w:spacing w:after="10" w:before="0"/>
               <w:ind w:left="120"/>
             </w:pPr>
-            <w:hyperlink w:history="1" r:id="rIdhwmwjjn6zgctwjtlm1k_t">
+            <w:hyperlink w:history="1" r:id="rIdmln_3wu4llnp4pyuu4mw6">
               <w:r>
                 <w:rPr>
                   <w:rFonts w:ascii="Arial" w:cs="Arial" w:eastAsia="Arial" w:hAnsi="Arial"/>
@@ -7093,7 +7093,7 @@
             <w:pPr>
               <w:spacing w:after="20" w:before="0"/>
             </w:pPr>
-            <w:hyperlink w:history="1" r:id="rIdsg15ng_rndlsimikbtkuc">
+            <w:hyperlink w:history="1" r:id="rIdlxblgck8vlavva39ilpmn">
               <w:r>
                 <w:rPr>
                   <w:rFonts w:ascii="Arial" w:cs="Arial" w:eastAsia="Arial" w:hAnsi="Arial"/>
@@ -7102,7 +7102,7 @@
                   <w:szCs w:val="16"/>
                   <w:u w:val="single" w:color="2E75B6"/>
                 </w:rPr>
-                <w:t xml:space="preserve">Writing proportional equations from tables</w:t>
+                <w:t xml:space="preserve">Cylinder volume &amp; surface area</w:t>
               </w:r>
             </w:hyperlink>
           </w:p>
@@ -7126,7 +7126,7 @@
               <w:spacing w:after="10" w:before="0"/>
               <w:ind w:left="120"/>
             </w:pPr>
-            <w:hyperlink w:history="1" r:id="rIdpfblvid7sf2lmvsptkytj">
+            <w:hyperlink w:history="1" r:id="rIdfbvimazfnrh-gox7ostr6">
               <w:r>
                 <w:rPr>
                   <w:rFonts w:ascii="Arial" w:cs="Arial" w:eastAsia="Arial" w:hAnsi="Arial"/>
@@ -7164,14 +7164,14 @@
                 <w:sz w:val="16"/>
                 <w:szCs w:val="16"/>
               </w:rPr>
-              <w:t xml:space="preserve">📖 HTML:</w:t>
+              <w:t xml:space="preserve">📖 EXERCISE:</w:t>
             </w:r>
           </w:p>
           <w:p>
             <w:pPr>
               <w:spacing w:after="20" w:before="0"/>
             </w:pPr>
-            <w:hyperlink w:history="1" r:id="rIdqw_masvleuhhplytsrs0w">
+            <w:hyperlink w:history="1" r:id="rIdbyz68o32p10bwdrhsieia">
               <w:r>
                 <w:rPr>
                   <w:rFonts w:ascii="Arial" w:cs="Arial" w:eastAsia="Arial" w:hAnsi="Arial"/>
@@ -7180,7 +7180,7 @@
                   <w:szCs w:val="16"/>
                   <w:u w:val="single" w:color="2E75B6"/>
                 </w:rPr>
-                <w:t xml:space="preserve">Volume of the Cone (PLIX)</w:t>
+                <w:t xml:space="preserve">Volume and surface area of cylinders</w:t>
               </w:r>
             </w:hyperlink>
           </w:p>
@@ -7196,7 +7196,7 @@
                 <w:sz w:val="14"/>
                 <w:szCs w:val="14"/>
               </w:rPr>
-              <w:t xml:space="preserve">Source: CK-12</w:t>
+              <w:t xml:space="preserve">Source: Khan Academy (English - US curriculum)</w:t>
             </w:r>
           </w:p>
           <w:p>
@@ -7204,7 +7204,7 @@
               <w:spacing w:after="10" w:before="0"/>
               <w:ind w:left="120"/>
             </w:pPr>
-            <w:hyperlink w:history="1" r:id="rIdx-muvk8zbj4cntomv-we6">
+            <w:hyperlink w:history="1" r:id="rIdfc6fod8obvmjinxpkj1wo">
               <w:r>
                 <w:rPr>
                   <w:rFonts w:ascii="Arial" w:cs="Arial" w:eastAsia="Arial" w:hAnsi="Arial"/>
@@ -8691,7 +8691,313 @@
             <w:pPr>
               <w:spacing w:after="20" w:before="0"/>
             </w:pPr>
-            <w:hyperlink w:history="1" r:id="rId4ozqkqal4er5i8mofdqof">
+            <w:hyperlink w:history="1" r:id="rId8azporamaatzyvapmlsw1">
+              <w:r>
+                <w:rPr>
+                  <w:rFonts w:ascii="Arial" w:cs="Arial" w:eastAsia="Arial" w:hAnsi="Arial"/>
+                  <w:color w:val="2E75B6"/>
+                  <w:sz w:val="16"/>
+                  <w:szCs w:val="16"/>
+                  <w:u w:val="single" w:color="2E75B6"/>
+                </w:rPr>
+                <w:t xml:space="preserve">Volumes of cones intuition</w:t>
+              </w:r>
+            </w:hyperlink>
+          </w:p>
+          <w:p>
+            <w:pPr>
+              <w:spacing w:after="10" w:before="0"/>
+              <w:ind w:left="120"/>
+            </w:pPr>
+            <w:r>
+              <w:rPr>
+                <w:rFonts w:ascii="Arial" w:cs="Arial" w:eastAsia="Arial" w:hAnsi="Arial"/>
+                <w:color w:val="595959"/>
+                <w:sz w:val="14"/>
+                <w:szCs w:val="14"/>
+              </w:rPr>
+              <w:t xml:space="preserve">Source: Khan Academy (English - US curriculum)</w:t>
+            </w:r>
+          </w:p>
+          <w:p>
+            <w:pPr>
+              <w:spacing w:after="10" w:before="0"/>
+              <w:ind w:left="120"/>
+            </w:pPr>
+            <w:hyperlink w:history="1" r:id="rId392ohlw2f5osrghnytigx">
+              <w:r>
+                <w:rPr>
+                  <w:rFonts w:ascii="Arial" w:cs="Arial" w:eastAsia="Arial" w:hAnsi="Arial"/>
+                  <w:color w:val="595959"/>
+                  <w:sz w:val="14"/>
+                  <w:szCs w:val="14"/>
+                  <w:u w:val="single" w:color="595959"/>
+                </w:rPr>
+                <w:t xml:space="preserve">🔍 Search ARES for similar videos</w:t>
+              </w:r>
+            </w:hyperlink>
+          </w:p>
+          <w:p>
+            <w:pPr>
+              <w:spacing w:after="40" w:before="0"/>
+            </w:pPr>
+            <w:r>
+              <w:rPr>
+                <w:sz w:val="14"/>
+                <w:szCs w:val="14"/>
+              </w:rPr>
+              <w:t xml:space="preserve"/>
+            </w:r>
+          </w:p>
+          <w:p>
+            <w:pPr>
+              <w:spacing w:after="20" w:before="0"/>
+            </w:pPr>
+            <w:r>
+              <w:rPr>
+                <w:rFonts w:ascii="Arial" w:cs="Arial" w:eastAsia="Arial" w:hAnsi="Arial"/>
+                <w:b/>
+                <w:bCs/>
+                <w:color w:val="1F3864"/>
+                <w:sz w:val="16"/>
+                <w:szCs w:val="16"/>
+              </w:rPr>
+              <w:t xml:space="preserve">📖 EXERCISE:</w:t>
+            </w:r>
+          </w:p>
+          <w:p>
+            <w:pPr>
+              <w:spacing w:after="20" w:before="0"/>
+            </w:pPr>
+            <w:hyperlink w:history="1" r:id="rIdt-uytfpglemd6u9_z-cgh">
+              <w:r>
+                <w:rPr>
+                  <w:rFonts w:ascii="Arial" w:cs="Arial" w:eastAsia="Arial" w:hAnsi="Arial"/>
+                  <w:color w:val="2E75B6"/>
+                  <w:sz w:val="16"/>
+                  <w:szCs w:val="16"/>
+                  <w:u w:val="single" w:color="2E75B6"/>
+                </w:rPr>
+                <w:t xml:space="preserve">Apply volume of solids</w:t>
+              </w:r>
+            </w:hyperlink>
+          </w:p>
+          <w:p>
+            <w:pPr>
+              <w:spacing w:after="10" w:before="0"/>
+              <w:ind w:left="120"/>
+            </w:pPr>
+            <w:r>
+              <w:rPr>
+                <w:rFonts w:ascii="Arial" w:cs="Arial" w:eastAsia="Arial" w:hAnsi="Arial"/>
+                <w:color w:val="595959"/>
+                <w:sz w:val="14"/>
+                <w:szCs w:val="14"/>
+              </w:rPr>
+              <w:t xml:space="preserve">Source: Khan Academy (English - US curriculum)</w:t>
+            </w:r>
+          </w:p>
+          <w:p>
+            <w:pPr>
+              <w:spacing w:after="10" w:before="0"/>
+              <w:ind w:left="120"/>
+            </w:pPr>
+            <w:hyperlink w:history="1" r:id="rIdbmjt3a3ip-l7xxjsoo_hk">
+              <w:r>
+                <w:rPr>
+                  <w:rFonts w:ascii="Arial" w:cs="Arial" w:eastAsia="Arial" w:hAnsi="Arial"/>
+                  <w:color w:val="595959"/>
+                  <w:sz w:val="14"/>
+                  <w:szCs w:val="14"/>
+                  <w:u w:val="single" w:color="595959"/>
+                </w:rPr>
+                <w:t xml:space="preserve">🔍 Search ARES for similar readings</w:t>
+              </w:r>
+            </w:hyperlink>
+          </w:p>
+        </w:tc>
+        <w:tc>
+          <w:tcPr>
+            <w:tcW w:type="dxa" w:w="3040"/>
+            <w:shd w:fill="FFFFFF" w:color="auto" w:val="clear"/>
+            <w:tcMar>
+              <w:top w:type="dxa" w:w="60"/>
+              <w:left w:type="dxa" w:w="120"/>
+              <w:bottom w:type="dxa" w:w="60"/>
+              <w:right w:type="dxa" w:w="120"/>
+            </w:tcMar>
+            <w:vAlign w:val="top"/>
+          </w:tcPr>
+          <w:p>
+            <w:pPr>
+              <w:spacing w:after="40" w:before="0"/>
+              <w:jc w:val="left"/>
+            </w:pPr>
+            <w:r>
+              <w:rPr>
+                <w:rFonts w:ascii="Arial" w:cs="Arial" w:eastAsia="Arial" w:hAnsi="Arial"/>
+                <w:b w:val="false"/>
+                <w:bCs w:val="false"/>
+                <w:i w:val="false"/>
+                <w:iCs w:val="false"/>
+                <w:color w:val="000000"/>
+                <w:sz w:val="18"/>
+                <w:szCs w:val="18"/>
+              </w:rPr>
+              <w:t xml:space="preserve">Learners receive a half-page prompt card showing a sketch of a square-based pyramid and its enclosing cuboid (same base dimensions and height), both labelled with base side s = 12 cm and height h = 15 cm. Working individually and silently for 3 minutes, they write two predictions in their exercise books: (a) 'What fraction of the cuboid's volume do you think the pyramid holds? Give a reason linked to what we learned about cones and cylinders.' (b) 'If the cuboid holds 120 litres of grain, predict how many litres the pyramid holds.' After 3 minutes, learners share predictions with a shoulder partner for 2 minutes, then the teacher cold-calls 4 learners to share with the class.</w:t>
+            </w:r>
+          </w:p>
+        </w:tc>
+        <w:tc>
+          <w:tcPr>
+            <w:tcW w:type="dxa" w:w="3040"/>
+            <w:shd w:fill="F2F2F2" w:color="auto" w:val="clear"/>
+            <w:tcMar>
+              <w:top w:type="dxa" w:w="60"/>
+              <w:left w:type="dxa" w:w="120"/>
+              <w:bottom w:type="dxa" w:w="60"/>
+              <w:right w:type="dxa" w:w="120"/>
+            </w:tcMar>
+            <w:vAlign w:val="top"/>
+          </w:tcPr>
+          <w:p>
+            <w:pPr>
+              <w:spacing w:after="40" w:before="0"/>
+              <w:jc w:val="left"/>
+            </w:pPr>
+            <w:r>
+              <w:rPr>
+                <w:rFonts w:ascii="Arial" w:cs="Arial" w:eastAsia="Arial" w:hAnsi="Arial"/>
+                <w:b w:val="false"/>
+                <w:bCs w:val="false"/>
+                <w:i w:val="false"/>
+                <w:iCs w:val="false"/>
+                <w:color w:val="000000"/>
+                <w:sz w:val="18"/>
+                <w:szCs w:val="18"/>
+              </w:rPr>
+              <w:t xml:space="preserve">Distribute prompt cards face-down. Say: 'Turn your card over. You have 3 minutes — silent, individual thinking. Write your prediction AND your reason. I am looking for a connection to what we proved last lesson about cones and cylinders.' Start a visible 3-minute timer. Circulate and read over shoulders; note 2 learners who wrote 'one-third' and 2 who wrote a different fraction — you will cold-call all four. After 3 minutes say: 'Share with your shoulder partner for 2 minutes — convince each other.' After partner talk, say: 'I am going to hear from four people. Amina — what did you predict and why? [WAIT 12 seconds.] Thank you. James — do you agree or disagree with Amina? [WAIT 10 seconds.]' Cold-call 4 learners total. Record predictions in two columns on the board: 'One-third camp' and 'Other fraction camp'. Do NOT confirm or deny. Say: 'Let us gather evidence to settle this.'</w:t>
+            </w:r>
+          </w:p>
+        </w:tc>
+        <w:tc>
+          <w:tcPr>
+            <w:tcW w:type="dxa" w:w="3040"/>
+            <w:shd w:fill="FFFFFF" w:color="auto" w:val="clear"/>
+            <w:tcMar>
+              <w:top w:type="dxa" w:w="60"/>
+              <w:left w:type="dxa" w:w="120"/>
+              <w:bottom w:type="dxa" w:w="60"/>
+              <w:right w:type="dxa" w:w="120"/>
+            </w:tcMar>
+            <w:vAlign w:val="top"/>
+          </w:tcPr>
+          <w:p>
+            <w:pPr>
+              <w:spacing w:after="40" w:before="0"/>
+              <w:jc w:val="left"/>
+            </w:pPr>
+            <w:r>
+              <w:rPr>
+                <w:rFonts w:ascii="Arial" w:cs="Arial" w:eastAsia="Arial" w:hAnsi="Arial"/>
+                <w:b w:val="false"/>
+                <w:bCs w:val="false"/>
+                <w:i w:val="false"/>
+                <w:iCs w:val="false"/>
+                <w:color w:val="000000"/>
+                <w:sz w:val="18"/>
+                <w:szCs w:val="18"/>
+              </w:rPr>
+              <w:t xml:space="preserve">Prediction with Justified Reasoning — learners are required to anchor their numeric prediction to a causal reason (the cone-cylinder pattern), activating prior knowledge and creating a cognitive need to test the claim. Recording two 'camps' on the board makes the disagreement visible and motivates the evidence phase.</w:t>
+            </w:r>
+          </w:p>
+        </w:tc>
+        <w:tc>
+          <w:tcPr>
+            <w:tcW w:type="dxa" w:w="3040"/>
+            <w:shd w:fill="F2F2F2" w:color="auto" w:val="clear"/>
+            <w:tcMar>
+              <w:top w:type="dxa" w:w="60"/>
+              <w:left w:type="dxa" w:w="120"/>
+              <w:bottom w:type="dxa" w:w="60"/>
+              <w:right w:type="dxa" w:w="120"/>
+            </w:tcMar>
+            <w:vAlign w:val="top"/>
+          </w:tcPr>
+          <w:p>
+            <w:pPr>
+              <w:spacing w:after="40" w:before="0"/>
+              <w:jc w:val="left"/>
+            </w:pPr>
+            <w:r>
+              <w:rPr>
+                <w:rFonts w:ascii="Arial" w:cs="Arial" w:eastAsia="Arial" w:hAnsi="Arial"/>
+                <w:b w:val="false"/>
+                <w:bCs w:val="false"/>
+                <w:i w:val="false"/>
+                <w:iCs w:val="false"/>
+                <w:color w:val="000000"/>
+                <w:sz w:val="18"/>
+                <w:szCs w:val="18"/>
+              </w:rPr>
+              <w:t xml:space="preserve">Observable indicator: learner has written a numeric prediction (fraction or litre value) AND a written reason that references either 'one-third', 'cone', or 'cylinder'. Teacher scans exercise books during circulation; learners who have only a number with no reason are prompted: 'Add one sentence — why do you think that?'</w:t>
+            </w:r>
+          </w:p>
+        </w:tc>
+      </w:tr>
+      <w:tr>
+        <w:tc>
+          <w:tcPr>
+            <w:tcW w:type="dxa" w:w="1520"/>
+            <w:shd w:fill="D9EEF1" w:color="auto" w:val="clear"/>
+            <w:tcMar>
+              <w:top w:type="dxa" w:w="60"/>
+              <w:left w:type="dxa" w:w="120"/>
+              <w:bottom w:type="dxa" w:w="60"/>
+              <w:right w:type="dxa" w:w="120"/>
+            </w:tcMar>
+            <w:vAlign w:val="top"/>
+          </w:tcPr>
+          <w:p>
+            <w:pPr>
+              <w:spacing w:after="40" w:before="0"/>
+              <w:jc w:val="left"/>
+            </w:pPr>
+            <w:r>
+              <w:rPr>
+                <w:rFonts w:ascii="Arial" w:cs="Arial" w:eastAsia="Arial" w:hAnsi="Arial"/>
+                <w:b/>
+                <w:bCs/>
+                <w:i w:val="false"/>
+                <w:iCs w:val="false"/>
+                <w:color w:val="000000"/>
+                <w:sz w:val="18"/>
+                <w:szCs w:val="18"/>
+              </w:rPr>
+              <w:t xml:space="preserve">Observe Phase</w:t>
+            </w:r>
+          </w:p>
+          <w:p>
+            <w:pPr>
+              <w:spacing w:after="20" w:before="0"/>
+            </w:pPr>
+            <w:r>
+              <w:rPr>
+                <w:rFonts w:ascii="Arial" w:cs="Arial" w:eastAsia="Arial" w:hAnsi="Arial"/>
+                <w:b/>
+                <w:bCs/>
+                <w:color w:val="1F3864"/>
+                <w:sz w:val="16"/>
+                <w:szCs w:val="16"/>
+              </w:rPr>
+              <w:t xml:space="preserve">📹 VIDEO:</w:t>
+            </w:r>
+          </w:p>
+          <w:p>
+            <w:pPr>
+              <w:spacing w:after="20" w:before="0"/>
+            </w:pPr>
+            <w:hyperlink w:history="1" r:id="rIdwssxcn0uksi7agjwnl7rb">
               <w:r>
                 <w:rPr>
                   <w:rFonts w:ascii="Arial" w:cs="Arial" w:eastAsia="Arial" w:hAnsi="Arial"/>
@@ -8724,7 +9030,7 @@
               <w:spacing w:after="10" w:before="0"/>
               <w:ind w:left="120"/>
             </w:pPr>
-            <w:hyperlink w:history="1" r:id="rIdtycimuqnnlibzxrzgfmuh">
+            <w:hyperlink w:history="1" r:id="rId0vls37kgxofykgstosmkl">
               <w:r>
                 <w:rPr>
                   <w:rFonts w:ascii="Arial" w:cs="Arial" w:eastAsia="Arial" w:hAnsi="Arial"/>
@@ -8769,7 +9075,7 @@
             <w:pPr>
               <w:spacing w:after="20" w:before="0"/>
             </w:pPr>
-            <w:hyperlink w:history="1" r:id="rIduu697z21usckegeyqencd">
+            <w:hyperlink w:history="1" r:id="rIdwukuthrwcbhw7_-ukbvgd">
               <w:r>
                 <w:rPr>
                   <w:rFonts w:ascii="Arial" w:cs="Arial" w:eastAsia="Arial" w:hAnsi="Arial"/>
@@ -8778,7 +9084,7 @@
                   <w:szCs w:val="16"/>
                   <w:u w:val="single" w:color="2E75B6"/>
                 </w:rPr>
-                <w:t xml:space="preserve">Comparing Standard Units of Volume (PLIX)</w:t>
+                <w:t xml:space="preserve">Volume of Pyramids: Fluctuating Height (PLIX)</w:t>
               </w:r>
             </w:hyperlink>
           </w:p>
@@ -8802,7 +9108,7 @@
               <w:spacing w:after="10" w:before="0"/>
               <w:ind w:left="120"/>
             </w:pPr>
-            <w:hyperlink w:history="1" r:id="rIdbbiitcwez7pekuugbabnd">
+            <w:hyperlink w:history="1" r:id="rIds7bfp_eir_0sfzi3eue9r">
               <w:r>
                 <w:rPr>
                   <w:rFonts w:ascii="Arial" w:cs="Arial" w:eastAsia="Arial" w:hAnsi="Arial"/>
@@ -8844,7 +9150,7 @@
                 <w:sz w:val="18"/>
                 <w:szCs w:val="18"/>
               </w:rPr>
-              <w:t xml:space="preserve">Learners receive a half-page prompt card showing a sketch of a square-based pyramid and its enclosing cuboid (same base dimensions and height), both labelled with base side s = 12 cm and height h = 15 cm. Working individually and silently for 3 minutes, they write two predictions in their exercise books: (a) 'What fraction of the cuboid's volume do you think the pyramid holds? Give a reason linked to what we learned about cones and cylinders.' (b) 'If the cuboid holds 120 litres of grain, predict how many litres the pyramid holds.' After 3 minutes, learners share predictions with a shoulder partner for 2 minutes, then the teacher cold-calls 4 learners to share with the class.</w:t>
+              <w:t xml:space="preserve">Pairs receive one pre-made open-top card-stock square-based pyramid and one open-top cuboid of identical base (10 cm × 10 cm) and height (12 cm), plus a cup of dry rice/sand and a 250 ml measuring jug. Step 1 (5 min): Pairs fill the pyramid level-full with rice, then pour it into the cuboid. They repeat and tally how many full pyramids of rice it takes to fill the cuboid completely. Step 2 (5 min): Pairs record their tally, compute the cuboid volume (V = l × w × h = 10 × 10 × 12 = 1 200 cm³) and use their tally to write the fraction pyramid/cuboid. Step 3 (5 min): Pairs measure their pyramid's base side and height with a ruler, then use V = ⅓ × s² × h to compute the theoretical pyramid volume and compare with the experimental fraction. Step 4 (5 min): Each pair reads 'Grain-store card A' — a diagram of a pyramidal grain store used in Eldoret with base 3 m × 3 m and height 2.4 m — and uses the formula to calculate the volume in m³ and convert to litres (1 m³ = 1 000 litres). Pairs record all steps in a structured 'Evidence Table' on a printed worksheet.</w:t>
             </w:r>
           </w:p>
         </w:tc>
@@ -8876,7 +9182,7 @@
                 <w:sz w:val="18"/>
                 <w:szCs w:val="18"/>
               </w:rPr>
-              <w:t xml:space="preserve">Distribute prompt cards face-down. Say: 'Turn your card over. You have 3 minutes — silent, individual thinking. Write your prediction AND your reason. I am looking for a connection to what we proved last lesson about cones and cylinders.' Start a visible 3-minute timer. Circulate and read over shoulders; note 2 learners who wrote 'one-third' and 2 who wrote a different fraction — you will cold-call all four. After 3 minutes say: 'Share with your shoulder partner for 2 minutes — convince each other.' After partner talk, say: 'I am going to hear from four people. Amina — what did you predict and why? [WAIT 12 seconds.] Thank you. James — do you agree or disagree with Amina? [WAIT 10 seconds.]' Cold-call 4 learners total. Record predictions in two columns on the board: 'One-third camp' and 'Other fraction camp'. Do NOT confirm or deny. Say: 'Let us gather evidence to settle this.'</w:t>
+              <w:t xml:space="preserve">Before distributing materials say: 'You are going to do what scientists do — let the physical world tell us the answer. Your job is to fill carefully and count carefully. No spilling.' Distribute kits. After 2 minutes of filling say: 'Pause. Look at your tally so far. Whisper to your partner: is the pyramid going to need more or fewer fills than you predicted?' [WAIT 10 seconds.] Continue circulating. When most pairs have completed 3 fills say: 'If you have filled three times and the cuboid is not yet full, what does that tell you? [WAIT 12 seconds.] Keep going.' After Step 2, pause the class: 'Hands up — who got exactly 3 fills?' [Count hands aloud.] 'Who got close to 3 but not exactly — what might cause that?' [Cold-call 2 learners, WAIT 10 seconds each.] After Step 3 say: 'Compare your experimental fraction with your formula fraction. Are they the same? If not, write one sentence explaining why.' After Step 4 say: 'Now connect this to our Kericho farmers. The tea-farmer uses a conical cover and the Eldoret grain-store is a pyramid. What do these two shapes have in common mathematically?' [Cold-call 2 learners, WAIT 12 seconds each.]</w:t>
             </w:r>
           </w:p>
         </w:tc>
@@ -8908,7 +9214,7 @@
                 <w:sz w:val="18"/>
                 <w:szCs w:val="18"/>
               </w:rPr>
-              <w:t xml:space="preserve">Prediction with Justified Reasoning — learners are required to anchor their numeric prediction to a causal reason (the cone-cylinder pattern), activating prior knowledge and creating a cognitive need to test the claim. Recording two 'camps' on the board makes the disagreement visible and motivates the evidence phase.</w:t>
+              <w:t xml:space="preserve">Hands-On Physical Modelling with Formula Verification — the concrete rice-filling activity generates experiential data (3 fills = one-third), which learners then reconcile with the algebraic formula. The two-step approach (experimental → formula) builds conceptual understanding before procedural fluency, preventing formula-as-magic-rule thinking.</w:t>
             </w:r>
           </w:p>
         </w:tc>
@@ -8940,7 +9246,7 @@
                 <w:sz w:val="18"/>
                 <w:szCs w:val="18"/>
               </w:rPr>
-              <w:t xml:space="preserve">Observable indicator: learner has written a numeric prediction (fraction or litre value) AND a written reason that references either 'one-third', 'cone', or 'cylinder'. Teacher scans exercise books during circulation; learners who have only a number with no reason are prompted: 'Add one sentence — why do you think that?'</w:t>
+              <w:t xml:space="preserve">Observable indicators: (1) Learner's Evidence Table shows a tally of 3 (±0.2 tolerance noted) and the fraction ⅓ written explicitly. (2) Learner has correctly computed V(cuboid) = 1 200 cm³ and V(pyramid) = 400 cm³ from the formula. (3) Grain-store card A: learner has written V = ⅓ × 9 × 2.4 = 7.2 m³ = 7 200 litres. Teacher checks Step 4 answers by circulating and initialling correct work before the class moves on.</w:t>
             </w:r>
           </w:p>
         </w:tc>
@@ -8949,32 +9255,32 @@
         <w:tc>
           <w:tcPr>
             <w:tcW w:type="dxa" w:w="1520"/>
-            <w:shd w:fill="D9EEF1" w:color="auto" w:val="clear"/>
-            <w:tcMar>
-              <w:top w:type="dxa" w:w="60"/>
-              <w:left w:type="dxa" w:w="120"/>
-              <w:bottom w:type="dxa" w:w="60"/>
-              <w:right w:type="dxa" w:w="120"/>
-            </w:tcMar>
-            <w:vAlign w:val="top"/>
-          </w:tcPr>
-          <w:p>
-            <w:pPr>
-              <w:spacing w:after="40" w:before="0"/>
-              <w:jc w:val="left"/>
-            </w:pPr>
-            <w:r>
-              <w:rPr>
-                <w:rFonts w:ascii="Arial" w:cs="Arial" w:eastAsia="Arial" w:hAnsi="Arial"/>
-                <w:b/>
-                <w:bCs/>
-                <w:i w:val="false"/>
-                <w:iCs w:val="false"/>
-                <w:color w:val="000000"/>
-                <w:sz w:val="18"/>
-                <w:szCs w:val="18"/>
-              </w:rPr>
-              <w:t xml:space="preserve">Observe Phase</w:t>
+            <w:shd w:fill="E2EFDA" w:color="auto" w:val="clear"/>
+            <w:tcMar>
+              <w:top w:type="dxa" w:w="60"/>
+              <w:left w:type="dxa" w:w="120"/>
+              <w:bottom w:type="dxa" w:w="60"/>
+              <w:right w:type="dxa" w:w="120"/>
+            </w:tcMar>
+            <w:vAlign w:val="top"/>
+          </w:tcPr>
+          <w:p>
+            <w:pPr>
+              <w:spacing w:after="40" w:before="0"/>
+              <w:jc w:val="left"/>
+            </w:pPr>
+            <w:r>
+              <w:rPr>
+                <w:rFonts w:ascii="Arial" w:cs="Arial" w:eastAsia="Arial" w:hAnsi="Arial"/>
+                <w:b/>
+                <w:bCs/>
+                <w:i w:val="false"/>
+                <w:iCs w:val="false"/>
+                <w:color w:val="000000"/>
+                <w:sz w:val="18"/>
+                <w:szCs w:val="18"/>
+              </w:rPr>
+              <w:t xml:space="preserve">Explain Phase</w:t>
             </w:r>
           </w:p>
           <w:p>
@@ -8997,7 +9303,7 @@
             <w:pPr>
               <w:spacing w:after="20" w:before="0"/>
             </w:pPr>
-            <w:hyperlink w:history="1" r:id="rId7epze0ajnbqt_yqshvuv3">
+            <w:hyperlink w:history="1" r:id="rIdqcdt6-rg8cnpdr8buq3eq">
               <w:r>
                 <w:rPr>
                   <w:rFonts w:ascii="Arial" w:cs="Arial" w:eastAsia="Arial" w:hAnsi="Arial"/>
@@ -9006,7 +9312,7 @@
                   <w:szCs w:val="16"/>
                   <w:u w:val="single" w:color="2E75B6"/>
                 </w:rPr>
-                <w:t xml:space="preserve">Volume of a Pyramid - Overview</w:t>
+                <w:t xml:space="preserve">Recognizing common 3D shapes</w:t>
               </w:r>
             </w:hyperlink>
           </w:p>
@@ -9022,7 +9328,7 @@
                 <w:sz w:val="14"/>
                 <w:szCs w:val="14"/>
               </w:rPr>
-              <w:t xml:space="preserve">Source: CK-12</w:t>
+              <w:t xml:space="preserve">Source: Khan Academy (English - US curriculum)</w:t>
             </w:r>
           </w:p>
           <w:p>
@@ -9030,7 +9336,7 @@
               <w:spacing w:after="10" w:before="0"/>
               <w:ind w:left="120"/>
             </w:pPr>
-            <w:hyperlink w:history="1" r:id="rIds-k3urp6mwgi8dgwkljwq">
+            <w:hyperlink w:history="1" r:id="rId33bcmjgaj3vwvveob8kow">
               <w:r>
                 <w:rPr>
                   <w:rFonts w:ascii="Arial" w:cs="Arial" w:eastAsia="Arial" w:hAnsi="Arial"/>
@@ -9068,14 +9374,14 @@
                 <w:sz w:val="16"/>
                 <w:szCs w:val="16"/>
               </w:rPr>
-              <w:t xml:space="preserve">📖 HTML:</w:t>
+              <w:t xml:space="preserve">📖 EXERCISE:</w:t>
             </w:r>
           </w:p>
           <w:p>
             <w:pPr>
               <w:spacing w:after="20" w:before="0"/>
             </w:pPr>
-            <w:hyperlink w:history="1" r:id="rIdg5pcoaljknnrownyx2qk4">
+            <w:hyperlink w:history="1" r:id="rIdzpvr3qsdo0ajrbhyevlib">
               <w:r>
                 <w:rPr>
                   <w:rFonts w:ascii="Arial" w:cs="Arial" w:eastAsia="Arial" w:hAnsi="Arial"/>
@@ -9084,7 +9390,7 @@
                   <w:szCs w:val="16"/>
                   <w:u w:val="single" w:color="2E75B6"/>
                 </w:rPr>
-                <w:t xml:space="preserve">Comparing Standard Units of Volume (PLIX)</w:t>
+                <w:t xml:space="preserve">Apply volume of solids</w:t>
               </w:r>
             </w:hyperlink>
           </w:p>
@@ -9100,7 +9406,7 @@
                 <w:sz w:val="14"/>
                 <w:szCs w:val="14"/>
               </w:rPr>
-              <w:t xml:space="preserve">Source: CK-12</w:t>
+              <w:t xml:space="preserve">Source: Khan Academy (English - US curriculum)</w:t>
             </w:r>
           </w:p>
           <w:p>
@@ -9108,7 +9414,7 @@
               <w:spacing w:after="10" w:before="0"/>
               <w:ind w:left="120"/>
             </w:pPr>
-            <w:hyperlink w:history="1" r:id="rIdwhgovv5yxlj7flbzv4wbq">
+            <w:hyperlink w:history="1" r:id="rId5blgtg3qp7czwpufzj61w">
               <w:r>
                 <w:rPr>
                   <w:rFonts w:ascii="Arial" w:cs="Arial" w:eastAsia="Arial" w:hAnsi="Arial"/>
@@ -9150,7 +9456,7 @@
                 <w:sz w:val="18"/>
                 <w:szCs w:val="18"/>
               </w:rPr>
-              <w:t xml:space="preserve">Pairs receive one pre-made open-top card-stock square-based pyramid and one open-top cuboid of identical base (10 cm × 10 cm) and height (12 cm), plus a cup of dry rice/sand and a 250 ml measuring jug. Step 1 (5 min): Pairs fill the pyramid level-full with rice, then pour it into the cuboid. They repeat and tally how many full pyramids of rice it takes to fill the cuboid completely. Step 2 (5 min): Pairs record their tally, compute the cuboid volume (V = l × w × h = 10 × 10 × 12 = 1 200 cm³) and use their tally to write the fraction pyramid/cuboid. Step 3 (5 min): Pairs measure their pyramid's base side and height with a ruler, then use V = ⅓ × s² × h to compute the theoretical pyramid volume and compare with the experimental fraction. Step 4 (5 min): Each pair reads 'Grain-store card A' — a diagram of a pyramidal grain store used in Eldoret with base 3 m × 3 m and height 2.4 m — and uses the formula to calculate the volume in m³ and convert to litres (1 m³ = 1 000 litres). Pairs record all steps in a structured 'Evidence Table' on a printed worksheet.</w:t>
+              <w:t xml:space="preserve">Learners work in groups of four on three tiered application problems, all set in Kenyan contexts. Problem 1 (Accessible): A pyramidal heap-cover used by tea pickers in Kericho has a square base of side 80 cm and a height of 60 cm. Calculate its volume in cm³ and convert to litres. Problem 2 (Standard): A grain store in Kisumu is built in the shape of a square pyramid with base 4 m × 4 m and height 3 m. The farmer wants to store 20 m³ of maize. How many such stores does she need? Problem 3 (Extended): A community in the Rift Valley uses two pyramidal stores: Store A has base 2.5 m × 2.5 m and height 3.6 m; Store B has base 3 m × 3 m and height 2 m. Which store holds more githeri (dry beans and maize)? By how many litres? Each group attempts all three, then one group presents Problem 2 and another presents Problem 3 to the class. Presenters must say: 'Our formula is…', 'We substituted…', and 'Our answer means that in the context of the farmer…'</w:t>
             </w:r>
           </w:p>
         </w:tc>
@@ -9182,7 +9488,7 @@
                 <w:sz w:val="18"/>
                 <w:szCs w:val="18"/>
               </w:rPr>
-              <w:t xml:space="preserve">Before distributing materials say: 'You are going to do what scientists do — let the physical world tell us the answer. Your job is to fill carefully and count carefully. No spilling.' Distribute kits. After 2 minutes of filling say: 'Pause. Look at your tally so far. Whisper to your partner: is the pyramid going to need more or fewer fills than you predicted?' [WAIT 10 seconds.] Continue circulating. When most pairs have completed 3 fills say: 'If you have filled three times and the cuboid is not yet full, what does that tell you? [WAIT 12 seconds.] Keep going.' After Step 2, pause the class: 'Hands up — who got exactly 3 fills?' [Count hands aloud.] 'Who got close to 3 but not exactly — what might cause that?' [Cold-call 2 learners, WAIT 10 seconds each.] After Step 3 say: 'Compare your experimental fraction with your formula fraction. Are they the same? If not, write one sentence explaining why.' After Step 4 say: 'Now connect this to our Kericho farmers. The tea-farmer uses a conical cover and the Eldoret grain-store is a pyramid. What do these two shapes have in common mathematically?' [Cold-call 2 learners, WAIT 12 seconds each.]</w:t>
+              <w:t xml:space="preserve">Say: 'These three problems are all about Kenyan farmers storing food. Every calculation you do must end with a sentence that means something to a real farmer — not just a number.' Set a 12-minute group work timer. Circulate to Problem 2 groups first (most common error: forgetting to divide by 3). Prompt: 'You wrote V = 4 × 4 × 3. Is there a step missing? Look at your Evidence Table.' [WAIT 12 seconds.] For Problem 3 prompt struggling groups: 'Calculate each store separately first. Then subtract.' After 12 minutes select two groups for presentations. After each presentation ask the class: 'Do you agree with their formula substitution? Show me thumbs up, sideways or down.' [Pause 8 seconds.] Cold-call one 'sideways' learner: 'What concerns you? [WAIT 12 seconds.]' After both presentations ask the whole class: 'Look at the cone in our Kericho phenomenon and the pyramid in these problems. What is the shared mathematical secret?' [WAIT 15 seconds.] Cold-call 3 learners. Consolidate on the board: V(pyramid) = ⅓ × b² × h alongside V(cone) = ⅓ × π r² × h, circling the ⅓ in both.</w:t>
             </w:r>
           </w:p>
         </w:tc>
@@ -9214,7 +9520,7 @@
                 <w:sz w:val="18"/>
                 <w:szCs w:val="18"/>
               </w:rPr>
-              <w:t xml:space="preserve">Hands-On Physical Modelling with Formula Verification — the concrete rice-filling activity generates experiential data (3 fills = one-third), which learners then reconcile with the algebraic formula. The two-step approach (experimental → formula) builds conceptual understanding before procedural fluency, preventing formula-as-magic-rule thinking.</w:t>
+              <w:t xml:space="preserve">Structured Group Problem Solving with Public Presentation — tiered problems ensure all learners access the formula while the presentation requirement ('our answer means that…') forces contextualisation. Displaying V(pyramid) and V(cone) side-by-side on the board makes the structural pattern explicit, supporting transfer to frustums in later lessons.</w:t>
             </w:r>
           </w:p>
         </w:tc>
@@ -9246,7 +9552,7 @@
                 <w:sz w:val="18"/>
                 <w:szCs w:val="18"/>
               </w:rPr>
-              <w:t xml:space="preserve">Observable indicators: (1) Learner's Evidence Table shows a tally of 3 (±0.2 tolerance noted) and the fraction ⅓ written explicitly. (2) Learner has correctly computed V(cuboid) = 1 200 cm³ and V(pyramid) = 400 cm³ from the formula. (3) Grain-store card A: learner has written V = ⅓ × 9 × 2.4 = 7.2 m³ = 7 200 litres. Teacher checks Step 4 answers by circulating and initialling correct work before the class moves on.</w:t>
+              <w:t xml:space="preserve">Observable indicators: (1) Problem 1: V = ⅓ × 80² × 60 = 128 000 cm³ = 128 litres — learner has shown the division-by-3 step explicitly. (2) Problem 2: V = ⅓ × 16 × 3 = 16 m³; 20 ÷ 16 = 1.25, so 2 stores needed — learner has interpreted the non-integer answer correctly in context. (3) Problem 3: Store A = 7 500 litres, Store B = 6 000 litres; A holds 1 500 litres more — learner has converted both to litres before comparing. Teacher stamps or ticks at least Problem 1 in each learner's book before the DQB phase.</w:t>
             </w:r>
           </w:p>
         </w:tc>
@@ -9255,32 +9561,32 @@
         <w:tc>
           <w:tcPr>
             <w:tcW w:type="dxa" w:w="1520"/>
-            <w:shd w:fill="E2EFDA" w:color="auto" w:val="clear"/>
-            <w:tcMar>
-              <w:top w:type="dxa" w:w="60"/>
-              <w:left w:type="dxa" w:w="120"/>
-              <w:bottom w:type="dxa" w:w="60"/>
-              <w:right w:type="dxa" w:w="120"/>
-            </w:tcMar>
-            <w:vAlign w:val="top"/>
-          </w:tcPr>
-          <w:p>
-            <w:pPr>
-              <w:spacing w:after="40" w:before="0"/>
-              <w:jc w:val="left"/>
-            </w:pPr>
-            <w:r>
-              <w:rPr>
-                <w:rFonts w:ascii="Arial" w:cs="Arial" w:eastAsia="Arial" w:hAnsi="Arial"/>
-                <w:b/>
-                <w:bCs/>
-                <w:i w:val="false"/>
-                <w:iCs w:val="false"/>
-                <w:color w:val="000000"/>
-                <w:sz w:val="18"/>
-                <w:szCs w:val="18"/>
-              </w:rPr>
-              <w:t xml:space="preserve">Explain Phase</w:t>
+            <w:shd w:fill="FCE4D6" w:color="auto" w:val="clear"/>
+            <w:tcMar>
+              <w:top w:type="dxa" w:w="60"/>
+              <w:left w:type="dxa" w:w="120"/>
+              <w:bottom w:type="dxa" w:w="60"/>
+              <w:right w:type="dxa" w:w="120"/>
+            </w:tcMar>
+            <w:vAlign w:val="top"/>
+          </w:tcPr>
+          <w:p>
+            <w:pPr>
+              <w:spacing w:after="40" w:before="0"/>
+              <w:jc w:val="left"/>
+            </w:pPr>
+            <w:r>
+              <w:rPr>
+                <w:rFonts w:ascii="Arial" w:cs="Arial" w:eastAsia="Arial" w:hAnsi="Arial"/>
+                <w:b/>
+                <w:bCs/>
+                <w:i w:val="false"/>
+                <w:iCs w:val="false"/>
+                <w:color w:val="000000"/>
+                <w:sz w:val="18"/>
+                <w:szCs w:val="18"/>
+              </w:rPr>
+              <w:t xml:space="preserve">Driving Question Board (DQB) Creation</w:t>
             </w:r>
           </w:p>
           <w:p>
@@ -9303,7 +9609,7 @@
             <w:pPr>
               <w:spacing w:after="20" w:before="0"/>
             </w:pPr>
-            <w:hyperlink w:history="1" r:id="rIdbdtc5e7x_l6dnw0butywu">
+            <w:hyperlink w:history="1" r:id="rId7mn9irq8kyd61hnh7y7x4">
               <w:r>
                 <w:rPr>
                   <w:rFonts w:ascii="Arial" w:cs="Arial" w:eastAsia="Arial" w:hAnsi="Arial"/>
@@ -9312,7 +9618,7 @@
                   <w:szCs w:val="16"/>
                   <w:u w:val="single" w:color="2E75B6"/>
                 </w:rPr>
-                <w:t xml:space="preserve">Volume of a Pyramid - Overview</w:t>
+                <w:t xml:space="preserve">Selecting the Correct Capacity Conversion (English Units)</w:t>
               </w:r>
             </w:hyperlink>
           </w:p>
@@ -9336,7 +9642,7 @@
               <w:spacing w:after="10" w:before="0"/>
               <w:ind w:left="120"/>
             </w:pPr>
-            <w:hyperlink w:history="1" r:id="rIdkan8_fjnll40hpdbm0ru3">
+            <w:hyperlink w:history="1" r:id="rIdsrotyrwnr1wdgxndcoyqk">
               <w:r>
                 <w:rPr>
                   <w:rFonts w:ascii="Arial" w:cs="Arial" w:eastAsia="Arial" w:hAnsi="Arial"/>
@@ -9374,14 +9680,14 @@
                 <w:sz w:val="16"/>
                 <w:szCs w:val="16"/>
               </w:rPr>
-              <w:t xml:space="preserve">📖 HTML:</w:t>
+              <w:t xml:space="preserve">📖 EXERCISE:</w:t>
             </w:r>
           </w:p>
           <w:p>
             <w:pPr>
               <w:spacing w:after="20" w:before="0"/>
             </w:pPr>
-            <w:hyperlink w:history="1" r:id="rId9yvdljzjt5lbuyshoefep">
+            <w:hyperlink w:history="1" r:id="rIdsgdq2bpub--hza8sur88e">
               <w:r>
                 <w:rPr>
                   <w:rFonts w:ascii="Arial" w:cs="Arial" w:eastAsia="Arial" w:hAnsi="Arial"/>
@@ -9390,7 +9696,7 @@
                   <w:szCs w:val="16"/>
                   <w:u w:val="single" w:color="2E75B6"/>
                 </w:rPr>
-                <w:t xml:space="preserve">Comparing Standard Units of Volume (PLIX)</w:t>
+                <w:t xml:space="preserve">Apply volume of solids</w:t>
               </w:r>
             </w:hyperlink>
           </w:p>
@@ -9406,7 +9712,7 @@
                 <w:sz w:val="14"/>
                 <w:szCs w:val="14"/>
               </w:rPr>
-              <w:t xml:space="preserve">Source: CK-12</w:t>
+              <w:t xml:space="preserve">Source: Khan Academy (English - US curriculum)</w:t>
             </w:r>
           </w:p>
           <w:p>
@@ -9414,7 +9720,7 @@
               <w:spacing w:after="10" w:before="0"/>
               <w:ind w:left="120"/>
             </w:pPr>
-            <w:hyperlink w:history="1" r:id="rIduvoeet39-kejdm6-90oi2">
+            <w:hyperlink w:history="1" r:id="rIdy3phuadd1j5uqvt2ysdxy">
               <w:r>
                 <w:rPr>
                   <w:rFonts w:ascii="Arial" w:cs="Arial" w:eastAsia="Arial" w:hAnsi="Arial"/>
@@ -9456,7 +9762,7 @@
                 <w:sz w:val="18"/>
                 <w:szCs w:val="18"/>
               </w:rPr>
-              <w:t xml:space="preserve">Learners work in groups of four on three tiered application problems, all set in Kenyan contexts. Problem 1 (Accessible): A pyramidal heap-cover used by tea pickers in Kericho has a square base of side 80 cm and a height of 60 cm. Calculate its volume in cm³ and convert to litres. Problem 2 (Standard): A grain store in Kisumu is built in the shape of a square pyramid with base 4 m × 4 m and height 3 m. The farmer wants to store 20 m³ of maize. How many such stores does she need? Problem 3 (Extended): A community in the Rift Valley uses two pyramidal stores: Store A has base 2.5 m × 2.5 m and height 3.6 m; Store B has base 3 m × 3 m and height 2 m. Which store holds more githeri (dry beans and maize)? By how many litres? Each group attempts all three, then one group presents Problem 2 and another presents Problem 3 to the class. Presenters must say: 'Our formula is…', 'We substituted…', and 'Our answer means that in the context of the farmer…'</w:t>
+              <w:t xml:space="preserve">The teacher uncovers the class DQB (begun in Lesson 1). Learners spend 3 minutes silently re-reading all current sticky notes. They then open their Lesson 1 prediction notebooks and compare their original guesses about the Kericho containers with what they now know from Lessons 1–3. Each learner writes on two sticky notes: (i) One 'We now know…' statement — something today's lesson confirmed or corrected from their Lesson 1 prediction. (ii) One 'We still need to figure out…' question — a gap that today's evidence did not yet answer (e.g., 'We know cone = ⅓ cylinder and pyramid = ⅓ cuboid, but how does the metal bucket — a frustum — fit this pattern?'). Learners post notes in the appropriate DQB columns. The teacher reads 3–4 new questions aloud and asks the class to vote (hands) on which question they most want to answer next.</w:t>
             </w:r>
           </w:p>
         </w:tc>
@@ -9488,7 +9794,7 @@
                 <w:sz w:val="18"/>
                 <w:szCs w:val="18"/>
               </w:rPr>
-              <w:t xml:space="preserve">Say: 'These three problems are all about Kenyan farmers storing food. Every calculation you do must end with a sentence that means something to a real farmer — not just a number.' Set a 12-minute group work timer. Circulate to Problem 2 groups first (most common error: forgetting to divide by 3). Prompt: 'You wrote V = 4 × 4 × 3. Is there a step missing? Look at your Evidence Table.' [WAIT 12 seconds.] For Problem 3 prompt struggling groups: 'Calculate each store separately first. Then subtract.' After 12 minutes select two groups for presentations. After each presentation ask the class: 'Do you agree with their formula substitution? Show me thumbs up, sideways or down.' [Pause 8 seconds.] Cold-call one 'sideways' learner: 'What concerns you? [WAIT 12 seconds.]' After both presentations ask the whole class: 'Look at the cone in our Kericho phenomenon and the pyramid in these problems. What is the shared mathematical secret?' [WAIT 15 seconds.] Cold-call 3 learners. Consolidate on the board: V(pyramid) = ⅓ × b² × h alongside V(cone) = ⅓ × π r² × h, circling the ⅓ in both.</w:t>
+              <w:t xml:space="preserve">Uncover the DQB. Say: 'Take 3 minutes — read every note on this board. Think about how today's lesson changes or confirms what is already here.' [Set 3-minute timer, enforce silence.] After 3 minutes: 'Open your Lesson 1 prediction page. What did you predict then? What do you know now? Write your two sticky notes.' [Allow 4 minutes.] Circulate and prompt learners whose 'We still need to figure out…' note is too vague (e.g., 'more about frustums'): 'Can you make it more specific — what exactly about the frustum puzzles you?' After posting, read 4 selected notes aloud. For each: 'Who agrees this is our next big question? [Hands.]' Highlight the winning question with a star sticker. Say: 'That starred question is exactly where Lessons 5, 6 and 7 will take us. Keep it in mind.'</w:t>
             </w:r>
           </w:p>
         </w:tc>
@@ -9520,7 +9826,7 @@
                 <w:sz w:val="18"/>
                 <w:szCs w:val="18"/>
               </w:rPr>
-              <w:t xml:space="preserve">Structured Group Problem Solving with Public Presentation — tiered problems ensure all learners access the formula while the presentation requirement ('our answer means that…') forces contextualisation. Displaying V(pyramid) and V(cone) side-by-side on the board makes the structural pattern explicit, supporting transfer to frustums in later lessons.</w:t>
+              <w:t xml:space="preserve">Predict–Confirm–Question Cycle on the DQB — revisiting Lesson 1 predictions against Lesson 3 evidence makes learning progression visible to learners. The 'We still need to figure out…' notes sustain epistemic curiosity and give learners authorship over the unit's investigative direction, increasing engagement in subsequent lessons.</w:t>
             </w:r>
           </w:p>
         </w:tc>
@@ -9552,7 +9858,7 @@
                 <w:sz w:val="18"/>
                 <w:szCs w:val="18"/>
               </w:rPr>
-              <w:t xml:space="preserve">Observable indicators: (1) Problem 1: V = ⅓ × 80² × 60 = 128 000 cm³ = 128 litres — learner has shown the division-by-3 step explicitly. (2) Problem 2: V = ⅓ × 16 × 3 = 16 m³; 20 ÷ 16 = 1.25, so 2 stores needed — learner has interpreted the non-integer answer correctly in context. (3) Problem 3: Store A = 7 500 litres, Store B = 6 000 litres; A holds 1 500 litres more — learner has converted both to litres before comparing. Teacher stamps or ticks at least Problem 1 in each learner's book before the DQB phase.</w:t>
+              <w:t xml:space="preserve">Observable indicators: (1) Learner's 'We now know…' note references a specific numerical relationship (e.g., 'one-third', '⅓ × base area × height') rather than a vague statement. (2) Learner's 'We still need to figure out…' note names the frustum or the metal bucket from the phenomenon. Teacher photographs the updated DQB at end of lesson for the class digital portfolio.</w:t>
             </w:r>
           </w:p>
         </w:tc>
@@ -9561,32 +9867,32 @@
         <w:tc>
           <w:tcPr>
             <w:tcW w:type="dxa" w:w="1520"/>
-            <w:shd w:fill="FCE4D6" w:color="auto" w:val="clear"/>
-            <w:tcMar>
-              <w:top w:type="dxa" w:w="60"/>
-              <w:left w:type="dxa" w:w="120"/>
-              <w:bottom w:type="dxa" w:w="60"/>
-              <w:right w:type="dxa" w:w="120"/>
-            </w:tcMar>
-            <w:vAlign w:val="top"/>
-          </w:tcPr>
-          <w:p>
-            <w:pPr>
-              <w:spacing w:after="40" w:before="0"/>
-              <w:jc w:val="left"/>
-            </w:pPr>
-            <w:r>
-              <w:rPr>
-                <w:rFonts w:ascii="Arial" w:cs="Arial" w:eastAsia="Arial" w:hAnsi="Arial"/>
-                <w:b/>
-                <w:bCs/>
-                <w:i w:val="false"/>
-                <w:iCs w:val="false"/>
-                <w:color w:val="000000"/>
-                <w:sz w:val="18"/>
-                <w:szCs w:val="18"/>
-              </w:rPr>
-              <w:t xml:space="preserve">Driving Question Board (DQB) Creation</w:t>
+            <w:shd w:fill="D5E8F0" w:color="auto" w:val="clear"/>
+            <w:tcMar>
+              <w:top w:type="dxa" w:w="60"/>
+              <w:left w:type="dxa" w:w="120"/>
+              <w:bottom w:type="dxa" w:w="60"/>
+              <w:right w:type="dxa" w:w="120"/>
+            </w:tcMar>
+            <w:vAlign w:val="top"/>
+          </w:tcPr>
+          <w:p>
+            <w:pPr>
+              <w:spacing w:after="40" w:before="0"/>
+              <w:jc w:val="left"/>
+            </w:pPr>
+            <w:r>
+              <w:rPr>
+                <w:rFonts w:ascii="Arial" w:cs="Arial" w:eastAsia="Arial" w:hAnsi="Arial"/>
+                <w:b/>
+                <w:bCs/>
+                <w:i w:val="false"/>
+                <w:iCs w:val="false"/>
+                <w:color w:val="000000"/>
+                <w:sz w:val="18"/>
+                <w:szCs w:val="18"/>
+              </w:rPr>
+              <w:t xml:space="preserve">Model Building Phase</w:t>
             </w:r>
           </w:p>
           <w:p>
@@ -9609,7 +9915,7 @@
             <w:pPr>
               <w:spacing w:after="20" w:before="0"/>
             </w:pPr>
-            <w:hyperlink w:history="1" r:id="rIdlg0gfqzfm1rdvjiusjt-i">
+            <w:hyperlink w:history="1" r:id="rIds7xhd_e7qxn2sgewbauls">
               <w:r>
                 <w:rPr>
                   <w:rFonts w:ascii="Arial" w:cs="Arial" w:eastAsia="Arial" w:hAnsi="Arial"/>
@@ -9618,7 +9924,7 @@
                   <w:szCs w:val="16"/>
                   <w:u w:val="single" w:color="2E75B6"/>
                 </w:rPr>
-                <w:t xml:space="preserve">Volume of a Pyramid - Overview</w:t>
+                <w:t xml:space="preserve">Identify the Incorrect Capacity Conversion (English Units)</w:t>
               </w:r>
             </w:hyperlink>
           </w:p>
@@ -9642,7 +9948,7 @@
               <w:spacing w:after="10" w:before="0"/>
               <w:ind w:left="120"/>
             </w:pPr>
-            <w:hyperlink w:history="1" r:id="rIdtsegb1idwsdaspyobvbmu">
+            <w:hyperlink w:history="1" r:id="rIdtglb5atemfzu30ghl24di">
               <w:r>
                 <w:rPr>
                   <w:rFonts w:ascii="Arial" w:cs="Arial" w:eastAsia="Arial" w:hAnsi="Arial"/>
@@ -9680,14 +9986,14 @@
                 <w:sz w:val="16"/>
                 <w:szCs w:val="16"/>
               </w:rPr>
-              <w:t xml:space="preserve">📖 HTML:</w:t>
+              <w:t xml:space="preserve">📖 EXERCISE:</w:t>
             </w:r>
           </w:p>
           <w:p>
             <w:pPr>
               <w:spacing w:after="20" w:before="0"/>
             </w:pPr>
-            <w:hyperlink w:history="1" r:id="rId_o3l5h3p01ikq5rrogwnw">
+            <w:hyperlink w:history="1" r:id="rIdsaxtliuem4dbz_ha0cfv3">
               <w:r>
                 <w:rPr>
                   <w:rFonts w:ascii="Arial" w:cs="Arial" w:eastAsia="Arial" w:hAnsi="Arial"/>
@@ -9696,7 +10002,7 @@
                   <w:szCs w:val="16"/>
                   <w:u w:val="single" w:color="2E75B6"/>
                 </w:rPr>
-                <w:t xml:space="preserve">Comparing Standard Units of Volume (PLIX)</w:t>
+                <w:t xml:space="preserve">Apply volume of solids</w:t>
               </w:r>
             </w:hyperlink>
           </w:p>
@@ -9712,7 +10018,7 @@
                 <w:sz w:val="14"/>
                 <w:szCs w:val="14"/>
               </w:rPr>
-              <w:t xml:space="preserve">Source: CK-12</w:t>
+              <w:t xml:space="preserve">Source: Khan Academy (English - US curriculum)</w:t>
             </w:r>
           </w:p>
           <w:p>
@@ -9720,313 +10026,7 @@
               <w:spacing w:after="10" w:before="0"/>
               <w:ind w:left="120"/>
             </w:pPr>
-            <w:hyperlink w:history="1" r:id="rIdkklmuftxfkhzji4jxl05i">
-              <w:r>
-                <w:rPr>
-                  <w:rFonts w:ascii="Arial" w:cs="Arial" w:eastAsia="Arial" w:hAnsi="Arial"/>
-                  <w:color w:val="595959"/>
-                  <w:sz w:val="14"/>
-                  <w:szCs w:val="14"/>
-                  <w:u w:val="single" w:color="595959"/>
-                </w:rPr>
-                <w:t xml:space="preserve">🔍 Search ARES for similar readings</w:t>
-              </w:r>
-            </w:hyperlink>
-          </w:p>
-        </w:tc>
-        <w:tc>
-          <w:tcPr>
-            <w:tcW w:type="dxa" w:w="3040"/>
-            <w:shd w:fill="FFFFFF" w:color="auto" w:val="clear"/>
-            <w:tcMar>
-              <w:top w:type="dxa" w:w="60"/>
-              <w:left w:type="dxa" w:w="120"/>
-              <w:bottom w:type="dxa" w:w="60"/>
-              <w:right w:type="dxa" w:w="120"/>
-            </w:tcMar>
-            <w:vAlign w:val="top"/>
-          </w:tcPr>
-          <w:p>
-            <w:pPr>
-              <w:spacing w:after="40" w:before="0"/>
-              <w:jc w:val="left"/>
-            </w:pPr>
-            <w:r>
-              <w:rPr>
-                <w:rFonts w:ascii="Arial" w:cs="Arial" w:eastAsia="Arial" w:hAnsi="Arial"/>
-                <w:b w:val="false"/>
-                <w:bCs w:val="false"/>
-                <w:i w:val="false"/>
-                <w:iCs w:val="false"/>
-                <w:color w:val="000000"/>
-                <w:sz w:val="18"/>
-                <w:szCs w:val="18"/>
-              </w:rPr>
-              <w:t xml:space="preserve">The teacher uncovers the class DQB (begun in Lesson 1). Learners spend 3 minutes silently re-reading all current sticky notes. They then open their Lesson 1 prediction notebooks and compare their original guesses about the Kericho containers with what they now know from Lessons 1–3. Each learner writes on two sticky notes: (i) One 'We now know…' statement — something today's lesson confirmed or corrected from their Lesson 1 prediction. (ii) One 'We still need to figure out…' question — a gap that today's evidence did not yet answer (e.g., 'We know cone = ⅓ cylinder and pyramid = ⅓ cuboid, but how does the metal bucket — a frustum — fit this pattern?'). Learners post notes in the appropriate DQB columns. The teacher reads 3–4 new questions aloud and asks the class to vote (hands) on which question they most want to answer next.</w:t>
-            </w:r>
-          </w:p>
-        </w:tc>
-        <w:tc>
-          <w:tcPr>
-            <w:tcW w:type="dxa" w:w="3040"/>
-            <w:shd w:fill="F2F2F2" w:color="auto" w:val="clear"/>
-            <w:tcMar>
-              <w:top w:type="dxa" w:w="60"/>
-              <w:left w:type="dxa" w:w="120"/>
-              <w:bottom w:type="dxa" w:w="60"/>
-              <w:right w:type="dxa" w:w="120"/>
-            </w:tcMar>
-            <w:vAlign w:val="top"/>
-          </w:tcPr>
-          <w:p>
-            <w:pPr>
-              <w:spacing w:after="40" w:before="0"/>
-              <w:jc w:val="left"/>
-            </w:pPr>
-            <w:r>
-              <w:rPr>
-                <w:rFonts w:ascii="Arial" w:cs="Arial" w:eastAsia="Arial" w:hAnsi="Arial"/>
-                <w:b w:val="false"/>
-                <w:bCs w:val="false"/>
-                <w:i w:val="false"/>
-                <w:iCs w:val="false"/>
-                <w:color w:val="000000"/>
-                <w:sz w:val="18"/>
-                <w:szCs w:val="18"/>
-              </w:rPr>
-              <w:t xml:space="preserve">Uncover the DQB. Say: 'Take 3 minutes — read every note on this board. Think about how today's lesson changes or confirms what is already here.' [Set 3-minute timer, enforce silence.] After 3 minutes: 'Open your Lesson 1 prediction page. What did you predict then? What do you know now? Write your two sticky notes.' [Allow 4 minutes.] Circulate and prompt learners whose 'We still need to figure out…' note is too vague (e.g., 'more about frustums'): 'Can you make it more specific — what exactly about the frustum puzzles you?' After posting, read 4 selected notes aloud. For each: 'Who agrees this is our next big question? [Hands.]' Highlight the winning question with a star sticker. Say: 'That starred question is exactly where Lessons 5, 6 and 7 will take us. Keep it in mind.'</w:t>
-            </w:r>
-          </w:p>
-        </w:tc>
-        <w:tc>
-          <w:tcPr>
-            <w:tcW w:type="dxa" w:w="3040"/>
-            <w:shd w:fill="FFFFFF" w:color="auto" w:val="clear"/>
-            <w:tcMar>
-              <w:top w:type="dxa" w:w="60"/>
-              <w:left w:type="dxa" w:w="120"/>
-              <w:bottom w:type="dxa" w:w="60"/>
-              <w:right w:type="dxa" w:w="120"/>
-            </w:tcMar>
-            <w:vAlign w:val="top"/>
-          </w:tcPr>
-          <w:p>
-            <w:pPr>
-              <w:spacing w:after="40" w:before="0"/>
-              <w:jc w:val="left"/>
-            </w:pPr>
-            <w:r>
-              <w:rPr>
-                <w:rFonts w:ascii="Arial" w:cs="Arial" w:eastAsia="Arial" w:hAnsi="Arial"/>
-                <w:b w:val="false"/>
-                <w:bCs w:val="false"/>
-                <w:i w:val="false"/>
-                <w:iCs w:val="false"/>
-                <w:color w:val="000000"/>
-                <w:sz w:val="18"/>
-                <w:szCs w:val="18"/>
-              </w:rPr>
-              <w:t xml:space="preserve">Predict–Confirm–Question Cycle on the DQB — revisiting Lesson 1 predictions against Lesson 3 evidence makes learning progression visible to learners. The 'We still need to figure out…' notes sustain epistemic curiosity and give learners authorship over the unit's investigative direction, increasing engagement in subsequent lessons.</w:t>
-            </w:r>
-          </w:p>
-        </w:tc>
-        <w:tc>
-          <w:tcPr>
-            <w:tcW w:type="dxa" w:w="3040"/>
-            <w:shd w:fill="F2F2F2" w:color="auto" w:val="clear"/>
-            <w:tcMar>
-              <w:top w:type="dxa" w:w="60"/>
-              <w:left w:type="dxa" w:w="120"/>
-              <w:bottom w:type="dxa" w:w="60"/>
-              <w:right w:type="dxa" w:w="120"/>
-            </w:tcMar>
-            <w:vAlign w:val="top"/>
-          </w:tcPr>
-          <w:p>
-            <w:pPr>
-              <w:spacing w:after="40" w:before="0"/>
-              <w:jc w:val="left"/>
-            </w:pPr>
-            <w:r>
-              <w:rPr>
-                <w:rFonts w:ascii="Arial" w:cs="Arial" w:eastAsia="Arial" w:hAnsi="Arial"/>
-                <w:b w:val="false"/>
-                <w:bCs w:val="false"/>
-                <w:i w:val="false"/>
-                <w:iCs w:val="false"/>
-                <w:color w:val="000000"/>
-                <w:sz w:val="18"/>
-                <w:szCs w:val="18"/>
-              </w:rPr>
-              <w:t xml:space="preserve">Observable indicators: (1) Learner's 'We now know…' note references a specific numerical relationship (e.g., 'one-third', '⅓ × base area × height') rather than a vague statement. (2) Learner's 'We still need to figure out…' note names the frustum or the metal bucket from the phenomenon. Teacher photographs the updated DQB at end of lesson for the class digital portfolio.</w:t>
-            </w:r>
-          </w:p>
-        </w:tc>
-      </w:tr>
-      <w:tr>
-        <w:tc>
-          <w:tcPr>
-            <w:tcW w:type="dxa" w:w="1520"/>
-            <w:shd w:fill="D5E8F0" w:color="auto" w:val="clear"/>
-            <w:tcMar>
-              <w:top w:type="dxa" w:w="60"/>
-              <w:left w:type="dxa" w:w="120"/>
-              <w:bottom w:type="dxa" w:w="60"/>
-              <w:right w:type="dxa" w:w="120"/>
-            </w:tcMar>
-            <w:vAlign w:val="top"/>
-          </w:tcPr>
-          <w:p>
-            <w:pPr>
-              <w:spacing w:after="40" w:before="0"/>
-              <w:jc w:val="left"/>
-            </w:pPr>
-            <w:r>
-              <w:rPr>
-                <w:rFonts w:ascii="Arial" w:cs="Arial" w:eastAsia="Arial" w:hAnsi="Arial"/>
-                <w:b/>
-                <w:bCs/>
-                <w:i w:val="false"/>
-                <w:iCs w:val="false"/>
-                <w:color w:val="000000"/>
-                <w:sz w:val="18"/>
-                <w:szCs w:val="18"/>
-              </w:rPr>
-              <w:t xml:space="preserve">Model Building Phase</w:t>
-            </w:r>
-          </w:p>
-          <w:p>
-            <w:pPr>
-              <w:spacing w:after="20" w:before="0"/>
-            </w:pPr>
-            <w:r>
-              <w:rPr>
-                <w:rFonts w:ascii="Arial" w:cs="Arial" w:eastAsia="Arial" w:hAnsi="Arial"/>
-                <w:b/>
-                <w:bCs/>
-                <w:color w:val="1F3864"/>
-                <w:sz w:val="16"/>
-                <w:szCs w:val="16"/>
-              </w:rPr>
-              <w:t xml:space="preserve">📹 VIDEO:</w:t>
-            </w:r>
-          </w:p>
-          <w:p>
-            <w:pPr>
-              <w:spacing w:after="20" w:before="0"/>
-            </w:pPr>
-            <w:hyperlink w:history="1" r:id="rIdd7nb18rmv3w5v_xuqfbyg">
-              <w:r>
-                <w:rPr>
-                  <w:rFonts w:ascii="Arial" w:cs="Arial" w:eastAsia="Arial" w:hAnsi="Arial"/>
-                  <w:color w:val="2E75B6"/>
-                  <w:sz w:val="16"/>
-                  <w:szCs w:val="16"/>
-                  <w:u w:val="single" w:color="2E75B6"/>
-                </w:rPr>
-                <w:t xml:space="preserve">Volume of a Pyramid - Overview</w:t>
-              </w:r>
-            </w:hyperlink>
-          </w:p>
-          <w:p>
-            <w:pPr>
-              <w:spacing w:after="10" w:before="0"/>
-              <w:ind w:left="120"/>
-            </w:pPr>
-            <w:r>
-              <w:rPr>
-                <w:rFonts w:ascii="Arial" w:cs="Arial" w:eastAsia="Arial" w:hAnsi="Arial"/>
-                <w:color w:val="595959"/>
-                <w:sz w:val="14"/>
-                <w:szCs w:val="14"/>
-              </w:rPr>
-              <w:t xml:space="preserve">Source: CK-12</w:t>
-            </w:r>
-          </w:p>
-          <w:p>
-            <w:pPr>
-              <w:spacing w:after="10" w:before="0"/>
-              <w:ind w:left="120"/>
-            </w:pPr>
-            <w:hyperlink w:history="1" r:id="rId4h6wj6hoo084fova0o-ac">
-              <w:r>
-                <w:rPr>
-                  <w:rFonts w:ascii="Arial" w:cs="Arial" w:eastAsia="Arial" w:hAnsi="Arial"/>
-                  <w:color w:val="595959"/>
-                  <w:sz w:val="14"/>
-                  <w:szCs w:val="14"/>
-                  <w:u w:val="single" w:color="595959"/>
-                </w:rPr>
-                <w:t xml:space="preserve">🔍 Search ARES for similar videos</w:t>
-              </w:r>
-            </w:hyperlink>
-          </w:p>
-          <w:p>
-            <w:pPr>
-              <w:spacing w:after="40" w:before="0"/>
-            </w:pPr>
-            <w:r>
-              <w:rPr>
-                <w:sz w:val="14"/>
-                <w:szCs w:val="14"/>
-              </w:rPr>
-              <w:t xml:space="preserve"/>
-            </w:r>
-          </w:p>
-          <w:p>
-            <w:pPr>
-              <w:spacing w:after="20" w:before="0"/>
-            </w:pPr>
-            <w:r>
-              <w:rPr>
-                <w:rFonts w:ascii="Arial" w:cs="Arial" w:eastAsia="Arial" w:hAnsi="Arial"/>
-                <w:b/>
-                <w:bCs/>
-                <w:color w:val="1F3864"/>
-                <w:sz w:val="16"/>
-                <w:szCs w:val="16"/>
-              </w:rPr>
-              <w:t xml:space="preserve">📖 HTML:</w:t>
-            </w:r>
-          </w:p>
-          <w:p>
-            <w:pPr>
-              <w:spacing w:after="20" w:before="0"/>
-            </w:pPr>
-            <w:hyperlink w:history="1" r:id="rIdua1npsay7rftnlcgek2n0">
-              <w:r>
-                <w:rPr>
-                  <w:rFonts w:ascii="Arial" w:cs="Arial" w:eastAsia="Arial" w:hAnsi="Arial"/>
-                  <w:color w:val="2E75B6"/>
-                  <w:sz w:val="16"/>
-                  <w:szCs w:val="16"/>
-                  <w:u w:val="single" w:color="2E75B6"/>
-                </w:rPr>
-                <w:t xml:space="preserve">Comparing Standard Units of Volume (PLIX)</w:t>
-              </w:r>
-            </w:hyperlink>
-          </w:p>
-          <w:p>
-            <w:pPr>
-              <w:spacing w:after="10" w:before="0"/>
-              <w:ind w:left="120"/>
-            </w:pPr>
-            <w:r>
-              <w:rPr>
-                <w:rFonts w:ascii="Arial" w:cs="Arial" w:eastAsia="Arial" w:hAnsi="Arial"/>
-                <w:color w:val="595959"/>
-                <w:sz w:val="14"/>
-                <w:szCs w:val="14"/>
-              </w:rPr>
-              <w:t xml:space="preserve">Source: CK-12</w:t>
-            </w:r>
-          </w:p>
-          <w:p>
-            <w:pPr>
-              <w:spacing w:after="10" w:before="0"/>
-              <w:ind w:left="120"/>
-            </w:pPr>
-            <w:hyperlink w:history="1" r:id="rIdrnjyegksie7kwdnm50gwm">
+            <w:hyperlink w:history="1" r:id="rId1bkwacaz7-71gcdjzdkkg">
               <w:r>
                 <w:rPr>
                   <w:rFonts w:ascii="Arial" w:cs="Arial" w:eastAsia="Arial" w:hAnsi="Arial"/>
@@ -11513,7 +11513,7 @@
             <w:pPr>
               <w:spacing w:after="20" w:before="0"/>
             </w:pPr>
-            <w:hyperlink w:history="1" r:id="rId2ndyeah1sp_2qbd_-zsnz">
+            <w:hyperlink w:history="1" r:id="rIdltnt9fxcf4zrlduhtdrx4">
               <w:r>
                 <w:rPr>
                   <w:rFonts w:ascii="Arial" w:cs="Arial" w:eastAsia="Arial" w:hAnsi="Arial"/>
@@ -11522,7 +11522,7 @@
                   <w:szCs w:val="16"/>
                   <w:u w:val="single" w:color="2E75B6"/>
                 </w:rPr>
-                <w:t xml:space="preserve">Writing proportional equations from tables</w:t>
+                <w:t xml:space="preserve">Cylinder volume &amp; surface area</w:t>
               </w:r>
             </w:hyperlink>
           </w:p>
@@ -11546,7 +11546,7 @@
               <w:spacing w:after="10" w:before="0"/>
               <w:ind w:left="120"/>
             </w:pPr>
-            <w:hyperlink w:history="1" r:id="rIdskwxhp9hrxgmlvo-cdeju">
+            <w:hyperlink w:history="1" r:id="rIdbt1yeflyvkaqmfmk1z0rw">
               <w:r>
                 <w:rPr>
                   <w:rFonts w:ascii="Arial" w:cs="Arial" w:eastAsia="Arial" w:hAnsi="Arial"/>
@@ -11584,14 +11584,14 @@
                 <w:sz w:val="16"/>
                 <w:szCs w:val="16"/>
               </w:rPr>
-              <w:t xml:space="preserve">📖 HTML:</w:t>
+              <w:t xml:space="preserve">📖 EXERCISE:</w:t>
             </w:r>
           </w:p>
           <w:p>
             <w:pPr>
               <w:spacing w:after="20" w:before="0"/>
             </w:pPr>
-            <w:hyperlink w:history="1" r:id="rIdvjx03w1errjkf43_8_nk7">
+            <w:hyperlink w:history="1" r:id="rIdb6vixraezmxtoqcrxontm">
               <w:r>
                 <w:rPr>
                   <w:rFonts w:ascii="Arial" w:cs="Arial" w:eastAsia="Arial" w:hAnsi="Arial"/>
@@ -11600,7 +11600,7 @@
                   <w:szCs w:val="16"/>
                   <w:u w:val="single" w:color="2E75B6"/>
                 </w:rPr>
-                <w:t xml:space="preserve">Volume of the Cone (PLIX)</w:t>
+                <w:t xml:space="preserve">Apply volume of solids</w:t>
               </w:r>
             </w:hyperlink>
           </w:p>
@@ -11616,7 +11616,7 @@
                 <w:sz w:val="14"/>
                 <w:szCs w:val="14"/>
               </w:rPr>
-              <w:t xml:space="preserve">Source: CK-12</w:t>
+              <w:t xml:space="preserve">Source: Khan Academy (English - US curriculum)</w:t>
             </w:r>
           </w:p>
           <w:p>
@@ -11624,7 +11624,7 @@
               <w:spacing w:after="10" w:before="0"/>
               <w:ind w:left="120"/>
             </w:pPr>
-            <w:hyperlink w:history="1" r:id="rIdix3enjovlysu2ipcdqyja">
+            <w:hyperlink w:history="1" r:id="rIdigepjxl9ongnfix1uwd6w">
               <w:r>
                 <w:rPr>
                   <w:rFonts w:ascii="Arial" w:cs="Arial" w:eastAsia="Arial" w:hAnsi="Arial"/>
@@ -11819,7 +11819,7 @@
             <w:pPr>
               <w:spacing w:after="20" w:before="0"/>
             </w:pPr>
-            <w:hyperlink w:history="1" r:id="rIdpejez1a5bkerkrmqdfrvj">
+            <w:hyperlink w:history="1" r:id="rId4ptnkzsofun1gcs_y5wmw">
               <w:r>
                 <w:rPr>
                   <w:rFonts w:ascii="Arial" w:cs="Arial" w:eastAsia="Arial" w:hAnsi="Arial"/>
@@ -11828,7 +11828,7 @@
                   <w:szCs w:val="16"/>
                   <w:u w:val="single" w:color="2E75B6"/>
                 </w:rPr>
-                <w:t xml:space="preserve">Writing proportional equations from tables</w:t>
+                <w:t xml:space="preserve">Solving similar triangles</w:t>
               </w:r>
             </w:hyperlink>
           </w:p>
@@ -11852,7 +11852,7 @@
               <w:spacing w:after="10" w:before="0"/>
               <w:ind w:left="120"/>
             </w:pPr>
-            <w:hyperlink w:history="1" r:id="rIdfyqcfnjtp_gwcgt9tszhc">
+            <w:hyperlink w:history="1" r:id="rIdeupl5viepnnj5wndutzaf">
               <w:r>
                 <w:rPr>
                   <w:rFonts w:ascii="Arial" w:cs="Arial" w:eastAsia="Arial" w:hAnsi="Arial"/>
@@ -11890,14 +11890,14 @@
                 <w:sz w:val="16"/>
                 <w:szCs w:val="16"/>
               </w:rPr>
-              <w:t xml:space="preserve">📖 HTML:</w:t>
+              <w:t xml:space="preserve">📖 EXERCISE:</w:t>
             </w:r>
           </w:p>
           <w:p>
             <w:pPr>
               <w:spacing w:after="20" w:before="0"/>
             </w:pPr>
-            <w:hyperlink w:history="1" r:id="rIdymtyqcougvm-gzzm-19sg">
+            <w:hyperlink w:history="1" r:id="rIdbguir6sa-uqvmop-bittg">
               <w:r>
                 <w:rPr>
                   <w:rFonts w:ascii="Arial" w:cs="Arial" w:eastAsia="Arial" w:hAnsi="Arial"/>
@@ -11906,7 +11906,7 @@
                   <w:szCs w:val="16"/>
                   <w:u w:val="single" w:color="2E75B6"/>
                 </w:rPr>
-                <w:t xml:space="preserve">Volume of the Cone (PLIX)</w:t>
+                <w:t xml:space="preserve">Volume of cylinders, spheres, and cones word problems</w:t>
               </w:r>
             </w:hyperlink>
           </w:p>
@@ -11922,7 +11922,7 @@
                 <w:sz w:val="14"/>
                 <w:szCs w:val="14"/>
               </w:rPr>
-              <w:t xml:space="preserve">Source: CK-12</w:t>
+              <w:t xml:space="preserve">Source: Khan Academy (English - US curriculum)</w:t>
             </w:r>
           </w:p>
           <w:p>
@@ -11930,7 +11930,7 @@
               <w:spacing w:after="10" w:before="0"/>
               <w:ind w:left="120"/>
             </w:pPr>
-            <w:hyperlink w:history="1" r:id="rIdnkmhkijtv1olgwrs4fo7e">
+            <w:hyperlink w:history="1" r:id="rIdcf6g0f4ywfjuympgvh9_z">
               <w:r>
                 <w:rPr>
                   <w:rFonts w:ascii="Arial" w:cs="Arial" w:eastAsia="Arial" w:hAnsi="Arial"/>
@@ -12125,7 +12125,7 @@
             <w:pPr>
               <w:spacing w:after="20" w:before="0"/>
             </w:pPr>
-            <w:hyperlink w:history="1" r:id="rIdvblqvtcxafmodxt8zf6xa">
+            <w:hyperlink w:history="1" r:id="rIdfwoachncgnelmkj59uaad">
               <w:r>
                 <w:rPr>
                   <w:rFonts w:ascii="Arial" w:cs="Arial" w:eastAsia="Arial" w:hAnsi="Arial"/>
@@ -12134,7 +12134,7 @@
                   <w:szCs w:val="16"/>
                   <w:u w:val="single" w:color="2E75B6"/>
                 </w:rPr>
-                <w:t xml:space="preserve">Writing proportional equations from tables</w:t>
+                <w:t xml:space="preserve">Solving similar triangles: same side plays different roles</w:t>
               </w:r>
             </w:hyperlink>
           </w:p>
@@ -12158,7 +12158,7 @@
               <w:spacing w:after="10" w:before="0"/>
               <w:ind w:left="120"/>
             </w:pPr>
-            <w:hyperlink w:history="1" r:id="rIdmvasnelv1aypbg1eosaro">
+            <w:hyperlink w:history="1" r:id="rId8ocua8lkwmk86gmy4gzja">
               <w:r>
                 <w:rPr>
                   <w:rFonts w:ascii="Arial" w:cs="Arial" w:eastAsia="Arial" w:hAnsi="Arial"/>
@@ -12196,14 +12196,14 @@
                 <w:sz w:val="16"/>
                 <w:szCs w:val="16"/>
               </w:rPr>
-              <w:t xml:space="preserve">📖 HTML:</w:t>
+              <w:t xml:space="preserve">📖 EXERCISE:</w:t>
             </w:r>
           </w:p>
           <w:p>
             <w:pPr>
               <w:spacing w:after="20" w:before="0"/>
             </w:pPr>
-            <w:hyperlink w:history="1" r:id="rId96e0axc7qmkgvu2lvcdtv">
+            <w:hyperlink w:history="1" r:id="rId0ndk2zfs6ncycrmidn7y6">
               <w:r>
                 <w:rPr>
                   <w:rFonts w:ascii="Arial" w:cs="Arial" w:eastAsia="Arial" w:hAnsi="Arial"/>
@@ -12212,7 +12212,7 @@
                   <w:szCs w:val="16"/>
                   <w:u w:val="single" w:color="2E75B6"/>
                 </w:rPr>
-                <w:t xml:space="preserve">Volume of the Cone (PLIX)</w:t>
+                <w:t xml:space="preserve">Volume of cones</w:t>
               </w:r>
             </w:hyperlink>
           </w:p>
@@ -12228,7 +12228,7 @@
                 <w:sz w:val="14"/>
                 <w:szCs w:val="14"/>
               </w:rPr>
-              <w:t xml:space="preserve">Source: CK-12</w:t>
+              <w:t xml:space="preserve">Source: Khan Academy (English - US curriculum)</w:t>
             </w:r>
           </w:p>
           <w:p>
@@ -12236,7 +12236,7 @@
               <w:spacing w:after="10" w:before="0"/>
               <w:ind w:left="120"/>
             </w:pPr>
-            <w:hyperlink w:history="1" r:id="rIdmkoyhqrkoqxnu_gl0fysj">
+            <w:hyperlink w:history="1" r:id="rIdx39o89l_q6apio_qmlktj">
               <w:r>
                 <w:rPr>
                   <w:rFonts w:ascii="Arial" w:cs="Arial" w:eastAsia="Arial" w:hAnsi="Arial"/>
@@ -12431,7 +12431,7 @@
             <w:pPr>
               <w:spacing w:after="20" w:before="0"/>
             </w:pPr>
-            <w:hyperlink w:history="1" r:id="rIdsnbbhronanscmndwu2nyi">
+            <w:hyperlink w:history="1" r:id="rId2kkoroaktgxvcusde26mi">
               <w:r>
                 <w:rPr>
                   <w:rFonts w:ascii="Arial" w:cs="Arial" w:eastAsia="Arial" w:hAnsi="Arial"/>
@@ -12440,7 +12440,7 @@
                   <w:szCs w:val="16"/>
                   <w:u w:val="single" w:color="2E75B6"/>
                 </w:rPr>
-                <w:t xml:space="preserve">Writing proportional equations from tables</w:t>
+                <w:t xml:space="preserve">Solving similar triangles -dubbed(KY)</w:t>
               </w:r>
             </w:hyperlink>
           </w:p>
@@ -12456,7 +12456,7 @@
                 <w:sz w:val="14"/>
                 <w:szCs w:val="14"/>
               </w:rPr>
-              <w:t xml:space="preserve">Source: Khan Academy (English - US curriculum)</w:t>
+              <w:t xml:space="preserve">Source: Khan Academy (Kiswahili)</w:t>
             </w:r>
           </w:p>
           <w:p>
@@ -12464,7 +12464,7 @@
               <w:spacing w:after="10" w:before="0"/>
               <w:ind w:left="120"/>
             </w:pPr>
-            <w:hyperlink w:history="1" r:id="rIduuovz8h5c7x84to-5m2qf">
+            <w:hyperlink w:history="1" r:id="rIdm3ofda4qltypffvgv1xzq">
               <w:r>
                 <w:rPr>
                   <w:rFonts w:ascii="Arial" w:cs="Arial" w:eastAsia="Arial" w:hAnsi="Arial"/>
@@ -12502,14 +12502,14 @@
                 <w:sz w:val="16"/>
                 <w:szCs w:val="16"/>
               </w:rPr>
-              <w:t xml:space="preserve">📖 HTML:</w:t>
+              <w:t xml:space="preserve">📖 EXERCISE:</w:t>
             </w:r>
           </w:p>
           <w:p>
             <w:pPr>
               <w:spacing w:after="20" w:before="0"/>
             </w:pPr>
-            <w:hyperlink w:history="1" r:id="rIdeqebpyyylbaecfsiw2nzu">
+            <w:hyperlink w:history="1" r:id="rIdfrtndeipbjj4poa7skevv">
               <w:r>
                 <w:rPr>
                   <w:rFonts w:ascii="Arial" w:cs="Arial" w:eastAsia="Arial" w:hAnsi="Arial"/>
@@ -12518,7 +12518,7 @@
                   <w:szCs w:val="16"/>
                   <w:u w:val="single" w:color="2E75B6"/>
                 </w:rPr>
-                <w:t xml:space="preserve">Volume of the Cone (PLIX)</w:t>
+                <w:t xml:space="preserve">Volume of cylinders</w:t>
               </w:r>
             </w:hyperlink>
           </w:p>
@@ -12534,7 +12534,7 @@
                 <w:sz w:val="14"/>
                 <w:szCs w:val="14"/>
               </w:rPr>
-              <w:t xml:space="preserve">Source: CK-12</w:t>
+              <w:t xml:space="preserve">Source: Khan Academy (English - US curriculum)</w:t>
             </w:r>
           </w:p>
           <w:p>
@@ -12542,7 +12542,7 @@
               <w:spacing w:after="10" w:before="0"/>
               <w:ind w:left="120"/>
             </w:pPr>
-            <w:hyperlink w:history="1" r:id="rId64i7yoyd3cwqe2ni1y2xq">
+            <w:hyperlink w:history="1" r:id="rIdgjxh95awgs6i79jvifhgq">
               <w:r>
                 <w:rPr>
                   <w:rFonts w:ascii="Arial" w:cs="Arial" w:eastAsia="Arial" w:hAnsi="Arial"/>
@@ -12737,7 +12737,7 @@
             <w:pPr>
               <w:spacing w:after="20" w:before="0"/>
             </w:pPr>
-            <w:hyperlink w:history="1" r:id="rId2cojzb8j1go8f0hgeej0e">
+            <w:hyperlink w:history="1" r:id="rIdcmu_rudz9c6kpboynqihn">
               <w:r>
                 <w:rPr>
                   <w:rFonts w:ascii="Arial" w:cs="Arial" w:eastAsia="Arial" w:hAnsi="Arial"/>
@@ -12746,7 +12746,7 @@
                   <w:szCs w:val="16"/>
                   <w:u w:val="single" w:color="2E75B6"/>
                 </w:rPr>
-                <w:t xml:space="preserve">Writing proportional equations from tables</w:t>
+                <w:t xml:space="preserve">Volume of a cone</w:t>
               </w:r>
             </w:hyperlink>
           </w:p>
@@ -12770,7 +12770,7 @@
               <w:spacing w:after="10" w:before="0"/>
               <w:ind w:left="120"/>
             </w:pPr>
-            <w:hyperlink w:history="1" r:id="rId30qb8riryrfko3oyt8nf-">
+            <w:hyperlink w:history="1" r:id="rIdyn7tl7zivhgrlorno2gyp">
               <w:r>
                 <w:rPr>
                   <w:rFonts w:ascii="Arial" w:cs="Arial" w:eastAsia="Arial" w:hAnsi="Arial"/>
@@ -12808,14 +12808,14 @@
                 <w:sz w:val="16"/>
                 <w:szCs w:val="16"/>
               </w:rPr>
-              <w:t xml:space="preserve">📖 HTML:</w:t>
+              <w:t xml:space="preserve">📖 EXERCISE:</w:t>
             </w:r>
           </w:p>
           <w:p>
             <w:pPr>
               <w:spacing w:after="20" w:before="0"/>
             </w:pPr>
-            <w:hyperlink w:history="1" r:id="rIdarziwpcfcmumbsii02p54">
+            <w:hyperlink w:history="1" r:id="rId5lzwkuu4bw9trqsw7iiki">
               <w:r>
                 <w:rPr>
                   <w:rFonts w:ascii="Arial" w:cs="Arial" w:eastAsia="Arial" w:hAnsi="Arial"/>
@@ -12824,7 +12824,7 @@
                   <w:szCs w:val="16"/>
                   <w:u w:val="single" w:color="2E75B6"/>
                 </w:rPr>
-                <w:t xml:space="preserve">Volume of the Cone (PLIX)</w:t>
+                <w:t xml:space="preserve">Volume and surface area of cylinders</w:t>
               </w:r>
             </w:hyperlink>
           </w:p>
@@ -12840,7 +12840,7 @@
                 <w:sz w:val="14"/>
                 <w:szCs w:val="14"/>
               </w:rPr>
-              <w:t xml:space="preserve">Source: CK-12</w:t>
+              <w:t xml:space="preserve">Source: Khan Academy (English - US curriculum)</w:t>
             </w:r>
           </w:p>
           <w:p>
@@ -12848,7 +12848,7 @@
               <w:spacing w:after="10" w:before="0"/>
               <w:ind w:left="120"/>
             </w:pPr>
-            <w:hyperlink w:history="1" r:id="rIdj1ililjmvaneatmjkecht">
+            <w:hyperlink w:history="1" r:id="rIdwnbxe93yyz6skpgpae72j">
               <w:r>
                 <w:rPr>
                   <w:rFonts w:ascii="Arial" w:cs="Arial" w:eastAsia="Arial" w:hAnsi="Arial"/>
@@ -14411,7 +14411,925 @@
             <w:pPr>
               <w:spacing w:after="20" w:before="0"/>
             </w:pPr>
-            <w:hyperlink w:history="1" r:id="rIdzpotgin6svb7l3wh_dy5e">
+            <w:hyperlink w:history="1" r:id="rIdxnuyik6typkpftzsxiy51">
+              <w:r>
+                <w:rPr>
+                  <w:rFonts w:ascii="Arial" w:cs="Arial" w:eastAsia="Arial" w:hAnsi="Arial"/>
+                  <w:color w:val="2E75B6"/>
+                  <w:sz w:val="16"/>
+                  <w:szCs w:val="16"/>
+                  <w:u w:val="single" w:color="2E75B6"/>
+                </w:rPr>
+                <w:t xml:space="preserve">Volume of pyramids intuition</w:t>
+              </w:r>
+            </w:hyperlink>
+          </w:p>
+          <w:p>
+            <w:pPr>
+              <w:spacing w:after="10" w:before="0"/>
+              <w:ind w:left="120"/>
+            </w:pPr>
+            <w:r>
+              <w:rPr>
+                <w:rFonts w:ascii="Arial" w:cs="Arial" w:eastAsia="Arial" w:hAnsi="Arial"/>
+                <w:color w:val="595959"/>
+                <w:sz w:val="14"/>
+                <w:szCs w:val="14"/>
+              </w:rPr>
+              <w:t xml:space="preserve">Source: Khan Academy (English - US curriculum)</w:t>
+            </w:r>
+          </w:p>
+          <w:p>
+            <w:pPr>
+              <w:spacing w:after="10" w:before="0"/>
+              <w:ind w:left="120"/>
+            </w:pPr>
+            <w:hyperlink w:history="1" r:id="rIdjermzoydb7q_2r0c25v9t">
+              <w:r>
+                <w:rPr>
+                  <w:rFonts w:ascii="Arial" w:cs="Arial" w:eastAsia="Arial" w:hAnsi="Arial"/>
+                  <w:color w:val="595959"/>
+                  <w:sz w:val="14"/>
+                  <w:szCs w:val="14"/>
+                  <w:u w:val="single" w:color="595959"/>
+                </w:rPr>
+                <w:t xml:space="preserve">🔍 Search ARES for similar videos</w:t>
+              </w:r>
+            </w:hyperlink>
+          </w:p>
+          <w:p>
+            <w:pPr>
+              <w:spacing w:after="40" w:before="0"/>
+            </w:pPr>
+            <w:r>
+              <w:rPr>
+                <w:sz w:val="14"/>
+                <w:szCs w:val="14"/>
+              </w:rPr>
+              <w:t xml:space="preserve"/>
+            </w:r>
+          </w:p>
+          <w:p>
+            <w:pPr>
+              <w:spacing w:after="20" w:before="0"/>
+            </w:pPr>
+            <w:r>
+              <w:rPr>
+                <w:rFonts w:ascii="Arial" w:cs="Arial" w:eastAsia="Arial" w:hAnsi="Arial"/>
+                <w:b/>
+                <w:bCs/>
+                <w:color w:val="1F3864"/>
+                <w:sz w:val="16"/>
+                <w:szCs w:val="16"/>
+              </w:rPr>
+              <w:t xml:space="preserve">📖 HTML:</w:t>
+            </w:r>
+          </w:p>
+          <w:p>
+            <w:pPr>
+              <w:spacing w:after="20" w:before="0"/>
+            </w:pPr>
+            <w:hyperlink w:history="1" r:id="rIdwashofkrrpreqnrqgsmwy">
+              <w:r>
+                <w:rPr>
+                  <w:rFonts w:ascii="Arial" w:cs="Arial" w:eastAsia="Arial" w:hAnsi="Arial"/>
+                  <w:color w:val="2E75B6"/>
+                  <w:sz w:val="16"/>
+                  <w:szCs w:val="16"/>
+                  <w:u w:val="single" w:color="2E75B6"/>
+                </w:rPr>
+                <w:t xml:space="preserve">Volume of Pyramids: Fluctuating Height (PLIX)</w:t>
+              </w:r>
+            </w:hyperlink>
+          </w:p>
+          <w:p>
+            <w:pPr>
+              <w:spacing w:after="10" w:before="0"/>
+              <w:ind w:left="120"/>
+            </w:pPr>
+            <w:r>
+              <w:rPr>
+                <w:rFonts w:ascii="Arial" w:cs="Arial" w:eastAsia="Arial" w:hAnsi="Arial"/>
+                <w:color w:val="595959"/>
+                <w:sz w:val="14"/>
+                <w:szCs w:val="14"/>
+              </w:rPr>
+              <w:t xml:space="preserve">Source: CK-12</w:t>
+            </w:r>
+          </w:p>
+          <w:p>
+            <w:pPr>
+              <w:spacing w:after="10" w:before="0"/>
+              <w:ind w:left="120"/>
+            </w:pPr>
+            <w:hyperlink w:history="1" r:id="rIdlvbhpzjdcde2jokkcvdtk">
+              <w:r>
+                <w:rPr>
+                  <w:rFonts w:ascii="Arial" w:cs="Arial" w:eastAsia="Arial" w:hAnsi="Arial"/>
+                  <w:color w:val="595959"/>
+                  <w:sz w:val="14"/>
+                  <w:szCs w:val="14"/>
+                  <w:u w:val="single" w:color="595959"/>
+                </w:rPr>
+                <w:t xml:space="preserve">🔍 Search ARES for similar readings</w:t>
+              </w:r>
+            </w:hyperlink>
+          </w:p>
+        </w:tc>
+        <w:tc>
+          <w:tcPr>
+            <w:tcW w:type="dxa" w:w="3040"/>
+            <w:shd w:fill="FFFFFF" w:color="auto" w:val="clear"/>
+            <w:tcMar>
+              <w:top w:type="dxa" w:w="60"/>
+              <w:left w:type="dxa" w:w="120"/>
+              <w:bottom w:type="dxa" w:w="60"/>
+              <w:right w:type="dxa" w:w="120"/>
+            </w:tcMar>
+            <w:vAlign w:val="top"/>
+          </w:tcPr>
+          <w:p>
+            <w:pPr>
+              <w:spacing w:after="40" w:before="0"/>
+              <w:jc w:val="left"/>
+            </w:pPr>
+            <w:r>
+              <w:rPr>
+                <w:rFonts w:ascii="Arial" w:cs="Arial" w:eastAsia="Arial" w:hAnsi="Arial"/>
+                <w:b w:val="false"/>
+                <w:bCs w:val="false"/>
+                <w:i w:val="false"/>
+                <w:iCs w:val="false"/>
+                <w:color w:val="000000"/>
+                <w:sz w:val="18"/>
+                <w:szCs w:val="18"/>
+              </w:rPr>
+              <w:t xml:space="preserve">Learners are shown two side-by-side scale drawings on the board: (A) the Kericho tea-farmers' metal bucket from the anchoring phenomenon — a conical frustum with top radius r₁ = 15 cm, bottom radius r₂ = 10 cm, height h = 30 cm — and (B) a square-based pyramidal maize-storage bin with top square side a₁ = 26 cm, bottom square side a₂ = 18 cm, and the same height h = 30 cm. Learners individually write a prediction in their exercise books: 'Which container holds more, and by how much? Explain your reasoning in at least two sentences.' They then share with a shoulder partner for 2 minutes before a whole-class cold-call.</w:t>
+            </w:r>
+          </w:p>
+        </w:tc>
+        <w:tc>
+          <w:tcPr>
+            <w:tcW w:type="dxa" w:w="3040"/>
+            <w:shd w:fill="F2F2F2" w:color="auto" w:val="clear"/>
+            <w:tcMar>
+              <w:top w:type="dxa" w:w="60"/>
+              <w:left w:type="dxa" w:w="120"/>
+              <w:bottom w:type="dxa" w:w="60"/>
+              <w:right w:type="dxa" w:w="120"/>
+            </w:tcMar>
+            <w:vAlign w:val="top"/>
+          </w:tcPr>
+          <w:p>
+            <w:pPr>
+              <w:spacing w:after="40" w:before="0"/>
+              <w:jc w:val="left"/>
+            </w:pPr>
+            <w:r>
+              <w:rPr>
+                <w:rFonts w:ascii="Arial" w:cs="Arial" w:eastAsia="Arial" w:hAnsi="Arial"/>
+                <w:b w:val="false"/>
+                <w:bCs w:val="false"/>
+                <w:i w:val="false"/>
+                <w:iCs w:val="false"/>
+                <w:color w:val="000000"/>
+                <w:sz w:val="18"/>
+                <w:szCs w:val="18"/>
+              </w:rPr>
+              <w:t xml:space="preserve">Display both drawings and say: 'Look carefully at these two containers. They have the same height — 30 centimetres. I want you to silently predict which holds more water and write down WHY you think so. You have 3 minutes — go.' [Allow 3 minutes of silent individual writing.] After writing, say: 'Turn to your neighbour and compare predictions. Do you agree or disagree? You have 2 minutes.' [Allow 2 minutes.] After partner talk, say: 'Let us hear some predictions. I will cold-call — Achieng, what did you and your partner predict?' [WAIT 10 seconds after naming before prompting.] Cold-call 4 learners (aim for at least 2 different predictions). Record all predictions verbatim on a section of the board labelled 'Our Predictions — Lesson 5'. Do NOT confirm or correct yet. End by saying: 'We are going to find out exactly which is larger — and by how much — by the end of today's lesson.'</w:t>
+            </w:r>
+          </w:p>
+        </w:tc>
+        <w:tc>
+          <w:tcPr>
+            <w:tcW w:type="dxa" w:w="3040"/>
+            <w:shd w:fill="FFFFFF" w:color="auto" w:val="clear"/>
+            <w:tcMar>
+              <w:top w:type="dxa" w:w="60"/>
+              <w:left w:type="dxa" w:w="120"/>
+              <w:bottom w:type="dxa" w:w="60"/>
+              <w:right w:type="dxa" w:w="120"/>
+            </w:tcMar>
+            <w:vAlign w:val="top"/>
+          </w:tcPr>
+          <w:p>
+            <w:pPr>
+              <w:spacing w:after="40" w:before="0"/>
+              <w:jc w:val="left"/>
+            </w:pPr>
+            <w:r>
+              <w:rPr>
+                <w:rFonts w:ascii="Arial" w:cs="Arial" w:eastAsia="Arial" w:hAnsi="Arial"/>
+                <w:b w:val="false"/>
+                <w:bCs w:val="false"/>
+                <w:i w:val="false"/>
+                <w:iCs w:val="false"/>
+                <w:color w:val="000000"/>
+                <w:sz w:val="18"/>
+                <w:szCs w:val="18"/>
+              </w:rPr>
+              <w:t xml:space="preserve">Elicit-and-record predictions: by surfacing prior reasoning (area comparisons, mental estimation) before instruction, the teacher creates a cognitive anchor. Learners will compare their predictions against computed results at the end of the lesson, making the resolution of surprise a powerful sensemaking moment.</w:t>
+            </w:r>
+          </w:p>
+        </w:tc>
+        <w:tc>
+          <w:tcPr>
+            <w:tcW w:type="dxa" w:w="3040"/>
+            <w:shd w:fill="F2F2F2" w:color="auto" w:val="clear"/>
+            <w:tcMar>
+              <w:top w:type="dxa" w:w="60"/>
+              <w:left w:type="dxa" w:w="120"/>
+              <w:bottom w:type="dxa" w:w="60"/>
+              <w:right w:type="dxa" w:w="120"/>
+            </w:tcMar>
+            <w:vAlign w:val="top"/>
+          </w:tcPr>
+          <w:p>
+            <w:pPr>
+              <w:spacing w:after="40" w:before="0"/>
+              <w:jc w:val="left"/>
+            </w:pPr>
+            <w:r>
+              <w:rPr>
+                <w:rFonts w:ascii="Arial" w:cs="Arial" w:eastAsia="Arial" w:hAnsi="Arial"/>
+                <w:b w:val="false"/>
+                <w:bCs w:val="false"/>
+                <w:i w:val="false"/>
+                <w:iCs w:val="false"/>
+                <w:color w:val="000000"/>
+                <w:sz w:val="18"/>
+                <w:szCs w:val="18"/>
+              </w:rPr>
+              <w:t xml:space="preserve">Observable indicator: every learner has at least two written sentences in their book before partner talk. Teacher circulates and scans for (a) learners who compare base areas (strong prior knowledge), (b) learners who only compare heights (partial understanding), and (c) learners who are unsure how to start (need scaffolding during the Observe phase). Teacher notes names for targeted cold-calling later.</w:t>
+            </w:r>
+          </w:p>
+        </w:tc>
+      </w:tr>
+      <w:tr>
+        <w:tc>
+          <w:tcPr>
+            <w:tcW w:type="dxa" w:w="1520"/>
+            <w:shd w:fill="D9EEF1" w:color="auto" w:val="clear"/>
+            <w:tcMar>
+              <w:top w:type="dxa" w:w="60"/>
+              <w:left w:type="dxa" w:w="120"/>
+              <w:bottom w:type="dxa" w:w="60"/>
+              <w:right w:type="dxa" w:w="120"/>
+            </w:tcMar>
+            <w:vAlign w:val="top"/>
+          </w:tcPr>
+          <w:p>
+            <w:pPr>
+              <w:spacing w:after="40" w:before="0"/>
+              <w:jc w:val="left"/>
+            </w:pPr>
+            <w:r>
+              <w:rPr>
+                <w:rFonts w:ascii="Arial" w:cs="Arial" w:eastAsia="Arial" w:hAnsi="Arial"/>
+                <w:b/>
+                <w:bCs/>
+                <w:i w:val="false"/>
+                <w:iCs w:val="false"/>
+                <w:color w:val="000000"/>
+                <w:sz w:val="18"/>
+                <w:szCs w:val="18"/>
+              </w:rPr>
+              <w:t xml:space="preserve">Observe Phase</w:t>
+            </w:r>
+          </w:p>
+          <w:p>
+            <w:pPr>
+              <w:spacing w:after="20" w:before="0"/>
+            </w:pPr>
+            <w:r>
+              <w:rPr>
+                <w:rFonts w:ascii="Arial" w:cs="Arial" w:eastAsia="Arial" w:hAnsi="Arial"/>
+                <w:b/>
+                <w:bCs/>
+                <w:color w:val="1F3864"/>
+                <w:sz w:val="16"/>
+                <w:szCs w:val="16"/>
+              </w:rPr>
+              <w:t xml:space="preserve">📹 VIDEO:</w:t>
+            </w:r>
+          </w:p>
+          <w:p>
+            <w:pPr>
+              <w:spacing w:after="20" w:before="0"/>
+            </w:pPr>
+            <w:hyperlink w:history="1" r:id="rIdeocluum2j760sbq52-d8i">
+              <w:r>
+                <w:rPr>
+                  <w:rFonts w:ascii="Arial" w:cs="Arial" w:eastAsia="Arial" w:hAnsi="Arial"/>
+                  <w:color w:val="2E75B6"/>
+                  <w:sz w:val="16"/>
+                  <w:szCs w:val="16"/>
+                  <w:u w:val="single" w:color="2E75B6"/>
+                </w:rPr>
+                <w:t xml:space="preserve">Volumes of cones intuition</w:t>
+              </w:r>
+            </w:hyperlink>
+          </w:p>
+          <w:p>
+            <w:pPr>
+              <w:spacing w:after="10" w:before="0"/>
+              <w:ind w:left="120"/>
+            </w:pPr>
+            <w:r>
+              <w:rPr>
+                <w:rFonts w:ascii="Arial" w:cs="Arial" w:eastAsia="Arial" w:hAnsi="Arial"/>
+                <w:color w:val="595959"/>
+                <w:sz w:val="14"/>
+                <w:szCs w:val="14"/>
+              </w:rPr>
+              <w:t xml:space="preserve">Source: Khan Academy (English - US curriculum)</w:t>
+            </w:r>
+          </w:p>
+          <w:p>
+            <w:pPr>
+              <w:spacing w:after="10" w:before="0"/>
+              <w:ind w:left="120"/>
+            </w:pPr>
+            <w:hyperlink w:history="1" r:id="rIdxygfatqcr1xbwn4bmfpvg">
+              <w:r>
+                <w:rPr>
+                  <w:rFonts w:ascii="Arial" w:cs="Arial" w:eastAsia="Arial" w:hAnsi="Arial"/>
+                  <w:color w:val="595959"/>
+                  <w:sz w:val="14"/>
+                  <w:szCs w:val="14"/>
+                  <w:u w:val="single" w:color="595959"/>
+                </w:rPr>
+                <w:t xml:space="preserve">🔍 Search ARES for similar videos</w:t>
+              </w:r>
+            </w:hyperlink>
+          </w:p>
+          <w:p>
+            <w:pPr>
+              <w:spacing w:after="40" w:before="0"/>
+            </w:pPr>
+            <w:r>
+              <w:rPr>
+                <w:sz w:val="14"/>
+                <w:szCs w:val="14"/>
+              </w:rPr>
+              <w:t xml:space="preserve"/>
+            </w:r>
+          </w:p>
+          <w:p>
+            <w:pPr>
+              <w:spacing w:after="20" w:before="0"/>
+            </w:pPr>
+            <w:r>
+              <w:rPr>
+                <w:rFonts w:ascii="Arial" w:cs="Arial" w:eastAsia="Arial" w:hAnsi="Arial"/>
+                <w:b/>
+                <w:bCs/>
+                <w:color w:val="1F3864"/>
+                <w:sz w:val="16"/>
+                <w:szCs w:val="16"/>
+              </w:rPr>
+              <w:t xml:space="preserve">📖 EXERCISE:</w:t>
+            </w:r>
+          </w:p>
+          <w:p>
+            <w:pPr>
+              <w:spacing w:after="20" w:before="0"/>
+            </w:pPr>
+            <w:hyperlink w:history="1" r:id="rId9gs7umq43chnd2emmgu7x">
+              <w:r>
+                <w:rPr>
+                  <w:rFonts w:ascii="Arial" w:cs="Arial" w:eastAsia="Arial" w:hAnsi="Arial"/>
+                  <w:color w:val="2E75B6"/>
+                  <w:sz w:val="16"/>
+                  <w:szCs w:val="16"/>
+                  <w:u w:val="single" w:color="2E75B6"/>
+                </w:rPr>
+                <w:t xml:space="preserve">Surface Area and Volume of Pyramids Practice</w:t>
+              </w:r>
+            </w:hyperlink>
+          </w:p>
+          <w:p>
+            <w:pPr>
+              <w:spacing w:after="10" w:before="0"/>
+              <w:ind w:left="120"/>
+            </w:pPr>
+            <w:r>
+              <w:rPr>
+                <w:rFonts w:ascii="Arial" w:cs="Arial" w:eastAsia="Arial" w:hAnsi="Arial"/>
+                <w:color w:val="595959"/>
+                <w:sz w:val="14"/>
+                <w:szCs w:val="14"/>
+              </w:rPr>
+              <w:t xml:space="preserve">Source: CK-12</w:t>
+            </w:r>
+          </w:p>
+          <w:p>
+            <w:pPr>
+              <w:spacing w:after="10" w:before="0"/>
+              <w:ind w:left="120"/>
+            </w:pPr>
+            <w:hyperlink w:history="1" r:id="rIdpyzxkn6b7ga5t4vyqbwuk">
+              <w:r>
+                <w:rPr>
+                  <w:rFonts w:ascii="Arial" w:cs="Arial" w:eastAsia="Arial" w:hAnsi="Arial"/>
+                  <w:color w:val="595959"/>
+                  <w:sz w:val="14"/>
+                  <w:szCs w:val="14"/>
+                  <w:u w:val="single" w:color="595959"/>
+                </w:rPr>
+                <w:t xml:space="preserve">🔍 Search ARES for similar readings</w:t>
+              </w:r>
+            </w:hyperlink>
+          </w:p>
+        </w:tc>
+        <w:tc>
+          <w:tcPr>
+            <w:tcW w:type="dxa" w:w="3040"/>
+            <w:shd w:fill="FFFFFF" w:color="auto" w:val="clear"/>
+            <w:tcMar>
+              <w:top w:type="dxa" w:w="60"/>
+              <w:left w:type="dxa" w:w="120"/>
+              <w:bottom w:type="dxa" w:w="60"/>
+              <w:right w:type="dxa" w:w="120"/>
+            </w:tcMar>
+            <w:vAlign w:val="top"/>
+          </w:tcPr>
+          <w:p>
+            <w:pPr>
+              <w:spacing w:after="40" w:before="0"/>
+              <w:jc w:val="left"/>
+            </w:pPr>
+            <w:r>
+              <w:rPr>
+                <w:rFonts w:ascii="Arial" w:cs="Arial" w:eastAsia="Arial" w:hAnsi="Arial"/>
+                <w:b w:val="false"/>
+                <w:bCs w:val="false"/>
+                <w:i w:val="false"/>
+                <w:iCs w:val="false"/>
+                <w:color w:val="000000"/>
+                <w:sz w:val="18"/>
+                <w:szCs w:val="18"/>
+              </w:rPr>
+              <w:t xml:space="preserve">Learners observe a three-part structured derivation displayed on the board and in their ARES workbooks. Part A (5 min): Teacher displays a whole square pyramid and its frustum cut-out, labelling A₁ (top face area), A₂ (bottom face area), and h (perpendicular height). Learners copy the diagram and label into their books. Part B (8 min): Teacher walks through the algebraic derivation of V_frustum(pyramid) = ⅓h(A₁ + A₂ + √(A₁A₂)) side by side with the cone-frustum formula V = ⅓πh(r₁² + r₂² + r₁r₂), showing that both share the identical structure: ⅓ × h × (top area + bottom area + geometric mean area). Learners annotate: they colour-code matching terms in both formulas with two different coloured pens. Part C (7 min): Learners independently work through a guided numerical example in their ARES workbook — a pyramidal bin with a₁ = 20 cm, a₂ = 12 cm, h = 25 cm — filling in a structured calculation scaffold with blanks for A₁, A₂, √(A₁A₂), the sum, and the final volume.</w:t>
+            </w:r>
+          </w:p>
+        </w:tc>
+        <w:tc>
+          <w:tcPr>
+            <w:tcW w:type="dxa" w:w="3040"/>
+            <w:shd w:fill="F2F2F2" w:color="auto" w:val="clear"/>
+            <w:tcMar>
+              <w:top w:type="dxa" w:w="60"/>
+              <w:left w:type="dxa" w:w="120"/>
+              <w:bottom w:type="dxa" w:w="60"/>
+              <w:right w:type="dxa" w:w="120"/>
+            </w:tcMar>
+            <w:vAlign w:val="top"/>
+          </w:tcPr>
+          <w:p>
+            <w:pPr>
+              <w:spacing w:after="40" w:before="0"/>
+              <w:jc w:val="left"/>
+            </w:pPr>
+            <w:r>
+              <w:rPr>
+                <w:rFonts w:ascii="Arial" w:cs="Arial" w:eastAsia="Arial" w:hAnsi="Arial"/>
+                <w:b w:val="false"/>
+                <w:bCs w:val="false"/>
+                <w:i w:val="false"/>
+                <w:iCs w:val="false"/>
+                <w:color w:val="000000"/>
+                <w:sz w:val="18"/>
+                <w:szCs w:val="18"/>
+              </w:rPr>
+              <w:t xml:space="preserve">Part A: Sketch the pyramid frustum slowly. Say: 'This is a frustum of a square pyramid — the shape many grain-storage bins and maize silos in the Rift Valley use. What are the two parallel faces?' [WAIT 10 seconds.] Cold-call 2 learners. Label A₁ and A₂. Say: 'h is always the perpendicular distance between the two parallel faces — not the slant height.' Underline 'perpendicular' on the board. Part B: Write both formulas on the board simultaneously. Say: 'I want you to look at the cone-frustum formula we derived in Lesson 4 — here — and the pyramid-frustum formula — here. What do you notice about their structure?' [WAIT 12 seconds.] Cold-call 3 learners. Guide learners to see the structural identity. Say: 'The formula does not care whether the base is a circle or a square — it always says: one-third times height times the sum of the top area, the bottom area, and the geometric mean of the two areas. Write that sentence in your own words under the formulas.' Part C: Say: 'Now try the guided example in your workbook on your own — you have 5 minutes. Show every step.' Circulate, checking that learners correctly compute A₁ = 20² = 400 cm², A₂ = 12² = 144 cm², √(A₁A₂) = √(400 × 144) = √57 600 = 240 cm², sum = 784 cm², V = ⅓ × 25 × 784 = 6 533.3 cm³. After 5 minutes: 'Who got 6 533 point 3 cubic centimetres? Show me a thumbs-up.' Address the most common error observed.</w:t>
+            </w:r>
+          </w:p>
+        </w:tc>
+        <w:tc>
+          <w:tcPr>
+            <w:tcW w:type="dxa" w:w="3040"/>
+            <w:shd w:fill="FFFFFF" w:color="auto" w:val="clear"/>
+            <w:tcMar>
+              <w:top w:type="dxa" w:w="60"/>
+              <w:left w:type="dxa" w:w="120"/>
+              <w:bottom w:type="dxa" w:w="60"/>
+              <w:right w:type="dxa" w:w="120"/>
+            </w:tcMar>
+            <w:vAlign w:val="top"/>
+          </w:tcPr>
+          <w:p>
+            <w:pPr>
+              <w:spacing w:after="40" w:before="0"/>
+              <w:jc w:val="left"/>
+            </w:pPr>
+            <w:r>
+              <w:rPr>
+                <w:rFonts w:ascii="Arial" w:cs="Arial" w:eastAsia="Arial" w:hAnsi="Arial"/>
+                <w:b w:val="false"/>
+                <w:bCs w:val="false"/>
+                <w:i w:val="false"/>
+                <w:iCs w:val="false"/>
+                <w:color w:val="000000"/>
+                <w:sz w:val="18"/>
+                <w:szCs w:val="18"/>
+              </w:rPr>
+              <w:t xml:space="preserve">Side-by-side formula comparison with colour-coding: placing the cone-frustum and pyramid-frustum formulas next to each other and having learners physically colour matching terms makes the structural analogy visible and tactile, reducing cognitive load and building the generalisation that the same mathematical skeleton underlies both. This directly advances the driving question: both the bucket and the pyramidal bin obey the same volume logic.</w:t>
+            </w:r>
+          </w:p>
+        </w:tc>
+        <w:tc>
+          <w:tcPr>
+            <w:tcW w:type="dxa" w:w="3040"/>
+            <w:shd w:fill="F2F2F2" w:color="auto" w:val="clear"/>
+            <w:tcMar>
+              <w:top w:type="dxa" w:w="60"/>
+              <w:left w:type="dxa" w:w="120"/>
+              <w:bottom w:type="dxa" w:w="60"/>
+              <w:right w:type="dxa" w:w="120"/>
+            </w:tcMar>
+            <w:vAlign w:val="top"/>
+          </w:tcPr>
+          <w:p>
+            <w:pPr>
+              <w:spacing w:after="40" w:before="0"/>
+              <w:jc w:val="left"/>
+            </w:pPr>
+            <w:r>
+              <w:rPr>
+                <w:rFonts w:ascii="Arial" w:cs="Arial" w:eastAsia="Arial" w:hAnsi="Arial"/>
+                <w:b w:val="false"/>
+                <w:bCs w:val="false"/>
+                <w:i w:val="false"/>
+                <w:iCs w:val="false"/>
+                <w:color w:val="000000"/>
+                <w:sz w:val="18"/>
+                <w:szCs w:val="18"/>
+              </w:rPr>
+              <w:t xml:space="preserve">Observable indicators: (a) learners' annotations show correct colour-coding of matching terms in both formulas; (b) in Part C, learners who correctly compute √(A₁A₂) = 240 cm² are on track — teacher checks this intermediate step explicitly during circulation; (c) thumbs-up count after Part C gives a rapid whole-class gauge. If fewer than 70% of learners show thumbs-up, the teacher re-models the √(A₁A₂) step before moving to Phase 3.</w:t>
+            </w:r>
+          </w:p>
+        </w:tc>
+      </w:tr>
+      <w:tr>
+        <w:tc>
+          <w:tcPr>
+            <w:tcW w:type="dxa" w:w="1520"/>
+            <w:shd w:fill="E2EFDA" w:color="auto" w:val="clear"/>
+            <w:tcMar>
+              <w:top w:type="dxa" w:w="60"/>
+              <w:left w:type="dxa" w:w="120"/>
+              <w:bottom w:type="dxa" w:w="60"/>
+              <w:right w:type="dxa" w:w="120"/>
+            </w:tcMar>
+            <w:vAlign w:val="top"/>
+          </w:tcPr>
+          <w:p>
+            <w:pPr>
+              <w:spacing w:after="40" w:before="0"/>
+              <w:jc w:val="left"/>
+            </w:pPr>
+            <w:r>
+              <w:rPr>
+                <w:rFonts w:ascii="Arial" w:cs="Arial" w:eastAsia="Arial" w:hAnsi="Arial"/>
+                <w:b/>
+                <w:bCs/>
+                <w:i w:val="false"/>
+                <w:iCs w:val="false"/>
+                <w:color w:val="000000"/>
+                <w:sz w:val="18"/>
+                <w:szCs w:val="18"/>
+              </w:rPr>
+              <w:t xml:space="preserve">Explain Phase</w:t>
+            </w:r>
+          </w:p>
+          <w:p>
+            <w:pPr>
+              <w:spacing w:after="20" w:before="0"/>
+            </w:pPr>
+            <w:r>
+              <w:rPr>
+                <w:rFonts w:ascii="Arial" w:cs="Arial" w:eastAsia="Arial" w:hAnsi="Arial"/>
+                <w:b/>
+                <w:bCs/>
+                <w:color w:val="1F3864"/>
+                <w:sz w:val="16"/>
+                <w:szCs w:val="16"/>
+              </w:rPr>
+              <w:t xml:space="preserve">📹 VIDEO:</w:t>
+            </w:r>
+          </w:p>
+          <w:p>
+            <w:pPr>
+              <w:spacing w:after="20" w:before="0"/>
+            </w:pPr>
+            <w:hyperlink w:history="1" r:id="rId_binf8pupydb1aoktkdbo">
+              <w:r>
+                <w:rPr>
+                  <w:rFonts w:ascii="Arial" w:cs="Arial" w:eastAsia="Arial" w:hAnsi="Arial"/>
+                  <w:color w:val="2E75B6"/>
+                  <w:sz w:val="16"/>
+                  <w:szCs w:val="16"/>
+                  <w:u w:val="single" w:color="2E75B6"/>
+                </w:rPr>
+                <w:t xml:space="preserve">Volume density</w:t>
+              </w:r>
+            </w:hyperlink>
+          </w:p>
+          <w:p>
+            <w:pPr>
+              <w:spacing w:after="10" w:before="0"/>
+              <w:ind w:left="120"/>
+            </w:pPr>
+            <w:r>
+              <w:rPr>
+                <w:rFonts w:ascii="Arial" w:cs="Arial" w:eastAsia="Arial" w:hAnsi="Arial"/>
+                <w:color w:val="595959"/>
+                <w:sz w:val="14"/>
+                <w:szCs w:val="14"/>
+              </w:rPr>
+              <w:t xml:space="preserve">Source: Khan Academy (English - US curriculum)</w:t>
+            </w:r>
+          </w:p>
+          <w:p>
+            <w:pPr>
+              <w:spacing w:after="10" w:before="0"/>
+              <w:ind w:left="120"/>
+            </w:pPr>
+            <w:hyperlink w:history="1" r:id="rIde8a0yx8qmw9oincivkyh6">
+              <w:r>
+                <w:rPr>
+                  <w:rFonts w:ascii="Arial" w:cs="Arial" w:eastAsia="Arial" w:hAnsi="Arial"/>
+                  <w:color w:val="595959"/>
+                  <w:sz w:val="14"/>
+                  <w:szCs w:val="14"/>
+                  <w:u w:val="single" w:color="595959"/>
+                </w:rPr>
+                <w:t xml:space="preserve">🔍 Search ARES for similar videos</w:t>
+              </w:r>
+            </w:hyperlink>
+          </w:p>
+          <w:p>
+            <w:pPr>
+              <w:spacing w:after="40" w:before="0"/>
+            </w:pPr>
+            <w:r>
+              <w:rPr>
+                <w:sz w:val="14"/>
+                <w:szCs w:val="14"/>
+              </w:rPr>
+              <w:t xml:space="preserve"/>
+            </w:r>
+          </w:p>
+          <w:p>
+            <w:pPr>
+              <w:spacing w:after="20" w:before="0"/>
+            </w:pPr>
+            <w:r>
+              <w:rPr>
+                <w:rFonts w:ascii="Arial" w:cs="Arial" w:eastAsia="Arial" w:hAnsi="Arial"/>
+                <w:b/>
+                <w:bCs/>
+                <w:color w:val="1F3864"/>
+                <w:sz w:val="16"/>
+                <w:szCs w:val="16"/>
+              </w:rPr>
+              <w:t xml:space="preserve">📖 HTML:</w:t>
+            </w:r>
+          </w:p>
+          <w:p>
+            <w:pPr>
+              <w:spacing w:after="20" w:before="0"/>
+            </w:pPr>
+            <w:hyperlink w:history="1" r:id="rIdgpbxzflkmjhid0hgtuqy3">
+              <w:r>
+                <w:rPr>
+                  <w:rFonts w:ascii="Arial" w:cs="Arial" w:eastAsia="Arial" w:hAnsi="Arial"/>
+                  <w:color w:val="2E75B6"/>
+                  <w:sz w:val="16"/>
+                  <w:szCs w:val="16"/>
+                  <w:u w:val="single" w:color="2E75B6"/>
+                </w:rPr>
+                <w:t xml:space="preserve">Surface Area and Volume of Pyramids (PLIX)</w:t>
+              </w:r>
+            </w:hyperlink>
+          </w:p>
+          <w:p>
+            <w:pPr>
+              <w:spacing w:after="10" w:before="0"/>
+              <w:ind w:left="120"/>
+            </w:pPr>
+            <w:r>
+              <w:rPr>
+                <w:rFonts w:ascii="Arial" w:cs="Arial" w:eastAsia="Arial" w:hAnsi="Arial"/>
+                <w:color w:val="595959"/>
+                <w:sz w:val="14"/>
+                <w:szCs w:val="14"/>
+              </w:rPr>
+              <w:t xml:space="preserve">Source: CK-12</w:t>
+            </w:r>
+          </w:p>
+          <w:p>
+            <w:pPr>
+              <w:spacing w:after="10" w:before="0"/>
+              <w:ind w:left="120"/>
+            </w:pPr>
+            <w:hyperlink w:history="1" r:id="rIdycrdot0zbynbp5l30bui3">
+              <w:r>
+                <w:rPr>
+                  <w:rFonts w:ascii="Arial" w:cs="Arial" w:eastAsia="Arial" w:hAnsi="Arial"/>
+                  <w:color w:val="595959"/>
+                  <w:sz w:val="14"/>
+                  <w:szCs w:val="14"/>
+                  <w:u w:val="single" w:color="595959"/>
+                </w:rPr>
+                <w:t xml:space="preserve">🔍 Search ARES for similar readings</w:t>
+              </w:r>
+            </w:hyperlink>
+          </w:p>
+        </w:tc>
+        <w:tc>
+          <w:tcPr>
+            <w:tcW w:type="dxa" w:w="3040"/>
+            <w:shd w:fill="FFFFFF" w:color="auto" w:val="clear"/>
+            <w:tcMar>
+              <w:top w:type="dxa" w:w="60"/>
+              <w:left w:type="dxa" w:w="120"/>
+              <w:bottom w:type="dxa" w:w="60"/>
+              <w:right w:type="dxa" w:w="120"/>
+            </w:tcMar>
+            <w:vAlign w:val="top"/>
+          </w:tcPr>
+          <w:p>
+            <w:pPr>
+              <w:spacing w:after="40" w:before="0"/>
+              <w:jc w:val="left"/>
+            </w:pPr>
+            <w:r>
+              <w:rPr>
+                <w:rFonts w:ascii="Arial" w:cs="Arial" w:eastAsia="Arial" w:hAnsi="Arial"/>
+                <w:b w:val="false"/>
+                <w:bCs w:val="false"/>
+                <w:i w:val="false"/>
+                <w:iCs w:val="false"/>
+                <w:color w:val="000000"/>
+                <w:sz w:val="18"/>
+                <w:szCs w:val="18"/>
+              </w:rPr>
+              <w:t xml:space="preserve">Learners work in groups of four to solve the main application problem, which is explicitly connected to the anchoring phenomenon: 'A maize farmer in Kericho uses a pyramidal grain-storage bin with a square top of side 30 cm, a square bottom of side 20 cm, and a perpendicular height of 40 cm. (a) Calculate the volume of the bin in cm³. (b) Convert the volume to litres. (c) The farmer plans to fill the bin with dry maize. Given that dry maize has a density of approximately 0.72 kg per litre, calculate the mass of maize the full bin can hold. (d) The farmer wants to double the capacity. If the height stays the same, what side length should both the top and the bottom square be scaled to? (Use the volume scale factor from Sub-Strand 2.1 — Similarity and Enlargement.)' Each group records their working on an A3 sheet. After 15 minutes of group work, two groups present their solutions to the class (teacher selects one group with a correct solution and one group that made a common error, without pre-announcing which is which). The class critiques both presentations.</w:t>
+            </w:r>
+          </w:p>
+        </w:tc>
+        <w:tc>
+          <w:tcPr>
+            <w:tcW w:type="dxa" w:w="3040"/>
+            <w:shd w:fill="F2F2F2" w:color="auto" w:val="clear"/>
+            <w:tcMar>
+              <w:top w:type="dxa" w:w="60"/>
+              <w:left w:type="dxa" w:w="120"/>
+              <w:bottom w:type="dxa" w:w="60"/>
+              <w:right w:type="dxa" w:w="120"/>
+            </w:tcMar>
+            <w:vAlign w:val="top"/>
+          </w:tcPr>
+          <w:p>
+            <w:pPr>
+              <w:spacing w:after="40" w:before="0"/>
+              <w:jc w:val="left"/>
+            </w:pPr>
+            <w:r>
+              <w:rPr>
+                <w:rFonts w:ascii="Arial" w:cs="Arial" w:eastAsia="Arial" w:hAnsi="Arial"/>
+                <w:b w:val="false"/>
+                <w:bCs w:val="false"/>
+                <w:i w:val="false"/>
+                <w:iCs w:val="false"/>
+                <w:color w:val="000000"/>
+                <w:sz w:val="18"/>
+                <w:szCs w:val="18"/>
+              </w:rPr>
+              <w:t xml:space="preserve">Distribute the A3 problem sheet. Say: 'This is the same Kericho farming community from our anchoring phenomenon — now storing maize, not tea leaves. Work in your groups. Assign roles: one calculator, one recorder, one checker, one presenter. You have 15 minutes.' [Circulate actively. After 5 minutes, check that all groups have correctly computed A₁ = 30² = 900 cm² and A₂ = 20² = 400 cm². If a group is stuck on part (d), ask: 'In Lesson 2 we found that if the volume scale factor is k³, and we want volume to double, what must k³ equal?' WAIT 12 seconds before offering further guidance.] After 15 minutes, say: 'Group 3, please present your working for parts (a), (b) and (c).' After Group 3 presents, say: 'Group 6, please present your working for part (d).' After both presentations, pose to the class: 'Do you agree with Group 3's answer for part (c)? Raise your hand if you got the same mass of maize.' Cold-call one learner who disagrees to explain the discrepancy. For part (d), explicitly ask: 'If volume doubles, k³ = 2, so k = ∛2 ≈ 1.26 — what does that tell us about the new side lengths?' Cold-call 2 learners. Confirm: new top side ≈ 30 × 1.26 ≈ 37.8 cm, new bottom side ≈ 20 × 1.26 ≈ 25.2 cm. Close by saying: 'Now return to our predictions from the start of the lesson. Was the pyramidal bin larger or smaller than the conical frustum? Let us check.' [Work through V_cone-frustum = ⅓π(30)(15² + 10² + 150) = ⅓π(30)(400) = 12 566 cm³ vs V_pyramid-frustum = ⅓(40)(900 + 400 + 600) = ⅓(40)(1900) = 25 333 cm³.] Say: 'The pyramidal bin holds MORE — about twice as much. How many of you predicted that? Why does it hold more even though both have the same height?'</w:t>
+            </w:r>
+          </w:p>
+        </w:tc>
+        <w:tc>
+          <w:tcPr>
+            <w:tcW w:type="dxa" w:w="3040"/>
+            <w:shd w:fill="FFFFFF" w:color="auto" w:val="clear"/>
+            <w:tcMar>
+              <w:top w:type="dxa" w:w="60"/>
+              <w:left w:type="dxa" w:w="120"/>
+              <w:bottom w:type="dxa" w:w="60"/>
+              <w:right w:type="dxa" w:w="120"/>
+            </w:tcMar>
+            <w:vAlign w:val="top"/>
+          </w:tcPr>
+          <w:p>
+            <w:pPr>
+              <w:spacing w:after="40" w:before="0"/>
+              <w:jc w:val="left"/>
+            </w:pPr>
+            <w:r>
+              <w:rPr>
+                <w:rFonts w:ascii="Arial" w:cs="Arial" w:eastAsia="Arial" w:hAnsi="Arial"/>
+                <w:b w:val="false"/>
+                <w:bCs w:val="false"/>
+                <w:i w:val="false"/>
+                <w:iCs w:val="false"/>
+                <w:color w:val="000000"/>
+                <w:sz w:val="18"/>
+                <w:szCs w:val="18"/>
+              </w:rPr>
+              <w:t xml:space="preserve">Collaborative problem-solving with cross-group critique: having two groups present — one correct, one with an error — turns the comparison into a sensemaking activity where learners must apply their emerging understanding to evaluate claims. The return to the opening predictions closes a predict-observe-explain loop within the lesson, directly connecting to the anchoring phenomenon and the driving question. Connecting part (d) to Sub-Strand 2.1 (Similarity and Enlargement) makes cross-strand mathematical coherence visible.</w:t>
+            </w:r>
+          </w:p>
+        </w:tc>
+        <w:tc>
+          <w:tcPr>
+            <w:tcW w:type="dxa" w:w="3040"/>
+            <w:shd w:fill="F2F2F2" w:color="auto" w:val="clear"/>
+            <w:tcMar>
+              <w:top w:type="dxa" w:w="60"/>
+              <w:left w:type="dxa" w:w="120"/>
+              <w:bottom w:type="dxa" w:w="60"/>
+              <w:right w:type="dxa" w:w="120"/>
+            </w:tcMar>
+            <w:vAlign w:val="top"/>
+          </w:tcPr>
+          <w:p>
+            <w:pPr>
+              <w:spacing w:after="40" w:before="0"/>
+              <w:jc w:val="left"/>
+            </w:pPr>
+            <w:r>
+              <w:rPr>
+                <w:rFonts w:ascii="Arial" w:cs="Arial" w:eastAsia="Arial" w:hAnsi="Arial"/>
+                <w:b w:val="false"/>
+                <w:bCs w:val="false"/>
+                <w:i w:val="false"/>
+                <w:iCs w:val="false"/>
+                <w:color w:val="000000"/>
+                <w:sz w:val="18"/>
+                <w:szCs w:val="18"/>
+              </w:rPr>
+              <w:t xml:space="preserve">Expected answers for formative checking: (a) A₁ = 900 cm², A₂ = 400 cm², √(A₁A₂) = 600 cm², V = ⅓ × 40 × 1900 = 25 333.3 cm³; (b) 25.33 litres; (c) 25.33 × 0.72 ≈ 18.24 kg of maize; (d) k = ∛2 ≈ 1.26, new top side ≈ 37.8 cm, new bottom side ≈ 25.2 cm. Teacher uses the A3 sheets as a visible formative record — collect all sheets at the end of class for written feedback before Lesson 6.</w:t>
+            </w:r>
+          </w:p>
+        </w:tc>
+      </w:tr>
+      <w:tr>
+        <w:tc>
+          <w:tcPr>
+            <w:tcW w:type="dxa" w:w="1520"/>
+            <w:shd w:fill="FCE4D6" w:color="auto" w:val="clear"/>
+            <w:tcMar>
+              <w:top w:type="dxa" w:w="60"/>
+              <w:left w:type="dxa" w:w="120"/>
+              <w:bottom w:type="dxa" w:w="60"/>
+              <w:right w:type="dxa" w:w="120"/>
+            </w:tcMar>
+            <w:vAlign w:val="top"/>
+          </w:tcPr>
+          <w:p>
+            <w:pPr>
+              <w:spacing w:after="40" w:before="0"/>
+              <w:jc w:val="left"/>
+            </w:pPr>
+            <w:r>
+              <w:rPr>
+                <w:rFonts w:ascii="Arial" w:cs="Arial" w:eastAsia="Arial" w:hAnsi="Arial"/>
+                <w:b/>
+                <w:bCs/>
+                <w:i w:val="false"/>
+                <w:iCs w:val="false"/>
+                <w:color w:val="000000"/>
+                <w:sz w:val="18"/>
+                <w:szCs w:val="18"/>
+              </w:rPr>
+              <w:t xml:space="preserve">Driving Question Board (DQB) Creation</w:t>
+            </w:r>
+          </w:p>
+          <w:p>
+            <w:pPr>
+              <w:spacing w:after="20" w:before="0"/>
+            </w:pPr>
+            <w:r>
+              <w:rPr>
+                <w:rFonts w:ascii="Arial" w:cs="Arial" w:eastAsia="Arial" w:hAnsi="Arial"/>
+                <w:b/>
+                <w:bCs/>
+                <w:color w:val="1F3864"/>
+                <w:sz w:val="16"/>
+                <w:szCs w:val="16"/>
+              </w:rPr>
+              <w:t xml:space="preserve">📹 VIDEO:</w:t>
+            </w:r>
+          </w:p>
+          <w:p>
+            <w:pPr>
+              <w:spacing w:after="20" w:before="0"/>
+            </w:pPr>
+            <w:hyperlink w:history="1" r:id="rIdublg7azrdsohoqpaytqzx">
               <w:r>
                 <w:rPr>
                   <w:rFonts w:ascii="Arial" w:cs="Arial" w:eastAsia="Arial" w:hAnsi="Arial"/>
@@ -14444,7 +15362,7 @@
               <w:spacing w:after="10" w:before="0"/>
               <w:ind w:left="120"/>
             </w:pPr>
-            <w:hyperlink w:history="1" r:id="rId1zvq0lirlrdkexfhmwqn5">
+            <w:hyperlink w:history="1" r:id="rIdh0o9eknnz0xgrwr50vvpw">
               <w:r>
                 <w:rPr>
                   <w:rFonts w:ascii="Arial" w:cs="Arial" w:eastAsia="Arial" w:hAnsi="Arial"/>
@@ -14482,14 +15400,14 @@
                 <w:sz w:val="16"/>
                 <w:szCs w:val="16"/>
               </w:rPr>
-              <w:t xml:space="preserve">📖 HTML:</w:t>
+              <w:t xml:space="preserve">📖 EXERCISE:</w:t>
             </w:r>
           </w:p>
           <w:p>
             <w:pPr>
               <w:spacing w:after="20" w:before="0"/>
             </w:pPr>
-            <w:hyperlink w:history="1" r:id="rIduaiapwhvftbekyd9ty-5l">
+            <w:hyperlink w:history="1" r:id="rIdal0wt5kz-udgfbtrbghth">
               <w:r>
                 <w:rPr>
                   <w:rFonts w:ascii="Arial" w:cs="Arial" w:eastAsia="Arial" w:hAnsi="Arial"/>
@@ -14498,7 +15416,7 @@
                   <w:szCs w:val="16"/>
                   <w:u w:val="single" w:color="2E75B6"/>
                 </w:rPr>
-                <w:t xml:space="preserve">Comparing Standard Units of Volume (PLIX)</w:t>
+                <w:t xml:space="preserve">Volume of prisms and pyramids</w:t>
               </w:r>
             </w:hyperlink>
           </w:p>
@@ -14514,7 +15432,7 @@
                 <w:sz w:val="14"/>
                 <w:szCs w:val="14"/>
               </w:rPr>
-              <w:t xml:space="preserve">Source: CK-12</w:t>
+              <w:t xml:space="preserve">Source: Khan Academy (English - US curriculum)</w:t>
             </w:r>
           </w:p>
           <w:p>
@@ -14522,7 +15440,7 @@
               <w:spacing w:after="10" w:before="0"/>
               <w:ind w:left="120"/>
             </w:pPr>
-            <w:hyperlink w:history="1" r:id="rIdyv1neoxvvcwnra34pch67">
+            <w:hyperlink w:history="1" r:id="rId-vrrmcnn3idnxa9c1vace">
               <w:r>
                 <w:rPr>
                   <w:rFonts w:ascii="Arial" w:cs="Arial" w:eastAsia="Arial" w:hAnsi="Arial"/>
@@ -14564,7 +15482,7 @@
                 <w:sz w:val="18"/>
                 <w:szCs w:val="18"/>
               </w:rPr>
-              <w:t xml:space="preserve">Learners are shown two side-by-side scale drawings on the board: (A) the Kericho tea-farmers' metal bucket from the anchoring phenomenon — a conical frustum with top radius r₁ = 15 cm, bottom radius r₂ = 10 cm, height h = 30 cm — and (B) a square-based pyramidal maize-storage bin with top square side a₁ = 26 cm, bottom square side a₂ = 18 cm, and the same height h = 30 cm. Learners individually write a prediction in their exercise books: 'Which container holds more, and by how much? Explain your reasoning in at least two sentences.' They then share with a shoulder partner for 2 minutes before a whole-class cold-call.</w:t>
+              <w:t xml:space="preserve">Each learner independently writes on a sticky note (or in a designated DQB section of their workbook if physical sticky notes are unavailable): one thing they can NOW explain about the driving question that they could not explain before today, and one question that today's lesson has raised for them. Learners post or write their notes. The teacher reads out 4–5 contributions and clusters them on the DQB under two growing columns: 'What we can now explain' and 'What we still need to find out'. Learners update the DQB tracking table in their workbooks, ticking off: cylinder ✓, cone ✓, conical frustum ✓, pyramidal frustum ✓ (today), and noting that 'designing a container of exact capacity' remains the culminating challenge.</w:t>
             </w:r>
           </w:p>
         </w:tc>
@@ -14596,7 +15514,7 @@
                 <w:sz w:val="18"/>
                 <w:szCs w:val="18"/>
               </w:rPr>
-              <w:t xml:space="preserve">Display both drawings and say: 'Look carefully at these two containers. They have the same height — 30 centimetres. I want you to silently predict which holds more water and write down WHY you think so. You have 3 minutes — go.' [Allow 3 minutes of silent individual writing.] After writing, say: 'Turn to your neighbour and compare predictions. Do you agree or disagree? You have 2 minutes.' [Allow 2 minutes.] After partner talk, say: 'Let us hear some predictions. I will cold-call — Achieng, what did you and your partner predict?' [WAIT 10 seconds after naming before prompting.] Cold-call 4 learners (aim for at least 2 different predictions). Record all predictions verbatim on a section of the board labelled 'Our Predictions — Lesson 5'. Do NOT confirm or correct yet. End by saying: 'We are going to find out exactly which is larger — and by how much — by the end of today's lesson.'</w:t>
+              <w:t xml:space="preserve">Say: 'Take a sticky note — or open your workbook to the DQB page. Write: one thing you can NOW explain about why the tea farmers' containers hold different amounts, and one new question today has made you think about. You have 3 minutes — on your own, silent.' [WAIT 3 minutes.] 'Post your notes. I am going to read some aloud.' Read 4–5 notes, grouping them visibly on the board. Highlight any note that connects to the driving question — e.g., 'The formula is the same structure for any frustum — it does not matter if the base is a circle or a rectangle.' Say: 'That is a big idea. The Kericho tea farmers' bucket and the Rift Valley maize bin both obey the same mathematical rule — one-third times height times that special sum of areas. Tick pyramidal frustum in your tracking table. What is left for us to answer before we can fully design our own container?' Cold-call 2 learners. Guide towards: 'We need to know how to choose dimensions to hit an exact target capacity — that is our culminating design challenge in Lesson 8.'</w:t>
             </w:r>
           </w:p>
         </w:tc>
@@ -14628,7 +15546,7 @@
                 <w:sz w:val="18"/>
                 <w:szCs w:val="18"/>
               </w:rPr>
-              <w:t xml:space="preserve">Elicit-and-record predictions: by surfacing prior reasoning (area comparisons, mental estimation) before instruction, the teacher creates a cognitive anchor. Learners will compare their predictions against computed results at the end of the lesson, making the resolution of surprise a powerful sensemaking moment.</w:t>
+              <w:t xml:space="preserve">DQB update with explicit tracking table: making cumulative understanding visible on a shared board (and in individual workbooks) gives learners a metacognitive map of the unit's evidence-gathering sequence. Clustering learner-generated questions around the driving question sustains inquiry momentum and shows learners that their confusion is productive and shared.</w:t>
             </w:r>
           </w:p>
         </w:tc>
@@ -14660,7 +15578,7 @@
                 <w:sz w:val="18"/>
                 <w:szCs w:val="18"/>
               </w:rPr>
-              <w:t xml:space="preserve">Observable indicator: every learner has at least two written sentences in their book before partner talk. Teacher circulates and scans for (a) learners who compare base areas (strong prior knowledge), (b) learners who only compare heights (partial understanding), and (c) learners who are unsure how to start (need scaffolding during the Observe phase). Teacher notes names for targeted cold-calling later.</w:t>
+              <w:t xml:space="preserve">Observable indicator: each learner's sticky note or workbook entry contains (a) a specific mathematical claim (not a vague statement like 'I learned about frustums') and (b) a genuine question. Teacher scans for entries that reveal lingering misconceptions — e.g., 'Is the formula different if the base is a triangle?' — and flags these for targeted attention in Lesson 6.</w:t>
             </w:r>
           </w:p>
         </w:tc>
@@ -14669,32 +15587,32 @@
         <w:tc>
           <w:tcPr>
             <w:tcW w:type="dxa" w:w="1520"/>
-            <w:shd w:fill="D9EEF1" w:color="auto" w:val="clear"/>
-            <w:tcMar>
-              <w:top w:type="dxa" w:w="60"/>
-              <w:left w:type="dxa" w:w="120"/>
-              <w:bottom w:type="dxa" w:w="60"/>
-              <w:right w:type="dxa" w:w="120"/>
-            </w:tcMar>
-            <w:vAlign w:val="top"/>
-          </w:tcPr>
-          <w:p>
-            <w:pPr>
-              <w:spacing w:after="40" w:before="0"/>
-              <w:jc w:val="left"/>
-            </w:pPr>
-            <w:r>
-              <w:rPr>
-                <w:rFonts w:ascii="Arial" w:cs="Arial" w:eastAsia="Arial" w:hAnsi="Arial"/>
-                <w:b/>
-                <w:bCs/>
-                <w:i w:val="false"/>
-                <w:iCs w:val="false"/>
-                <w:color w:val="000000"/>
-                <w:sz w:val="18"/>
-                <w:szCs w:val="18"/>
-              </w:rPr>
-              <w:t xml:space="preserve">Observe Phase</w:t>
+            <w:shd w:fill="D5E8F0" w:color="auto" w:val="clear"/>
+            <w:tcMar>
+              <w:top w:type="dxa" w:w="60"/>
+              <w:left w:type="dxa" w:w="120"/>
+              <w:bottom w:type="dxa" w:w="60"/>
+              <w:right w:type="dxa" w:w="120"/>
+            </w:tcMar>
+            <w:vAlign w:val="top"/>
+          </w:tcPr>
+          <w:p>
+            <w:pPr>
+              <w:spacing w:after="40" w:before="0"/>
+              <w:jc w:val="left"/>
+            </w:pPr>
+            <w:r>
+              <w:rPr>
+                <w:rFonts w:ascii="Arial" w:cs="Arial" w:eastAsia="Arial" w:hAnsi="Arial"/>
+                <w:b/>
+                <w:bCs/>
+                <w:i w:val="false"/>
+                <w:iCs w:val="false"/>
+                <w:color w:val="000000"/>
+                <w:sz w:val="18"/>
+                <w:szCs w:val="18"/>
+              </w:rPr>
+              <w:t xml:space="preserve">Model Building Phase</w:t>
             </w:r>
           </w:p>
           <w:p>
@@ -14717,7 +15635,7 @@
             <w:pPr>
               <w:spacing w:after="20" w:before="0"/>
             </w:pPr>
-            <w:hyperlink w:history="1" r:id="rIdsx5byf0riswsmxyrm2szt">
+            <w:hyperlink w:history="1" r:id="rIdudsfxnp_krvu97f0gsle_">
               <w:r>
                 <w:rPr>
                   <w:rFonts w:ascii="Arial" w:cs="Arial" w:eastAsia="Arial" w:hAnsi="Arial"/>
@@ -14726,7 +15644,7 @@
                   <w:szCs w:val="16"/>
                   <w:u w:val="single" w:color="2E75B6"/>
                 </w:rPr>
-                <w:t xml:space="preserve">Volume of a Pyramid - Overview</w:t>
+                <w:t xml:space="preserve">Volume of pyramids intuition</w:t>
               </w:r>
             </w:hyperlink>
           </w:p>
@@ -14742,7 +15660,7 @@
                 <w:sz w:val="14"/>
                 <w:szCs w:val="14"/>
               </w:rPr>
-              <w:t xml:space="preserve">Source: CK-12</w:t>
+              <w:t xml:space="preserve">Source: Khan Academy (English - US curriculum)</w:t>
             </w:r>
           </w:p>
           <w:p>
@@ -14750,7 +15668,7 @@
               <w:spacing w:after="10" w:before="0"/>
               <w:ind w:left="120"/>
             </w:pPr>
-            <w:hyperlink w:history="1" r:id="rId321rpgwiyrbzhjxg9r-sf">
+            <w:hyperlink w:history="1" r:id="rIdumwse7md2b9zvooqt0_b2">
               <w:r>
                 <w:rPr>
                   <w:rFonts w:ascii="Arial" w:cs="Arial" w:eastAsia="Arial" w:hAnsi="Arial"/>
@@ -14788,14 +15706,14 @@
                 <w:sz w:val="16"/>
                 <w:szCs w:val="16"/>
               </w:rPr>
-              <w:t xml:space="preserve">📖 HTML:</w:t>
+              <w:t xml:space="preserve">📖 EXERCISE:</w:t>
             </w:r>
           </w:p>
           <w:p>
             <w:pPr>
               <w:spacing w:after="20" w:before="0"/>
             </w:pPr>
-            <w:hyperlink w:history="1" r:id="rIdkknioepdyzvoutaacd2bi">
+            <w:hyperlink w:history="1" r:id="rIdlguo-vecqxwbryt1tdupd">
               <w:r>
                 <w:rPr>
                   <w:rFonts w:ascii="Arial" w:cs="Arial" w:eastAsia="Arial" w:hAnsi="Arial"/>
@@ -14804,7 +15722,7 @@
                   <w:szCs w:val="16"/>
                   <w:u w:val="single" w:color="2E75B6"/>
                 </w:rPr>
-                <w:t xml:space="preserve">Comparing Standard Units of Volume (PLIX)</w:t>
+                <w:t xml:space="preserve">Apply volume of solids</w:t>
               </w:r>
             </w:hyperlink>
           </w:p>
@@ -14820,7 +15738,7 @@
                 <w:sz w:val="14"/>
                 <w:szCs w:val="14"/>
               </w:rPr>
-              <w:t xml:space="preserve">Source: CK-12</w:t>
+              <w:t xml:space="preserve">Source: Khan Academy (English - US curriculum)</w:t>
             </w:r>
           </w:p>
           <w:p>
@@ -14828,925 +15746,7 @@
               <w:spacing w:after="10" w:before="0"/>
               <w:ind w:left="120"/>
             </w:pPr>
-            <w:hyperlink w:history="1" r:id="rIdd49aan7xp-jxqrpi2pwpf">
-              <w:r>
-                <w:rPr>
-                  <w:rFonts w:ascii="Arial" w:cs="Arial" w:eastAsia="Arial" w:hAnsi="Arial"/>
-                  <w:color w:val="595959"/>
-                  <w:sz w:val="14"/>
-                  <w:szCs w:val="14"/>
-                  <w:u w:val="single" w:color="595959"/>
-                </w:rPr>
-                <w:t xml:space="preserve">🔍 Search ARES for similar readings</w:t>
-              </w:r>
-            </w:hyperlink>
-          </w:p>
-        </w:tc>
-        <w:tc>
-          <w:tcPr>
-            <w:tcW w:type="dxa" w:w="3040"/>
-            <w:shd w:fill="FFFFFF" w:color="auto" w:val="clear"/>
-            <w:tcMar>
-              <w:top w:type="dxa" w:w="60"/>
-              <w:left w:type="dxa" w:w="120"/>
-              <w:bottom w:type="dxa" w:w="60"/>
-              <w:right w:type="dxa" w:w="120"/>
-            </w:tcMar>
-            <w:vAlign w:val="top"/>
-          </w:tcPr>
-          <w:p>
-            <w:pPr>
-              <w:spacing w:after="40" w:before="0"/>
-              <w:jc w:val="left"/>
-            </w:pPr>
-            <w:r>
-              <w:rPr>
-                <w:rFonts w:ascii="Arial" w:cs="Arial" w:eastAsia="Arial" w:hAnsi="Arial"/>
-                <w:b w:val="false"/>
-                <w:bCs w:val="false"/>
-                <w:i w:val="false"/>
-                <w:iCs w:val="false"/>
-                <w:color w:val="000000"/>
-                <w:sz w:val="18"/>
-                <w:szCs w:val="18"/>
-              </w:rPr>
-              <w:t xml:space="preserve">Learners observe a three-part structured derivation displayed on the board and in their ARES workbooks. Part A (5 min): Teacher displays a whole square pyramid and its frustum cut-out, labelling A₁ (top face area), A₂ (bottom face area), and h (perpendicular height). Learners copy the diagram and label into their books. Part B (8 min): Teacher walks through the algebraic derivation of V_frustum(pyramid) = ⅓h(A₁ + A₂ + √(A₁A₂)) side by side with the cone-frustum formula V = ⅓πh(r₁² + r₂² + r₁r₂), showing that both share the identical structure: ⅓ × h × (top area + bottom area + geometric mean area). Learners annotate: they colour-code matching terms in both formulas with two different coloured pens. Part C (7 min): Learners independently work through a guided numerical example in their ARES workbook — a pyramidal bin with a₁ = 20 cm, a₂ = 12 cm, h = 25 cm — filling in a structured calculation scaffold with blanks for A₁, A₂, √(A₁A₂), the sum, and the final volume.</w:t>
-            </w:r>
-          </w:p>
-        </w:tc>
-        <w:tc>
-          <w:tcPr>
-            <w:tcW w:type="dxa" w:w="3040"/>
-            <w:shd w:fill="F2F2F2" w:color="auto" w:val="clear"/>
-            <w:tcMar>
-              <w:top w:type="dxa" w:w="60"/>
-              <w:left w:type="dxa" w:w="120"/>
-              <w:bottom w:type="dxa" w:w="60"/>
-              <w:right w:type="dxa" w:w="120"/>
-            </w:tcMar>
-            <w:vAlign w:val="top"/>
-          </w:tcPr>
-          <w:p>
-            <w:pPr>
-              <w:spacing w:after="40" w:before="0"/>
-              <w:jc w:val="left"/>
-            </w:pPr>
-            <w:r>
-              <w:rPr>
-                <w:rFonts w:ascii="Arial" w:cs="Arial" w:eastAsia="Arial" w:hAnsi="Arial"/>
-                <w:b w:val="false"/>
-                <w:bCs w:val="false"/>
-                <w:i w:val="false"/>
-                <w:iCs w:val="false"/>
-                <w:color w:val="000000"/>
-                <w:sz w:val="18"/>
-                <w:szCs w:val="18"/>
-              </w:rPr>
-              <w:t xml:space="preserve">Part A: Sketch the pyramid frustum slowly. Say: 'This is a frustum of a square pyramid — the shape many grain-storage bins and maize silos in the Rift Valley use. What are the two parallel faces?' [WAIT 10 seconds.] Cold-call 2 learners. Label A₁ and A₂. Say: 'h is always the perpendicular distance between the two parallel faces — not the slant height.' Underline 'perpendicular' on the board. Part B: Write both formulas on the board simultaneously. Say: 'I want you to look at the cone-frustum formula we derived in Lesson 4 — here — and the pyramid-frustum formula — here. What do you notice about their structure?' [WAIT 12 seconds.] Cold-call 3 learners. Guide learners to see the structural identity. Say: 'The formula does not care whether the base is a circle or a square — it always says: one-third times height times the sum of the top area, the bottom area, and the geometric mean of the two areas. Write that sentence in your own words under the formulas.' Part C: Say: 'Now try the guided example in your workbook on your own — you have 5 minutes. Show every step.' Circulate, checking that learners correctly compute A₁ = 20² = 400 cm², A₂ = 12² = 144 cm², √(A₁A₂) = √(400 × 144) = √57 600 = 240 cm², sum = 784 cm², V = ⅓ × 25 × 784 = 6 533.3 cm³. After 5 minutes: 'Who got 6 533 point 3 cubic centimetres? Show me a thumbs-up.' Address the most common error observed.</w:t>
-            </w:r>
-          </w:p>
-        </w:tc>
-        <w:tc>
-          <w:tcPr>
-            <w:tcW w:type="dxa" w:w="3040"/>
-            <w:shd w:fill="FFFFFF" w:color="auto" w:val="clear"/>
-            <w:tcMar>
-              <w:top w:type="dxa" w:w="60"/>
-              <w:left w:type="dxa" w:w="120"/>
-              <w:bottom w:type="dxa" w:w="60"/>
-              <w:right w:type="dxa" w:w="120"/>
-            </w:tcMar>
-            <w:vAlign w:val="top"/>
-          </w:tcPr>
-          <w:p>
-            <w:pPr>
-              <w:spacing w:after="40" w:before="0"/>
-              <w:jc w:val="left"/>
-            </w:pPr>
-            <w:r>
-              <w:rPr>
-                <w:rFonts w:ascii="Arial" w:cs="Arial" w:eastAsia="Arial" w:hAnsi="Arial"/>
-                <w:b w:val="false"/>
-                <w:bCs w:val="false"/>
-                <w:i w:val="false"/>
-                <w:iCs w:val="false"/>
-                <w:color w:val="000000"/>
-                <w:sz w:val="18"/>
-                <w:szCs w:val="18"/>
-              </w:rPr>
-              <w:t xml:space="preserve">Side-by-side formula comparison with colour-coding: placing the cone-frustum and pyramid-frustum formulas next to each other and having learners physically colour matching terms makes the structural analogy visible and tactile, reducing cognitive load and building the generalisation that the same mathematical skeleton underlies both. This directly advances the driving question: both the bucket and the pyramidal bin obey the same volume logic.</w:t>
-            </w:r>
-          </w:p>
-        </w:tc>
-        <w:tc>
-          <w:tcPr>
-            <w:tcW w:type="dxa" w:w="3040"/>
-            <w:shd w:fill="F2F2F2" w:color="auto" w:val="clear"/>
-            <w:tcMar>
-              <w:top w:type="dxa" w:w="60"/>
-              <w:left w:type="dxa" w:w="120"/>
-              <w:bottom w:type="dxa" w:w="60"/>
-              <w:right w:type="dxa" w:w="120"/>
-            </w:tcMar>
-            <w:vAlign w:val="top"/>
-          </w:tcPr>
-          <w:p>
-            <w:pPr>
-              <w:spacing w:after="40" w:before="0"/>
-              <w:jc w:val="left"/>
-            </w:pPr>
-            <w:r>
-              <w:rPr>
-                <w:rFonts w:ascii="Arial" w:cs="Arial" w:eastAsia="Arial" w:hAnsi="Arial"/>
-                <w:b w:val="false"/>
-                <w:bCs w:val="false"/>
-                <w:i w:val="false"/>
-                <w:iCs w:val="false"/>
-                <w:color w:val="000000"/>
-                <w:sz w:val="18"/>
-                <w:szCs w:val="18"/>
-              </w:rPr>
-              <w:t xml:space="preserve">Observable indicators: (a) learners' annotations show correct colour-coding of matching terms in both formulas; (b) in Part C, learners who correctly compute √(A₁A₂) = 240 cm² are on track — teacher checks this intermediate step explicitly during circulation; (c) thumbs-up count after Part C gives a rapid whole-class gauge. If fewer than 70% of learners show thumbs-up, the teacher re-models the √(A₁A₂) step before moving to Phase 3.</w:t>
-            </w:r>
-          </w:p>
-        </w:tc>
-      </w:tr>
-      <w:tr>
-        <w:tc>
-          <w:tcPr>
-            <w:tcW w:type="dxa" w:w="1520"/>
-            <w:shd w:fill="E2EFDA" w:color="auto" w:val="clear"/>
-            <w:tcMar>
-              <w:top w:type="dxa" w:w="60"/>
-              <w:left w:type="dxa" w:w="120"/>
-              <w:bottom w:type="dxa" w:w="60"/>
-              <w:right w:type="dxa" w:w="120"/>
-            </w:tcMar>
-            <w:vAlign w:val="top"/>
-          </w:tcPr>
-          <w:p>
-            <w:pPr>
-              <w:spacing w:after="40" w:before="0"/>
-              <w:jc w:val="left"/>
-            </w:pPr>
-            <w:r>
-              <w:rPr>
-                <w:rFonts w:ascii="Arial" w:cs="Arial" w:eastAsia="Arial" w:hAnsi="Arial"/>
-                <w:b/>
-                <w:bCs/>
-                <w:i w:val="false"/>
-                <w:iCs w:val="false"/>
-                <w:color w:val="000000"/>
-                <w:sz w:val="18"/>
-                <w:szCs w:val="18"/>
-              </w:rPr>
-              <w:t xml:space="preserve">Explain Phase</w:t>
-            </w:r>
-          </w:p>
-          <w:p>
-            <w:pPr>
-              <w:spacing w:after="20" w:before="0"/>
-            </w:pPr>
-            <w:r>
-              <w:rPr>
-                <w:rFonts w:ascii="Arial" w:cs="Arial" w:eastAsia="Arial" w:hAnsi="Arial"/>
-                <w:b/>
-                <w:bCs/>
-                <w:color w:val="1F3864"/>
-                <w:sz w:val="16"/>
-                <w:szCs w:val="16"/>
-              </w:rPr>
-              <w:t xml:space="preserve">📹 VIDEO:</w:t>
-            </w:r>
-          </w:p>
-          <w:p>
-            <w:pPr>
-              <w:spacing w:after="20" w:before="0"/>
-            </w:pPr>
-            <w:hyperlink w:history="1" r:id="rIdytvol67ilymsvvxlqjswc">
-              <w:r>
-                <w:rPr>
-                  <w:rFonts w:ascii="Arial" w:cs="Arial" w:eastAsia="Arial" w:hAnsi="Arial"/>
-                  <w:color w:val="2E75B6"/>
-                  <w:sz w:val="16"/>
-                  <w:szCs w:val="16"/>
-                  <w:u w:val="single" w:color="2E75B6"/>
-                </w:rPr>
-                <w:t xml:space="preserve">Volume of a Pyramid - Overview</w:t>
-              </w:r>
-            </w:hyperlink>
-          </w:p>
-          <w:p>
-            <w:pPr>
-              <w:spacing w:after="10" w:before="0"/>
-              <w:ind w:left="120"/>
-            </w:pPr>
-            <w:r>
-              <w:rPr>
-                <w:rFonts w:ascii="Arial" w:cs="Arial" w:eastAsia="Arial" w:hAnsi="Arial"/>
-                <w:color w:val="595959"/>
-                <w:sz w:val="14"/>
-                <w:szCs w:val="14"/>
-              </w:rPr>
-              <w:t xml:space="preserve">Source: CK-12</w:t>
-            </w:r>
-          </w:p>
-          <w:p>
-            <w:pPr>
-              <w:spacing w:after="10" w:before="0"/>
-              <w:ind w:left="120"/>
-            </w:pPr>
-            <w:hyperlink w:history="1" r:id="rIdfrrfksl59vfdscvh7wlq1">
-              <w:r>
-                <w:rPr>
-                  <w:rFonts w:ascii="Arial" w:cs="Arial" w:eastAsia="Arial" w:hAnsi="Arial"/>
-                  <w:color w:val="595959"/>
-                  <w:sz w:val="14"/>
-                  <w:szCs w:val="14"/>
-                  <w:u w:val="single" w:color="595959"/>
-                </w:rPr>
-                <w:t xml:space="preserve">🔍 Search ARES for similar videos</w:t>
-              </w:r>
-            </w:hyperlink>
-          </w:p>
-          <w:p>
-            <w:pPr>
-              <w:spacing w:after="40" w:before="0"/>
-            </w:pPr>
-            <w:r>
-              <w:rPr>
-                <w:sz w:val="14"/>
-                <w:szCs w:val="14"/>
-              </w:rPr>
-              <w:t xml:space="preserve"/>
-            </w:r>
-          </w:p>
-          <w:p>
-            <w:pPr>
-              <w:spacing w:after="20" w:before="0"/>
-            </w:pPr>
-            <w:r>
-              <w:rPr>
-                <w:rFonts w:ascii="Arial" w:cs="Arial" w:eastAsia="Arial" w:hAnsi="Arial"/>
-                <w:b/>
-                <w:bCs/>
-                <w:color w:val="1F3864"/>
-                <w:sz w:val="16"/>
-                <w:szCs w:val="16"/>
-              </w:rPr>
-              <w:t xml:space="preserve">📖 HTML:</w:t>
-            </w:r>
-          </w:p>
-          <w:p>
-            <w:pPr>
-              <w:spacing w:after="20" w:before="0"/>
-            </w:pPr>
-            <w:hyperlink w:history="1" r:id="rIdpwthb6avm-elkynomzlrx">
-              <w:r>
-                <w:rPr>
-                  <w:rFonts w:ascii="Arial" w:cs="Arial" w:eastAsia="Arial" w:hAnsi="Arial"/>
-                  <w:color w:val="2E75B6"/>
-                  <w:sz w:val="16"/>
-                  <w:szCs w:val="16"/>
-                  <w:u w:val="single" w:color="2E75B6"/>
-                </w:rPr>
-                <w:t xml:space="preserve">Comparing Standard Units of Volume (PLIX)</w:t>
-              </w:r>
-            </w:hyperlink>
-          </w:p>
-          <w:p>
-            <w:pPr>
-              <w:spacing w:after="10" w:before="0"/>
-              <w:ind w:left="120"/>
-            </w:pPr>
-            <w:r>
-              <w:rPr>
-                <w:rFonts w:ascii="Arial" w:cs="Arial" w:eastAsia="Arial" w:hAnsi="Arial"/>
-                <w:color w:val="595959"/>
-                <w:sz w:val="14"/>
-                <w:szCs w:val="14"/>
-              </w:rPr>
-              <w:t xml:space="preserve">Source: CK-12</w:t>
-            </w:r>
-          </w:p>
-          <w:p>
-            <w:pPr>
-              <w:spacing w:after="10" w:before="0"/>
-              <w:ind w:left="120"/>
-            </w:pPr>
-            <w:hyperlink w:history="1" r:id="rId8hi7qovd6nl7sf8kvtgov">
-              <w:r>
-                <w:rPr>
-                  <w:rFonts w:ascii="Arial" w:cs="Arial" w:eastAsia="Arial" w:hAnsi="Arial"/>
-                  <w:color w:val="595959"/>
-                  <w:sz w:val="14"/>
-                  <w:szCs w:val="14"/>
-                  <w:u w:val="single" w:color="595959"/>
-                </w:rPr>
-                <w:t xml:space="preserve">🔍 Search ARES for similar readings</w:t>
-              </w:r>
-            </w:hyperlink>
-          </w:p>
-        </w:tc>
-        <w:tc>
-          <w:tcPr>
-            <w:tcW w:type="dxa" w:w="3040"/>
-            <w:shd w:fill="FFFFFF" w:color="auto" w:val="clear"/>
-            <w:tcMar>
-              <w:top w:type="dxa" w:w="60"/>
-              <w:left w:type="dxa" w:w="120"/>
-              <w:bottom w:type="dxa" w:w="60"/>
-              <w:right w:type="dxa" w:w="120"/>
-            </w:tcMar>
-            <w:vAlign w:val="top"/>
-          </w:tcPr>
-          <w:p>
-            <w:pPr>
-              <w:spacing w:after="40" w:before="0"/>
-              <w:jc w:val="left"/>
-            </w:pPr>
-            <w:r>
-              <w:rPr>
-                <w:rFonts w:ascii="Arial" w:cs="Arial" w:eastAsia="Arial" w:hAnsi="Arial"/>
-                <w:b w:val="false"/>
-                <w:bCs w:val="false"/>
-                <w:i w:val="false"/>
-                <w:iCs w:val="false"/>
-                <w:color w:val="000000"/>
-                <w:sz w:val="18"/>
-                <w:szCs w:val="18"/>
-              </w:rPr>
-              <w:t xml:space="preserve">Learners work in groups of four to solve the main application problem, which is explicitly connected to the anchoring phenomenon: 'A maize farmer in Kericho uses a pyramidal grain-storage bin with a square top of side 30 cm, a square bottom of side 20 cm, and a perpendicular height of 40 cm. (a) Calculate the volume of the bin in cm³. (b) Convert the volume to litres. (c) The farmer plans to fill the bin with dry maize. Given that dry maize has a density of approximately 0.72 kg per litre, calculate the mass of maize the full bin can hold. (d) The farmer wants to double the capacity. If the height stays the same, what side length should both the top and the bottom square be scaled to? (Use the volume scale factor from Sub-Strand 2.1 — Similarity and Enlargement.)' Each group records their working on an A3 sheet. After 15 minutes of group work, two groups present their solutions to the class (teacher selects one group with a correct solution and one group that made a common error, without pre-announcing which is which). The class critiques both presentations.</w:t>
-            </w:r>
-          </w:p>
-        </w:tc>
-        <w:tc>
-          <w:tcPr>
-            <w:tcW w:type="dxa" w:w="3040"/>
-            <w:shd w:fill="F2F2F2" w:color="auto" w:val="clear"/>
-            <w:tcMar>
-              <w:top w:type="dxa" w:w="60"/>
-              <w:left w:type="dxa" w:w="120"/>
-              <w:bottom w:type="dxa" w:w="60"/>
-              <w:right w:type="dxa" w:w="120"/>
-            </w:tcMar>
-            <w:vAlign w:val="top"/>
-          </w:tcPr>
-          <w:p>
-            <w:pPr>
-              <w:spacing w:after="40" w:before="0"/>
-              <w:jc w:val="left"/>
-            </w:pPr>
-            <w:r>
-              <w:rPr>
-                <w:rFonts w:ascii="Arial" w:cs="Arial" w:eastAsia="Arial" w:hAnsi="Arial"/>
-                <w:b w:val="false"/>
-                <w:bCs w:val="false"/>
-                <w:i w:val="false"/>
-                <w:iCs w:val="false"/>
-                <w:color w:val="000000"/>
-                <w:sz w:val="18"/>
-                <w:szCs w:val="18"/>
-              </w:rPr>
-              <w:t xml:space="preserve">Distribute the A3 problem sheet. Say: 'This is the same Kericho farming community from our anchoring phenomenon — now storing maize, not tea leaves. Work in your groups. Assign roles: one calculator, one recorder, one checker, one presenter. You have 15 minutes.' [Circulate actively. After 5 minutes, check that all groups have correctly computed A₁ = 30² = 900 cm² and A₂ = 20² = 400 cm². If a group is stuck on part (d), ask: 'In Lesson 2 we found that if the volume scale factor is k³, and we want volume to double, what must k³ equal?' WAIT 12 seconds before offering further guidance.] After 15 minutes, say: 'Group 3, please present your working for parts (a), (b) and (c).' After Group 3 presents, say: 'Group 6, please present your working for part (d).' After both presentations, pose to the class: 'Do you agree with Group 3's answer for part (c)? Raise your hand if you got the same mass of maize.' Cold-call one learner who disagrees to explain the discrepancy. For part (d), explicitly ask: 'If volume doubles, k³ = 2, so k = ∛2 ≈ 1.26 — what does that tell us about the new side lengths?' Cold-call 2 learners. Confirm: new top side ≈ 30 × 1.26 ≈ 37.8 cm, new bottom side ≈ 20 × 1.26 ≈ 25.2 cm. Close by saying: 'Now return to our predictions from the start of the lesson. Was the pyramidal bin larger or smaller than the conical frustum? Let us check.' [Work through V_cone-frustum = ⅓π(30)(15² + 10² + 150) = ⅓π(30)(400) = 12 566 cm³ vs V_pyramid-frustum = ⅓(40)(900 + 400 + 600) = ⅓(40)(1900) = 25 333 cm³.] Say: 'The pyramidal bin holds MORE — about twice as much. How many of you predicted that? Why does it hold more even though both have the same height?'</w:t>
-            </w:r>
-          </w:p>
-        </w:tc>
-        <w:tc>
-          <w:tcPr>
-            <w:tcW w:type="dxa" w:w="3040"/>
-            <w:shd w:fill="FFFFFF" w:color="auto" w:val="clear"/>
-            <w:tcMar>
-              <w:top w:type="dxa" w:w="60"/>
-              <w:left w:type="dxa" w:w="120"/>
-              <w:bottom w:type="dxa" w:w="60"/>
-              <w:right w:type="dxa" w:w="120"/>
-            </w:tcMar>
-            <w:vAlign w:val="top"/>
-          </w:tcPr>
-          <w:p>
-            <w:pPr>
-              <w:spacing w:after="40" w:before="0"/>
-              <w:jc w:val="left"/>
-            </w:pPr>
-            <w:r>
-              <w:rPr>
-                <w:rFonts w:ascii="Arial" w:cs="Arial" w:eastAsia="Arial" w:hAnsi="Arial"/>
-                <w:b w:val="false"/>
-                <w:bCs w:val="false"/>
-                <w:i w:val="false"/>
-                <w:iCs w:val="false"/>
-                <w:color w:val="000000"/>
-                <w:sz w:val="18"/>
-                <w:szCs w:val="18"/>
-              </w:rPr>
-              <w:t xml:space="preserve">Collaborative problem-solving with cross-group critique: having two groups present — one correct, one with an error — turns the comparison into a sensemaking activity where learners must apply their emerging understanding to evaluate claims. The return to the opening predictions closes a predict-observe-explain loop within the lesson, directly connecting to the anchoring phenomenon and the driving question. Connecting part (d) to Sub-Strand 2.1 (Similarity and Enlargement) makes cross-strand mathematical coherence visible.</w:t>
-            </w:r>
-          </w:p>
-        </w:tc>
-        <w:tc>
-          <w:tcPr>
-            <w:tcW w:type="dxa" w:w="3040"/>
-            <w:shd w:fill="F2F2F2" w:color="auto" w:val="clear"/>
-            <w:tcMar>
-              <w:top w:type="dxa" w:w="60"/>
-              <w:left w:type="dxa" w:w="120"/>
-              <w:bottom w:type="dxa" w:w="60"/>
-              <w:right w:type="dxa" w:w="120"/>
-            </w:tcMar>
-            <w:vAlign w:val="top"/>
-          </w:tcPr>
-          <w:p>
-            <w:pPr>
-              <w:spacing w:after="40" w:before="0"/>
-              <w:jc w:val="left"/>
-            </w:pPr>
-            <w:r>
-              <w:rPr>
-                <w:rFonts w:ascii="Arial" w:cs="Arial" w:eastAsia="Arial" w:hAnsi="Arial"/>
-                <w:b w:val="false"/>
-                <w:bCs w:val="false"/>
-                <w:i w:val="false"/>
-                <w:iCs w:val="false"/>
-                <w:color w:val="000000"/>
-                <w:sz w:val="18"/>
-                <w:szCs w:val="18"/>
-              </w:rPr>
-              <w:t xml:space="preserve">Expected answers for formative checking: (a) A₁ = 900 cm², A₂ = 400 cm², √(A₁A₂) = 600 cm², V = ⅓ × 40 × 1900 = 25 333.3 cm³; (b) 25.33 litres; (c) 25.33 × 0.72 ≈ 18.24 kg of maize; (d) k = ∛2 ≈ 1.26, new top side ≈ 37.8 cm, new bottom side ≈ 25.2 cm. Teacher uses the A3 sheets as a visible formative record — collect all sheets at the end of class for written feedback before Lesson 6.</w:t>
-            </w:r>
-          </w:p>
-        </w:tc>
-      </w:tr>
-      <w:tr>
-        <w:tc>
-          <w:tcPr>
-            <w:tcW w:type="dxa" w:w="1520"/>
-            <w:shd w:fill="FCE4D6" w:color="auto" w:val="clear"/>
-            <w:tcMar>
-              <w:top w:type="dxa" w:w="60"/>
-              <w:left w:type="dxa" w:w="120"/>
-              <w:bottom w:type="dxa" w:w="60"/>
-              <w:right w:type="dxa" w:w="120"/>
-            </w:tcMar>
-            <w:vAlign w:val="top"/>
-          </w:tcPr>
-          <w:p>
-            <w:pPr>
-              <w:spacing w:after="40" w:before="0"/>
-              <w:jc w:val="left"/>
-            </w:pPr>
-            <w:r>
-              <w:rPr>
-                <w:rFonts w:ascii="Arial" w:cs="Arial" w:eastAsia="Arial" w:hAnsi="Arial"/>
-                <w:b/>
-                <w:bCs/>
-                <w:i w:val="false"/>
-                <w:iCs w:val="false"/>
-                <w:color w:val="000000"/>
-                <w:sz w:val="18"/>
-                <w:szCs w:val="18"/>
-              </w:rPr>
-              <w:t xml:space="preserve">Driving Question Board (DQB) Creation</w:t>
-            </w:r>
-          </w:p>
-          <w:p>
-            <w:pPr>
-              <w:spacing w:after="20" w:before="0"/>
-            </w:pPr>
-            <w:r>
-              <w:rPr>
-                <w:rFonts w:ascii="Arial" w:cs="Arial" w:eastAsia="Arial" w:hAnsi="Arial"/>
-                <w:b/>
-                <w:bCs/>
-                <w:color w:val="1F3864"/>
-                <w:sz w:val="16"/>
-                <w:szCs w:val="16"/>
-              </w:rPr>
-              <w:t xml:space="preserve">📹 VIDEO:</w:t>
-            </w:r>
-          </w:p>
-          <w:p>
-            <w:pPr>
-              <w:spacing w:after="20" w:before="0"/>
-            </w:pPr>
-            <w:hyperlink w:history="1" r:id="rIdod-ipatmljlt_umcdfcp0">
-              <w:r>
-                <w:rPr>
-                  <w:rFonts w:ascii="Arial" w:cs="Arial" w:eastAsia="Arial" w:hAnsi="Arial"/>
-                  <w:color w:val="2E75B6"/>
-                  <w:sz w:val="16"/>
-                  <w:szCs w:val="16"/>
-                  <w:u w:val="single" w:color="2E75B6"/>
-                </w:rPr>
-                <w:t xml:space="preserve">Volume of a Pyramid - Overview</w:t>
-              </w:r>
-            </w:hyperlink>
-          </w:p>
-          <w:p>
-            <w:pPr>
-              <w:spacing w:after="10" w:before="0"/>
-              <w:ind w:left="120"/>
-            </w:pPr>
-            <w:r>
-              <w:rPr>
-                <w:rFonts w:ascii="Arial" w:cs="Arial" w:eastAsia="Arial" w:hAnsi="Arial"/>
-                <w:color w:val="595959"/>
-                <w:sz w:val="14"/>
-                <w:szCs w:val="14"/>
-              </w:rPr>
-              <w:t xml:space="preserve">Source: CK-12</w:t>
-            </w:r>
-          </w:p>
-          <w:p>
-            <w:pPr>
-              <w:spacing w:after="10" w:before="0"/>
-              <w:ind w:left="120"/>
-            </w:pPr>
-            <w:hyperlink w:history="1" r:id="rIduler20oaf04f-9kk8br1l">
-              <w:r>
-                <w:rPr>
-                  <w:rFonts w:ascii="Arial" w:cs="Arial" w:eastAsia="Arial" w:hAnsi="Arial"/>
-                  <w:color w:val="595959"/>
-                  <w:sz w:val="14"/>
-                  <w:szCs w:val="14"/>
-                  <w:u w:val="single" w:color="595959"/>
-                </w:rPr>
-                <w:t xml:space="preserve">🔍 Search ARES for similar videos</w:t>
-              </w:r>
-            </w:hyperlink>
-          </w:p>
-          <w:p>
-            <w:pPr>
-              <w:spacing w:after="40" w:before="0"/>
-            </w:pPr>
-            <w:r>
-              <w:rPr>
-                <w:sz w:val="14"/>
-                <w:szCs w:val="14"/>
-              </w:rPr>
-              <w:t xml:space="preserve"/>
-            </w:r>
-          </w:p>
-          <w:p>
-            <w:pPr>
-              <w:spacing w:after="20" w:before="0"/>
-            </w:pPr>
-            <w:r>
-              <w:rPr>
-                <w:rFonts w:ascii="Arial" w:cs="Arial" w:eastAsia="Arial" w:hAnsi="Arial"/>
-                <w:b/>
-                <w:bCs/>
-                <w:color w:val="1F3864"/>
-                <w:sz w:val="16"/>
-                <w:szCs w:val="16"/>
-              </w:rPr>
-              <w:t xml:space="preserve">📖 HTML:</w:t>
-            </w:r>
-          </w:p>
-          <w:p>
-            <w:pPr>
-              <w:spacing w:after="20" w:before="0"/>
-            </w:pPr>
-            <w:hyperlink w:history="1" r:id="rIdmarfyeq_-ezozqc_vgz1q">
-              <w:r>
-                <w:rPr>
-                  <w:rFonts w:ascii="Arial" w:cs="Arial" w:eastAsia="Arial" w:hAnsi="Arial"/>
-                  <w:color w:val="2E75B6"/>
-                  <w:sz w:val="16"/>
-                  <w:szCs w:val="16"/>
-                  <w:u w:val="single" w:color="2E75B6"/>
-                </w:rPr>
-                <w:t xml:space="preserve">Comparing Standard Units of Volume (PLIX)</w:t>
-              </w:r>
-            </w:hyperlink>
-          </w:p>
-          <w:p>
-            <w:pPr>
-              <w:spacing w:after="10" w:before="0"/>
-              <w:ind w:left="120"/>
-            </w:pPr>
-            <w:r>
-              <w:rPr>
-                <w:rFonts w:ascii="Arial" w:cs="Arial" w:eastAsia="Arial" w:hAnsi="Arial"/>
-                <w:color w:val="595959"/>
-                <w:sz w:val="14"/>
-                <w:szCs w:val="14"/>
-              </w:rPr>
-              <w:t xml:space="preserve">Source: CK-12</w:t>
-            </w:r>
-          </w:p>
-          <w:p>
-            <w:pPr>
-              <w:spacing w:after="10" w:before="0"/>
-              <w:ind w:left="120"/>
-            </w:pPr>
-            <w:hyperlink w:history="1" r:id="rIdv4xaxicnzibblh-h65h4e">
-              <w:r>
-                <w:rPr>
-                  <w:rFonts w:ascii="Arial" w:cs="Arial" w:eastAsia="Arial" w:hAnsi="Arial"/>
-                  <w:color w:val="595959"/>
-                  <w:sz w:val="14"/>
-                  <w:szCs w:val="14"/>
-                  <w:u w:val="single" w:color="595959"/>
-                </w:rPr>
-                <w:t xml:space="preserve">🔍 Search ARES for similar readings</w:t>
-              </w:r>
-            </w:hyperlink>
-          </w:p>
-        </w:tc>
-        <w:tc>
-          <w:tcPr>
-            <w:tcW w:type="dxa" w:w="3040"/>
-            <w:shd w:fill="FFFFFF" w:color="auto" w:val="clear"/>
-            <w:tcMar>
-              <w:top w:type="dxa" w:w="60"/>
-              <w:left w:type="dxa" w:w="120"/>
-              <w:bottom w:type="dxa" w:w="60"/>
-              <w:right w:type="dxa" w:w="120"/>
-            </w:tcMar>
-            <w:vAlign w:val="top"/>
-          </w:tcPr>
-          <w:p>
-            <w:pPr>
-              <w:spacing w:after="40" w:before="0"/>
-              <w:jc w:val="left"/>
-            </w:pPr>
-            <w:r>
-              <w:rPr>
-                <w:rFonts w:ascii="Arial" w:cs="Arial" w:eastAsia="Arial" w:hAnsi="Arial"/>
-                <w:b w:val="false"/>
-                <w:bCs w:val="false"/>
-                <w:i w:val="false"/>
-                <w:iCs w:val="false"/>
-                <w:color w:val="000000"/>
-                <w:sz w:val="18"/>
-                <w:szCs w:val="18"/>
-              </w:rPr>
-              <w:t xml:space="preserve">Each learner independently writes on a sticky note (or in a designated DQB section of their workbook if physical sticky notes are unavailable): one thing they can NOW explain about the driving question that they could not explain before today, and one question that today's lesson has raised for them. Learners post or write their notes. The teacher reads out 4–5 contributions and clusters them on the DQB under two growing columns: 'What we can now explain' and 'What we still need to find out'. Learners update the DQB tracking table in their workbooks, ticking off: cylinder ✓, cone ✓, conical frustum ✓, pyramidal frustum ✓ (today), and noting that 'designing a container of exact capacity' remains the culminating challenge.</w:t>
-            </w:r>
-          </w:p>
-        </w:tc>
-        <w:tc>
-          <w:tcPr>
-            <w:tcW w:type="dxa" w:w="3040"/>
-            <w:shd w:fill="F2F2F2" w:color="auto" w:val="clear"/>
-            <w:tcMar>
-              <w:top w:type="dxa" w:w="60"/>
-              <w:left w:type="dxa" w:w="120"/>
-              <w:bottom w:type="dxa" w:w="60"/>
-              <w:right w:type="dxa" w:w="120"/>
-            </w:tcMar>
-            <w:vAlign w:val="top"/>
-          </w:tcPr>
-          <w:p>
-            <w:pPr>
-              <w:spacing w:after="40" w:before="0"/>
-              <w:jc w:val="left"/>
-            </w:pPr>
-            <w:r>
-              <w:rPr>
-                <w:rFonts w:ascii="Arial" w:cs="Arial" w:eastAsia="Arial" w:hAnsi="Arial"/>
-                <w:b w:val="false"/>
-                <w:bCs w:val="false"/>
-                <w:i w:val="false"/>
-                <w:iCs w:val="false"/>
-                <w:color w:val="000000"/>
-                <w:sz w:val="18"/>
-                <w:szCs w:val="18"/>
-              </w:rPr>
-              <w:t xml:space="preserve">Say: 'Take a sticky note — or open your workbook to the DQB page. Write: one thing you can NOW explain about why the tea farmers' containers hold different amounts, and one new question today has made you think about. You have 3 minutes — on your own, silent.' [WAIT 3 minutes.] 'Post your notes. I am going to read some aloud.' Read 4–5 notes, grouping them visibly on the board. Highlight any note that connects to the driving question — e.g., 'The formula is the same structure for any frustum — it does not matter if the base is a circle or a rectangle.' Say: 'That is a big idea. The Kericho tea farmers' bucket and the Rift Valley maize bin both obey the same mathematical rule — one-third times height times that special sum of areas. Tick pyramidal frustum in your tracking table. What is left for us to answer before we can fully design our own container?' Cold-call 2 learners. Guide towards: 'We need to know how to choose dimensions to hit an exact target capacity — that is our culminating design challenge in Lesson 8.'</w:t>
-            </w:r>
-          </w:p>
-        </w:tc>
-        <w:tc>
-          <w:tcPr>
-            <w:tcW w:type="dxa" w:w="3040"/>
-            <w:shd w:fill="FFFFFF" w:color="auto" w:val="clear"/>
-            <w:tcMar>
-              <w:top w:type="dxa" w:w="60"/>
-              <w:left w:type="dxa" w:w="120"/>
-              <w:bottom w:type="dxa" w:w="60"/>
-              <w:right w:type="dxa" w:w="120"/>
-            </w:tcMar>
-            <w:vAlign w:val="top"/>
-          </w:tcPr>
-          <w:p>
-            <w:pPr>
-              <w:spacing w:after="40" w:before="0"/>
-              <w:jc w:val="left"/>
-            </w:pPr>
-            <w:r>
-              <w:rPr>
-                <w:rFonts w:ascii="Arial" w:cs="Arial" w:eastAsia="Arial" w:hAnsi="Arial"/>
-                <w:b w:val="false"/>
-                <w:bCs w:val="false"/>
-                <w:i w:val="false"/>
-                <w:iCs w:val="false"/>
-                <w:color w:val="000000"/>
-                <w:sz w:val="18"/>
-                <w:szCs w:val="18"/>
-              </w:rPr>
-              <w:t xml:space="preserve">DQB update with explicit tracking table: making cumulative understanding visible on a shared board (and in individual workbooks) gives learners a metacognitive map of the unit's evidence-gathering sequence. Clustering learner-generated questions around the driving question sustains inquiry momentum and shows learners that their confusion is productive and shared.</w:t>
-            </w:r>
-          </w:p>
-        </w:tc>
-        <w:tc>
-          <w:tcPr>
-            <w:tcW w:type="dxa" w:w="3040"/>
-            <w:shd w:fill="F2F2F2" w:color="auto" w:val="clear"/>
-            <w:tcMar>
-              <w:top w:type="dxa" w:w="60"/>
-              <w:left w:type="dxa" w:w="120"/>
-              <w:bottom w:type="dxa" w:w="60"/>
-              <w:right w:type="dxa" w:w="120"/>
-            </w:tcMar>
-            <w:vAlign w:val="top"/>
-          </w:tcPr>
-          <w:p>
-            <w:pPr>
-              <w:spacing w:after="40" w:before="0"/>
-              <w:jc w:val="left"/>
-            </w:pPr>
-            <w:r>
-              <w:rPr>
-                <w:rFonts w:ascii="Arial" w:cs="Arial" w:eastAsia="Arial" w:hAnsi="Arial"/>
-                <w:b w:val="false"/>
-                <w:bCs w:val="false"/>
-                <w:i w:val="false"/>
-                <w:iCs w:val="false"/>
-                <w:color w:val="000000"/>
-                <w:sz w:val="18"/>
-                <w:szCs w:val="18"/>
-              </w:rPr>
-              <w:t xml:space="preserve">Observable indicator: each learner's sticky note or workbook entry contains (a) a specific mathematical claim (not a vague statement like 'I learned about frustums') and (b) a genuine question. Teacher scans for entries that reveal lingering misconceptions — e.g., 'Is the formula different if the base is a triangle?' — and flags these for targeted attention in Lesson 6.</w:t>
-            </w:r>
-          </w:p>
-        </w:tc>
-      </w:tr>
-      <w:tr>
-        <w:tc>
-          <w:tcPr>
-            <w:tcW w:type="dxa" w:w="1520"/>
-            <w:shd w:fill="D5E8F0" w:color="auto" w:val="clear"/>
-            <w:tcMar>
-              <w:top w:type="dxa" w:w="60"/>
-              <w:left w:type="dxa" w:w="120"/>
-              <w:bottom w:type="dxa" w:w="60"/>
-              <w:right w:type="dxa" w:w="120"/>
-            </w:tcMar>
-            <w:vAlign w:val="top"/>
-          </w:tcPr>
-          <w:p>
-            <w:pPr>
-              <w:spacing w:after="40" w:before="0"/>
-              <w:jc w:val="left"/>
-            </w:pPr>
-            <w:r>
-              <w:rPr>
-                <w:rFonts w:ascii="Arial" w:cs="Arial" w:eastAsia="Arial" w:hAnsi="Arial"/>
-                <w:b/>
-                <w:bCs/>
-                <w:i w:val="false"/>
-                <w:iCs w:val="false"/>
-                <w:color w:val="000000"/>
-                <w:sz w:val="18"/>
-                <w:szCs w:val="18"/>
-              </w:rPr>
-              <w:t xml:space="preserve">Model Building Phase</w:t>
-            </w:r>
-          </w:p>
-          <w:p>
-            <w:pPr>
-              <w:spacing w:after="20" w:before="0"/>
-            </w:pPr>
-            <w:r>
-              <w:rPr>
-                <w:rFonts w:ascii="Arial" w:cs="Arial" w:eastAsia="Arial" w:hAnsi="Arial"/>
-                <w:b/>
-                <w:bCs/>
-                <w:color w:val="1F3864"/>
-                <w:sz w:val="16"/>
-                <w:szCs w:val="16"/>
-              </w:rPr>
-              <w:t xml:space="preserve">📹 VIDEO:</w:t>
-            </w:r>
-          </w:p>
-          <w:p>
-            <w:pPr>
-              <w:spacing w:after="20" w:before="0"/>
-            </w:pPr>
-            <w:hyperlink w:history="1" r:id="rIdg1nytzgeidaxpmxmde9ug">
-              <w:r>
-                <w:rPr>
-                  <w:rFonts w:ascii="Arial" w:cs="Arial" w:eastAsia="Arial" w:hAnsi="Arial"/>
-                  <w:color w:val="2E75B6"/>
-                  <w:sz w:val="16"/>
-                  <w:szCs w:val="16"/>
-                  <w:u w:val="single" w:color="2E75B6"/>
-                </w:rPr>
-                <w:t xml:space="preserve">Volume of a Pyramid - Overview</w:t>
-              </w:r>
-            </w:hyperlink>
-          </w:p>
-          <w:p>
-            <w:pPr>
-              <w:spacing w:after="10" w:before="0"/>
-              <w:ind w:left="120"/>
-            </w:pPr>
-            <w:r>
-              <w:rPr>
-                <w:rFonts w:ascii="Arial" w:cs="Arial" w:eastAsia="Arial" w:hAnsi="Arial"/>
-                <w:color w:val="595959"/>
-                <w:sz w:val="14"/>
-                <w:szCs w:val="14"/>
-              </w:rPr>
-              <w:t xml:space="preserve">Source: CK-12</w:t>
-            </w:r>
-          </w:p>
-          <w:p>
-            <w:pPr>
-              <w:spacing w:after="10" w:before="0"/>
-              <w:ind w:left="120"/>
-            </w:pPr>
-            <w:hyperlink w:history="1" r:id="rId2ylwlpg_qdkzi0h5sgycg">
-              <w:r>
-                <w:rPr>
-                  <w:rFonts w:ascii="Arial" w:cs="Arial" w:eastAsia="Arial" w:hAnsi="Arial"/>
-                  <w:color w:val="595959"/>
-                  <w:sz w:val="14"/>
-                  <w:szCs w:val="14"/>
-                  <w:u w:val="single" w:color="595959"/>
-                </w:rPr>
-                <w:t xml:space="preserve">🔍 Search ARES for similar videos</w:t>
-              </w:r>
-            </w:hyperlink>
-          </w:p>
-          <w:p>
-            <w:pPr>
-              <w:spacing w:after="40" w:before="0"/>
-            </w:pPr>
-            <w:r>
-              <w:rPr>
-                <w:sz w:val="14"/>
-                <w:szCs w:val="14"/>
-              </w:rPr>
-              <w:t xml:space="preserve"/>
-            </w:r>
-          </w:p>
-          <w:p>
-            <w:pPr>
-              <w:spacing w:after="20" w:before="0"/>
-            </w:pPr>
-            <w:r>
-              <w:rPr>
-                <w:rFonts w:ascii="Arial" w:cs="Arial" w:eastAsia="Arial" w:hAnsi="Arial"/>
-                <w:b/>
-                <w:bCs/>
-                <w:color w:val="1F3864"/>
-                <w:sz w:val="16"/>
-                <w:szCs w:val="16"/>
-              </w:rPr>
-              <w:t xml:space="preserve">📖 HTML:</w:t>
-            </w:r>
-          </w:p>
-          <w:p>
-            <w:pPr>
-              <w:spacing w:after="20" w:before="0"/>
-            </w:pPr>
-            <w:hyperlink w:history="1" r:id="rId-qezjpqihriagqzyupl2l">
-              <w:r>
-                <w:rPr>
-                  <w:rFonts w:ascii="Arial" w:cs="Arial" w:eastAsia="Arial" w:hAnsi="Arial"/>
-                  <w:color w:val="2E75B6"/>
-                  <w:sz w:val="16"/>
-                  <w:szCs w:val="16"/>
-                  <w:u w:val="single" w:color="2E75B6"/>
-                </w:rPr>
-                <w:t xml:space="preserve">Comparing Standard Units of Volume (PLIX)</w:t>
-              </w:r>
-            </w:hyperlink>
-          </w:p>
-          <w:p>
-            <w:pPr>
-              <w:spacing w:after="10" w:before="0"/>
-              <w:ind w:left="120"/>
-            </w:pPr>
-            <w:r>
-              <w:rPr>
-                <w:rFonts w:ascii="Arial" w:cs="Arial" w:eastAsia="Arial" w:hAnsi="Arial"/>
-                <w:color w:val="595959"/>
-                <w:sz w:val="14"/>
-                <w:szCs w:val="14"/>
-              </w:rPr>
-              <w:t xml:space="preserve">Source: CK-12</w:t>
-            </w:r>
-          </w:p>
-          <w:p>
-            <w:pPr>
-              <w:spacing w:after="10" w:before="0"/>
-              <w:ind w:left="120"/>
-            </w:pPr>
-            <w:hyperlink w:history="1" r:id="rIdl5q7obvwsble75fp7xdn7">
+            <w:hyperlink w:history="1" r:id="rIdc4cbifeirs5iqmnu3hvxq">
               <w:r>
                 <w:rPr>
                   <w:rFonts w:ascii="Arial" w:cs="Arial" w:eastAsia="Arial" w:hAnsi="Arial"/>
@@ -17328,7 +17328,7 @@
             <w:pPr>
               <w:spacing w:after="20" w:before="0"/>
             </w:pPr>
-            <w:hyperlink w:history="1" r:id="rIdgrn-zynsvtu5y6nod7ghi">
+            <w:hyperlink w:history="1" r:id="rIdtde4octxcfu1k5onmblzo">
               <w:r>
                 <w:rPr>
                   <w:rFonts w:ascii="Arial" w:cs="Arial" w:eastAsia="Arial" w:hAnsi="Arial"/>
@@ -17337,7 +17337,7 @@
                   <w:szCs w:val="16"/>
                   <w:u w:val="single" w:color="2E75B6"/>
                 </w:rPr>
-                <w:t xml:space="preserve">Writing proportional equations from tables</w:t>
+                <w:t xml:space="preserve">Volume of a cone</w:t>
               </w:r>
             </w:hyperlink>
           </w:p>
@@ -17361,7 +17361,7 @@
               <w:spacing w:after="10" w:before="0"/>
               <w:ind w:left="120"/>
             </w:pPr>
-            <w:hyperlink w:history="1" r:id="rIdcvwspbufwpxxcjffpdxpa">
+            <w:hyperlink w:history="1" r:id="rId7mo9odwr7dely4lwpxvgs">
               <w:r>
                 <w:rPr>
                   <w:rFonts w:ascii="Arial" w:cs="Arial" w:eastAsia="Arial" w:hAnsi="Arial"/>
@@ -17399,14 +17399,14 @@
                 <w:sz w:val="16"/>
                 <w:szCs w:val="16"/>
               </w:rPr>
-              <w:t xml:space="preserve">📖 HTML:</w:t>
+              <w:t xml:space="preserve">📖 EXERCISE:</w:t>
             </w:r>
           </w:p>
           <w:p>
             <w:pPr>
               <w:spacing w:after="20" w:before="0"/>
             </w:pPr>
-            <w:hyperlink w:history="1" r:id="rId7vilrrbmbidas_2nv-4rm">
+            <w:hyperlink w:history="1" r:id="rIdp-ppzvqtbt9y1uqi9asuo">
               <w:r>
                 <w:rPr>
                   <w:rFonts w:ascii="Arial" w:cs="Arial" w:eastAsia="Arial" w:hAnsi="Arial"/>
@@ -17415,7 +17415,7 @@
                   <w:szCs w:val="16"/>
                   <w:u w:val="single" w:color="2E75B6"/>
                 </w:rPr>
-                <w:t xml:space="preserve">Comparing Standard Units of Volume (PLIX)</w:t>
+                <w:t xml:space="preserve">Volume of cylinders, spheres, and cones word problems</w:t>
               </w:r>
             </w:hyperlink>
           </w:p>
@@ -17431,7 +17431,7 @@
                 <w:sz w:val="14"/>
                 <w:szCs w:val="14"/>
               </w:rPr>
-              <w:t xml:space="preserve">Source: CK-12</w:t>
+              <w:t xml:space="preserve">Source: Khan Academy (English - US curriculum)</w:t>
             </w:r>
           </w:p>
           <w:p>
@@ -17439,7 +17439,7 @@
               <w:spacing w:after="10" w:before="0"/>
               <w:ind w:left="120"/>
             </w:pPr>
-            <w:hyperlink w:history="1" r:id="rId25lz-fnckamrs8phu8j3m">
+            <w:hyperlink w:history="1" r:id="rIdys8mkhl2opy-0liyyidhk">
               <w:r>
                 <w:rPr>
                   <w:rFonts w:ascii="Arial" w:cs="Arial" w:eastAsia="Arial" w:hAnsi="Arial"/>
@@ -17634,7 +17634,7 @@
             <w:pPr>
               <w:spacing w:after="20" w:before="0"/>
             </w:pPr>
-            <w:hyperlink w:history="1" r:id="rIdfhsmitstdk38rvzgmryfz">
+            <w:hyperlink w:history="1" r:id="rIdsje8jwnxi6e9pt7cph1a6">
               <w:r>
                 <w:rPr>
                   <w:rFonts w:ascii="Arial" w:cs="Arial" w:eastAsia="Arial" w:hAnsi="Arial"/>
@@ -17643,7 +17643,7 @@
                   <w:szCs w:val="16"/>
                   <w:u w:val="single" w:color="2E75B6"/>
                 </w:rPr>
-                <w:t xml:space="preserve">Writing proportional equations from tables</w:t>
+                <w:t xml:space="preserve">Volume word problem: water tank</w:t>
               </w:r>
             </w:hyperlink>
           </w:p>
@@ -17667,7 +17667,7 @@
               <w:spacing w:after="10" w:before="0"/>
               <w:ind w:left="120"/>
             </w:pPr>
-            <w:hyperlink w:history="1" r:id="rId1a2wlswzvj7evwehlcqmr">
+            <w:hyperlink w:history="1" r:id="rIdxulvhvdclrpblg3nhtmjw">
               <w:r>
                 <w:rPr>
                   <w:rFonts w:ascii="Arial" w:cs="Arial" w:eastAsia="Arial" w:hAnsi="Arial"/>
@@ -17705,14 +17705,14 @@
                 <w:sz w:val="16"/>
                 <w:szCs w:val="16"/>
               </w:rPr>
-              <w:t xml:space="preserve">📖 HTML:</w:t>
+              <w:t xml:space="preserve">📖 EXERCISE:</w:t>
             </w:r>
           </w:p>
           <w:p>
             <w:pPr>
               <w:spacing w:after="20" w:before="0"/>
             </w:pPr>
-            <w:hyperlink w:history="1" r:id="rId8q0kkgo8uddf4uic1sk7h">
+            <w:hyperlink w:history="1" r:id="rId-nz3-zmkpmq-xdz_x4dmi">
               <w:r>
                 <w:rPr>
                   <w:rFonts w:ascii="Arial" w:cs="Arial" w:eastAsia="Arial" w:hAnsi="Arial"/>
@@ -17721,7 +17721,7 @@
                   <w:szCs w:val="16"/>
                   <w:u w:val="single" w:color="2E75B6"/>
                 </w:rPr>
-                <w:t xml:space="preserve">Comparing Standard Units of Volume (PLIX)</w:t>
+                <w:t xml:space="preserve">Apply volume of solids</w:t>
               </w:r>
             </w:hyperlink>
           </w:p>
@@ -17737,7 +17737,7 @@
                 <w:sz w:val="14"/>
                 <w:szCs w:val="14"/>
               </w:rPr>
-              <w:t xml:space="preserve">Source: CK-12</w:t>
+              <w:t xml:space="preserve">Source: Khan Academy (English - US curriculum)</w:t>
             </w:r>
           </w:p>
           <w:p>
@@ -17745,7 +17745,7 @@
               <w:spacing w:after="10" w:before="0"/>
               <w:ind w:left="120"/>
             </w:pPr>
-            <w:hyperlink w:history="1" r:id="rIdrkmijjiepzzixl3uuapec">
+            <w:hyperlink w:history="1" r:id="rIdeyow5db1qip7l38nrig-k">
               <w:r>
                 <w:rPr>
                   <w:rFonts w:ascii="Arial" w:cs="Arial" w:eastAsia="Arial" w:hAnsi="Arial"/>
@@ -17940,7 +17940,7 @@
             <w:pPr>
               <w:spacing w:after="20" w:before="0"/>
             </w:pPr>
-            <w:hyperlink w:history="1" r:id="rIde604vsjlrpozfxx0f5cxk">
+            <w:hyperlink w:history="1" r:id="rIdadva4kxs3id01asm4fd4p">
               <w:r>
                 <w:rPr>
                   <w:rFonts w:ascii="Arial" w:cs="Arial" w:eastAsia="Arial" w:hAnsi="Arial"/>
@@ -17949,7 +17949,7 @@
                   <w:szCs w:val="16"/>
                   <w:u w:val="single" w:color="2E75B6"/>
                 </w:rPr>
-                <w:t xml:space="preserve">Writing proportional equations from tables</w:t>
+                <w:t xml:space="preserve">Visually Comparing the Capacity and Volume of Two Containers (Metric Units)</w:t>
               </w:r>
             </w:hyperlink>
           </w:p>
@@ -17965,7 +17965,7 @@
                 <w:sz w:val="14"/>
                 <w:szCs w:val="14"/>
               </w:rPr>
-              <w:t xml:space="preserve">Source: Khan Academy (English - US curriculum)</w:t>
+              <w:t xml:space="preserve">Source: CK-12</w:t>
             </w:r>
           </w:p>
           <w:p>
@@ -17973,7 +17973,7 @@
               <w:spacing w:after="10" w:before="0"/>
               <w:ind w:left="120"/>
             </w:pPr>
-            <w:hyperlink w:history="1" r:id="rIductmb_6zhhjq-0yto-tu6">
+            <w:hyperlink w:history="1" r:id="rId_3du6korsquou2ofqf_oa">
               <w:r>
                 <w:rPr>
                   <w:rFonts w:ascii="Arial" w:cs="Arial" w:eastAsia="Arial" w:hAnsi="Arial"/>
@@ -18011,14 +18011,14 @@
                 <w:sz w:val="16"/>
                 <w:szCs w:val="16"/>
               </w:rPr>
-              <w:t xml:space="preserve">📖 HTML:</w:t>
+              <w:t xml:space="preserve">📖 EXERCISE:</w:t>
             </w:r>
           </w:p>
           <w:p>
             <w:pPr>
               <w:spacing w:after="20" w:before="0"/>
             </w:pPr>
-            <w:hyperlink w:history="1" r:id="rIdc6oc1vxgnzzjf94p3km0x">
+            <w:hyperlink w:history="1" r:id="rIdv13akziw3c0vpzv6jlxim">
               <w:r>
                 <w:rPr>
                   <w:rFonts w:ascii="Arial" w:cs="Arial" w:eastAsia="Arial" w:hAnsi="Arial"/>
@@ -18027,7 +18027,7 @@
                   <w:szCs w:val="16"/>
                   <w:u w:val="single" w:color="2E75B6"/>
                 </w:rPr>
-                <w:t xml:space="preserve">Comparing Standard Units of Volume (PLIX)</w:t>
+                <w:t xml:space="preserve">Solid geometry word problems</w:t>
               </w:r>
             </w:hyperlink>
           </w:p>
@@ -18043,7 +18043,7 @@
                 <w:sz w:val="14"/>
                 <w:szCs w:val="14"/>
               </w:rPr>
-              <w:t xml:space="preserve">Source: CK-12</w:t>
+              <w:t xml:space="preserve">Source: Khan Academy (English - US curriculum)</w:t>
             </w:r>
           </w:p>
           <w:p>
@@ -18051,7 +18051,7 @@
               <w:spacing w:after="10" w:before="0"/>
               <w:ind w:left="120"/>
             </w:pPr>
-            <w:hyperlink w:history="1" r:id="rIdmhzs6vc19w3wdj8-kmig4">
+            <w:hyperlink w:history="1" r:id="rIdse5026jfwtjo2nskzaskf">
               <w:r>
                 <w:rPr>
                   <w:rFonts w:ascii="Arial" w:cs="Arial" w:eastAsia="Arial" w:hAnsi="Arial"/>
@@ -18246,7 +18246,7 @@
             <w:pPr>
               <w:spacing w:after="20" w:before="0"/>
             </w:pPr>
-            <w:hyperlink w:history="1" r:id="rIdi9qwspkbajsx81poxxbg6">
+            <w:hyperlink w:history="1" r:id="rIdz9ek9wvba7fmobforg254">
               <w:r>
                 <w:rPr>
                   <w:rFonts w:ascii="Arial" w:cs="Arial" w:eastAsia="Arial" w:hAnsi="Arial"/>
@@ -18255,7 +18255,7 @@
                   <w:szCs w:val="16"/>
                   <w:u w:val="single" w:color="2E75B6"/>
                 </w:rPr>
-                <w:t xml:space="preserve">Writing proportional equations from tables</w:t>
+                <w:t xml:space="preserve">Visually Comparing the Capacity and Volume of Three Containers (Metric Units)</w:t>
               </w:r>
             </w:hyperlink>
           </w:p>
@@ -18271,7 +18271,7 @@
                 <w:sz w:val="14"/>
                 <w:szCs w:val="14"/>
               </w:rPr>
-              <w:t xml:space="preserve">Source: Khan Academy (English - US curriculum)</w:t>
+              <w:t xml:space="preserve">Source: CK-12</w:t>
             </w:r>
           </w:p>
           <w:p>
@@ -18279,7 +18279,7 @@
               <w:spacing w:after="10" w:before="0"/>
               <w:ind w:left="120"/>
             </w:pPr>
-            <w:hyperlink w:history="1" r:id="rIdy5p9als6jhnwbxg7hj0ef">
+            <w:hyperlink w:history="1" r:id="rIdv2yc9xt4e-emqgzsrohuy">
               <w:r>
                 <w:rPr>
                   <w:rFonts w:ascii="Arial" w:cs="Arial" w:eastAsia="Arial" w:hAnsi="Arial"/>
@@ -18317,14 +18317,14 @@
                 <w:sz w:val="16"/>
                 <w:szCs w:val="16"/>
               </w:rPr>
-              <w:t xml:space="preserve">📖 HTML:</w:t>
+              <w:t xml:space="preserve">📖 EXERCISE:</w:t>
             </w:r>
           </w:p>
           <w:p>
             <w:pPr>
               <w:spacing w:after="20" w:before="0"/>
             </w:pPr>
-            <w:hyperlink w:history="1" r:id="rIdeitm8oqhwc4pnkhjqjrmr">
+            <w:hyperlink w:history="1" r:id="rIdkswoz60u9z8rwb50ddasa">
               <w:r>
                 <w:rPr>
                   <w:rFonts w:ascii="Arial" w:cs="Arial" w:eastAsia="Arial" w:hAnsi="Arial"/>
@@ -18333,7 +18333,7 @@
                   <w:szCs w:val="16"/>
                   <w:u w:val="single" w:color="2E75B6"/>
                 </w:rPr>
-                <w:t xml:space="preserve">Comparing Standard Units of Volume (PLIX)</w:t>
+                <w:t xml:space="preserve">Volume word problems: fractions &amp; decimals</w:t>
               </w:r>
             </w:hyperlink>
           </w:p>
@@ -18349,7 +18349,7 @@
                 <w:sz w:val="14"/>
                 <w:szCs w:val="14"/>
               </w:rPr>
-              <w:t xml:space="preserve">Source: CK-12</w:t>
+              <w:t xml:space="preserve">Source: Khan Academy (English - US curriculum)</w:t>
             </w:r>
           </w:p>
           <w:p>
@@ -18357,7 +18357,7 @@
               <w:spacing w:after="10" w:before="0"/>
               <w:ind w:left="120"/>
             </w:pPr>
-            <w:hyperlink w:history="1" r:id="rIdvja7qu17jdwnaoxmb1oy3">
+            <w:hyperlink w:history="1" r:id="rIdcalbm_gzlnox1i_gq3upc">
               <w:r>
                 <w:rPr>
                   <w:rFonts w:ascii="Arial" w:cs="Arial" w:eastAsia="Arial" w:hAnsi="Arial"/>
@@ -18552,7 +18552,7 @@
             <w:pPr>
               <w:spacing w:after="20" w:before="0"/>
             </w:pPr>
-            <w:hyperlink w:history="1" r:id="rId56ddjvhg6ulixy2odvhc5">
+            <w:hyperlink w:history="1" r:id="rIdaezmq941943vegftyfmhk">
               <w:r>
                 <w:rPr>
                   <w:rFonts w:ascii="Arial" w:cs="Arial" w:eastAsia="Arial" w:hAnsi="Arial"/>
@@ -18561,7 +18561,7 @@
                   <w:szCs w:val="16"/>
                   <w:u w:val="single" w:color="2E75B6"/>
                 </w:rPr>
-                <w:t xml:space="preserve">Writing proportional equations from tables</w:t>
+                <w:t xml:space="preserve">Capacity Problems with Illustrations - Word Problems</w:t>
               </w:r>
             </w:hyperlink>
           </w:p>
@@ -18577,7 +18577,7 @@
                 <w:sz w:val="14"/>
                 <w:szCs w:val="14"/>
               </w:rPr>
-              <w:t xml:space="preserve">Source: Khan Academy (English - US curriculum)</w:t>
+              <w:t xml:space="preserve">Source: CK-12</w:t>
             </w:r>
           </w:p>
           <w:p>
@@ -18585,7 +18585,7 @@
               <w:spacing w:after="10" w:before="0"/>
               <w:ind w:left="120"/>
             </w:pPr>
-            <w:hyperlink w:history="1" r:id="rIdeozqeggyjji68ioyn6x6j">
+            <w:hyperlink w:history="1" r:id="rIdkjiev12opxkckc4jtrska">
               <w:r>
                 <w:rPr>
                   <w:rFonts w:ascii="Arial" w:cs="Arial" w:eastAsia="Arial" w:hAnsi="Arial"/>
@@ -18623,14 +18623,14 @@
                 <w:sz w:val="16"/>
                 <w:szCs w:val="16"/>
               </w:rPr>
-              <w:t xml:space="preserve">📖 HTML:</w:t>
+              <w:t xml:space="preserve">📖 EXERCISE:</w:t>
             </w:r>
           </w:p>
           <w:p>
             <w:pPr>
               <w:spacing w:after="20" w:before="0"/>
             </w:pPr>
-            <w:hyperlink w:history="1" r:id="rIdruzwcoeuijvk5bk8d1kxo">
+            <w:hyperlink w:history="1" r:id="rIdcml1315nw7xo6rydaxr2i">
               <w:r>
                 <w:rPr>
                   <w:rFonts w:ascii="Arial" w:cs="Arial" w:eastAsia="Arial" w:hAnsi="Arial"/>
@@ -18639,7 +18639,7 @@
                   <w:szCs w:val="16"/>
                   <w:u w:val="single" w:color="2E75B6"/>
                 </w:rPr>
-                <w:t xml:space="preserve">Comparing Standard Units of Volume (PLIX)</w:t>
+                <w:t xml:space="preserve">Volume of cylinders, spheres, and cones word problems</w:t>
               </w:r>
             </w:hyperlink>
           </w:p>
@@ -18655,7 +18655,7 @@
                 <w:sz w:val="14"/>
                 <w:szCs w:val="14"/>
               </w:rPr>
-              <w:t xml:space="preserve">Source: CK-12</w:t>
+              <w:t xml:space="preserve">Source: Khan Academy (English - US curriculum)</w:t>
             </w:r>
           </w:p>
           <w:p>
@@ -18663,7 +18663,7 @@
               <w:spacing w:after="10" w:before="0"/>
               <w:ind w:left="120"/>
             </w:pPr>
-            <w:hyperlink w:history="1" r:id="rIder32zlaf0zzg7vuboor4c">
+            <w:hyperlink w:history="1" r:id="rIddnmtmnxwrmmbtswtw_pd4">
               <w:r>
                 <w:rPr>
                   <w:rFonts w:ascii="Arial" w:cs="Arial" w:eastAsia="Arial" w:hAnsi="Arial"/>
@@ -20150,7 +20150,7 @@
             <w:pPr>
               <w:spacing w:after="20" w:before="0"/>
             </w:pPr>
-            <w:hyperlink w:history="1" r:id="rIdipbog6cblmnyn13aacihj">
+            <w:hyperlink w:history="1" r:id="rIdsz1ojbztgsmtfzxxmptbo">
               <w:r>
                 <w:rPr>
                   <w:rFonts w:ascii="Arial" w:cs="Arial" w:eastAsia="Arial" w:hAnsi="Arial"/>
@@ -20159,7 +20159,7 @@
                   <w:szCs w:val="16"/>
                   <w:u w:val="single" w:color="2E75B6"/>
                 </w:rPr>
-                <w:t xml:space="preserve">Writing proportional equations from tables</w:t>
+                <w:t xml:space="preserve">Visually Comparing the Capacity and Volume of Two Containers (Metric Units)</w:t>
               </w:r>
             </w:hyperlink>
           </w:p>
@@ -20175,7 +20175,7 @@
                 <w:sz w:val="14"/>
                 <w:szCs w:val="14"/>
               </w:rPr>
-              <w:t xml:space="preserve">Source: Khan Academy (English - US curriculum)</w:t>
+              <w:t xml:space="preserve">Source: CK-12</w:t>
             </w:r>
           </w:p>
           <w:p>
@@ -20183,7 +20183,7 @@
               <w:spacing w:after="10" w:before="0"/>
               <w:ind w:left="120"/>
             </w:pPr>
-            <w:hyperlink w:history="1" r:id="rId8t9u0xc5eqsx-x_vpguwq">
+            <w:hyperlink w:history="1" r:id="rIdsbh3_yrbxsggmbmgg8in5">
               <w:r>
                 <w:rPr>
                   <w:rFonts w:ascii="Arial" w:cs="Arial" w:eastAsia="Arial" w:hAnsi="Arial"/>
@@ -20221,14 +20221,14 @@
                 <w:sz w:val="16"/>
                 <w:szCs w:val="16"/>
               </w:rPr>
-              <w:t xml:space="preserve">📖 HTML:</w:t>
+              <w:t xml:space="preserve">📖 EXERCISE:</w:t>
             </w:r>
           </w:p>
           <w:p>
             <w:pPr>
               <w:spacing w:after="20" w:before="0"/>
             </w:pPr>
-            <w:hyperlink w:history="1" r:id="rId-peyfpr-oqlnp6t8cn8qo">
+            <w:hyperlink w:history="1" r:id="rIdzoimqumb68cqulrec56fo">
               <w:r>
                 <w:rPr>
                   <w:rFonts w:ascii="Arial" w:cs="Arial" w:eastAsia="Arial" w:hAnsi="Arial"/>
@@ -20237,7 +20237,7 @@
                   <w:szCs w:val="16"/>
                   <w:u w:val="single" w:color="2E75B6"/>
                 </w:rPr>
-                <w:t xml:space="preserve">Comparing Standard Units of Volume (PLIX)</w:t>
+                <w:t xml:space="preserve">Apply volume of solids</w:t>
               </w:r>
             </w:hyperlink>
           </w:p>
@@ -20253,7 +20253,7 @@
                 <w:sz w:val="14"/>
                 <w:szCs w:val="14"/>
               </w:rPr>
-              <w:t xml:space="preserve">Source: CK-12</w:t>
+              <w:t xml:space="preserve">Source: Khan Academy (English - US curriculum)</w:t>
             </w:r>
           </w:p>
           <w:p>
@@ -20261,7 +20261,7 @@
               <w:spacing w:after="10" w:before="0"/>
               <w:ind w:left="120"/>
             </w:pPr>
-            <w:hyperlink w:history="1" r:id="rIdw5huqh8cf0ebvchiy_oer">
+            <w:hyperlink w:history="1" r:id="rIdocrl7vngwl59nryl3njyj">
               <w:r>
                 <w:rPr>
                   <w:rFonts w:ascii="Arial" w:cs="Arial" w:eastAsia="Arial" w:hAnsi="Arial"/>
@@ -20456,7 +20456,7 @@
             <w:pPr>
               <w:spacing w:after="20" w:before="0"/>
             </w:pPr>
-            <w:hyperlink w:history="1" r:id="rIdealvjjawz3p9aesyfpmar">
+            <w:hyperlink w:history="1" r:id="rIdiwmth-5pvh1xuygpkaqwz">
               <w:r>
                 <w:rPr>
                   <w:rFonts w:ascii="Arial" w:cs="Arial" w:eastAsia="Arial" w:hAnsi="Arial"/>
@@ -20465,7 +20465,7 @@
                   <w:szCs w:val="16"/>
                   <w:u w:val="single" w:color="2E75B6"/>
                 </w:rPr>
-                <w:t xml:space="preserve">Writing proportional equations from tables</w:t>
+                <w:t xml:space="preserve">Visually Comparing the Capacity and Volume of Three Containers (Metric Units)</w:t>
               </w:r>
             </w:hyperlink>
           </w:p>
@@ -20481,7 +20481,7 @@
                 <w:sz w:val="14"/>
                 <w:szCs w:val="14"/>
               </w:rPr>
-              <w:t xml:space="preserve">Source: Khan Academy (English - US curriculum)</w:t>
+              <w:t xml:space="preserve">Source: CK-12</w:t>
             </w:r>
           </w:p>
           <w:p>
@@ -20489,7 +20489,7 @@
               <w:spacing w:after="10" w:before="0"/>
               <w:ind w:left="120"/>
             </w:pPr>
-            <w:hyperlink w:history="1" r:id="rIdtl74hjq43npxydz81wkzm">
+            <w:hyperlink w:history="1" r:id="rIdo5vjgav6_v1gog6prtswd">
               <w:r>
                 <w:rPr>
                   <w:rFonts w:ascii="Arial" w:cs="Arial" w:eastAsia="Arial" w:hAnsi="Arial"/>
@@ -20534,7 +20534,7 @@
             <w:pPr>
               <w:spacing w:after="20" w:before="0"/>
             </w:pPr>
-            <w:hyperlink w:history="1" r:id="rIdjs7s9igl6ub0a4dlr0bkr">
+            <w:hyperlink w:history="1" r:id="rId13hu9cu-tbxp7jnxmljr_">
               <w:r>
                 <w:rPr>
                   <w:rFonts w:ascii="Arial" w:cs="Arial" w:eastAsia="Arial" w:hAnsi="Arial"/>
@@ -20543,7 +20543,7 @@
                   <w:szCs w:val="16"/>
                   <w:u w:val="single" w:color="2E75B6"/>
                 </w:rPr>
-                <w:t xml:space="preserve">Comparing Standard Units of Volume (PLIX)</w:t>
+                <w:t xml:space="preserve">Volume of the Cone (PLIX)</w:t>
               </w:r>
             </w:hyperlink>
           </w:p>
@@ -20567,7 +20567,7 @@
               <w:spacing w:after="10" w:before="0"/>
               <w:ind w:left="120"/>
             </w:pPr>
-            <w:hyperlink w:history="1" r:id="rIdbchrczk_4ixavlk8ep-jl">
+            <w:hyperlink w:history="1" r:id="rIdbc-lundivlooii3joei2b">
               <w:r>
                 <w:rPr>
                   <w:rFonts w:ascii="Arial" w:cs="Arial" w:eastAsia="Arial" w:hAnsi="Arial"/>
@@ -20762,7 +20762,7 @@
             <w:pPr>
               <w:spacing w:after="20" w:before="0"/>
             </w:pPr>
-            <w:hyperlink w:history="1" r:id="rIdugcm1pmjfeguabkqzpwld">
+            <w:hyperlink w:history="1" r:id="rIdhlp9wnma1gpks3l3lzaty">
               <w:r>
                 <w:rPr>
                   <w:rFonts w:ascii="Arial" w:cs="Arial" w:eastAsia="Arial" w:hAnsi="Arial"/>
@@ -20771,7 +20771,7 @@
                   <w:szCs w:val="16"/>
                   <w:u w:val="single" w:color="2E75B6"/>
                 </w:rPr>
-                <w:t xml:space="preserve">Writing proportional equations from tables</w:t>
+                <w:t xml:space="preserve">Volumes of cones intuition</w:t>
               </w:r>
             </w:hyperlink>
           </w:p>
@@ -20795,7 +20795,7 @@
               <w:spacing w:after="10" w:before="0"/>
               <w:ind w:left="120"/>
             </w:pPr>
-            <w:hyperlink w:history="1" r:id="rIddhiox8zjs5onhav-9qroq">
+            <w:hyperlink w:history="1" r:id="rIdihgibgcq8pi27zqlnh3qd">
               <w:r>
                 <w:rPr>
                   <w:rFonts w:ascii="Arial" w:cs="Arial" w:eastAsia="Arial" w:hAnsi="Arial"/>
@@ -20840,7 +20840,7 @@
             <w:pPr>
               <w:spacing w:after="20" w:before="0"/>
             </w:pPr>
-            <w:hyperlink w:history="1" r:id="rIdflsbdu7vv7c1gy6jvby8m">
+            <w:hyperlink w:history="1" r:id="rIdnncv1r4dddm7sffet_ht8">
               <w:r>
                 <w:rPr>
                   <w:rFonts w:ascii="Arial" w:cs="Arial" w:eastAsia="Arial" w:hAnsi="Arial"/>
@@ -20849,7 +20849,7 @@
                   <w:szCs w:val="16"/>
                   <w:u w:val="single" w:color="2E75B6"/>
                 </w:rPr>
-                <w:t xml:space="preserve">Comparing Standard Units of Volume (PLIX)</w:t>
+                <w:t xml:space="preserve">Volume of Pyramids: Fluctuating Height (PLIX)</w:t>
               </w:r>
             </w:hyperlink>
           </w:p>
@@ -20873,7 +20873,7 @@
               <w:spacing w:after="10" w:before="0"/>
               <w:ind w:left="120"/>
             </w:pPr>
-            <w:hyperlink w:history="1" r:id="rIdvg3qomvwh5pt3rx0s56d_">
+            <w:hyperlink w:history="1" r:id="rIdosspwitzgvm-c7bgnsu6-">
               <w:r>
                 <w:rPr>
                   <w:rFonts w:ascii="Arial" w:cs="Arial" w:eastAsia="Arial" w:hAnsi="Arial"/>
@@ -21068,7 +21068,7 @@
             <w:pPr>
               <w:spacing w:after="20" w:before="0"/>
             </w:pPr>
-            <w:hyperlink w:history="1" r:id="rIdggxhyi6_q2a-ag53qfb9h">
+            <w:hyperlink w:history="1" r:id="rId2mh6kog0rhxoyi1prwwt3">
               <w:r>
                 <w:rPr>
                   <w:rFonts w:ascii="Arial" w:cs="Arial" w:eastAsia="Arial" w:hAnsi="Arial"/>
@@ -21077,7 +21077,7 @@
                   <w:szCs w:val="16"/>
                   <w:u w:val="single" w:color="2E75B6"/>
                 </w:rPr>
-                <w:t xml:space="preserve">Writing proportional equations from tables</w:t>
+                <w:t xml:space="preserve">Comparing the Capacity and Volume of Three or More Containers (Metric Units)</w:t>
               </w:r>
             </w:hyperlink>
           </w:p>
@@ -21093,7 +21093,7 @@
                 <w:sz w:val="14"/>
                 <w:szCs w:val="14"/>
               </w:rPr>
-              <w:t xml:space="preserve">Source: Khan Academy (English - US curriculum)</w:t>
+              <w:t xml:space="preserve">Source: CK-12</w:t>
             </w:r>
           </w:p>
           <w:p>
@@ -21101,7 +21101,7 @@
               <w:spacing w:after="10" w:before="0"/>
               <w:ind w:left="120"/>
             </w:pPr>
-            <w:hyperlink w:history="1" r:id="rIdaofjo4gze-gjdfnql8vln">
+            <w:hyperlink w:history="1" r:id="rIdtmaa_4sptphp9shlxf9cs">
               <w:r>
                 <w:rPr>
                   <w:rFonts w:ascii="Arial" w:cs="Arial" w:eastAsia="Arial" w:hAnsi="Arial"/>
@@ -21139,14 +21139,14 @@
                 <w:sz w:val="16"/>
                 <w:szCs w:val="16"/>
               </w:rPr>
-              <w:t xml:space="preserve">📖 HTML:</w:t>
+              <w:t xml:space="preserve">📖 EXERCISE:</w:t>
             </w:r>
           </w:p>
           <w:p>
             <w:pPr>
               <w:spacing w:after="20" w:before="0"/>
             </w:pPr>
-            <w:hyperlink w:history="1" r:id="rIdczxmp-gd0rybq37wuu9tx">
+            <w:hyperlink w:history="1" r:id="rIdfvu2cwztnblattya7lkrg">
               <w:r>
                 <w:rPr>
                   <w:rFonts w:ascii="Arial" w:cs="Arial" w:eastAsia="Arial" w:hAnsi="Arial"/>
@@ -21155,7 +21155,7 @@
                   <w:szCs w:val="16"/>
                   <w:u w:val="single" w:color="2E75B6"/>
                 </w:rPr>
-                <w:t xml:space="preserve">Comparing Standard Units of Volume (PLIX)</w:t>
+                <w:t xml:space="preserve">Apply volume of solids</w:t>
               </w:r>
             </w:hyperlink>
           </w:p>
@@ -21171,7 +21171,7 @@
                 <w:sz w:val="14"/>
                 <w:szCs w:val="14"/>
               </w:rPr>
-              <w:t xml:space="preserve">Source: CK-12</w:t>
+              <w:t xml:space="preserve">Source: Khan Academy (English - US curriculum)</w:t>
             </w:r>
           </w:p>
           <w:p>
@@ -21179,7 +21179,7 @@
               <w:spacing w:after="10" w:before="0"/>
               <w:ind w:left="120"/>
             </w:pPr>
-            <w:hyperlink w:history="1" r:id="rIdsua_czad5d2ajggf2esn3">
+            <w:hyperlink w:history="1" r:id="rIdledhx2hz4ghsjksovvio0">
               <w:r>
                 <w:rPr>
                   <w:rFonts w:ascii="Arial" w:cs="Arial" w:eastAsia="Arial" w:hAnsi="Arial"/>
@@ -21374,7 +21374,7 @@
             <w:pPr>
               <w:spacing w:after="20" w:before="0"/>
             </w:pPr>
-            <w:hyperlink w:history="1" r:id="rIdpill7ojt8k4aplljld7da">
+            <w:hyperlink w:history="1" r:id="rIdtttzu2s7lls-bwbfq-too">
               <w:r>
                 <w:rPr>
                   <w:rFonts w:ascii="Arial" w:cs="Arial" w:eastAsia="Arial" w:hAnsi="Arial"/>
@@ -21383,7 +21383,7 @@
                   <w:szCs w:val="16"/>
                   <w:u w:val="single" w:color="2E75B6"/>
                 </w:rPr>
-                <w:t xml:space="preserve">Writing proportional equations from tables</w:t>
+                <w:t xml:space="preserve">Volume of a cone</w:t>
               </w:r>
             </w:hyperlink>
           </w:p>
@@ -21407,7 +21407,7 @@
               <w:spacing w:after="10" w:before="0"/>
               <w:ind w:left="120"/>
             </w:pPr>
-            <w:hyperlink w:history="1" r:id="rIdxk-7fucwgkk4arwpaelmk">
+            <w:hyperlink w:history="1" r:id="rIddce1c2fthmvdxi7unkrpi">
               <w:r>
                 <w:rPr>
                   <w:rFonts w:ascii="Arial" w:cs="Arial" w:eastAsia="Arial" w:hAnsi="Arial"/>
@@ -21445,14 +21445,14 @@
                 <w:sz w:val="16"/>
                 <w:szCs w:val="16"/>
               </w:rPr>
-              <w:t xml:space="preserve">📖 HTML:</w:t>
+              <w:t xml:space="preserve">📖 EXERCISE:</w:t>
             </w:r>
           </w:p>
           <w:p>
             <w:pPr>
               <w:spacing w:after="20" w:before="0"/>
             </w:pPr>
-            <w:hyperlink w:history="1" r:id="rIdur2kr7ahord958a4jyrtp">
+            <w:hyperlink w:history="1" r:id="rIdpp-tk3qen3kcqtlbkdvii">
               <w:r>
                 <w:rPr>
                   <w:rFonts w:ascii="Arial" w:cs="Arial" w:eastAsia="Arial" w:hAnsi="Arial"/>
@@ -21461,7 +21461,7 @@
                   <w:szCs w:val="16"/>
                   <w:u w:val="single" w:color="2E75B6"/>
                 </w:rPr>
-                <w:t xml:space="preserve">Comparing Standard Units of Volume (PLIX)</w:t>
+                <w:t xml:space="preserve">Apply volume of solids</w:t>
               </w:r>
             </w:hyperlink>
           </w:p>
@@ -21477,7 +21477,7 @@
                 <w:sz w:val="14"/>
                 <w:szCs w:val="14"/>
               </w:rPr>
-              <w:t xml:space="preserve">Source: CK-12</w:t>
+              <w:t xml:space="preserve">Source: Khan Academy (English - US curriculum)</w:t>
             </w:r>
           </w:p>
           <w:p>
@@ -21485,7 +21485,7 @@
               <w:spacing w:after="10" w:before="0"/>
               <w:ind w:left="120"/>
             </w:pPr>
-            <w:hyperlink w:history="1" r:id="rIdjtmrjyvo3ongi-hkbp0_n">
+            <w:hyperlink w:history="1" r:id="rIdow_lthu6kunjm7y9dsqzc">
               <w:r>
                 <w:rPr>
                   <w:rFonts w:ascii="Arial" w:cs="Arial" w:eastAsia="Arial" w:hAnsi="Arial"/>
@@ -22972,7 +22972,7 @@
             <w:pPr>
               <w:spacing w:after="20" w:before="0"/>
             </w:pPr>
-            <w:hyperlink w:history="1" r:id="rIdapwaopkdlcgnyukfm902h">
+            <w:hyperlink w:history="1" r:id="rIdm1ze0d4rta0ix5r6pd2kk">
               <w:r>
                 <w:rPr>
                   <w:rFonts w:ascii="Arial" w:cs="Arial" w:eastAsia="Arial" w:hAnsi="Arial"/>
@@ -22981,7 +22981,7 @@
                   <w:szCs w:val="16"/>
                   <w:u w:val="single" w:color="2E75B6"/>
                 </w:rPr>
-                <w:t xml:space="preserve">Writing proportional equations from tables</w:t>
+                <w:t xml:space="preserve">Volume of a cone</w:t>
               </w:r>
             </w:hyperlink>
           </w:p>
@@ -23005,7 +23005,7 @@
               <w:spacing w:after="10" w:before="0"/>
               <w:ind w:left="120"/>
             </w:pPr>
-            <w:hyperlink w:history="1" r:id="rIdb9xzfnx0idbji0ks1hbzt">
+            <w:hyperlink w:history="1" r:id="rIdaezj4s_it1m1eishvyodx">
               <w:r>
                 <w:rPr>
                   <w:rFonts w:ascii="Arial" w:cs="Arial" w:eastAsia="Arial" w:hAnsi="Arial"/>
@@ -23043,14 +23043,14 @@
                 <w:sz w:val="16"/>
                 <w:szCs w:val="16"/>
               </w:rPr>
-              <w:t xml:space="preserve">📖 HTML:</w:t>
+              <w:t xml:space="preserve">📖 EXERCISE:</w:t>
             </w:r>
           </w:p>
           <w:p>
             <w:pPr>
               <w:spacing w:after="20" w:before="0"/>
             </w:pPr>
-            <w:hyperlink w:history="1" r:id="rIdk3dqcjbauwpkbuo20n0bo">
+            <w:hyperlink w:history="1" r:id="rIdkinpkomtz7q1vzlpkurz7">
               <w:r>
                 <w:rPr>
                   <w:rFonts w:ascii="Arial" w:cs="Arial" w:eastAsia="Arial" w:hAnsi="Arial"/>
@@ -23059,7 +23059,7 @@
                   <w:szCs w:val="16"/>
                   <w:u w:val="single" w:color="2E75B6"/>
                 </w:rPr>
-                <w:t xml:space="preserve">Comparing Standard Units of Volume (PLIX)</w:t>
+                <w:t xml:space="preserve">Apply volume of solids</w:t>
               </w:r>
             </w:hyperlink>
           </w:p>
@@ -23075,7 +23075,7 @@
                 <w:sz w:val="14"/>
                 <w:szCs w:val="14"/>
               </w:rPr>
-              <w:t xml:space="preserve">Source: CK-12</w:t>
+              <w:t xml:space="preserve">Source: Khan Academy (English - US curriculum)</w:t>
             </w:r>
           </w:p>
           <w:p>
@@ -23083,7 +23083,7 @@
               <w:spacing w:after="10" w:before="0"/>
               <w:ind w:left="120"/>
             </w:pPr>
-            <w:hyperlink w:history="1" r:id="rIdhizcleywtvyph27rjc387">
+            <w:hyperlink w:history="1" r:id="rIdnqrhrnzu3raeph5oslsid">
               <w:r>
                 <w:rPr>
                   <w:rFonts w:ascii="Arial" w:cs="Arial" w:eastAsia="Arial" w:hAnsi="Arial"/>
@@ -23278,7 +23278,7 @@
             <w:pPr>
               <w:spacing w:after="20" w:before="0"/>
             </w:pPr>
-            <w:hyperlink w:history="1" r:id="rIdsshlauhubkjgxpdjtyfrc">
+            <w:hyperlink w:history="1" r:id="rIdg0z6aeqwllegbrdqpvszb">
               <w:r>
                 <w:rPr>
                   <w:rFonts w:ascii="Arial" w:cs="Arial" w:eastAsia="Arial" w:hAnsi="Arial"/>
@@ -23287,7 +23287,7 @@
                   <w:szCs w:val="16"/>
                   <w:u w:val="single" w:color="2E75B6"/>
                 </w:rPr>
-                <w:t xml:space="preserve">Writing proportional equations from tables</w:t>
+                <w:t xml:space="preserve">Volumes of cones intuition</w:t>
               </w:r>
             </w:hyperlink>
           </w:p>
@@ -23311,7 +23311,7 @@
               <w:spacing w:after="10" w:before="0"/>
               <w:ind w:left="120"/>
             </w:pPr>
-            <w:hyperlink w:history="1" r:id="rIdqu8svc5__qtlecxj4kwb1">
+            <w:hyperlink w:history="1" r:id="rIdezyonlq5obps0gwzym9r3">
               <w:r>
                 <w:rPr>
                   <w:rFonts w:ascii="Arial" w:cs="Arial" w:eastAsia="Arial" w:hAnsi="Arial"/>
@@ -23356,7 +23356,7 @@
             <w:pPr>
               <w:spacing w:after="20" w:before="0"/>
             </w:pPr>
-            <w:hyperlink w:history="1" r:id="rIdvixocpa9owghhgeybflji">
+            <w:hyperlink w:history="1" r:id="rIdiuzjkemgaw3ufb7fak26p">
               <w:r>
                 <w:rPr>
                   <w:rFonts w:ascii="Arial" w:cs="Arial" w:eastAsia="Arial" w:hAnsi="Arial"/>
@@ -23365,7 +23365,7 @@
                   <w:szCs w:val="16"/>
                   <w:u w:val="single" w:color="2E75B6"/>
                 </w:rPr>
-                <w:t xml:space="preserve">Comparing Standard Units of Volume (PLIX)</w:t>
+                <w:t xml:space="preserve">Volume of the Cone (PLIX)</w:t>
               </w:r>
             </w:hyperlink>
           </w:p>
@@ -23389,7 +23389,7 @@
               <w:spacing w:after="10" w:before="0"/>
               <w:ind w:left="120"/>
             </w:pPr>
-            <w:hyperlink w:history="1" r:id="rIdwewllkscrk1nseu3pnak9">
+            <w:hyperlink w:history="1" r:id="rId2d8h7mhdxnqx_b9yjb6w8">
               <w:r>
                 <w:rPr>
                   <w:rFonts w:ascii="Arial" w:cs="Arial" w:eastAsia="Arial" w:hAnsi="Arial"/>
@@ -23584,7 +23584,7 @@
             <w:pPr>
               <w:spacing w:after="20" w:before="0"/>
             </w:pPr>
-            <w:hyperlink w:history="1" r:id="rId1xdcd7o5n_g3pz5fov-io">
+            <w:hyperlink w:history="1" r:id="rIdgl488jdm_o3m4cb8n7m2y">
               <w:r>
                 <w:rPr>
                   <w:rFonts w:ascii="Arial" w:cs="Arial" w:eastAsia="Arial" w:hAnsi="Arial"/>
@@ -23593,7 +23593,7 @@
                   <w:szCs w:val="16"/>
                   <w:u w:val="single" w:color="2E75B6"/>
                 </w:rPr>
-                <w:t xml:space="preserve">Writing proportional equations from tables</w:t>
+                <w:t xml:space="preserve">Volume of a Pyramid - Overview</w:t>
               </w:r>
             </w:hyperlink>
           </w:p>
@@ -23609,7 +23609,7 @@
                 <w:sz w:val="14"/>
                 <w:szCs w:val="14"/>
               </w:rPr>
-              <w:t xml:space="preserve">Source: Khan Academy (English - US curriculum)</w:t>
+              <w:t xml:space="preserve">Source: CK-12</w:t>
             </w:r>
           </w:p>
           <w:p>
@@ -23617,7 +23617,7 @@
               <w:spacing w:after="10" w:before="0"/>
               <w:ind w:left="120"/>
             </w:pPr>
-            <w:hyperlink w:history="1" r:id="rId6_5uusdtmjuook-09e6wk">
+            <w:hyperlink w:history="1" r:id="rIdoxsohmdkvu4sl2nv_6xks">
               <w:r>
                 <w:rPr>
                   <w:rFonts w:ascii="Arial" w:cs="Arial" w:eastAsia="Arial" w:hAnsi="Arial"/>
@@ -23655,14 +23655,14 @@
                 <w:sz w:val="16"/>
                 <w:szCs w:val="16"/>
               </w:rPr>
-              <w:t xml:space="preserve">📖 HTML:</w:t>
+              <w:t xml:space="preserve">📖 EXERCISE:</w:t>
             </w:r>
           </w:p>
           <w:p>
             <w:pPr>
               <w:spacing w:after="20" w:before="0"/>
             </w:pPr>
-            <w:hyperlink w:history="1" r:id="rIdiecpsrvaprtzmd5h0bwj3">
+            <w:hyperlink w:history="1" r:id="rId9worn58ad0q6h_nykc9wl">
               <w:r>
                 <w:rPr>
                   <w:rFonts w:ascii="Arial" w:cs="Arial" w:eastAsia="Arial" w:hAnsi="Arial"/>
@@ -23671,7 +23671,7 @@
                   <w:szCs w:val="16"/>
                   <w:u w:val="single" w:color="2E75B6"/>
                 </w:rPr>
-                <w:t xml:space="preserve">Comparing Standard Units of Volume (PLIX)</w:t>
+                <w:t xml:space="preserve">Volume of cones</w:t>
               </w:r>
             </w:hyperlink>
           </w:p>
@@ -23687,7 +23687,7 @@
                 <w:sz w:val="14"/>
                 <w:szCs w:val="14"/>
               </w:rPr>
-              <w:t xml:space="preserve">Source: CK-12</w:t>
+              <w:t xml:space="preserve">Source: Khan Academy (English - US curriculum)</w:t>
             </w:r>
           </w:p>
           <w:p>
@@ -23695,7 +23695,7 @@
               <w:spacing w:after="10" w:before="0"/>
               <w:ind w:left="120"/>
             </w:pPr>
-            <w:hyperlink w:history="1" r:id="rIdrd92toud3pnip3rprzut4">
+            <w:hyperlink w:history="1" r:id="rIdaeig7mepivacw0o76jzaq">
               <w:r>
                 <w:rPr>
                   <w:rFonts w:ascii="Arial" w:cs="Arial" w:eastAsia="Arial" w:hAnsi="Arial"/>
@@ -23890,7 +23890,7 @@
             <w:pPr>
               <w:spacing w:after="20" w:before="0"/>
             </w:pPr>
-            <w:hyperlink w:history="1" r:id="rIdc13mf96xui_5cyfgvuubq">
+            <w:hyperlink w:history="1" r:id="rIdmwiotb7cmxcmvxo5pe74m">
               <w:r>
                 <w:rPr>
                   <w:rFonts w:ascii="Arial" w:cs="Arial" w:eastAsia="Arial" w:hAnsi="Arial"/>
@@ -23899,7 +23899,7 @@
                   <w:szCs w:val="16"/>
                   <w:u w:val="single" w:color="2E75B6"/>
                 </w:rPr>
-                <w:t xml:space="preserve">Writing proportional equations from tables</w:t>
+                <w:t xml:space="preserve">Visually Comparing the Capacity and Volume of Two Containers (Metric Units)</w:t>
               </w:r>
             </w:hyperlink>
           </w:p>
@@ -23915,7 +23915,7 @@
                 <w:sz w:val="14"/>
                 <w:szCs w:val="14"/>
               </w:rPr>
-              <w:t xml:space="preserve">Source: Khan Academy (English - US curriculum)</w:t>
+              <w:t xml:space="preserve">Source: CK-12</w:t>
             </w:r>
           </w:p>
           <w:p>
@@ -23923,7 +23923,7 @@
               <w:spacing w:after="10" w:before="0"/>
               <w:ind w:left="120"/>
             </w:pPr>
-            <w:hyperlink w:history="1" r:id="rId7oi-wvw9zs0l7c57djjwx">
+            <w:hyperlink w:history="1" r:id="rIdsthnljq1a8uobfao2xjcw">
               <w:r>
                 <w:rPr>
                   <w:rFonts w:ascii="Arial" w:cs="Arial" w:eastAsia="Arial" w:hAnsi="Arial"/>
@@ -23961,14 +23961,14 @@
                 <w:sz w:val="16"/>
                 <w:szCs w:val="16"/>
               </w:rPr>
-              <w:t xml:space="preserve">📖 HTML:</w:t>
+              <w:t xml:space="preserve">📖 EXERCISE:</w:t>
             </w:r>
           </w:p>
           <w:p>
             <w:pPr>
               <w:spacing w:after="20" w:before="0"/>
             </w:pPr>
-            <w:hyperlink w:history="1" r:id="rIdf6rrh8_pdkrt3ruqglynk">
+            <w:hyperlink w:history="1" r:id="rIdyjfgo0m9o5dv1o2nbtvdi">
               <w:r>
                 <w:rPr>
                   <w:rFonts w:ascii="Arial" w:cs="Arial" w:eastAsia="Arial" w:hAnsi="Arial"/>
@@ -23977,7 +23977,7 @@
                   <w:szCs w:val="16"/>
                   <w:u w:val="single" w:color="2E75B6"/>
                 </w:rPr>
-                <w:t xml:space="preserve">Comparing Standard Units of Volume (PLIX)</w:t>
+                <w:t xml:space="preserve">Apply volume of solids</w:t>
               </w:r>
             </w:hyperlink>
           </w:p>
@@ -23993,7 +23993,7 @@
                 <w:sz w:val="14"/>
                 <w:szCs w:val="14"/>
               </w:rPr>
-              <w:t xml:space="preserve">Source: CK-12</w:t>
+              <w:t xml:space="preserve">Source: Khan Academy (English - US curriculum)</w:t>
             </w:r>
           </w:p>
           <w:p>
@@ -24001,7 +24001,7 @@
               <w:spacing w:after="10" w:before="0"/>
               <w:ind w:left="120"/>
             </w:pPr>
-            <w:hyperlink w:history="1" r:id="rIdcsvry6bekaln0qwg67vh_">
+            <w:hyperlink w:history="1" r:id="rIdfrs4w_775qqnrsab3trun">
               <w:r>
                 <w:rPr>
                   <w:rFonts w:ascii="Arial" w:cs="Arial" w:eastAsia="Arial" w:hAnsi="Arial"/>
@@ -24196,7 +24196,7 @@
             <w:pPr>
               <w:spacing w:after="20" w:before="0"/>
             </w:pPr>
-            <w:hyperlink w:history="1" r:id="rIdzhrdbayu6ey7yx0dwicps">
+            <w:hyperlink w:history="1" r:id="rIdmljymons2qon9y-obvmbv">
               <w:r>
                 <w:rPr>
                   <w:rFonts w:ascii="Arial" w:cs="Arial" w:eastAsia="Arial" w:hAnsi="Arial"/>
@@ -24205,7 +24205,7 @@
                   <w:szCs w:val="16"/>
                   <w:u w:val="single" w:color="2E75B6"/>
                 </w:rPr>
-                <w:t xml:space="preserve">Writing proportional equations from tables</w:t>
+                <w:t xml:space="preserve">Visually Comparing the Capacity and Volume of Three Containers (Metric Units)</w:t>
               </w:r>
             </w:hyperlink>
           </w:p>
@@ -24221,7 +24221,7 @@
                 <w:sz w:val="14"/>
                 <w:szCs w:val="14"/>
               </w:rPr>
-              <w:t xml:space="preserve">Source: Khan Academy (English - US curriculum)</w:t>
+              <w:t xml:space="preserve">Source: CK-12</w:t>
             </w:r>
           </w:p>
           <w:p>
@@ -24229,7 +24229,7 @@
               <w:spacing w:after="10" w:before="0"/>
               <w:ind w:left="120"/>
             </w:pPr>
-            <w:hyperlink w:history="1" r:id="rIdku7gto9d_d4rkswls7qjs">
+            <w:hyperlink w:history="1" r:id="rIdyvog16xygozflybuxlq5p">
               <w:r>
                 <w:rPr>
                   <w:rFonts w:ascii="Arial" w:cs="Arial" w:eastAsia="Arial" w:hAnsi="Arial"/>
@@ -24267,14 +24267,14 @@
                 <w:sz w:val="16"/>
                 <w:szCs w:val="16"/>
               </w:rPr>
-              <w:t xml:space="preserve">📖 HTML:</w:t>
+              <w:t xml:space="preserve">📖 EXERCISE:</w:t>
             </w:r>
           </w:p>
           <w:p>
             <w:pPr>
               <w:spacing w:after="20" w:before="0"/>
             </w:pPr>
-            <w:hyperlink w:history="1" r:id="rIdztwot3qe8qhgf5redrxmn">
+            <w:hyperlink w:history="1" r:id="rId9b513w2bokvrr-qjauwvg">
               <w:r>
                 <w:rPr>
                   <w:rFonts w:ascii="Arial" w:cs="Arial" w:eastAsia="Arial" w:hAnsi="Arial"/>
@@ -24283,7 +24283,7 @@
                   <w:szCs w:val="16"/>
                   <w:u w:val="single" w:color="2E75B6"/>
                 </w:rPr>
-                <w:t xml:space="preserve">Comparing Standard Units of Volume (PLIX)</w:t>
+                <w:t xml:space="preserve">Apply volume of solids</w:t>
               </w:r>
             </w:hyperlink>
           </w:p>
@@ -24299,7 +24299,7 @@
                 <w:sz w:val="14"/>
                 <w:szCs w:val="14"/>
               </w:rPr>
-              <w:t xml:space="preserve">Source: CK-12</w:t>
+              <w:t xml:space="preserve">Source: Khan Academy (English - US curriculum)</w:t>
             </w:r>
           </w:p>
           <w:p>
@@ -24307,7 +24307,7 @@
               <w:spacing w:after="10" w:before="0"/>
               <w:ind w:left="120"/>
             </w:pPr>
-            <w:hyperlink w:history="1" r:id="rIde1szca0ebvd9gq8ay34dn">
+            <w:hyperlink w:history="1" r:id="rIdxpyjm2_yil2uaopu3xxzl">
               <w:r>
                 <w:rPr>
                   <w:rFonts w:ascii="Arial" w:cs="Arial" w:eastAsia="Arial" w:hAnsi="Arial"/>

--- a/data/outputs/v2/Essential_Mathematics/SS2.7_Volume_and_Capacity/Essential_Mathematics_Volume_and_Capacity_CBE_LessonSequence.docx
+++ b/data/outputs/v2/Essential_Mathematics/SS2.7_Volume_and_Capacity/Essential_Mathematics_Volume_and_Capacity_CBE_LessonSequence.docx
@@ -42,6 +42,177 @@
     </w:p>
     <w:p>
       <w:pPr>
+        <w:spacing w:after="80" w:before="120"/>
+      </w:pPr>
+      <w:r>
+        <w:rPr>
+          <w:rFonts w:ascii="Arial" w:cs="Arial" w:eastAsia="Arial" w:hAnsi="Arial"/>
+          <w:b/>
+          <w:bCs/>
+          <w:color w:val="1F3864"/>
+          <w:sz w:val="20"/>
+          <w:szCs w:val="20"/>
+        </w:rPr>
+        <w:t xml:space="preserve">ATTRIBUTION AND LICENSING</w:t>
+      </w:r>
+    </w:p>
+    <w:p>
+      <w:pPr>
+        <w:spacing w:after="60" w:before="0"/>
+      </w:pPr>
+      <w:r>
+        <w:rPr>
+          <w:rFonts w:ascii="Arial" w:cs="Arial" w:eastAsia="Arial" w:hAnsi="Arial"/>
+          <w:b/>
+          <w:bCs/>
+          <w:sz w:val="17"/>
+          <w:szCs w:val="17"/>
+        </w:rPr>
+        <w:t xml:space="preserve">Curriculum Alignment: </w:t>
+      </w:r>
+      <w:r>
+        <w:rPr>
+          <w:rFonts w:ascii="Arial" w:cs="Arial" w:eastAsia="Arial" w:hAnsi="Arial"/>
+          <w:sz w:val="17"/>
+          <w:szCs w:val="17"/>
+        </w:rPr>
+        <w:t xml:space="preserve">Structured in pedagogical alignment with the competence-based curriculum format and learning outcomes established by the Kenya Institute of Curriculum Development (KICD). This material is independently developed and is not officially endorsed or published by KICD.</w:t>
+      </w:r>
+    </w:p>
+    <w:p>
+      <w:pPr>
+        <w:spacing w:after="60" w:before="0"/>
+      </w:pPr>
+      <w:r>
+        <w:rPr>
+          <w:rFonts w:ascii="Arial" w:cs="Arial" w:eastAsia="Arial" w:hAnsi="Arial"/>
+          <w:b/>
+          <w:bCs/>
+          <w:sz w:val="17"/>
+          <w:szCs w:val="17"/>
+        </w:rPr>
+        <w:t xml:space="preserve">Content &amp; Pedagogy: </w:t>
+      </w:r>
+      <w:r>
+        <w:rPr>
+          <w:rFonts w:ascii="Arial" w:cs="Arial" w:eastAsia="Arial" w:hAnsi="Arial"/>
+          <w:sz w:val="17"/>
+          <w:szCs w:val="17"/>
+        </w:rPr>
+        <w:t xml:space="preserve">Developed and adapted by the educator team at SeaVuria (registered 501(c)(3) in the United States and registered NGO in Kenya, No. 872-850A-BF11), who designed the pedagogical framework, lesson templates and exemplar lessons on which this material is based.</w:t>
+      </w:r>
+    </w:p>
+    <w:p>
+      <w:pPr>
+        <w:spacing w:after="60" w:before="0"/>
+      </w:pPr>
+      <w:r>
+        <w:rPr>
+          <w:rFonts w:ascii="Arial" w:cs="Arial" w:eastAsia="Arial" w:hAnsi="Arial"/>
+          <w:b/>
+          <w:bCs/>
+          <w:sz w:val="17"/>
+          <w:szCs w:val="17"/>
+        </w:rPr>
+        <w:t xml:space="preserve">Production &amp; Layout: </w:t>
+      </w:r>
+      <w:r>
+        <w:rPr>
+          <w:rFonts w:ascii="Arial" w:cs="Arial" w:eastAsia="Arial" w:hAnsi="Arial"/>
+          <w:sz w:val="17"/>
+          <w:szCs w:val="17"/>
+        </w:rPr>
+        <w:t xml:space="preserve">Educational design and curriculum sequencing by SeaVuria. Technical layout, structural formatting, and digital optimization/implementation executed in partnership with ARES Education (registered 501(c)(3) in the United States and Canada (as Afretech Aid) and registered NGO in Kenya), with lesson drafting and compilation assisted by AI (Claude, Anthropic).</w:t>
+      </w:r>
+    </w:p>
+    <w:p>
+      <w:pPr>
+        <w:pBdr>
+          <w:bottom w:val="single" w:color="1F3864" w:sz="6" w:space="6"/>
+        </w:pBdr>
+        <w:spacing w:after="60" w:before="0"/>
+      </w:pPr>
+      <w:r>
+        <w:rPr>
+          <w:rFonts w:ascii="Arial" w:cs="Arial" w:eastAsia="Arial" w:hAnsi="Arial"/>
+          <w:b/>
+          <w:bCs/>
+          <w:sz w:val="17"/>
+          <w:szCs w:val="17"/>
+        </w:rPr>
+        <w:t xml:space="preserve">Licensing &amp; Copyright: </w:t>
+      </w:r>
+      <w:r>
+        <w:rPr>
+          <w:rFonts w:ascii="Arial" w:cs="Arial" w:eastAsia="Arial" w:hAnsi="Arial"/>
+          <w:sz w:val="17"/>
+          <w:szCs w:val="17"/>
+        </w:rPr>
+        <w:t xml:space="preserve">© 2026 SeaVuria and ARES. This work is licensed under a </w:t>
+      </w:r>
+      <w:hyperlink w:history="1" r:id="rIdvjbz9ni98oc8yhsveap2f">
+        <w:r>
+          <w:rPr>
+            <w:rFonts w:ascii="Arial" w:cs="Arial" w:eastAsia="Arial" w:hAnsi="Arial"/>
+            <w:color w:val="1F6B75"/>
+            <w:sz w:val="17"/>
+            <w:szCs w:val="17"/>
+            <w:u w:val="single" w:color="1F6B75"/>
+          </w:rPr>
+          <w:t xml:space="preserve">Creative Commons Attribution-NonCommercial 4.0 International License</w:t>
+        </w:r>
+      </w:hyperlink>
+      <w:r>
+        <w:rPr>
+          <w:rFonts w:ascii="Arial" w:cs="Arial" w:eastAsia="Arial" w:hAnsi="Arial"/>
+          <w:sz w:val="17"/>
+          <w:szCs w:val="17"/>
+        </w:rPr>
+        <w:t xml:space="preserve"> (</w:t>
+      </w:r>
+      <w:hyperlink w:history="1" r:id="rIdp5jjotys50qmuramqttau">
+        <w:r>
+          <w:rPr>
+            <w:rFonts w:ascii="Arial" w:cs="Arial" w:eastAsia="Arial" w:hAnsi="Arial"/>
+            <w:color w:val="1F6B75"/>
+            <w:sz w:val="17"/>
+            <w:szCs w:val="17"/>
+            <w:u w:val="single" w:color="1F6B75"/>
+          </w:rPr>
+          <w:t xml:space="preserve">CC BY-NC 4.0</w:t>
+        </w:r>
+      </w:hyperlink>
+      <w:r>
+        <w:rPr>
+          <w:rFonts w:ascii="Arial" w:cs="Arial" w:eastAsia="Arial" w:hAnsi="Arial"/>
+          <w:sz w:val="17"/>
+          <w:szCs w:val="17"/>
+        </w:rPr>
+        <w:t xml:space="preserve">). To view a copy of this license, visit </w:t>
+      </w:r>
+      <w:hyperlink w:history="1" r:id="rIdhjvvdakyb-x_nd5ixyslf">
+        <w:r>
+          <w:rPr>
+            <w:rFonts w:ascii="Arial" w:cs="Arial" w:eastAsia="Arial" w:hAnsi="Arial"/>
+            <w:color w:val="1F6B75"/>
+            <w:sz w:val="17"/>
+            <w:szCs w:val="17"/>
+            <w:u w:val="single" w:color="1F6B75"/>
+          </w:rPr>
+          <w:t xml:space="preserve">https://creativecommons.org/licenses/by-nc/4.0/</w:t>
+        </w:r>
+      </w:hyperlink>
+      <w:r>
+        <w:rPr>
+          <w:rFonts w:ascii="Arial" w:cs="Arial" w:eastAsia="Arial" w:hAnsi="Arial"/>
+          <w:sz w:val="17"/>
+          <w:szCs w:val="17"/>
+        </w:rPr>
+        <w:t xml:space="preserve">. You are free to copy, redistribute, and adapt this material in any medium or format, provided appropriate credit is given and the material is not used for commercial purposes. KICD learning outcomes and curriculum designations reproduced here for alignment purposes remain the property of KICD and are not covered by this license. Linked external resources (e.g. CK-12, Khan Academy, PhET) are subject to their own licenses.</w:t>
+      </w:r>
+    </w:p>
+    <w:p>
+      <w:pPr>
         <w:spacing w:after="120"/>
       </w:pPr>
       <w:r>
@@ -3047,7 +3218,7 @@
             <w:pPr>
               <w:spacing w:after="20" w:before="0"/>
             </w:pPr>
-            <w:hyperlink w:history="1" r:id="rIdpuubw065gdi82piqfjc_e">
+            <w:hyperlink w:history="1" r:id="rId2c3ubp9r1felwpf87psk1">
               <w:r>
                 <w:rPr>
                   <w:rFonts w:ascii="Arial" w:cs="Arial" w:eastAsia="Arial" w:hAnsi="Arial"/>
@@ -3080,7 +3251,7 @@
               <w:spacing w:after="10" w:before="0"/>
               <w:ind w:left="120"/>
             </w:pPr>
-            <w:hyperlink w:history="1" r:id="rIdf9brml9q-kkwj92wi_gfc">
+            <w:hyperlink w:history="1" r:id="rIdnl06ukp9oclwyqudifleg">
               <w:r>
                 <w:rPr>
                   <w:rFonts w:ascii="Arial" w:cs="Arial" w:eastAsia="Arial" w:hAnsi="Arial"/>
@@ -3125,7 +3296,7 @@
             <w:pPr>
               <w:spacing w:after="20" w:before="0"/>
             </w:pPr>
-            <w:hyperlink w:history="1" r:id="rId2otc4m1xpprg-ri8sgxs2">
+            <w:hyperlink w:history="1" r:id="rIdp4dbvyvuxf0g3foersk4l">
               <w:r>
                 <w:rPr>
                   <w:rFonts w:ascii="Arial" w:cs="Arial" w:eastAsia="Arial" w:hAnsi="Arial"/>
@@ -3158,7 +3329,7 @@
               <w:spacing w:after="10" w:before="0"/>
               <w:ind w:left="120"/>
             </w:pPr>
-            <w:hyperlink w:history="1" r:id="rIdrbm6og6xgrph73em_wabw">
+            <w:hyperlink w:history="1" r:id="rIdxekzo3s4tul4ge_9nyhuh">
               <w:r>
                 <w:rPr>
                   <w:rFonts w:ascii="Arial" w:cs="Arial" w:eastAsia="Arial" w:hAnsi="Arial"/>
@@ -3353,7 +3524,7 @@
             <w:pPr>
               <w:spacing w:after="20" w:before="0"/>
             </w:pPr>
-            <w:hyperlink w:history="1" r:id="rIdmu_8ogyyefaiuhl3wiowr">
+            <w:hyperlink w:history="1" r:id="rIdgsvm1bmrte579pbijv51g">
               <w:r>
                 <w:rPr>
                   <w:rFonts w:ascii="Arial" w:cs="Arial" w:eastAsia="Arial" w:hAnsi="Arial"/>
@@ -3386,7 +3557,7 @@
               <w:spacing w:after="10" w:before="0"/>
               <w:ind w:left="120"/>
             </w:pPr>
-            <w:hyperlink w:history="1" r:id="rId-lygvv6olfxew3ngv_hp4">
+            <w:hyperlink w:history="1" r:id="rId-fyj97kx7-v1s7ptm5mj-">
               <w:r>
                 <w:rPr>
                   <w:rFonts w:ascii="Arial" w:cs="Arial" w:eastAsia="Arial" w:hAnsi="Arial"/>
@@ -3431,7 +3602,7 @@
             <w:pPr>
               <w:spacing w:after="20" w:before="0"/>
             </w:pPr>
-            <w:hyperlink w:history="1" r:id="rIdfsoabmqvr04rfotujfsh9">
+            <w:hyperlink w:history="1" r:id="rIddt0b1vaeq9fx9pmstmkaz">
               <w:r>
                 <w:rPr>
                   <w:rFonts w:ascii="Arial" w:cs="Arial" w:eastAsia="Arial" w:hAnsi="Arial"/>
@@ -3464,7 +3635,7 @@
               <w:spacing w:after="10" w:before="0"/>
               <w:ind w:left="120"/>
             </w:pPr>
-            <w:hyperlink w:history="1" r:id="rIdxoo76dbdww1ubgfyqkj4e">
+            <w:hyperlink w:history="1" r:id="rId29vxnw_wc5nsto5azviqe">
               <w:r>
                 <w:rPr>
                   <w:rFonts w:ascii="Arial" w:cs="Arial" w:eastAsia="Arial" w:hAnsi="Arial"/>
@@ -3659,7 +3830,7 @@
             <w:pPr>
               <w:spacing w:after="20" w:before="0"/>
             </w:pPr>
-            <w:hyperlink w:history="1" r:id="rId4sqiydpl7hxji0ata7qey">
+            <w:hyperlink w:history="1" r:id="rId2qa8uoneg_2f7hj-r5e92">
               <w:r>
                 <w:rPr>
                   <w:rFonts w:ascii="Arial" w:cs="Arial" w:eastAsia="Arial" w:hAnsi="Arial"/>
@@ -3692,7 +3863,7 @@
               <w:spacing w:after="10" w:before="0"/>
               <w:ind w:left="120"/>
             </w:pPr>
-            <w:hyperlink w:history="1" r:id="rIdtnhvydcwdgtaqbyjrs4n6">
+            <w:hyperlink w:history="1" r:id="rIdpxykkftrppco8aqcxsoog">
               <w:r>
                 <w:rPr>
                   <w:rFonts w:ascii="Arial" w:cs="Arial" w:eastAsia="Arial" w:hAnsi="Arial"/>
@@ -3737,7 +3908,7 @@
             <w:pPr>
               <w:spacing w:after="20" w:before="0"/>
             </w:pPr>
-            <w:hyperlink w:history="1" r:id="rIdr5zkcubflcty6_ld9exfu">
+            <w:hyperlink w:history="1" r:id="rIdqnecysicnyfkzs4mwbrxq">
               <w:r>
                 <w:rPr>
                   <w:rFonts w:ascii="Arial" w:cs="Arial" w:eastAsia="Arial" w:hAnsi="Arial"/>
@@ -3770,7 +3941,7 @@
               <w:spacing w:after="10" w:before="0"/>
               <w:ind w:left="120"/>
             </w:pPr>
-            <w:hyperlink w:history="1" r:id="rIdpbhgnpkchcou3zhflcbm4">
+            <w:hyperlink w:history="1" r:id="rIdb9o8agxolmbeyb-zkomw2">
               <w:r>
                 <w:rPr>
                   <w:rFonts w:ascii="Arial" w:cs="Arial" w:eastAsia="Arial" w:hAnsi="Arial"/>
@@ -3965,7 +4136,7 @@
             <w:pPr>
               <w:spacing w:after="20" w:before="0"/>
             </w:pPr>
-            <w:hyperlink w:history="1" r:id="rIdwhjiyvjko8vmq1mqobygc">
+            <w:hyperlink w:history="1" r:id="rIddlcduufnss7os67bt_-n7">
               <w:r>
                 <w:rPr>
                   <w:rFonts w:ascii="Arial" w:cs="Arial" w:eastAsia="Arial" w:hAnsi="Arial"/>
@@ -3998,7 +4169,7 @@
               <w:spacing w:after="10" w:before="0"/>
               <w:ind w:left="120"/>
             </w:pPr>
-            <w:hyperlink w:history="1" r:id="rIdkuhl2urugiz6lnfizcrh8">
+            <w:hyperlink w:history="1" r:id="rIdkd5wpntmucxnp91jez1mq">
               <w:r>
                 <w:rPr>
                   <w:rFonts w:ascii="Arial" w:cs="Arial" w:eastAsia="Arial" w:hAnsi="Arial"/>
@@ -4043,7 +4214,7 @@
             <w:pPr>
               <w:spacing w:after="20" w:before="0"/>
             </w:pPr>
-            <w:hyperlink w:history="1" r:id="rIdiom2ht6xrasjrsi5tgucd">
+            <w:hyperlink w:history="1" r:id="rId_kr-3f4o49bzgfk8dogev">
               <w:r>
                 <w:rPr>
                   <w:rFonts w:ascii="Arial" w:cs="Arial" w:eastAsia="Arial" w:hAnsi="Arial"/>
@@ -4076,7 +4247,7 @@
               <w:spacing w:after="10" w:before="0"/>
               <w:ind w:left="120"/>
             </w:pPr>
-            <w:hyperlink w:history="1" r:id="rIdcrwcuqqrdsrzgaimk8486">
+            <w:hyperlink w:history="1" r:id="rIdzt7004q0kxqjdf4-10tjp">
               <w:r>
                 <w:rPr>
                   <w:rFonts w:ascii="Arial" w:cs="Arial" w:eastAsia="Arial" w:hAnsi="Arial"/>
@@ -4271,7 +4442,7 @@
             <w:pPr>
               <w:spacing w:after="20" w:before="0"/>
             </w:pPr>
-            <w:hyperlink w:history="1" r:id="rIdjwa7y0y0nlmhhsabsbszd">
+            <w:hyperlink w:history="1" r:id="rIdob-jdxz5xpey54my7lfal">
               <w:r>
                 <w:rPr>
                   <w:rFonts w:ascii="Arial" w:cs="Arial" w:eastAsia="Arial" w:hAnsi="Arial"/>
@@ -4304,7 +4475,7 @@
               <w:spacing w:after="10" w:before="0"/>
               <w:ind w:left="120"/>
             </w:pPr>
-            <w:hyperlink w:history="1" r:id="rIds6d-impdt_0f1nxbxrde3">
+            <w:hyperlink w:history="1" r:id="rIdh23b8hztnrau22kbipcqo">
               <w:r>
                 <w:rPr>
                   <w:rFonts w:ascii="Arial" w:cs="Arial" w:eastAsia="Arial" w:hAnsi="Arial"/>
@@ -4349,7 +4520,7 @@
             <w:pPr>
               <w:spacing w:after="20" w:before="0"/>
             </w:pPr>
-            <w:hyperlink w:history="1" r:id="rIdtlzt33uh69nbdgyb0lkjr">
+            <w:hyperlink w:history="1" r:id="rId6xquawi_hsyx02wpb7xe3">
               <w:r>
                 <w:rPr>
                   <w:rFonts w:ascii="Arial" w:cs="Arial" w:eastAsia="Arial" w:hAnsi="Arial"/>
@@ -4382,7 +4553,7 @@
               <w:spacing w:after="10" w:before="0"/>
               <w:ind w:left="120"/>
             </w:pPr>
-            <w:hyperlink w:history="1" r:id="rIdwf0-tkigcqgwttcs5sxmr">
+            <w:hyperlink w:history="1" r:id="rIdrjwo6v3httkcjhpmtwi6f">
               <w:r>
                 <w:rPr>
                   <w:rFonts w:ascii="Arial" w:cs="Arial" w:eastAsia="Arial" w:hAnsi="Arial"/>
@@ -4878,6 +5049,65 @@
         </w:tc>
       </w:tr>
     </w:tbl>
+    <w:p>
+      <w:pPr>
+        <w:pBdr>
+          <w:top w:val="single" w:color="BBBBBB" w:sz="4" w:space="4"/>
+        </w:pBdr>
+        <w:spacing w:after="0" w:before="160"/>
+      </w:pPr>
+      <w:r>
+        <w:rPr>
+          <w:rFonts w:ascii="Arial" w:cs="Arial" w:eastAsia="Arial" w:hAnsi="Arial"/>
+          <w:color w:val="666666"/>
+          <w:sz w:val="14"/>
+          <w:szCs w:val="14"/>
+        </w:rPr>
+        <w:t xml:space="preserve">© 2026 SeaVuria and ARES. Aligned with KICD objectives. Developed by SeaVuria; technical implementation by ARES (with AI assistance from Claude). Licensed under </w:t>
+      </w:r>
+      <w:hyperlink w:history="1" r:id="rIdzpfxq9rtfknxyb3a_alzd">
+        <w:r>
+          <w:rPr>
+            <w:rFonts w:ascii="Arial" w:cs="Arial" w:eastAsia="Arial" w:hAnsi="Arial"/>
+            <w:color w:val="1F6B75"/>
+            <w:sz w:val="14"/>
+            <w:szCs w:val="14"/>
+            <w:u w:val="single" w:color="1F6B75"/>
+          </w:rPr>
+          <w:t xml:space="preserve">CC BY-NC 4.0</w:t>
+        </w:r>
+      </w:hyperlink>
+      <w:r>
+        <w:rPr>
+          <w:rFonts w:ascii="Arial" w:cs="Arial" w:eastAsia="Arial" w:hAnsi="Arial"/>
+          <w:color w:val="666666"/>
+          <w:sz w:val="14"/>
+          <w:szCs w:val="14"/>
+        </w:rPr>
+        <w:t xml:space="preserve"> (</w:t>
+      </w:r>
+      <w:hyperlink w:history="1" r:id="rIdecc_a76bzs2xlims6jw1h">
+        <w:r>
+          <w:rPr>
+            <w:rFonts w:ascii="Arial" w:cs="Arial" w:eastAsia="Arial" w:hAnsi="Arial"/>
+            <w:color w:val="1F6B75"/>
+            <w:sz w:val="14"/>
+            <w:szCs w:val="14"/>
+            <w:u w:val="single" w:color="1F6B75"/>
+          </w:rPr>
+          <w:t xml:space="preserve">https://creativecommons.org/licenses/by-nc/4.0/</w:t>
+        </w:r>
+      </w:hyperlink>
+      <w:r>
+        <w:rPr>
+          <w:rFonts w:ascii="Arial" w:cs="Arial" w:eastAsia="Arial" w:hAnsi="Arial"/>
+          <w:color w:val="666666"/>
+          <w:sz w:val="14"/>
+          <w:szCs w:val="14"/>
+        </w:rPr>
+        <w:t xml:space="preserve">).</w:t>
+      </w:r>
+    </w:p>
     <w:p>
       <w:r>
         <w:br w:type="page"/>
@@ -5869,7 +6099,7 @@
             <w:pPr>
               <w:spacing w:after="20" w:before="0"/>
             </w:pPr>
-            <w:hyperlink w:history="1" r:id="rIdqpcxi-dpgdpz-ls-eb5fa">
+            <w:hyperlink w:history="1" r:id="rIdabi1vzpyeokpohf37ybj8">
               <w:r>
                 <w:rPr>
                   <w:rFonts w:ascii="Arial" w:cs="Arial" w:eastAsia="Arial" w:hAnsi="Arial"/>
@@ -5902,7 +6132,7 @@
               <w:spacing w:after="10" w:before="0"/>
               <w:ind w:left="120"/>
             </w:pPr>
-            <w:hyperlink w:history="1" r:id="rIdezdkr0dwp5lifztif-vkw">
+            <w:hyperlink w:history="1" r:id="rIdd5rhipcxazmtr30pfmjol">
               <w:r>
                 <w:rPr>
                   <w:rFonts w:ascii="Arial" w:cs="Arial" w:eastAsia="Arial" w:hAnsi="Arial"/>
@@ -5947,7 +6177,7 @@
             <w:pPr>
               <w:spacing w:after="20" w:before="0"/>
             </w:pPr>
-            <w:hyperlink w:history="1" r:id="rIdf3kz0kwhkm-gm8v2ugggl">
+            <w:hyperlink w:history="1" r:id="rIdrpgokdqs9-eko2p78jpy1">
               <w:r>
                 <w:rPr>
                   <w:rFonts w:ascii="Arial" w:cs="Arial" w:eastAsia="Arial" w:hAnsi="Arial"/>
@@ -5980,7 +6210,7 @@
               <w:spacing w:after="10" w:before="0"/>
               <w:ind w:left="120"/>
             </w:pPr>
-            <w:hyperlink w:history="1" r:id="rIdytfpgg3chokol1p8dkjka">
+            <w:hyperlink w:history="1" r:id="rIdfzspbqg3n2qwcxhtyxz2e">
               <w:r>
                 <w:rPr>
                   <w:rFonts w:ascii="Arial" w:cs="Arial" w:eastAsia="Arial" w:hAnsi="Arial"/>
@@ -6175,7 +6405,7 @@
             <w:pPr>
               <w:spacing w:after="20" w:before="0"/>
             </w:pPr>
-            <w:hyperlink w:history="1" r:id="rIdl203umdjppo-gxqiaba6t">
+            <w:hyperlink w:history="1" r:id="rIdojh4-bjlge3bmd0ciccou">
               <w:r>
                 <w:rPr>
                   <w:rFonts w:ascii="Arial" w:cs="Arial" w:eastAsia="Arial" w:hAnsi="Arial"/>
@@ -6208,7 +6438,7 @@
               <w:spacing w:after="10" w:before="0"/>
               <w:ind w:left="120"/>
             </w:pPr>
-            <w:hyperlink w:history="1" r:id="rId0nbooesqfcxbk8gqgrlne">
+            <w:hyperlink w:history="1" r:id="rIdbjfkpzpxhcfzvwssry9-s">
               <w:r>
                 <w:rPr>
                   <w:rFonts w:ascii="Arial" w:cs="Arial" w:eastAsia="Arial" w:hAnsi="Arial"/>
@@ -6253,7 +6483,7 @@
             <w:pPr>
               <w:spacing w:after="20" w:before="0"/>
             </w:pPr>
-            <w:hyperlink w:history="1" r:id="rId0rvpwgz8-knbfyasduhkh">
+            <w:hyperlink w:history="1" r:id="rIdw_wl205jegxf7mlgd7be0">
               <w:r>
                 <w:rPr>
                   <w:rFonts w:ascii="Arial" w:cs="Arial" w:eastAsia="Arial" w:hAnsi="Arial"/>
@@ -6286,7 +6516,7 @@
               <w:spacing w:after="10" w:before="0"/>
               <w:ind w:left="120"/>
             </w:pPr>
-            <w:hyperlink w:history="1" r:id="rIdliiywglvwtk2aul641fuy">
+            <w:hyperlink w:history="1" r:id="rIdqsmtqduqhk8ixfvktj6id">
               <w:r>
                 <w:rPr>
                   <w:rFonts w:ascii="Arial" w:cs="Arial" w:eastAsia="Arial" w:hAnsi="Arial"/>
@@ -6481,7 +6711,7 @@
             <w:pPr>
               <w:spacing w:after="20" w:before="0"/>
             </w:pPr>
-            <w:hyperlink w:history="1" r:id="rIdksrnyo6w85m3jv-i90j5n">
+            <w:hyperlink w:history="1" r:id="rIda_ajnihguoq-uqwetksa8">
               <w:r>
                 <w:rPr>
                   <w:rFonts w:ascii="Arial" w:cs="Arial" w:eastAsia="Arial" w:hAnsi="Arial"/>
@@ -6514,7 +6744,7 @@
               <w:spacing w:after="10" w:before="0"/>
               <w:ind w:left="120"/>
             </w:pPr>
-            <w:hyperlink w:history="1" r:id="rIdyutqk64r78drfsp3gm5hw">
+            <w:hyperlink w:history="1" r:id="rIda6yzpj-bmbmnmr9-pzgez">
               <w:r>
                 <w:rPr>
                   <w:rFonts w:ascii="Arial" w:cs="Arial" w:eastAsia="Arial" w:hAnsi="Arial"/>
@@ -6559,7 +6789,7 @@
             <w:pPr>
               <w:spacing w:after="20" w:before="0"/>
             </w:pPr>
-            <w:hyperlink w:history="1" r:id="rId0qbzigkheej4qeotpu9bl">
+            <w:hyperlink w:history="1" r:id="rIdpt4ywavtbmzixtjgvpifr">
               <w:r>
                 <w:rPr>
                   <w:rFonts w:ascii="Arial" w:cs="Arial" w:eastAsia="Arial" w:hAnsi="Arial"/>
@@ -6592,7 +6822,7 @@
               <w:spacing w:after="10" w:before="0"/>
               <w:ind w:left="120"/>
             </w:pPr>
-            <w:hyperlink w:history="1" r:id="rIdppvz8tqvpzxdg53hrubbo">
+            <w:hyperlink w:history="1" r:id="rIdduhx_uav8zkpmyvwswuje">
               <w:r>
                 <w:rPr>
                   <w:rFonts w:ascii="Arial" w:cs="Arial" w:eastAsia="Arial" w:hAnsi="Arial"/>
@@ -6787,7 +7017,7 @@
             <w:pPr>
               <w:spacing w:after="20" w:before="0"/>
             </w:pPr>
-            <w:hyperlink w:history="1" r:id="rIdkc0xdgdpduljb8abti8v-">
+            <w:hyperlink w:history="1" r:id="rIdoltq6k6knx3qag0ocyogk">
               <w:r>
                 <w:rPr>
                   <w:rFonts w:ascii="Arial" w:cs="Arial" w:eastAsia="Arial" w:hAnsi="Arial"/>
@@ -6820,7 +7050,7 @@
               <w:spacing w:after="10" w:before="0"/>
               <w:ind w:left="120"/>
             </w:pPr>
-            <w:hyperlink w:history="1" r:id="rIdkpqfy1d7w8gzztl_it4lw">
+            <w:hyperlink w:history="1" r:id="rIdpa_hzj2p6y5_5pxebodrt">
               <w:r>
                 <w:rPr>
                   <w:rFonts w:ascii="Arial" w:cs="Arial" w:eastAsia="Arial" w:hAnsi="Arial"/>
@@ -6865,7 +7095,7 @@
             <w:pPr>
               <w:spacing w:after="20" w:before="0"/>
             </w:pPr>
-            <w:hyperlink w:history="1" r:id="rIdlhttta5rzlylckwlwdadx">
+            <w:hyperlink w:history="1" r:id="rId4fldvsaxkl2oqzb4bgd_o">
               <w:r>
                 <w:rPr>
                   <w:rFonts w:ascii="Arial" w:cs="Arial" w:eastAsia="Arial" w:hAnsi="Arial"/>
@@ -6898,7 +7128,7 @@
               <w:spacing w:after="10" w:before="0"/>
               <w:ind w:left="120"/>
             </w:pPr>
-            <w:hyperlink w:history="1" r:id="rIdtjwcgvegybhlleobcj99m">
+            <w:hyperlink w:history="1" r:id="rIdtcb30g7fwmo35vhwnyuba">
               <w:r>
                 <w:rPr>
                   <w:rFonts w:ascii="Arial" w:cs="Arial" w:eastAsia="Arial" w:hAnsi="Arial"/>
@@ -7093,7 +7323,7 @@
             <w:pPr>
               <w:spacing w:after="20" w:before="0"/>
             </w:pPr>
-            <w:hyperlink w:history="1" r:id="rIdhjr7qc5bvmkufrvjnghdy">
+            <w:hyperlink w:history="1" r:id="rIdy6cnvy2x6fkcjebaehetb">
               <w:r>
                 <w:rPr>
                   <w:rFonts w:ascii="Arial" w:cs="Arial" w:eastAsia="Arial" w:hAnsi="Arial"/>
@@ -7126,7 +7356,7 @@
               <w:spacing w:after="10" w:before="0"/>
               <w:ind w:left="120"/>
             </w:pPr>
-            <w:hyperlink w:history="1" r:id="rIdlueipir6sbzwfs8dha-uz">
+            <w:hyperlink w:history="1" r:id="rIdqf7d6g2funkbzmmoyburf">
               <w:r>
                 <w:rPr>
                   <w:rFonts w:ascii="Arial" w:cs="Arial" w:eastAsia="Arial" w:hAnsi="Arial"/>
@@ -7171,7 +7401,7 @@
             <w:pPr>
               <w:spacing w:after="20" w:before="0"/>
             </w:pPr>
-            <w:hyperlink w:history="1" r:id="rIdu6m-zj7bwkimqpykd01wm">
+            <w:hyperlink w:history="1" r:id="rIdudneeaafmrp9jrt8giok_">
               <w:r>
                 <w:rPr>
                   <w:rFonts w:ascii="Arial" w:cs="Arial" w:eastAsia="Arial" w:hAnsi="Arial"/>
@@ -7204,7 +7434,7 @@
               <w:spacing w:after="10" w:before="0"/>
               <w:ind w:left="120"/>
             </w:pPr>
-            <w:hyperlink w:history="1" r:id="rIdjwav6nf8tkwcukxie8ez6">
+            <w:hyperlink w:history="1" r:id="rIdvmktr_rrcv9k_8bnfgcp7">
               <w:r>
                 <w:rPr>
                   <w:rFonts w:ascii="Arial" w:cs="Arial" w:eastAsia="Arial" w:hAnsi="Arial"/>
@@ -7700,6 +7930,65 @@
         </w:tc>
       </w:tr>
     </w:tbl>
+    <w:p>
+      <w:pPr>
+        <w:pBdr>
+          <w:top w:val="single" w:color="BBBBBB" w:sz="4" w:space="4"/>
+        </w:pBdr>
+        <w:spacing w:after="0" w:before="160"/>
+      </w:pPr>
+      <w:r>
+        <w:rPr>
+          <w:rFonts w:ascii="Arial" w:cs="Arial" w:eastAsia="Arial" w:hAnsi="Arial"/>
+          <w:color w:val="666666"/>
+          <w:sz w:val="14"/>
+          <w:szCs w:val="14"/>
+        </w:rPr>
+        <w:t xml:space="preserve">© 2026 SeaVuria and ARES. Aligned with KICD objectives. Developed by SeaVuria; technical implementation by ARES (with AI assistance from Claude). Licensed under </w:t>
+      </w:r>
+      <w:hyperlink w:history="1" r:id="rIdmayyu5itucetaa0ll_mav">
+        <w:r>
+          <w:rPr>
+            <w:rFonts w:ascii="Arial" w:cs="Arial" w:eastAsia="Arial" w:hAnsi="Arial"/>
+            <w:color w:val="1F6B75"/>
+            <w:sz w:val="14"/>
+            <w:szCs w:val="14"/>
+            <w:u w:val="single" w:color="1F6B75"/>
+          </w:rPr>
+          <w:t xml:space="preserve">CC BY-NC 4.0</w:t>
+        </w:r>
+      </w:hyperlink>
+      <w:r>
+        <w:rPr>
+          <w:rFonts w:ascii="Arial" w:cs="Arial" w:eastAsia="Arial" w:hAnsi="Arial"/>
+          <w:color w:val="666666"/>
+          <w:sz w:val="14"/>
+          <w:szCs w:val="14"/>
+        </w:rPr>
+        <w:t xml:space="preserve"> (</w:t>
+      </w:r>
+      <w:hyperlink w:history="1" r:id="rIdmo_bj1z7d6kazfhgmnv0g">
+        <w:r>
+          <w:rPr>
+            <w:rFonts w:ascii="Arial" w:cs="Arial" w:eastAsia="Arial" w:hAnsi="Arial"/>
+            <w:color w:val="1F6B75"/>
+            <w:sz w:val="14"/>
+            <w:szCs w:val="14"/>
+            <w:u w:val="single" w:color="1F6B75"/>
+          </w:rPr>
+          <w:t xml:space="preserve">https://creativecommons.org/licenses/by-nc/4.0/</w:t>
+        </w:r>
+      </w:hyperlink>
+      <w:r>
+        <w:rPr>
+          <w:rFonts w:ascii="Arial" w:cs="Arial" w:eastAsia="Arial" w:hAnsi="Arial"/>
+          <w:color w:val="666666"/>
+          <w:sz w:val="14"/>
+          <w:szCs w:val="14"/>
+        </w:rPr>
+        <w:t xml:space="preserve">).</w:t>
+      </w:r>
+    </w:p>
     <w:p>
       <w:r>
         <w:br w:type="page"/>
@@ -8691,7 +8980,7 @@
             <w:pPr>
               <w:spacing w:after="20" w:before="0"/>
             </w:pPr>
-            <w:hyperlink w:history="1" r:id="rIdxx9ksu-qebcvwznrpnhfm">
+            <w:hyperlink w:history="1" r:id="rIdncbvgj2vh1_tgxheqbwrr">
               <w:r>
                 <w:rPr>
                   <w:rFonts w:ascii="Arial" w:cs="Arial" w:eastAsia="Arial" w:hAnsi="Arial"/>
@@ -8724,7 +9013,7 @@
               <w:spacing w:after="10" w:before="0"/>
               <w:ind w:left="120"/>
             </w:pPr>
-            <w:hyperlink w:history="1" r:id="rIdi1pbnj0n7no1zkiflk9na">
+            <w:hyperlink w:history="1" r:id="rId3bedma8n6sg8xaz6ognzs">
               <w:r>
                 <w:rPr>
                   <w:rFonts w:ascii="Arial" w:cs="Arial" w:eastAsia="Arial" w:hAnsi="Arial"/>
@@ -8769,7 +9058,7 @@
             <w:pPr>
               <w:spacing w:after="20" w:before="0"/>
             </w:pPr>
-            <w:hyperlink w:history="1" r:id="rId-jhgwt0qjbnugu0alqsrv">
+            <w:hyperlink w:history="1" r:id="rIdyvzwrftqxheccysyfcpx5">
               <w:r>
                 <w:rPr>
                   <w:rFonts w:ascii="Arial" w:cs="Arial" w:eastAsia="Arial" w:hAnsi="Arial"/>
@@ -8802,7 +9091,7 @@
               <w:spacing w:after="10" w:before="0"/>
               <w:ind w:left="120"/>
             </w:pPr>
-            <w:hyperlink w:history="1" r:id="rIdl24qcqeoc8legpyw0pu0o">
+            <w:hyperlink w:history="1" r:id="rIdq4ajhs2ivxzxx83vgav7j">
               <w:r>
                 <w:rPr>
                   <w:rFonts w:ascii="Arial" w:cs="Arial" w:eastAsia="Arial" w:hAnsi="Arial"/>
@@ -8997,7 +9286,7 @@
             <w:pPr>
               <w:spacing w:after="20" w:before="0"/>
             </w:pPr>
-            <w:hyperlink w:history="1" r:id="rIdsneimycfo6hcbt_jhyzap">
+            <w:hyperlink w:history="1" r:id="rIdyuabsbrdovpnmw4ohfqhh">
               <w:r>
                 <w:rPr>
                   <w:rFonts w:ascii="Arial" w:cs="Arial" w:eastAsia="Arial" w:hAnsi="Arial"/>
@@ -9030,7 +9319,7 @@
               <w:spacing w:after="10" w:before="0"/>
               <w:ind w:left="120"/>
             </w:pPr>
-            <w:hyperlink w:history="1" r:id="rIddr2_cruzl0uypherhn5nr">
+            <w:hyperlink w:history="1" r:id="rIdlc502km7js4u0qhbxhfau">
               <w:r>
                 <w:rPr>
                   <w:rFonts w:ascii="Arial" w:cs="Arial" w:eastAsia="Arial" w:hAnsi="Arial"/>
@@ -9075,7 +9364,7 @@
             <w:pPr>
               <w:spacing w:after="20" w:before="0"/>
             </w:pPr>
-            <w:hyperlink w:history="1" r:id="rId5pgg37stinbsgwiyaojq6">
+            <w:hyperlink w:history="1" r:id="rIdyzdyrzxhgilkzzv-pmdbk">
               <w:r>
                 <w:rPr>
                   <w:rFonts w:ascii="Arial" w:cs="Arial" w:eastAsia="Arial" w:hAnsi="Arial"/>
@@ -9108,7 +9397,7 @@
               <w:spacing w:after="10" w:before="0"/>
               <w:ind w:left="120"/>
             </w:pPr>
-            <w:hyperlink w:history="1" r:id="rIdjaa1hhyshl1csmijptjiu">
+            <w:hyperlink w:history="1" r:id="rIdjdvazxfbyxjsvan3q64l5">
               <w:r>
                 <w:rPr>
                   <w:rFonts w:ascii="Arial" w:cs="Arial" w:eastAsia="Arial" w:hAnsi="Arial"/>
@@ -9303,7 +9592,7 @@
             <w:pPr>
               <w:spacing w:after="20" w:before="0"/>
             </w:pPr>
-            <w:hyperlink w:history="1" r:id="rId9ovry8jzoysjp6muvfgi8">
+            <w:hyperlink w:history="1" r:id="rIdoc_d5mrrvi6hrulcdzpi8">
               <w:r>
                 <w:rPr>
                   <w:rFonts w:ascii="Arial" w:cs="Arial" w:eastAsia="Arial" w:hAnsi="Arial"/>
@@ -9336,7 +9625,7 @@
               <w:spacing w:after="10" w:before="0"/>
               <w:ind w:left="120"/>
             </w:pPr>
-            <w:hyperlink w:history="1" r:id="rIdkygqkhlxc91mng0lav6y8">
+            <w:hyperlink w:history="1" r:id="rIdvw_92ypw3pi9ksljpiiio">
               <w:r>
                 <w:rPr>
                   <w:rFonts w:ascii="Arial" w:cs="Arial" w:eastAsia="Arial" w:hAnsi="Arial"/>
@@ -9381,7 +9670,7 @@
             <w:pPr>
               <w:spacing w:after="20" w:before="0"/>
             </w:pPr>
-            <w:hyperlink w:history="1" r:id="rIdpkk2ga7ruooz-7fpsh0--">
+            <w:hyperlink w:history="1" r:id="rIdlm691naxvqqsqneihn-sg">
               <w:r>
                 <w:rPr>
                   <w:rFonts w:ascii="Arial" w:cs="Arial" w:eastAsia="Arial" w:hAnsi="Arial"/>
@@ -9414,7 +9703,7 @@
               <w:spacing w:after="10" w:before="0"/>
               <w:ind w:left="120"/>
             </w:pPr>
-            <w:hyperlink w:history="1" r:id="rIdmbqms7fm91kwnmuyomciw">
+            <w:hyperlink w:history="1" r:id="rIdklz0v8xjd_wgco9k-v0wq">
               <w:r>
                 <w:rPr>
                   <w:rFonts w:ascii="Arial" w:cs="Arial" w:eastAsia="Arial" w:hAnsi="Arial"/>
@@ -9609,7 +9898,7 @@
             <w:pPr>
               <w:spacing w:after="20" w:before="0"/>
             </w:pPr>
-            <w:hyperlink w:history="1" r:id="rIdkvl2e5cfxkgj0kx9ouzcd">
+            <w:hyperlink w:history="1" r:id="rId6lqlrxx3ioae6ik2up2uo">
               <w:r>
                 <w:rPr>
                   <w:rFonts w:ascii="Arial" w:cs="Arial" w:eastAsia="Arial" w:hAnsi="Arial"/>
@@ -9642,7 +9931,7 @@
               <w:spacing w:after="10" w:before="0"/>
               <w:ind w:left="120"/>
             </w:pPr>
-            <w:hyperlink w:history="1" r:id="rIdxcigjrywptcv0neghje--">
+            <w:hyperlink w:history="1" r:id="rIdi49vsresqbd0dabmt7gyw">
               <w:r>
                 <w:rPr>
                   <w:rFonts w:ascii="Arial" w:cs="Arial" w:eastAsia="Arial" w:hAnsi="Arial"/>
@@ -9687,7 +9976,7 @@
             <w:pPr>
               <w:spacing w:after="20" w:before="0"/>
             </w:pPr>
-            <w:hyperlink w:history="1" r:id="rIdwuudwrbumj3xs4kummwbl">
+            <w:hyperlink w:history="1" r:id="rIdszybqe_i-widuks5hsing">
               <w:r>
                 <w:rPr>
                   <w:rFonts w:ascii="Arial" w:cs="Arial" w:eastAsia="Arial" w:hAnsi="Arial"/>
@@ -9720,7 +10009,7 @@
               <w:spacing w:after="10" w:before="0"/>
               <w:ind w:left="120"/>
             </w:pPr>
-            <w:hyperlink w:history="1" r:id="rId-d8sch6-_qfwkfwvpnn_s">
+            <w:hyperlink w:history="1" r:id="rIdtjthspdvfq6iyqwvmiryt">
               <w:r>
                 <w:rPr>
                   <w:rFonts w:ascii="Arial" w:cs="Arial" w:eastAsia="Arial" w:hAnsi="Arial"/>
@@ -9915,7 +10204,7 @@
             <w:pPr>
               <w:spacing w:after="20" w:before="0"/>
             </w:pPr>
-            <w:hyperlink w:history="1" r:id="rIdetzdlj57r1ruk3hx8vyba">
+            <w:hyperlink w:history="1" r:id="rIdxanp99w7kftzm_vyqok94">
               <w:r>
                 <w:rPr>
                   <w:rFonts w:ascii="Arial" w:cs="Arial" w:eastAsia="Arial" w:hAnsi="Arial"/>
@@ -9948,7 +10237,7 @@
               <w:spacing w:after="10" w:before="0"/>
               <w:ind w:left="120"/>
             </w:pPr>
-            <w:hyperlink w:history="1" r:id="rIdh_iu-wnjhyvrlxnwfjsxu">
+            <w:hyperlink w:history="1" r:id="rIdwompczgwffsql2y6573bl">
               <w:r>
                 <w:rPr>
                   <w:rFonts w:ascii="Arial" w:cs="Arial" w:eastAsia="Arial" w:hAnsi="Arial"/>
@@ -9993,7 +10282,7 @@
             <w:pPr>
               <w:spacing w:after="20" w:before="0"/>
             </w:pPr>
-            <w:hyperlink w:history="1" r:id="rIdvwliszo0abyvuwat_npui">
+            <w:hyperlink w:history="1" r:id="rIdcpncbfqr_m0mqmn3wn5ky">
               <w:r>
                 <w:rPr>
                   <w:rFonts w:ascii="Arial" w:cs="Arial" w:eastAsia="Arial" w:hAnsi="Arial"/>
@@ -10026,7 +10315,7 @@
               <w:spacing w:after="10" w:before="0"/>
               <w:ind w:left="120"/>
             </w:pPr>
-            <w:hyperlink w:history="1" r:id="rId1s5ic45njpyji-w9c6do3">
+            <w:hyperlink w:history="1" r:id="rIdigrc3leinfgsuuzdojzrk">
               <w:r>
                 <w:rPr>
                   <w:rFonts w:ascii="Arial" w:cs="Arial" w:eastAsia="Arial" w:hAnsi="Arial"/>
@@ -10522,6 +10811,65 @@
         </w:tc>
       </w:tr>
     </w:tbl>
+    <w:p>
+      <w:pPr>
+        <w:pBdr>
+          <w:top w:val="single" w:color="BBBBBB" w:sz="4" w:space="4"/>
+        </w:pBdr>
+        <w:spacing w:after="0" w:before="160"/>
+      </w:pPr>
+      <w:r>
+        <w:rPr>
+          <w:rFonts w:ascii="Arial" w:cs="Arial" w:eastAsia="Arial" w:hAnsi="Arial"/>
+          <w:color w:val="666666"/>
+          <w:sz w:val="14"/>
+          <w:szCs w:val="14"/>
+        </w:rPr>
+        <w:t xml:space="preserve">© 2026 SeaVuria and ARES. Aligned with KICD objectives. Developed by SeaVuria; technical implementation by ARES (with AI assistance from Claude). Licensed under </w:t>
+      </w:r>
+      <w:hyperlink w:history="1" r:id="rIdcara9ztqvvutkukns1ing">
+        <w:r>
+          <w:rPr>
+            <w:rFonts w:ascii="Arial" w:cs="Arial" w:eastAsia="Arial" w:hAnsi="Arial"/>
+            <w:color w:val="1F6B75"/>
+            <w:sz w:val="14"/>
+            <w:szCs w:val="14"/>
+            <w:u w:val="single" w:color="1F6B75"/>
+          </w:rPr>
+          <w:t xml:space="preserve">CC BY-NC 4.0</w:t>
+        </w:r>
+      </w:hyperlink>
+      <w:r>
+        <w:rPr>
+          <w:rFonts w:ascii="Arial" w:cs="Arial" w:eastAsia="Arial" w:hAnsi="Arial"/>
+          <w:color w:val="666666"/>
+          <w:sz w:val="14"/>
+          <w:szCs w:val="14"/>
+        </w:rPr>
+        <w:t xml:space="preserve"> (</w:t>
+      </w:r>
+      <w:hyperlink w:history="1" r:id="rId0aur7qieolspvek88zo1m">
+        <w:r>
+          <w:rPr>
+            <w:rFonts w:ascii="Arial" w:cs="Arial" w:eastAsia="Arial" w:hAnsi="Arial"/>
+            <w:color w:val="1F6B75"/>
+            <w:sz w:val="14"/>
+            <w:szCs w:val="14"/>
+            <w:u w:val="single" w:color="1F6B75"/>
+          </w:rPr>
+          <w:t xml:space="preserve">https://creativecommons.org/licenses/by-nc/4.0/</w:t>
+        </w:r>
+      </w:hyperlink>
+      <w:r>
+        <w:rPr>
+          <w:rFonts w:ascii="Arial" w:cs="Arial" w:eastAsia="Arial" w:hAnsi="Arial"/>
+          <w:color w:val="666666"/>
+          <w:sz w:val="14"/>
+          <w:szCs w:val="14"/>
+        </w:rPr>
+        <w:t xml:space="preserve">).</w:t>
+      </w:r>
+    </w:p>
     <w:p>
       <w:r>
         <w:br w:type="page"/>
@@ -11513,7 +11861,7 @@
             <w:pPr>
               <w:spacing w:after="20" w:before="0"/>
             </w:pPr>
-            <w:hyperlink w:history="1" r:id="rId2buu5m-nlghxdc-p_xsdx">
+            <w:hyperlink w:history="1" r:id="rIdehbr0amozziiutvoflfdv">
               <w:r>
                 <w:rPr>
                   <w:rFonts w:ascii="Arial" w:cs="Arial" w:eastAsia="Arial" w:hAnsi="Arial"/>
@@ -11546,7 +11894,7 @@
               <w:spacing w:after="10" w:before="0"/>
               <w:ind w:left="120"/>
             </w:pPr>
-            <w:hyperlink w:history="1" r:id="rIdj7hgolmaqcyljh2payniv">
+            <w:hyperlink w:history="1" r:id="rIdw-ahb3csktp_gluwt3c_i">
               <w:r>
                 <w:rPr>
                   <w:rFonts w:ascii="Arial" w:cs="Arial" w:eastAsia="Arial" w:hAnsi="Arial"/>
@@ -11591,7 +11939,7 @@
             <w:pPr>
               <w:spacing w:after="20" w:before="0"/>
             </w:pPr>
-            <w:hyperlink w:history="1" r:id="rIdfjemsdkhiidebogafkzsy">
+            <w:hyperlink w:history="1" r:id="rIdcg_f00tkoe2lgqyclhmwo">
               <w:r>
                 <w:rPr>
                   <w:rFonts w:ascii="Arial" w:cs="Arial" w:eastAsia="Arial" w:hAnsi="Arial"/>
@@ -11624,7 +11972,7 @@
               <w:spacing w:after="10" w:before="0"/>
               <w:ind w:left="120"/>
             </w:pPr>
-            <w:hyperlink w:history="1" r:id="rId4iombscsisss93jlzxigl">
+            <w:hyperlink w:history="1" r:id="rIdsp_ldosq_g05omrsxxorb">
               <w:r>
                 <w:rPr>
                   <w:rFonts w:ascii="Arial" w:cs="Arial" w:eastAsia="Arial" w:hAnsi="Arial"/>
@@ -11819,7 +12167,7 @@
             <w:pPr>
               <w:spacing w:after="20" w:before="0"/>
             </w:pPr>
-            <w:hyperlink w:history="1" r:id="rIdokcj2m0ytzysp1lufldtw">
+            <w:hyperlink w:history="1" r:id="rIdfschp3uq1lpaermtnee1f">
               <w:r>
                 <w:rPr>
                   <w:rFonts w:ascii="Arial" w:cs="Arial" w:eastAsia="Arial" w:hAnsi="Arial"/>
@@ -11852,7 +12200,7 @@
               <w:spacing w:after="10" w:before="0"/>
               <w:ind w:left="120"/>
             </w:pPr>
-            <w:hyperlink w:history="1" r:id="rId9ilrjeporrbuzjvin7tm8">
+            <w:hyperlink w:history="1" r:id="rIdyylvhddb5u3oq3trtvls2">
               <w:r>
                 <w:rPr>
                   <w:rFonts w:ascii="Arial" w:cs="Arial" w:eastAsia="Arial" w:hAnsi="Arial"/>
@@ -11897,7 +12245,7 @@
             <w:pPr>
               <w:spacing w:after="20" w:before="0"/>
             </w:pPr>
-            <w:hyperlink w:history="1" r:id="rIdmctqyek8zgsr6480cjnlb">
+            <w:hyperlink w:history="1" r:id="rIdzhveuipprgfv0fniaxm8l">
               <w:r>
                 <w:rPr>
                   <w:rFonts w:ascii="Arial" w:cs="Arial" w:eastAsia="Arial" w:hAnsi="Arial"/>
@@ -11930,7 +12278,7 @@
               <w:spacing w:after="10" w:before="0"/>
               <w:ind w:left="120"/>
             </w:pPr>
-            <w:hyperlink w:history="1" r:id="rIdp-vbwywsarxlxh-3mcn2x">
+            <w:hyperlink w:history="1" r:id="rIdcipk12ocrg1a04pyzzlzb">
               <w:r>
                 <w:rPr>
                   <w:rFonts w:ascii="Arial" w:cs="Arial" w:eastAsia="Arial" w:hAnsi="Arial"/>
@@ -12125,7 +12473,7 @@
             <w:pPr>
               <w:spacing w:after="20" w:before="0"/>
             </w:pPr>
-            <w:hyperlink w:history="1" r:id="rIdg8bns8t7ptioviy0eqwst">
+            <w:hyperlink w:history="1" r:id="rIdlfvkxofak0hjyylmp7knm">
               <w:r>
                 <w:rPr>
                   <w:rFonts w:ascii="Arial" w:cs="Arial" w:eastAsia="Arial" w:hAnsi="Arial"/>
@@ -12158,7 +12506,7 @@
               <w:spacing w:after="10" w:before="0"/>
               <w:ind w:left="120"/>
             </w:pPr>
-            <w:hyperlink w:history="1" r:id="rIdx1dc__nkpfgtsmthidlqf">
+            <w:hyperlink w:history="1" r:id="rIdbraobbat4f85cs5ppxvfh">
               <w:r>
                 <w:rPr>
                   <w:rFonts w:ascii="Arial" w:cs="Arial" w:eastAsia="Arial" w:hAnsi="Arial"/>
@@ -12203,7 +12551,7 @@
             <w:pPr>
               <w:spacing w:after="20" w:before="0"/>
             </w:pPr>
-            <w:hyperlink w:history="1" r:id="rIdrznuqaasvutixoo1myu6k">
+            <w:hyperlink w:history="1" r:id="rIdiiljhl-dnh0zl-qfvgjr-">
               <w:r>
                 <w:rPr>
                   <w:rFonts w:ascii="Arial" w:cs="Arial" w:eastAsia="Arial" w:hAnsi="Arial"/>
@@ -12236,7 +12584,7 @@
               <w:spacing w:after="10" w:before="0"/>
               <w:ind w:left="120"/>
             </w:pPr>
-            <w:hyperlink w:history="1" r:id="rId4eotopxubgspqmm2colwc">
+            <w:hyperlink w:history="1" r:id="rIdreyq7wnzxqmm0uc_wqwgz">
               <w:r>
                 <w:rPr>
                   <w:rFonts w:ascii="Arial" w:cs="Arial" w:eastAsia="Arial" w:hAnsi="Arial"/>
@@ -12431,7 +12779,7 @@
             <w:pPr>
               <w:spacing w:after="20" w:before="0"/>
             </w:pPr>
-            <w:hyperlink w:history="1" r:id="rId96v3ccl8nhc0v3mnlhsky">
+            <w:hyperlink w:history="1" r:id="rIdjasb5xl3kehq8rz-_5zrz">
               <w:r>
                 <w:rPr>
                   <w:rFonts w:ascii="Arial" w:cs="Arial" w:eastAsia="Arial" w:hAnsi="Arial"/>
@@ -12464,7 +12812,7 @@
               <w:spacing w:after="10" w:before="0"/>
               <w:ind w:left="120"/>
             </w:pPr>
-            <w:hyperlink w:history="1" r:id="rId0uc3kfsyexuk6ak0-acrk">
+            <w:hyperlink w:history="1" r:id="rIdfw8h7dk-sne-ayqovlrkz">
               <w:r>
                 <w:rPr>
                   <w:rFonts w:ascii="Arial" w:cs="Arial" w:eastAsia="Arial" w:hAnsi="Arial"/>
@@ -12509,7 +12857,7 @@
             <w:pPr>
               <w:spacing w:after="20" w:before="0"/>
             </w:pPr>
-            <w:hyperlink w:history="1" r:id="rIdnjvlthpfrx30h_ymbywvl">
+            <w:hyperlink w:history="1" r:id="rIdtu_qvrh-hmjxppq-cwl8p">
               <w:r>
                 <w:rPr>
                   <w:rFonts w:ascii="Arial" w:cs="Arial" w:eastAsia="Arial" w:hAnsi="Arial"/>
@@ -12542,7 +12890,7 @@
               <w:spacing w:after="10" w:before="0"/>
               <w:ind w:left="120"/>
             </w:pPr>
-            <w:hyperlink w:history="1" r:id="rIddzn_w99t1e2w7hpymigbl">
+            <w:hyperlink w:history="1" r:id="rIdtuewftfjpnwfzla7mnasd">
               <w:r>
                 <w:rPr>
                   <w:rFonts w:ascii="Arial" w:cs="Arial" w:eastAsia="Arial" w:hAnsi="Arial"/>
@@ -12737,7 +13085,7 @@
             <w:pPr>
               <w:spacing w:after="20" w:before="0"/>
             </w:pPr>
-            <w:hyperlink w:history="1" r:id="rId2rhuo4yao80dqdivpufer">
+            <w:hyperlink w:history="1" r:id="rIdmcwgmtb_i5yqbqmjakfnc">
               <w:r>
                 <w:rPr>
                   <w:rFonts w:ascii="Arial" w:cs="Arial" w:eastAsia="Arial" w:hAnsi="Arial"/>
@@ -12770,7 +13118,7 @@
               <w:spacing w:after="10" w:before="0"/>
               <w:ind w:left="120"/>
             </w:pPr>
-            <w:hyperlink w:history="1" r:id="rIdnwvciew-wsz6bwgcra0ko">
+            <w:hyperlink w:history="1" r:id="rIdho6taeu_dr1jbck3zcbro">
               <w:r>
                 <w:rPr>
                   <w:rFonts w:ascii="Arial" w:cs="Arial" w:eastAsia="Arial" w:hAnsi="Arial"/>
@@ -12815,7 +13163,7 @@
             <w:pPr>
               <w:spacing w:after="20" w:before="0"/>
             </w:pPr>
-            <w:hyperlink w:history="1" r:id="rIdyo5dxkqxhg7c_9pg_uzrz">
+            <w:hyperlink w:history="1" r:id="rIdxknehhf4hwufvzxt7xkv7">
               <w:r>
                 <w:rPr>
                   <w:rFonts w:ascii="Arial" w:cs="Arial" w:eastAsia="Arial" w:hAnsi="Arial"/>
@@ -12848,7 +13196,7 @@
               <w:spacing w:after="10" w:before="0"/>
               <w:ind w:left="120"/>
             </w:pPr>
-            <w:hyperlink w:history="1" r:id="rIdgw7aivkbsruqckah01nvs">
+            <w:hyperlink w:history="1" r:id="rIdczz3w7xwyluushyjnnr7j">
               <w:r>
                 <w:rPr>
                   <w:rFonts w:ascii="Arial" w:cs="Arial" w:eastAsia="Arial" w:hAnsi="Arial"/>
@@ -13420,6 +13768,65 @@
         </w:tc>
       </w:tr>
     </w:tbl>
+    <w:p>
+      <w:pPr>
+        <w:pBdr>
+          <w:top w:val="single" w:color="BBBBBB" w:sz="4" w:space="4"/>
+        </w:pBdr>
+        <w:spacing w:after="0" w:before="160"/>
+      </w:pPr>
+      <w:r>
+        <w:rPr>
+          <w:rFonts w:ascii="Arial" w:cs="Arial" w:eastAsia="Arial" w:hAnsi="Arial"/>
+          <w:color w:val="666666"/>
+          <w:sz w:val="14"/>
+          <w:szCs w:val="14"/>
+        </w:rPr>
+        <w:t xml:space="preserve">© 2026 SeaVuria and ARES. Aligned with KICD objectives. Developed by SeaVuria; technical implementation by ARES (with AI assistance from Claude). Licensed under </w:t>
+      </w:r>
+      <w:hyperlink w:history="1" r:id="rIdyly3ov8piw9pigju4-svj">
+        <w:r>
+          <w:rPr>
+            <w:rFonts w:ascii="Arial" w:cs="Arial" w:eastAsia="Arial" w:hAnsi="Arial"/>
+            <w:color w:val="1F6B75"/>
+            <w:sz w:val="14"/>
+            <w:szCs w:val="14"/>
+            <w:u w:val="single" w:color="1F6B75"/>
+          </w:rPr>
+          <w:t xml:space="preserve">CC BY-NC 4.0</w:t>
+        </w:r>
+      </w:hyperlink>
+      <w:r>
+        <w:rPr>
+          <w:rFonts w:ascii="Arial" w:cs="Arial" w:eastAsia="Arial" w:hAnsi="Arial"/>
+          <w:color w:val="666666"/>
+          <w:sz w:val="14"/>
+          <w:szCs w:val="14"/>
+        </w:rPr>
+        <w:t xml:space="preserve"> (</w:t>
+      </w:r>
+      <w:hyperlink w:history="1" r:id="rIdc9biwrlzpw3nfywujodou">
+        <w:r>
+          <w:rPr>
+            <w:rFonts w:ascii="Arial" w:cs="Arial" w:eastAsia="Arial" w:hAnsi="Arial"/>
+            <w:color w:val="1F6B75"/>
+            <w:sz w:val="14"/>
+            <w:szCs w:val="14"/>
+            <w:u w:val="single" w:color="1F6B75"/>
+          </w:rPr>
+          <w:t xml:space="preserve">https://creativecommons.org/licenses/by-nc/4.0/</w:t>
+        </w:r>
+      </w:hyperlink>
+      <w:r>
+        <w:rPr>
+          <w:rFonts w:ascii="Arial" w:cs="Arial" w:eastAsia="Arial" w:hAnsi="Arial"/>
+          <w:color w:val="666666"/>
+          <w:sz w:val="14"/>
+          <w:szCs w:val="14"/>
+        </w:rPr>
+        <w:t xml:space="preserve">).</w:t>
+      </w:r>
+    </w:p>
     <w:p>
       <w:r>
         <w:br w:type="page"/>
@@ -14411,7 +14818,7 @@
             <w:pPr>
               <w:spacing w:after="20" w:before="0"/>
             </w:pPr>
-            <w:hyperlink w:history="1" r:id="rIdlua0jqaeqifbja4satmqg">
+            <w:hyperlink w:history="1" r:id="rIdhmuwqdclerxi9ze_a9zbr">
               <w:r>
                 <w:rPr>
                   <w:rFonts w:ascii="Arial" w:cs="Arial" w:eastAsia="Arial" w:hAnsi="Arial"/>
@@ -14444,7 +14851,7 @@
               <w:spacing w:after="10" w:before="0"/>
               <w:ind w:left="120"/>
             </w:pPr>
-            <w:hyperlink w:history="1" r:id="rIdecskizhoqlp9ovkbw-9wu">
+            <w:hyperlink w:history="1" r:id="rIdac_loanfi0wv68aicssez">
               <w:r>
                 <w:rPr>
                   <w:rFonts w:ascii="Arial" w:cs="Arial" w:eastAsia="Arial" w:hAnsi="Arial"/>
@@ -14489,7 +14896,7 @@
             <w:pPr>
               <w:spacing w:after="20" w:before="0"/>
             </w:pPr>
-            <w:hyperlink w:history="1" r:id="rIdunduyvoz3sktcqhlnb8ga">
+            <w:hyperlink w:history="1" r:id="rIdialzgxrymrpxitogvz2ca">
               <w:r>
                 <w:rPr>
                   <w:rFonts w:ascii="Arial" w:cs="Arial" w:eastAsia="Arial" w:hAnsi="Arial"/>
@@ -14522,7 +14929,7 @@
               <w:spacing w:after="10" w:before="0"/>
               <w:ind w:left="120"/>
             </w:pPr>
-            <w:hyperlink w:history="1" r:id="rIdkui6338jzavk93sbmbtvm">
+            <w:hyperlink w:history="1" r:id="rIdffthtbpeu4kwpcvxkd0pe">
               <w:r>
                 <w:rPr>
                   <w:rFonts w:ascii="Arial" w:cs="Arial" w:eastAsia="Arial" w:hAnsi="Arial"/>
@@ -14717,7 +15124,7 @@
             <w:pPr>
               <w:spacing w:after="20" w:before="0"/>
             </w:pPr>
-            <w:hyperlink w:history="1" r:id="rIdwpwlekw8ovyihydil0lmo">
+            <w:hyperlink w:history="1" r:id="rIdo8bozb7up0aiklm3ti2da">
               <w:r>
                 <w:rPr>
                   <w:rFonts w:ascii="Arial" w:cs="Arial" w:eastAsia="Arial" w:hAnsi="Arial"/>
@@ -14750,7 +15157,7 @@
               <w:spacing w:after="10" w:before="0"/>
               <w:ind w:left="120"/>
             </w:pPr>
-            <w:hyperlink w:history="1" r:id="rIdec98eobtj8p_vjhnn8mce">
+            <w:hyperlink w:history="1" r:id="rIddcn-syrnggpqfasynayfk">
               <w:r>
                 <w:rPr>
                   <w:rFonts w:ascii="Arial" w:cs="Arial" w:eastAsia="Arial" w:hAnsi="Arial"/>
@@ -14795,7 +15202,7 @@
             <w:pPr>
               <w:spacing w:after="20" w:before="0"/>
             </w:pPr>
-            <w:hyperlink w:history="1" r:id="rId5yxtk0qa__vps7zmb793j">
+            <w:hyperlink w:history="1" r:id="rIdrats7gtmykgrq0phdwqbz">
               <w:r>
                 <w:rPr>
                   <w:rFonts w:ascii="Arial" w:cs="Arial" w:eastAsia="Arial" w:hAnsi="Arial"/>
@@ -14828,7 +15235,7 @@
               <w:spacing w:after="10" w:before="0"/>
               <w:ind w:left="120"/>
             </w:pPr>
-            <w:hyperlink w:history="1" r:id="rId8zledep2ysad2fzo4ghan">
+            <w:hyperlink w:history="1" r:id="rIdh8ya-xje16ruj9wsagnmq">
               <w:r>
                 <w:rPr>
                   <w:rFonts w:ascii="Arial" w:cs="Arial" w:eastAsia="Arial" w:hAnsi="Arial"/>
@@ -15023,7 +15430,7 @@
             <w:pPr>
               <w:spacing w:after="20" w:before="0"/>
             </w:pPr>
-            <w:hyperlink w:history="1" r:id="rId_9wahfflsujncuyotkrfm">
+            <w:hyperlink w:history="1" r:id="rIdb4q7v_xwn1gflhshxl-jd">
               <w:r>
                 <w:rPr>
                   <w:rFonts w:ascii="Arial" w:cs="Arial" w:eastAsia="Arial" w:hAnsi="Arial"/>
@@ -15056,7 +15463,7 @@
               <w:spacing w:after="10" w:before="0"/>
               <w:ind w:left="120"/>
             </w:pPr>
-            <w:hyperlink w:history="1" r:id="rIdosyksl7bjubh6ajb1f-8n">
+            <w:hyperlink w:history="1" r:id="rIdfkl0msfoz1gopxse0vpqi">
               <w:r>
                 <w:rPr>
                   <w:rFonts w:ascii="Arial" w:cs="Arial" w:eastAsia="Arial" w:hAnsi="Arial"/>
@@ -15101,7 +15508,7 @@
             <w:pPr>
               <w:spacing w:after="20" w:before="0"/>
             </w:pPr>
-            <w:hyperlink w:history="1" r:id="rIdwrhwss8chppjzatbnz6lc">
+            <w:hyperlink w:history="1" r:id="rId_ylrjelaw09dcizutywl_">
               <w:r>
                 <w:rPr>
                   <w:rFonts w:ascii="Arial" w:cs="Arial" w:eastAsia="Arial" w:hAnsi="Arial"/>
@@ -15134,7 +15541,7 @@
               <w:spacing w:after="10" w:before="0"/>
               <w:ind w:left="120"/>
             </w:pPr>
-            <w:hyperlink w:history="1" r:id="rIdo75oas7u66auhscssailq">
+            <w:hyperlink w:history="1" r:id="rIdjfhv_1hqvgs5dn0s8cvqg">
               <w:r>
                 <w:rPr>
                   <w:rFonts w:ascii="Arial" w:cs="Arial" w:eastAsia="Arial" w:hAnsi="Arial"/>
@@ -15329,7 +15736,7 @@
             <w:pPr>
               <w:spacing w:after="20" w:before="0"/>
             </w:pPr>
-            <w:hyperlink w:history="1" r:id="rIdi-o4r9j6qcu_a4lq6lge0">
+            <w:hyperlink w:history="1" r:id="rIde46vpbpusey7ix--sr-3b">
               <w:r>
                 <w:rPr>
                   <w:rFonts w:ascii="Arial" w:cs="Arial" w:eastAsia="Arial" w:hAnsi="Arial"/>
@@ -15362,7 +15769,7 @@
               <w:spacing w:after="10" w:before="0"/>
               <w:ind w:left="120"/>
             </w:pPr>
-            <w:hyperlink w:history="1" r:id="rIdoo9eckbmsnz1j1y9fcor_">
+            <w:hyperlink w:history="1" r:id="rIdqibqhck3b0xqdg0ww4mpb">
               <w:r>
                 <w:rPr>
                   <w:rFonts w:ascii="Arial" w:cs="Arial" w:eastAsia="Arial" w:hAnsi="Arial"/>
@@ -15407,7 +15814,7 @@
             <w:pPr>
               <w:spacing w:after="20" w:before="0"/>
             </w:pPr>
-            <w:hyperlink w:history="1" r:id="rIddw30ysnigu3wfolmsmvvh">
+            <w:hyperlink w:history="1" r:id="rIdqgdjwkaozoe5u3gzsstjv">
               <w:r>
                 <w:rPr>
                   <w:rFonts w:ascii="Arial" w:cs="Arial" w:eastAsia="Arial" w:hAnsi="Arial"/>
@@ -15440,7 +15847,7 @@
               <w:spacing w:after="10" w:before="0"/>
               <w:ind w:left="120"/>
             </w:pPr>
-            <w:hyperlink w:history="1" r:id="rIdfwg02rxaojvha6js4wyb6">
+            <w:hyperlink w:history="1" r:id="rIdpzdgn387alojon1e1tz2z">
               <w:r>
                 <w:rPr>
                   <w:rFonts w:ascii="Arial" w:cs="Arial" w:eastAsia="Arial" w:hAnsi="Arial"/>
@@ -15635,7 +16042,7 @@
             <w:pPr>
               <w:spacing w:after="20" w:before="0"/>
             </w:pPr>
-            <w:hyperlink w:history="1" r:id="rIdyodyblvjjcpvuxwjxjm7z">
+            <w:hyperlink w:history="1" r:id="rIdoavyanbmva0if-0ep4wlr">
               <w:r>
                 <w:rPr>
                   <w:rFonts w:ascii="Arial" w:cs="Arial" w:eastAsia="Arial" w:hAnsi="Arial"/>
@@ -15668,7 +16075,7 @@
               <w:spacing w:after="10" w:before="0"/>
               <w:ind w:left="120"/>
             </w:pPr>
-            <w:hyperlink w:history="1" r:id="rIdeiacqruxsadyb--v-qhjq">
+            <w:hyperlink w:history="1" r:id="rIdegarz9rt6oklbwmxuakga">
               <w:r>
                 <w:rPr>
                   <w:rFonts w:ascii="Arial" w:cs="Arial" w:eastAsia="Arial" w:hAnsi="Arial"/>
@@ -15713,7 +16120,7 @@
             <w:pPr>
               <w:spacing w:after="20" w:before="0"/>
             </w:pPr>
-            <w:hyperlink w:history="1" r:id="rIdibtvyzhzw6qhi2wckqy28">
+            <w:hyperlink w:history="1" r:id="rIddkr6xohp7xxtfikf_abpf">
               <w:r>
                 <w:rPr>
                   <w:rFonts w:ascii="Arial" w:cs="Arial" w:eastAsia="Arial" w:hAnsi="Arial"/>
@@ -15746,7 +16153,7 @@
               <w:spacing w:after="10" w:before="0"/>
               <w:ind w:left="120"/>
             </w:pPr>
-            <w:hyperlink w:history="1" r:id="rIdy0rybveearcd3ljhlj48c">
+            <w:hyperlink w:history="1" r:id="rId_tkctqtinouqnunkh5ska">
               <w:r>
                 <w:rPr>
                   <w:rFonts w:ascii="Arial" w:cs="Arial" w:eastAsia="Arial" w:hAnsi="Arial"/>
@@ -16337,6 +16744,65 @@
         </w:tc>
       </w:tr>
     </w:tbl>
+    <w:p>
+      <w:pPr>
+        <w:pBdr>
+          <w:top w:val="single" w:color="BBBBBB" w:sz="4" w:space="4"/>
+        </w:pBdr>
+        <w:spacing w:after="0" w:before="160"/>
+      </w:pPr>
+      <w:r>
+        <w:rPr>
+          <w:rFonts w:ascii="Arial" w:cs="Arial" w:eastAsia="Arial" w:hAnsi="Arial"/>
+          <w:color w:val="666666"/>
+          <w:sz w:val="14"/>
+          <w:szCs w:val="14"/>
+        </w:rPr>
+        <w:t xml:space="preserve">© 2026 SeaVuria and ARES. Aligned with KICD objectives. Developed by SeaVuria; technical implementation by ARES (with AI assistance from Claude). Licensed under </w:t>
+      </w:r>
+      <w:hyperlink w:history="1" r:id="rIdnaqczvuz0sauv_ffdi7gl">
+        <w:r>
+          <w:rPr>
+            <w:rFonts w:ascii="Arial" w:cs="Arial" w:eastAsia="Arial" w:hAnsi="Arial"/>
+            <w:color w:val="1F6B75"/>
+            <w:sz w:val="14"/>
+            <w:szCs w:val="14"/>
+            <w:u w:val="single" w:color="1F6B75"/>
+          </w:rPr>
+          <w:t xml:space="preserve">CC BY-NC 4.0</w:t>
+        </w:r>
+      </w:hyperlink>
+      <w:r>
+        <w:rPr>
+          <w:rFonts w:ascii="Arial" w:cs="Arial" w:eastAsia="Arial" w:hAnsi="Arial"/>
+          <w:color w:val="666666"/>
+          <w:sz w:val="14"/>
+          <w:szCs w:val="14"/>
+        </w:rPr>
+        <w:t xml:space="preserve"> (</w:t>
+      </w:r>
+      <w:hyperlink w:history="1" r:id="rId7zam70sfmtwh4uwhxtrgu">
+        <w:r>
+          <w:rPr>
+            <w:rFonts w:ascii="Arial" w:cs="Arial" w:eastAsia="Arial" w:hAnsi="Arial"/>
+            <w:color w:val="1F6B75"/>
+            <w:sz w:val="14"/>
+            <w:szCs w:val="14"/>
+            <w:u w:val="single" w:color="1F6B75"/>
+          </w:rPr>
+          <w:t xml:space="preserve">https://creativecommons.org/licenses/by-nc/4.0/</w:t>
+        </w:r>
+      </w:hyperlink>
+      <w:r>
+        <w:rPr>
+          <w:rFonts w:ascii="Arial" w:cs="Arial" w:eastAsia="Arial" w:hAnsi="Arial"/>
+          <w:color w:val="666666"/>
+          <w:sz w:val="14"/>
+          <w:szCs w:val="14"/>
+        </w:rPr>
+        <w:t xml:space="preserve">).</w:t>
+      </w:r>
+    </w:p>
     <w:p>
       <w:r>
         <w:br w:type="page"/>
@@ -17328,7 +17794,7 @@
             <w:pPr>
               <w:spacing w:after="20" w:before="0"/>
             </w:pPr>
-            <w:hyperlink w:history="1" r:id="rId3zo6om3ir7uv2oq01iikc">
+            <w:hyperlink w:history="1" r:id="rIdw1quqwjoimd6lfd2udrqf">
               <w:r>
                 <w:rPr>
                   <w:rFonts w:ascii="Arial" w:cs="Arial" w:eastAsia="Arial" w:hAnsi="Arial"/>
@@ -17361,7 +17827,7 @@
               <w:spacing w:after="10" w:before="0"/>
               <w:ind w:left="120"/>
             </w:pPr>
-            <w:hyperlink w:history="1" r:id="rIdmebf48hfdjwvjhdnx3bsj">
+            <w:hyperlink w:history="1" r:id="rIdhbe0ybrsbf-dk8o-0fxrc">
               <w:r>
                 <w:rPr>
                   <w:rFonts w:ascii="Arial" w:cs="Arial" w:eastAsia="Arial" w:hAnsi="Arial"/>
@@ -17406,7 +17872,7 @@
             <w:pPr>
               <w:spacing w:after="20" w:before="0"/>
             </w:pPr>
-            <w:hyperlink w:history="1" r:id="rIdg9ztabqyomucwukvf77pc">
+            <w:hyperlink w:history="1" r:id="rIdxtaaxiq-bxf0l4g8igrnu">
               <w:r>
                 <w:rPr>
                   <w:rFonts w:ascii="Arial" w:cs="Arial" w:eastAsia="Arial" w:hAnsi="Arial"/>
@@ -17439,7 +17905,7 @@
               <w:spacing w:after="10" w:before="0"/>
               <w:ind w:left="120"/>
             </w:pPr>
-            <w:hyperlink w:history="1" r:id="rIddcejbo1gn4tedjzfobcjg">
+            <w:hyperlink w:history="1" r:id="rIdpcymyombfd6fgf8iz4jqt">
               <w:r>
                 <w:rPr>
                   <w:rFonts w:ascii="Arial" w:cs="Arial" w:eastAsia="Arial" w:hAnsi="Arial"/>
@@ -17634,7 +18100,7 @@
             <w:pPr>
               <w:spacing w:after="20" w:before="0"/>
             </w:pPr>
-            <w:hyperlink w:history="1" r:id="rIdozrnrfumoraaddiypeudr">
+            <w:hyperlink w:history="1" r:id="rIds4bc0eepqxvgpv92gujmw">
               <w:r>
                 <w:rPr>
                   <w:rFonts w:ascii="Arial" w:cs="Arial" w:eastAsia="Arial" w:hAnsi="Arial"/>
@@ -17667,7 +18133,7 @@
               <w:spacing w:after="10" w:before="0"/>
               <w:ind w:left="120"/>
             </w:pPr>
-            <w:hyperlink w:history="1" r:id="rId6kywuxfgscz8doeldgcf9">
+            <w:hyperlink w:history="1" r:id="rIdlyqbfzuam7mchs8uhcxwb">
               <w:r>
                 <w:rPr>
                   <w:rFonts w:ascii="Arial" w:cs="Arial" w:eastAsia="Arial" w:hAnsi="Arial"/>
@@ -17712,7 +18178,7 @@
             <w:pPr>
               <w:spacing w:after="20" w:before="0"/>
             </w:pPr>
-            <w:hyperlink w:history="1" r:id="rIdwyfudcbff7vfr9e3ecpsv">
+            <w:hyperlink w:history="1" r:id="rIddhm1kbpqhrrfgbn-nooyx">
               <w:r>
                 <w:rPr>
                   <w:rFonts w:ascii="Arial" w:cs="Arial" w:eastAsia="Arial" w:hAnsi="Arial"/>
@@ -17745,7 +18211,7 @@
               <w:spacing w:after="10" w:before="0"/>
               <w:ind w:left="120"/>
             </w:pPr>
-            <w:hyperlink w:history="1" r:id="rIda2ruubb_qivybdwg1ylgv">
+            <w:hyperlink w:history="1" r:id="rIdgf6d2kd2ai25v1vfqbfrp">
               <w:r>
                 <w:rPr>
                   <w:rFonts w:ascii="Arial" w:cs="Arial" w:eastAsia="Arial" w:hAnsi="Arial"/>
@@ -17940,7 +18406,7 @@
             <w:pPr>
               <w:spacing w:after="20" w:before="0"/>
             </w:pPr>
-            <w:hyperlink w:history="1" r:id="rIdk83wsn2ys7ck6ltosuzhz">
+            <w:hyperlink w:history="1" r:id="rIdnvrvrhbqq85nck8ngerdj">
               <w:r>
                 <w:rPr>
                   <w:rFonts w:ascii="Arial" w:cs="Arial" w:eastAsia="Arial" w:hAnsi="Arial"/>
@@ -17973,7 +18439,7 @@
               <w:spacing w:after="10" w:before="0"/>
               <w:ind w:left="120"/>
             </w:pPr>
-            <w:hyperlink w:history="1" r:id="rIdj-d8rpf0jlyad4h7jqv8x">
+            <w:hyperlink w:history="1" r:id="rIdezdc-prtwcrnmoreo_zxf">
               <w:r>
                 <w:rPr>
                   <w:rFonts w:ascii="Arial" w:cs="Arial" w:eastAsia="Arial" w:hAnsi="Arial"/>
@@ -18018,7 +18484,7 @@
             <w:pPr>
               <w:spacing w:after="20" w:before="0"/>
             </w:pPr>
-            <w:hyperlink w:history="1" r:id="rIdyqs3rkm1nxdmlovsa7vtk">
+            <w:hyperlink w:history="1" r:id="rIdizbxmspkgasx3nesybcyp">
               <w:r>
                 <w:rPr>
                   <w:rFonts w:ascii="Arial" w:cs="Arial" w:eastAsia="Arial" w:hAnsi="Arial"/>
@@ -18051,7 +18517,7 @@
               <w:spacing w:after="10" w:before="0"/>
               <w:ind w:left="120"/>
             </w:pPr>
-            <w:hyperlink w:history="1" r:id="rIdsxgmrmmdsv-nxpka2ed29">
+            <w:hyperlink w:history="1" r:id="rIdt5mq0uld_hfwqprvjdi9n">
               <w:r>
                 <w:rPr>
                   <w:rFonts w:ascii="Arial" w:cs="Arial" w:eastAsia="Arial" w:hAnsi="Arial"/>
@@ -18246,7 +18712,7 @@
             <w:pPr>
               <w:spacing w:after="20" w:before="0"/>
             </w:pPr>
-            <w:hyperlink w:history="1" r:id="rId_6a9rjrno4a58hfuqqpnz">
+            <w:hyperlink w:history="1" r:id="rIdtgif1jxewgiwbc45mcv3m">
               <w:r>
                 <w:rPr>
                   <w:rFonts w:ascii="Arial" w:cs="Arial" w:eastAsia="Arial" w:hAnsi="Arial"/>
@@ -18279,7 +18745,7 @@
               <w:spacing w:after="10" w:before="0"/>
               <w:ind w:left="120"/>
             </w:pPr>
-            <w:hyperlink w:history="1" r:id="rIdfk1rrfnctiov7og3zmqhl">
+            <w:hyperlink w:history="1" r:id="rId7osfrzfdgg7yfjecmf3e8">
               <w:r>
                 <w:rPr>
                   <w:rFonts w:ascii="Arial" w:cs="Arial" w:eastAsia="Arial" w:hAnsi="Arial"/>
@@ -18324,7 +18790,7 @@
             <w:pPr>
               <w:spacing w:after="20" w:before="0"/>
             </w:pPr>
-            <w:hyperlink w:history="1" r:id="rIdjwzp3voupr0bls0agdq6p">
+            <w:hyperlink w:history="1" r:id="rIdlyzzfyqqjyi8tq-6gz4iy">
               <w:r>
                 <w:rPr>
                   <w:rFonts w:ascii="Arial" w:cs="Arial" w:eastAsia="Arial" w:hAnsi="Arial"/>
@@ -18357,7 +18823,7 @@
               <w:spacing w:after="10" w:before="0"/>
               <w:ind w:left="120"/>
             </w:pPr>
-            <w:hyperlink w:history="1" r:id="rIdtzpeukcx20tceqmiu5izd">
+            <w:hyperlink w:history="1" r:id="rIdvaprl-viglgiohze7o2-b">
               <w:r>
                 <w:rPr>
                   <w:rFonts w:ascii="Arial" w:cs="Arial" w:eastAsia="Arial" w:hAnsi="Arial"/>
@@ -18552,7 +19018,7 @@
             <w:pPr>
               <w:spacing w:after="20" w:before="0"/>
             </w:pPr>
-            <w:hyperlink w:history="1" r:id="rIdcd_uiq0og6adgwr4pv7xl">
+            <w:hyperlink w:history="1" r:id="rIdks4en4fajxip9tzdp6lss">
               <w:r>
                 <w:rPr>
                   <w:rFonts w:ascii="Arial" w:cs="Arial" w:eastAsia="Arial" w:hAnsi="Arial"/>
@@ -18585,7 +19051,7 @@
               <w:spacing w:after="10" w:before="0"/>
               <w:ind w:left="120"/>
             </w:pPr>
-            <w:hyperlink w:history="1" r:id="rIdsv8c_btmbdogmxmyyystq">
+            <w:hyperlink w:history="1" r:id="rIddwujkryjgb9niylejb3zm">
               <w:r>
                 <w:rPr>
                   <w:rFonts w:ascii="Arial" w:cs="Arial" w:eastAsia="Arial" w:hAnsi="Arial"/>
@@ -18630,7 +19096,7 @@
             <w:pPr>
               <w:spacing w:after="20" w:before="0"/>
             </w:pPr>
-            <w:hyperlink w:history="1" r:id="rIdkwgkvjvqgqoewoj9owt8f">
+            <w:hyperlink w:history="1" r:id="rIddtubhov13kbev8ih85vjh">
               <w:r>
                 <w:rPr>
                   <w:rFonts w:ascii="Arial" w:cs="Arial" w:eastAsia="Arial" w:hAnsi="Arial"/>
@@ -18663,7 +19129,7 @@
               <w:spacing w:after="10" w:before="0"/>
               <w:ind w:left="120"/>
             </w:pPr>
-            <w:hyperlink w:history="1" r:id="rIdc3qszt-azfnrk4v-q2hsh">
+            <w:hyperlink w:history="1" r:id="rId6mtg6ws8snwznu8w6dneu">
               <w:r>
                 <w:rPr>
                   <w:rFonts w:ascii="Arial" w:cs="Arial" w:eastAsia="Arial" w:hAnsi="Arial"/>
@@ -19159,6 +19625,65 @@
         </w:tc>
       </w:tr>
     </w:tbl>
+    <w:p>
+      <w:pPr>
+        <w:pBdr>
+          <w:top w:val="single" w:color="BBBBBB" w:sz="4" w:space="4"/>
+        </w:pBdr>
+        <w:spacing w:after="0" w:before="160"/>
+      </w:pPr>
+      <w:r>
+        <w:rPr>
+          <w:rFonts w:ascii="Arial" w:cs="Arial" w:eastAsia="Arial" w:hAnsi="Arial"/>
+          <w:color w:val="666666"/>
+          <w:sz w:val="14"/>
+          <w:szCs w:val="14"/>
+        </w:rPr>
+        <w:t xml:space="preserve">© 2026 SeaVuria and ARES. Aligned with KICD objectives. Developed by SeaVuria; technical implementation by ARES (with AI assistance from Claude). Licensed under </w:t>
+      </w:r>
+      <w:hyperlink w:history="1" r:id="rIdmrwlv_ffjgv3wntuegvqp">
+        <w:r>
+          <w:rPr>
+            <w:rFonts w:ascii="Arial" w:cs="Arial" w:eastAsia="Arial" w:hAnsi="Arial"/>
+            <w:color w:val="1F6B75"/>
+            <w:sz w:val="14"/>
+            <w:szCs w:val="14"/>
+            <w:u w:val="single" w:color="1F6B75"/>
+          </w:rPr>
+          <w:t xml:space="preserve">CC BY-NC 4.0</w:t>
+        </w:r>
+      </w:hyperlink>
+      <w:r>
+        <w:rPr>
+          <w:rFonts w:ascii="Arial" w:cs="Arial" w:eastAsia="Arial" w:hAnsi="Arial"/>
+          <w:color w:val="666666"/>
+          <w:sz w:val="14"/>
+          <w:szCs w:val="14"/>
+        </w:rPr>
+        <w:t xml:space="preserve"> (</w:t>
+      </w:r>
+      <w:hyperlink w:history="1" r:id="rIdcxvs-x4xktdnlzordtvgj">
+        <w:r>
+          <w:rPr>
+            <w:rFonts w:ascii="Arial" w:cs="Arial" w:eastAsia="Arial" w:hAnsi="Arial"/>
+            <w:color w:val="1F6B75"/>
+            <w:sz w:val="14"/>
+            <w:szCs w:val="14"/>
+            <w:u w:val="single" w:color="1F6B75"/>
+          </w:rPr>
+          <w:t xml:space="preserve">https://creativecommons.org/licenses/by-nc/4.0/</w:t>
+        </w:r>
+      </w:hyperlink>
+      <w:r>
+        <w:rPr>
+          <w:rFonts w:ascii="Arial" w:cs="Arial" w:eastAsia="Arial" w:hAnsi="Arial"/>
+          <w:color w:val="666666"/>
+          <w:sz w:val="14"/>
+          <w:szCs w:val="14"/>
+        </w:rPr>
+        <w:t xml:space="preserve">).</w:t>
+      </w:r>
+    </w:p>
     <w:p>
       <w:r>
         <w:br w:type="page"/>
@@ -20150,7 +20675,7 @@
             <w:pPr>
               <w:spacing w:after="20" w:before="0"/>
             </w:pPr>
-            <w:hyperlink w:history="1" r:id="rIdsq-8m8dmeza0gvid-w8fr">
+            <w:hyperlink w:history="1" r:id="rIdf1ffrfotkpz92xmk1zw__">
               <w:r>
                 <w:rPr>
                   <w:rFonts w:ascii="Arial" w:cs="Arial" w:eastAsia="Arial" w:hAnsi="Arial"/>
@@ -20183,7 +20708,7 @@
               <w:spacing w:after="10" w:before="0"/>
               <w:ind w:left="120"/>
             </w:pPr>
-            <w:hyperlink w:history="1" r:id="rId5hociu8mamsgjbgqa9y4z">
+            <w:hyperlink w:history="1" r:id="rIdpr-bjz00otfng46fd1uuo">
               <w:r>
                 <w:rPr>
                   <w:rFonts w:ascii="Arial" w:cs="Arial" w:eastAsia="Arial" w:hAnsi="Arial"/>
@@ -20228,7 +20753,7 @@
             <w:pPr>
               <w:spacing w:after="20" w:before="0"/>
             </w:pPr>
-            <w:hyperlink w:history="1" r:id="rIdhjy1ohsyblfvg0jj6u0tj">
+            <w:hyperlink w:history="1" r:id="rIdkg65w-xobacqtodnbwmo1">
               <w:r>
                 <w:rPr>
                   <w:rFonts w:ascii="Arial" w:cs="Arial" w:eastAsia="Arial" w:hAnsi="Arial"/>
@@ -20261,7 +20786,7 @@
               <w:spacing w:after="10" w:before="0"/>
               <w:ind w:left="120"/>
             </w:pPr>
-            <w:hyperlink w:history="1" r:id="rIdivxlrvtq4qksnicdhdym2">
+            <w:hyperlink w:history="1" r:id="rIdvevlamkmhfbvt2prgduzf">
               <w:r>
                 <w:rPr>
                   <w:rFonts w:ascii="Arial" w:cs="Arial" w:eastAsia="Arial" w:hAnsi="Arial"/>
@@ -20456,7 +20981,7 @@
             <w:pPr>
               <w:spacing w:after="20" w:before="0"/>
             </w:pPr>
-            <w:hyperlink w:history="1" r:id="rIdflir7z0fnz03jjaywo4xf">
+            <w:hyperlink w:history="1" r:id="rIdhob0coq7qs_q8kzqeo6_n">
               <w:r>
                 <w:rPr>
                   <w:rFonts w:ascii="Arial" w:cs="Arial" w:eastAsia="Arial" w:hAnsi="Arial"/>
@@ -20489,7 +21014,7 @@
               <w:spacing w:after="10" w:before="0"/>
               <w:ind w:left="120"/>
             </w:pPr>
-            <w:hyperlink w:history="1" r:id="rIdud1ezix_zugeh_ocskde6">
+            <w:hyperlink w:history="1" r:id="rId4g9qkstieufrn5lni5pad">
               <w:r>
                 <w:rPr>
                   <w:rFonts w:ascii="Arial" w:cs="Arial" w:eastAsia="Arial" w:hAnsi="Arial"/>
@@ -20534,7 +21059,7 @@
             <w:pPr>
               <w:spacing w:after="20" w:before="0"/>
             </w:pPr>
-            <w:hyperlink w:history="1" r:id="rIdkm7iubkvr2pxictgklnz5">
+            <w:hyperlink w:history="1" r:id="rId5frucnkyaz_uulhhhkfdh">
               <w:r>
                 <w:rPr>
                   <w:rFonts w:ascii="Arial" w:cs="Arial" w:eastAsia="Arial" w:hAnsi="Arial"/>
@@ -20567,7 +21092,7 @@
               <w:spacing w:after="10" w:before="0"/>
               <w:ind w:left="120"/>
             </w:pPr>
-            <w:hyperlink w:history="1" r:id="rIdj_dcxvuiwopyhezzkn8pf">
+            <w:hyperlink w:history="1" r:id="rIdzsv6lze-ifmcwhvoltpwm">
               <w:r>
                 <w:rPr>
                   <w:rFonts w:ascii="Arial" w:cs="Arial" w:eastAsia="Arial" w:hAnsi="Arial"/>
@@ -20762,7 +21287,7 @@
             <w:pPr>
               <w:spacing w:after="20" w:before="0"/>
             </w:pPr>
-            <w:hyperlink w:history="1" r:id="rIdgnny64hwvhgfp3j8iwy24">
+            <w:hyperlink w:history="1" r:id="rIdgnj-so7zw9kog5p2xgbrh">
               <w:r>
                 <w:rPr>
                   <w:rFonts w:ascii="Arial" w:cs="Arial" w:eastAsia="Arial" w:hAnsi="Arial"/>
@@ -20795,7 +21320,7 @@
               <w:spacing w:after="10" w:before="0"/>
               <w:ind w:left="120"/>
             </w:pPr>
-            <w:hyperlink w:history="1" r:id="rIdnrll6wibf_zy0mzztw3je">
+            <w:hyperlink w:history="1" r:id="rIdc44mpvmdhc07m8tag7kr6">
               <w:r>
                 <w:rPr>
                   <w:rFonts w:ascii="Arial" w:cs="Arial" w:eastAsia="Arial" w:hAnsi="Arial"/>
@@ -20840,7 +21365,7 @@
             <w:pPr>
               <w:spacing w:after="20" w:before="0"/>
             </w:pPr>
-            <w:hyperlink w:history="1" r:id="rIdchhapmsz_oradidkdvved">
+            <w:hyperlink w:history="1" r:id="rIdrskjcfr9ps8bym9kxdgsm">
               <w:r>
                 <w:rPr>
                   <w:rFonts w:ascii="Arial" w:cs="Arial" w:eastAsia="Arial" w:hAnsi="Arial"/>
@@ -20873,7 +21398,7 @@
               <w:spacing w:after="10" w:before="0"/>
               <w:ind w:left="120"/>
             </w:pPr>
-            <w:hyperlink w:history="1" r:id="rIdhvqfi62sg-podoagxm4kl">
+            <w:hyperlink w:history="1" r:id="rIdxyf4liwi8dg1yxtxrfjo0">
               <w:r>
                 <w:rPr>
                   <w:rFonts w:ascii="Arial" w:cs="Arial" w:eastAsia="Arial" w:hAnsi="Arial"/>
@@ -21068,7 +21593,7 @@
             <w:pPr>
               <w:spacing w:after="20" w:before="0"/>
             </w:pPr>
-            <w:hyperlink w:history="1" r:id="rId6ij7noybvhxzngt_fasxo">
+            <w:hyperlink w:history="1" r:id="rIdicjkjna9ef1b-bxtgpnr4">
               <w:r>
                 <w:rPr>
                   <w:rFonts w:ascii="Arial" w:cs="Arial" w:eastAsia="Arial" w:hAnsi="Arial"/>
@@ -21101,7 +21626,7 @@
               <w:spacing w:after="10" w:before="0"/>
               <w:ind w:left="120"/>
             </w:pPr>
-            <w:hyperlink w:history="1" r:id="rIdk7o7l4k5hwsgqzlqnli2-">
+            <w:hyperlink w:history="1" r:id="rIdvox7wp2cprrxgepmmhurq">
               <w:r>
                 <w:rPr>
                   <w:rFonts w:ascii="Arial" w:cs="Arial" w:eastAsia="Arial" w:hAnsi="Arial"/>
@@ -21146,7 +21671,7 @@
             <w:pPr>
               <w:spacing w:after="20" w:before="0"/>
             </w:pPr>
-            <w:hyperlink w:history="1" r:id="rIdrnnisz9nwu0pmqncwcq1z">
+            <w:hyperlink w:history="1" r:id="rIdirrsdwlm3gdecx7niyd4e">
               <w:r>
                 <w:rPr>
                   <w:rFonts w:ascii="Arial" w:cs="Arial" w:eastAsia="Arial" w:hAnsi="Arial"/>
@@ -21179,7 +21704,7 @@
               <w:spacing w:after="10" w:before="0"/>
               <w:ind w:left="120"/>
             </w:pPr>
-            <w:hyperlink w:history="1" r:id="rIdxxbck5pavpprkm--gsahu">
+            <w:hyperlink w:history="1" r:id="rIdjswialhszdxorrzjwmhgw">
               <w:r>
                 <w:rPr>
                   <w:rFonts w:ascii="Arial" w:cs="Arial" w:eastAsia="Arial" w:hAnsi="Arial"/>
@@ -21374,7 +21899,7 @@
             <w:pPr>
               <w:spacing w:after="20" w:before="0"/>
             </w:pPr>
-            <w:hyperlink w:history="1" r:id="rIdq5ktzyli5zpocwk311bji">
+            <w:hyperlink w:history="1" r:id="rIdmztlyvylq9vddnas2nivf">
               <w:r>
                 <w:rPr>
                   <w:rFonts w:ascii="Arial" w:cs="Arial" w:eastAsia="Arial" w:hAnsi="Arial"/>
@@ -21407,7 +21932,7 @@
               <w:spacing w:after="10" w:before="0"/>
               <w:ind w:left="120"/>
             </w:pPr>
-            <w:hyperlink w:history="1" r:id="rId27ee2qwfaovil2zmft8no">
+            <w:hyperlink w:history="1" r:id="rIdj6w2wugsdlfylurilx3dx">
               <w:r>
                 <w:rPr>
                   <w:rFonts w:ascii="Arial" w:cs="Arial" w:eastAsia="Arial" w:hAnsi="Arial"/>
@@ -21452,7 +21977,7 @@
             <w:pPr>
               <w:spacing w:after="20" w:before="0"/>
             </w:pPr>
-            <w:hyperlink w:history="1" r:id="rIdjzzy9y4o0p9gvkfohwshe">
+            <w:hyperlink w:history="1" r:id="rIdmvwwlvinown8jpyzqbz3e">
               <w:r>
                 <w:rPr>
                   <w:rFonts w:ascii="Arial" w:cs="Arial" w:eastAsia="Arial" w:hAnsi="Arial"/>
@@ -21485,7 +22010,7 @@
               <w:spacing w:after="10" w:before="0"/>
               <w:ind w:left="120"/>
             </w:pPr>
-            <w:hyperlink w:history="1" r:id="rId3h2ly1xgwpws7zsffw3og">
+            <w:hyperlink w:history="1" r:id="rIdsifet5cp8iqnow8uu6oz7">
               <w:r>
                 <w:rPr>
                   <w:rFonts w:ascii="Arial" w:cs="Arial" w:eastAsia="Arial" w:hAnsi="Arial"/>
@@ -21981,6 +22506,65 @@
         </w:tc>
       </w:tr>
     </w:tbl>
+    <w:p>
+      <w:pPr>
+        <w:pBdr>
+          <w:top w:val="single" w:color="BBBBBB" w:sz="4" w:space="4"/>
+        </w:pBdr>
+        <w:spacing w:after="0" w:before="160"/>
+      </w:pPr>
+      <w:r>
+        <w:rPr>
+          <w:rFonts w:ascii="Arial" w:cs="Arial" w:eastAsia="Arial" w:hAnsi="Arial"/>
+          <w:color w:val="666666"/>
+          <w:sz w:val="14"/>
+          <w:szCs w:val="14"/>
+        </w:rPr>
+        <w:t xml:space="preserve">© 2026 SeaVuria and ARES. Aligned with KICD objectives. Developed by SeaVuria; technical implementation by ARES (with AI assistance from Claude). Licensed under </w:t>
+      </w:r>
+      <w:hyperlink w:history="1" r:id="rIdmqrcb3ul-1iljzji68k_e">
+        <w:r>
+          <w:rPr>
+            <w:rFonts w:ascii="Arial" w:cs="Arial" w:eastAsia="Arial" w:hAnsi="Arial"/>
+            <w:color w:val="1F6B75"/>
+            <w:sz w:val="14"/>
+            <w:szCs w:val="14"/>
+            <w:u w:val="single" w:color="1F6B75"/>
+          </w:rPr>
+          <w:t xml:space="preserve">CC BY-NC 4.0</w:t>
+        </w:r>
+      </w:hyperlink>
+      <w:r>
+        <w:rPr>
+          <w:rFonts w:ascii="Arial" w:cs="Arial" w:eastAsia="Arial" w:hAnsi="Arial"/>
+          <w:color w:val="666666"/>
+          <w:sz w:val="14"/>
+          <w:szCs w:val="14"/>
+        </w:rPr>
+        <w:t xml:space="preserve"> (</w:t>
+      </w:r>
+      <w:hyperlink w:history="1" r:id="rIdiioyp1xrtnstqswlcdwby">
+        <w:r>
+          <w:rPr>
+            <w:rFonts w:ascii="Arial" w:cs="Arial" w:eastAsia="Arial" w:hAnsi="Arial"/>
+            <w:color w:val="1F6B75"/>
+            <w:sz w:val="14"/>
+            <w:szCs w:val="14"/>
+            <w:u w:val="single" w:color="1F6B75"/>
+          </w:rPr>
+          <w:t xml:space="preserve">https://creativecommons.org/licenses/by-nc/4.0/</w:t>
+        </w:r>
+      </w:hyperlink>
+      <w:r>
+        <w:rPr>
+          <w:rFonts w:ascii="Arial" w:cs="Arial" w:eastAsia="Arial" w:hAnsi="Arial"/>
+          <w:color w:val="666666"/>
+          <w:sz w:val="14"/>
+          <w:szCs w:val="14"/>
+        </w:rPr>
+        <w:t xml:space="preserve">).</w:t>
+      </w:r>
+    </w:p>
     <w:p>
       <w:r>
         <w:br w:type="page"/>
@@ -22972,7 +23556,7 @@
             <w:pPr>
               <w:spacing w:after="20" w:before="0"/>
             </w:pPr>
-            <w:hyperlink w:history="1" r:id="rIdgztxfpqmmuhmenyd4_ztn">
+            <w:hyperlink w:history="1" r:id="rIdtawvmcbqx-x3bvznyggiu">
               <w:r>
                 <w:rPr>
                   <w:rFonts w:ascii="Arial" w:cs="Arial" w:eastAsia="Arial" w:hAnsi="Arial"/>
@@ -23005,7 +23589,7 @@
               <w:spacing w:after="10" w:before="0"/>
               <w:ind w:left="120"/>
             </w:pPr>
-            <w:hyperlink w:history="1" r:id="rIdb7evmwfj3hljj8vkuaqif">
+            <w:hyperlink w:history="1" r:id="rId8qtu7wq4cph7nerhh21el">
               <w:r>
                 <w:rPr>
                   <w:rFonts w:ascii="Arial" w:cs="Arial" w:eastAsia="Arial" w:hAnsi="Arial"/>
@@ -23050,7 +23634,7 @@
             <w:pPr>
               <w:spacing w:after="20" w:before="0"/>
             </w:pPr>
-            <w:hyperlink w:history="1" r:id="rIdeblg0xxjyb4-sz2foztsh">
+            <w:hyperlink w:history="1" r:id="rIdj0h6zbr39oh8zm0uyfpge">
               <w:r>
                 <w:rPr>
                   <w:rFonts w:ascii="Arial" w:cs="Arial" w:eastAsia="Arial" w:hAnsi="Arial"/>
@@ -23083,7 +23667,7 @@
               <w:spacing w:after="10" w:before="0"/>
               <w:ind w:left="120"/>
             </w:pPr>
-            <w:hyperlink w:history="1" r:id="rIdjoz3hgjawwpy3iafbiakd">
+            <w:hyperlink w:history="1" r:id="rIdy-e-erzwpzlmrdfyde8l7">
               <w:r>
                 <w:rPr>
                   <w:rFonts w:ascii="Arial" w:cs="Arial" w:eastAsia="Arial" w:hAnsi="Arial"/>
@@ -23278,7 +23862,7 @@
             <w:pPr>
               <w:spacing w:after="20" w:before="0"/>
             </w:pPr>
-            <w:hyperlink w:history="1" r:id="rIdlhx6rrklqfbzp7uza_hp8">
+            <w:hyperlink w:history="1" r:id="rIdiwnq3q7kfgkm9ggyuby_p">
               <w:r>
                 <w:rPr>
                   <w:rFonts w:ascii="Arial" w:cs="Arial" w:eastAsia="Arial" w:hAnsi="Arial"/>
@@ -23311,7 +23895,7 @@
               <w:spacing w:after="10" w:before="0"/>
               <w:ind w:left="120"/>
             </w:pPr>
-            <w:hyperlink w:history="1" r:id="rIddickykp1ll7mscceqkn4y">
+            <w:hyperlink w:history="1" r:id="rIdjsiq1mct2ihfgzskl9jqh">
               <w:r>
                 <w:rPr>
                   <w:rFonts w:ascii="Arial" w:cs="Arial" w:eastAsia="Arial" w:hAnsi="Arial"/>
@@ -23356,7 +23940,7 @@
             <w:pPr>
               <w:spacing w:after="20" w:before="0"/>
             </w:pPr>
-            <w:hyperlink w:history="1" r:id="rId3_qg2wpxyhsyrgd4kbmxk">
+            <w:hyperlink w:history="1" r:id="rIdh9ro-cnfze_rjzg07xlsq">
               <w:r>
                 <w:rPr>
                   <w:rFonts w:ascii="Arial" w:cs="Arial" w:eastAsia="Arial" w:hAnsi="Arial"/>
@@ -23389,7 +23973,7 @@
               <w:spacing w:after="10" w:before="0"/>
               <w:ind w:left="120"/>
             </w:pPr>
-            <w:hyperlink w:history="1" r:id="rIdoqgbtnzqzb0svqd1-qegh">
+            <w:hyperlink w:history="1" r:id="rId3i2uc_ma0mt7zssdkfau5">
               <w:r>
                 <w:rPr>
                   <w:rFonts w:ascii="Arial" w:cs="Arial" w:eastAsia="Arial" w:hAnsi="Arial"/>
@@ -23584,7 +24168,7 @@
             <w:pPr>
               <w:spacing w:after="20" w:before="0"/>
             </w:pPr>
-            <w:hyperlink w:history="1" r:id="rIdpn7umms3fwiklohatvrhc">
+            <w:hyperlink w:history="1" r:id="rIdngmtk_vehurb8mpg-w9me">
               <w:r>
                 <w:rPr>
                   <w:rFonts w:ascii="Arial" w:cs="Arial" w:eastAsia="Arial" w:hAnsi="Arial"/>
@@ -23617,7 +24201,7 @@
               <w:spacing w:after="10" w:before="0"/>
               <w:ind w:left="120"/>
             </w:pPr>
-            <w:hyperlink w:history="1" r:id="rId4forsqkcjrojobhtsw-nw">
+            <w:hyperlink w:history="1" r:id="rIdeizeqs29ae9uqhuke3fnt">
               <w:r>
                 <w:rPr>
                   <w:rFonts w:ascii="Arial" w:cs="Arial" w:eastAsia="Arial" w:hAnsi="Arial"/>
@@ -23662,7 +24246,7 @@
             <w:pPr>
               <w:spacing w:after="20" w:before="0"/>
             </w:pPr>
-            <w:hyperlink w:history="1" r:id="rId6jvp0izegz3htzsgn_tcj">
+            <w:hyperlink w:history="1" r:id="rIdvtkoxnipkd99rstjzgk87">
               <w:r>
                 <w:rPr>
                   <w:rFonts w:ascii="Arial" w:cs="Arial" w:eastAsia="Arial" w:hAnsi="Arial"/>
@@ -23695,7 +24279,7 @@
               <w:spacing w:after="10" w:before="0"/>
               <w:ind w:left="120"/>
             </w:pPr>
-            <w:hyperlink w:history="1" r:id="rId4jryrcspuphdbf7ubxgbv">
+            <w:hyperlink w:history="1" r:id="rIdhzv1276yu_xwmaynmfhrh">
               <w:r>
                 <w:rPr>
                   <w:rFonts w:ascii="Arial" w:cs="Arial" w:eastAsia="Arial" w:hAnsi="Arial"/>
@@ -23890,7 +24474,7 @@
             <w:pPr>
               <w:spacing w:after="20" w:before="0"/>
             </w:pPr>
-            <w:hyperlink w:history="1" r:id="rIdqxkbemglb0eeylh7huk9u">
+            <w:hyperlink w:history="1" r:id="rIdmnupvn2xlhxr3gx4ebn89">
               <w:r>
                 <w:rPr>
                   <w:rFonts w:ascii="Arial" w:cs="Arial" w:eastAsia="Arial" w:hAnsi="Arial"/>
@@ -23923,7 +24507,7 @@
               <w:spacing w:after="10" w:before="0"/>
               <w:ind w:left="120"/>
             </w:pPr>
-            <w:hyperlink w:history="1" r:id="rId-z3yrgkpno7gdmabqpj4a">
+            <w:hyperlink w:history="1" r:id="rId42iibtddboiepdb8lymqm">
               <w:r>
                 <w:rPr>
                   <w:rFonts w:ascii="Arial" w:cs="Arial" w:eastAsia="Arial" w:hAnsi="Arial"/>
@@ -23968,7 +24552,7 @@
             <w:pPr>
               <w:spacing w:after="20" w:before="0"/>
             </w:pPr>
-            <w:hyperlink w:history="1" r:id="rIdkvt2a5dvzntjaeh6auuc8">
+            <w:hyperlink w:history="1" r:id="rIdbftovc24mwqaowklqspxb">
               <w:r>
                 <w:rPr>
                   <w:rFonts w:ascii="Arial" w:cs="Arial" w:eastAsia="Arial" w:hAnsi="Arial"/>
@@ -24001,7 +24585,7 @@
               <w:spacing w:after="10" w:before="0"/>
               <w:ind w:left="120"/>
             </w:pPr>
-            <w:hyperlink w:history="1" r:id="rIdyv0-uvdj-a11csc8n_fbl">
+            <w:hyperlink w:history="1" r:id="rIdmzjzgdt8rfcatiscma_du">
               <w:r>
                 <w:rPr>
                   <w:rFonts w:ascii="Arial" w:cs="Arial" w:eastAsia="Arial" w:hAnsi="Arial"/>
@@ -24196,7 +24780,7 @@
             <w:pPr>
               <w:spacing w:after="20" w:before="0"/>
             </w:pPr>
-            <w:hyperlink w:history="1" r:id="rId5cm4hdjvt-zwiubh6slnn">
+            <w:hyperlink w:history="1" r:id="rIdhfjr65vtrvionakanzdp3">
               <w:r>
                 <w:rPr>
                   <w:rFonts w:ascii="Arial" w:cs="Arial" w:eastAsia="Arial" w:hAnsi="Arial"/>
@@ -24229,7 +24813,7 @@
               <w:spacing w:after="10" w:before="0"/>
               <w:ind w:left="120"/>
             </w:pPr>
-            <w:hyperlink w:history="1" r:id="rId0gcclt9tv_ah2zquwc_rs">
+            <w:hyperlink w:history="1" r:id="rId0-ujwicuqtwkivjypych2">
               <w:r>
                 <w:rPr>
                   <w:rFonts w:ascii="Arial" w:cs="Arial" w:eastAsia="Arial" w:hAnsi="Arial"/>
@@ -24274,7 +24858,7 @@
             <w:pPr>
               <w:spacing w:after="20" w:before="0"/>
             </w:pPr>
-            <w:hyperlink w:history="1" r:id="rIdphvap8bhl6rzcyb_-we6t">
+            <w:hyperlink w:history="1" r:id="rIdpuxxzvqxrljsmv21l4zy4">
               <w:r>
                 <w:rPr>
                   <w:rFonts w:ascii="Arial" w:cs="Arial" w:eastAsia="Arial" w:hAnsi="Arial"/>
@@ -24307,7 +24891,7 @@
               <w:spacing w:after="10" w:before="0"/>
               <w:ind w:left="120"/>
             </w:pPr>
-            <w:hyperlink w:history="1" r:id="rIdwvezw6sp-mzzoisd7_qym">
+            <w:hyperlink w:history="1" r:id="rIdddykzvrliuv3dbykoxk3l">
               <w:r>
                 <w:rPr>
                   <w:rFonts w:ascii="Arial" w:cs="Arial" w:eastAsia="Arial" w:hAnsi="Arial"/>
@@ -25031,6 +25615,65 @@
         </w:tc>
       </w:tr>
     </w:tbl>
+    <w:p>
+      <w:pPr>
+        <w:pBdr>
+          <w:top w:val="single" w:color="BBBBBB" w:sz="4" w:space="4"/>
+        </w:pBdr>
+        <w:spacing w:after="0" w:before="160"/>
+      </w:pPr>
+      <w:r>
+        <w:rPr>
+          <w:rFonts w:ascii="Arial" w:cs="Arial" w:eastAsia="Arial" w:hAnsi="Arial"/>
+          <w:color w:val="666666"/>
+          <w:sz w:val="14"/>
+          <w:szCs w:val="14"/>
+        </w:rPr>
+        <w:t xml:space="preserve">© 2026 SeaVuria and ARES. Aligned with KICD objectives. Developed by SeaVuria; technical implementation by ARES (with AI assistance from Claude). Licensed under </w:t>
+      </w:r>
+      <w:hyperlink w:history="1" r:id="rIdnrvovkxodhhutg4voykyj">
+        <w:r>
+          <w:rPr>
+            <w:rFonts w:ascii="Arial" w:cs="Arial" w:eastAsia="Arial" w:hAnsi="Arial"/>
+            <w:color w:val="1F6B75"/>
+            <w:sz w:val="14"/>
+            <w:szCs w:val="14"/>
+            <w:u w:val="single" w:color="1F6B75"/>
+          </w:rPr>
+          <w:t xml:space="preserve">CC BY-NC 4.0</w:t>
+        </w:r>
+      </w:hyperlink>
+      <w:r>
+        <w:rPr>
+          <w:rFonts w:ascii="Arial" w:cs="Arial" w:eastAsia="Arial" w:hAnsi="Arial"/>
+          <w:color w:val="666666"/>
+          <w:sz w:val="14"/>
+          <w:szCs w:val="14"/>
+        </w:rPr>
+        <w:t xml:space="preserve"> (</w:t>
+      </w:r>
+      <w:hyperlink w:history="1" r:id="rIdksjpp-tbxiipeccyid92t">
+        <w:r>
+          <w:rPr>
+            <w:rFonts w:ascii="Arial" w:cs="Arial" w:eastAsia="Arial" w:hAnsi="Arial"/>
+            <w:color w:val="1F6B75"/>
+            <w:sz w:val="14"/>
+            <w:szCs w:val="14"/>
+            <w:u w:val="single" w:color="1F6B75"/>
+          </w:rPr>
+          <w:t xml:space="preserve">https://creativecommons.org/licenses/by-nc/4.0/</w:t>
+        </w:r>
+      </w:hyperlink>
+      <w:r>
+        <w:rPr>
+          <w:rFonts w:ascii="Arial" w:cs="Arial" w:eastAsia="Arial" w:hAnsi="Arial"/>
+          <w:color w:val="666666"/>
+          <w:sz w:val="14"/>
+          <w:szCs w:val="14"/>
+        </w:rPr>
+        <w:t xml:space="preserve">).</w:t>
+      </w:r>
+    </w:p>
     <w:p>
       <w:r>
         <w:br w:type="page"/>

--- a/data/outputs/v2/Essential_Mathematics/SS2.7_Volume_and_Capacity/Essential_Mathematics_Volume_and_Capacity_CBE_LessonSequence.docx
+++ b/data/outputs/v2/Essential_Mathematics/SS2.7_Volume_and_Capacity/Essential_Mathematics_Volume_and_Capacity_CBE_LessonSequence.docx
@@ -38,6 +38,2022 @@
           <w:szCs w:val="22"/>
         </w:rPr>
         <w:t xml:space="preserve">CBE Phenomenon-Driven Lesson Sequence — Sub-Strand 2.7 (8 Lessons)</w:t>
+      </w:r>
+    </w:p>
+    <w:p>
+      <w:pPr>
+        <w:spacing w:after="120"/>
+      </w:pPr>
+      <w:r>
+        <w:t xml:space="preserve"/>
+      </w:r>
+    </w:p>
+    <w:tbl>
+      <w:tblPr>
+        <w:tblW w:type="dxa" w:w="13680"/>
+        <w:tblBorders>
+          <w:top w:val="single" w:color="AAAAAA" w:sz="4"/>
+          <w:left w:val="single" w:color="AAAAAA" w:sz="4"/>
+          <w:bottom w:val="single" w:color="AAAAAA" w:sz="4"/>
+          <w:right w:val="single" w:color="AAAAAA" w:sz="4"/>
+          <w:insideH w:val="single" w:color="auto" w:sz="4"/>
+          <w:insideV w:val="single" w:color="auto" w:sz="4"/>
+        </w:tblBorders>
+        <w:tblLayout w:type="fixed"/>
+      </w:tblPr>
+      <w:tblGrid>
+        <w:gridCol w:w="3000"/>
+        <w:gridCol w:w="10680"/>
+      </w:tblGrid>
+      <w:tr>
+        <w:tc>
+          <w:tcPr>
+            <w:tcW w:type="dxa" w:w="13680"/>
+            <w:gridSpan w:val="2"/>
+            <w:shd w:fill="1F3864" w:color="auto" w:val="clear"/>
+            <w:tcMar>
+              <w:top w:type="dxa" w:w="60"/>
+              <w:left w:type="dxa" w:w="120"/>
+              <w:bottom w:type="dxa" w:w="60"/>
+              <w:right w:type="dxa" w:w="120"/>
+            </w:tcMar>
+            <w:vAlign w:val="top"/>
+          </w:tcPr>
+          <w:p>
+            <w:pPr>
+              <w:spacing w:after="40" w:before="0"/>
+              <w:jc w:val="center"/>
+            </w:pPr>
+            <w:r>
+              <w:rPr>
+                <w:rFonts w:ascii="Arial" w:cs="Arial" w:eastAsia="Arial" w:hAnsi="Arial"/>
+                <w:b/>
+                <w:bCs/>
+                <w:i w:val="false"/>
+                <w:iCs w:val="false"/>
+                <w:color w:val="FFFFFF"/>
+                <w:sz w:val="22"/>
+                <w:szCs w:val="22"/>
+              </w:rPr>
+              <w:t xml:space="preserve">SUB-STRAND OVERVIEW</w:t>
+            </w:r>
+          </w:p>
+        </w:tc>
+      </w:tr>
+      <w:tr>
+        <w:tc>
+          <w:tcPr>
+            <w:tcW w:type="dxa" w:w="3000"/>
+            <w:shd w:fill="D5E8F0" w:color="auto" w:val="clear"/>
+            <w:tcMar>
+              <w:top w:type="dxa" w:w="60"/>
+              <w:left w:type="dxa" w:w="120"/>
+              <w:bottom w:type="dxa" w:w="60"/>
+              <w:right w:type="dxa" w:w="120"/>
+            </w:tcMar>
+            <w:vAlign w:val="top"/>
+          </w:tcPr>
+          <w:p>
+            <w:pPr>
+              <w:spacing w:after="40" w:before="0"/>
+              <w:jc w:val="left"/>
+            </w:pPr>
+            <w:r>
+              <w:rPr>
+                <w:rFonts w:ascii="Arial" w:cs="Arial" w:eastAsia="Arial" w:hAnsi="Arial"/>
+                <w:b/>
+                <w:bCs/>
+                <w:i w:val="false"/>
+                <w:iCs w:val="false"/>
+                <w:color w:val="000000"/>
+                <w:sz w:val="18"/>
+                <w:szCs w:val="18"/>
+              </w:rPr>
+              <w:t xml:space="preserve">Grade Level</w:t>
+            </w:r>
+          </w:p>
+        </w:tc>
+        <w:tc>
+          <w:tcPr>
+            <w:tcW w:type="dxa" w:w="10680"/>
+            <w:shd w:fill="FFFFFF" w:color="auto" w:val="clear"/>
+            <w:tcMar>
+              <w:top w:type="dxa" w:w="60"/>
+              <w:left w:type="dxa" w:w="120"/>
+              <w:bottom w:type="dxa" w:w="60"/>
+              <w:right w:type="dxa" w:w="120"/>
+            </w:tcMar>
+            <w:vAlign w:val="top"/>
+          </w:tcPr>
+          <w:p>
+            <w:pPr>
+              <w:spacing w:after="40" w:before="0"/>
+              <w:jc w:val="left"/>
+            </w:pPr>
+            <w:r>
+              <w:rPr>
+                <w:rFonts w:ascii="Arial" w:cs="Arial" w:eastAsia="Arial" w:hAnsi="Arial"/>
+                <w:b w:val="false"/>
+                <w:bCs w:val="false"/>
+                <w:i w:val="false"/>
+                <w:iCs w:val="false"/>
+                <w:color w:val="000000"/>
+                <w:sz w:val="18"/>
+                <w:szCs w:val="18"/>
+              </w:rPr>
+              <w:t xml:space="preserve">10</w:t>
+            </w:r>
+          </w:p>
+        </w:tc>
+      </w:tr>
+      <w:tr>
+        <w:tc>
+          <w:tcPr>
+            <w:tcW w:type="dxa" w:w="3000"/>
+            <w:shd w:fill="D5E8F0" w:color="auto" w:val="clear"/>
+            <w:tcMar>
+              <w:top w:type="dxa" w:w="60"/>
+              <w:left w:type="dxa" w:w="120"/>
+              <w:bottom w:type="dxa" w:w="60"/>
+              <w:right w:type="dxa" w:w="120"/>
+            </w:tcMar>
+            <w:vAlign w:val="top"/>
+          </w:tcPr>
+          <w:p>
+            <w:pPr>
+              <w:spacing w:after="40" w:before="0"/>
+              <w:jc w:val="left"/>
+            </w:pPr>
+            <w:r>
+              <w:rPr>
+                <w:rFonts w:ascii="Arial" w:cs="Arial" w:eastAsia="Arial" w:hAnsi="Arial"/>
+                <w:b/>
+                <w:bCs/>
+                <w:i w:val="false"/>
+                <w:iCs w:val="false"/>
+                <w:color w:val="000000"/>
+                <w:sz w:val="18"/>
+                <w:szCs w:val="18"/>
+              </w:rPr>
+              <w:t xml:space="preserve">Subject</w:t>
+            </w:r>
+          </w:p>
+        </w:tc>
+        <w:tc>
+          <w:tcPr>
+            <w:tcW w:type="dxa" w:w="10680"/>
+            <w:shd w:fill="FFFFFF" w:color="auto" w:val="clear"/>
+            <w:tcMar>
+              <w:top w:type="dxa" w:w="60"/>
+              <w:left w:type="dxa" w:w="120"/>
+              <w:bottom w:type="dxa" w:w="60"/>
+              <w:right w:type="dxa" w:w="120"/>
+            </w:tcMar>
+            <w:vAlign w:val="top"/>
+          </w:tcPr>
+          <w:p>
+            <w:pPr>
+              <w:spacing w:after="40" w:before="0"/>
+              <w:jc w:val="left"/>
+            </w:pPr>
+            <w:r>
+              <w:rPr>
+                <w:rFonts w:ascii="Arial" w:cs="Arial" w:eastAsia="Arial" w:hAnsi="Arial"/>
+                <w:b w:val="false"/>
+                <w:bCs w:val="false"/>
+                <w:i w:val="false"/>
+                <w:iCs w:val="false"/>
+                <w:color w:val="000000"/>
+                <w:sz w:val="18"/>
+                <w:szCs w:val="18"/>
+              </w:rPr>
+              <w:t xml:space="preserve">Essential Mathematics</w:t>
+            </w:r>
+          </w:p>
+        </w:tc>
+      </w:tr>
+      <w:tr>
+        <w:tc>
+          <w:tcPr>
+            <w:tcW w:type="dxa" w:w="3000"/>
+            <w:shd w:fill="D5E8F0" w:color="auto" w:val="clear"/>
+            <w:tcMar>
+              <w:top w:type="dxa" w:w="60"/>
+              <w:left w:type="dxa" w:w="120"/>
+              <w:bottom w:type="dxa" w:w="60"/>
+              <w:right w:type="dxa" w:w="120"/>
+            </w:tcMar>
+            <w:vAlign w:val="top"/>
+          </w:tcPr>
+          <w:p>
+            <w:pPr>
+              <w:spacing w:after="40" w:before="0"/>
+              <w:jc w:val="left"/>
+            </w:pPr>
+            <w:r>
+              <w:rPr>
+                <w:rFonts w:ascii="Arial" w:cs="Arial" w:eastAsia="Arial" w:hAnsi="Arial"/>
+                <w:b/>
+                <w:bCs/>
+                <w:i w:val="false"/>
+                <w:iCs w:val="false"/>
+                <w:color w:val="000000"/>
+                <w:sz w:val="18"/>
+                <w:szCs w:val="18"/>
+              </w:rPr>
+              <w:t xml:space="preserve">Strand</w:t>
+            </w:r>
+          </w:p>
+        </w:tc>
+        <w:tc>
+          <w:tcPr>
+            <w:tcW w:type="dxa" w:w="10680"/>
+            <w:shd w:fill="FFFFFF" w:color="auto" w:val="clear"/>
+            <w:tcMar>
+              <w:top w:type="dxa" w:w="60"/>
+              <w:left w:type="dxa" w:w="120"/>
+              <w:bottom w:type="dxa" w:w="60"/>
+              <w:right w:type="dxa" w:w="120"/>
+            </w:tcMar>
+            <w:vAlign w:val="top"/>
+          </w:tcPr>
+          <w:p>
+            <w:pPr>
+              <w:spacing w:after="40" w:before="0"/>
+              <w:jc w:val="left"/>
+            </w:pPr>
+            <w:r>
+              <w:rPr>
+                <w:rFonts w:ascii="Arial" w:cs="Arial" w:eastAsia="Arial" w:hAnsi="Arial"/>
+                <w:b w:val="false"/>
+                <w:bCs w:val="false"/>
+                <w:i w:val="false"/>
+                <w:iCs w:val="false"/>
+                <w:color w:val="000000"/>
+                <w:sz w:val="18"/>
+                <w:szCs w:val="18"/>
+              </w:rPr>
+              <w:t xml:space="preserve">Strand 2.0: Measurements and Geometry</w:t>
+            </w:r>
+          </w:p>
+        </w:tc>
+      </w:tr>
+      <w:tr>
+        <w:tc>
+          <w:tcPr>
+            <w:tcW w:type="dxa" w:w="3000"/>
+            <w:shd w:fill="D5E8F0" w:color="auto" w:val="clear"/>
+            <w:tcMar>
+              <w:top w:type="dxa" w:w="60"/>
+              <w:left w:type="dxa" w:w="120"/>
+              <w:bottom w:type="dxa" w:w="60"/>
+              <w:right w:type="dxa" w:w="120"/>
+            </w:tcMar>
+            <w:vAlign w:val="top"/>
+          </w:tcPr>
+          <w:p>
+            <w:pPr>
+              <w:spacing w:after="40" w:before="0"/>
+              <w:jc w:val="left"/>
+            </w:pPr>
+            <w:r>
+              <w:rPr>
+                <w:rFonts w:ascii="Arial" w:cs="Arial" w:eastAsia="Arial" w:hAnsi="Arial"/>
+                <w:b/>
+                <w:bCs/>
+                <w:i w:val="false"/>
+                <w:iCs w:val="false"/>
+                <w:color w:val="000000"/>
+                <w:sz w:val="18"/>
+                <w:szCs w:val="18"/>
+              </w:rPr>
+              <w:t xml:space="preserve">Sub-Strand</w:t>
+            </w:r>
+          </w:p>
+        </w:tc>
+        <w:tc>
+          <w:tcPr>
+            <w:tcW w:type="dxa" w:w="10680"/>
+            <w:shd w:fill="FFFFFF" w:color="auto" w:val="clear"/>
+            <w:tcMar>
+              <w:top w:type="dxa" w:w="60"/>
+              <w:left w:type="dxa" w:w="120"/>
+              <w:bottom w:type="dxa" w:w="60"/>
+              <w:right w:type="dxa" w:w="120"/>
+            </w:tcMar>
+            <w:vAlign w:val="top"/>
+          </w:tcPr>
+          <w:p>
+            <w:pPr>
+              <w:spacing w:after="40" w:before="0"/>
+              <w:jc w:val="left"/>
+            </w:pPr>
+            <w:r>
+              <w:rPr>
+                <w:rFonts w:ascii="Arial" w:cs="Arial" w:eastAsia="Arial" w:hAnsi="Arial"/>
+                <w:b w:val="false"/>
+                <w:bCs w:val="false"/>
+                <w:i w:val="false"/>
+                <w:iCs w:val="false"/>
+                <w:color w:val="000000"/>
+                <w:sz w:val="18"/>
+                <w:szCs w:val="18"/>
+              </w:rPr>
+              <w:t xml:space="preserve">Sub-Strand 2.7: Volume and Capacity</w:t>
+            </w:r>
+          </w:p>
+        </w:tc>
+      </w:tr>
+      <w:tr>
+        <w:tc>
+          <w:tcPr>
+            <w:tcW w:type="dxa" w:w="3000"/>
+            <w:shd w:fill="D5E8F0" w:color="auto" w:val="clear"/>
+            <w:tcMar>
+              <w:top w:type="dxa" w:w="60"/>
+              <w:left w:type="dxa" w:w="120"/>
+              <w:bottom w:type="dxa" w:w="60"/>
+              <w:right w:type="dxa" w:w="120"/>
+            </w:tcMar>
+            <w:vAlign w:val="top"/>
+          </w:tcPr>
+          <w:p>
+            <w:pPr>
+              <w:spacing w:after="40" w:before="0"/>
+              <w:jc w:val="left"/>
+            </w:pPr>
+            <w:r>
+              <w:rPr>
+                <w:rFonts w:ascii="Arial" w:cs="Arial" w:eastAsia="Arial" w:hAnsi="Arial"/>
+                <w:b/>
+                <w:bCs/>
+                <w:i w:val="false"/>
+                <w:iCs w:val="false"/>
+                <w:color w:val="000000"/>
+                <w:sz w:val="18"/>
+                <w:szCs w:val="18"/>
+              </w:rPr>
+              <w:t xml:space="preserve">Total Duration</w:t>
+            </w:r>
+          </w:p>
+        </w:tc>
+        <w:tc>
+          <w:tcPr>
+            <w:tcW w:type="dxa" w:w="10680"/>
+            <w:shd w:fill="FFFFFF" w:color="auto" w:val="clear"/>
+            <w:tcMar>
+              <w:top w:type="dxa" w:w="60"/>
+              <w:left w:type="dxa" w:w="120"/>
+              <w:bottom w:type="dxa" w:w="60"/>
+              <w:right w:type="dxa" w:w="120"/>
+            </w:tcMar>
+            <w:vAlign w:val="top"/>
+          </w:tcPr>
+          <w:p>
+            <w:pPr>
+              <w:spacing w:after="40" w:before="0"/>
+              <w:jc w:val="left"/>
+            </w:pPr>
+            <w:r>
+              <w:rPr>
+                <w:rFonts w:ascii="Arial" w:cs="Arial" w:eastAsia="Arial" w:hAnsi="Arial"/>
+                <w:b w:val="false"/>
+                <w:bCs w:val="false"/>
+                <w:i w:val="false"/>
+                <w:iCs w:val="false"/>
+                <w:color w:val="000000"/>
+                <w:sz w:val="18"/>
+                <w:szCs w:val="18"/>
+              </w:rPr>
+              <w:t xml:space="preserve">8 lessons × 40 minutes = 320 minutes total</w:t>
+            </w:r>
+          </w:p>
+        </w:tc>
+      </w:tr>
+      <w:tr>
+        <w:tc>
+          <w:tcPr>
+            <w:tcW w:type="dxa" w:w="3000"/>
+            <w:shd w:fill="D5E8F0" w:color="auto" w:val="clear"/>
+            <w:tcMar>
+              <w:top w:type="dxa" w:w="60"/>
+              <w:left w:type="dxa" w:w="120"/>
+              <w:bottom w:type="dxa" w:w="60"/>
+              <w:right w:type="dxa" w:w="120"/>
+            </w:tcMar>
+            <w:vAlign w:val="top"/>
+          </w:tcPr>
+          <w:p>
+            <w:pPr>
+              <w:spacing w:after="40" w:before="0"/>
+              <w:jc w:val="left"/>
+            </w:pPr>
+            <w:r>
+              <w:rPr>
+                <w:rFonts w:ascii="Arial" w:cs="Arial" w:eastAsia="Arial" w:hAnsi="Arial"/>
+                <w:b/>
+                <w:bCs/>
+                <w:i w:val="false"/>
+                <w:iCs w:val="false"/>
+                <w:color w:val="000000"/>
+                <w:sz w:val="18"/>
+                <w:szCs w:val="18"/>
+              </w:rPr>
+              <w:t xml:space="preserve">Sub-Strand Content</w:t>
+            </w:r>
+          </w:p>
+        </w:tc>
+        <w:tc>
+          <w:tcPr>
+            <w:tcW w:type="dxa" w:w="10680"/>
+            <w:shd w:fill="FFFFFF" w:color="auto" w:val="clear"/>
+            <w:tcMar>
+              <w:top w:type="dxa" w:w="60"/>
+              <w:left w:type="dxa" w:w="120"/>
+              <w:bottom w:type="dxa" w:w="60"/>
+              <w:right w:type="dxa" w:w="120"/>
+            </w:tcMar>
+            <w:vAlign w:val="top"/>
+          </w:tcPr>
+          <w:p>
+            <w:pPr>
+              <w:spacing w:after="30" w:before="0"/>
+              <w:ind w:left="360" w:hanging="180"/>
+              <w:jc w:val="left"/>
+            </w:pPr>
+            <w:r>
+              <w:rPr>
+                <w:rFonts w:ascii="Arial" w:cs="Arial" w:eastAsia="Arial" w:hAnsi="Arial"/>
+                <w:b w:val="false"/>
+                <w:bCs w:val="false"/>
+                <w:i w:val="false"/>
+                <w:iCs w:val="false"/>
+                <w:color w:val="000000"/>
+                <w:sz w:val="18"/>
+                <w:szCs w:val="18"/>
+              </w:rPr>
+              <w:t xml:space="preserve">–  Volume and capacity of cones: deriving and applying the formula V = ⅓πr²h; relating to the volume of a cylinder of equal base and height</w:t>
+            </w:r>
+          </w:p>
+          <w:p>
+            <w:pPr>
+              <w:spacing w:after="30" w:before="0"/>
+              <w:ind w:left="360" w:hanging="180"/>
+              <w:jc w:val="left"/>
+            </w:pPr>
+            <w:r>
+              <w:rPr>
+                <w:rFonts w:ascii="Arial" w:cs="Arial" w:eastAsia="Arial" w:hAnsi="Arial"/>
+                <w:b w:val="false"/>
+                <w:bCs w:val="false"/>
+                <w:i w:val="false"/>
+                <w:iCs w:val="false"/>
+                <w:color w:val="000000"/>
+                <w:sz w:val="18"/>
+                <w:szCs w:val="18"/>
+              </w:rPr>
+              <w:t xml:space="preserve">–  Volume and capacity of pyramids (square and rectangular base): deriving and applying V = ⅓ × base area × height</w:t>
+            </w:r>
+          </w:p>
+          <w:p>
+            <w:pPr>
+              <w:spacing w:after="30" w:before="0"/>
+              <w:ind w:left="360" w:hanging="180"/>
+              <w:jc w:val="left"/>
+            </w:pPr>
+            <w:r>
+              <w:rPr>
+                <w:rFonts w:ascii="Arial" w:cs="Arial" w:eastAsia="Arial" w:hAnsi="Arial"/>
+                <w:b w:val="false"/>
+                <w:bCs w:val="false"/>
+                <w:i w:val="false"/>
+                <w:iCs w:val="false"/>
+                <w:color w:val="000000"/>
+                <w:sz w:val="18"/>
+                <w:szCs w:val="18"/>
+              </w:rPr>
+              <w:t xml:space="preserve">–  Volume and capacity of frustums of cones: applying V = ⅓πh(R² + Rr + r²) using dimensions of the original cone and the removed top cone</w:t>
+            </w:r>
+          </w:p>
+          <w:p>
+            <w:pPr>
+              <w:spacing w:after="30" w:before="0"/>
+              <w:ind w:left="360" w:hanging="180"/>
+              <w:jc w:val="left"/>
+            </w:pPr>
+            <w:r>
+              <w:rPr>
+                <w:rFonts w:ascii="Arial" w:cs="Arial" w:eastAsia="Arial" w:hAnsi="Arial"/>
+                <w:b w:val="false"/>
+                <w:bCs w:val="false"/>
+                <w:i w:val="false"/>
+                <w:iCs w:val="false"/>
+                <w:color w:val="000000"/>
+                <w:sz w:val="18"/>
+                <w:szCs w:val="18"/>
+              </w:rPr>
+              <w:t xml:space="preserve">–  Volume and capacity of frustums of pyramids: applying V = ⅓h(A₁ + A₂ + √(A₁A₂)) for square and rectangular bases</w:t>
+            </w:r>
+          </w:p>
+          <w:p>
+            <w:pPr>
+              <w:spacing w:after="30" w:before="0"/>
+              <w:ind w:left="360" w:hanging="180"/>
+              <w:jc w:val="left"/>
+            </w:pPr>
+            <w:r>
+              <w:rPr>
+                <w:rFonts w:ascii="Arial" w:cs="Arial" w:eastAsia="Arial" w:hAnsi="Arial"/>
+                <w:b w:val="false"/>
+                <w:bCs w:val="false"/>
+                <w:i w:val="false"/>
+                <w:iCs w:val="false"/>
+                <w:color w:val="000000"/>
+                <w:sz w:val="18"/>
+                <w:szCs w:val="18"/>
+              </w:rPr>
+              <w:t xml:space="preserve">–  Relationship between volume units and capacity units (cm³ ↔ mL, m³ ↔ L; 1 L = 1 000 cm³)</w:t>
+            </w:r>
+          </w:p>
+          <w:p>
+            <w:pPr>
+              <w:spacing w:after="30" w:before="0"/>
+              <w:ind w:left="360" w:hanging="180"/>
+              <w:jc w:val="left"/>
+            </w:pPr>
+            <w:r>
+              <w:rPr>
+                <w:rFonts w:ascii="Arial" w:cs="Arial" w:eastAsia="Arial" w:hAnsi="Arial"/>
+                <w:b w:val="false"/>
+                <w:bCs w:val="false"/>
+                <w:i w:val="false"/>
+                <w:iCs w:val="false"/>
+                <w:color w:val="000000"/>
+                <w:sz w:val="18"/>
+                <w:szCs w:val="18"/>
+              </w:rPr>
+              <w:t xml:space="preserve">–  Reading and interpreting measurements of real containers (buckets, grain stores, water tanks, cooking pots) shaped as cones, pyramids and frustums</w:t>
+            </w:r>
+          </w:p>
+          <w:p>
+            <w:pPr>
+              <w:spacing w:after="30" w:before="0"/>
+              <w:ind w:left="360" w:hanging="180"/>
+              <w:jc w:val="left"/>
+            </w:pPr>
+            <w:r>
+              <w:rPr>
+                <w:rFonts w:ascii="Arial" w:cs="Arial" w:eastAsia="Arial" w:hAnsi="Arial"/>
+                <w:b w:val="false"/>
+                <w:bCs w:val="false"/>
+                <w:i w:val="false"/>
+                <w:iCs w:val="false"/>
+                <w:color w:val="000000"/>
+                <w:sz w:val="18"/>
+                <w:szCs w:val="18"/>
+              </w:rPr>
+              <w:t xml:space="preserve">–  Selecting and applying appropriate formulae to solve real-life volume and capacity problems</w:t>
+            </w:r>
+          </w:p>
+          <w:p>
+            <w:pPr>
+              <w:spacing w:after="30" w:before="0"/>
+              <w:ind w:left="360" w:hanging="180"/>
+              <w:jc w:val="left"/>
+            </w:pPr>
+            <w:r>
+              <w:rPr>
+                <w:rFonts w:ascii="Arial" w:cs="Arial" w:eastAsia="Arial" w:hAnsi="Arial"/>
+                <w:b w:val="false"/>
+                <w:bCs w:val="false"/>
+                <w:i w:val="false"/>
+                <w:iCs w:val="false"/>
+                <w:color w:val="000000"/>
+                <w:sz w:val="18"/>
+                <w:szCs w:val="18"/>
+              </w:rPr>
+              <w:t xml:space="preserve">–  Project: making and measuring model containers shaped as frustums, pyramids and cones from locally available materials</w:t>
+            </w:r>
+          </w:p>
+        </w:tc>
+      </w:tr>
+      <w:tr>
+        <w:tc>
+          <w:tcPr>
+            <w:tcW w:type="dxa" w:w="3000"/>
+            <w:shd w:fill="D5E8F0" w:color="auto" w:val="clear"/>
+            <w:tcMar>
+              <w:top w:type="dxa" w:w="60"/>
+              <w:left w:type="dxa" w:w="120"/>
+              <w:bottom w:type="dxa" w:w="60"/>
+              <w:right w:type="dxa" w:w="120"/>
+            </w:tcMar>
+            <w:vAlign w:val="top"/>
+          </w:tcPr>
+          <w:p>
+            <w:pPr>
+              <w:spacing w:after="40" w:before="0"/>
+              <w:jc w:val="left"/>
+            </w:pPr>
+            <w:r>
+              <w:rPr>
+                <w:rFonts w:ascii="Arial" w:cs="Arial" w:eastAsia="Arial" w:hAnsi="Arial"/>
+                <w:b/>
+                <w:bCs/>
+                <w:i w:val="false"/>
+                <w:iCs w:val="false"/>
+                <w:color w:val="000000"/>
+                <w:sz w:val="18"/>
+                <w:szCs w:val="18"/>
+              </w:rPr>
+              <w:t xml:space="preserve">Learning Outcomes</w:t>
+            </w:r>
+          </w:p>
+        </w:tc>
+        <w:tc>
+          <w:tcPr>
+            <w:tcW w:type="dxa" w:w="10680"/>
+            <w:shd w:fill="FFFFFF" w:color="auto" w:val="clear"/>
+            <w:tcMar>
+              <w:top w:type="dxa" w:w="60"/>
+              <w:left w:type="dxa" w:w="120"/>
+              <w:bottom w:type="dxa" w:w="60"/>
+              <w:right w:type="dxa" w:w="120"/>
+            </w:tcMar>
+            <w:vAlign w:val="top"/>
+          </w:tcPr>
+          <w:p>
+            <w:pPr>
+              <w:spacing w:after="40" w:before="0"/>
+              <w:jc w:val="left"/>
+            </w:pPr>
+            <w:r>
+              <w:rPr>
+                <w:rFonts w:ascii="Arial" w:cs="Arial" w:eastAsia="Arial" w:hAnsi="Arial"/>
+                <w:b w:val="false"/>
+                <w:bCs w:val="false"/>
+                <w:i w:val="false"/>
+                <w:iCs w:val="false"/>
+                <w:color w:val="000000"/>
+                <w:sz w:val="18"/>
+                <w:szCs w:val="18"/>
+              </w:rPr>
+              <w:t xml:space="preserve">By the end of the sub-strand, the learner should be able to:</w:t>
+            </w:r>
+          </w:p>
+          <w:p>
+            <w:pPr>
+              <w:spacing w:after="40" w:before="0"/>
+              <w:jc w:val="left"/>
+            </w:pPr>
+            <w:r>
+              <w:rPr>
+                <w:rFonts w:ascii="Arial" w:cs="Arial" w:eastAsia="Arial" w:hAnsi="Arial"/>
+                <w:b w:val="false"/>
+                <w:bCs w:val="false"/>
+                <w:i w:val="false"/>
+                <w:iCs w:val="false"/>
+                <w:color w:val="000000"/>
+                <w:sz w:val="18"/>
+                <w:szCs w:val="18"/>
+              </w:rPr>
+              <w:t xml:space="preserve">a) determine the volume and capacity of cones and pyramids,</w:t>
+            </w:r>
+          </w:p>
+          <w:p>
+            <w:pPr>
+              <w:spacing w:after="40" w:before="0"/>
+              <w:jc w:val="left"/>
+            </w:pPr>
+            <w:r>
+              <w:rPr>
+                <w:rFonts w:ascii="Arial" w:cs="Arial" w:eastAsia="Arial" w:hAnsi="Arial"/>
+                <w:b w:val="false"/>
+                <w:bCs w:val="false"/>
+                <w:i w:val="false"/>
+                <w:iCs w:val="false"/>
+                <w:color w:val="000000"/>
+                <w:sz w:val="18"/>
+                <w:szCs w:val="18"/>
+              </w:rPr>
+              <w:t xml:space="preserve">b) compute volume and capacity of a frustum of a cone,</w:t>
+            </w:r>
+          </w:p>
+          <w:p>
+            <w:pPr>
+              <w:spacing w:after="40" w:before="0"/>
+              <w:jc w:val="left"/>
+            </w:pPr>
+            <w:r>
+              <w:rPr>
+                <w:rFonts w:ascii="Arial" w:cs="Arial" w:eastAsia="Arial" w:hAnsi="Arial"/>
+                <w:b w:val="false"/>
+                <w:bCs w:val="false"/>
+                <w:i w:val="false"/>
+                <w:iCs w:val="false"/>
+                <w:color w:val="000000"/>
+                <w:sz w:val="18"/>
+                <w:szCs w:val="18"/>
+              </w:rPr>
+              <w:t xml:space="preserve">c) calculate the volume and capacity of a frustum of a pyramid,</w:t>
+            </w:r>
+          </w:p>
+          <w:p>
+            <w:pPr>
+              <w:spacing w:after="40" w:before="0"/>
+              <w:jc w:val="left"/>
+            </w:pPr>
+            <w:r>
+              <w:rPr>
+                <w:rFonts w:ascii="Arial" w:cs="Arial" w:eastAsia="Arial" w:hAnsi="Arial"/>
+                <w:b w:val="false"/>
+                <w:bCs w:val="false"/>
+                <w:i w:val="false"/>
+                <w:iCs w:val="false"/>
+                <w:color w:val="000000"/>
+                <w:sz w:val="18"/>
+                <w:szCs w:val="18"/>
+              </w:rPr>
+              <w:t xml:space="preserve">d) apply volume and capacity in real-life situations,</w:t>
+            </w:r>
+          </w:p>
+          <w:p>
+            <w:pPr>
+              <w:spacing w:after="40" w:before="0"/>
+              <w:jc w:val="left"/>
+            </w:pPr>
+            <w:r>
+              <w:rPr>
+                <w:rFonts w:ascii="Arial" w:cs="Arial" w:eastAsia="Arial" w:hAnsi="Arial"/>
+                <w:b w:val="false"/>
+                <w:bCs w:val="false"/>
+                <w:i w:val="false"/>
+                <w:iCs w:val="false"/>
+                <w:color w:val="000000"/>
+                <w:sz w:val="18"/>
+                <w:szCs w:val="18"/>
+              </w:rPr>
+              <w:t xml:space="preserve">e) appreciate volumes and capacities in real life situations.</w:t>
+            </w:r>
+          </w:p>
+        </w:tc>
+      </w:tr>
+      <w:tr>
+        <w:tc>
+          <w:tcPr>
+            <w:tcW w:type="dxa" w:w="3000"/>
+            <w:shd w:fill="D5E8F0" w:color="auto" w:val="clear"/>
+            <w:tcMar>
+              <w:top w:type="dxa" w:w="60"/>
+              <w:left w:type="dxa" w:w="120"/>
+              <w:bottom w:type="dxa" w:w="60"/>
+              <w:right w:type="dxa" w:w="120"/>
+            </w:tcMar>
+            <w:vAlign w:val="top"/>
+          </w:tcPr>
+          <w:p>
+            <w:pPr>
+              <w:spacing w:after="40" w:before="0"/>
+              <w:jc w:val="left"/>
+            </w:pPr>
+            <w:r>
+              <w:rPr>
+                <w:rFonts w:ascii="Arial" w:cs="Arial" w:eastAsia="Arial" w:hAnsi="Arial"/>
+                <w:b/>
+                <w:bCs/>
+                <w:i w:val="false"/>
+                <w:iCs w:val="false"/>
+                <w:color w:val="000000"/>
+                <w:sz w:val="18"/>
+                <w:szCs w:val="18"/>
+              </w:rPr>
+              <w:t xml:space="preserve">Core Competencies</w:t>
+            </w:r>
+          </w:p>
+        </w:tc>
+        <w:tc>
+          <w:tcPr>
+            <w:tcW w:type="dxa" w:w="10680"/>
+            <w:shd w:fill="FFFFFF" w:color="auto" w:val="clear"/>
+            <w:tcMar>
+              <w:top w:type="dxa" w:w="60"/>
+              <w:left w:type="dxa" w:w="120"/>
+              <w:bottom w:type="dxa" w:w="60"/>
+              <w:right w:type="dxa" w:w="120"/>
+            </w:tcMar>
+            <w:vAlign w:val="top"/>
+          </w:tcPr>
+          <w:p>
+            <w:pPr>
+              <w:spacing w:after="30" w:before="0"/>
+              <w:ind w:left="360" w:hanging="180"/>
+              <w:jc w:val="left"/>
+            </w:pPr>
+            <w:r>
+              <w:rPr>
+                <w:rFonts w:ascii="Arial" w:cs="Arial" w:eastAsia="Arial" w:hAnsi="Arial"/>
+                <w:b w:val="false"/>
+                <w:bCs w:val="false"/>
+                <w:i w:val="false"/>
+                <w:iCs w:val="false"/>
+                <w:color w:val="000000"/>
+                <w:sz w:val="18"/>
+                <w:szCs w:val="18"/>
+              </w:rPr>
+              <w:t xml:space="preserve">–  Critical Thinking and Problem Solving: the learner acquires open-mindedness and creativity skills when discussing with peers and working out the volume and capacity of containers shaped as cones, pyramids and frustums; learners must choose and justify the correct formula for each shape encountered.</w:t>
+            </w:r>
+          </w:p>
+          <w:p>
+            <w:pPr>
+              <w:spacing w:after="30" w:before="0"/>
+              <w:ind w:left="360" w:hanging="180"/>
+              <w:jc w:val="left"/>
+            </w:pPr>
+            <w:r>
+              <w:rPr>
+                <w:rFonts w:ascii="Arial" w:cs="Arial" w:eastAsia="Arial" w:hAnsi="Arial"/>
+                <w:b w:val="false"/>
+                <w:bCs w:val="false"/>
+                <w:i w:val="false"/>
+                <w:iCs w:val="false"/>
+                <w:color w:val="000000"/>
+                <w:sz w:val="18"/>
+                <w:szCs w:val="18"/>
+              </w:rPr>
+              <w:t xml:space="preserve">–  Creativity and Imagination: the learner develops connection and networking skills when deriving the volume of frustums by subtracting a smaller cone or pyramid from a larger one, and when constructing physical models of these solids from locally available materials such as cardboard, old packaging and clay.</w:t>
+            </w:r>
+          </w:p>
+        </w:tc>
+      </w:tr>
+      <w:tr>
+        <w:tc>
+          <w:tcPr>
+            <w:tcW w:type="dxa" w:w="3000"/>
+            <w:shd w:fill="E2EFDA" w:color="auto" w:val="clear"/>
+            <w:tcMar>
+              <w:top w:type="dxa" w:w="60"/>
+              <w:left w:type="dxa" w:w="120"/>
+              <w:bottom w:type="dxa" w:w="60"/>
+              <w:right w:type="dxa" w:w="120"/>
+            </w:tcMar>
+            <w:vAlign w:val="top"/>
+          </w:tcPr>
+          <w:p>
+            <w:pPr>
+              <w:spacing w:after="40" w:before="0"/>
+              <w:jc w:val="left"/>
+            </w:pPr>
+            <w:r>
+              <w:rPr>
+                <w:rFonts w:ascii="Arial" w:cs="Arial" w:eastAsia="Arial" w:hAnsi="Arial"/>
+                <w:b/>
+                <w:bCs/>
+                <w:i w:val="false"/>
+                <w:iCs w:val="false"/>
+                <w:color w:val="000000"/>
+                <w:sz w:val="18"/>
+                <w:szCs w:val="18"/>
+              </w:rPr>
+              <w:t xml:space="preserve">Core Values</w:t>
+            </w:r>
+          </w:p>
+        </w:tc>
+        <w:tc>
+          <w:tcPr>
+            <w:tcW w:type="dxa" w:w="10680"/>
+            <w:shd w:fill="FFFFFF" w:color="auto" w:val="clear"/>
+            <w:tcMar>
+              <w:top w:type="dxa" w:w="60"/>
+              <w:left w:type="dxa" w:w="120"/>
+              <w:bottom w:type="dxa" w:w="60"/>
+              <w:right w:type="dxa" w:w="120"/>
+            </w:tcMar>
+            <w:vAlign w:val="top"/>
+          </w:tcPr>
+          <w:p>
+            <w:pPr>
+              <w:spacing w:after="30" w:before="0"/>
+              <w:ind w:left="360" w:hanging="180"/>
+              <w:jc w:val="left"/>
+            </w:pPr>
+            <w:r>
+              <w:rPr>
+                <w:rFonts w:ascii="Arial" w:cs="Arial" w:eastAsia="Arial" w:hAnsi="Arial"/>
+                <w:b w:val="false"/>
+                <w:bCs w:val="false"/>
+                <w:i w:val="false"/>
+                <w:iCs w:val="false"/>
+                <w:color w:val="000000"/>
+                <w:sz w:val="18"/>
+                <w:szCs w:val="18"/>
+              </w:rPr>
+              <w:t xml:space="preserve">–  Unity: the learner displays tolerance of different opinions while working with peers when constructing models of frustums as learning resources, sharing materials equitably and dividing tasks fairly within the group.</w:t>
+            </w:r>
+          </w:p>
+          <w:p>
+            <w:pPr>
+              <w:spacing w:after="30" w:before="0"/>
+              <w:ind w:left="360" w:hanging="180"/>
+              <w:jc w:val="left"/>
+            </w:pPr>
+            <w:r>
+              <w:rPr>
+                <w:rFonts w:ascii="Arial" w:cs="Arial" w:eastAsia="Arial" w:hAnsi="Arial"/>
+                <w:b w:val="false"/>
+                <w:bCs w:val="false"/>
+                <w:i w:val="false"/>
+                <w:iCs w:val="false"/>
+                <w:color w:val="000000"/>
+                <w:sz w:val="18"/>
+                <w:szCs w:val="18"/>
+              </w:rPr>
+              <w:t xml:space="preserve">–  Respect: the learner listens to others' opinions while discussing appropriate formulae for working out volume and capacity of containers, and acknowledges contributions of group members during presentations.</w:t>
+            </w:r>
+          </w:p>
+        </w:tc>
+      </w:tr>
+      <w:tr>
+        <w:tc>
+          <w:tcPr>
+            <w:tcW w:type="dxa" w:w="3000"/>
+            <w:shd w:fill="D5E8F0" w:color="auto" w:val="clear"/>
+            <w:tcMar>
+              <w:top w:type="dxa" w:w="60"/>
+              <w:left w:type="dxa" w:w="120"/>
+              <w:bottom w:type="dxa" w:w="60"/>
+              <w:right w:type="dxa" w:w="120"/>
+            </w:tcMar>
+            <w:vAlign w:val="top"/>
+          </w:tcPr>
+          <w:p>
+            <w:pPr>
+              <w:spacing w:after="40" w:before="0"/>
+              <w:jc w:val="left"/>
+            </w:pPr>
+            <w:r>
+              <w:rPr>
+                <w:rFonts w:ascii="Arial" w:cs="Arial" w:eastAsia="Arial" w:hAnsi="Arial"/>
+                <w:b/>
+                <w:bCs/>
+                <w:i w:val="false"/>
+                <w:iCs w:val="false"/>
+                <w:color w:val="000000"/>
+                <w:sz w:val="18"/>
+                <w:szCs w:val="18"/>
+              </w:rPr>
+              <w:t xml:space="preserve">Science &amp; Engineering Practices</w:t>
+            </w:r>
+          </w:p>
+        </w:tc>
+        <w:tc>
+          <w:tcPr>
+            <w:tcW w:type="dxa" w:w="10680"/>
+            <w:shd w:fill="FFFFFF" w:color="auto" w:val="clear"/>
+            <w:tcMar>
+              <w:top w:type="dxa" w:w="60"/>
+              <w:left w:type="dxa" w:w="120"/>
+              <w:bottom w:type="dxa" w:w="60"/>
+              <w:right w:type="dxa" w:w="120"/>
+            </w:tcMar>
+            <w:vAlign w:val="top"/>
+          </w:tcPr>
+          <w:p>
+            <w:pPr>
+              <w:spacing w:after="30" w:before="0"/>
+              <w:ind w:left="360" w:hanging="180"/>
+              <w:jc w:val="left"/>
+            </w:pPr>
+            <w:r>
+              <w:rPr>
+                <w:rFonts w:ascii="Arial" w:cs="Arial" w:eastAsia="Arial" w:hAnsi="Arial"/>
+                <w:b w:val="false"/>
+                <w:bCs w:val="false"/>
+                <w:i w:val="false"/>
+                <w:iCs w:val="false"/>
+                <w:color w:val="000000"/>
+                <w:sz w:val="18"/>
+                <w:szCs w:val="18"/>
+              </w:rPr>
+              <w:t xml:space="preserve">–  Asking Questions and Defining Problems: learners pose questions about why different containers (buckets, grain stores, water tanks) hold different amounts even when they look similar in height, initiating the mathematical investigation of volume and capacity.</w:t>
+            </w:r>
+          </w:p>
+          <w:p>
+            <w:pPr>
+              <w:spacing w:after="30" w:before="0"/>
+              <w:ind w:left="360" w:hanging="180"/>
+              <w:jc w:val="left"/>
+            </w:pPr>
+            <w:r>
+              <w:rPr>
+                <w:rFonts w:ascii="Arial" w:cs="Arial" w:eastAsia="Arial" w:hAnsi="Arial"/>
+                <w:b w:val="false"/>
+                <w:bCs w:val="false"/>
+                <w:i w:val="false"/>
+                <w:iCs w:val="false"/>
+                <w:color w:val="000000"/>
+                <w:sz w:val="18"/>
+                <w:szCs w:val="18"/>
+              </w:rPr>
+              <w:t xml:space="preserve">–  Developing and Using Models: learners build physical models of cones, pyramids and frustums to visualise the relationship between a frustum and its parent solid, then use mathematical formulae as abstract models to predict capacity.</w:t>
+            </w:r>
+          </w:p>
+          <w:p>
+            <w:pPr>
+              <w:spacing w:after="30" w:before="0"/>
+              <w:ind w:left="360" w:hanging="180"/>
+              <w:jc w:val="left"/>
+            </w:pPr>
+            <w:r>
+              <w:rPr>
+                <w:rFonts w:ascii="Arial" w:cs="Arial" w:eastAsia="Arial" w:hAnsi="Arial"/>
+                <w:b w:val="false"/>
+                <w:bCs w:val="false"/>
+                <w:i w:val="false"/>
+                <w:iCs w:val="false"/>
+                <w:color w:val="000000"/>
+                <w:sz w:val="18"/>
+                <w:szCs w:val="18"/>
+              </w:rPr>
+              <w:t xml:space="preserve">–  Using Mathematics and Computational Thinking: learners select and apply the appropriate volume formula, substitute measured dimensions, and convert between volume units (cm³, m³) and capacity units (mL, L) to solve real-life container problems.</w:t>
+            </w:r>
+          </w:p>
+          <w:p>
+            <w:pPr>
+              <w:spacing w:after="30" w:before="0"/>
+              <w:ind w:left="360" w:hanging="180"/>
+              <w:jc w:val="left"/>
+            </w:pPr>
+            <w:r>
+              <w:rPr>
+                <w:rFonts w:ascii="Arial" w:cs="Arial" w:eastAsia="Arial" w:hAnsi="Arial"/>
+                <w:b w:val="false"/>
+                <w:bCs w:val="false"/>
+                <w:i w:val="false"/>
+                <w:iCs w:val="false"/>
+                <w:color w:val="000000"/>
+                <w:sz w:val="18"/>
+                <w:szCs w:val="18"/>
+              </w:rPr>
+              <w:t xml:space="preserve">–  Constructing Explanations: learners explain why V(frustum) = V(large cone) − V(small cone) by referencing their physical models and measurements, justifying each step of their working.</w:t>
+            </w:r>
+          </w:p>
+        </w:tc>
+      </w:tr>
+      <w:tr>
+        <w:tc>
+          <w:tcPr>
+            <w:tcW w:type="dxa" w:w="3000"/>
+            <w:shd w:fill="FCE4D6" w:color="auto" w:val="clear"/>
+            <w:tcMar>
+              <w:top w:type="dxa" w:w="60"/>
+              <w:left w:type="dxa" w:w="120"/>
+              <w:bottom w:type="dxa" w:w="60"/>
+              <w:right w:type="dxa" w:w="120"/>
+            </w:tcMar>
+            <w:vAlign w:val="top"/>
+          </w:tcPr>
+          <w:p>
+            <w:pPr>
+              <w:spacing w:after="40" w:before="0"/>
+              <w:jc w:val="left"/>
+            </w:pPr>
+            <w:r>
+              <w:rPr>
+                <w:rFonts w:ascii="Arial" w:cs="Arial" w:eastAsia="Arial" w:hAnsi="Arial"/>
+                <w:b/>
+                <w:bCs/>
+                <w:i w:val="false"/>
+                <w:iCs w:val="false"/>
+                <w:color w:val="000000"/>
+                <w:sz w:val="18"/>
+                <w:szCs w:val="18"/>
+              </w:rPr>
+              <w:t xml:space="preserve">Pertinent &amp; Contemporary Issues (PCIs)</w:t>
+            </w:r>
+          </w:p>
+        </w:tc>
+        <w:tc>
+          <w:tcPr>
+            <w:tcW w:type="dxa" w:w="10680"/>
+            <w:shd w:fill="FFFFFF" w:color="auto" w:val="clear"/>
+            <w:tcMar>
+              <w:top w:type="dxa" w:w="60"/>
+              <w:left w:type="dxa" w:w="120"/>
+              <w:bottom w:type="dxa" w:w="60"/>
+              <w:right w:type="dxa" w:w="120"/>
+            </w:tcMar>
+            <w:vAlign w:val="top"/>
+          </w:tcPr>
+          <w:p>
+            <w:pPr>
+              <w:spacing w:after="30" w:before="0"/>
+              <w:ind w:left="360" w:hanging="180"/>
+              <w:jc w:val="left"/>
+            </w:pPr>
+            <w:r>
+              <w:rPr>
+                <w:rFonts w:ascii="Arial" w:cs="Arial" w:eastAsia="Arial" w:hAnsi="Arial"/>
+                <w:b w:val="false"/>
+                <w:bCs w:val="false"/>
+                <w:i w:val="false"/>
+                <w:iCs w:val="false"/>
+                <w:color w:val="000000"/>
+                <w:sz w:val="18"/>
+                <w:szCs w:val="18"/>
+              </w:rPr>
+              <w:t xml:space="preserve">–  Environment and Technology: the learner uses appropriate containers from the local environment — such as plastic buckets used for carrying water from the borehole, metal grain-storage bins common in Rift Valley farms, and cooking pots used for ugali — to work out the capacity of cones, pyramids and their frustums, promoting environmental awareness and resourcefulness.</w:t>
+            </w:r>
+          </w:p>
+          <w:p>
+            <w:pPr>
+              <w:spacing w:after="30" w:before="0"/>
+              <w:ind w:left="360" w:hanging="180"/>
+              <w:jc w:val="left"/>
+            </w:pPr>
+            <w:r>
+              <w:rPr>
+                <w:rFonts w:ascii="Arial" w:cs="Arial" w:eastAsia="Arial" w:hAnsi="Arial"/>
+                <w:b w:val="false"/>
+                <w:bCs w:val="false"/>
+                <w:i w:val="false"/>
+                <w:iCs w:val="false"/>
+                <w:color w:val="000000"/>
+                <w:sz w:val="18"/>
+                <w:szCs w:val="18"/>
+              </w:rPr>
+              <w:t xml:space="preserve">–  Education for Sustainable Development: by calculating the capacity of water-harvesting tanks and grain-storage structures shaped as frustums, learners connect mathematics to sustainable food and water management practices relevant to Kenyan farming communities.</w:t>
+            </w:r>
+          </w:p>
+        </w:tc>
+      </w:tr>
+      <w:tr>
+        <w:tc>
+          <w:tcPr>
+            <w:tcW w:type="dxa" w:w="3000"/>
+            <w:shd w:fill="D9EEF1" w:color="auto" w:val="clear"/>
+            <w:tcMar>
+              <w:top w:type="dxa" w:w="60"/>
+              <w:left w:type="dxa" w:w="120"/>
+              <w:bottom w:type="dxa" w:w="60"/>
+              <w:right w:type="dxa" w:w="120"/>
+            </w:tcMar>
+            <w:vAlign w:val="top"/>
+          </w:tcPr>
+          <w:p>
+            <w:pPr>
+              <w:spacing w:after="40" w:before="0"/>
+              <w:jc w:val="left"/>
+            </w:pPr>
+            <w:r>
+              <w:rPr>
+                <w:rFonts w:ascii="Arial" w:cs="Arial" w:eastAsia="Arial" w:hAnsi="Arial"/>
+                <w:b/>
+                <w:bCs/>
+                <w:i w:val="false"/>
+                <w:iCs w:val="false"/>
+                <w:color w:val="000000"/>
+                <w:sz w:val="18"/>
+                <w:szCs w:val="18"/>
+              </w:rPr>
+              <w:t xml:space="preserve">Career Connections</w:t>
+            </w:r>
+          </w:p>
+        </w:tc>
+        <w:tc>
+          <w:tcPr>
+            <w:tcW w:type="dxa" w:w="10680"/>
+            <w:shd w:fill="FFFFFF" w:color="auto" w:val="clear"/>
+            <w:tcMar>
+              <w:top w:type="dxa" w:w="60"/>
+              <w:left w:type="dxa" w:w="120"/>
+              <w:bottom w:type="dxa" w:w="60"/>
+              <w:right w:type="dxa" w:w="120"/>
+            </w:tcMar>
+            <w:vAlign w:val="top"/>
+          </w:tcPr>
+          <w:p>
+            <w:pPr>
+              <w:spacing w:after="30" w:before="0"/>
+              <w:ind w:left="360" w:hanging="180"/>
+              <w:jc w:val="left"/>
+            </w:pPr>
+            <w:r>
+              <w:rPr>
+                <w:rFonts w:ascii="Arial" w:cs="Arial" w:eastAsia="Arial" w:hAnsi="Arial"/>
+                <w:b w:val="false"/>
+                <w:bCs w:val="false"/>
+                <w:i w:val="false"/>
+                <w:iCs w:val="false"/>
+                <w:color w:val="000000"/>
+                <w:sz w:val="18"/>
+                <w:szCs w:val="18"/>
+              </w:rPr>
+              <w:t xml:space="preserve">–  Civil and Structural Engineering: calculating volumes of conical and pyramidal roof structures, water tanks and grain silos used in construction projects across Kenya.</w:t>
+            </w:r>
+          </w:p>
+          <w:p>
+            <w:pPr>
+              <w:spacing w:after="30" w:before="0"/>
+              <w:ind w:left="360" w:hanging="180"/>
+              <w:jc w:val="left"/>
+            </w:pPr>
+            <w:r>
+              <w:rPr>
+                <w:rFonts w:ascii="Arial" w:cs="Arial" w:eastAsia="Arial" w:hAnsi="Arial"/>
+                <w:b w:val="false"/>
+                <w:bCs w:val="false"/>
+                <w:i w:val="false"/>
+                <w:iCs w:val="false"/>
+                <w:color w:val="000000"/>
+                <w:sz w:val="18"/>
+                <w:szCs w:val="18"/>
+              </w:rPr>
+              <w:t xml:space="preserve">–  Architecture and Interior Design: determining capacity of decorative containers, lamp shades and furniture components with frustum or pyramidal shapes.</w:t>
+            </w:r>
+          </w:p>
+          <w:p>
+            <w:pPr>
+              <w:spacing w:after="30" w:before="0"/>
+              <w:ind w:left="360" w:hanging="180"/>
+              <w:jc w:val="left"/>
+            </w:pPr>
+            <w:r>
+              <w:rPr>
+                <w:rFonts w:ascii="Arial" w:cs="Arial" w:eastAsia="Arial" w:hAnsi="Arial"/>
+                <w:b w:val="false"/>
+                <w:bCs w:val="false"/>
+                <w:i w:val="false"/>
+                <w:iCs w:val="false"/>
+                <w:color w:val="000000"/>
+                <w:sz w:val="18"/>
+                <w:szCs w:val="18"/>
+              </w:rPr>
+              <w:t xml:space="preserve">–  Agriculture and Food Science: estimating grain storage capacity of pyramidal or frustum-shaped stores; calculating volumes of conical heaps of maize or beans at market stalls in Wakulima Market, Nairobi.</w:t>
+            </w:r>
+          </w:p>
+          <w:p>
+            <w:pPr>
+              <w:spacing w:after="30" w:before="0"/>
+              <w:ind w:left="360" w:hanging="180"/>
+              <w:jc w:val="left"/>
+            </w:pPr>
+            <w:r>
+              <w:rPr>
+                <w:rFonts w:ascii="Arial" w:cs="Arial" w:eastAsia="Arial" w:hAnsi="Arial"/>
+                <w:b w:val="false"/>
+                <w:bCs w:val="false"/>
+                <w:i w:val="false"/>
+                <w:iCs w:val="false"/>
+                <w:color w:val="000000"/>
+                <w:sz w:val="18"/>
+                <w:szCs w:val="18"/>
+              </w:rPr>
+              <w:t xml:space="preserve">–  Manufacturing and Packaging: designing and sizing packaging (e.g., paper funnels, ice-cream cones, juice cartons) for the food and beverage industry in Kenyan factories.</w:t>
+            </w:r>
+          </w:p>
+          <w:p>
+            <w:pPr>
+              <w:spacing w:after="30" w:before="0"/>
+              <w:ind w:left="360" w:hanging="180"/>
+              <w:jc w:val="left"/>
+            </w:pPr>
+            <w:r>
+              <w:rPr>
+                <w:rFonts w:ascii="Arial" w:cs="Arial" w:eastAsia="Arial" w:hAnsi="Arial"/>
+                <w:b w:val="false"/>
+                <w:bCs w:val="false"/>
+                <w:i w:val="false"/>
+                <w:iCs w:val="false"/>
+                <w:color w:val="000000"/>
+                <w:sz w:val="18"/>
+                <w:szCs w:val="18"/>
+              </w:rPr>
+              <w:t xml:space="preserve">–  Hospitality and Catering: working out capacities of cooking vessels and serving containers in hotels and restaurants along the Kenyan coast and urban centres such as Kisumu and Mombasa.</w:t>
+            </w:r>
+          </w:p>
+          <w:p>
+            <w:pPr>
+              <w:spacing w:after="30" w:before="0"/>
+              <w:ind w:left="360" w:hanging="180"/>
+              <w:jc w:val="left"/>
+            </w:pPr>
+            <w:r>
+              <w:rPr>
+                <w:rFonts w:ascii="Arial" w:cs="Arial" w:eastAsia="Arial" w:hAnsi="Arial"/>
+                <w:b w:val="false"/>
+                <w:bCs w:val="false"/>
+                <w:i w:val="false"/>
+                <w:iCs w:val="false"/>
+                <w:color w:val="000000"/>
+                <w:sz w:val="18"/>
+                <w:szCs w:val="18"/>
+              </w:rPr>
+              <w:t xml:space="preserve">–  Water Resources Management: computing the volume of water stored in conical or frustum-shaped tanks for community water projects in arid and semi-arid areas of Kenya.</w:t>
+            </w:r>
+          </w:p>
+        </w:tc>
+      </w:tr>
+      <w:tr>
+        <w:tc>
+          <w:tcPr>
+            <w:tcW w:type="dxa" w:w="3000"/>
+            <w:shd w:fill="D5E8F0" w:color="auto" w:val="clear"/>
+            <w:tcMar>
+              <w:top w:type="dxa" w:w="60"/>
+              <w:left w:type="dxa" w:w="120"/>
+              <w:bottom w:type="dxa" w:w="60"/>
+              <w:right w:type="dxa" w:w="120"/>
+            </w:tcMar>
+            <w:vAlign w:val="top"/>
+          </w:tcPr>
+          <w:p>
+            <w:pPr>
+              <w:spacing w:after="40" w:before="0"/>
+              <w:jc w:val="left"/>
+            </w:pPr>
+            <w:r>
+              <w:rPr>
+                <w:rFonts w:ascii="Arial" w:cs="Arial" w:eastAsia="Arial" w:hAnsi="Arial"/>
+                <w:b/>
+                <w:bCs/>
+                <w:i w:val="false"/>
+                <w:iCs w:val="false"/>
+                <w:color w:val="000000"/>
+                <w:sz w:val="18"/>
+                <w:szCs w:val="18"/>
+              </w:rPr>
+              <w:t xml:space="preserve">Focus for Lessons</w:t>
+            </w:r>
+          </w:p>
+        </w:tc>
+        <w:tc>
+          <w:tcPr>
+            <w:tcW w:type="dxa" w:w="10680"/>
+            <w:shd w:fill="FFFFFF" w:color="auto" w:val="clear"/>
+            <w:tcMar>
+              <w:top w:type="dxa" w:w="60"/>
+              <w:left w:type="dxa" w:w="120"/>
+              <w:bottom w:type="dxa" w:w="60"/>
+              <w:right w:type="dxa" w:w="120"/>
+            </w:tcMar>
+            <w:vAlign w:val="top"/>
+          </w:tcPr>
+          <w:p>
+            <w:pPr>
+              <w:spacing w:after="40" w:before="0"/>
+              <w:jc w:val="left"/>
+            </w:pPr>
+            <w:r>
+              <w:rPr>
+                <w:rFonts w:ascii="Arial" w:cs="Arial" w:eastAsia="Arial" w:hAnsi="Arial"/>
+                <w:b w:val="false"/>
+                <w:bCs w:val="false"/>
+                <w:i w:val="false"/>
+                <w:iCs w:val="false"/>
+                <w:color w:val="000000"/>
+                <w:sz w:val="18"/>
+                <w:szCs w:val="18"/>
+              </w:rPr>
+              <w:t xml:space="preserve">This unit develops learners' ability to calculate the volume and capacity of cones, pyramids and their frustums, rooting every concept in Kenyan everyday objects such as water-carrying buckets, grain-storage bins and cooking pots. Learners move from establishing the cone–cylinder relationship through hands-on measurement of real containers to applying and justifying formulae for frustums of both cones and pyramids. The unit culminates in a project in which learners design, build and document model containers, connecting geometry to sustainable resource management in the Kenyan context.</w:t>
+            </w:r>
+          </w:p>
+        </w:tc>
+      </w:tr>
+      <w:tr>
+        <w:tc>
+          <w:tcPr>
+            <w:tcW w:type="dxa" w:w="3000"/>
+            <w:shd w:fill="EAD1F5" w:color="auto" w:val="clear"/>
+            <w:tcMar>
+              <w:top w:type="dxa" w:w="60"/>
+              <w:left w:type="dxa" w:w="120"/>
+              <w:bottom w:type="dxa" w:w="60"/>
+              <w:right w:type="dxa" w:w="120"/>
+            </w:tcMar>
+            <w:vAlign w:val="top"/>
+          </w:tcPr>
+          <w:p>
+            <w:pPr>
+              <w:spacing w:after="40" w:before="0"/>
+              <w:jc w:val="left"/>
+            </w:pPr>
+            <w:r>
+              <w:rPr>
+                <w:rFonts w:ascii="Arial" w:cs="Arial" w:eastAsia="Arial" w:hAnsi="Arial"/>
+                <w:b/>
+                <w:bCs/>
+                <w:i w:val="false"/>
+                <w:iCs w:val="false"/>
+                <w:color w:val="000000"/>
+                <w:sz w:val="18"/>
+                <w:szCs w:val="18"/>
+              </w:rPr>
+              <w:t xml:space="preserve">Driving Question / Key Inquiry Questions</w:t>
+            </w:r>
+          </w:p>
+        </w:tc>
+        <w:tc>
+          <w:tcPr>
+            <w:tcW w:type="dxa" w:w="10680"/>
+            <w:shd w:fill="FFFFFF" w:color="auto" w:val="clear"/>
+            <w:tcMar>
+              <w:top w:type="dxa" w:w="60"/>
+              <w:left w:type="dxa" w:w="120"/>
+              <w:bottom w:type="dxa" w:w="60"/>
+              <w:right w:type="dxa" w:w="120"/>
+            </w:tcMar>
+            <w:vAlign w:val="top"/>
+          </w:tcPr>
+          <w:p>
+            <w:pPr>
+              <w:spacing w:after="40" w:before="0"/>
+              <w:jc w:val="left"/>
+            </w:pPr>
+            <w:r>
+              <w:rPr>
+                <w:rFonts w:ascii="Arial" w:cs="Arial" w:eastAsia="Arial" w:hAnsi="Arial"/>
+                <w:b w:val="false"/>
+                <w:bCs w:val="false"/>
+                <w:i w:val="false"/>
+                <w:iCs w:val="false"/>
+                <w:color w:val="000000"/>
+                <w:sz w:val="18"/>
+                <w:szCs w:val="18"/>
+              </w:rPr>
+              <w:t xml:space="preserve">DRIVING QUESTION: Why do the tea farmers' containers — a cone, a cylinder and a bucket — look nearly the same size but hold such different amounts of water, and how can we use mathematics to design a frustum-shaped container that holds exactly the capacity we need?</w:t>
+            </w:r>
+          </w:p>
+          <w:p>
+            <w:pPr>
+              <w:spacing w:after="40" w:before="0"/>
+              <w:jc w:val="left"/>
+            </w:pPr>
+            <w:r>
+              <w:rPr>
+                <w:rFonts w:ascii="Arial" w:cs="Arial" w:eastAsia="Arial" w:hAnsi="Arial"/>
+                <w:b w:val="false"/>
+                <w:bCs w:val="false"/>
+                <w:i w:val="false"/>
+                <w:iCs w:val="false"/>
+                <w:color w:val="000000"/>
+                <w:sz w:val="18"/>
+                <w:szCs w:val="18"/>
+              </w:rPr>
+              <w:t xml:space="preserve"/>
+            </w:r>
+          </w:p>
+          <w:p>
+            <w:pPr>
+              <w:spacing w:after="40" w:before="0"/>
+              <w:jc w:val="left"/>
+            </w:pPr>
+            <w:r>
+              <w:rPr>
+                <w:rFonts w:ascii="Arial" w:cs="Arial" w:eastAsia="Arial" w:hAnsi="Arial"/>
+                <w:b w:val="false"/>
+                <w:bCs w:val="false"/>
+                <w:i w:val="false"/>
+                <w:iCs w:val="false"/>
+                <w:color w:val="000000"/>
+                <w:sz w:val="18"/>
+                <w:szCs w:val="18"/>
+              </w:rPr>
+              <w:t xml:space="preserve">KICD KEY INQUIRY QUESTION:</w:t>
+            </w:r>
+          </w:p>
+          <w:p>
+            <w:pPr>
+              <w:spacing w:after="40" w:before="0"/>
+              <w:jc w:val="left"/>
+            </w:pPr>
+            <w:r>
+              <w:rPr>
+                <w:rFonts w:ascii="Arial" w:cs="Arial" w:eastAsia="Arial" w:hAnsi="Arial"/>
+                <w:b w:val="false"/>
+                <w:bCs w:val="false"/>
+                <w:i w:val="false"/>
+                <w:iCs w:val="false"/>
+                <w:color w:val="000000"/>
+                <w:sz w:val="18"/>
+                <w:szCs w:val="18"/>
+              </w:rPr>
+              <w:t xml:space="preserve">1. Why is the knowledge of volume and capacity useful?</w:t>
+            </w:r>
+          </w:p>
+        </w:tc>
+      </w:tr>
+      <w:tr>
+        <w:tc>
+          <w:tcPr>
+            <w:tcW w:type="dxa" w:w="3000"/>
+            <w:shd w:fill="EAD1F5" w:color="auto" w:val="clear"/>
+            <w:tcMar>
+              <w:top w:type="dxa" w:w="60"/>
+              <w:left w:type="dxa" w:w="120"/>
+              <w:bottom w:type="dxa" w:w="60"/>
+              <w:right w:type="dxa" w:w="120"/>
+            </w:tcMar>
+            <w:vAlign w:val="top"/>
+          </w:tcPr>
+          <w:p>
+            <w:pPr>
+              <w:spacing w:after="40" w:before="0"/>
+              <w:jc w:val="left"/>
+            </w:pPr>
+            <w:r>
+              <w:rPr>
+                <w:rFonts w:ascii="Arial" w:cs="Arial" w:eastAsia="Arial" w:hAnsi="Arial"/>
+                <w:b/>
+                <w:bCs/>
+                <w:i w:val="false"/>
+                <w:iCs w:val="false"/>
+                <w:color w:val="000000"/>
+                <w:sz w:val="18"/>
+                <w:szCs w:val="18"/>
+              </w:rPr>
+              <w:t xml:space="preserve">Anchoring Phenomenon</w:t>
+            </w:r>
+          </w:p>
+        </w:tc>
+        <w:tc>
+          <w:tcPr>
+            <w:tcW w:type="dxa" w:w="10680"/>
+            <w:shd w:fill="FFFFFF" w:color="auto" w:val="clear"/>
+            <w:tcMar>
+              <w:top w:type="dxa" w:w="60"/>
+              <w:left w:type="dxa" w:w="120"/>
+              <w:bottom w:type="dxa" w:w="60"/>
+              <w:right w:type="dxa" w:w="120"/>
+            </w:tcMar>
+            <w:vAlign w:val="top"/>
+          </w:tcPr>
+          <w:p>
+            <w:pPr>
+              <w:spacing w:after="40" w:before="0"/>
+              <w:jc w:val="left"/>
+            </w:pPr>
+            <w:r>
+              <w:rPr>
+                <w:rFonts w:ascii="Arial" w:cs="Arial" w:eastAsia="Arial" w:hAnsi="Arial"/>
+                <w:b w:val="false"/>
+                <w:bCs w:val="false"/>
+                <w:i w:val="false"/>
+                <w:iCs w:val="false"/>
+                <w:color w:val="000000"/>
+                <w:sz w:val="18"/>
+                <w:szCs w:val="18"/>
+              </w:rPr>
+              <w:t xml:space="preserve">A group of farmers in Kericho have three different containers they use to store harvested tea leaves before collection: a tall cylindrical drum, a conical heap-cover made from woven sisal, and a metal bucket (frustum of a cone) used for carrying leaves to the weighing station. All three containers have roughly the same height and the same opening diameter, yet when filled with water the cylindrical drum holds exactly three times as much water as the conical cover, and the metal bucket holds noticeably more water than the cone but less than the cylinder. Learners observe these three containers side by side, filled with water, and are puzzled: why do shapes that look so similar in size hold such dramatically different amounts? This anchoring phenomenon drives the entire unit — learners must unpack the mathematical relationship between a cone and a cylinder, then extend that reasoning to pyramids and frustums, to explain and predict the capacities of the containers used every day by Kenyan tea farmers.</w:t>
+            </w:r>
+          </w:p>
+        </w:tc>
+      </w:tr>
+      <w:tr>
+        <w:tc>
+          <w:tcPr>
+            <w:tcW w:type="dxa" w:w="3000"/>
+            <w:shd w:fill="D9EEF1" w:color="auto" w:val="clear"/>
+            <w:tcMar>
+              <w:top w:type="dxa" w:w="60"/>
+              <w:left w:type="dxa" w:w="120"/>
+              <w:bottom w:type="dxa" w:w="60"/>
+              <w:right w:type="dxa" w:w="120"/>
+            </w:tcMar>
+            <w:vAlign w:val="top"/>
+          </w:tcPr>
+          <w:p>
+            <w:pPr>
+              <w:spacing w:after="40" w:before="0"/>
+              <w:jc w:val="left"/>
+            </w:pPr>
+            <w:r>
+              <w:rPr>
+                <w:rFonts w:ascii="Arial" w:cs="Arial" w:eastAsia="Arial" w:hAnsi="Arial"/>
+                <w:b/>
+                <w:bCs/>
+                <w:i w:val="false"/>
+                <w:iCs w:val="false"/>
+                <w:color w:val="000000"/>
+                <w:sz w:val="18"/>
+                <w:szCs w:val="18"/>
+              </w:rPr>
+              <w:t xml:space="preserve">Storyline Thread</w:t>
+            </w:r>
+          </w:p>
+        </w:tc>
+        <w:tc>
+          <w:tcPr>
+            <w:tcW w:type="dxa" w:w="10680"/>
+            <w:shd w:fill="FFFFFF" w:color="auto" w:val="clear"/>
+            <w:tcMar>
+              <w:top w:type="dxa" w:w="60"/>
+              <w:left w:type="dxa" w:w="120"/>
+              <w:bottom w:type="dxa" w:w="60"/>
+              <w:right w:type="dxa" w:w="120"/>
+            </w:tcMar>
+            <w:vAlign w:val="top"/>
+          </w:tcPr>
+          <w:p>
+            <w:pPr>
+              <w:spacing w:after="40" w:before="0"/>
+              <w:jc w:val="left"/>
+            </w:pPr>
+            <w:r>
+              <w:rPr>
+                <w:rFonts w:ascii="Arial" w:cs="Arial" w:eastAsia="Arial" w:hAnsi="Arial"/>
+                <w:b w:val="false"/>
+                <w:bCs w:val="false"/>
+                <w:i w:val="false"/>
+                <w:iCs w:val="false"/>
+                <w:color w:val="000000"/>
+                <w:sz w:val="18"/>
+                <w:szCs w:val="18"/>
+              </w:rPr>
+              <w:t xml:space="preserve">Lesson 1 — Predict &amp; Anchor Phenomenon: Learners examine the three Kericho tea-farmer containers (or physical models/images thereof). They predict which holds the most water, record estimates, and articulate what they wonder. The driving question is introduced and posted on the Driving Question Board. Learners review the relationship between volume units (cm³, m³) and capacity units (mL, L) as prerequisite knowledge.</w:t>
+            </w:r>
+          </w:p>
+          <w:p>
+            <w:pPr>
+              <w:spacing w:after="40" w:before="0"/>
+              <w:jc w:val="left"/>
+            </w:pPr>
+            <w:r>
+              <w:rPr>
+                <w:rFonts w:ascii="Arial" w:cs="Arial" w:eastAsia="Arial" w:hAnsi="Arial"/>
+                <w:b w:val="false"/>
+                <w:bCs w:val="false"/>
+                <w:i w:val="false"/>
+                <w:iCs w:val="false"/>
+                <w:color w:val="000000"/>
+                <w:sz w:val="18"/>
+                <w:szCs w:val="18"/>
+              </w:rPr>
+              <w:t xml:space="preserve"/>
+            </w:r>
+          </w:p>
+          <w:p>
+            <w:pPr>
+              <w:spacing w:after="40" w:before="0"/>
+              <w:jc w:val="left"/>
+            </w:pPr>
+            <w:r>
+              <w:rPr>
+                <w:rFonts w:ascii="Arial" w:cs="Arial" w:eastAsia="Arial" w:hAnsi="Arial"/>
+                <w:b w:val="false"/>
+                <w:bCs w:val="false"/>
+                <w:i w:val="false"/>
+                <w:iCs w:val="false"/>
+                <w:color w:val="000000"/>
+                <w:sz w:val="18"/>
+                <w:szCs w:val="18"/>
+              </w:rPr>
+              <w:t xml:space="preserve">Lesson 2 — Cone vs. Cylinder (Observe &amp; Explain): Using a cone and cylinder of identical base radius and height (models or demonstration containers), learners fill the cone with water and pour it into the cylinder three times to observe that V(cylinder) = 3 × V(cone). They derive the cone volume formula V = ⅓πr²h, apply it to the Kericho conical cover, and calculate its capacity in litres. Learners update the DQB with new understanding.</w:t>
+            </w:r>
+          </w:p>
+          <w:p>
+            <w:pPr>
+              <w:spacing w:after="40" w:before="0"/>
+              <w:jc w:val="left"/>
+            </w:pPr>
+            <w:r>
+              <w:rPr>
+                <w:rFonts w:ascii="Arial" w:cs="Arial" w:eastAsia="Arial" w:hAnsi="Arial"/>
+                <w:b w:val="false"/>
+                <w:bCs w:val="false"/>
+                <w:i w:val="false"/>
+                <w:iCs w:val="false"/>
+                <w:color w:val="000000"/>
+                <w:sz w:val="18"/>
+                <w:szCs w:val="18"/>
+              </w:rPr>
+              <w:t xml:space="preserve"/>
+            </w:r>
+          </w:p>
+          <w:p>
+            <w:pPr>
+              <w:spacing w:after="40" w:before="0"/>
+              <w:jc w:val="left"/>
+            </w:pPr>
+            <w:r>
+              <w:rPr>
+                <w:rFonts w:ascii="Arial" w:cs="Arial" w:eastAsia="Arial" w:hAnsi="Arial"/>
+                <w:b w:val="false"/>
+                <w:bCs w:val="false"/>
+                <w:i w:val="false"/>
+                <w:iCs w:val="false"/>
+                <w:color w:val="000000"/>
+                <w:sz w:val="18"/>
+                <w:szCs w:val="18"/>
+              </w:rPr>
+              <w:t xml:space="preserve">Lesson 3 — Volume of Pyramids (Observe &amp; Explain): Learners use models of a square-based pyramid and a cuboid of equal base and height to establish V(pyramid) = ⅓ × base area × height. They apply the formula to pyramidal grain-store models, computing volumes and converting to capacity. They compare results with their Lesson 1 predictions and refine the DQB.</w:t>
+            </w:r>
+          </w:p>
+          <w:p>
+            <w:pPr>
+              <w:spacing w:after="40" w:before="0"/>
+              <w:jc w:val="left"/>
+            </w:pPr>
+            <w:r>
+              <w:rPr>
+                <w:rFonts w:ascii="Arial" w:cs="Arial" w:eastAsia="Arial" w:hAnsi="Arial"/>
+                <w:b w:val="false"/>
+                <w:bCs w:val="false"/>
+                <w:i w:val="false"/>
+                <w:iCs w:val="false"/>
+                <w:color w:val="000000"/>
+                <w:sz w:val="18"/>
+                <w:szCs w:val="18"/>
+              </w:rPr>
+              <w:t xml:space="preserve"/>
+            </w:r>
+          </w:p>
+          <w:p>
+            <w:pPr>
+              <w:spacing w:after="40" w:before="0"/>
+              <w:jc w:val="left"/>
+            </w:pPr>
+            <w:r>
+              <w:rPr>
+                <w:rFonts w:ascii="Arial" w:cs="Arial" w:eastAsia="Arial" w:hAnsi="Arial"/>
+                <w:b w:val="false"/>
+                <w:bCs w:val="false"/>
+                <w:i w:val="false"/>
+                <w:iCs w:val="false"/>
+                <w:color w:val="000000"/>
+                <w:sz w:val="18"/>
+                <w:szCs w:val="18"/>
+              </w:rPr>
+              <w:t xml:space="preserve">Lesson 4 — Introducing Frustums of Cones (Explain &amp; Model Building): Learners measure a real frustum-shaped bucket (top radius R, bottom radius r, height h) and the dimensions of the full cone from which it could be cut. They derive V(frustum of cone) = V(large cone) − V(small cone) = ⅓πh(R² + Rr + r²) step by step. They calculate the bucket's capacity and compare it to the cylindrical drum, resolving the anchoring phenomenon.</w:t>
+            </w:r>
+          </w:p>
+          <w:p>
+            <w:pPr>
+              <w:spacing w:after="40" w:before="0"/>
+              <w:jc w:val="left"/>
+            </w:pPr>
+            <w:r>
+              <w:rPr>
+                <w:rFonts w:ascii="Arial" w:cs="Arial" w:eastAsia="Arial" w:hAnsi="Arial"/>
+                <w:b w:val="false"/>
+                <w:bCs w:val="false"/>
+                <w:i w:val="false"/>
+                <w:iCs w:val="false"/>
+                <w:color w:val="000000"/>
+                <w:sz w:val="18"/>
+                <w:szCs w:val="18"/>
+              </w:rPr>
+              <w:t xml:space="preserve"/>
+            </w:r>
+          </w:p>
+          <w:p>
+            <w:pPr>
+              <w:spacing w:after="40" w:before="0"/>
+              <w:jc w:val="left"/>
+            </w:pPr>
+            <w:r>
+              <w:rPr>
+                <w:rFonts w:ascii="Arial" w:cs="Arial" w:eastAsia="Arial" w:hAnsi="Arial"/>
+                <w:b w:val="false"/>
+                <w:bCs w:val="false"/>
+                <w:i w:val="false"/>
+                <w:iCs w:val="false"/>
+                <w:color w:val="000000"/>
+                <w:sz w:val="18"/>
+                <w:szCs w:val="18"/>
+              </w:rPr>
+              <w:t xml:space="preserve">Lesson 5 — Volume of Frustums of Pyramids (Explain &amp; Model Building): Learners extend the frustum concept to square and rectangular pyramidal frustums using V = ⅓h(A₁ + A₂ + √(A₁A₂)). They apply the formula to a pyramidal grain-storage bin model, compute capacity in litres and kilograms of maize (using density), and update their cumulative models on the DQB.</w:t>
+            </w:r>
+          </w:p>
+          <w:p>
+            <w:pPr>
+              <w:spacing w:after="40" w:before="0"/>
+              <w:jc w:val="left"/>
+            </w:pPr>
+            <w:r>
+              <w:rPr>
+                <w:rFonts w:ascii="Arial" w:cs="Arial" w:eastAsia="Arial" w:hAnsi="Arial"/>
+                <w:b w:val="false"/>
+                <w:bCs w:val="false"/>
+                <w:i w:val="false"/>
+                <w:iCs w:val="false"/>
+                <w:color w:val="000000"/>
+                <w:sz w:val="18"/>
+                <w:szCs w:val="18"/>
+              </w:rPr>
+              <w:t xml:space="preserve"/>
+            </w:r>
+          </w:p>
+          <w:p>
+            <w:pPr>
+              <w:spacing w:after="40" w:before="0"/>
+              <w:jc w:val="left"/>
+            </w:pPr>
+            <w:r>
+              <w:rPr>
+                <w:rFonts w:ascii="Arial" w:cs="Arial" w:eastAsia="Arial" w:hAnsi="Arial"/>
+                <w:b w:val="false"/>
+                <w:bCs w:val="false"/>
+                <w:i w:val="false"/>
+                <w:iCs w:val="false"/>
+                <w:color w:val="000000"/>
+                <w:sz w:val="18"/>
+                <w:szCs w:val="18"/>
+              </w:rPr>
+              <w:t xml:space="preserve">Lesson 6 — Problem Solving with Real Containers (Apply &amp; DQB Update): Learners work in groups on a set of Kenyan-context word problems: sizing a conical water tank for a homestead in Turkana, calculating the capacity of a frustum-shaped cooking pot used in a githeri recipe for 100 people, and determining how many frustum-shaped cups fill a cylindrical storage drum. Groups present solutions and justify formula choices; the DQB is updated with consolidated understanding.</w:t>
+            </w:r>
+          </w:p>
+          <w:p>
+            <w:pPr>
+              <w:spacing w:after="40" w:before="0"/>
+              <w:jc w:val="left"/>
+            </w:pPr>
+            <w:r>
+              <w:rPr>
+                <w:rFonts w:ascii="Arial" w:cs="Arial" w:eastAsia="Arial" w:hAnsi="Arial"/>
+                <w:b w:val="false"/>
+                <w:bCs w:val="false"/>
+                <w:i w:val="false"/>
+                <w:iCs w:val="false"/>
+                <w:color w:val="000000"/>
+                <w:sz w:val="18"/>
+                <w:szCs w:val="18"/>
+              </w:rPr>
+              <w:t xml:space="preserve"/>
+            </w:r>
+          </w:p>
+          <w:p>
+            <w:pPr>
+              <w:spacing w:after="40" w:before="0"/>
+              <w:jc w:val="left"/>
+            </w:pPr>
+            <w:r>
+              <w:rPr>
+                <w:rFonts w:ascii="Arial" w:cs="Arial" w:eastAsia="Arial" w:hAnsi="Arial"/>
+                <w:b w:val="false"/>
+                <w:bCs w:val="false"/>
+                <w:i w:val="false"/>
+                <w:iCs w:val="false"/>
+                <w:color w:val="000000"/>
+                <w:sz w:val="18"/>
+                <w:szCs w:val="18"/>
+              </w:rPr>
+              <w:t xml:space="preserve">Lesson 7 — Project: Model Making &amp; Measurement: Learners design and construct model containers shaped as a frustum of a cone, a frustum of a pyramid and a cone using locally available materials (cardboard from cereal boxes, old packaging). They measure dimensions, calculate theoretical volumes and capacities, then fill models with water or sand to verify experimentally. Discrepancies between theoretical and measured values are discussed. Photographs and video clips are taken for documentation.</w:t>
+            </w:r>
+          </w:p>
+          <w:p>
+            <w:pPr>
+              <w:spacing w:after="40" w:before="0"/>
+              <w:jc w:val="left"/>
+            </w:pPr>
+            <w:r>
+              <w:rPr>
+                <w:rFonts w:ascii="Arial" w:cs="Arial" w:eastAsia="Arial" w:hAnsi="Arial"/>
+                <w:b w:val="false"/>
+                <w:bCs w:val="false"/>
+                <w:i w:val="false"/>
+                <w:iCs w:val="false"/>
+                <w:color w:val="000000"/>
+                <w:sz w:val="18"/>
+                <w:szCs w:val="18"/>
+              </w:rPr>
+              <w:t xml:space="preserve"/>
+            </w:r>
+          </w:p>
+          <w:p>
+            <w:pPr>
+              <w:spacing w:after="40" w:before="0"/>
+              <w:jc w:val="left"/>
+            </w:pPr>
+            <w:r>
+              <w:rPr>
+                <w:rFonts w:ascii="Arial" w:cs="Arial" w:eastAsia="Arial" w:hAnsi="Arial"/>
+                <w:b w:val="false"/>
+                <w:bCs w:val="false"/>
+                <w:i w:val="false"/>
+                <w:iCs w:val="false"/>
+                <w:color w:val="000000"/>
+                <w:sz w:val="18"/>
+                <w:szCs w:val="18"/>
+              </w:rPr>
+              <w:t xml:space="preserve">Lesson 8 — Model Building Culmination &amp; Assessment: Groups present their project models, share calculated and measured capacities, and explain sources of error. The class revisits the anchoring phenomenon — the Kericho farmers' containers — and constructs a final annotated diagram showing the volume relationships between cone, cylinder, pyramid and frustum. A written class activity assesses all five specific learning outcomes. The DQB is completed and learners articulate what they now know versus what they predicted in Lesson 1.</w:t>
+            </w:r>
+          </w:p>
+        </w:tc>
+      </w:tr>
+      <w:tr>
+        <w:tc>
+          <w:tcPr>
+            <w:tcW w:type="dxa" w:w="3000"/>
+            <w:shd w:fill="EAD1F5" w:color="auto" w:val="clear"/>
+            <w:tcMar>
+              <w:top w:type="dxa" w:w="60"/>
+              <w:left w:type="dxa" w:w="120"/>
+              <w:bottom w:type="dxa" w:w="60"/>
+              <w:right w:type="dxa" w:w="120"/>
+            </w:tcMar>
+            <w:vAlign w:val="top"/>
+          </w:tcPr>
+          <w:p>
+            <w:pPr>
+              <w:spacing w:after="40" w:before="0"/>
+              <w:jc w:val="left"/>
+            </w:pPr>
+            <w:r>
+              <w:rPr>
+                <w:rFonts w:ascii="Arial" w:cs="Arial" w:eastAsia="Arial" w:hAnsi="Arial"/>
+                <w:b/>
+                <w:bCs/>
+                <w:i w:val="false"/>
+                <w:iCs w:val="false"/>
+                <w:color w:val="000000"/>
+                <w:sz w:val="18"/>
+                <w:szCs w:val="18"/>
+              </w:rPr>
+              <w:t xml:space="preserve">Supporting Phenomena</w:t>
+            </w:r>
+          </w:p>
+        </w:tc>
+        <w:tc>
+          <w:tcPr>
+            <w:tcW w:type="dxa" w:w="10680"/>
+            <w:shd w:fill="FFFFFF" w:color="auto" w:val="clear"/>
+            <w:tcMar>
+              <w:top w:type="dxa" w:w="60"/>
+              <w:left w:type="dxa" w:w="120"/>
+              <w:bottom w:type="dxa" w:w="60"/>
+              <w:right w:type="dxa" w:w="120"/>
+            </w:tcMar>
+            <w:vAlign w:val="top"/>
+          </w:tcPr>
+          <w:p>
+            <w:pPr>
+              <w:spacing w:after="30" w:before="0"/>
+              <w:ind w:left="360" w:hanging="180"/>
+              <w:jc w:val="left"/>
+            </w:pPr>
+            <w:r>
+              <w:rPr>
+                <w:rFonts w:ascii="Arial" w:cs="Arial" w:eastAsia="Arial" w:hAnsi="Arial"/>
+                <w:b w:val="false"/>
+                <w:bCs w:val="false"/>
+                <w:i w:val="false"/>
+                <w:iCs w:val="false"/>
+                <w:color w:val="000000"/>
+                <w:sz w:val="18"/>
+                <w:szCs w:val="18"/>
+              </w:rPr>
+              <w:t xml:space="preserve">–  A mandazi vendor in Mombasa uses a conical paper bag and a frustum-shaped plastic cup to pack mandazi for customers; the vendor claims both hold the same number of mandazi, but customers dispute this — learners investigate whether the volumes are truly equal given the same slant height.</w:t>
+            </w:r>
+          </w:p>
+          <w:p>
+            <w:pPr>
+              <w:spacing w:after="30" w:before="0"/>
+              <w:ind w:left="360" w:hanging="180"/>
+              <w:jc w:val="left"/>
+            </w:pPr>
+            <w:r>
+              <w:rPr>
+                <w:rFonts w:ascii="Arial" w:cs="Arial" w:eastAsia="Arial" w:hAnsi="Arial"/>
+                <w:b w:val="false"/>
+                <w:bCs w:val="false"/>
+                <w:i w:val="false"/>
+                <w:iCs w:val="false"/>
+                <w:color w:val="000000"/>
+                <w:sz w:val="18"/>
+                <w:szCs w:val="18"/>
+              </w:rPr>
+              <w:t xml:space="preserve">–  A water-harvesting project near Lake Turkana installs frustum-shaped underground cisterns; community members want to know how many 20-litre jerricans can be filled from a cistern of given top diameter, bottom diameter and depth — learners calculate the capacity and convert to jerricans.</w:t>
+            </w:r>
+          </w:p>
+          <w:p>
+            <w:pPr>
+              <w:spacing w:after="30" w:before="0"/>
+              <w:ind w:left="360" w:hanging="180"/>
+              <w:jc w:val="left"/>
+            </w:pPr>
+            <w:r>
+              <w:rPr>
+                <w:rFonts w:ascii="Arial" w:cs="Arial" w:eastAsia="Arial" w:hAnsi="Arial"/>
+                <w:b w:val="false"/>
+                <w:bCs w:val="false"/>
+                <w:i w:val="false"/>
+                <w:iCs w:val="false"/>
+                <w:color w:val="000000"/>
+                <w:sz w:val="18"/>
+                <w:szCs w:val="18"/>
+              </w:rPr>
+              <w:t xml:space="preserve">–  A Nairobi school's mathematics club builds a square pyramidal display stand for their science fair; the teacher asks them to fill it with sand to find its volume experimentally, then compare the result to the formula — learners reconcile measured and calculated values.</w:t>
+            </w:r>
+          </w:p>
+        </w:tc>
+      </w:tr>
+    </w:tbl>
+    <w:p>
+      <w:pPr>
+        <w:spacing w:after="120"/>
+      </w:pPr>
+      <w:r>
+        <w:t xml:space="preserve"/>
       </w:r>
     </w:p>
     <w:p>
@@ -150,7 +2166,7 @@
         </w:rPr>
         <w:t xml:space="preserve">© 2026 SeaVuria and ARES. This work is licensed under a </w:t>
       </w:r>
-      <w:hyperlink w:history="1" r:id="rIdvjbz9ni98oc8yhsveap2f">
+      <w:hyperlink w:history="1" r:id="rIdcgxj1xt6zr2jetfmoi8rz">
         <w:r>
           <w:rPr>
             <w:rFonts w:ascii="Arial" w:cs="Arial" w:eastAsia="Arial" w:hAnsi="Arial"/>
@@ -170,7 +2186,7 @@
         </w:rPr>
         <w:t xml:space="preserve"> (</w:t>
       </w:r>
-      <w:hyperlink w:history="1" r:id="rIdp5jjotys50qmuramqttau">
+      <w:hyperlink w:history="1" r:id="rIdfljidlxqwzdacvwnzob0w">
         <w:r>
           <w:rPr>
             <w:rFonts w:ascii="Arial" w:cs="Arial" w:eastAsia="Arial" w:hAnsi="Arial"/>
@@ -190,7 +2206,7 @@
         </w:rPr>
         <w:t xml:space="preserve">). To view a copy of this license, visit </w:t>
       </w:r>
-      <w:hyperlink w:history="1" r:id="rIdhjvvdakyb-x_nd5ixyslf">
+      <w:hyperlink w:history="1" r:id="rIdjpzfxzupxiweojswgnuzp">
         <w:r>
           <w:rPr>
             <w:rFonts w:ascii="Arial" w:cs="Arial" w:eastAsia="Arial" w:hAnsi="Arial"/>
@@ -209,2022 +2225,6 @@
           <w:szCs w:val="17"/>
         </w:rPr>
         <w:t xml:space="preserve">. You are free to copy, redistribute, and adapt this material in any medium or format, provided appropriate credit is given and the material is not used for commercial purposes. KICD learning outcomes and curriculum designations reproduced here for alignment purposes remain the property of KICD and are not covered by this license. Linked external resources (e.g. CK-12, Khan Academy, PhET) are subject to their own licenses.</w:t>
-      </w:r>
-    </w:p>
-    <w:p>
-      <w:pPr>
-        <w:spacing w:after="120"/>
-      </w:pPr>
-      <w:r>
-        <w:t xml:space="preserve"/>
-      </w:r>
-    </w:p>
-    <w:tbl>
-      <w:tblPr>
-        <w:tblW w:type="dxa" w:w="13680"/>
-        <w:tblBorders>
-          <w:top w:val="single" w:color="AAAAAA" w:sz="4"/>
-          <w:left w:val="single" w:color="AAAAAA" w:sz="4"/>
-          <w:bottom w:val="single" w:color="AAAAAA" w:sz="4"/>
-          <w:right w:val="single" w:color="AAAAAA" w:sz="4"/>
-          <w:insideH w:val="single" w:color="auto" w:sz="4"/>
-          <w:insideV w:val="single" w:color="auto" w:sz="4"/>
-        </w:tblBorders>
-        <w:tblLayout w:type="fixed"/>
-      </w:tblPr>
-      <w:tblGrid>
-        <w:gridCol w:w="3000"/>
-        <w:gridCol w:w="10680"/>
-      </w:tblGrid>
-      <w:tr>
-        <w:tc>
-          <w:tcPr>
-            <w:tcW w:type="dxa" w:w="13680"/>
-            <w:gridSpan w:val="2"/>
-            <w:shd w:fill="1F3864" w:color="auto" w:val="clear"/>
-            <w:tcMar>
-              <w:top w:type="dxa" w:w="60"/>
-              <w:left w:type="dxa" w:w="120"/>
-              <w:bottom w:type="dxa" w:w="60"/>
-              <w:right w:type="dxa" w:w="120"/>
-            </w:tcMar>
-            <w:vAlign w:val="top"/>
-          </w:tcPr>
-          <w:p>
-            <w:pPr>
-              <w:spacing w:after="40" w:before="0"/>
-              <w:jc w:val="center"/>
-            </w:pPr>
-            <w:r>
-              <w:rPr>
-                <w:rFonts w:ascii="Arial" w:cs="Arial" w:eastAsia="Arial" w:hAnsi="Arial"/>
-                <w:b/>
-                <w:bCs/>
-                <w:i w:val="false"/>
-                <w:iCs w:val="false"/>
-                <w:color w:val="FFFFFF"/>
-                <w:sz w:val="22"/>
-                <w:szCs w:val="22"/>
-              </w:rPr>
-              <w:t xml:space="preserve">SUB-STRAND OVERVIEW</w:t>
-            </w:r>
-          </w:p>
-        </w:tc>
-      </w:tr>
-      <w:tr>
-        <w:tc>
-          <w:tcPr>
-            <w:tcW w:type="dxa" w:w="3000"/>
-            <w:shd w:fill="D5E8F0" w:color="auto" w:val="clear"/>
-            <w:tcMar>
-              <w:top w:type="dxa" w:w="60"/>
-              <w:left w:type="dxa" w:w="120"/>
-              <w:bottom w:type="dxa" w:w="60"/>
-              <w:right w:type="dxa" w:w="120"/>
-            </w:tcMar>
-            <w:vAlign w:val="top"/>
-          </w:tcPr>
-          <w:p>
-            <w:pPr>
-              <w:spacing w:after="40" w:before="0"/>
-              <w:jc w:val="left"/>
-            </w:pPr>
-            <w:r>
-              <w:rPr>
-                <w:rFonts w:ascii="Arial" w:cs="Arial" w:eastAsia="Arial" w:hAnsi="Arial"/>
-                <w:b/>
-                <w:bCs/>
-                <w:i w:val="false"/>
-                <w:iCs w:val="false"/>
-                <w:color w:val="000000"/>
-                <w:sz w:val="18"/>
-                <w:szCs w:val="18"/>
-              </w:rPr>
-              <w:t xml:space="preserve">Grade Level</w:t>
-            </w:r>
-          </w:p>
-        </w:tc>
-        <w:tc>
-          <w:tcPr>
-            <w:tcW w:type="dxa" w:w="10680"/>
-            <w:shd w:fill="FFFFFF" w:color="auto" w:val="clear"/>
-            <w:tcMar>
-              <w:top w:type="dxa" w:w="60"/>
-              <w:left w:type="dxa" w:w="120"/>
-              <w:bottom w:type="dxa" w:w="60"/>
-              <w:right w:type="dxa" w:w="120"/>
-            </w:tcMar>
-            <w:vAlign w:val="top"/>
-          </w:tcPr>
-          <w:p>
-            <w:pPr>
-              <w:spacing w:after="40" w:before="0"/>
-              <w:jc w:val="left"/>
-            </w:pPr>
-            <w:r>
-              <w:rPr>
-                <w:rFonts w:ascii="Arial" w:cs="Arial" w:eastAsia="Arial" w:hAnsi="Arial"/>
-                <w:b w:val="false"/>
-                <w:bCs w:val="false"/>
-                <w:i w:val="false"/>
-                <w:iCs w:val="false"/>
-                <w:color w:val="000000"/>
-                <w:sz w:val="18"/>
-                <w:szCs w:val="18"/>
-              </w:rPr>
-              <w:t xml:space="preserve">10</w:t>
-            </w:r>
-          </w:p>
-        </w:tc>
-      </w:tr>
-      <w:tr>
-        <w:tc>
-          <w:tcPr>
-            <w:tcW w:type="dxa" w:w="3000"/>
-            <w:shd w:fill="D5E8F0" w:color="auto" w:val="clear"/>
-            <w:tcMar>
-              <w:top w:type="dxa" w:w="60"/>
-              <w:left w:type="dxa" w:w="120"/>
-              <w:bottom w:type="dxa" w:w="60"/>
-              <w:right w:type="dxa" w:w="120"/>
-            </w:tcMar>
-            <w:vAlign w:val="top"/>
-          </w:tcPr>
-          <w:p>
-            <w:pPr>
-              <w:spacing w:after="40" w:before="0"/>
-              <w:jc w:val="left"/>
-            </w:pPr>
-            <w:r>
-              <w:rPr>
-                <w:rFonts w:ascii="Arial" w:cs="Arial" w:eastAsia="Arial" w:hAnsi="Arial"/>
-                <w:b/>
-                <w:bCs/>
-                <w:i w:val="false"/>
-                <w:iCs w:val="false"/>
-                <w:color w:val="000000"/>
-                <w:sz w:val="18"/>
-                <w:szCs w:val="18"/>
-              </w:rPr>
-              <w:t xml:space="preserve">Subject</w:t>
-            </w:r>
-          </w:p>
-        </w:tc>
-        <w:tc>
-          <w:tcPr>
-            <w:tcW w:type="dxa" w:w="10680"/>
-            <w:shd w:fill="FFFFFF" w:color="auto" w:val="clear"/>
-            <w:tcMar>
-              <w:top w:type="dxa" w:w="60"/>
-              <w:left w:type="dxa" w:w="120"/>
-              <w:bottom w:type="dxa" w:w="60"/>
-              <w:right w:type="dxa" w:w="120"/>
-            </w:tcMar>
-            <w:vAlign w:val="top"/>
-          </w:tcPr>
-          <w:p>
-            <w:pPr>
-              <w:spacing w:after="40" w:before="0"/>
-              <w:jc w:val="left"/>
-            </w:pPr>
-            <w:r>
-              <w:rPr>
-                <w:rFonts w:ascii="Arial" w:cs="Arial" w:eastAsia="Arial" w:hAnsi="Arial"/>
-                <w:b w:val="false"/>
-                <w:bCs w:val="false"/>
-                <w:i w:val="false"/>
-                <w:iCs w:val="false"/>
-                <w:color w:val="000000"/>
-                <w:sz w:val="18"/>
-                <w:szCs w:val="18"/>
-              </w:rPr>
-              <w:t xml:space="preserve">Essential Mathematics</w:t>
-            </w:r>
-          </w:p>
-        </w:tc>
-      </w:tr>
-      <w:tr>
-        <w:tc>
-          <w:tcPr>
-            <w:tcW w:type="dxa" w:w="3000"/>
-            <w:shd w:fill="D5E8F0" w:color="auto" w:val="clear"/>
-            <w:tcMar>
-              <w:top w:type="dxa" w:w="60"/>
-              <w:left w:type="dxa" w:w="120"/>
-              <w:bottom w:type="dxa" w:w="60"/>
-              <w:right w:type="dxa" w:w="120"/>
-            </w:tcMar>
-            <w:vAlign w:val="top"/>
-          </w:tcPr>
-          <w:p>
-            <w:pPr>
-              <w:spacing w:after="40" w:before="0"/>
-              <w:jc w:val="left"/>
-            </w:pPr>
-            <w:r>
-              <w:rPr>
-                <w:rFonts w:ascii="Arial" w:cs="Arial" w:eastAsia="Arial" w:hAnsi="Arial"/>
-                <w:b/>
-                <w:bCs/>
-                <w:i w:val="false"/>
-                <w:iCs w:val="false"/>
-                <w:color w:val="000000"/>
-                <w:sz w:val="18"/>
-                <w:szCs w:val="18"/>
-              </w:rPr>
-              <w:t xml:space="preserve">Strand</w:t>
-            </w:r>
-          </w:p>
-        </w:tc>
-        <w:tc>
-          <w:tcPr>
-            <w:tcW w:type="dxa" w:w="10680"/>
-            <w:shd w:fill="FFFFFF" w:color="auto" w:val="clear"/>
-            <w:tcMar>
-              <w:top w:type="dxa" w:w="60"/>
-              <w:left w:type="dxa" w:w="120"/>
-              <w:bottom w:type="dxa" w:w="60"/>
-              <w:right w:type="dxa" w:w="120"/>
-            </w:tcMar>
-            <w:vAlign w:val="top"/>
-          </w:tcPr>
-          <w:p>
-            <w:pPr>
-              <w:spacing w:after="40" w:before="0"/>
-              <w:jc w:val="left"/>
-            </w:pPr>
-            <w:r>
-              <w:rPr>
-                <w:rFonts w:ascii="Arial" w:cs="Arial" w:eastAsia="Arial" w:hAnsi="Arial"/>
-                <w:b w:val="false"/>
-                <w:bCs w:val="false"/>
-                <w:i w:val="false"/>
-                <w:iCs w:val="false"/>
-                <w:color w:val="000000"/>
-                <w:sz w:val="18"/>
-                <w:szCs w:val="18"/>
-              </w:rPr>
-              <w:t xml:space="preserve">Strand 2.0: Measurements and Geometry</w:t>
-            </w:r>
-          </w:p>
-        </w:tc>
-      </w:tr>
-      <w:tr>
-        <w:tc>
-          <w:tcPr>
-            <w:tcW w:type="dxa" w:w="3000"/>
-            <w:shd w:fill="D5E8F0" w:color="auto" w:val="clear"/>
-            <w:tcMar>
-              <w:top w:type="dxa" w:w="60"/>
-              <w:left w:type="dxa" w:w="120"/>
-              <w:bottom w:type="dxa" w:w="60"/>
-              <w:right w:type="dxa" w:w="120"/>
-            </w:tcMar>
-            <w:vAlign w:val="top"/>
-          </w:tcPr>
-          <w:p>
-            <w:pPr>
-              <w:spacing w:after="40" w:before="0"/>
-              <w:jc w:val="left"/>
-            </w:pPr>
-            <w:r>
-              <w:rPr>
-                <w:rFonts w:ascii="Arial" w:cs="Arial" w:eastAsia="Arial" w:hAnsi="Arial"/>
-                <w:b/>
-                <w:bCs/>
-                <w:i w:val="false"/>
-                <w:iCs w:val="false"/>
-                <w:color w:val="000000"/>
-                <w:sz w:val="18"/>
-                <w:szCs w:val="18"/>
-              </w:rPr>
-              <w:t xml:space="preserve">Sub-Strand</w:t>
-            </w:r>
-          </w:p>
-        </w:tc>
-        <w:tc>
-          <w:tcPr>
-            <w:tcW w:type="dxa" w:w="10680"/>
-            <w:shd w:fill="FFFFFF" w:color="auto" w:val="clear"/>
-            <w:tcMar>
-              <w:top w:type="dxa" w:w="60"/>
-              <w:left w:type="dxa" w:w="120"/>
-              <w:bottom w:type="dxa" w:w="60"/>
-              <w:right w:type="dxa" w:w="120"/>
-            </w:tcMar>
-            <w:vAlign w:val="top"/>
-          </w:tcPr>
-          <w:p>
-            <w:pPr>
-              <w:spacing w:after="40" w:before="0"/>
-              <w:jc w:val="left"/>
-            </w:pPr>
-            <w:r>
-              <w:rPr>
-                <w:rFonts w:ascii="Arial" w:cs="Arial" w:eastAsia="Arial" w:hAnsi="Arial"/>
-                <w:b w:val="false"/>
-                <w:bCs w:val="false"/>
-                <w:i w:val="false"/>
-                <w:iCs w:val="false"/>
-                <w:color w:val="000000"/>
-                <w:sz w:val="18"/>
-                <w:szCs w:val="18"/>
-              </w:rPr>
-              <w:t xml:space="preserve">Sub-Strand 2.7: Volume and Capacity</w:t>
-            </w:r>
-          </w:p>
-        </w:tc>
-      </w:tr>
-      <w:tr>
-        <w:tc>
-          <w:tcPr>
-            <w:tcW w:type="dxa" w:w="3000"/>
-            <w:shd w:fill="D5E8F0" w:color="auto" w:val="clear"/>
-            <w:tcMar>
-              <w:top w:type="dxa" w:w="60"/>
-              <w:left w:type="dxa" w:w="120"/>
-              <w:bottom w:type="dxa" w:w="60"/>
-              <w:right w:type="dxa" w:w="120"/>
-            </w:tcMar>
-            <w:vAlign w:val="top"/>
-          </w:tcPr>
-          <w:p>
-            <w:pPr>
-              <w:spacing w:after="40" w:before="0"/>
-              <w:jc w:val="left"/>
-            </w:pPr>
-            <w:r>
-              <w:rPr>
-                <w:rFonts w:ascii="Arial" w:cs="Arial" w:eastAsia="Arial" w:hAnsi="Arial"/>
-                <w:b/>
-                <w:bCs/>
-                <w:i w:val="false"/>
-                <w:iCs w:val="false"/>
-                <w:color w:val="000000"/>
-                <w:sz w:val="18"/>
-                <w:szCs w:val="18"/>
-              </w:rPr>
-              <w:t xml:space="preserve">Total Duration</w:t>
-            </w:r>
-          </w:p>
-        </w:tc>
-        <w:tc>
-          <w:tcPr>
-            <w:tcW w:type="dxa" w:w="10680"/>
-            <w:shd w:fill="FFFFFF" w:color="auto" w:val="clear"/>
-            <w:tcMar>
-              <w:top w:type="dxa" w:w="60"/>
-              <w:left w:type="dxa" w:w="120"/>
-              <w:bottom w:type="dxa" w:w="60"/>
-              <w:right w:type="dxa" w:w="120"/>
-            </w:tcMar>
-            <w:vAlign w:val="top"/>
-          </w:tcPr>
-          <w:p>
-            <w:pPr>
-              <w:spacing w:after="40" w:before="0"/>
-              <w:jc w:val="left"/>
-            </w:pPr>
-            <w:r>
-              <w:rPr>
-                <w:rFonts w:ascii="Arial" w:cs="Arial" w:eastAsia="Arial" w:hAnsi="Arial"/>
-                <w:b w:val="false"/>
-                <w:bCs w:val="false"/>
-                <w:i w:val="false"/>
-                <w:iCs w:val="false"/>
-                <w:color w:val="000000"/>
-                <w:sz w:val="18"/>
-                <w:szCs w:val="18"/>
-              </w:rPr>
-              <w:t xml:space="preserve">8 lessons × 40 minutes = 320 minutes total</w:t>
-            </w:r>
-          </w:p>
-        </w:tc>
-      </w:tr>
-      <w:tr>
-        <w:tc>
-          <w:tcPr>
-            <w:tcW w:type="dxa" w:w="3000"/>
-            <w:shd w:fill="D5E8F0" w:color="auto" w:val="clear"/>
-            <w:tcMar>
-              <w:top w:type="dxa" w:w="60"/>
-              <w:left w:type="dxa" w:w="120"/>
-              <w:bottom w:type="dxa" w:w="60"/>
-              <w:right w:type="dxa" w:w="120"/>
-            </w:tcMar>
-            <w:vAlign w:val="top"/>
-          </w:tcPr>
-          <w:p>
-            <w:pPr>
-              <w:spacing w:after="40" w:before="0"/>
-              <w:jc w:val="left"/>
-            </w:pPr>
-            <w:r>
-              <w:rPr>
-                <w:rFonts w:ascii="Arial" w:cs="Arial" w:eastAsia="Arial" w:hAnsi="Arial"/>
-                <w:b/>
-                <w:bCs/>
-                <w:i w:val="false"/>
-                <w:iCs w:val="false"/>
-                <w:color w:val="000000"/>
-                <w:sz w:val="18"/>
-                <w:szCs w:val="18"/>
-              </w:rPr>
-              <w:t xml:space="preserve">Sub-Strand Content</w:t>
-            </w:r>
-          </w:p>
-        </w:tc>
-        <w:tc>
-          <w:tcPr>
-            <w:tcW w:type="dxa" w:w="10680"/>
-            <w:shd w:fill="FFFFFF" w:color="auto" w:val="clear"/>
-            <w:tcMar>
-              <w:top w:type="dxa" w:w="60"/>
-              <w:left w:type="dxa" w:w="120"/>
-              <w:bottom w:type="dxa" w:w="60"/>
-              <w:right w:type="dxa" w:w="120"/>
-            </w:tcMar>
-            <w:vAlign w:val="top"/>
-          </w:tcPr>
-          <w:p>
-            <w:pPr>
-              <w:spacing w:after="30" w:before="0"/>
-              <w:ind w:left="360" w:hanging="180"/>
-              <w:jc w:val="left"/>
-            </w:pPr>
-            <w:r>
-              <w:rPr>
-                <w:rFonts w:ascii="Arial" w:cs="Arial" w:eastAsia="Arial" w:hAnsi="Arial"/>
-                <w:b w:val="false"/>
-                <w:bCs w:val="false"/>
-                <w:i w:val="false"/>
-                <w:iCs w:val="false"/>
-                <w:color w:val="000000"/>
-                <w:sz w:val="18"/>
-                <w:szCs w:val="18"/>
-              </w:rPr>
-              <w:t xml:space="preserve">–  Volume and capacity of cones: deriving and applying the formula V = ⅓πr²h; relating to the volume of a cylinder of equal base and height</w:t>
-            </w:r>
-          </w:p>
-          <w:p>
-            <w:pPr>
-              <w:spacing w:after="30" w:before="0"/>
-              <w:ind w:left="360" w:hanging="180"/>
-              <w:jc w:val="left"/>
-            </w:pPr>
-            <w:r>
-              <w:rPr>
-                <w:rFonts w:ascii="Arial" w:cs="Arial" w:eastAsia="Arial" w:hAnsi="Arial"/>
-                <w:b w:val="false"/>
-                <w:bCs w:val="false"/>
-                <w:i w:val="false"/>
-                <w:iCs w:val="false"/>
-                <w:color w:val="000000"/>
-                <w:sz w:val="18"/>
-                <w:szCs w:val="18"/>
-              </w:rPr>
-              <w:t xml:space="preserve">–  Volume and capacity of pyramids (square and rectangular base): deriving and applying V = ⅓ × base area × height</w:t>
-            </w:r>
-          </w:p>
-          <w:p>
-            <w:pPr>
-              <w:spacing w:after="30" w:before="0"/>
-              <w:ind w:left="360" w:hanging="180"/>
-              <w:jc w:val="left"/>
-            </w:pPr>
-            <w:r>
-              <w:rPr>
-                <w:rFonts w:ascii="Arial" w:cs="Arial" w:eastAsia="Arial" w:hAnsi="Arial"/>
-                <w:b w:val="false"/>
-                <w:bCs w:val="false"/>
-                <w:i w:val="false"/>
-                <w:iCs w:val="false"/>
-                <w:color w:val="000000"/>
-                <w:sz w:val="18"/>
-                <w:szCs w:val="18"/>
-              </w:rPr>
-              <w:t xml:space="preserve">–  Volume and capacity of frustums of cones: applying V = ⅓πh(R² + Rr + r²) using dimensions of the original cone and the removed top cone</w:t>
-            </w:r>
-          </w:p>
-          <w:p>
-            <w:pPr>
-              <w:spacing w:after="30" w:before="0"/>
-              <w:ind w:left="360" w:hanging="180"/>
-              <w:jc w:val="left"/>
-            </w:pPr>
-            <w:r>
-              <w:rPr>
-                <w:rFonts w:ascii="Arial" w:cs="Arial" w:eastAsia="Arial" w:hAnsi="Arial"/>
-                <w:b w:val="false"/>
-                <w:bCs w:val="false"/>
-                <w:i w:val="false"/>
-                <w:iCs w:val="false"/>
-                <w:color w:val="000000"/>
-                <w:sz w:val="18"/>
-                <w:szCs w:val="18"/>
-              </w:rPr>
-              <w:t xml:space="preserve">–  Volume and capacity of frustums of pyramids: applying V = ⅓h(A₁ + A₂ + √(A₁A₂)) for square and rectangular bases</w:t>
-            </w:r>
-          </w:p>
-          <w:p>
-            <w:pPr>
-              <w:spacing w:after="30" w:before="0"/>
-              <w:ind w:left="360" w:hanging="180"/>
-              <w:jc w:val="left"/>
-            </w:pPr>
-            <w:r>
-              <w:rPr>
-                <w:rFonts w:ascii="Arial" w:cs="Arial" w:eastAsia="Arial" w:hAnsi="Arial"/>
-                <w:b w:val="false"/>
-                <w:bCs w:val="false"/>
-                <w:i w:val="false"/>
-                <w:iCs w:val="false"/>
-                <w:color w:val="000000"/>
-                <w:sz w:val="18"/>
-                <w:szCs w:val="18"/>
-              </w:rPr>
-              <w:t xml:space="preserve">–  Relationship between volume units and capacity units (cm³ ↔ mL, m³ ↔ L; 1 L = 1 000 cm³)</w:t>
-            </w:r>
-          </w:p>
-          <w:p>
-            <w:pPr>
-              <w:spacing w:after="30" w:before="0"/>
-              <w:ind w:left="360" w:hanging="180"/>
-              <w:jc w:val="left"/>
-            </w:pPr>
-            <w:r>
-              <w:rPr>
-                <w:rFonts w:ascii="Arial" w:cs="Arial" w:eastAsia="Arial" w:hAnsi="Arial"/>
-                <w:b w:val="false"/>
-                <w:bCs w:val="false"/>
-                <w:i w:val="false"/>
-                <w:iCs w:val="false"/>
-                <w:color w:val="000000"/>
-                <w:sz w:val="18"/>
-                <w:szCs w:val="18"/>
-              </w:rPr>
-              <w:t xml:space="preserve">–  Reading and interpreting measurements of real containers (buckets, grain stores, water tanks, cooking pots) shaped as cones, pyramids and frustums</w:t>
-            </w:r>
-          </w:p>
-          <w:p>
-            <w:pPr>
-              <w:spacing w:after="30" w:before="0"/>
-              <w:ind w:left="360" w:hanging="180"/>
-              <w:jc w:val="left"/>
-            </w:pPr>
-            <w:r>
-              <w:rPr>
-                <w:rFonts w:ascii="Arial" w:cs="Arial" w:eastAsia="Arial" w:hAnsi="Arial"/>
-                <w:b w:val="false"/>
-                <w:bCs w:val="false"/>
-                <w:i w:val="false"/>
-                <w:iCs w:val="false"/>
-                <w:color w:val="000000"/>
-                <w:sz w:val="18"/>
-                <w:szCs w:val="18"/>
-              </w:rPr>
-              <w:t xml:space="preserve">–  Selecting and applying appropriate formulae to solve real-life volume and capacity problems</w:t>
-            </w:r>
-          </w:p>
-          <w:p>
-            <w:pPr>
-              <w:spacing w:after="30" w:before="0"/>
-              <w:ind w:left="360" w:hanging="180"/>
-              <w:jc w:val="left"/>
-            </w:pPr>
-            <w:r>
-              <w:rPr>
-                <w:rFonts w:ascii="Arial" w:cs="Arial" w:eastAsia="Arial" w:hAnsi="Arial"/>
-                <w:b w:val="false"/>
-                <w:bCs w:val="false"/>
-                <w:i w:val="false"/>
-                <w:iCs w:val="false"/>
-                <w:color w:val="000000"/>
-                <w:sz w:val="18"/>
-                <w:szCs w:val="18"/>
-              </w:rPr>
-              <w:t xml:space="preserve">–  Project: making and measuring model containers shaped as frustums, pyramids and cones from locally available materials</w:t>
-            </w:r>
-          </w:p>
-        </w:tc>
-      </w:tr>
-      <w:tr>
-        <w:tc>
-          <w:tcPr>
-            <w:tcW w:type="dxa" w:w="3000"/>
-            <w:shd w:fill="D5E8F0" w:color="auto" w:val="clear"/>
-            <w:tcMar>
-              <w:top w:type="dxa" w:w="60"/>
-              <w:left w:type="dxa" w:w="120"/>
-              <w:bottom w:type="dxa" w:w="60"/>
-              <w:right w:type="dxa" w:w="120"/>
-            </w:tcMar>
-            <w:vAlign w:val="top"/>
-          </w:tcPr>
-          <w:p>
-            <w:pPr>
-              <w:spacing w:after="40" w:before="0"/>
-              <w:jc w:val="left"/>
-            </w:pPr>
-            <w:r>
-              <w:rPr>
-                <w:rFonts w:ascii="Arial" w:cs="Arial" w:eastAsia="Arial" w:hAnsi="Arial"/>
-                <w:b/>
-                <w:bCs/>
-                <w:i w:val="false"/>
-                <w:iCs w:val="false"/>
-                <w:color w:val="000000"/>
-                <w:sz w:val="18"/>
-                <w:szCs w:val="18"/>
-              </w:rPr>
-              <w:t xml:space="preserve">Learning Outcomes</w:t>
-            </w:r>
-          </w:p>
-        </w:tc>
-        <w:tc>
-          <w:tcPr>
-            <w:tcW w:type="dxa" w:w="10680"/>
-            <w:shd w:fill="FFFFFF" w:color="auto" w:val="clear"/>
-            <w:tcMar>
-              <w:top w:type="dxa" w:w="60"/>
-              <w:left w:type="dxa" w:w="120"/>
-              <w:bottom w:type="dxa" w:w="60"/>
-              <w:right w:type="dxa" w:w="120"/>
-            </w:tcMar>
-            <w:vAlign w:val="top"/>
-          </w:tcPr>
-          <w:p>
-            <w:pPr>
-              <w:spacing w:after="40" w:before="0"/>
-              <w:jc w:val="left"/>
-            </w:pPr>
-            <w:r>
-              <w:rPr>
-                <w:rFonts w:ascii="Arial" w:cs="Arial" w:eastAsia="Arial" w:hAnsi="Arial"/>
-                <w:b w:val="false"/>
-                <w:bCs w:val="false"/>
-                <w:i w:val="false"/>
-                <w:iCs w:val="false"/>
-                <w:color w:val="000000"/>
-                <w:sz w:val="18"/>
-                <w:szCs w:val="18"/>
-              </w:rPr>
-              <w:t xml:space="preserve">By the end of the sub-strand, the learner should be able to:</w:t>
-            </w:r>
-          </w:p>
-          <w:p>
-            <w:pPr>
-              <w:spacing w:after="40" w:before="0"/>
-              <w:jc w:val="left"/>
-            </w:pPr>
-            <w:r>
-              <w:rPr>
-                <w:rFonts w:ascii="Arial" w:cs="Arial" w:eastAsia="Arial" w:hAnsi="Arial"/>
-                <w:b w:val="false"/>
-                <w:bCs w:val="false"/>
-                <w:i w:val="false"/>
-                <w:iCs w:val="false"/>
-                <w:color w:val="000000"/>
-                <w:sz w:val="18"/>
-                <w:szCs w:val="18"/>
-              </w:rPr>
-              <w:t xml:space="preserve">a) determine the volume and capacity of cones and pyramids,</w:t>
-            </w:r>
-          </w:p>
-          <w:p>
-            <w:pPr>
-              <w:spacing w:after="40" w:before="0"/>
-              <w:jc w:val="left"/>
-            </w:pPr>
-            <w:r>
-              <w:rPr>
-                <w:rFonts w:ascii="Arial" w:cs="Arial" w:eastAsia="Arial" w:hAnsi="Arial"/>
-                <w:b w:val="false"/>
-                <w:bCs w:val="false"/>
-                <w:i w:val="false"/>
-                <w:iCs w:val="false"/>
-                <w:color w:val="000000"/>
-                <w:sz w:val="18"/>
-                <w:szCs w:val="18"/>
-              </w:rPr>
-              <w:t xml:space="preserve">b) compute volume and capacity of a frustum of a cone,</w:t>
-            </w:r>
-          </w:p>
-          <w:p>
-            <w:pPr>
-              <w:spacing w:after="40" w:before="0"/>
-              <w:jc w:val="left"/>
-            </w:pPr>
-            <w:r>
-              <w:rPr>
-                <w:rFonts w:ascii="Arial" w:cs="Arial" w:eastAsia="Arial" w:hAnsi="Arial"/>
-                <w:b w:val="false"/>
-                <w:bCs w:val="false"/>
-                <w:i w:val="false"/>
-                <w:iCs w:val="false"/>
-                <w:color w:val="000000"/>
-                <w:sz w:val="18"/>
-                <w:szCs w:val="18"/>
-              </w:rPr>
-              <w:t xml:space="preserve">c) calculate the volume and capacity of a frustum of a pyramid,</w:t>
-            </w:r>
-          </w:p>
-          <w:p>
-            <w:pPr>
-              <w:spacing w:after="40" w:before="0"/>
-              <w:jc w:val="left"/>
-            </w:pPr>
-            <w:r>
-              <w:rPr>
-                <w:rFonts w:ascii="Arial" w:cs="Arial" w:eastAsia="Arial" w:hAnsi="Arial"/>
-                <w:b w:val="false"/>
-                <w:bCs w:val="false"/>
-                <w:i w:val="false"/>
-                <w:iCs w:val="false"/>
-                <w:color w:val="000000"/>
-                <w:sz w:val="18"/>
-                <w:szCs w:val="18"/>
-              </w:rPr>
-              <w:t xml:space="preserve">d) apply volume and capacity in real-life situations,</w:t>
-            </w:r>
-          </w:p>
-          <w:p>
-            <w:pPr>
-              <w:spacing w:after="40" w:before="0"/>
-              <w:jc w:val="left"/>
-            </w:pPr>
-            <w:r>
-              <w:rPr>
-                <w:rFonts w:ascii="Arial" w:cs="Arial" w:eastAsia="Arial" w:hAnsi="Arial"/>
-                <w:b w:val="false"/>
-                <w:bCs w:val="false"/>
-                <w:i w:val="false"/>
-                <w:iCs w:val="false"/>
-                <w:color w:val="000000"/>
-                <w:sz w:val="18"/>
-                <w:szCs w:val="18"/>
-              </w:rPr>
-              <w:t xml:space="preserve">e) appreciate volumes and capacities in real life situations.</w:t>
-            </w:r>
-          </w:p>
-        </w:tc>
-      </w:tr>
-      <w:tr>
-        <w:tc>
-          <w:tcPr>
-            <w:tcW w:type="dxa" w:w="3000"/>
-            <w:shd w:fill="D5E8F0" w:color="auto" w:val="clear"/>
-            <w:tcMar>
-              <w:top w:type="dxa" w:w="60"/>
-              <w:left w:type="dxa" w:w="120"/>
-              <w:bottom w:type="dxa" w:w="60"/>
-              <w:right w:type="dxa" w:w="120"/>
-            </w:tcMar>
-            <w:vAlign w:val="top"/>
-          </w:tcPr>
-          <w:p>
-            <w:pPr>
-              <w:spacing w:after="40" w:before="0"/>
-              <w:jc w:val="left"/>
-            </w:pPr>
-            <w:r>
-              <w:rPr>
-                <w:rFonts w:ascii="Arial" w:cs="Arial" w:eastAsia="Arial" w:hAnsi="Arial"/>
-                <w:b/>
-                <w:bCs/>
-                <w:i w:val="false"/>
-                <w:iCs w:val="false"/>
-                <w:color w:val="000000"/>
-                <w:sz w:val="18"/>
-                <w:szCs w:val="18"/>
-              </w:rPr>
-              <w:t xml:space="preserve">Core Competencies</w:t>
-            </w:r>
-          </w:p>
-        </w:tc>
-        <w:tc>
-          <w:tcPr>
-            <w:tcW w:type="dxa" w:w="10680"/>
-            <w:shd w:fill="FFFFFF" w:color="auto" w:val="clear"/>
-            <w:tcMar>
-              <w:top w:type="dxa" w:w="60"/>
-              <w:left w:type="dxa" w:w="120"/>
-              <w:bottom w:type="dxa" w:w="60"/>
-              <w:right w:type="dxa" w:w="120"/>
-            </w:tcMar>
-            <w:vAlign w:val="top"/>
-          </w:tcPr>
-          <w:p>
-            <w:pPr>
-              <w:spacing w:after="30" w:before="0"/>
-              <w:ind w:left="360" w:hanging="180"/>
-              <w:jc w:val="left"/>
-            </w:pPr>
-            <w:r>
-              <w:rPr>
-                <w:rFonts w:ascii="Arial" w:cs="Arial" w:eastAsia="Arial" w:hAnsi="Arial"/>
-                <w:b w:val="false"/>
-                <w:bCs w:val="false"/>
-                <w:i w:val="false"/>
-                <w:iCs w:val="false"/>
-                <w:color w:val="000000"/>
-                <w:sz w:val="18"/>
-                <w:szCs w:val="18"/>
-              </w:rPr>
-              <w:t xml:space="preserve">–  Critical Thinking and Problem Solving: the learner acquires open-mindedness and creativity skills when discussing with peers and working out the volume and capacity of containers shaped as cones, pyramids and frustums; learners must choose and justify the correct formula for each shape encountered.</w:t>
-            </w:r>
-          </w:p>
-          <w:p>
-            <w:pPr>
-              <w:spacing w:after="30" w:before="0"/>
-              <w:ind w:left="360" w:hanging="180"/>
-              <w:jc w:val="left"/>
-            </w:pPr>
-            <w:r>
-              <w:rPr>
-                <w:rFonts w:ascii="Arial" w:cs="Arial" w:eastAsia="Arial" w:hAnsi="Arial"/>
-                <w:b w:val="false"/>
-                <w:bCs w:val="false"/>
-                <w:i w:val="false"/>
-                <w:iCs w:val="false"/>
-                <w:color w:val="000000"/>
-                <w:sz w:val="18"/>
-                <w:szCs w:val="18"/>
-              </w:rPr>
-              <w:t xml:space="preserve">–  Creativity and Imagination: the learner develops connection and networking skills when deriving the volume of frustums by subtracting a smaller cone or pyramid from a larger one, and when constructing physical models of these solids from locally available materials such as cardboard, old packaging and clay.</w:t>
-            </w:r>
-          </w:p>
-        </w:tc>
-      </w:tr>
-      <w:tr>
-        <w:tc>
-          <w:tcPr>
-            <w:tcW w:type="dxa" w:w="3000"/>
-            <w:shd w:fill="E2EFDA" w:color="auto" w:val="clear"/>
-            <w:tcMar>
-              <w:top w:type="dxa" w:w="60"/>
-              <w:left w:type="dxa" w:w="120"/>
-              <w:bottom w:type="dxa" w:w="60"/>
-              <w:right w:type="dxa" w:w="120"/>
-            </w:tcMar>
-            <w:vAlign w:val="top"/>
-          </w:tcPr>
-          <w:p>
-            <w:pPr>
-              <w:spacing w:after="40" w:before="0"/>
-              <w:jc w:val="left"/>
-            </w:pPr>
-            <w:r>
-              <w:rPr>
-                <w:rFonts w:ascii="Arial" w:cs="Arial" w:eastAsia="Arial" w:hAnsi="Arial"/>
-                <w:b/>
-                <w:bCs/>
-                <w:i w:val="false"/>
-                <w:iCs w:val="false"/>
-                <w:color w:val="000000"/>
-                <w:sz w:val="18"/>
-                <w:szCs w:val="18"/>
-              </w:rPr>
-              <w:t xml:space="preserve">Core Values</w:t>
-            </w:r>
-          </w:p>
-        </w:tc>
-        <w:tc>
-          <w:tcPr>
-            <w:tcW w:type="dxa" w:w="10680"/>
-            <w:shd w:fill="FFFFFF" w:color="auto" w:val="clear"/>
-            <w:tcMar>
-              <w:top w:type="dxa" w:w="60"/>
-              <w:left w:type="dxa" w:w="120"/>
-              <w:bottom w:type="dxa" w:w="60"/>
-              <w:right w:type="dxa" w:w="120"/>
-            </w:tcMar>
-            <w:vAlign w:val="top"/>
-          </w:tcPr>
-          <w:p>
-            <w:pPr>
-              <w:spacing w:after="30" w:before="0"/>
-              <w:ind w:left="360" w:hanging="180"/>
-              <w:jc w:val="left"/>
-            </w:pPr>
-            <w:r>
-              <w:rPr>
-                <w:rFonts w:ascii="Arial" w:cs="Arial" w:eastAsia="Arial" w:hAnsi="Arial"/>
-                <w:b w:val="false"/>
-                <w:bCs w:val="false"/>
-                <w:i w:val="false"/>
-                <w:iCs w:val="false"/>
-                <w:color w:val="000000"/>
-                <w:sz w:val="18"/>
-                <w:szCs w:val="18"/>
-              </w:rPr>
-              <w:t xml:space="preserve">–  Unity: the learner displays tolerance of different opinions while working with peers when constructing models of frustums as learning resources, sharing materials equitably and dividing tasks fairly within the group.</w:t>
-            </w:r>
-          </w:p>
-          <w:p>
-            <w:pPr>
-              <w:spacing w:after="30" w:before="0"/>
-              <w:ind w:left="360" w:hanging="180"/>
-              <w:jc w:val="left"/>
-            </w:pPr>
-            <w:r>
-              <w:rPr>
-                <w:rFonts w:ascii="Arial" w:cs="Arial" w:eastAsia="Arial" w:hAnsi="Arial"/>
-                <w:b w:val="false"/>
-                <w:bCs w:val="false"/>
-                <w:i w:val="false"/>
-                <w:iCs w:val="false"/>
-                <w:color w:val="000000"/>
-                <w:sz w:val="18"/>
-                <w:szCs w:val="18"/>
-              </w:rPr>
-              <w:t xml:space="preserve">–  Respect: the learner listens to others' opinions while discussing appropriate formulae for working out volume and capacity of containers, and acknowledges contributions of group members during presentations.</w:t>
-            </w:r>
-          </w:p>
-        </w:tc>
-      </w:tr>
-      <w:tr>
-        <w:tc>
-          <w:tcPr>
-            <w:tcW w:type="dxa" w:w="3000"/>
-            <w:shd w:fill="D5E8F0" w:color="auto" w:val="clear"/>
-            <w:tcMar>
-              <w:top w:type="dxa" w:w="60"/>
-              <w:left w:type="dxa" w:w="120"/>
-              <w:bottom w:type="dxa" w:w="60"/>
-              <w:right w:type="dxa" w:w="120"/>
-            </w:tcMar>
-            <w:vAlign w:val="top"/>
-          </w:tcPr>
-          <w:p>
-            <w:pPr>
-              <w:spacing w:after="40" w:before="0"/>
-              <w:jc w:val="left"/>
-            </w:pPr>
-            <w:r>
-              <w:rPr>
-                <w:rFonts w:ascii="Arial" w:cs="Arial" w:eastAsia="Arial" w:hAnsi="Arial"/>
-                <w:b/>
-                <w:bCs/>
-                <w:i w:val="false"/>
-                <w:iCs w:val="false"/>
-                <w:color w:val="000000"/>
-                <w:sz w:val="18"/>
-                <w:szCs w:val="18"/>
-              </w:rPr>
-              <w:t xml:space="preserve">Science &amp; Engineering Practices</w:t>
-            </w:r>
-          </w:p>
-        </w:tc>
-        <w:tc>
-          <w:tcPr>
-            <w:tcW w:type="dxa" w:w="10680"/>
-            <w:shd w:fill="FFFFFF" w:color="auto" w:val="clear"/>
-            <w:tcMar>
-              <w:top w:type="dxa" w:w="60"/>
-              <w:left w:type="dxa" w:w="120"/>
-              <w:bottom w:type="dxa" w:w="60"/>
-              <w:right w:type="dxa" w:w="120"/>
-            </w:tcMar>
-            <w:vAlign w:val="top"/>
-          </w:tcPr>
-          <w:p>
-            <w:pPr>
-              <w:spacing w:after="30" w:before="0"/>
-              <w:ind w:left="360" w:hanging="180"/>
-              <w:jc w:val="left"/>
-            </w:pPr>
-            <w:r>
-              <w:rPr>
-                <w:rFonts w:ascii="Arial" w:cs="Arial" w:eastAsia="Arial" w:hAnsi="Arial"/>
-                <w:b w:val="false"/>
-                <w:bCs w:val="false"/>
-                <w:i w:val="false"/>
-                <w:iCs w:val="false"/>
-                <w:color w:val="000000"/>
-                <w:sz w:val="18"/>
-                <w:szCs w:val="18"/>
-              </w:rPr>
-              <w:t xml:space="preserve">–  Asking Questions and Defining Problems: learners pose questions about why different containers (buckets, grain stores, water tanks) hold different amounts even when they look similar in height, initiating the mathematical investigation of volume and capacity.</w:t>
-            </w:r>
-          </w:p>
-          <w:p>
-            <w:pPr>
-              <w:spacing w:after="30" w:before="0"/>
-              <w:ind w:left="360" w:hanging="180"/>
-              <w:jc w:val="left"/>
-            </w:pPr>
-            <w:r>
-              <w:rPr>
-                <w:rFonts w:ascii="Arial" w:cs="Arial" w:eastAsia="Arial" w:hAnsi="Arial"/>
-                <w:b w:val="false"/>
-                <w:bCs w:val="false"/>
-                <w:i w:val="false"/>
-                <w:iCs w:val="false"/>
-                <w:color w:val="000000"/>
-                <w:sz w:val="18"/>
-                <w:szCs w:val="18"/>
-              </w:rPr>
-              <w:t xml:space="preserve">–  Developing and Using Models: learners build physical models of cones, pyramids and frustums to visualise the relationship between a frustum and its parent solid, then use mathematical formulae as abstract models to predict capacity.</w:t>
-            </w:r>
-          </w:p>
-          <w:p>
-            <w:pPr>
-              <w:spacing w:after="30" w:before="0"/>
-              <w:ind w:left="360" w:hanging="180"/>
-              <w:jc w:val="left"/>
-            </w:pPr>
-            <w:r>
-              <w:rPr>
-                <w:rFonts w:ascii="Arial" w:cs="Arial" w:eastAsia="Arial" w:hAnsi="Arial"/>
-                <w:b w:val="false"/>
-                <w:bCs w:val="false"/>
-                <w:i w:val="false"/>
-                <w:iCs w:val="false"/>
-                <w:color w:val="000000"/>
-                <w:sz w:val="18"/>
-                <w:szCs w:val="18"/>
-              </w:rPr>
-              <w:t xml:space="preserve">–  Using Mathematics and Computational Thinking: learners select and apply the appropriate volume formula, substitute measured dimensions, and convert between volume units (cm³, m³) and capacity units (mL, L) to solve real-life container problems.</w:t>
-            </w:r>
-          </w:p>
-          <w:p>
-            <w:pPr>
-              <w:spacing w:after="30" w:before="0"/>
-              <w:ind w:left="360" w:hanging="180"/>
-              <w:jc w:val="left"/>
-            </w:pPr>
-            <w:r>
-              <w:rPr>
-                <w:rFonts w:ascii="Arial" w:cs="Arial" w:eastAsia="Arial" w:hAnsi="Arial"/>
-                <w:b w:val="false"/>
-                <w:bCs w:val="false"/>
-                <w:i w:val="false"/>
-                <w:iCs w:val="false"/>
-                <w:color w:val="000000"/>
-                <w:sz w:val="18"/>
-                <w:szCs w:val="18"/>
-              </w:rPr>
-              <w:t xml:space="preserve">–  Constructing Explanations: learners explain why V(frustum) = V(large cone) − V(small cone) by referencing their physical models and measurements, justifying each step of their working.</w:t>
-            </w:r>
-          </w:p>
-        </w:tc>
-      </w:tr>
-      <w:tr>
-        <w:tc>
-          <w:tcPr>
-            <w:tcW w:type="dxa" w:w="3000"/>
-            <w:shd w:fill="FCE4D6" w:color="auto" w:val="clear"/>
-            <w:tcMar>
-              <w:top w:type="dxa" w:w="60"/>
-              <w:left w:type="dxa" w:w="120"/>
-              <w:bottom w:type="dxa" w:w="60"/>
-              <w:right w:type="dxa" w:w="120"/>
-            </w:tcMar>
-            <w:vAlign w:val="top"/>
-          </w:tcPr>
-          <w:p>
-            <w:pPr>
-              <w:spacing w:after="40" w:before="0"/>
-              <w:jc w:val="left"/>
-            </w:pPr>
-            <w:r>
-              <w:rPr>
-                <w:rFonts w:ascii="Arial" w:cs="Arial" w:eastAsia="Arial" w:hAnsi="Arial"/>
-                <w:b/>
-                <w:bCs/>
-                <w:i w:val="false"/>
-                <w:iCs w:val="false"/>
-                <w:color w:val="000000"/>
-                <w:sz w:val="18"/>
-                <w:szCs w:val="18"/>
-              </w:rPr>
-              <w:t xml:space="preserve">Pertinent &amp; Contemporary Issues (PCIs)</w:t>
-            </w:r>
-          </w:p>
-        </w:tc>
-        <w:tc>
-          <w:tcPr>
-            <w:tcW w:type="dxa" w:w="10680"/>
-            <w:shd w:fill="FFFFFF" w:color="auto" w:val="clear"/>
-            <w:tcMar>
-              <w:top w:type="dxa" w:w="60"/>
-              <w:left w:type="dxa" w:w="120"/>
-              <w:bottom w:type="dxa" w:w="60"/>
-              <w:right w:type="dxa" w:w="120"/>
-            </w:tcMar>
-            <w:vAlign w:val="top"/>
-          </w:tcPr>
-          <w:p>
-            <w:pPr>
-              <w:spacing w:after="30" w:before="0"/>
-              <w:ind w:left="360" w:hanging="180"/>
-              <w:jc w:val="left"/>
-            </w:pPr>
-            <w:r>
-              <w:rPr>
-                <w:rFonts w:ascii="Arial" w:cs="Arial" w:eastAsia="Arial" w:hAnsi="Arial"/>
-                <w:b w:val="false"/>
-                <w:bCs w:val="false"/>
-                <w:i w:val="false"/>
-                <w:iCs w:val="false"/>
-                <w:color w:val="000000"/>
-                <w:sz w:val="18"/>
-                <w:szCs w:val="18"/>
-              </w:rPr>
-              <w:t xml:space="preserve">–  Environment and Technology: the learner uses appropriate containers from the local environment — such as plastic buckets used for carrying water from the borehole, metal grain-storage bins common in Rift Valley farms, and cooking pots used for ugali — to work out the capacity of cones, pyramids and their frustums, promoting environmental awareness and resourcefulness.</w:t>
-            </w:r>
-          </w:p>
-          <w:p>
-            <w:pPr>
-              <w:spacing w:after="30" w:before="0"/>
-              <w:ind w:left="360" w:hanging="180"/>
-              <w:jc w:val="left"/>
-            </w:pPr>
-            <w:r>
-              <w:rPr>
-                <w:rFonts w:ascii="Arial" w:cs="Arial" w:eastAsia="Arial" w:hAnsi="Arial"/>
-                <w:b w:val="false"/>
-                <w:bCs w:val="false"/>
-                <w:i w:val="false"/>
-                <w:iCs w:val="false"/>
-                <w:color w:val="000000"/>
-                <w:sz w:val="18"/>
-                <w:szCs w:val="18"/>
-              </w:rPr>
-              <w:t xml:space="preserve">–  Education for Sustainable Development: by calculating the capacity of water-harvesting tanks and grain-storage structures shaped as frustums, learners connect mathematics to sustainable food and water management practices relevant to Kenyan farming communities.</w:t>
-            </w:r>
-          </w:p>
-        </w:tc>
-      </w:tr>
-      <w:tr>
-        <w:tc>
-          <w:tcPr>
-            <w:tcW w:type="dxa" w:w="3000"/>
-            <w:shd w:fill="D9EEF1" w:color="auto" w:val="clear"/>
-            <w:tcMar>
-              <w:top w:type="dxa" w:w="60"/>
-              <w:left w:type="dxa" w:w="120"/>
-              <w:bottom w:type="dxa" w:w="60"/>
-              <w:right w:type="dxa" w:w="120"/>
-            </w:tcMar>
-            <w:vAlign w:val="top"/>
-          </w:tcPr>
-          <w:p>
-            <w:pPr>
-              <w:spacing w:after="40" w:before="0"/>
-              <w:jc w:val="left"/>
-            </w:pPr>
-            <w:r>
-              <w:rPr>
-                <w:rFonts w:ascii="Arial" w:cs="Arial" w:eastAsia="Arial" w:hAnsi="Arial"/>
-                <w:b/>
-                <w:bCs/>
-                <w:i w:val="false"/>
-                <w:iCs w:val="false"/>
-                <w:color w:val="000000"/>
-                <w:sz w:val="18"/>
-                <w:szCs w:val="18"/>
-              </w:rPr>
-              <w:t xml:space="preserve">Career Connections</w:t>
-            </w:r>
-          </w:p>
-        </w:tc>
-        <w:tc>
-          <w:tcPr>
-            <w:tcW w:type="dxa" w:w="10680"/>
-            <w:shd w:fill="FFFFFF" w:color="auto" w:val="clear"/>
-            <w:tcMar>
-              <w:top w:type="dxa" w:w="60"/>
-              <w:left w:type="dxa" w:w="120"/>
-              <w:bottom w:type="dxa" w:w="60"/>
-              <w:right w:type="dxa" w:w="120"/>
-            </w:tcMar>
-            <w:vAlign w:val="top"/>
-          </w:tcPr>
-          <w:p>
-            <w:pPr>
-              <w:spacing w:after="30" w:before="0"/>
-              <w:ind w:left="360" w:hanging="180"/>
-              <w:jc w:val="left"/>
-            </w:pPr>
-            <w:r>
-              <w:rPr>
-                <w:rFonts w:ascii="Arial" w:cs="Arial" w:eastAsia="Arial" w:hAnsi="Arial"/>
-                <w:b w:val="false"/>
-                <w:bCs w:val="false"/>
-                <w:i w:val="false"/>
-                <w:iCs w:val="false"/>
-                <w:color w:val="000000"/>
-                <w:sz w:val="18"/>
-                <w:szCs w:val="18"/>
-              </w:rPr>
-              <w:t xml:space="preserve">–  Civil and Structural Engineering: calculating volumes of conical and pyramidal roof structures, water tanks and grain silos used in construction projects across Kenya.</w:t>
-            </w:r>
-          </w:p>
-          <w:p>
-            <w:pPr>
-              <w:spacing w:after="30" w:before="0"/>
-              <w:ind w:left="360" w:hanging="180"/>
-              <w:jc w:val="left"/>
-            </w:pPr>
-            <w:r>
-              <w:rPr>
-                <w:rFonts w:ascii="Arial" w:cs="Arial" w:eastAsia="Arial" w:hAnsi="Arial"/>
-                <w:b w:val="false"/>
-                <w:bCs w:val="false"/>
-                <w:i w:val="false"/>
-                <w:iCs w:val="false"/>
-                <w:color w:val="000000"/>
-                <w:sz w:val="18"/>
-                <w:szCs w:val="18"/>
-              </w:rPr>
-              <w:t xml:space="preserve">–  Architecture and Interior Design: determining capacity of decorative containers, lamp shades and furniture components with frustum or pyramidal shapes.</w:t>
-            </w:r>
-          </w:p>
-          <w:p>
-            <w:pPr>
-              <w:spacing w:after="30" w:before="0"/>
-              <w:ind w:left="360" w:hanging="180"/>
-              <w:jc w:val="left"/>
-            </w:pPr>
-            <w:r>
-              <w:rPr>
-                <w:rFonts w:ascii="Arial" w:cs="Arial" w:eastAsia="Arial" w:hAnsi="Arial"/>
-                <w:b w:val="false"/>
-                <w:bCs w:val="false"/>
-                <w:i w:val="false"/>
-                <w:iCs w:val="false"/>
-                <w:color w:val="000000"/>
-                <w:sz w:val="18"/>
-                <w:szCs w:val="18"/>
-              </w:rPr>
-              <w:t xml:space="preserve">–  Agriculture and Food Science: estimating grain storage capacity of pyramidal or frustum-shaped stores; calculating volumes of conical heaps of maize or beans at market stalls in Wakulima Market, Nairobi.</w:t>
-            </w:r>
-          </w:p>
-          <w:p>
-            <w:pPr>
-              <w:spacing w:after="30" w:before="0"/>
-              <w:ind w:left="360" w:hanging="180"/>
-              <w:jc w:val="left"/>
-            </w:pPr>
-            <w:r>
-              <w:rPr>
-                <w:rFonts w:ascii="Arial" w:cs="Arial" w:eastAsia="Arial" w:hAnsi="Arial"/>
-                <w:b w:val="false"/>
-                <w:bCs w:val="false"/>
-                <w:i w:val="false"/>
-                <w:iCs w:val="false"/>
-                <w:color w:val="000000"/>
-                <w:sz w:val="18"/>
-                <w:szCs w:val="18"/>
-              </w:rPr>
-              <w:t xml:space="preserve">–  Manufacturing and Packaging: designing and sizing packaging (e.g., paper funnels, ice-cream cones, juice cartons) for the food and beverage industry in Kenyan factories.</w:t>
-            </w:r>
-          </w:p>
-          <w:p>
-            <w:pPr>
-              <w:spacing w:after="30" w:before="0"/>
-              <w:ind w:left="360" w:hanging="180"/>
-              <w:jc w:val="left"/>
-            </w:pPr>
-            <w:r>
-              <w:rPr>
-                <w:rFonts w:ascii="Arial" w:cs="Arial" w:eastAsia="Arial" w:hAnsi="Arial"/>
-                <w:b w:val="false"/>
-                <w:bCs w:val="false"/>
-                <w:i w:val="false"/>
-                <w:iCs w:val="false"/>
-                <w:color w:val="000000"/>
-                <w:sz w:val="18"/>
-                <w:szCs w:val="18"/>
-              </w:rPr>
-              <w:t xml:space="preserve">–  Hospitality and Catering: working out capacities of cooking vessels and serving containers in hotels and restaurants along the Kenyan coast and urban centres such as Kisumu and Mombasa.</w:t>
-            </w:r>
-          </w:p>
-          <w:p>
-            <w:pPr>
-              <w:spacing w:after="30" w:before="0"/>
-              <w:ind w:left="360" w:hanging="180"/>
-              <w:jc w:val="left"/>
-            </w:pPr>
-            <w:r>
-              <w:rPr>
-                <w:rFonts w:ascii="Arial" w:cs="Arial" w:eastAsia="Arial" w:hAnsi="Arial"/>
-                <w:b w:val="false"/>
-                <w:bCs w:val="false"/>
-                <w:i w:val="false"/>
-                <w:iCs w:val="false"/>
-                <w:color w:val="000000"/>
-                <w:sz w:val="18"/>
-                <w:szCs w:val="18"/>
-              </w:rPr>
-              <w:t xml:space="preserve">–  Water Resources Management: computing the volume of water stored in conical or frustum-shaped tanks for community water projects in arid and semi-arid areas of Kenya.</w:t>
-            </w:r>
-          </w:p>
-        </w:tc>
-      </w:tr>
-      <w:tr>
-        <w:tc>
-          <w:tcPr>
-            <w:tcW w:type="dxa" w:w="3000"/>
-            <w:shd w:fill="D5E8F0" w:color="auto" w:val="clear"/>
-            <w:tcMar>
-              <w:top w:type="dxa" w:w="60"/>
-              <w:left w:type="dxa" w:w="120"/>
-              <w:bottom w:type="dxa" w:w="60"/>
-              <w:right w:type="dxa" w:w="120"/>
-            </w:tcMar>
-            <w:vAlign w:val="top"/>
-          </w:tcPr>
-          <w:p>
-            <w:pPr>
-              <w:spacing w:after="40" w:before="0"/>
-              <w:jc w:val="left"/>
-            </w:pPr>
-            <w:r>
-              <w:rPr>
-                <w:rFonts w:ascii="Arial" w:cs="Arial" w:eastAsia="Arial" w:hAnsi="Arial"/>
-                <w:b/>
-                <w:bCs/>
-                <w:i w:val="false"/>
-                <w:iCs w:val="false"/>
-                <w:color w:val="000000"/>
-                <w:sz w:val="18"/>
-                <w:szCs w:val="18"/>
-              </w:rPr>
-              <w:t xml:space="preserve">Focus for Lessons</w:t>
-            </w:r>
-          </w:p>
-        </w:tc>
-        <w:tc>
-          <w:tcPr>
-            <w:tcW w:type="dxa" w:w="10680"/>
-            <w:shd w:fill="FFFFFF" w:color="auto" w:val="clear"/>
-            <w:tcMar>
-              <w:top w:type="dxa" w:w="60"/>
-              <w:left w:type="dxa" w:w="120"/>
-              <w:bottom w:type="dxa" w:w="60"/>
-              <w:right w:type="dxa" w:w="120"/>
-            </w:tcMar>
-            <w:vAlign w:val="top"/>
-          </w:tcPr>
-          <w:p>
-            <w:pPr>
-              <w:spacing w:after="40" w:before="0"/>
-              <w:jc w:val="left"/>
-            </w:pPr>
-            <w:r>
-              <w:rPr>
-                <w:rFonts w:ascii="Arial" w:cs="Arial" w:eastAsia="Arial" w:hAnsi="Arial"/>
-                <w:b w:val="false"/>
-                <w:bCs w:val="false"/>
-                <w:i w:val="false"/>
-                <w:iCs w:val="false"/>
-                <w:color w:val="000000"/>
-                <w:sz w:val="18"/>
-                <w:szCs w:val="18"/>
-              </w:rPr>
-              <w:t xml:space="preserve">This unit develops learners' ability to calculate the volume and capacity of cones, pyramids and their frustums, rooting every concept in Kenyan everyday objects such as water-carrying buckets, grain-storage bins and cooking pots. Learners move from establishing the cone–cylinder relationship through hands-on measurement of real containers to applying and justifying formulae for frustums of both cones and pyramids. The unit culminates in a project in which learners design, build and document model containers, connecting geometry to sustainable resource management in the Kenyan context.</w:t>
-            </w:r>
-          </w:p>
-        </w:tc>
-      </w:tr>
-      <w:tr>
-        <w:tc>
-          <w:tcPr>
-            <w:tcW w:type="dxa" w:w="3000"/>
-            <w:shd w:fill="EAD1F5" w:color="auto" w:val="clear"/>
-            <w:tcMar>
-              <w:top w:type="dxa" w:w="60"/>
-              <w:left w:type="dxa" w:w="120"/>
-              <w:bottom w:type="dxa" w:w="60"/>
-              <w:right w:type="dxa" w:w="120"/>
-            </w:tcMar>
-            <w:vAlign w:val="top"/>
-          </w:tcPr>
-          <w:p>
-            <w:pPr>
-              <w:spacing w:after="40" w:before="0"/>
-              <w:jc w:val="left"/>
-            </w:pPr>
-            <w:r>
-              <w:rPr>
-                <w:rFonts w:ascii="Arial" w:cs="Arial" w:eastAsia="Arial" w:hAnsi="Arial"/>
-                <w:b/>
-                <w:bCs/>
-                <w:i w:val="false"/>
-                <w:iCs w:val="false"/>
-                <w:color w:val="000000"/>
-                <w:sz w:val="18"/>
-                <w:szCs w:val="18"/>
-              </w:rPr>
-              <w:t xml:space="preserve">Driving Question / Key Inquiry Questions</w:t>
-            </w:r>
-          </w:p>
-        </w:tc>
-        <w:tc>
-          <w:tcPr>
-            <w:tcW w:type="dxa" w:w="10680"/>
-            <w:shd w:fill="FFFFFF" w:color="auto" w:val="clear"/>
-            <w:tcMar>
-              <w:top w:type="dxa" w:w="60"/>
-              <w:left w:type="dxa" w:w="120"/>
-              <w:bottom w:type="dxa" w:w="60"/>
-              <w:right w:type="dxa" w:w="120"/>
-            </w:tcMar>
-            <w:vAlign w:val="top"/>
-          </w:tcPr>
-          <w:p>
-            <w:pPr>
-              <w:spacing w:after="40" w:before="0"/>
-              <w:jc w:val="left"/>
-            </w:pPr>
-            <w:r>
-              <w:rPr>
-                <w:rFonts w:ascii="Arial" w:cs="Arial" w:eastAsia="Arial" w:hAnsi="Arial"/>
-                <w:b w:val="false"/>
-                <w:bCs w:val="false"/>
-                <w:i w:val="false"/>
-                <w:iCs w:val="false"/>
-                <w:color w:val="000000"/>
-                <w:sz w:val="18"/>
-                <w:szCs w:val="18"/>
-              </w:rPr>
-              <w:t xml:space="preserve">DRIVING QUESTION: Why do the tea farmers' containers — a cone, a cylinder and a bucket — look nearly the same size but hold such different amounts of water, and how can we use mathematics to design a frustum-shaped container that holds exactly the capacity we need?</w:t>
-            </w:r>
-          </w:p>
-          <w:p>
-            <w:pPr>
-              <w:spacing w:after="40" w:before="0"/>
-              <w:jc w:val="left"/>
-            </w:pPr>
-            <w:r>
-              <w:rPr>
-                <w:rFonts w:ascii="Arial" w:cs="Arial" w:eastAsia="Arial" w:hAnsi="Arial"/>
-                <w:b w:val="false"/>
-                <w:bCs w:val="false"/>
-                <w:i w:val="false"/>
-                <w:iCs w:val="false"/>
-                <w:color w:val="000000"/>
-                <w:sz w:val="18"/>
-                <w:szCs w:val="18"/>
-              </w:rPr>
-              <w:t xml:space="preserve"/>
-            </w:r>
-          </w:p>
-          <w:p>
-            <w:pPr>
-              <w:spacing w:after="40" w:before="0"/>
-              <w:jc w:val="left"/>
-            </w:pPr>
-            <w:r>
-              <w:rPr>
-                <w:rFonts w:ascii="Arial" w:cs="Arial" w:eastAsia="Arial" w:hAnsi="Arial"/>
-                <w:b w:val="false"/>
-                <w:bCs w:val="false"/>
-                <w:i w:val="false"/>
-                <w:iCs w:val="false"/>
-                <w:color w:val="000000"/>
-                <w:sz w:val="18"/>
-                <w:szCs w:val="18"/>
-              </w:rPr>
-              <w:t xml:space="preserve">KICD KEY INQUIRY QUESTION:</w:t>
-            </w:r>
-          </w:p>
-          <w:p>
-            <w:pPr>
-              <w:spacing w:after="40" w:before="0"/>
-              <w:jc w:val="left"/>
-            </w:pPr>
-            <w:r>
-              <w:rPr>
-                <w:rFonts w:ascii="Arial" w:cs="Arial" w:eastAsia="Arial" w:hAnsi="Arial"/>
-                <w:b w:val="false"/>
-                <w:bCs w:val="false"/>
-                <w:i w:val="false"/>
-                <w:iCs w:val="false"/>
-                <w:color w:val="000000"/>
-                <w:sz w:val="18"/>
-                <w:szCs w:val="18"/>
-              </w:rPr>
-              <w:t xml:space="preserve">1. Why is the knowledge of volume and capacity useful?</w:t>
-            </w:r>
-          </w:p>
-        </w:tc>
-      </w:tr>
-      <w:tr>
-        <w:tc>
-          <w:tcPr>
-            <w:tcW w:type="dxa" w:w="3000"/>
-            <w:shd w:fill="EAD1F5" w:color="auto" w:val="clear"/>
-            <w:tcMar>
-              <w:top w:type="dxa" w:w="60"/>
-              <w:left w:type="dxa" w:w="120"/>
-              <w:bottom w:type="dxa" w:w="60"/>
-              <w:right w:type="dxa" w:w="120"/>
-            </w:tcMar>
-            <w:vAlign w:val="top"/>
-          </w:tcPr>
-          <w:p>
-            <w:pPr>
-              <w:spacing w:after="40" w:before="0"/>
-              <w:jc w:val="left"/>
-            </w:pPr>
-            <w:r>
-              <w:rPr>
-                <w:rFonts w:ascii="Arial" w:cs="Arial" w:eastAsia="Arial" w:hAnsi="Arial"/>
-                <w:b/>
-                <w:bCs/>
-                <w:i w:val="false"/>
-                <w:iCs w:val="false"/>
-                <w:color w:val="000000"/>
-                <w:sz w:val="18"/>
-                <w:szCs w:val="18"/>
-              </w:rPr>
-              <w:t xml:space="preserve">Anchoring Phenomenon</w:t>
-            </w:r>
-          </w:p>
-        </w:tc>
-        <w:tc>
-          <w:tcPr>
-            <w:tcW w:type="dxa" w:w="10680"/>
-            <w:shd w:fill="FFFFFF" w:color="auto" w:val="clear"/>
-            <w:tcMar>
-              <w:top w:type="dxa" w:w="60"/>
-              <w:left w:type="dxa" w:w="120"/>
-              <w:bottom w:type="dxa" w:w="60"/>
-              <w:right w:type="dxa" w:w="120"/>
-            </w:tcMar>
-            <w:vAlign w:val="top"/>
-          </w:tcPr>
-          <w:p>
-            <w:pPr>
-              <w:spacing w:after="40" w:before="0"/>
-              <w:jc w:val="left"/>
-            </w:pPr>
-            <w:r>
-              <w:rPr>
-                <w:rFonts w:ascii="Arial" w:cs="Arial" w:eastAsia="Arial" w:hAnsi="Arial"/>
-                <w:b w:val="false"/>
-                <w:bCs w:val="false"/>
-                <w:i w:val="false"/>
-                <w:iCs w:val="false"/>
-                <w:color w:val="000000"/>
-                <w:sz w:val="18"/>
-                <w:szCs w:val="18"/>
-              </w:rPr>
-              <w:t xml:space="preserve">A group of farmers in Kericho have three different containers they use to store harvested tea leaves before collection: a tall cylindrical drum, a conical heap-cover made from woven sisal, and a metal bucket (frustum of a cone) used for carrying leaves to the weighing station. All three containers have roughly the same height and the same opening diameter, yet when filled with water the cylindrical drum holds exactly three times as much water as the conical cover, and the metal bucket holds noticeably more water than the cone but less than the cylinder. Learners observe these three containers side by side, filled with water, and are puzzled: why do shapes that look so similar in size hold such dramatically different amounts? This anchoring phenomenon drives the entire unit — learners must unpack the mathematical relationship between a cone and a cylinder, then extend that reasoning to pyramids and frustums, to explain and predict the capacities of the containers used every day by Kenyan tea farmers.</w:t>
-            </w:r>
-          </w:p>
-        </w:tc>
-      </w:tr>
-      <w:tr>
-        <w:tc>
-          <w:tcPr>
-            <w:tcW w:type="dxa" w:w="3000"/>
-            <w:shd w:fill="D9EEF1" w:color="auto" w:val="clear"/>
-            <w:tcMar>
-              <w:top w:type="dxa" w:w="60"/>
-              <w:left w:type="dxa" w:w="120"/>
-              <w:bottom w:type="dxa" w:w="60"/>
-              <w:right w:type="dxa" w:w="120"/>
-            </w:tcMar>
-            <w:vAlign w:val="top"/>
-          </w:tcPr>
-          <w:p>
-            <w:pPr>
-              <w:spacing w:after="40" w:before="0"/>
-              <w:jc w:val="left"/>
-            </w:pPr>
-            <w:r>
-              <w:rPr>
-                <w:rFonts w:ascii="Arial" w:cs="Arial" w:eastAsia="Arial" w:hAnsi="Arial"/>
-                <w:b/>
-                <w:bCs/>
-                <w:i w:val="false"/>
-                <w:iCs w:val="false"/>
-                <w:color w:val="000000"/>
-                <w:sz w:val="18"/>
-                <w:szCs w:val="18"/>
-              </w:rPr>
-              <w:t xml:space="preserve">Storyline Thread</w:t>
-            </w:r>
-          </w:p>
-        </w:tc>
-        <w:tc>
-          <w:tcPr>
-            <w:tcW w:type="dxa" w:w="10680"/>
-            <w:shd w:fill="FFFFFF" w:color="auto" w:val="clear"/>
-            <w:tcMar>
-              <w:top w:type="dxa" w:w="60"/>
-              <w:left w:type="dxa" w:w="120"/>
-              <w:bottom w:type="dxa" w:w="60"/>
-              <w:right w:type="dxa" w:w="120"/>
-            </w:tcMar>
-            <w:vAlign w:val="top"/>
-          </w:tcPr>
-          <w:p>
-            <w:pPr>
-              <w:spacing w:after="40" w:before="0"/>
-              <w:jc w:val="left"/>
-            </w:pPr>
-            <w:r>
-              <w:rPr>
-                <w:rFonts w:ascii="Arial" w:cs="Arial" w:eastAsia="Arial" w:hAnsi="Arial"/>
-                <w:b w:val="false"/>
-                <w:bCs w:val="false"/>
-                <w:i w:val="false"/>
-                <w:iCs w:val="false"/>
-                <w:color w:val="000000"/>
-                <w:sz w:val="18"/>
-                <w:szCs w:val="18"/>
-              </w:rPr>
-              <w:t xml:space="preserve">Lesson 1 — Predict &amp; Anchor Phenomenon: Learners examine the three Kericho tea-farmer containers (or physical models/images thereof). They predict which holds the most water, record estimates, and articulate what they wonder. The driving question is introduced and posted on the Driving Question Board. Learners review the relationship between volume units (cm³, m³) and capacity units (mL, L) as prerequisite knowledge.</w:t>
-            </w:r>
-          </w:p>
-          <w:p>
-            <w:pPr>
-              <w:spacing w:after="40" w:before="0"/>
-              <w:jc w:val="left"/>
-            </w:pPr>
-            <w:r>
-              <w:rPr>
-                <w:rFonts w:ascii="Arial" w:cs="Arial" w:eastAsia="Arial" w:hAnsi="Arial"/>
-                <w:b w:val="false"/>
-                <w:bCs w:val="false"/>
-                <w:i w:val="false"/>
-                <w:iCs w:val="false"/>
-                <w:color w:val="000000"/>
-                <w:sz w:val="18"/>
-                <w:szCs w:val="18"/>
-              </w:rPr>
-              <w:t xml:space="preserve"/>
-            </w:r>
-          </w:p>
-          <w:p>
-            <w:pPr>
-              <w:spacing w:after="40" w:before="0"/>
-              <w:jc w:val="left"/>
-            </w:pPr>
-            <w:r>
-              <w:rPr>
-                <w:rFonts w:ascii="Arial" w:cs="Arial" w:eastAsia="Arial" w:hAnsi="Arial"/>
-                <w:b w:val="false"/>
-                <w:bCs w:val="false"/>
-                <w:i w:val="false"/>
-                <w:iCs w:val="false"/>
-                <w:color w:val="000000"/>
-                <w:sz w:val="18"/>
-                <w:szCs w:val="18"/>
-              </w:rPr>
-              <w:t xml:space="preserve">Lesson 2 — Cone vs. Cylinder (Observe &amp; Explain): Using a cone and cylinder of identical base radius and height (models or demonstration containers), learners fill the cone with water and pour it into the cylinder three times to observe that V(cylinder) = 3 × V(cone). They derive the cone volume formula V = ⅓πr²h, apply it to the Kericho conical cover, and calculate its capacity in litres. Learners update the DQB with new understanding.</w:t>
-            </w:r>
-          </w:p>
-          <w:p>
-            <w:pPr>
-              <w:spacing w:after="40" w:before="0"/>
-              <w:jc w:val="left"/>
-            </w:pPr>
-            <w:r>
-              <w:rPr>
-                <w:rFonts w:ascii="Arial" w:cs="Arial" w:eastAsia="Arial" w:hAnsi="Arial"/>
-                <w:b w:val="false"/>
-                <w:bCs w:val="false"/>
-                <w:i w:val="false"/>
-                <w:iCs w:val="false"/>
-                <w:color w:val="000000"/>
-                <w:sz w:val="18"/>
-                <w:szCs w:val="18"/>
-              </w:rPr>
-              <w:t xml:space="preserve"/>
-            </w:r>
-          </w:p>
-          <w:p>
-            <w:pPr>
-              <w:spacing w:after="40" w:before="0"/>
-              <w:jc w:val="left"/>
-            </w:pPr>
-            <w:r>
-              <w:rPr>
-                <w:rFonts w:ascii="Arial" w:cs="Arial" w:eastAsia="Arial" w:hAnsi="Arial"/>
-                <w:b w:val="false"/>
-                <w:bCs w:val="false"/>
-                <w:i w:val="false"/>
-                <w:iCs w:val="false"/>
-                <w:color w:val="000000"/>
-                <w:sz w:val="18"/>
-                <w:szCs w:val="18"/>
-              </w:rPr>
-              <w:t xml:space="preserve">Lesson 3 — Volume of Pyramids (Observe &amp; Explain): Learners use models of a square-based pyramid and a cuboid of equal base and height to establish V(pyramid) = ⅓ × base area × height. They apply the formula to pyramidal grain-store models, computing volumes and converting to capacity. They compare results with their Lesson 1 predictions and refine the DQB.</w:t>
-            </w:r>
-          </w:p>
-          <w:p>
-            <w:pPr>
-              <w:spacing w:after="40" w:before="0"/>
-              <w:jc w:val="left"/>
-            </w:pPr>
-            <w:r>
-              <w:rPr>
-                <w:rFonts w:ascii="Arial" w:cs="Arial" w:eastAsia="Arial" w:hAnsi="Arial"/>
-                <w:b w:val="false"/>
-                <w:bCs w:val="false"/>
-                <w:i w:val="false"/>
-                <w:iCs w:val="false"/>
-                <w:color w:val="000000"/>
-                <w:sz w:val="18"/>
-                <w:szCs w:val="18"/>
-              </w:rPr>
-              <w:t xml:space="preserve"/>
-            </w:r>
-          </w:p>
-          <w:p>
-            <w:pPr>
-              <w:spacing w:after="40" w:before="0"/>
-              <w:jc w:val="left"/>
-            </w:pPr>
-            <w:r>
-              <w:rPr>
-                <w:rFonts w:ascii="Arial" w:cs="Arial" w:eastAsia="Arial" w:hAnsi="Arial"/>
-                <w:b w:val="false"/>
-                <w:bCs w:val="false"/>
-                <w:i w:val="false"/>
-                <w:iCs w:val="false"/>
-                <w:color w:val="000000"/>
-                <w:sz w:val="18"/>
-                <w:szCs w:val="18"/>
-              </w:rPr>
-              <w:t xml:space="preserve">Lesson 4 — Introducing Frustums of Cones (Explain &amp; Model Building): Learners measure a real frustum-shaped bucket (top radius R, bottom radius r, height h) and the dimensions of the full cone from which it could be cut. They derive V(frustum of cone) = V(large cone) − V(small cone) = ⅓πh(R² + Rr + r²) step by step. They calculate the bucket's capacity and compare it to the cylindrical drum, resolving the anchoring phenomenon.</w:t>
-            </w:r>
-          </w:p>
-          <w:p>
-            <w:pPr>
-              <w:spacing w:after="40" w:before="0"/>
-              <w:jc w:val="left"/>
-            </w:pPr>
-            <w:r>
-              <w:rPr>
-                <w:rFonts w:ascii="Arial" w:cs="Arial" w:eastAsia="Arial" w:hAnsi="Arial"/>
-                <w:b w:val="false"/>
-                <w:bCs w:val="false"/>
-                <w:i w:val="false"/>
-                <w:iCs w:val="false"/>
-                <w:color w:val="000000"/>
-                <w:sz w:val="18"/>
-                <w:szCs w:val="18"/>
-              </w:rPr>
-              <w:t xml:space="preserve"/>
-            </w:r>
-          </w:p>
-          <w:p>
-            <w:pPr>
-              <w:spacing w:after="40" w:before="0"/>
-              <w:jc w:val="left"/>
-            </w:pPr>
-            <w:r>
-              <w:rPr>
-                <w:rFonts w:ascii="Arial" w:cs="Arial" w:eastAsia="Arial" w:hAnsi="Arial"/>
-                <w:b w:val="false"/>
-                <w:bCs w:val="false"/>
-                <w:i w:val="false"/>
-                <w:iCs w:val="false"/>
-                <w:color w:val="000000"/>
-                <w:sz w:val="18"/>
-                <w:szCs w:val="18"/>
-              </w:rPr>
-              <w:t xml:space="preserve">Lesson 5 — Volume of Frustums of Pyramids (Explain &amp; Model Building): Learners extend the frustum concept to square and rectangular pyramidal frustums using V = ⅓h(A₁ + A₂ + √(A₁A₂)). They apply the formula to a pyramidal grain-storage bin model, compute capacity in litres and kilograms of maize (using density), and update their cumulative models on the DQB.</w:t>
-            </w:r>
-          </w:p>
-          <w:p>
-            <w:pPr>
-              <w:spacing w:after="40" w:before="0"/>
-              <w:jc w:val="left"/>
-            </w:pPr>
-            <w:r>
-              <w:rPr>
-                <w:rFonts w:ascii="Arial" w:cs="Arial" w:eastAsia="Arial" w:hAnsi="Arial"/>
-                <w:b w:val="false"/>
-                <w:bCs w:val="false"/>
-                <w:i w:val="false"/>
-                <w:iCs w:val="false"/>
-                <w:color w:val="000000"/>
-                <w:sz w:val="18"/>
-                <w:szCs w:val="18"/>
-              </w:rPr>
-              <w:t xml:space="preserve"/>
-            </w:r>
-          </w:p>
-          <w:p>
-            <w:pPr>
-              <w:spacing w:after="40" w:before="0"/>
-              <w:jc w:val="left"/>
-            </w:pPr>
-            <w:r>
-              <w:rPr>
-                <w:rFonts w:ascii="Arial" w:cs="Arial" w:eastAsia="Arial" w:hAnsi="Arial"/>
-                <w:b w:val="false"/>
-                <w:bCs w:val="false"/>
-                <w:i w:val="false"/>
-                <w:iCs w:val="false"/>
-                <w:color w:val="000000"/>
-                <w:sz w:val="18"/>
-                <w:szCs w:val="18"/>
-              </w:rPr>
-              <w:t xml:space="preserve">Lesson 6 — Problem Solving with Real Containers (Apply &amp; DQB Update): Learners work in groups on a set of Kenyan-context word problems: sizing a conical water tank for a homestead in Turkana, calculating the capacity of a frustum-shaped cooking pot used in a githeri recipe for 100 people, and determining how many frustum-shaped cups fill a cylindrical storage drum. Groups present solutions and justify formula choices; the DQB is updated with consolidated understanding.</w:t>
-            </w:r>
-          </w:p>
-          <w:p>
-            <w:pPr>
-              <w:spacing w:after="40" w:before="0"/>
-              <w:jc w:val="left"/>
-            </w:pPr>
-            <w:r>
-              <w:rPr>
-                <w:rFonts w:ascii="Arial" w:cs="Arial" w:eastAsia="Arial" w:hAnsi="Arial"/>
-                <w:b w:val="false"/>
-                <w:bCs w:val="false"/>
-                <w:i w:val="false"/>
-                <w:iCs w:val="false"/>
-                <w:color w:val="000000"/>
-                <w:sz w:val="18"/>
-                <w:szCs w:val="18"/>
-              </w:rPr>
-              <w:t xml:space="preserve"/>
-            </w:r>
-          </w:p>
-          <w:p>
-            <w:pPr>
-              <w:spacing w:after="40" w:before="0"/>
-              <w:jc w:val="left"/>
-            </w:pPr>
-            <w:r>
-              <w:rPr>
-                <w:rFonts w:ascii="Arial" w:cs="Arial" w:eastAsia="Arial" w:hAnsi="Arial"/>
-                <w:b w:val="false"/>
-                <w:bCs w:val="false"/>
-                <w:i w:val="false"/>
-                <w:iCs w:val="false"/>
-                <w:color w:val="000000"/>
-                <w:sz w:val="18"/>
-                <w:szCs w:val="18"/>
-              </w:rPr>
-              <w:t xml:space="preserve">Lesson 7 — Project: Model Making &amp; Measurement: Learners design and construct model containers shaped as a frustum of a cone, a frustum of a pyramid and a cone using locally available materials (cardboard from cereal boxes, old packaging). They measure dimensions, calculate theoretical volumes and capacities, then fill models with water or sand to verify experimentally. Discrepancies between theoretical and measured values are discussed. Photographs and video clips are taken for documentation.</w:t>
-            </w:r>
-          </w:p>
-          <w:p>
-            <w:pPr>
-              <w:spacing w:after="40" w:before="0"/>
-              <w:jc w:val="left"/>
-            </w:pPr>
-            <w:r>
-              <w:rPr>
-                <w:rFonts w:ascii="Arial" w:cs="Arial" w:eastAsia="Arial" w:hAnsi="Arial"/>
-                <w:b w:val="false"/>
-                <w:bCs w:val="false"/>
-                <w:i w:val="false"/>
-                <w:iCs w:val="false"/>
-                <w:color w:val="000000"/>
-                <w:sz w:val="18"/>
-                <w:szCs w:val="18"/>
-              </w:rPr>
-              <w:t xml:space="preserve"/>
-            </w:r>
-          </w:p>
-          <w:p>
-            <w:pPr>
-              <w:spacing w:after="40" w:before="0"/>
-              <w:jc w:val="left"/>
-            </w:pPr>
-            <w:r>
-              <w:rPr>
-                <w:rFonts w:ascii="Arial" w:cs="Arial" w:eastAsia="Arial" w:hAnsi="Arial"/>
-                <w:b w:val="false"/>
-                <w:bCs w:val="false"/>
-                <w:i w:val="false"/>
-                <w:iCs w:val="false"/>
-                <w:color w:val="000000"/>
-                <w:sz w:val="18"/>
-                <w:szCs w:val="18"/>
-              </w:rPr>
-              <w:t xml:space="preserve">Lesson 8 — Model Building Culmination &amp; Assessment: Groups present their project models, share calculated and measured capacities, and explain sources of error. The class revisits the anchoring phenomenon — the Kericho farmers' containers — and constructs a final annotated diagram showing the volume relationships between cone, cylinder, pyramid and frustum. A written class activity assesses all five specific learning outcomes. The DQB is completed and learners articulate what they now know versus what they predicted in Lesson 1.</w:t>
-            </w:r>
-          </w:p>
-        </w:tc>
-      </w:tr>
-      <w:tr>
-        <w:tc>
-          <w:tcPr>
-            <w:tcW w:type="dxa" w:w="3000"/>
-            <w:shd w:fill="EAD1F5" w:color="auto" w:val="clear"/>
-            <w:tcMar>
-              <w:top w:type="dxa" w:w="60"/>
-              <w:left w:type="dxa" w:w="120"/>
-              <w:bottom w:type="dxa" w:w="60"/>
-              <w:right w:type="dxa" w:w="120"/>
-            </w:tcMar>
-            <w:vAlign w:val="top"/>
-          </w:tcPr>
-          <w:p>
-            <w:pPr>
-              <w:spacing w:after="40" w:before="0"/>
-              <w:jc w:val="left"/>
-            </w:pPr>
-            <w:r>
-              <w:rPr>
-                <w:rFonts w:ascii="Arial" w:cs="Arial" w:eastAsia="Arial" w:hAnsi="Arial"/>
-                <w:b/>
-                <w:bCs/>
-                <w:i w:val="false"/>
-                <w:iCs w:val="false"/>
-                <w:color w:val="000000"/>
-                <w:sz w:val="18"/>
-                <w:szCs w:val="18"/>
-              </w:rPr>
-              <w:t xml:space="preserve">Supporting Phenomena</w:t>
-            </w:r>
-          </w:p>
-        </w:tc>
-        <w:tc>
-          <w:tcPr>
-            <w:tcW w:type="dxa" w:w="10680"/>
-            <w:shd w:fill="FFFFFF" w:color="auto" w:val="clear"/>
-            <w:tcMar>
-              <w:top w:type="dxa" w:w="60"/>
-              <w:left w:type="dxa" w:w="120"/>
-              <w:bottom w:type="dxa" w:w="60"/>
-              <w:right w:type="dxa" w:w="120"/>
-            </w:tcMar>
-            <w:vAlign w:val="top"/>
-          </w:tcPr>
-          <w:p>
-            <w:pPr>
-              <w:spacing w:after="30" w:before="0"/>
-              <w:ind w:left="360" w:hanging="180"/>
-              <w:jc w:val="left"/>
-            </w:pPr>
-            <w:r>
-              <w:rPr>
-                <w:rFonts w:ascii="Arial" w:cs="Arial" w:eastAsia="Arial" w:hAnsi="Arial"/>
-                <w:b w:val="false"/>
-                <w:bCs w:val="false"/>
-                <w:i w:val="false"/>
-                <w:iCs w:val="false"/>
-                <w:color w:val="000000"/>
-                <w:sz w:val="18"/>
-                <w:szCs w:val="18"/>
-              </w:rPr>
-              <w:t xml:space="preserve">–  A mandazi vendor in Mombasa uses a conical paper bag and a frustum-shaped plastic cup to pack mandazi for customers; the vendor claims both hold the same number of mandazi, but customers dispute this — learners investigate whether the volumes are truly equal given the same slant height.</w:t>
-            </w:r>
-          </w:p>
-          <w:p>
-            <w:pPr>
-              <w:spacing w:after="30" w:before="0"/>
-              <w:ind w:left="360" w:hanging="180"/>
-              <w:jc w:val="left"/>
-            </w:pPr>
-            <w:r>
-              <w:rPr>
-                <w:rFonts w:ascii="Arial" w:cs="Arial" w:eastAsia="Arial" w:hAnsi="Arial"/>
-                <w:b w:val="false"/>
-                <w:bCs w:val="false"/>
-                <w:i w:val="false"/>
-                <w:iCs w:val="false"/>
-                <w:color w:val="000000"/>
-                <w:sz w:val="18"/>
-                <w:szCs w:val="18"/>
-              </w:rPr>
-              <w:t xml:space="preserve">–  A water-harvesting project near Lake Turkana installs frustum-shaped underground cisterns; community members want to know how many 20-litre jerricans can be filled from a cistern of given top diameter, bottom diameter and depth — learners calculate the capacity and convert to jerricans.</w:t>
-            </w:r>
-          </w:p>
-          <w:p>
-            <w:pPr>
-              <w:spacing w:after="30" w:before="0"/>
-              <w:ind w:left="360" w:hanging="180"/>
-              <w:jc w:val="left"/>
-            </w:pPr>
-            <w:r>
-              <w:rPr>
-                <w:rFonts w:ascii="Arial" w:cs="Arial" w:eastAsia="Arial" w:hAnsi="Arial"/>
-                <w:b w:val="false"/>
-                <w:bCs w:val="false"/>
-                <w:i w:val="false"/>
-                <w:iCs w:val="false"/>
-                <w:color w:val="000000"/>
-                <w:sz w:val="18"/>
-                <w:szCs w:val="18"/>
-              </w:rPr>
-              <w:t xml:space="preserve">–  A Nairobi school's mathematics club builds a square pyramidal display stand for their science fair; the teacher asks them to fill it with sand to find its volume experimentally, then compare the result to the formula — learners reconcile measured and calculated values.</w:t>
-            </w:r>
-          </w:p>
-        </w:tc>
-      </w:tr>
-    </w:tbl>
-    <w:p>
-      <w:pPr>
-        <w:spacing w:after="120"/>
-      </w:pPr>
-      <w:r>
-        <w:t xml:space="preserve"/>
       </w:r>
     </w:p>
     <w:p>
@@ -3218,7 +3218,7 @@
             <w:pPr>
               <w:spacing w:after="20" w:before="0"/>
             </w:pPr>
-            <w:hyperlink w:history="1" r:id="rId2c3ubp9r1felwpf87psk1">
+            <w:hyperlink w:history="1" r:id="rIdte65elkgwtbumaqaitig7">
               <w:r>
                 <w:rPr>
                   <w:rFonts w:ascii="Arial" w:cs="Arial" w:eastAsia="Arial" w:hAnsi="Arial"/>
@@ -3251,7 +3251,7 @@
               <w:spacing w:after="10" w:before="0"/>
               <w:ind w:left="120"/>
             </w:pPr>
-            <w:hyperlink w:history="1" r:id="rIdnl06ukp9oclwyqudifleg">
+            <w:hyperlink w:history="1" r:id="rIdnekk1f7ydciigrd5wselr">
               <w:r>
                 <w:rPr>
                   <w:rFonts w:ascii="Arial" w:cs="Arial" w:eastAsia="Arial" w:hAnsi="Arial"/>
@@ -3296,7 +3296,7 @@
             <w:pPr>
               <w:spacing w:after="20" w:before="0"/>
             </w:pPr>
-            <w:hyperlink w:history="1" r:id="rIdp4dbvyvuxf0g3foersk4l">
+            <w:hyperlink w:history="1" r:id="rIdd64_k6ttfmyzpux6wjnzo">
               <w:r>
                 <w:rPr>
                   <w:rFonts w:ascii="Arial" w:cs="Arial" w:eastAsia="Arial" w:hAnsi="Arial"/>
@@ -3329,7 +3329,7 @@
               <w:spacing w:after="10" w:before="0"/>
               <w:ind w:left="120"/>
             </w:pPr>
-            <w:hyperlink w:history="1" r:id="rIdxekzo3s4tul4ge_9nyhuh">
+            <w:hyperlink w:history="1" r:id="rId3ojqanszk9-m8fcjbiq-q">
               <w:r>
                 <w:rPr>
                   <w:rFonts w:ascii="Arial" w:cs="Arial" w:eastAsia="Arial" w:hAnsi="Arial"/>
@@ -3524,7 +3524,7 @@
             <w:pPr>
               <w:spacing w:after="20" w:before="0"/>
             </w:pPr>
-            <w:hyperlink w:history="1" r:id="rIdgsvm1bmrte579pbijv51g">
+            <w:hyperlink w:history="1" r:id="rIdmxshcjs-tsiwvy6ln7-mh">
               <w:r>
                 <w:rPr>
                   <w:rFonts w:ascii="Arial" w:cs="Arial" w:eastAsia="Arial" w:hAnsi="Arial"/>
@@ -3557,7 +3557,7 @@
               <w:spacing w:after="10" w:before="0"/>
               <w:ind w:left="120"/>
             </w:pPr>
-            <w:hyperlink w:history="1" r:id="rId-fyj97kx7-v1s7ptm5mj-">
+            <w:hyperlink w:history="1" r:id="rId8regzpkbknxychxlhfmsx">
               <w:r>
                 <w:rPr>
                   <w:rFonts w:ascii="Arial" w:cs="Arial" w:eastAsia="Arial" w:hAnsi="Arial"/>
@@ -3602,7 +3602,7 @@
             <w:pPr>
               <w:spacing w:after="20" w:before="0"/>
             </w:pPr>
-            <w:hyperlink w:history="1" r:id="rIddt0b1vaeq9fx9pmstmkaz">
+            <w:hyperlink w:history="1" r:id="rIdz47fqkjybahfizxszmis9">
               <w:r>
                 <w:rPr>
                   <w:rFonts w:ascii="Arial" w:cs="Arial" w:eastAsia="Arial" w:hAnsi="Arial"/>
@@ -3635,7 +3635,7 @@
               <w:spacing w:after="10" w:before="0"/>
               <w:ind w:left="120"/>
             </w:pPr>
-            <w:hyperlink w:history="1" r:id="rId29vxnw_wc5nsto5azviqe">
+            <w:hyperlink w:history="1" r:id="rIdakhr6vmwrcu4gmna3akha">
               <w:r>
                 <w:rPr>
                   <w:rFonts w:ascii="Arial" w:cs="Arial" w:eastAsia="Arial" w:hAnsi="Arial"/>
@@ -3830,7 +3830,7 @@
             <w:pPr>
               <w:spacing w:after="20" w:before="0"/>
             </w:pPr>
-            <w:hyperlink w:history="1" r:id="rId2qa8uoneg_2f7hj-r5e92">
+            <w:hyperlink w:history="1" r:id="rIdh_ezs-nz8nghsms1wgasp">
               <w:r>
                 <w:rPr>
                   <w:rFonts w:ascii="Arial" w:cs="Arial" w:eastAsia="Arial" w:hAnsi="Arial"/>
@@ -3863,7 +3863,7 @@
               <w:spacing w:after="10" w:before="0"/>
               <w:ind w:left="120"/>
             </w:pPr>
-            <w:hyperlink w:history="1" r:id="rIdpxykkftrppco8aqcxsoog">
+            <w:hyperlink w:history="1" r:id="rId_yxkvyywdeguapvltrzun">
               <w:r>
                 <w:rPr>
                   <w:rFonts w:ascii="Arial" w:cs="Arial" w:eastAsia="Arial" w:hAnsi="Arial"/>
@@ -3908,7 +3908,7 @@
             <w:pPr>
               <w:spacing w:after="20" w:before="0"/>
             </w:pPr>
-            <w:hyperlink w:history="1" r:id="rIdqnecysicnyfkzs4mwbrxq">
+            <w:hyperlink w:history="1" r:id="rId2hcftfe6j8duloglau_zp">
               <w:r>
                 <w:rPr>
                   <w:rFonts w:ascii="Arial" w:cs="Arial" w:eastAsia="Arial" w:hAnsi="Arial"/>
@@ -3941,7 +3941,7 @@
               <w:spacing w:after="10" w:before="0"/>
               <w:ind w:left="120"/>
             </w:pPr>
-            <w:hyperlink w:history="1" r:id="rIdb9o8agxolmbeyb-zkomw2">
+            <w:hyperlink w:history="1" r:id="rId-t4vvyg5lxlbhc5fhl3sk">
               <w:r>
                 <w:rPr>
                   <w:rFonts w:ascii="Arial" w:cs="Arial" w:eastAsia="Arial" w:hAnsi="Arial"/>
@@ -4136,7 +4136,7 @@
             <w:pPr>
               <w:spacing w:after="20" w:before="0"/>
             </w:pPr>
-            <w:hyperlink w:history="1" r:id="rIddlcduufnss7os67bt_-n7">
+            <w:hyperlink w:history="1" r:id="rIdmk6dfshx2fdufv-iylwsx">
               <w:r>
                 <w:rPr>
                   <w:rFonts w:ascii="Arial" w:cs="Arial" w:eastAsia="Arial" w:hAnsi="Arial"/>
@@ -4169,7 +4169,7 @@
               <w:spacing w:after="10" w:before="0"/>
               <w:ind w:left="120"/>
             </w:pPr>
-            <w:hyperlink w:history="1" r:id="rIdkd5wpntmucxnp91jez1mq">
+            <w:hyperlink w:history="1" r:id="rIdzkdtwn7pzg9zu1jgxmcdt">
               <w:r>
                 <w:rPr>
                   <w:rFonts w:ascii="Arial" w:cs="Arial" w:eastAsia="Arial" w:hAnsi="Arial"/>
@@ -4214,7 +4214,7 @@
             <w:pPr>
               <w:spacing w:after="20" w:before="0"/>
             </w:pPr>
-            <w:hyperlink w:history="1" r:id="rId_kr-3f4o49bzgfk8dogev">
+            <w:hyperlink w:history="1" r:id="rIddmtgbyrsgbmec3zkilwgu">
               <w:r>
                 <w:rPr>
                   <w:rFonts w:ascii="Arial" w:cs="Arial" w:eastAsia="Arial" w:hAnsi="Arial"/>
@@ -4247,7 +4247,7 @@
               <w:spacing w:after="10" w:before="0"/>
               <w:ind w:left="120"/>
             </w:pPr>
-            <w:hyperlink w:history="1" r:id="rIdzt7004q0kxqjdf4-10tjp">
+            <w:hyperlink w:history="1" r:id="rIdytk5kpb8e39kesx8tvxli">
               <w:r>
                 <w:rPr>
                   <w:rFonts w:ascii="Arial" w:cs="Arial" w:eastAsia="Arial" w:hAnsi="Arial"/>
@@ -4442,7 +4442,7 @@
             <w:pPr>
               <w:spacing w:after="20" w:before="0"/>
             </w:pPr>
-            <w:hyperlink w:history="1" r:id="rIdob-jdxz5xpey54my7lfal">
+            <w:hyperlink w:history="1" r:id="rIdb4qy71fqvwhwvrtdnajwq">
               <w:r>
                 <w:rPr>
                   <w:rFonts w:ascii="Arial" w:cs="Arial" w:eastAsia="Arial" w:hAnsi="Arial"/>
@@ -4475,7 +4475,7 @@
               <w:spacing w:after="10" w:before="0"/>
               <w:ind w:left="120"/>
             </w:pPr>
-            <w:hyperlink w:history="1" r:id="rIdh23b8hztnrau22kbipcqo">
+            <w:hyperlink w:history="1" r:id="rId7dfenljf3xpjyahv-tabz">
               <w:r>
                 <w:rPr>
                   <w:rFonts w:ascii="Arial" w:cs="Arial" w:eastAsia="Arial" w:hAnsi="Arial"/>
@@ -4520,7 +4520,7 @@
             <w:pPr>
               <w:spacing w:after="20" w:before="0"/>
             </w:pPr>
-            <w:hyperlink w:history="1" r:id="rId6xquawi_hsyx02wpb7xe3">
+            <w:hyperlink w:history="1" r:id="rId1wjtomsfthrbmsnnhrfxk">
               <w:r>
                 <w:rPr>
                   <w:rFonts w:ascii="Arial" w:cs="Arial" w:eastAsia="Arial" w:hAnsi="Arial"/>
@@ -4553,7 +4553,7 @@
               <w:spacing w:after="10" w:before="0"/>
               <w:ind w:left="120"/>
             </w:pPr>
-            <w:hyperlink w:history="1" r:id="rIdrjwo6v3httkcjhpmtwi6f">
+            <w:hyperlink w:history="1" r:id="rIdghgdhhz0a5tpadq1iu0nt">
               <w:r>
                 <w:rPr>
                   <w:rFonts w:ascii="Arial" w:cs="Arial" w:eastAsia="Arial" w:hAnsi="Arial"/>
@@ -5065,7 +5065,7 @@
         </w:rPr>
         <w:t xml:space="preserve">© 2026 SeaVuria and ARES. Aligned with KICD objectives. Developed by SeaVuria; technical implementation by ARES (with AI assistance from Claude). Licensed under </w:t>
       </w:r>
-      <w:hyperlink w:history="1" r:id="rIdzpfxq9rtfknxyb3a_alzd">
+      <w:hyperlink w:history="1" r:id="rIdrwgskou5_3ztsx5dcpyqv">
         <w:r>
           <w:rPr>
             <w:rFonts w:ascii="Arial" w:cs="Arial" w:eastAsia="Arial" w:hAnsi="Arial"/>
@@ -5086,7 +5086,7 @@
         </w:rPr>
         <w:t xml:space="preserve"> (</w:t>
       </w:r>
-      <w:hyperlink w:history="1" r:id="rIdecc_a76bzs2xlims6jw1h">
+      <w:hyperlink w:history="1" r:id="rIdhjjbbapir0ionu__ck4nv">
         <w:r>
           <w:rPr>
             <w:rFonts w:ascii="Arial" w:cs="Arial" w:eastAsia="Arial" w:hAnsi="Arial"/>
@@ -6099,7 +6099,7 @@
             <w:pPr>
               <w:spacing w:after="20" w:before="0"/>
             </w:pPr>
-            <w:hyperlink w:history="1" r:id="rIdabi1vzpyeokpohf37ybj8">
+            <w:hyperlink w:history="1" r:id="rIdxpswt_ygeyk_pyijry3hn">
               <w:r>
                 <w:rPr>
                   <w:rFonts w:ascii="Arial" w:cs="Arial" w:eastAsia="Arial" w:hAnsi="Arial"/>
@@ -6132,7 +6132,7 @@
               <w:spacing w:after="10" w:before="0"/>
               <w:ind w:left="120"/>
             </w:pPr>
-            <w:hyperlink w:history="1" r:id="rIdd5rhipcxazmtr30pfmjol">
+            <w:hyperlink w:history="1" r:id="rIdcmyxh3yy8obsfta2tg4fo">
               <w:r>
                 <w:rPr>
                   <w:rFonts w:ascii="Arial" w:cs="Arial" w:eastAsia="Arial" w:hAnsi="Arial"/>
@@ -6177,7 +6177,7 @@
             <w:pPr>
               <w:spacing w:after="20" w:before="0"/>
             </w:pPr>
-            <w:hyperlink w:history="1" r:id="rIdrpgokdqs9-eko2p78jpy1">
+            <w:hyperlink w:history="1" r:id="rId1vftt96gb8voeed1td70-">
               <w:r>
                 <w:rPr>
                   <w:rFonts w:ascii="Arial" w:cs="Arial" w:eastAsia="Arial" w:hAnsi="Arial"/>
@@ -6210,7 +6210,7 @@
               <w:spacing w:after="10" w:before="0"/>
               <w:ind w:left="120"/>
             </w:pPr>
-            <w:hyperlink w:history="1" r:id="rIdfzspbqg3n2qwcxhtyxz2e">
+            <w:hyperlink w:history="1" r:id="rIdtbyyz9kp0v761da0cxrep">
               <w:r>
                 <w:rPr>
                   <w:rFonts w:ascii="Arial" w:cs="Arial" w:eastAsia="Arial" w:hAnsi="Arial"/>
@@ -6405,7 +6405,7 @@
             <w:pPr>
               <w:spacing w:after="20" w:before="0"/>
             </w:pPr>
-            <w:hyperlink w:history="1" r:id="rIdojh4-bjlge3bmd0ciccou">
+            <w:hyperlink w:history="1" r:id="rIdykpv21g_-nzvgvbglwfcx">
               <w:r>
                 <w:rPr>
                   <w:rFonts w:ascii="Arial" w:cs="Arial" w:eastAsia="Arial" w:hAnsi="Arial"/>
@@ -6438,7 +6438,7 @@
               <w:spacing w:after="10" w:before="0"/>
               <w:ind w:left="120"/>
             </w:pPr>
-            <w:hyperlink w:history="1" r:id="rIdbjfkpzpxhcfzvwssry9-s">
+            <w:hyperlink w:history="1" r:id="rId2sxqysek_pyzcmnj_0qrz">
               <w:r>
                 <w:rPr>
                   <w:rFonts w:ascii="Arial" w:cs="Arial" w:eastAsia="Arial" w:hAnsi="Arial"/>
@@ -6483,7 +6483,7 @@
             <w:pPr>
               <w:spacing w:after="20" w:before="0"/>
             </w:pPr>
-            <w:hyperlink w:history="1" r:id="rIdw_wl205jegxf7mlgd7be0">
+            <w:hyperlink w:history="1" r:id="rIdaoei3355eylhsy3k2ejmg">
               <w:r>
                 <w:rPr>
                   <w:rFonts w:ascii="Arial" w:cs="Arial" w:eastAsia="Arial" w:hAnsi="Arial"/>
@@ -6516,7 +6516,7 @@
               <w:spacing w:after="10" w:before="0"/>
               <w:ind w:left="120"/>
             </w:pPr>
-            <w:hyperlink w:history="1" r:id="rIdqsmtqduqhk8ixfvktj6id">
+            <w:hyperlink w:history="1" r:id="rIdm0oprfcio053prhb7evtz">
               <w:r>
                 <w:rPr>
                   <w:rFonts w:ascii="Arial" w:cs="Arial" w:eastAsia="Arial" w:hAnsi="Arial"/>
@@ -6711,7 +6711,7 @@
             <w:pPr>
               <w:spacing w:after="20" w:before="0"/>
             </w:pPr>
-            <w:hyperlink w:history="1" r:id="rIda_ajnihguoq-uqwetksa8">
+            <w:hyperlink w:history="1" r:id="rIdyevparbu5mmajpasb3vht">
               <w:r>
                 <w:rPr>
                   <w:rFonts w:ascii="Arial" w:cs="Arial" w:eastAsia="Arial" w:hAnsi="Arial"/>
@@ -6744,7 +6744,7 @@
               <w:spacing w:after="10" w:before="0"/>
               <w:ind w:left="120"/>
             </w:pPr>
-            <w:hyperlink w:history="1" r:id="rIda6yzpj-bmbmnmr9-pzgez">
+            <w:hyperlink w:history="1" r:id="rId3tjdy5lnxse3d6nvgjflv">
               <w:r>
                 <w:rPr>
                   <w:rFonts w:ascii="Arial" w:cs="Arial" w:eastAsia="Arial" w:hAnsi="Arial"/>
@@ -6789,7 +6789,7 @@
             <w:pPr>
               <w:spacing w:after="20" w:before="0"/>
             </w:pPr>
-            <w:hyperlink w:history="1" r:id="rIdpt4ywavtbmzixtjgvpifr">
+            <w:hyperlink w:history="1" r:id="rIdfzvf6uq4ze6-zcapchnnx">
               <w:r>
                 <w:rPr>
                   <w:rFonts w:ascii="Arial" w:cs="Arial" w:eastAsia="Arial" w:hAnsi="Arial"/>
@@ -6822,7 +6822,7 @@
               <w:spacing w:after="10" w:before="0"/>
               <w:ind w:left="120"/>
             </w:pPr>
-            <w:hyperlink w:history="1" r:id="rIdduhx_uav8zkpmyvwswuje">
+            <w:hyperlink w:history="1" r:id="rIdj5hx8eo2a5ttswbfwoddk">
               <w:r>
                 <w:rPr>
                   <w:rFonts w:ascii="Arial" w:cs="Arial" w:eastAsia="Arial" w:hAnsi="Arial"/>
@@ -7017,7 +7017,7 @@
             <w:pPr>
               <w:spacing w:after="20" w:before="0"/>
             </w:pPr>
-            <w:hyperlink w:history="1" r:id="rIdoltq6k6knx3qag0ocyogk">
+            <w:hyperlink w:history="1" r:id="rIdvckrsv7bb7pb9bctmxbfu">
               <w:r>
                 <w:rPr>
                   <w:rFonts w:ascii="Arial" w:cs="Arial" w:eastAsia="Arial" w:hAnsi="Arial"/>
@@ -7050,7 +7050,7 @@
               <w:spacing w:after="10" w:before="0"/>
               <w:ind w:left="120"/>
             </w:pPr>
-            <w:hyperlink w:history="1" r:id="rIdpa_hzj2p6y5_5pxebodrt">
+            <w:hyperlink w:history="1" r:id="rIdqqw_td1awbpdpztf8fg_k">
               <w:r>
                 <w:rPr>
                   <w:rFonts w:ascii="Arial" w:cs="Arial" w:eastAsia="Arial" w:hAnsi="Arial"/>
@@ -7095,7 +7095,7 @@
             <w:pPr>
               <w:spacing w:after="20" w:before="0"/>
             </w:pPr>
-            <w:hyperlink w:history="1" r:id="rId4fldvsaxkl2oqzb4bgd_o">
+            <w:hyperlink w:history="1" r:id="rIdrslawlzraldoigzxkuxdt">
               <w:r>
                 <w:rPr>
                   <w:rFonts w:ascii="Arial" w:cs="Arial" w:eastAsia="Arial" w:hAnsi="Arial"/>
@@ -7128,7 +7128,7 @@
               <w:spacing w:after="10" w:before="0"/>
               <w:ind w:left="120"/>
             </w:pPr>
-            <w:hyperlink w:history="1" r:id="rIdtcb30g7fwmo35vhwnyuba">
+            <w:hyperlink w:history="1" r:id="rIdh4uadd5a-zueacwdirejm">
               <w:r>
                 <w:rPr>
                   <w:rFonts w:ascii="Arial" w:cs="Arial" w:eastAsia="Arial" w:hAnsi="Arial"/>
@@ -7323,7 +7323,7 @@
             <w:pPr>
               <w:spacing w:after="20" w:before="0"/>
             </w:pPr>
-            <w:hyperlink w:history="1" r:id="rIdy6cnvy2x6fkcjebaehetb">
+            <w:hyperlink w:history="1" r:id="rIdhgpc_ytjo_6xzu-vn7dhu">
               <w:r>
                 <w:rPr>
                   <w:rFonts w:ascii="Arial" w:cs="Arial" w:eastAsia="Arial" w:hAnsi="Arial"/>
@@ -7356,7 +7356,7 @@
               <w:spacing w:after="10" w:before="0"/>
               <w:ind w:left="120"/>
             </w:pPr>
-            <w:hyperlink w:history="1" r:id="rIdqf7d6g2funkbzmmoyburf">
+            <w:hyperlink w:history="1" r:id="rIdkjumhxujm7iexq5fsojqi">
               <w:r>
                 <w:rPr>
                   <w:rFonts w:ascii="Arial" w:cs="Arial" w:eastAsia="Arial" w:hAnsi="Arial"/>
@@ -7401,7 +7401,7 @@
             <w:pPr>
               <w:spacing w:after="20" w:before="0"/>
             </w:pPr>
-            <w:hyperlink w:history="1" r:id="rIdudneeaafmrp9jrt8giok_">
+            <w:hyperlink w:history="1" r:id="rIdv0sjufutl4mbdyzizan5n">
               <w:r>
                 <w:rPr>
                   <w:rFonts w:ascii="Arial" w:cs="Arial" w:eastAsia="Arial" w:hAnsi="Arial"/>
@@ -7434,7 +7434,7 @@
               <w:spacing w:after="10" w:before="0"/>
               <w:ind w:left="120"/>
             </w:pPr>
-            <w:hyperlink w:history="1" r:id="rIdvmktr_rrcv9k_8bnfgcp7">
+            <w:hyperlink w:history="1" r:id="rIdiwar2cuox2ydq5t3rxxit">
               <w:r>
                 <w:rPr>
                   <w:rFonts w:ascii="Arial" w:cs="Arial" w:eastAsia="Arial" w:hAnsi="Arial"/>
@@ -7946,7 +7946,7 @@
         </w:rPr>
         <w:t xml:space="preserve">© 2026 SeaVuria and ARES. Aligned with KICD objectives. Developed by SeaVuria; technical implementation by ARES (with AI assistance from Claude). Licensed under </w:t>
       </w:r>
-      <w:hyperlink w:history="1" r:id="rIdmayyu5itucetaa0ll_mav">
+      <w:hyperlink w:history="1" r:id="rIdssrlkmumbczvftkwt7lno">
         <w:r>
           <w:rPr>
             <w:rFonts w:ascii="Arial" w:cs="Arial" w:eastAsia="Arial" w:hAnsi="Arial"/>
@@ -7967,7 +7967,7 @@
         </w:rPr>
         <w:t xml:space="preserve"> (</w:t>
       </w:r>
-      <w:hyperlink w:history="1" r:id="rIdmo_bj1z7d6kazfhgmnv0g">
+      <w:hyperlink w:history="1" r:id="rId7kxuyz6cydnqng_mvfovi">
         <w:r>
           <w:rPr>
             <w:rFonts w:ascii="Arial" w:cs="Arial" w:eastAsia="Arial" w:hAnsi="Arial"/>
@@ -8980,7 +8980,7 @@
             <w:pPr>
               <w:spacing w:after="20" w:before="0"/>
             </w:pPr>
-            <w:hyperlink w:history="1" r:id="rIdncbvgj2vh1_tgxheqbwrr">
+            <w:hyperlink w:history="1" r:id="rIde6jygvfxzaw2brhjgjik7">
               <w:r>
                 <w:rPr>
                   <w:rFonts w:ascii="Arial" w:cs="Arial" w:eastAsia="Arial" w:hAnsi="Arial"/>
@@ -9013,7 +9013,7 @@
               <w:spacing w:after="10" w:before="0"/>
               <w:ind w:left="120"/>
             </w:pPr>
-            <w:hyperlink w:history="1" r:id="rId3bedma8n6sg8xaz6ognzs">
+            <w:hyperlink w:history="1" r:id="rId6150lcomoydiivst4m3yh">
               <w:r>
                 <w:rPr>
                   <w:rFonts w:ascii="Arial" w:cs="Arial" w:eastAsia="Arial" w:hAnsi="Arial"/>
@@ -9058,7 +9058,7 @@
             <w:pPr>
               <w:spacing w:after="20" w:before="0"/>
             </w:pPr>
-            <w:hyperlink w:history="1" r:id="rIdyvzwrftqxheccysyfcpx5">
+            <w:hyperlink w:history="1" r:id="rIdidkkkfwhwwp1bfeia9bws">
               <w:r>
                 <w:rPr>
                   <w:rFonts w:ascii="Arial" w:cs="Arial" w:eastAsia="Arial" w:hAnsi="Arial"/>
@@ -9091,7 +9091,7 @@
               <w:spacing w:after="10" w:before="0"/>
               <w:ind w:left="120"/>
             </w:pPr>
-            <w:hyperlink w:history="1" r:id="rIdq4ajhs2ivxzxx83vgav7j">
+            <w:hyperlink w:history="1" r:id="rIdcywtz1ylue_x_xp3imjzp">
               <w:r>
                 <w:rPr>
                   <w:rFonts w:ascii="Arial" w:cs="Arial" w:eastAsia="Arial" w:hAnsi="Arial"/>
@@ -9286,7 +9286,7 @@
             <w:pPr>
               <w:spacing w:after="20" w:before="0"/>
             </w:pPr>
-            <w:hyperlink w:history="1" r:id="rIdyuabsbrdovpnmw4ohfqhh">
+            <w:hyperlink w:history="1" r:id="rId14yvozdsu0topmujpn0se">
               <w:r>
                 <w:rPr>
                   <w:rFonts w:ascii="Arial" w:cs="Arial" w:eastAsia="Arial" w:hAnsi="Arial"/>
@@ -9319,7 +9319,7 @@
               <w:spacing w:after="10" w:before="0"/>
               <w:ind w:left="120"/>
             </w:pPr>
-            <w:hyperlink w:history="1" r:id="rIdlc502km7js4u0qhbxhfau">
+            <w:hyperlink w:history="1" r:id="rId-weyr_q66odjf_kal8p_2">
               <w:r>
                 <w:rPr>
                   <w:rFonts w:ascii="Arial" w:cs="Arial" w:eastAsia="Arial" w:hAnsi="Arial"/>
@@ -9364,7 +9364,7 @@
             <w:pPr>
               <w:spacing w:after="20" w:before="0"/>
             </w:pPr>
-            <w:hyperlink w:history="1" r:id="rIdyzdyrzxhgilkzzv-pmdbk">
+            <w:hyperlink w:history="1" r:id="rIdpj6nqtunm_lxh9ci9hxsn">
               <w:r>
                 <w:rPr>
                   <w:rFonts w:ascii="Arial" w:cs="Arial" w:eastAsia="Arial" w:hAnsi="Arial"/>
@@ -9397,7 +9397,7 @@
               <w:spacing w:after="10" w:before="0"/>
               <w:ind w:left="120"/>
             </w:pPr>
-            <w:hyperlink w:history="1" r:id="rIdjdvazxfbyxjsvan3q64l5">
+            <w:hyperlink w:history="1" r:id="rIdehosfb-kcm7v6d39aytol">
               <w:r>
                 <w:rPr>
                   <w:rFonts w:ascii="Arial" w:cs="Arial" w:eastAsia="Arial" w:hAnsi="Arial"/>
@@ -9592,7 +9592,7 @@
             <w:pPr>
               <w:spacing w:after="20" w:before="0"/>
             </w:pPr>
-            <w:hyperlink w:history="1" r:id="rIdoc_d5mrrvi6hrulcdzpi8">
+            <w:hyperlink w:history="1" r:id="rIdn2op32cy0o0ydsgvuxbnh">
               <w:r>
                 <w:rPr>
                   <w:rFonts w:ascii="Arial" w:cs="Arial" w:eastAsia="Arial" w:hAnsi="Arial"/>
@@ -9625,7 +9625,7 @@
               <w:spacing w:after="10" w:before="0"/>
               <w:ind w:left="120"/>
             </w:pPr>
-            <w:hyperlink w:history="1" r:id="rIdvw_92ypw3pi9ksljpiiio">
+            <w:hyperlink w:history="1" r:id="rIdavq3oagwcrfkyipmdvj5n">
               <w:r>
                 <w:rPr>
                   <w:rFonts w:ascii="Arial" w:cs="Arial" w:eastAsia="Arial" w:hAnsi="Arial"/>
@@ -9670,7 +9670,7 @@
             <w:pPr>
               <w:spacing w:after="20" w:before="0"/>
             </w:pPr>
-            <w:hyperlink w:history="1" r:id="rIdlm691naxvqqsqneihn-sg">
+            <w:hyperlink w:history="1" r:id="rIdzposatzbt_kx5uqzf4ug3">
               <w:r>
                 <w:rPr>
                   <w:rFonts w:ascii="Arial" w:cs="Arial" w:eastAsia="Arial" w:hAnsi="Arial"/>
@@ -9703,7 +9703,7 @@
               <w:spacing w:after="10" w:before="0"/>
               <w:ind w:left="120"/>
             </w:pPr>
-            <w:hyperlink w:history="1" r:id="rIdklz0v8xjd_wgco9k-v0wq">
+            <w:hyperlink w:history="1" r:id="rId_609nisziahnbqngbhmdl">
               <w:r>
                 <w:rPr>
                   <w:rFonts w:ascii="Arial" w:cs="Arial" w:eastAsia="Arial" w:hAnsi="Arial"/>
@@ -9898,7 +9898,7 @@
             <w:pPr>
               <w:spacing w:after="20" w:before="0"/>
             </w:pPr>
-            <w:hyperlink w:history="1" r:id="rId6lqlrxx3ioae6ik2up2uo">
+            <w:hyperlink w:history="1" r:id="rIdntnfhvxdo05lgwqvcufwa">
               <w:r>
                 <w:rPr>
                   <w:rFonts w:ascii="Arial" w:cs="Arial" w:eastAsia="Arial" w:hAnsi="Arial"/>
@@ -9931,7 +9931,7 @@
               <w:spacing w:after="10" w:before="0"/>
               <w:ind w:left="120"/>
             </w:pPr>
-            <w:hyperlink w:history="1" r:id="rIdi49vsresqbd0dabmt7gyw">
+            <w:hyperlink w:history="1" r:id="rId8sduw-ngi4hmeycit_lwb">
               <w:r>
                 <w:rPr>
                   <w:rFonts w:ascii="Arial" w:cs="Arial" w:eastAsia="Arial" w:hAnsi="Arial"/>
@@ -9976,7 +9976,7 @@
             <w:pPr>
               <w:spacing w:after="20" w:before="0"/>
             </w:pPr>
-            <w:hyperlink w:history="1" r:id="rIdszybqe_i-widuks5hsing">
+            <w:hyperlink w:history="1" r:id="rIdb3xqm5rua-8gay2ejlck9">
               <w:r>
                 <w:rPr>
                   <w:rFonts w:ascii="Arial" w:cs="Arial" w:eastAsia="Arial" w:hAnsi="Arial"/>
@@ -10009,7 +10009,7 @@
               <w:spacing w:after="10" w:before="0"/>
               <w:ind w:left="120"/>
             </w:pPr>
-            <w:hyperlink w:history="1" r:id="rIdtjthspdvfq6iyqwvmiryt">
+            <w:hyperlink w:history="1" r:id="rIdzawhw2rypg8uvwm2zbxmw">
               <w:r>
                 <w:rPr>
                   <w:rFonts w:ascii="Arial" w:cs="Arial" w:eastAsia="Arial" w:hAnsi="Arial"/>
@@ -10204,7 +10204,7 @@
             <w:pPr>
               <w:spacing w:after="20" w:before="0"/>
             </w:pPr>
-            <w:hyperlink w:history="1" r:id="rIdxanp99w7kftzm_vyqok94">
+            <w:hyperlink w:history="1" r:id="rIdywpsyyrjy9lv9sgebzh5b">
               <w:r>
                 <w:rPr>
                   <w:rFonts w:ascii="Arial" w:cs="Arial" w:eastAsia="Arial" w:hAnsi="Arial"/>
@@ -10237,7 +10237,7 @@
               <w:spacing w:after="10" w:before="0"/>
               <w:ind w:left="120"/>
             </w:pPr>
-            <w:hyperlink w:history="1" r:id="rIdwompczgwffsql2y6573bl">
+            <w:hyperlink w:history="1" r:id="rIdxbt0kxmgm3gjxtjvbtcwz">
               <w:r>
                 <w:rPr>
                   <w:rFonts w:ascii="Arial" w:cs="Arial" w:eastAsia="Arial" w:hAnsi="Arial"/>
@@ -10282,7 +10282,7 @@
             <w:pPr>
               <w:spacing w:after="20" w:before="0"/>
             </w:pPr>
-            <w:hyperlink w:history="1" r:id="rIdcpncbfqr_m0mqmn3wn5ky">
+            <w:hyperlink w:history="1" r:id="rIdactia4bg-h89suhvwd49m">
               <w:r>
                 <w:rPr>
                   <w:rFonts w:ascii="Arial" w:cs="Arial" w:eastAsia="Arial" w:hAnsi="Arial"/>
@@ -10315,7 +10315,7 @@
               <w:spacing w:after="10" w:before="0"/>
               <w:ind w:left="120"/>
             </w:pPr>
-            <w:hyperlink w:history="1" r:id="rIdigrc3leinfgsuuzdojzrk">
+            <w:hyperlink w:history="1" r:id="rId_gby3earjdl63segvf4fv">
               <w:r>
                 <w:rPr>
                   <w:rFonts w:ascii="Arial" w:cs="Arial" w:eastAsia="Arial" w:hAnsi="Arial"/>
@@ -10827,7 +10827,7 @@
         </w:rPr>
         <w:t xml:space="preserve">© 2026 SeaVuria and ARES. Aligned with KICD objectives. Developed by SeaVuria; technical implementation by ARES (with AI assistance from Claude). Licensed under </w:t>
       </w:r>
-      <w:hyperlink w:history="1" r:id="rIdcara9ztqvvutkukns1ing">
+      <w:hyperlink w:history="1" r:id="rIdbazdrpxfazfgx2hqzuwkb">
         <w:r>
           <w:rPr>
             <w:rFonts w:ascii="Arial" w:cs="Arial" w:eastAsia="Arial" w:hAnsi="Arial"/>
@@ -10848,7 +10848,7 @@
         </w:rPr>
         <w:t xml:space="preserve"> (</w:t>
       </w:r>
-      <w:hyperlink w:history="1" r:id="rId0aur7qieolspvek88zo1m">
+      <w:hyperlink w:history="1" r:id="rId44ya5zraakz7zyopdenjg">
         <w:r>
           <w:rPr>
             <w:rFonts w:ascii="Arial" w:cs="Arial" w:eastAsia="Arial" w:hAnsi="Arial"/>
@@ -11861,7 +11861,7 @@
             <w:pPr>
               <w:spacing w:after="20" w:before="0"/>
             </w:pPr>
-            <w:hyperlink w:history="1" r:id="rIdehbr0amozziiutvoflfdv">
+            <w:hyperlink w:history="1" r:id="rId6_sdmtzrhhe9ban-eibrs">
               <w:r>
                 <w:rPr>
                   <w:rFonts w:ascii="Arial" w:cs="Arial" w:eastAsia="Arial" w:hAnsi="Arial"/>
@@ -11894,7 +11894,7 @@
               <w:spacing w:after="10" w:before="0"/>
               <w:ind w:left="120"/>
             </w:pPr>
-            <w:hyperlink w:history="1" r:id="rIdw-ahb3csktp_gluwt3c_i">
+            <w:hyperlink w:history="1" r:id="rIdlxu7-d54hdcomedk92o9a">
               <w:r>
                 <w:rPr>
                   <w:rFonts w:ascii="Arial" w:cs="Arial" w:eastAsia="Arial" w:hAnsi="Arial"/>
@@ -11939,7 +11939,7 @@
             <w:pPr>
               <w:spacing w:after="20" w:before="0"/>
             </w:pPr>
-            <w:hyperlink w:history="1" r:id="rIdcg_f00tkoe2lgqyclhmwo">
+            <w:hyperlink w:history="1" r:id="rId_k8ffiom8rvamxlotoh54">
               <w:r>
                 <w:rPr>
                   <w:rFonts w:ascii="Arial" w:cs="Arial" w:eastAsia="Arial" w:hAnsi="Arial"/>
@@ -11972,7 +11972,7 @@
               <w:spacing w:after="10" w:before="0"/>
               <w:ind w:left="120"/>
             </w:pPr>
-            <w:hyperlink w:history="1" r:id="rIdsp_ldosq_g05omrsxxorb">
+            <w:hyperlink w:history="1" r:id="rIdkym8iusm5o-invtbdjl3z">
               <w:r>
                 <w:rPr>
                   <w:rFonts w:ascii="Arial" w:cs="Arial" w:eastAsia="Arial" w:hAnsi="Arial"/>
@@ -12167,7 +12167,7 @@
             <w:pPr>
               <w:spacing w:after="20" w:before="0"/>
             </w:pPr>
-            <w:hyperlink w:history="1" r:id="rIdfschp3uq1lpaermtnee1f">
+            <w:hyperlink w:history="1" r:id="rIdy3447ifkh6izbjc-k6sri">
               <w:r>
                 <w:rPr>
                   <w:rFonts w:ascii="Arial" w:cs="Arial" w:eastAsia="Arial" w:hAnsi="Arial"/>
@@ -12200,7 +12200,7 @@
               <w:spacing w:after="10" w:before="0"/>
               <w:ind w:left="120"/>
             </w:pPr>
-            <w:hyperlink w:history="1" r:id="rIdyylvhddb5u3oq3trtvls2">
+            <w:hyperlink w:history="1" r:id="rIdmy-swn_ynmu1zegj-wbex">
               <w:r>
                 <w:rPr>
                   <w:rFonts w:ascii="Arial" w:cs="Arial" w:eastAsia="Arial" w:hAnsi="Arial"/>
@@ -12245,7 +12245,7 @@
             <w:pPr>
               <w:spacing w:after="20" w:before="0"/>
             </w:pPr>
-            <w:hyperlink w:history="1" r:id="rIdzhveuipprgfv0fniaxm8l">
+            <w:hyperlink w:history="1" r:id="rIdrn5hjrlbydi-l565n39se">
               <w:r>
                 <w:rPr>
                   <w:rFonts w:ascii="Arial" w:cs="Arial" w:eastAsia="Arial" w:hAnsi="Arial"/>
@@ -12278,7 +12278,7 @@
               <w:spacing w:after="10" w:before="0"/>
               <w:ind w:left="120"/>
             </w:pPr>
-            <w:hyperlink w:history="1" r:id="rIdcipk12ocrg1a04pyzzlzb">
+            <w:hyperlink w:history="1" r:id="rIdnv1u_q51ubx8birrsxtt_">
               <w:r>
                 <w:rPr>
                   <w:rFonts w:ascii="Arial" w:cs="Arial" w:eastAsia="Arial" w:hAnsi="Arial"/>
@@ -12473,7 +12473,7 @@
             <w:pPr>
               <w:spacing w:after="20" w:before="0"/>
             </w:pPr>
-            <w:hyperlink w:history="1" r:id="rIdlfvkxofak0hjyylmp7knm">
+            <w:hyperlink w:history="1" r:id="rIdquc3tvk02ddp84-_tvy2e">
               <w:r>
                 <w:rPr>
                   <w:rFonts w:ascii="Arial" w:cs="Arial" w:eastAsia="Arial" w:hAnsi="Arial"/>
@@ -12506,7 +12506,7 @@
               <w:spacing w:after="10" w:before="0"/>
               <w:ind w:left="120"/>
             </w:pPr>
-            <w:hyperlink w:history="1" r:id="rIdbraobbat4f85cs5ppxvfh">
+            <w:hyperlink w:history="1" r:id="rIdr-6y5anqag9i_fv-lwuz5">
               <w:r>
                 <w:rPr>
                   <w:rFonts w:ascii="Arial" w:cs="Arial" w:eastAsia="Arial" w:hAnsi="Arial"/>
@@ -12551,7 +12551,7 @@
             <w:pPr>
               <w:spacing w:after="20" w:before="0"/>
             </w:pPr>
-            <w:hyperlink w:history="1" r:id="rIdiiljhl-dnh0zl-qfvgjr-">
+            <w:hyperlink w:history="1" r:id="rIdzjfrployxop1qytpgnm4a">
               <w:r>
                 <w:rPr>
                   <w:rFonts w:ascii="Arial" w:cs="Arial" w:eastAsia="Arial" w:hAnsi="Arial"/>
@@ -12584,7 +12584,7 @@
               <w:spacing w:after="10" w:before="0"/>
               <w:ind w:left="120"/>
             </w:pPr>
-            <w:hyperlink w:history="1" r:id="rIdreyq7wnzxqmm0uc_wqwgz">
+            <w:hyperlink w:history="1" r:id="rIdwoiq4l2azlvc6rnhwjrq7">
               <w:r>
                 <w:rPr>
                   <w:rFonts w:ascii="Arial" w:cs="Arial" w:eastAsia="Arial" w:hAnsi="Arial"/>
@@ -12779,7 +12779,7 @@
             <w:pPr>
               <w:spacing w:after="20" w:before="0"/>
             </w:pPr>
-            <w:hyperlink w:history="1" r:id="rIdjasb5xl3kehq8rz-_5zrz">
+            <w:hyperlink w:history="1" r:id="rIdckn-x--whqgwugat1axrd">
               <w:r>
                 <w:rPr>
                   <w:rFonts w:ascii="Arial" w:cs="Arial" w:eastAsia="Arial" w:hAnsi="Arial"/>
@@ -12812,7 +12812,7 @@
               <w:spacing w:after="10" w:before="0"/>
               <w:ind w:left="120"/>
             </w:pPr>
-            <w:hyperlink w:history="1" r:id="rIdfw8h7dk-sne-ayqovlrkz">
+            <w:hyperlink w:history="1" r:id="rId6iippqczux8m8hvhbcmgp">
               <w:r>
                 <w:rPr>
                   <w:rFonts w:ascii="Arial" w:cs="Arial" w:eastAsia="Arial" w:hAnsi="Arial"/>
@@ -12857,7 +12857,7 @@
             <w:pPr>
               <w:spacing w:after="20" w:before="0"/>
             </w:pPr>
-            <w:hyperlink w:history="1" r:id="rIdtu_qvrh-hmjxppq-cwl8p">
+            <w:hyperlink w:history="1" r:id="rIdajzeeghvzm9h-zqtislkl">
               <w:r>
                 <w:rPr>
                   <w:rFonts w:ascii="Arial" w:cs="Arial" w:eastAsia="Arial" w:hAnsi="Arial"/>
@@ -12890,7 +12890,7 @@
               <w:spacing w:after="10" w:before="0"/>
               <w:ind w:left="120"/>
             </w:pPr>
-            <w:hyperlink w:history="1" r:id="rIdtuewftfjpnwfzla7mnasd">
+            <w:hyperlink w:history="1" r:id="rIdeclbamfgeap-bcgj-pvqo">
               <w:r>
                 <w:rPr>
                   <w:rFonts w:ascii="Arial" w:cs="Arial" w:eastAsia="Arial" w:hAnsi="Arial"/>
@@ -13085,7 +13085,7 @@
             <w:pPr>
               <w:spacing w:after="20" w:before="0"/>
             </w:pPr>
-            <w:hyperlink w:history="1" r:id="rIdmcwgmtb_i5yqbqmjakfnc">
+            <w:hyperlink w:history="1" r:id="rIdmb1ucdxgdcnpfugqi9u0v">
               <w:r>
                 <w:rPr>
                   <w:rFonts w:ascii="Arial" w:cs="Arial" w:eastAsia="Arial" w:hAnsi="Arial"/>
@@ -13118,7 +13118,7 @@
               <w:spacing w:after="10" w:before="0"/>
               <w:ind w:left="120"/>
             </w:pPr>
-            <w:hyperlink w:history="1" r:id="rIdho6taeu_dr1jbck3zcbro">
+            <w:hyperlink w:history="1" r:id="rIdhixck4bpyl030tqnipwi6">
               <w:r>
                 <w:rPr>
                   <w:rFonts w:ascii="Arial" w:cs="Arial" w:eastAsia="Arial" w:hAnsi="Arial"/>
@@ -13163,7 +13163,7 @@
             <w:pPr>
               <w:spacing w:after="20" w:before="0"/>
             </w:pPr>
-            <w:hyperlink w:history="1" r:id="rIdxknehhf4hwufvzxt7xkv7">
+            <w:hyperlink w:history="1" r:id="rIdr-6zswgok8tmssnxbkqfh">
               <w:r>
                 <w:rPr>
                   <w:rFonts w:ascii="Arial" w:cs="Arial" w:eastAsia="Arial" w:hAnsi="Arial"/>
@@ -13196,7 +13196,7 @@
               <w:spacing w:after="10" w:before="0"/>
               <w:ind w:left="120"/>
             </w:pPr>
-            <w:hyperlink w:history="1" r:id="rIdczz3w7xwyluushyjnnr7j">
+            <w:hyperlink w:history="1" r:id="rIdf5n_8ttziketce97hsy3i">
               <w:r>
                 <w:rPr>
                   <w:rFonts w:ascii="Arial" w:cs="Arial" w:eastAsia="Arial" w:hAnsi="Arial"/>
@@ -13784,7 +13784,7 @@
         </w:rPr>
         <w:t xml:space="preserve">© 2026 SeaVuria and ARES. Aligned with KICD objectives. Developed by SeaVuria; technical implementation by ARES (with AI assistance from Claude). Licensed under </w:t>
       </w:r>
-      <w:hyperlink w:history="1" r:id="rIdyly3ov8piw9pigju4-svj">
+      <w:hyperlink w:history="1" r:id="rId6noxuvxv_0gjfgf4bjqbb">
         <w:r>
           <w:rPr>
             <w:rFonts w:ascii="Arial" w:cs="Arial" w:eastAsia="Arial" w:hAnsi="Arial"/>
@@ -13805,7 +13805,7 @@
         </w:rPr>
         <w:t xml:space="preserve"> (</w:t>
       </w:r>
-      <w:hyperlink w:history="1" r:id="rIdc9biwrlzpw3nfywujodou">
+      <w:hyperlink w:history="1" r:id="rIdjlmlggxmfnfe10nmzpniw">
         <w:r>
           <w:rPr>
             <w:rFonts w:ascii="Arial" w:cs="Arial" w:eastAsia="Arial" w:hAnsi="Arial"/>
@@ -14818,7 +14818,7 @@
             <w:pPr>
               <w:spacing w:after="20" w:before="0"/>
             </w:pPr>
-            <w:hyperlink w:history="1" r:id="rIdhmuwqdclerxi9ze_a9zbr">
+            <w:hyperlink w:history="1" r:id="rIdnmkbybmwm-okwjn-vs27u">
               <w:r>
                 <w:rPr>
                   <w:rFonts w:ascii="Arial" w:cs="Arial" w:eastAsia="Arial" w:hAnsi="Arial"/>
@@ -14851,7 +14851,7 @@
               <w:spacing w:after="10" w:before="0"/>
               <w:ind w:left="120"/>
             </w:pPr>
-            <w:hyperlink w:history="1" r:id="rIdac_loanfi0wv68aicssez">
+            <w:hyperlink w:history="1" r:id="rIddaer2mcav8wxdmiyfld7o">
               <w:r>
                 <w:rPr>
                   <w:rFonts w:ascii="Arial" w:cs="Arial" w:eastAsia="Arial" w:hAnsi="Arial"/>
@@ -14896,7 +14896,7 @@
             <w:pPr>
               <w:spacing w:after="20" w:before="0"/>
             </w:pPr>
-            <w:hyperlink w:history="1" r:id="rIdialzgxrymrpxitogvz2ca">
+            <w:hyperlink w:history="1" r:id="rId8kitb4bhd7g9oiinyhtmh">
               <w:r>
                 <w:rPr>
                   <w:rFonts w:ascii="Arial" w:cs="Arial" w:eastAsia="Arial" w:hAnsi="Arial"/>
@@ -14929,7 +14929,7 @@
               <w:spacing w:after="10" w:before="0"/>
               <w:ind w:left="120"/>
             </w:pPr>
-            <w:hyperlink w:history="1" r:id="rIdffthtbpeu4kwpcvxkd0pe">
+            <w:hyperlink w:history="1" r:id="rIdhmbq9sdbodjehfsc5jxmj">
               <w:r>
                 <w:rPr>
                   <w:rFonts w:ascii="Arial" w:cs="Arial" w:eastAsia="Arial" w:hAnsi="Arial"/>
@@ -15124,7 +15124,7 @@
             <w:pPr>
               <w:spacing w:after="20" w:before="0"/>
             </w:pPr>
-            <w:hyperlink w:history="1" r:id="rIdo8bozb7up0aiklm3ti2da">
+            <w:hyperlink w:history="1" r:id="rIdcnpjk0zgw40xwidnyvh-4">
               <w:r>
                 <w:rPr>
                   <w:rFonts w:ascii="Arial" w:cs="Arial" w:eastAsia="Arial" w:hAnsi="Arial"/>
@@ -15157,7 +15157,7 @@
               <w:spacing w:after="10" w:before="0"/>
               <w:ind w:left="120"/>
             </w:pPr>
-            <w:hyperlink w:history="1" r:id="rIddcn-syrnggpqfasynayfk">
+            <w:hyperlink w:history="1" r:id="rIdrfidk6ovlgubgxc6qvdd5">
               <w:r>
                 <w:rPr>
                   <w:rFonts w:ascii="Arial" w:cs="Arial" w:eastAsia="Arial" w:hAnsi="Arial"/>
@@ -15202,7 +15202,7 @@
             <w:pPr>
               <w:spacing w:after="20" w:before="0"/>
             </w:pPr>
-            <w:hyperlink w:history="1" r:id="rIdrats7gtmykgrq0phdwqbz">
+            <w:hyperlink w:history="1" r:id="rIdayt2cxsb2fqmrdnft2osm">
               <w:r>
                 <w:rPr>
                   <w:rFonts w:ascii="Arial" w:cs="Arial" w:eastAsia="Arial" w:hAnsi="Arial"/>
@@ -15235,7 +15235,7 @@
               <w:spacing w:after="10" w:before="0"/>
               <w:ind w:left="120"/>
             </w:pPr>
-            <w:hyperlink w:history="1" r:id="rIdh8ya-xje16ruj9wsagnmq">
+            <w:hyperlink w:history="1" r:id="rIdtoi8o12ftq15n2vtflru2">
               <w:r>
                 <w:rPr>
                   <w:rFonts w:ascii="Arial" w:cs="Arial" w:eastAsia="Arial" w:hAnsi="Arial"/>
@@ -15430,7 +15430,7 @@
             <w:pPr>
               <w:spacing w:after="20" w:before="0"/>
             </w:pPr>
-            <w:hyperlink w:history="1" r:id="rIdb4q7v_xwn1gflhshxl-jd">
+            <w:hyperlink w:history="1" r:id="rIdc16h5vbo_pzgcynfd2zd4">
               <w:r>
                 <w:rPr>
                   <w:rFonts w:ascii="Arial" w:cs="Arial" w:eastAsia="Arial" w:hAnsi="Arial"/>
@@ -15463,7 +15463,7 @@
               <w:spacing w:after="10" w:before="0"/>
               <w:ind w:left="120"/>
             </w:pPr>
-            <w:hyperlink w:history="1" r:id="rIdfkl0msfoz1gopxse0vpqi">
+            <w:hyperlink w:history="1" r:id="rIdtjthpizjzjyczqltiuso7">
               <w:r>
                 <w:rPr>
                   <w:rFonts w:ascii="Arial" w:cs="Arial" w:eastAsia="Arial" w:hAnsi="Arial"/>
@@ -15508,7 +15508,7 @@
             <w:pPr>
               <w:spacing w:after="20" w:before="0"/>
             </w:pPr>
-            <w:hyperlink w:history="1" r:id="rId_ylrjelaw09dcizutywl_">
+            <w:hyperlink w:history="1" r:id="rIdbiwcgjclembzcxz-xa8se">
               <w:r>
                 <w:rPr>
                   <w:rFonts w:ascii="Arial" w:cs="Arial" w:eastAsia="Arial" w:hAnsi="Arial"/>
@@ -15541,7 +15541,7 @@
               <w:spacing w:after="10" w:before="0"/>
               <w:ind w:left="120"/>
             </w:pPr>
-            <w:hyperlink w:history="1" r:id="rIdjfhv_1hqvgs5dn0s8cvqg">
+            <w:hyperlink w:history="1" r:id="rId3kmkdtq85ncr2_mrxz8hh">
               <w:r>
                 <w:rPr>
                   <w:rFonts w:ascii="Arial" w:cs="Arial" w:eastAsia="Arial" w:hAnsi="Arial"/>
@@ -15736,7 +15736,7 @@
             <w:pPr>
               <w:spacing w:after="20" w:before="0"/>
             </w:pPr>
-            <w:hyperlink w:history="1" r:id="rIde46vpbpusey7ix--sr-3b">
+            <w:hyperlink w:history="1" r:id="rIdcdr6lz2caevuuhdbxlgnl">
               <w:r>
                 <w:rPr>
                   <w:rFonts w:ascii="Arial" w:cs="Arial" w:eastAsia="Arial" w:hAnsi="Arial"/>
@@ -15769,7 +15769,7 @@
               <w:spacing w:after="10" w:before="0"/>
               <w:ind w:left="120"/>
             </w:pPr>
-            <w:hyperlink w:history="1" r:id="rIdqibqhck3b0xqdg0ww4mpb">
+            <w:hyperlink w:history="1" r:id="rIdljxm3nsi6erzfpw0afcio">
               <w:r>
                 <w:rPr>
                   <w:rFonts w:ascii="Arial" w:cs="Arial" w:eastAsia="Arial" w:hAnsi="Arial"/>
@@ -15814,7 +15814,7 @@
             <w:pPr>
               <w:spacing w:after="20" w:before="0"/>
             </w:pPr>
-            <w:hyperlink w:history="1" r:id="rIdqgdjwkaozoe5u3gzsstjv">
+            <w:hyperlink w:history="1" r:id="rId2pyhmqbvxilnrbbs61dya">
               <w:r>
                 <w:rPr>
                   <w:rFonts w:ascii="Arial" w:cs="Arial" w:eastAsia="Arial" w:hAnsi="Arial"/>
@@ -15847,7 +15847,7 @@
               <w:spacing w:after="10" w:before="0"/>
               <w:ind w:left="120"/>
             </w:pPr>
-            <w:hyperlink w:history="1" r:id="rIdpzdgn387alojon1e1tz2z">
+            <w:hyperlink w:history="1" r:id="rIda9nhdtr_wgoihjahupldx">
               <w:r>
                 <w:rPr>
                   <w:rFonts w:ascii="Arial" w:cs="Arial" w:eastAsia="Arial" w:hAnsi="Arial"/>
@@ -16042,7 +16042,7 @@
             <w:pPr>
               <w:spacing w:after="20" w:before="0"/>
             </w:pPr>
-            <w:hyperlink w:history="1" r:id="rIdoavyanbmva0if-0ep4wlr">
+            <w:hyperlink w:history="1" r:id="rIdn_6qimkbag_na2vvhsuow">
               <w:r>
                 <w:rPr>
                   <w:rFonts w:ascii="Arial" w:cs="Arial" w:eastAsia="Arial" w:hAnsi="Arial"/>
@@ -16075,7 +16075,7 @@
               <w:spacing w:after="10" w:before="0"/>
               <w:ind w:left="120"/>
             </w:pPr>
-            <w:hyperlink w:history="1" r:id="rIdegarz9rt6oklbwmxuakga">
+            <w:hyperlink w:history="1" r:id="rIdmnrci1wqml_2zyzqxkjij">
               <w:r>
                 <w:rPr>
                   <w:rFonts w:ascii="Arial" w:cs="Arial" w:eastAsia="Arial" w:hAnsi="Arial"/>
@@ -16120,7 +16120,7 @@
             <w:pPr>
               <w:spacing w:after="20" w:before="0"/>
             </w:pPr>
-            <w:hyperlink w:history="1" r:id="rIddkr6xohp7xxtfikf_abpf">
+            <w:hyperlink w:history="1" r:id="rIdrfhvrrvastrxti-3bmzm5">
               <w:r>
                 <w:rPr>
                   <w:rFonts w:ascii="Arial" w:cs="Arial" w:eastAsia="Arial" w:hAnsi="Arial"/>
@@ -16153,7 +16153,7 @@
               <w:spacing w:after="10" w:before="0"/>
               <w:ind w:left="120"/>
             </w:pPr>
-            <w:hyperlink w:history="1" r:id="rId_tkctqtinouqnunkh5ska">
+            <w:hyperlink w:history="1" r:id="rIducylhge4pr6eipwi_jodc">
               <w:r>
                 <w:rPr>
                   <w:rFonts w:ascii="Arial" w:cs="Arial" w:eastAsia="Arial" w:hAnsi="Arial"/>
@@ -16760,7 +16760,7 @@
         </w:rPr>
         <w:t xml:space="preserve">© 2026 SeaVuria and ARES. Aligned with KICD objectives. Developed by SeaVuria; technical implementation by ARES (with AI assistance from Claude). Licensed under </w:t>
       </w:r>
-      <w:hyperlink w:history="1" r:id="rIdnaqczvuz0sauv_ffdi7gl">
+      <w:hyperlink w:history="1" r:id="rIdx1dc6aqczxejuv5mdtujs">
         <w:r>
           <w:rPr>
             <w:rFonts w:ascii="Arial" w:cs="Arial" w:eastAsia="Arial" w:hAnsi="Arial"/>
@@ -16781,7 +16781,7 @@
         </w:rPr>
         <w:t xml:space="preserve"> (</w:t>
       </w:r>
-      <w:hyperlink w:history="1" r:id="rId7zam70sfmtwh4uwhxtrgu">
+      <w:hyperlink w:history="1" r:id="rId7yayberi8971__j31j-ev">
         <w:r>
           <w:rPr>
             <w:rFonts w:ascii="Arial" w:cs="Arial" w:eastAsia="Arial" w:hAnsi="Arial"/>
@@ -17794,7 +17794,7 @@
             <w:pPr>
               <w:spacing w:after="20" w:before="0"/>
             </w:pPr>
-            <w:hyperlink w:history="1" r:id="rIdw1quqwjoimd6lfd2udrqf">
+            <w:hyperlink w:history="1" r:id="rIdnozi17bdlwidfry_pldhp">
               <w:r>
                 <w:rPr>
                   <w:rFonts w:ascii="Arial" w:cs="Arial" w:eastAsia="Arial" w:hAnsi="Arial"/>
@@ -17827,7 +17827,7 @@
               <w:spacing w:after="10" w:before="0"/>
               <w:ind w:left="120"/>
             </w:pPr>
-            <w:hyperlink w:history="1" r:id="rIdhbe0ybrsbf-dk8o-0fxrc">
+            <w:hyperlink w:history="1" r:id="rIdf-wpip5erefqvkedqrmwu">
               <w:r>
                 <w:rPr>
                   <w:rFonts w:ascii="Arial" w:cs="Arial" w:eastAsia="Arial" w:hAnsi="Arial"/>
@@ -17872,7 +17872,7 @@
             <w:pPr>
               <w:spacing w:after="20" w:before="0"/>
             </w:pPr>
-            <w:hyperlink w:history="1" r:id="rIdxtaaxiq-bxf0l4g8igrnu">
+            <w:hyperlink w:history="1" r:id="rIdq8pg3grhde91t7_snq4dv">
               <w:r>
                 <w:rPr>
                   <w:rFonts w:ascii="Arial" w:cs="Arial" w:eastAsia="Arial" w:hAnsi="Arial"/>
@@ -17905,7 +17905,7 @@
               <w:spacing w:after="10" w:before="0"/>
               <w:ind w:left="120"/>
             </w:pPr>
-            <w:hyperlink w:history="1" r:id="rIdpcymyombfd6fgf8iz4jqt">
+            <w:hyperlink w:history="1" r:id="rIdihtnfnqs2dhjucsyueokz">
               <w:r>
                 <w:rPr>
                   <w:rFonts w:ascii="Arial" w:cs="Arial" w:eastAsia="Arial" w:hAnsi="Arial"/>
@@ -18100,7 +18100,7 @@
             <w:pPr>
               <w:spacing w:after="20" w:before="0"/>
             </w:pPr>
-            <w:hyperlink w:history="1" r:id="rIds4bc0eepqxvgpv92gujmw">
+            <w:hyperlink w:history="1" r:id="rIdhw_zmhf82tij9pwnrncol">
               <w:r>
                 <w:rPr>
                   <w:rFonts w:ascii="Arial" w:cs="Arial" w:eastAsia="Arial" w:hAnsi="Arial"/>
@@ -18133,7 +18133,7 @@
               <w:spacing w:after="10" w:before="0"/>
               <w:ind w:left="120"/>
             </w:pPr>
-            <w:hyperlink w:history="1" r:id="rIdlyqbfzuam7mchs8uhcxwb">
+            <w:hyperlink w:history="1" r:id="rIdiatf7sfdzlyig0bwu5yo2">
               <w:r>
                 <w:rPr>
                   <w:rFonts w:ascii="Arial" w:cs="Arial" w:eastAsia="Arial" w:hAnsi="Arial"/>
@@ -18178,7 +18178,7 @@
             <w:pPr>
               <w:spacing w:after="20" w:before="0"/>
             </w:pPr>
-            <w:hyperlink w:history="1" r:id="rIddhm1kbpqhrrfgbn-nooyx">
+            <w:hyperlink w:history="1" r:id="rIdvif7bpqyd9rwmdzk1pfzc">
               <w:r>
                 <w:rPr>
                   <w:rFonts w:ascii="Arial" w:cs="Arial" w:eastAsia="Arial" w:hAnsi="Arial"/>
@@ -18211,7 +18211,7 @@
               <w:spacing w:after="10" w:before="0"/>
               <w:ind w:left="120"/>
             </w:pPr>
-            <w:hyperlink w:history="1" r:id="rIdgf6d2kd2ai25v1vfqbfrp">
+            <w:hyperlink w:history="1" r:id="rId7n4w6kphh9hsergkkgtjf">
               <w:r>
                 <w:rPr>
                   <w:rFonts w:ascii="Arial" w:cs="Arial" w:eastAsia="Arial" w:hAnsi="Arial"/>
@@ -18406,7 +18406,7 @@
             <w:pPr>
               <w:spacing w:after="20" w:before="0"/>
             </w:pPr>
-            <w:hyperlink w:history="1" r:id="rIdnvrvrhbqq85nck8ngerdj">
+            <w:hyperlink w:history="1" r:id="rIdoed_oguxzwlovr3hwynya">
               <w:r>
                 <w:rPr>
                   <w:rFonts w:ascii="Arial" w:cs="Arial" w:eastAsia="Arial" w:hAnsi="Arial"/>
@@ -18439,7 +18439,7 @@
               <w:spacing w:after="10" w:before="0"/>
               <w:ind w:left="120"/>
             </w:pPr>
-            <w:hyperlink w:history="1" r:id="rIdezdc-prtwcrnmoreo_zxf">
+            <w:hyperlink w:history="1" r:id="rIdijv2qg5hdjrwmlezpw-vv">
               <w:r>
                 <w:rPr>
                   <w:rFonts w:ascii="Arial" w:cs="Arial" w:eastAsia="Arial" w:hAnsi="Arial"/>
@@ -18484,7 +18484,7 @@
             <w:pPr>
               <w:spacing w:after="20" w:before="0"/>
             </w:pPr>
-            <w:hyperlink w:history="1" r:id="rIdizbxmspkgasx3nesybcyp">
+            <w:hyperlink w:history="1" r:id="rIdvzbxmfxp2g4lz4wzsi_eu">
               <w:r>
                 <w:rPr>
                   <w:rFonts w:ascii="Arial" w:cs="Arial" w:eastAsia="Arial" w:hAnsi="Arial"/>
@@ -18517,7 +18517,7 @@
               <w:spacing w:after="10" w:before="0"/>
               <w:ind w:left="120"/>
             </w:pPr>
-            <w:hyperlink w:history="1" r:id="rIdt5mq0uld_hfwqprvjdi9n">
+            <w:hyperlink w:history="1" r:id="rId_76uh40emoxrcknbqyvpw">
               <w:r>
                 <w:rPr>
                   <w:rFonts w:ascii="Arial" w:cs="Arial" w:eastAsia="Arial" w:hAnsi="Arial"/>
@@ -18712,7 +18712,7 @@
             <w:pPr>
               <w:spacing w:after="20" w:before="0"/>
             </w:pPr>
-            <w:hyperlink w:history="1" r:id="rIdtgif1jxewgiwbc45mcv3m">
+            <w:hyperlink w:history="1" r:id="rIdldgnnuj5zrwr_up2cm5gc">
               <w:r>
                 <w:rPr>
                   <w:rFonts w:ascii="Arial" w:cs="Arial" w:eastAsia="Arial" w:hAnsi="Arial"/>
@@ -18745,7 +18745,7 @@
               <w:spacing w:after="10" w:before="0"/>
               <w:ind w:left="120"/>
             </w:pPr>
-            <w:hyperlink w:history="1" r:id="rId7osfrzfdgg7yfjecmf3e8">
+            <w:hyperlink w:history="1" r:id="rIdswdmjrys6sqqgrditm5yu">
               <w:r>
                 <w:rPr>
                   <w:rFonts w:ascii="Arial" w:cs="Arial" w:eastAsia="Arial" w:hAnsi="Arial"/>
@@ -18790,7 +18790,7 @@
             <w:pPr>
               <w:spacing w:after="20" w:before="0"/>
             </w:pPr>
-            <w:hyperlink w:history="1" r:id="rIdlyzzfyqqjyi8tq-6gz4iy">
+            <w:hyperlink w:history="1" r:id="rIdjp-hzovdrxlkveel2lufx">
               <w:r>
                 <w:rPr>
                   <w:rFonts w:ascii="Arial" w:cs="Arial" w:eastAsia="Arial" w:hAnsi="Arial"/>
@@ -18823,7 +18823,7 @@
               <w:spacing w:after="10" w:before="0"/>
               <w:ind w:left="120"/>
             </w:pPr>
-            <w:hyperlink w:history="1" r:id="rIdvaprl-viglgiohze7o2-b">
+            <w:hyperlink w:history="1" r:id="rIdvpj58emy1kuksidxkd-bl">
               <w:r>
                 <w:rPr>
                   <w:rFonts w:ascii="Arial" w:cs="Arial" w:eastAsia="Arial" w:hAnsi="Arial"/>
@@ -19018,7 +19018,7 @@
             <w:pPr>
               <w:spacing w:after="20" w:before="0"/>
             </w:pPr>
-            <w:hyperlink w:history="1" r:id="rIdks4en4fajxip9tzdp6lss">
+            <w:hyperlink w:history="1" r:id="rIdrdlmdq9xazvzhs4fvmuev">
               <w:r>
                 <w:rPr>
                   <w:rFonts w:ascii="Arial" w:cs="Arial" w:eastAsia="Arial" w:hAnsi="Arial"/>
@@ -19051,7 +19051,7 @@
               <w:spacing w:after="10" w:before="0"/>
               <w:ind w:left="120"/>
             </w:pPr>
-            <w:hyperlink w:history="1" r:id="rIddwujkryjgb9niylejb3zm">
+            <w:hyperlink w:history="1" r:id="rIdj1i9rujzle-rzduxr-eqz">
               <w:r>
                 <w:rPr>
                   <w:rFonts w:ascii="Arial" w:cs="Arial" w:eastAsia="Arial" w:hAnsi="Arial"/>
@@ -19096,7 +19096,7 @@
             <w:pPr>
               <w:spacing w:after="20" w:before="0"/>
             </w:pPr>
-            <w:hyperlink w:history="1" r:id="rIddtubhov13kbev8ih85vjh">
+            <w:hyperlink w:history="1" r:id="rIdomnckibkx-xyrpssrxy81">
               <w:r>
                 <w:rPr>
                   <w:rFonts w:ascii="Arial" w:cs="Arial" w:eastAsia="Arial" w:hAnsi="Arial"/>
@@ -19129,7 +19129,7 @@
               <w:spacing w:after="10" w:before="0"/>
               <w:ind w:left="120"/>
             </w:pPr>
-            <w:hyperlink w:history="1" r:id="rId6mtg6ws8snwznu8w6dneu">
+            <w:hyperlink w:history="1" r:id="rIdjlhapqgvipkxfrwmsaz9q">
               <w:r>
                 <w:rPr>
                   <w:rFonts w:ascii="Arial" w:cs="Arial" w:eastAsia="Arial" w:hAnsi="Arial"/>
@@ -19641,7 +19641,7 @@
         </w:rPr>
         <w:t xml:space="preserve">© 2026 SeaVuria and ARES. Aligned with KICD objectives. Developed by SeaVuria; technical implementation by ARES (with AI assistance from Claude). Licensed under </w:t>
       </w:r>
-      <w:hyperlink w:history="1" r:id="rIdmrwlv_ffjgv3wntuegvqp">
+      <w:hyperlink w:history="1" r:id="rIdb9c576jaibhsaghthej1i">
         <w:r>
           <w:rPr>
             <w:rFonts w:ascii="Arial" w:cs="Arial" w:eastAsia="Arial" w:hAnsi="Arial"/>
@@ -19662,7 +19662,7 @@
         </w:rPr>
         <w:t xml:space="preserve"> (</w:t>
       </w:r>
-      <w:hyperlink w:history="1" r:id="rIdcxvs-x4xktdnlzordtvgj">
+      <w:hyperlink w:history="1" r:id="rIdm_fh7asmw--qpjfkvbjf1">
         <w:r>
           <w:rPr>
             <w:rFonts w:ascii="Arial" w:cs="Arial" w:eastAsia="Arial" w:hAnsi="Arial"/>
@@ -20675,7 +20675,7 @@
             <w:pPr>
               <w:spacing w:after="20" w:before="0"/>
             </w:pPr>
-            <w:hyperlink w:history="1" r:id="rIdf1ffrfotkpz92xmk1zw__">
+            <w:hyperlink w:history="1" r:id="rIdsuyqkxggio8s6fg7njzmu">
               <w:r>
                 <w:rPr>
                   <w:rFonts w:ascii="Arial" w:cs="Arial" w:eastAsia="Arial" w:hAnsi="Arial"/>
@@ -20708,7 +20708,7 @@
               <w:spacing w:after="10" w:before="0"/>
               <w:ind w:left="120"/>
             </w:pPr>
-            <w:hyperlink w:history="1" r:id="rIdpr-bjz00otfng46fd1uuo">
+            <w:hyperlink w:history="1" r:id="rIdjlij7clmywhub_ytdw_9_">
               <w:r>
                 <w:rPr>
                   <w:rFonts w:ascii="Arial" w:cs="Arial" w:eastAsia="Arial" w:hAnsi="Arial"/>
@@ -20753,7 +20753,7 @@
             <w:pPr>
               <w:spacing w:after="20" w:before="0"/>
             </w:pPr>
-            <w:hyperlink w:history="1" r:id="rIdkg65w-xobacqtodnbwmo1">
+            <w:hyperlink w:history="1" r:id="rIdxu5ieqezuekevanewyrxa">
               <w:r>
                 <w:rPr>
                   <w:rFonts w:ascii="Arial" w:cs="Arial" w:eastAsia="Arial" w:hAnsi="Arial"/>
@@ -20786,7 +20786,7 @@
               <w:spacing w:after="10" w:before="0"/>
               <w:ind w:left="120"/>
             </w:pPr>
-            <w:hyperlink w:history="1" r:id="rIdvevlamkmhfbvt2prgduzf">
+            <w:hyperlink w:history="1" r:id="rIdxta4xrgcywsuuf_xpqeaf">
               <w:r>
                 <w:rPr>
                   <w:rFonts w:ascii="Arial" w:cs="Arial" w:eastAsia="Arial" w:hAnsi="Arial"/>
@@ -20981,7 +20981,7 @@
             <w:pPr>
               <w:spacing w:after="20" w:before="0"/>
             </w:pPr>
-            <w:hyperlink w:history="1" r:id="rIdhob0coq7qs_q8kzqeo6_n">
+            <w:hyperlink w:history="1" r:id="rIdopojer9kr4m65wmyklbfu">
               <w:r>
                 <w:rPr>
                   <w:rFonts w:ascii="Arial" w:cs="Arial" w:eastAsia="Arial" w:hAnsi="Arial"/>
@@ -21014,7 +21014,7 @@
               <w:spacing w:after="10" w:before="0"/>
               <w:ind w:left="120"/>
             </w:pPr>
-            <w:hyperlink w:history="1" r:id="rId4g9qkstieufrn5lni5pad">
+            <w:hyperlink w:history="1" r:id="rIdn_hog8vx6iigtrv32irmt">
               <w:r>
                 <w:rPr>
                   <w:rFonts w:ascii="Arial" w:cs="Arial" w:eastAsia="Arial" w:hAnsi="Arial"/>
@@ -21059,7 +21059,7 @@
             <w:pPr>
               <w:spacing w:after="20" w:before="0"/>
             </w:pPr>
-            <w:hyperlink w:history="1" r:id="rId5frucnkyaz_uulhhhkfdh">
+            <w:hyperlink w:history="1" r:id="rIddkjl5cteqw7wobhmzvgdx">
               <w:r>
                 <w:rPr>
                   <w:rFonts w:ascii="Arial" w:cs="Arial" w:eastAsia="Arial" w:hAnsi="Arial"/>
@@ -21092,7 +21092,7 @@
               <w:spacing w:after="10" w:before="0"/>
               <w:ind w:left="120"/>
             </w:pPr>
-            <w:hyperlink w:history="1" r:id="rIdzsv6lze-ifmcwhvoltpwm">
+            <w:hyperlink w:history="1" r:id="rIdwq35hpvtr7leuymnvir-7">
               <w:r>
                 <w:rPr>
                   <w:rFonts w:ascii="Arial" w:cs="Arial" w:eastAsia="Arial" w:hAnsi="Arial"/>
@@ -21287,7 +21287,7 @@
             <w:pPr>
               <w:spacing w:after="20" w:before="0"/>
             </w:pPr>
-            <w:hyperlink w:history="1" r:id="rIdgnj-so7zw9kog5p2xgbrh">
+            <w:hyperlink w:history="1" r:id="rId5wx4rzsryzbqtpu-8nsym">
               <w:r>
                 <w:rPr>
                   <w:rFonts w:ascii="Arial" w:cs="Arial" w:eastAsia="Arial" w:hAnsi="Arial"/>
@@ -21320,7 +21320,7 @@
               <w:spacing w:after="10" w:before="0"/>
               <w:ind w:left="120"/>
             </w:pPr>
-            <w:hyperlink w:history="1" r:id="rIdc44mpvmdhc07m8tag7kr6">
+            <w:hyperlink w:history="1" r:id="rIdk8386lb-n0tockadyhdzj">
               <w:r>
                 <w:rPr>
                   <w:rFonts w:ascii="Arial" w:cs="Arial" w:eastAsia="Arial" w:hAnsi="Arial"/>
@@ -21365,7 +21365,7 @@
             <w:pPr>
               <w:spacing w:after="20" w:before="0"/>
             </w:pPr>
-            <w:hyperlink w:history="1" r:id="rIdrskjcfr9ps8bym9kxdgsm">
+            <w:hyperlink w:history="1" r:id="rIdrswlyi0tmnvzpa6gw6b0g">
               <w:r>
                 <w:rPr>
                   <w:rFonts w:ascii="Arial" w:cs="Arial" w:eastAsia="Arial" w:hAnsi="Arial"/>
@@ -21398,7 +21398,7 @@
               <w:spacing w:after="10" w:before="0"/>
               <w:ind w:left="120"/>
             </w:pPr>
-            <w:hyperlink w:history="1" r:id="rIdxyf4liwi8dg1yxtxrfjo0">
+            <w:hyperlink w:history="1" r:id="rId1hph5dqxugpemltxwdtyq">
               <w:r>
                 <w:rPr>
                   <w:rFonts w:ascii="Arial" w:cs="Arial" w:eastAsia="Arial" w:hAnsi="Arial"/>
@@ -21593,7 +21593,7 @@
             <w:pPr>
               <w:spacing w:after="20" w:before="0"/>
             </w:pPr>
-            <w:hyperlink w:history="1" r:id="rIdicjkjna9ef1b-bxtgpnr4">
+            <w:hyperlink w:history="1" r:id="rIddbogthskntctz_bneo2xx">
               <w:r>
                 <w:rPr>
                   <w:rFonts w:ascii="Arial" w:cs="Arial" w:eastAsia="Arial" w:hAnsi="Arial"/>
@@ -21626,7 +21626,7 @@
               <w:spacing w:after="10" w:before="0"/>
               <w:ind w:left="120"/>
             </w:pPr>
-            <w:hyperlink w:history="1" r:id="rIdvox7wp2cprrxgepmmhurq">
+            <w:hyperlink w:history="1" r:id="rIdyegkb89eutlbjwqp3znkr">
               <w:r>
                 <w:rPr>
                   <w:rFonts w:ascii="Arial" w:cs="Arial" w:eastAsia="Arial" w:hAnsi="Arial"/>
@@ -21671,7 +21671,7 @@
             <w:pPr>
               <w:spacing w:after="20" w:before="0"/>
             </w:pPr>
-            <w:hyperlink w:history="1" r:id="rIdirrsdwlm3gdecx7niyd4e">
+            <w:hyperlink w:history="1" r:id="rIdpjsronkdhnibipo32mgf9">
               <w:r>
                 <w:rPr>
                   <w:rFonts w:ascii="Arial" w:cs="Arial" w:eastAsia="Arial" w:hAnsi="Arial"/>
@@ -21704,7 +21704,7 @@
               <w:spacing w:after="10" w:before="0"/>
               <w:ind w:left="120"/>
             </w:pPr>
-            <w:hyperlink w:history="1" r:id="rIdjswialhszdxorrzjwmhgw">
+            <w:hyperlink w:history="1" r:id="rIdpfwrmbvee81vpguu3y0gx">
               <w:r>
                 <w:rPr>
                   <w:rFonts w:ascii="Arial" w:cs="Arial" w:eastAsia="Arial" w:hAnsi="Arial"/>
@@ -21899,7 +21899,7 @@
             <w:pPr>
               <w:spacing w:after="20" w:before="0"/>
             </w:pPr>
-            <w:hyperlink w:history="1" r:id="rIdmztlyvylq9vddnas2nivf">
+            <w:hyperlink w:history="1" r:id="rIdfemfmoisv_eloqrzacy4a">
               <w:r>
                 <w:rPr>
                   <w:rFonts w:ascii="Arial" w:cs="Arial" w:eastAsia="Arial" w:hAnsi="Arial"/>
@@ -21932,7 +21932,7 @@
               <w:spacing w:after="10" w:before="0"/>
               <w:ind w:left="120"/>
             </w:pPr>
-            <w:hyperlink w:history="1" r:id="rIdj6w2wugsdlfylurilx3dx">
+            <w:hyperlink w:history="1" r:id="rId9j9_kjxcv5r_easvq8vse">
               <w:r>
                 <w:rPr>
                   <w:rFonts w:ascii="Arial" w:cs="Arial" w:eastAsia="Arial" w:hAnsi="Arial"/>
@@ -21977,7 +21977,7 @@
             <w:pPr>
               <w:spacing w:after="20" w:before="0"/>
             </w:pPr>
-            <w:hyperlink w:history="1" r:id="rIdmvwwlvinown8jpyzqbz3e">
+            <w:hyperlink w:history="1" r:id="rIdpn_14afjcygdvbalcvnxh">
               <w:r>
                 <w:rPr>
                   <w:rFonts w:ascii="Arial" w:cs="Arial" w:eastAsia="Arial" w:hAnsi="Arial"/>
@@ -22010,7 +22010,7 @@
               <w:spacing w:after="10" w:before="0"/>
               <w:ind w:left="120"/>
             </w:pPr>
-            <w:hyperlink w:history="1" r:id="rIdsifet5cp8iqnow8uu6oz7">
+            <w:hyperlink w:history="1" r:id="rId2cgzckp-intr0fm_tgdcj">
               <w:r>
                 <w:rPr>
                   <w:rFonts w:ascii="Arial" w:cs="Arial" w:eastAsia="Arial" w:hAnsi="Arial"/>
@@ -22522,7 +22522,7 @@
         </w:rPr>
         <w:t xml:space="preserve">© 2026 SeaVuria and ARES. Aligned with KICD objectives. Developed by SeaVuria; technical implementation by ARES (with AI assistance from Claude). Licensed under </w:t>
       </w:r>
-      <w:hyperlink w:history="1" r:id="rIdmqrcb3ul-1iljzji68k_e">
+      <w:hyperlink w:history="1" r:id="rIdh1ave2flkk72mwkqu8vh0">
         <w:r>
           <w:rPr>
             <w:rFonts w:ascii="Arial" w:cs="Arial" w:eastAsia="Arial" w:hAnsi="Arial"/>
@@ -22543,7 +22543,7 @@
         </w:rPr>
         <w:t xml:space="preserve"> (</w:t>
       </w:r>
-      <w:hyperlink w:history="1" r:id="rIdiioyp1xrtnstqswlcdwby">
+      <w:hyperlink w:history="1" r:id="rIdznnupqfnjsu_jtmhumhu2">
         <w:r>
           <w:rPr>
             <w:rFonts w:ascii="Arial" w:cs="Arial" w:eastAsia="Arial" w:hAnsi="Arial"/>
@@ -23556,7 +23556,7 @@
             <w:pPr>
               <w:spacing w:after="20" w:before="0"/>
             </w:pPr>
-            <w:hyperlink w:history="1" r:id="rIdtawvmcbqx-x3bvznyggiu">
+            <w:hyperlink w:history="1" r:id="rIdoq_voieb12hnbvc_vegvt">
               <w:r>
                 <w:rPr>
                   <w:rFonts w:ascii="Arial" w:cs="Arial" w:eastAsia="Arial" w:hAnsi="Arial"/>
@@ -23589,7 +23589,7 @@
               <w:spacing w:after="10" w:before="0"/>
               <w:ind w:left="120"/>
             </w:pPr>
-            <w:hyperlink w:history="1" r:id="rId8qtu7wq4cph7nerhh21el">
+            <w:hyperlink w:history="1" r:id="rIdaoi2d7nrksdorvuelb8hw">
               <w:r>
                 <w:rPr>
                   <w:rFonts w:ascii="Arial" w:cs="Arial" w:eastAsia="Arial" w:hAnsi="Arial"/>
@@ -23634,7 +23634,7 @@
             <w:pPr>
               <w:spacing w:after="20" w:before="0"/>
             </w:pPr>
-            <w:hyperlink w:history="1" r:id="rIdj0h6zbr39oh8zm0uyfpge">
+            <w:hyperlink w:history="1" r:id="rIdxjtyqmt1vlhrk716dp1e5">
               <w:r>
                 <w:rPr>
                   <w:rFonts w:ascii="Arial" w:cs="Arial" w:eastAsia="Arial" w:hAnsi="Arial"/>
@@ -23667,7 +23667,7 @@
               <w:spacing w:after="10" w:before="0"/>
               <w:ind w:left="120"/>
             </w:pPr>
-            <w:hyperlink w:history="1" r:id="rIdy-e-erzwpzlmrdfyde8l7">
+            <w:hyperlink w:history="1" r:id="rIdxih__6m3grmqewrziqbc1">
               <w:r>
                 <w:rPr>
                   <w:rFonts w:ascii="Arial" w:cs="Arial" w:eastAsia="Arial" w:hAnsi="Arial"/>
@@ -23862,7 +23862,7 @@
             <w:pPr>
               <w:spacing w:after="20" w:before="0"/>
             </w:pPr>
-            <w:hyperlink w:history="1" r:id="rIdiwnq3q7kfgkm9ggyuby_p">
+            <w:hyperlink w:history="1" r:id="rId29cd1ml0ltjndjahwmnwg">
               <w:r>
                 <w:rPr>
                   <w:rFonts w:ascii="Arial" w:cs="Arial" w:eastAsia="Arial" w:hAnsi="Arial"/>
@@ -23895,7 +23895,7 @@
               <w:spacing w:after="10" w:before="0"/>
               <w:ind w:left="120"/>
             </w:pPr>
-            <w:hyperlink w:history="1" r:id="rIdjsiq1mct2ihfgzskl9jqh">
+            <w:hyperlink w:history="1" r:id="rIdgvxmnjpbukac9hfl3vhzg">
               <w:r>
                 <w:rPr>
                   <w:rFonts w:ascii="Arial" w:cs="Arial" w:eastAsia="Arial" w:hAnsi="Arial"/>
@@ -23940,7 +23940,7 @@
             <w:pPr>
               <w:spacing w:after="20" w:before="0"/>
             </w:pPr>
-            <w:hyperlink w:history="1" r:id="rIdh9ro-cnfze_rjzg07xlsq">
+            <w:hyperlink w:history="1" r:id="rIddinha3bhjwwm0akhppvhb">
               <w:r>
                 <w:rPr>
                   <w:rFonts w:ascii="Arial" w:cs="Arial" w:eastAsia="Arial" w:hAnsi="Arial"/>
@@ -23973,7 +23973,7 @@
               <w:spacing w:after="10" w:before="0"/>
               <w:ind w:left="120"/>
             </w:pPr>
-            <w:hyperlink w:history="1" r:id="rId3i2uc_ma0mt7zssdkfau5">
+            <w:hyperlink w:history="1" r:id="rIdfyiv56tphwdswpmy14anj">
               <w:r>
                 <w:rPr>
                   <w:rFonts w:ascii="Arial" w:cs="Arial" w:eastAsia="Arial" w:hAnsi="Arial"/>
@@ -24168,7 +24168,7 @@
             <w:pPr>
               <w:spacing w:after="20" w:before="0"/>
             </w:pPr>
-            <w:hyperlink w:history="1" r:id="rIdngmtk_vehurb8mpg-w9me">
+            <w:hyperlink w:history="1" r:id="rIdd-kxnozi76-w0tp-k6ivw">
               <w:r>
                 <w:rPr>
                   <w:rFonts w:ascii="Arial" w:cs="Arial" w:eastAsia="Arial" w:hAnsi="Arial"/>
@@ -24201,7 +24201,7 @@
               <w:spacing w:after="10" w:before="0"/>
               <w:ind w:left="120"/>
             </w:pPr>
-            <w:hyperlink w:history="1" r:id="rIdeizeqs29ae9uqhuke3fnt">
+            <w:hyperlink w:history="1" r:id="rIdqgwz_ivncazy839cj0mvn">
               <w:r>
                 <w:rPr>
                   <w:rFonts w:ascii="Arial" w:cs="Arial" w:eastAsia="Arial" w:hAnsi="Arial"/>
@@ -24246,7 +24246,7 @@
             <w:pPr>
               <w:spacing w:after="20" w:before="0"/>
             </w:pPr>
-            <w:hyperlink w:history="1" r:id="rIdvtkoxnipkd99rstjzgk87">
+            <w:hyperlink w:history="1" r:id="rIde2faka3rj7lajr9px8u2d">
               <w:r>
                 <w:rPr>
                   <w:rFonts w:ascii="Arial" w:cs="Arial" w:eastAsia="Arial" w:hAnsi="Arial"/>
@@ -24279,7 +24279,7 @@
               <w:spacing w:after="10" w:before="0"/>
               <w:ind w:left="120"/>
             </w:pPr>
-            <w:hyperlink w:history="1" r:id="rIdhzv1276yu_xwmaynmfhrh">
+            <w:hyperlink w:history="1" r:id="rIdcsxk4opllncbgu2viha1z">
               <w:r>
                 <w:rPr>
                   <w:rFonts w:ascii="Arial" w:cs="Arial" w:eastAsia="Arial" w:hAnsi="Arial"/>
@@ -24474,7 +24474,7 @@
             <w:pPr>
               <w:spacing w:after="20" w:before="0"/>
             </w:pPr>
-            <w:hyperlink w:history="1" r:id="rIdmnupvn2xlhxr3gx4ebn89">
+            <w:hyperlink w:history="1" r:id="rId6qdeekn6jnndmt_67obm7">
               <w:r>
                 <w:rPr>
                   <w:rFonts w:ascii="Arial" w:cs="Arial" w:eastAsia="Arial" w:hAnsi="Arial"/>
@@ -24507,7 +24507,7 @@
               <w:spacing w:after="10" w:before="0"/>
               <w:ind w:left="120"/>
             </w:pPr>
-            <w:hyperlink w:history="1" r:id="rId42iibtddboiepdb8lymqm">
+            <w:hyperlink w:history="1" r:id="rIdzhlx9jtl-a2eavmbux5sd">
               <w:r>
                 <w:rPr>
                   <w:rFonts w:ascii="Arial" w:cs="Arial" w:eastAsia="Arial" w:hAnsi="Arial"/>
@@ -24552,7 +24552,7 @@
             <w:pPr>
               <w:spacing w:after="20" w:before="0"/>
             </w:pPr>
-            <w:hyperlink w:history="1" r:id="rIdbftovc24mwqaowklqspxb">
+            <w:hyperlink w:history="1" r:id="rId-gtdhtnhcnqbteyr07kvi">
               <w:r>
                 <w:rPr>
                   <w:rFonts w:ascii="Arial" w:cs="Arial" w:eastAsia="Arial" w:hAnsi="Arial"/>
@@ -24585,7 +24585,7 @@
               <w:spacing w:after="10" w:before="0"/>
               <w:ind w:left="120"/>
             </w:pPr>
-            <w:hyperlink w:history="1" r:id="rIdmzjzgdt8rfcatiscma_du">
+            <w:hyperlink w:history="1" r:id="rIddi9lqxanko0wvn1i5z--v">
               <w:r>
                 <w:rPr>
                   <w:rFonts w:ascii="Arial" w:cs="Arial" w:eastAsia="Arial" w:hAnsi="Arial"/>
@@ -24780,7 +24780,7 @@
             <w:pPr>
               <w:spacing w:after="20" w:before="0"/>
             </w:pPr>
-            <w:hyperlink w:history="1" r:id="rIdhfjr65vtrvionakanzdp3">
+            <w:hyperlink w:history="1" r:id="rId70qcilgdbwdi7c3rf2auf">
               <w:r>
                 <w:rPr>
                   <w:rFonts w:ascii="Arial" w:cs="Arial" w:eastAsia="Arial" w:hAnsi="Arial"/>
@@ -24813,7 +24813,7 @@
               <w:spacing w:after="10" w:before="0"/>
               <w:ind w:left="120"/>
             </w:pPr>
-            <w:hyperlink w:history="1" r:id="rId0-ujwicuqtwkivjypych2">
+            <w:hyperlink w:history="1" r:id="rIdyv4chcswyosmutyxhrznl">
               <w:r>
                 <w:rPr>
                   <w:rFonts w:ascii="Arial" w:cs="Arial" w:eastAsia="Arial" w:hAnsi="Arial"/>
@@ -24858,7 +24858,7 @@
             <w:pPr>
               <w:spacing w:after="20" w:before="0"/>
             </w:pPr>
-            <w:hyperlink w:history="1" r:id="rIdpuxxzvqxrljsmv21l4zy4">
+            <w:hyperlink w:history="1" r:id="rId2dt3uyiqevypdcom3xaem">
               <w:r>
                 <w:rPr>
                   <w:rFonts w:ascii="Arial" w:cs="Arial" w:eastAsia="Arial" w:hAnsi="Arial"/>
@@ -24891,7 +24891,7 @@
               <w:spacing w:after="10" w:before="0"/>
               <w:ind w:left="120"/>
             </w:pPr>
-            <w:hyperlink w:history="1" r:id="rIdddykzvrliuv3dbykoxk3l">
+            <w:hyperlink w:history="1" r:id="rIdggxfv2dixcuwwylflol1h">
               <w:r>
                 <w:rPr>
                   <w:rFonts w:ascii="Arial" w:cs="Arial" w:eastAsia="Arial" w:hAnsi="Arial"/>
@@ -25631,7 +25631,7 @@
         </w:rPr>
         <w:t xml:space="preserve">© 2026 SeaVuria and ARES. Aligned with KICD objectives. Developed by SeaVuria; technical implementation by ARES (with AI assistance from Claude). Licensed under </w:t>
       </w:r>
-      <w:hyperlink w:history="1" r:id="rIdnrvovkxodhhutg4voykyj">
+      <w:hyperlink w:history="1" r:id="rIde-zlxvpwlr0h6ferqb5_i">
         <w:r>
           <w:rPr>
             <w:rFonts w:ascii="Arial" w:cs="Arial" w:eastAsia="Arial" w:hAnsi="Arial"/>
@@ -25652,7 +25652,7 @@
         </w:rPr>
         <w:t xml:space="preserve"> (</w:t>
       </w:r>
-      <w:hyperlink w:history="1" r:id="rIdksjpp-tbxiipeccyid92t">
+      <w:hyperlink w:history="1" r:id="rIdurej0u5kvldwgso5eu3-v">
         <w:r>
           <w:rPr>
             <w:rFonts w:ascii="Arial" w:cs="Arial" w:eastAsia="Arial" w:hAnsi="Arial"/>

--- a/data/outputs/v2/Essential_Mathematics/SS2.7_Volume_and_Capacity/Essential_Mathematics_Volume_and_Capacity_CBE_LessonSequence.docx
+++ b/data/outputs/v2/Essential_Mathematics/SS2.7_Volume_and_Capacity/Essential_Mathematics_Volume_and_Capacity_CBE_LessonSequence.docx
@@ -2166,7 +2166,7 @@
         </w:rPr>
         <w:t xml:space="preserve">© 2026 SeaVuria and ARES. This work is licensed under a </w:t>
       </w:r>
-      <w:hyperlink w:history="1" r:id="rIdw_9vaeqytri-uhn_nxwhd">
+      <w:hyperlink w:history="1" r:id="rIdilfqmktua1oos7sqnhfia">
         <w:r>
           <w:rPr>
             <w:rFonts w:ascii="Arial" w:cs="Arial" w:eastAsia="Arial" w:hAnsi="Arial"/>
@@ -2186,7 +2186,7 @@
         </w:rPr>
         <w:t xml:space="preserve"> (</w:t>
       </w:r>
-      <w:hyperlink w:history="1" r:id="rIdioc6rx-ridhjqjnptbufx">
+      <w:hyperlink w:history="1" r:id="rIddixpzma9qtihdoduejejx">
         <w:r>
           <w:rPr>
             <w:rFonts w:ascii="Arial" w:cs="Arial" w:eastAsia="Arial" w:hAnsi="Arial"/>
@@ -2206,7 +2206,7 @@
         </w:rPr>
         <w:t xml:space="preserve">). To view a copy of this license, visit </w:t>
       </w:r>
-      <w:hyperlink w:history="1" r:id="rIdbuafv7bcq_pelce-5ikjh">
+      <w:hyperlink w:history="1" r:id="rId9tkps-4duzex3tyyv_be-">
         <w:r>
           <w:rPr>
             <w:rFonts w:ascii="Arial" w:cs="Arial" w:eastAsia="Arial" w:hAnsi="Arial"/>
@@ -3218,7 +3218,7 @@
             <w:pPr>
               <w:spacing w:after="20" w:before="0"/>
             </w:pPr>
-            <w:hyperlink w:history="1" r:id="rIdiuhj2cvgp8kp-3po-engp">
+            <w:hyperlink w:history="1" r:id="rIdygyqdtad9jgvirfbs1c2y">
               <w:r>
                 <w:rPr>
                   <w:rFonts w:ascii="Arial" w:cs="Arial" w:eastAsia="Arial" w:hAnsi="Arial"/>
@@ -3251,7 +3251,7 @@
               <w:spacing w:after="10" w:before="0"/>
               <w:ind w:left="120"/>
             </w:pPr>
-            <w:hyperlink w:history="1" r:id="rIdmhuyr6b79znhtyfn6odkv">
+            <w:hyperlink w:history="1" r:id="rIdezoobdjj43ocax2hmois6">
               <w:r>
                 <w:rPr>
                   <w:rFonts w:ascii="Arial" w:cs="Arial" w:eastAsia="Arial" w:hAnsi="Arial"/>
@@ -3296,7 +3296,7 @@
             <w:pPr>
               <w:spacing w:after="20" w:before="0"/>
             </w:pPr>
-            <w:hyperlink w:history="1" r:id="rIdkaad0sy4kpugpdjwya3nm">
+            <w:hyperlink w:history="1" r:id="rIdut1vjgwyaojf66q0pp5y7">
               <w:r>
                 <w:rPr>
                   <w:rFonts w:ascii="Arial" w:cs="Arial" w:eastAsia="Arial" w:hAnsi="Arial"/>
@@ -3329,7 +3329,7 @@
               <w:spacing w:after="10" w:before="0"/>
               <w:ind w:left="120"/>
             </w:pPr>
-            <w:hyperlink w:history="1" r:id="rIdcyq8mppmqhjw-ugi37co_">
+            <w:hyperlink w:history="1" r:id="rIdbu1rlzyju-onu65o3v098">
               <w:r>
                 <w:rPr>
                   <w:rFonts w:ascii="Arial" w:cs="Arial" w:eastAsia="Arial" w:hAnsi="Arial"/>
@@ -3524,7 +3524,7 @@
             <w:pPr>
               <w:spacing w:after="20" w:before="0"/>
             </w:pPr>
-            <w:hyperlink w:history="1" r:id="rIdbledmrdzvz-yae0jbypwt">
+            <w:hyperlink w:history="1" r:id="rIdu1ivnv93usjrmvsgxmlui">
               <w:r>
                 <w:rPr>
                   <w:rFonts w:ascii="Arial" w:cs="Arial" w:eastAsia="Arial" w:hAnsi="Arial"/>
@@ -3557,7 +3557,7 @@
               <w:spacing w:after="10" w:before="0"/>
               <w:ind w:left="120"/>
             </w:pPr>
-            <w:hyperlink w:history="1" r:id="rIdkof1krhujrslxyoy1eoff">
+            <w:hyperlink w:history="1" r:id="rIdu41faht6eh-wy1o2cfrhc">
               <w:r>
                 <w:rPr>
                   <w:rFonts w:ascii="Arial" w:cs="Arial" w:eastAsia="Arial" w:hAnsi="Arial"/>
@@ -3602,7 +3602,7 @@
             <w:pPr>
               <w:spacing w:after="20" w:before="0"/>
             </w:pPr>
-            <w:hyperlink w:history="1" r:id="rId89rryx8qufyoalxyyggx9">
+            <w:hyperlink w:history="1" r:id="rIdgl0xiabx-dimkfhtz4yy6">
               <w:r>
                 <w:rPr>
                   <w:rFonts w:ascii="Arial" w:cs="Arial" w:eastAsia="Arial" w:hAnsi="Arial"/>
@@ -3635,7 +3635,7 @@
               <w:spacing w:after="10" w:before="0"/>
               <w:ind w:left="120"/>
             </w:pPr>
-            <w:hyperlink w:history="1" r:id="rIdihlracjowphia_bj4meeu">
+            <w:hyperlink w:history="1" r:id="rIdhmejkp71twh90iztymi6m">
               <w:r>
                 <w:rPr>
                   <w:rFonts w:ascii="Arial" w:cs="Arial" w:eastAsia="Arial" w:hAnsi="Arial"/>
@@ -3830,7 +3830,7 @@
             <w:pPr>
               <w:spacing w:after="20" w:before="0"/>
             </w:pPr>
-            <w:hyperlink w:history="1" r:id="rIdyw-lwj4bnm2wdkvifnj8u">
+            <w:hyperlink w:history="1" r:id="rIddeum0q_bz18bh0ooiesuf">
               <w:r>
                 <w:rPr>
                   <w:rFonts w:ascii="Arial" w:cs="Arial" w:eastAsia="Arial" w:hAnsi="Arial"/>
@@ -3863,7 +3863,7 @@
               <w:spacing w:after="10" w:before="0"/>
               <w:ind w:left="120"/>
             </w:pPr>
-            <w:hyperlink w:history="1" r:id="rId5eu1u35uho3n_cn-8lk0k">
+            <w:hyperlink w:history="1" r:id="rIdnrh-qx61vcmjjd-obeixy">
               <w:r>
                 <w:rPr>
                   <w:rFonts w:ascii="Arial" w:cs="Arial" w:eastAsia="Arial" w:hAnsi="Arial"/>
@@ -3908,7 +3908,7 @@
             <w:pPr>
               <w:spacing w:after="20" w:before="0"/>
             </w:pPr>
-            <w:hyperlink w:history="1" r:id="rIdufqeskuikwwag2_rjxsqk">
+            <w:hyperlink w:history="1" r:id="rIdni44dqciofxkobrannfnj">
               <w:r>
                 <w:rPr>
                   <w:rFonts w:ascii="Arial" w:cs="Arial" w:eastAsia="Arial" w:hAnsi="Arial"/>
@@ -3941,7 +3941,7 @@
               <w:spacing w:after="10" w:before="0"/>
               <w:ind w:left="120"/>
             </w:pPr>
-            <w:hyperlink w:history="1" r:id="rIdryjxcz9wzbbuw_2vi1rg5">
+            <w:hyperlink w:history="1" r:id="rIdkwv1_xusbdegh-ckrgwrl">
               <w:r>
                 <w:rPr>
                   <w:rFonts w:ascii="Arial" w:cs="Arial" w:eastAsia="Arial" w:hAnsi="Arial"/>
@@ -4136,7 +4136,7 @@
             <w:pPr>
               <w:spacing w:after="20" w:before="0"/>
             </w:pPr>
-            <w:hyperlink w:history="1" r:id="rIdtyiq6siaxy0qmog7-abop">
+            <w:hyperlink w:history="1" r:id="rIda4y46gsyriifbcsgsjmha">
               <w:r>
                 <w:rPr>
                   <w:rFonts w:ascii="Arial" w:cs="Arial" w:eastAsia="Arial" w:hAnsi="Arial"/>
@@ -4169,7 +4169,7 @@
               <w:spacing w:after="10" w:before="0"/>
               <w:ind w:left="120"/>
             </w:pPr>
-            <w:hyperlink w:history="1" r:id="rIdoaeox1afgkxgr10nhs6by">
+            <w:hyperlink w:history="1" r:id="rIdxgi-5q7if5hlq9g3icegp">
               <w:r>
                 <w:rPr>
                   <w:rFonts w:ascii="Arial" w:cs="Arial" w:eastAsia="Arial" w:hAnsi="Arial"/>
@@ -4214,7 +4214,7 @@
             <w:pPr>
               <w:spacing w:after="20" w:before="0"/>
             </w:pPr>
-            <w:hyperlink w:history="1" r:id="rIdii15mgd_n1li442fy4n2f">
+            <w:hyperlink w:history="1" r:id="rIdqagq8voqwncsicfnezoea">
               <w:r>
                 <w:rPr>
                   <w:rFonts w:ascii="Arial" w:cs="Arial" w:eastAsia="Arial" w:hAnsi="Arial"/>
@@ -4247,7 +4247,7 @@
               <w:spacing w:after="10" w:before="0"/>
               <w:ind w:left="120"/>
             </w:pPr>
-            <w:hyperlink w:history="1" r:id="rId3wfgzszwhmd41afdcmdth">
+            <w:hyperlink w:history="1" r:id="rIdlbzl2tpdsvtkqiykmnzvk">
               <w:r>
                 <w:rPr>
                   <w:rFonts w:ascii="Arial" w:cs="Arial" w:eastAsia="Arial" w:hAnsi="Arial"/>
@@ -4442,7 +4442,7 @@
             <w:pPr>
               <w:spacing w:after="20" w:before="0"/>
             </w:pPr>
-            <w:hyperlink w:history="1" r:id="rIddfpezsj3fn5q6o8vu-qql">
+            <w:hyperlink w:history="1" r:id="rIdtxdeymqv80ygfqlaxxmwg">
               <w:r>
                 <w:rPr>
                   <w:rFonts w:ascii="Arial" w:cs="Arial" w:eastAsia="Arial" w:hAnsi="Arial"/>
@@ -4475,7 +4475,7 @@
               <w:spacing w:after="10" w:before="0"/>
               <w:ind w:left="120"/>
             </w:pPr>
-            <w:hyperlink w:history="1" r:id="rId4cr2qyg5jkmbdditdztdd">
+            <w:hyperlink w:history="1" r:id="rIdx6ntyqtaxndy59ervo5kt">
               <w:r>
                 <w:rPr>
                   <w:rFonts w:ascii="Arial" w:cs="Arial" w:eastAsia="Arial" w:hAnsi="Arial"/>
@@ -4520,7 +4520,7 @@
             <w:pPr>
               <w:spacing w:after="20" w:before="0"/>
             </w:pPr>
-            <w:hyperlink w:history="1" r:id="rIdba-ao9a7q1ectuw1r4axg">
+            <w:hyperlink w:history="1" r:id="rIdlcsixxpqftowfvfe_yin4">
               <w:r>
                 <w:rPr>
                   <w:rFonts w:ascii="Arial" w:cs="Arial" w:eastAsia="Arial" w:hAnsi="Arial"/>
@@ -4553,7 +4553,7 @@
               <w:spacing w:after="10" w:before="0"/>
               <w:ind w:left="120"/>
             </w:pPr>
-            <w:hyperlink w:history="1" r:id="rIdoqurahzvy-urhgxla5o66">
+            <w:hyperlink w:history="1" r:id="rIdie3c3njpsbil0sdztvohb">
               <w:r>
                 <w:rPr>
                   <w:rFonts w:ascii="Arial" w:cs="Arial" w:eastAsia="Arial" w:hAnsi="Arial"/>
@@ -5065,7 +5065,7 @@
         </w:rPr>
         <w:t xml:space="preserve">© 2026 SeaVuria and ARES. Aligned with KICD objectives. Developed by SeaVuria; technical implementation by ARES (with AI assistance from Claude). Licensed under </w:t>
       </w:r>
-      <w:hyperlink w:history="1" r:id="rIdkgj8mkwwx_0okot8tocmg">
+      <w:hyperlink w:history="1" r:id="rIdkn8hxvaqaq5-fr77spbmh">
         <w:r>
           <w:rPr>
             <w:rFonts w:ascii="Arial" w:cs="Arial" w:eastAsia="Arial" w:hAnsi="Arial"/>
@@ -5086,7 +5086,7 @@
         </w:rPr>
         <w:t xml:space="preserve"> (</w:t>
       </w:r>
-      <w:hyperlink w:history="1" r:id="rIdnj7mirmuju8jk1zp4bvdv">
+      <w:hyperlink w:history="1" r:id="rId-6zwsdsn8bo2gvefrbn3t">
         <w:r>
           <w:rPr>
             <w:rFonts w:ascii="Arial" w:cs="Arial" w:eastAsia="Arial" w:hAnsi="Arial"/>
@@ -6099,7 +6099,7 @@
             <w:pPr>
               <w:spacing w:after="20" w:before="0"/>
             </w:pPr>
-            <w:hyperlink w:history="1" r:id="rIdnzieym2lz8w41-agy1oov">
+            <w:hyperlink w:history="1" r:id="rIdcslnrmeua5eahdemcaucp">
               <w:r>
                 <w:rPr>
                   <w:rFonts w:ascii="Arial" w:cs="Arial" w:eastAsia="Arial" w:hAnsi="Arial"/>
@@ -6132,7 +6132,7 @@
               <w:spacing w:after="10" w:before="0"/>
               <w:ind w:left="120"/>
             </w:pPr>
-            <w:hyperlink w:history="1" r:id="rId8mrrh1-tdtsx7gnaxqizl">
+            <w:hyperlink w:history="1" r:id="rIdk16zixoa6pmd7smsfhwvd">
               <w:r>
                 <w:rPr>
                   <w:rFonts w:ascii="Arial" w:cs="Arial" w:eastAsia="Arial" w:hAnsi="Arial"/>
@@ -6177,7 +6177,7 @@
             <w:pPr>
               <w:spacing w:after="20" w:before="0"/>
             </w:pPr>
-            <w:hyperlink w:history="1" r:id="rIdt8hfkqaobqclvndoorzxa">
+            <w:hyperlink w:history="1" r:id="rId4m13dsctfkzew_rjzveui">
               <w:r>
                 <w:rPr>
                   <w:rFonts w:ascii="Arial" w:cs="Arial" w:eastAsia="Arial" w:hAnsi="Arial"/>
@@ -6210,7 +6210,7 @@
               <w:spacing w:after="10" w:before="0"/>
               <w:ind w:left="120"/>
             </w:pPr>
-            <w:hyperlink w:history="1" r:id="rIdm8u9b0iwrkqsaz-4ruvwq">
+            <w:hyperlink w:history="1" r:id="rIddg6zekuzhhly6j12syaa4">
               <w:r>
                 <w:rPr>
                   <w:rFonts w:ascii="Arial" w:cs="Arial" w:eastAsia="Arial" w:hAnsi="Arial"/>
@@ -6405,7 +6405,7 @@
             <w:pPr>
               <w:spacing w:after="20" w:before="0"/>
             </w:pPr>
-            <w:hyperlink w:history="1" r:id="rIdrwlaghnlm19mc69_skg4j">
+            <w:hyperlink w:history="1" r:id="rId2h9vmzwd9_gcb6zwa8yfz">
               <w:r>
                 <w:rPr>
                   <w:rFonts w:ascii="Arial" w:cs="Arial" w:eastAsia="Arial" w:hAnsi="Arial"/>
@@ -6438,7 +6438,7 @@
               <w:spacing w:after="10" w:before="0"/>
               <w:ind w:left="120"/>
             </w:pPr>
-            <w:hyperlink w:history="1" r:id="rIdhy81zl55grwjuvg_4birv">
+            <w:hyperlink w:history="1" r:id="rIdlfjsiyv_oynvcutyw0vqj">
               <w:r>
                 <w:rPr>
                   <w:rFonts w:ascii="Arial" w:cs="Arial" w:eastAsia="Arial" w:hAnsi="Arial"/>
@@ -6483,7 +6483,7 @@
             <w:pPr>
               <w:spacing w:after="20" w:before="0"/>
             </w:pPr>
-            <w:hyperlink w:history="1" r:id="rIdokgbivy55uynkd1-fakpi">
+            <w:hyperlink w:history="1" r:id="rIdicawxwznus3tzybzzvyl8">
               <w:r>
                 <w:rPr>
                   <w:rFonts w:ascii="Arial" w:cs="Arial" w:eastAsia="Arial" w:hAnsi="Arial"/>
@@ -6516,7 +6516,7 @@
               <w:spacing w:after="10" w:before="0"/>
               <w:ind w:left="120"/>
             </w:pPr>
-            <w:hyperlink w:history="1" r:id="rIdu5exsulktndgo6gjiegku">
+            <w:hyperlink w:history="1" r:id="rIdptweddozkewrpimcezsic">
               <w:r>
                 <w:rPr>
                   <w:rFonts w:ascii="Arial" w:cs="Arial" w:eastAsia="Arial" w:hAnsi="Arial"/>
@@ -6711,7 +6711,7 @@
             <w:pPr>
               <w:spacing w:after="20" w:before="0"/>
             </w:pPr>
-            <w:hyperlink w:history="1" r:id="rIdjvavp8jev3eb8b2e8qz7w">
+            <w:hyperlink w:history="1" r:id="rIdhqfh1ot_8-w887ezu6dae">
               <w:r>
                 <w:rPr>
                   <w:rFonts w:ascii="Arial" w:cs="Arial" w:eastAsia="Arial" w:hAnsi="Arial"/>
@@ -6744,7 +6744,7 @@
               <w:spacing w:after="10" w:before="0"/>
               <w:ind w:left="120"/>
             </w:pPr>
-            <w:hyperlink w:history="1" r:id="rIdx9e9nssemtd8fcmhs2_7p">
+            <w:hyperlink w:history="1" r:id="rIdnjffkmhbkshquh06uvs4i">
               <w:r>
                 <w:rPr>
                   <w:rFonts w:ascii="Arial" w:cs="Arial" w:eastAsia="Arial" w:hAnsi="Arial"/>
@@ -6789,7 +6789,7 @@
             <w:pPr>
               <w:spacing w:after="20" w:before="0"/>
             </w:pPr>
-            <w:hyperlink w:history="1" r:id="rIdrv6gz7tzfptz0hlekwld-">
+            <w:hyperlink w:history="1" r:id="rId4uu29fa6szpl_ei-eoc8j">
               <w:r>
                 <w:rPr>
                   <w:rFonts w:ascii="Arial" w:cs="Arial" w:eastAsia="Arial" w:hAnsi="Arial"/>
@@ -6822,7 +6822,7 @@
               <w:spacing w:after="10" w:before="0"/>
               <w:ind w:left="120"/>
             </w:pPr>
-            <w:hyperlink w:history="1" r:id="rIdyzm719hegcokgmk-usuvf">
+            <w:hyperlink w:history="1" r:id="rIdaxgu6yu-oh5wzoq66uyks">
               <w:r>
                 <w:rPr>
                   <w:rFonts w:ascii="Arial" w:cs="Arial" w:eastAsia="Arial" w:hAnsi="Arial"/>
@@ -7017,7 +7017,7 @@
             <w:pPr>
               <w:spacing w:after="20" w:before="0"/>
             </w:pPr>
-            <w:hyperlink w:history="1" r:id="rIdmdypydqviljnum_gsaowq">
+            <w:hyperlink w:history="1" r:id="rIdljfaj61wf_bjwnphhgdlb">
               <w:r>
                 <w:rPr>
                   <w:rFonts w:ascii="Arial" w:cs="Arial" w:eastAsia="Arial" w:hAnsi="Arial"/>
@@ -7050,7 +7050,7 @@
               <w:spacing w:after="10" w:before="0"/>
               <w:ind w:left="120"/>
             </w:pPr>
-            <w:hyperlink w:history="1" r:id="rIdo-kbcfu1kzt5f9j57m7ds">
+            <w:hyperlink w:history="1" r:id="rIdc3xyq305x5ubzhn--auw9">
               <w:r>
                 <w:rPr>
                   <w:rFonts w:ascii="Arial" w:cs="Arial" w:eastAsia="Arial" w:hAnsi="Arial"/>
@@ -7095,7 +7095,7 @@
             <w:pPr>
               <w:spacing w:after="20" w:before="0"/>
             </w:pPr>
-            <w:hyperlink w:history="1" r:id="rIdszcwqal7m4rnc6ef03y1u">
+            <w:hyperlink w:history="1" r:id="rIdsw7i0og8ye5-xfqwi7qa4">
               <w:r>
                 <w:rPr>
                   <w:rFonts w:ascii="Arial" w:cs="Arial" w:eastAsia="Arial" w:hAnsi="Arial"/>
@@ -7128,7 +7128,7 @@
               <w:spacing w:after="10" w:before="0"/>
               <w:ind w:left="120"/>
             </w:pPr>
-            <w:hyperlink w:history="1" r:id="rIdzsvg7g7ku5eksrv6utsf9">
+            <w:hyperlink w:history="1" r:id="rId9-e6bczrhfadpvqkleb2l">
               <w:r>
                 <w:rPr>
                   <w:rFonts w:ascii="Arial" w:cs="Arial" w:eastAsia="Arial" w:hAnsi="Arial"/>
@@ -7323,7 +7323,7 @@
             <w:pPr>
               <w:spacing w:after="20" w:before="0"/>
             </w:pPr>
-            <w:hyperlink w:history="1" r:id="rIdnsn6qgddq6x9ddshyctld">
+            <w:hyperlink w:history="1" r:id="rIdls5llk21h8ce9o4mjeeee">
               <w:r>
                 <w:rPr>
                   <w:rFonts w:ascii="Arial" w:cs="Arial" w:eastAsia="Arial" w:hAnsi="Arial"/>
@@ -7372,7 +7372,7 @@
               <w:spacing w:after="10" w:before="0"/>
               <w:ind w:left="120"/>
             </w:pPr>
-            <w:hyperlink w:history="1" r:id="rIdbarmzl5jjoblend2q8pbt">
+            <w:hyperlink w:history="1" r:id="rIdgznwzixv8iazjb0sakwfx">
               <w:r>
                 <w:rPr>
                   <w:rFonts w:ascii="Arial" w:cs="Arial" w:eastAsia="Arial" w:hAnsi="Arial"/>
@@ -7417,7 +7417,7 @@
             <w:pPr>
               <w:spacing w:after="20" w:before="0"/>
             </w:pPr>
-            <w:hyperlink w:history="1" r:id="rIdejpjhkv9n5q90m-4f5-mb">
+            <w:hyperlink w:history="1" r:id="rId4d4fb433skumpqmo2fbot">
               <w:r>
                 <w:rPr>
                   <w:rFonts w:ascii="Arial" w:cs="Arial" w:eastAsia="Arial" w:hAnsi="Arial"/>
@@ -7450,7 +7450,7 @@
               <w:spacing w:after="10" w:before="0"/>
               <w:ind w:left="120"/>
             </w:pPr>
-            <w:hyperlink w:history="1" r:id="rIdw8jw1oulnwc258vxljhu-">
+            <w:hyperlink w:history="1" r:id="rIdsdltmzxhi4ai2fsflzq7i">
               <w:r>
                 <w:rPr>
                   <w:rFonts w:ascii="Arial" w:cs="Arial" w:eastAsia="Arial" w:hAnsi="Arial"/>
@@ -7492,7 +7492,7 @@
                 <w:sz w:val="18"/>
                 <w:szCs w:val="18"/>
               </w:rPr>
-              <w:t xml:space="preserve">Learners retrieve the cumulative diagram they started in Lesson 1 (a side-by-side sketch of the three Kericho containers: cylinder, cone, and bucket). Today they add three pieces of information to the diagram: (a) the formula V = ⅓πr²h written inside or beside the cone, (b) the calculated capacity '≈ 19.4 L' labelled on the conical cover, and (c) a double-headed arrow between the cone and the cylinder labelled '×3' to show the ratio. Learners also add a question-mark annotation on the bucket: 'V = ? (more than cone, less than cylinder)'. This partial model will be updated in every subsequent lesson until the frustum formula is derived in Lesson 5.</w:t>
+              <w:t xml:space="preserve">Learners retrieve the cumulative diagram they started in Lesson 1 (a side-by-side sketch of the three Kericho containers: cylinder, cone, and bucket). Today they add three pieces of information to the diagram: (a) the formula V = ⅓πr²h written inside or beside the cone, (b) the calculated capacity '≈ 19.4 L' labelled on the conical cover, and (c) a double-headed arrow between the cone and the cylinder labelled '×3' to show the ratio. Learners also add a question-mark annotation on the bucket: 'V = ? (more than cone, less than cylinder)'. This partial model will be updated in every subsequent lesson until the frustum formula is derived in Lesson 4.</w:t>
             </w:r>
           </w:p>
         </w:tc>
@@ -7962,7 +7962,7 @@
         </w:rPr>
         <w:t xml:space="preserve">© 2026 SeaVuria and ARES. Aligned with KICD objectives. Developed by SeaVuria; technical implementation by ARES (with AI assistance from Claude). Licensed under </w:t>
       </w:r>
-      <w:hyperlink w:history="1" r:id="rIdrupqnregmsafhtkszj8z7">
+      <w:hyperlink w:history="1" r:id="rId4woem4ar5hr-f2xrtvd9y">
         <w:r>
           <w:rPr>
             <w:rFonts w:ascii="Arial" w:cs="Arial" w:eastAsia="Arial" w:hAnsi="Arial"/>
@@ -7983,7 +7983,7 @@
         </w:rPr>
         <w:t xml:space="preserve"> (</w:t>
       </w:r>
-      <w:hyperlink w:history="1" r:id="rIdh6a3ptuousmwfmyavsnpu">
+      <w:hyperlink w:history="1" r:id="rIdzlxovgudpaqdvwkin6iio">
         <w:r>
           <w:rPr>
             <w:rFonts w:ascii="Arial" w:cs="Arial" w:eastAsia="Arial" w:hAnsi="Arial"/>
@@ -8996,7 +8996,7 @@
             <w:pPr>
               <w:spacing w:after="20" w:before="0"/>
             </w:pPr>
-            <w:hyperlink w:history="1" r:id="rId7ctk3ducbrh9ndsz_yr1w">
+            <w:hyperlink w:history="1" r:id="rId3dm3_pzx6gbjqrv0rl_tf">
               <w:r>
                 <w:rPr>
                   <w:rFonts w:ascii="Arial" w:cs="Arial" w:eastAsia="Arial" w:hAnsi="Arial"/>
@@ -9029,7 +9029,7 @@
               <w:spacing w:after="10" w:before="0"/>
               <w:ind w:left="120"/>
             </w:pPr>
-            <w:hyperlink w:history="1" r:id="rId3xmwqhcu8yrfz5cgeyj_q">
+            <w:hyperlink w:history="1" r:id="rIdktv5aq6wxqnvobg-c6bth">
               <w:r>
                 <w:rPr>
                   <w:rFonts w:ascii="Arial" w:cs="Arial" w:eastAsia="Arial" w:hAnsi="Arial"/>
@@ -9074,7 +9074,7 @@
             <w:pPr>
               <w:spacing w:after="20" w:before="0"/>
             </w:pPr>
-            <w:hyperlink w:history="1" r:id="rIdwjzqdb9524vkirxmtvdfb">
+            <w:hyperlink w:history="1" r:id="rIds0rp6y06qdmcyedzrjqrw">
               <w:r>
                 <w:rPr>
                   <w:rFonts w:ascii="Arial" w:cs="Arial" w:eastAsia="Arial" w:hAnsi="Arial"/>
@@ -9107,7 +9107,7 @@
               <w:spacing w:after="10" w:before="0"/>
               <w:ind w:left="120"/>
             </w:pPr>
-            <w:hyperlink w:history="1" r:id="rId2kimogi2ouiykvsir7bso">
+            <w:hyperlink w:history="1" r:id="rId0crxamxilwvccvkhniqmm">
               <w:r>
                 <w:rPr>
                   <w:rFonts w:ascii="Arial" w:cs="Arial" w:eastAsia="Arial" w:hAnsi="Arial"/>
@@ -9302,7 +9302,7 @@
             <w:pPr>
               <w:spacing w:after="20" w:before="0"/>
             </w:pPr>
-            <w:hyperlink w:history="1" r:id="rIdoosgoe8uhsj5j91ljrvg5">
+            <w:hyperlink w:history="1" r:id="rIdadq6vcpe-0zhgt2hjqj22">
               <w:r>
                 <w:rPr>
                   <w:rFonts w:ascii="Arial" w:cs="Arial" w:eastAsia="Arial" w:hAnsi="Arial"/>
@@ -9335,7 +9335,7 @@
               <w:spacing w:after="10" w:before="0"/>
               <w:ind w:left="120"/>
             </w:pPr>
-            <w:hyperlink w:history="1" r:id="rIdrlmqtbzvdqm6o97tkwrgc">
+            <w:hyperlink w:history="1" r:id="rIdtn-43n20e6pdcgbmllrh_">
               <w:r>
                 <w:rPr>
                   <w:rFonts w:ascii="Arial" w:cs="Arial" w:eastAsia="Arial" w:hAnsi="Arial"/>
@@ -9380,7 +9380,7 @@
             <w:pPr>
               <w:spacing w:after="20" w:before="0"/>
             </w:pPr>
-            <w:hyperlink w:history="1" r:id="rId7ygq095qj3wkhemqnknvl">
+            <w:hyperlink w:history="1" r:id="rIddrfc4l0ki3vcbsbvbcxvc">
               <w:r>
                 <w:rPr>
                   <w:rFonts w:ascii="Arial" w:cs="Arial" w:eastAsia="Arial" w:hAnsi="Arial"/>
@@ -9413,7 +9413,7 @@
               <w:spacing w:after="10" w:before="0"/>
               <w:ind w:left="120"/>
             </w:pPr>
-            <w:hyperlink w:history="1" r:id="rIdhbbjdlcgz0qrpzphcstho">
+            <w:hyperlink w:history="1" r:id="rId4puofx1uaf13t4vgyqncm">
               <w:r>
                 <w:rPr>
                   <w:rFonts w:ascii="Arial" w:cs="Arial" w:eastAsia="Arial" w:hAnsi="Arial"/>
@@ -9608,7 +9608,7 @@
             <w:pPr>
               <w:spacing w:after="20" w:before="0"/>
             </w:pPr>
-            <w:hyperlink w:history="1" r:id="rIdhyrtgmxjuoyix5fhfilit">
+            <w:hyperlink w:history="1" r:id="rIdofbxwauu__4evxyc-5uhl">
               <w:r>
                 <w:rPr>
                   <w:rFonts w:ascii="Arial" w:cs="Arial" w:eastAsia="Arial" w:hAnsi="Arial"/>
@@ -9641,7 +9641,7 @@
               <w:spacing w:after="10" w:before="0"/>
               <w:ind w:left="120"/>
             </w:pPr>
-            <w:hyperlink w:history="1" r:id="rId0ew9vylirizahv5hcrip9">
+            <w:hyperlink w:history="1" r:id="rIdybifr1won_e0p9faepxoj">
               <w:r>
                 <w:rPr>
                   <w:rFonts w:ascii="Arial" w:cs="Arial" w:eastAsia="Arial" w:hAnsi="Arial"/>
@@ -9686,7 +9686,7 @@
             <w:pPr>
               <w:spacing w:after="20" w:before="0"/>
             </w:pPr>
-            <w:hyperlink w:history="1" r:id="rIdadrme561mrvy4hm_qdvpj">
+            <w:hyperlink w:history="1" r:id="rIdy0ncmv0h7w9_zfaeevnsj">
               <w:r>
                 <w:rPr>
                   <w:rFonts w:ascii="Arial" w:cs="Arial" w:eastAsia="Arial" w:hAnsi="Arial"/>
@@ -9719,7 +9719,7 @@
               <w:spacing w:after="10" w:before="0"/>
               <w:ind w:left="120"/>
             </w:pPr>
-            <w:hyperlink w:history="1" r:id="rIdpq4qtzw-7gsolvkgy_kal">
+            <w:hyperlink w:history="1" r:id="rIdafl1fbmclbmtfxij-slh4">
               <w:r>
                 <w:rPr>
                   <w:rFonts w:ascii="Arial" w:cs="Arial" w:eastAsia="Arial" w:hAnsi="Arial"/>
@@ -9914,7 +9914,7 @@
             <w:pPr>
               <w:spacing w:after="20" w:before="0"/>
             </w:pPr>
-            <w:hyperlink w:history="1" r:id="rIdnv0au4brh3ubxgtyudw9-">
+            <w:hyperlink w:history="1" r:id="rIdjildcvj-ainv32fnlapit">
               <w:r>
                 <w:rPr>
                   <w:rFonts w:ascii="Arial" w:cs="Arial" w:eastAsia="Arial" w:hAnsi="Arial"/>
@@ -9947,7 +9947,7 @@
               <w:spacing w:after="10" w:before="0"/>
               <w:ind w:left="120"/>
             </w:pPr>
-            <w:hyperlink w:history="1" r:id="rIde6d15axsldtgq-gjqjtwo">
+            <w:hyperlink w:history="1" r:id="rId9efjr9kd017rqjffavarj">
               <w:r>
                 <w:rPr>
                   <w:rFonts w:ascii="Arial" w:cs="Arial" w:eastAsia="Arial" w:hAnsi="Arial"/>
@@ -9992,7 +9992,7 @@
             <w:pPr>
               <w:spacing w:after="20" w:before="0"/>
             </w:pPr>
-            <w:hyperlink w:history="1" r:id="rIdytkgmi2e5ekj9tr7vivaw">
+            <w:hyperlink w:history="1" r:id="rIddlk6yh4e7uudtqwhfaf7w">
               <w:r>
                 <w:rPr>
                   <w:rFonts w:ascii="Arial" w:cs="Arial" w:eastAsia="Arial" w:hAnsi="Arial"/>
@@ -10025,7 +10025,7 @@
               <w:spacing w:after="10" w:before="0"/>
               <w:ind w:left="120"/>
             </w:pPr>
-            <w:hyperlink w:history="1" r:id="rIdpeyq-ii04hwv_oir8e_xt">
+            <w:hyperlink w:history="1" r:id="rId-khddg1thks2d80gp8x9q">
               <w:r>
                 <w:rPr>
                   <w:rFonts w:ascii="Arial" w:cs="Arial" w:eastAsia="Arial" w:hAnsi="Arial"/>
@@ -10220,7 +10220,7 @@
             <w:pPr>
               <w:spacing w:after="20" w:before="0"/>
             </w:pPr>
-            <w:hyperlink w:history="1" r:id="rIdrirzrtcrulan9u0atfdnl">
+            <w:hyperlink w:history="1" r:id="rIdzfwgp3mfk5hw8bm4e9lyh">
               <w:r>
                 <w:rPr>
                   <w:rFonts w:ascii="Arial" w:cs="Arial" w:eastAsia="Arial" w:hAnsi="Arial"/>
@@ -10269,7 +10269,7 @@
               <w:spacing w:after="10" w:before="0"/>
               <w:ind w:left="120"/>
             </w:pPr>
-            <w:hyperlink w:history="1" r:id="rIdnpv_yd6osky7heuxztilg">
+            <w:hyperlink w:history="1" r:id="rId9hxemadarmakvlmflslc_">
               <w:r>
                 <w:rPr>
                   <w:rFonts w:ascii="Arial" w:cs="Arial" w:eastAsia="Arial" w:hAnsi="Arial"/>
@@ -10314,7 +10314,7 @@
             <w:pPr>
               <w:spacing w:after="20" w:before="0"/>
             </w:pPr>
-            <w:hyperlink w:history="1" r:id="rIdcnfn1utkkvjv4p_vsrfib">
+            <w:hyperlink w:history="1" r:id="rIdtoqmkwmzp-j2fewxu-79-">
               <w:r>
                 <w:rPr>
                   <w:rFonts w:ascii="Arial" w:cs="Arial" w:eastAsia="Arial" w:hAnsi="Arial"/>
@@ -10347,7 +10347,7 @@
               <w:spacing w:after="10" w:before="0"/>
               <w:ind w:left="120"/>
             </w:pPr>
-            <w:hyperlink w:history="1" r:id="rIdjdazfrfuob4g2uhemtc9j">
+            <w:hyperlink w:history="1" r:id="rIdfxcj78szeych-mu2b4pwa">
               <w:r>
                 <w:rPr>
                   <w:rFonts w:ascii="Arial" w:cs="Arial" w:eastAsia="Arial" w:hAnsi="Arial"/>
@@ -10859,7 +10859,7 @@
         </w:rPr>
         <w:t xml:space="preserve">© 2026 SeaVuria and ARES. Aligned with KICD objectives. Developed by SeaVuria; technical implementation by ARES (with AI assistance from Claude). Licensed under </w:t>
       </w:r>
-      <w:hyperlink w:history="1" r:id="rIdmp1rex2m9cdteaikyq_vb">
+      <w:hyperlink w:history="1" r:id="rId9f2utj1ooloe_bhlvlprt">
         <w:r>
           <w:rPr>
             <w:rFonts w:ascii="Arial" w:cs="Arial" w:eastAsia="Arial" w:hAnsi="Arial"/>
@@ -10880,7 +10880,7 @@
         </w:rPr>
         <w:t xml:space="preserve"> (</w:t>
       </w:r>
-      <w:hyperlink w:history="1" r:id="rIdkn5wgxr_n0hcsbbwzhz1d">
+      <w:hyperlink w:history="1" r:id="rIdnbqrgtoxnmw0zcecqaxxa">
         <w:r>
           <w:rPr>
             <w:rFonts w:ascii="Arial" w:cs="Arial" w:eastAsia="Arial" w:hAnsi="Arial"/>
@@ -11893,7 +11893,7 @@
             <w:pPr>
               <w:spacing w:after="20" w:before="0"/>
             </w:pPr>
-            <w:hyperlink w:history="1" r:id="rIdifx1242nnbpjkpznyr4p9">
+            <w:hyperlink w:history="1" r:id="rId2uv3nhfjl5gp5wyt4luzq">
               <w:r>
                 <w:rPr>
                   <w:rFonts w:ascii="Arial" w:cs="Arial" w:eastAsia="Arial" w:hAnsi="Arial"/>
@@ -11926,7 +11926,7 @@
               <w:spacing w:after="10" w:before="0"/>
               <w:ind w:left="120"/>
             </w:pPr>
-            <w:hyperlink w:history="1" r:id="rIdmucbtlb6aiektjqi2yae1">
+            <w:hyperlink w:history="1" r:id="rIds3pouclzjwxfvbdrhiev4">
               <w:r>
                 <w:rPr>
                   <w:rFonts w:ascii="Arial" w:cs="Arial" w:eastAsia="Arial" w:hAnsi="Arial"/>
@@ -11971,7 +11971,7 @@
             <w:pPr>
               <w:spacing w:after="20" w:before="0"/>
             </w:pPr>
-            <w:hyperlink w:history="1" r:id="rIdwb6d2hvmuxulz31ghrfkn">
+            <w:hyperlink w:history="1" r:id="rIdndxlopg0ws45c_l8aeide">
               <w:r>
                 <w:rPr>
                   <w:rFonts w:ascii="Arial" w:cs="Arial" w:eastAsia="Arial" w:hAnsi="Arial"/>
@@ -12004,7 +12004,7 @@
               <w:spacing w:after="10" w:before="0"/>
               <w:ind w:left="120"/>
             </w:pPr>
-            <w:hyperlink w:history="1" r:id="rIdffhkxxv1hkbbw1hvv1zbd">
+            <w:hyperlink w:history="1" r:id="rIdouyiflnt4lm6yb0qthldg">
               <w:r>
                 <w:rPr>
                   <w:rFonts w:ascii="Arial" w:cs="Arial" w:eastAsia="Arial" w:hAnsi="Arial"/>
@@ -12199,7 +12199,7 @@
             <w:pPr>
               <w:spacing w:after="20" w:before="0"/>
             </w:pPr>
-            <w:hyperlink w:history="1" r:id="rIdtda9stwinoclj2rbjwih-">
+            <w:hyperlink w:history="1" r:id="rIdu3yboa004dxdajqjv65u1">
               <w:r>
                 <w:rPr>
                   <w:rFonts w:ascii="Arial" w:cs="Arial" w:eastAsia="Arial" w:hAnsi="Arial"/>
@@ -12232,7 +12232,7 @@
               <w:spacing w:after="10" w:before="0"/>
               <w:ind w:left="120"/>
             </w:pPr>
-            <w:hyperlink w:history="1" r:id="rIdfe540bvrz9qhysdhbdyrq">
+            <w:hyperlink w:history="1" r:id="rIdmxsemozq3rbrmkr6_dke3">
               <w:r>
                 <w:rPr>
                   <w:rFonts w:ascii="Arial" w:cs="Arial" w:eastAsia="Arial" w:hAnsi="Arial"/>
@@ -12277,7 +12277,7 @@
             <w:pPr>
               <w:spacing w:after="20" w:before="0"/>
             </w:pPr>
-            <w:hyperlink w:history="1" r:id="rId4beinj-g0wy3xsuaxi6xp">
+            <w:hyperlink w:history="1" r:id="rIdafe_rr-zpdf7515qgs6ha">
               <w:r>
                 <w:rPr>
                   <w:rFonts w:ascii="Arial" w:cs="Arial" w:eastAsia="Arial" w:hAnsi="Arial"/>
@@ -12310,7 +12310,7 @@
               <w:spacing w:after="10" w:before="0"/>
               <w:ind w:left="120"/>
             </w:pPr>
-            <w:hyperlink w:history="1" r:id="rIdbo9oxezkqawoo_chmax-h">
+            <w:hyperlink w:history="1" r:id="rIdrjtax80ngop_hbqixvkya">
               <w:r>
                 <w:rPr>
                   <w:rFonts w:ascii="Arial" w:cs="Arial" w:eastAsia="Arial" w:hAnsi="Arial"/>
@@ -12505,7 +12505,7 @@
             <w:pPr>
               <w:spacing w:after="20" w:before="0"/>
             </w:pPr>
-            <w:hyperlink w:history="1" r:id="rIdtn41o_yz4ga_iciuluzre">
+            <w:hyperlink w:history="1" r:id="rIdbox0v_5i0_c7aurch5mi9">
               <w:r>
                 <w:rPr>
                   <w:rFonts w:ascii="Arial" w:cs="Arial" w:eastAsia="Arial" w:hAnsi="Arial"/>
@@ -12538,7 +12538,7 @@
               <w:spacing w:after="10" w:before="0"/>
               <w:ind w:left="120"/>
             </w:pPr>
-            <w:hyperlink w:history="1" r:id="rIdriseumj6itet-w73i7idu">
+            <w:hyperlink w:history="1" r:id="rId8kga0qqfc8d8sfhu0wek3">
               <w:r>
                 <w:rPr>
                   <w:rFonts w:ascii="Arial" w:cs="Arial" w:eastAsia="Arial" w:hAnsi="Arial"/>
@@ -12583,7 +12583,7 @@
             <w:pPr>
               <w:spacing w:after="20" w:before="0"/>
             </w:pPr>
-            <w:hyperlink w:history="1" r:id="rIdxkbizjqb4yt-2j-j39gxx">
+            <w:hyperlink w:history="1" r:id="rIdemcz3nhjnkdmljd23bojt">
               <w:r>
                 <w:rPr>
                   <w:rFonts w:ascii="Arial" w:cs="Arial" w:eastAsia="Arial" w:hAnsi="Arial"/>
@@ -12616,7 +12616,7 @@
               <w:spacing w:after="10" w:before="0"/>
               <w:ind w:left="120"/>
             </w:pPr>
-            <w:hyperlink w:history="1" r:id="rIduwzoysozmq_4rekranguu">
+            <w:hyperlink w:history="1" r:id="rIdiiyzszwej0m3upnajhxqp">
               <w:r>
                 <w:rPr>
                   <w:rFonts w:ascii="Arial" w:cs="Arial" w:eastAsia="Arial" w:hAnsi="Arial"/>
@@ -12811,7 +12811,7 @@
             <w:pPr>
               <w:spacing w:after="20" w:before="0"/>
             </w:pPr>
-            <w:hyperlink w:history="1" r:id="rIdhxr-jatecmmfpja_1ejfa">
+            <w:hyperlink w:history="1" r:id="rIdkcp6oxyxaijgwh5fh-yjq">
               <w:r>
                 <w:rPr>
                   <w:rFonts w:ascii="Arial" w:cs="Arial" w:eastAsia="Arial" w:hAnsi="Arial"/>
@@ -12844,7 +12844,7 @@
               <w:spacing w:after="10" w:before="0"/>
               <w:ind w:left="120"/>
             </w:pPr>
-            <w:hyperlink w:history="1" r:id="rIdxe9bwap-fdz4qclwqzau5">
+            <w:hyperlink w:history="1" r:id="rIdtfuzlmvx3fecjglp8_rzr">
               <w:r>
                 <w:rPr>
                   <w:rFonts w:ascii="Arial" w:cs="Arial" w:eastAsia="Arial" w:hAnsi="Arial"/>
@@ -12889,7 +12889,7 @@
             <w:pPr>
               <w:spacing w:after="20" w:before="0"/>
             </w:pPr>
-            <w:hyperlink w:history="1" r:id="rIdtlj96btzm4ksfoccd9s43">
+            <w:hyperlink w:history="1" r:id="rIdvpupwyno4ja0gyvdptmiw">
               <w:r>
                 <w:rPr>
                   <w:rFonts w:ascii="Arial" w:cs="Arial" w:eastAsia="Arial" w:hAnsi="Arial"/>
@@ -12922,7 +12922,7 @@
               <w:spacing w:after="10" w:before="0"/>
               <w:ind w:left="120"/>
             </w:pPr>
-            <w:hyperlink w:history="1" r:id="rId8ht1-e8ohpqhr4a5wiruj">
+            <w:hyperlink w:history="1" r:id="rIdvre_6dl-zbaqjid-xjkbl">
               <w:r>
                 <w:rPr>
                   <w:rFonts w:ascii="Arial" w:cs="Arial" w:eastAsia="Arial" w:hAnsi="Arial"/>
@@ -13117,7 +13117,7 @@
             <w:pPr>
               <w:spacing w:after="20" w:before="0"/>
             </w:pPr>
-            <w:hyperlink w:history="1" r:id="rId-hvsrnhxgre5_yrltzuy6">
+            <w:hyperlink w:history="1" r:id="rId7pawyqdapbc1uogtilpcm">
               <w:r>
                 <w:rPr>
                   <w:rFonts w:ascii="Arial" w:cs="Arial" w:eastAsia="Arial" w:hAnsi="Arial"/>
@@ -13150,7 +13150,7 @@
               <w:spacing w:after="10" w:before="0"/>
               <w:ind w:left="120"/>
             </w:pPr>
-            <w:hyperlink w:history="1" r:id="rIdb8gkidaoi_65etgsecisu">
+            <w:hyperlink w:history="1" r:id="rIdv0yzw6uulpf_dfnov_c9p">
               <w:r>
                 <w:rPr>
                   <w:rFonts w:ascii="Arial" w:cs="Arial" w:eastAsia="Arial" w:hAnsi="Arial"/>
@@ -13195,7 +13195,7 @@
             <w:pPr>
               <w:spacing w:after="20" w:before="0"/>
             </w:pPr>
-            <w:hyperlink w:history="1" r:id="rIdvzn6bh6zpcva7hndkx4-h">
+            <w:hyperlink w:history="1" r:id="rIdgolvjdjjjkbb0mteyqfdk">
               <w:r>
                 <w:rPr>
                   <w:rFonts w:ascii="Arial" w:cs="Arial" w:eastAsia="Arial" w:hAnsi="Arial"/>
@@ -13228,7 +13228,7 @@
               <w:spacing w:after="10" w:before="0"/>
               <w:ind w:left="120"/>
             </w:pPr>
-            <w:hyperlink w:history="1" r:id="rId_agjenwyvrbfkqthi0csc">
+            <w:hyperlink w:history="1" r:id="rIdotnix8rdsczbfqkzvgapc">
               <w:r>
                 <w:rPr>
                   <w:rFonts w:ascii="Arial" w:cs="Arial" w:eastAsia="Arial" w:hAnsi="Arial"/>
@@ -13816,7 +13816,7 @@
         </w:rPr>
         <w:t xml:space="preserve">© 2026 SeaVuria and ARES. Aligned with KICD objectives. Developed by SeaVuria; technical implementation by ARES (with AI assistance from Claude). Licensed under </w:t>
       </w:r>
-      <w:hyperlink w:history="1" r:id="rId-ctsp9vjcvgz4scu-yhne">
+      <w:hyperlink w:history="1" r:id="rIdsgw4f0sk8dyd0g0bsuyog">
         <w:r>
           <w:rPr>
             <w:rFonts w:ascii="Arial" w:cs="Arial" w:eastAsia="Arial" w:hAnsi="Arial"/>
@@ -13837,7 +13837,7 @@
         </w:rPr>
         <w:t xml:space="preserve"> (</w:t>
       </w:r>
-      <w:hyperlink w:history="1" r:id="rIdmjauqbrfjchir9qzjq3ky">
+      <w:hyperlink w:history="1" r:id="rIdqz0drrcnxtur1fyvcfwgx">
         <w:r>
           <w:rPr>
             <w:rFonts w:ascii="Arial" w:cs="Arial" w:eastAsia="Arial" w:hAnsi="Arial"/>
@@ -14850,7 +14850,7 @@
             <w:pPr>
               <w:spacing w:after="20" w:before="0"/>
             </w:pPr>
-            <w:hyperlink w:history="1" r:id="rId1i3cmp9lanolz8gzo_xsa">
+            <w:hyperlink w:history="1" r:id="rId-big9qxmmpkfler3vdod8">
               <w:r>
                 <w:rPr>
                   <w:rFonts w:ascii="Arial" w:cs="Arial" w:eastAsia="Arial" w:hAnsi="Arial"/>
@@ -14883,7 +14883,7 @@
               <w:spacing w:after="10" w:before="0"/>
               <w:ind w:left="120"/>
             </w:pPr>
-            <w:hyperlink w:history="1" r:id="rId5lska1oobibx7dihubfvj">
+            <w:hyperlink w:history="1" r:id="rId20e7uvpud4hl0kiwfghwu">
               <w:r>
                 <w:rPr>
                   <w:rFonts w:ascii="Arial" w:cs="Arial" w:eastAsia="Arial" w:hAnsi="Arial"/>
@@ -14928,7 +14928,7 @@
             <w:pPr>
               <w:spacing w:after="20" w:before="0"/>
             </w:pPr>
-            <w:hyperlink w:history="1" r:id="rIdlz3u5aibkflb4soo_nanp">
+            <w:hyperlink w:history="1" r:id="rIdbe9ddp2eyovw4yc_s_qoa">
               <w:r>
                 <w:rPr>
                   <w:rFonts w:ascii="Arial" w:cs="Arial" w:eastAsia="Arial" w:hAnsi="Arial"/>
@@ -14977,7 +14977,7 @@
               <w:spacing w:after="10" w:before="0"/>
               <w:ind w:left="120"/>
             </w:pPr>
-            <w:hyperlink w:history="1" r:id="rIdzfnvyowtab56yqpcu8onq">
+            <w:hyperlink w:history="1" r:id="rIdeesz3jijd22dkbxb4p2-w">
               <w:r>
                 <w:rPr>
                   <w:rFonts w:ascii="Arial" w:cs="Arial" w:eastAsia="Arial" w:hAnsi="Arial"/>
@@ -15019,7 +15019,7 @@
                 <w:sz w:val="18"/>
                 <w:szCs w:val="18"/>
               </w:rPr>
-              <w:t xml:space="preserve">Learners are shown two side-by-side scale drawings on the board: (A) the Kericho tea-farmers' metal bucket from the anchoring phenomenon — a conical frustum with top radius r₁ = 15 cm, bottom radius r₂ = 10 cm, height h = 30 cm — and (B) a square-based pyramidal maize-storage bin with top square side a₁ = 26 cm, bottom square side a₂ = 18 cm, and the same height h = 30 cm. Learners individually write a prediction in their exercise books: 'Which container holds more, and by how much? Explain your reasoning in at least two sentences.' They then share with a shoulder partner for 2 minutes before a whole-class cold-call.</w:t>
+              <w:t xml:space="preserve">Learners are shown two side-by-side scale drawings on the board: (A) the Kericho tea-farmers' metal bucket from the anchoring phenomenon — a conical frustum with top radius r₁ = 14 cm, bottom radius r₂ = 9 cm, height h = 30 cm — and (B) a square-based pyramidal maize-storage bin with top square side a₁ = 26 cm, bottom square side a₂ = 18 cm, and the same height h = 30 cm. Learners individually write a prediction in their exercise books: 'Which container holds more, and by how much? Explain your reasoning in at least two sentences.' They then share with a shoulder partner for 2 minutes before a whole-class cold-call.</w:t>
             </w:r>
           </w:p>
         </w:tc>
@@ -15172,7 +15172,7 @@
             <w:pPr>
               <w:spacing w:after="20" w:before="0"/>
             </w:pPr>
-            <w:hyperlink w:history="1" r:id="rIdkyl-mm61sg_hkchdqegzq">
+            <w:hyperlink w:history="1" r:id="rIdfi7m9v-3juntral5wpp4b">
               <w:r>
                 <w:rPr>
                   <w:rFonts w:ascii="Arial" w:cs="Arial" w:eastAsia="Arial" w:hAnsi="Arial"/>
@@ -15205,7 +15205,7 @@
               <w:spacing w:after="10" w:before="0"/>
               <w:ind w:left="120"/>
             </w:pPr>
-            <w:hyperlink w:history="1" r:id="rId2zcmrnh6ifnrjnzb9aadi">
+            <w:hyperlink w:history="1" r:id="rIdyl9-syi2pzqme8rwfvpxv">
               <w:r>
                 <w:rPr>
                   <w:rFonts w:ascii="Arial" w:cs="Arial" w:eastAsia="Arial" w:hAnsi="Arial"/>
@@ -15250,7 +15250,7 @@
             <w:pPr>
               <w:spacing w:after="20" w:before="0"/>
             </w:pPr>
-            <w:hyperlink w:history="1" r:id="rIdrq-ssfuzmahaq6jmhvjhp">
+            <w:hyperlink w:history="1" r:id="rIdw5yfdwk0ohu-7pjukjwjo">
               <w:r>
                 <w:rPr>
                   <w:rFonts w:ascii="Arial" w:cs="Arial" w:eastAsia="Arial" w:hAnsi="Arial"/>
@@ -15299,7 +15299,7 @@
               <w:spacing w:after="10" w:before="0"/>
               <w:ind w:left="120"/>
             </w:pPr>
-            <w:hyperlink w:history="1" r:id="rIdrd8_u7xguixr7xxk5xfiw">
+            <w:hyperlink w:history="1" r:id="rIdw0rkm79qukh-kta-7ejza">
               <w:r>
                 <w:rPr>
                   <w:rFonts w:ascii="Arial" w:cs="Arial" w:eastAsia="Arial" w:hAnsi="Arial"/>
@@ -15494,7 +15494,7 @@
             <w:pPr>
               <w:spacing w:after="20" w:before="0"/>
             </w:pPr>
-            <w:hyperlink w:history="1" r:id="rIdh2lzxr8c3bg-12hh6whd2">
+            <w:hyperlink w:history="1" r:id="rIdvkw8dfokx02bmgolps9ux">
               <w:r>
                 <w:rPr>
                   <w:rFonts w:ascii="Arial" w:cs="Arial" w:eastAsia="Arial" w:hAnsi="Arial"/>
@@ -15527,7 +15527,7 @@
               <w:spacing w:after="10" w:before="0"/>
               <w:ind w:left="120"/>
             </w:pPr>
-            <w:hyperlink w:history="1" r:id="rIdxcj1m-xgn_sm4gwqtagyp">
+            <w:hyperlink w:history="1" r:id="rIdkg1veiwkhjgty_g_renun">
               <w:r>
                 <w:rPr>
                   <w:rFonts w:ascii="Arial" w:cs="Arial" w:eastAsia="Arial" w:hAnsi="Arial"/>
@@ -15572,7 +15572,7 @@
             <w:pPr>
               <w:spacing w:after="20" w:before="0"/>
             </w:pPr>
-            <w:hyperlink w:history="1" r:id="rIdnambl9nv6juitftmxukrg">
+            <w:hyperlink w:history="1" r:id="rIdb6yzqphnfr0h8yuij_xnb">
               <w:r>
                 <w:rPr>
                   <w:rFonts w:ascii="Arial" w:cs="Arial" w:eastAsia="Arial" w:hAnsi="Arial"/>
@@ -15621,7 +15621,7 @@
               <w:spacing w:after="10" w:before="0"/>
               <w:ind w:left="120"/>
             </w:pPr>
-            <w:hyperlink w:history="1" r:id="rIdfwy5bmwta0m60ocoe2hon">
+            <w:hyperlink w:history="1" r:id="rIdr6syem-ev46zm18fyv1wf">
               <w:r>
                 <w:rPr>
                   <w:rFonts w:ascii="Arial" w:cs="Arial" w:eastAsia="Arial" w:hAnsi="Arial"/>
@@ -15695,7 +15695,7 @@
                 <w:sz w:val="18"/>
                 <w:szCs w:val="18"/>
               </w:rPr>
-              <w:t xml:space="preserve">Distribute the A3 problem sheet. Say: 'This is the same Kericho farming community from our anchoring phenomenon — now storing maize, not tea leaves. Work in your groups. Assign roles: one calculator, one recorder, one checker, one presenter. You have 15 minutes.' [Circulate actively. After 5 minutes, check that all groups have correctly computed A₁ = 30² = 900 cm² and A₂ = 20² = 400 cm². If a group is stuck on part (d), ask: 'In Lesson 2 we found that if the volume scale factor is k³, and we want volume to double, what must k³ equal?' WAIT 12 seconds before offering further guidance.] After 15 minutes, say: 'Group 3, please present your working for parts (a), (b) and (c).' After Group 3 presents, say: 'Group 6, please present your working for part (d).' After both presentations, pose to the class: 'Do you agree with Group 3's answer for part (c)? Raise your hand if you got the same mass of maize.' Cold-call one learner who disagrees to explain the discrepancy. For part (d), explicitly ask: 'If volume doubles, k³ = 2, so k = ∛2 ≈ 1.26 — what does that tell us about the new side lengths?' Cold-call 2 learners. Confirm: new top side ≈ 30 × 1.26 ≈ 37.8 cm, new bottom side ≈ 20 × 1.26 ≈ 25.2 cm. Close by saying: 'Now return to our predictions from the start of the lesson. Was the pyramidal bin larger or smaller than the conical frustum? Let us check.' [Work through V_cone-frustum = ⅓π(30)(15² + 10² + 150) = ⅓π(30)(400) = 12 566 cm³ vs V_pyramid-frustum = ⅓(40)(900 + 400 + 600) = ⅓(40)(1900) = 25 333 cm³.] Say: 'The pyramidal bin holds MORE — about twice as much. How many of you predicted that? Why does it hold more even though both have the same height?'</w:t>
+              <w:t xml:space="preserve">Distribute the A3 problem sheet. Say: 'This is the same Kericho farming community from our anchoring phenomenon — now storing maize, not tea leaves. Work in your groups. Assign roles: one calculator, one recorder, one checker, one presenter. You have 15 minutes.' [Circulate actively. After 5 minutes, check that all groups have correctly computed A₁ = 30² = 900 cm² and A₂ = 20² = 400 cm². If a group is stuck on part (d), ask: 'In Sub-Strand 2.1 we found that if the volume scale factor is k³, and we want volume to double, what must k³ equal?' WAIT 12 seconds before offering further guidance.] After 15 minutes, say: 'Group 3, please present your working for parts (a), (b) and (c).' After Group 3 presents, say: 'Group 6, please present your working for part (d).' After both presentations, pose to the class: 'Do you agree with Group 3's answer for part (c)? Raise your hand if you got the same mass of maize.' Cold-call one learner who disagrees to explain the discrepancy. For part (d), explicitly ask: 'If volume doubles, k³ = 2, so k = ∛2 ≈ 1.26 — what does that tell us about the new side lengths?' Cold-call 2 learners. Confirm: new top side ≈ 30 × 1.26 ≈ 37.8 cm, new bottom side ≈ 20 × 1.26 ≈ 25.2 cm. Close by saying: 'Now return to our predictions from the start of the lesson. Was the pyramidal bin larger or smaller than the conical frustum? Let us check.' [Work through V_cone-frustum = ⅓π(30)(15² + 10² + 150) = ⅓π(30)(400) = 12 566 cm³ vs V_pyramid-frustum = ⅓(40)(900 + 400 + 600) = ⅓(40)(1900) = 25 333 cm³.] Say: 'The pyramidal bin holds MORE — about twice as much. How many of you predicted that? Why does it hold more even though both have the same height?'</w:t>
             </w:r>
           </w:p>
         </w:tc>
@@ -15816,7 +15816,7 @@
             <w:pPr>
               <w:spacing w:after="20" w:before="0"/>
             </w:pPr>
-            <w:hyperlink w:history="1" r:id="rIdl95wn__lyynuhpgits7i8">
+            <w:hyperlink w:history="1" r:id="rIdvg76yvphf0jcus2anjvlp">
               <w:r>
                 <w:rPr>
                   <w:rFonts w:ascii="Arial" w:cs="Arial" w:eastAsia="Arial" w:hAnsi="Arial"/>
@@ -15849,7 +15849,7 @@
               <w:spacing w:after="10" w:before="0"/>
               <w:ind w:left="120"/>
             </w:pPr>
-            <w:hyperlink w:history="1" r:id="rIdboovswpu89h3bthzibreh">
+            <w:hyperlink w:history="1" r:id="rIdv7kzuhvxg7rwkadrcqdca">
               <w:r>
                 <w:rPr>
                   <w:rFonts w:ascii="Arial" w:cs="Arial" w:eastAsia="Arial" w:hAnsi="Arial"/>
@@ -15894,7 +15894,7 @@
             <w:pPr>
               <w:spacing w:after="20" w:before="0"/>
             </w:pPr>
-            <w:hyperlink w:history="1" r:id="rIdtirayxqsj1mpx5wmbypnt">
+            <w:hyperlink w:history="1" r:id="rIdwz7azm7mb2idtto80hvik">
               <w:r>
                 <w:rPr>
                   <w:rFonts w:ascii="Arial" w:cs="Arial" w:eastAsia="Arial" w:hAnsi="Arial"/>
@@ -15943,7 +15943,7 @@
               <w:spacing w:after="10" w:before="0"/>
               <w:ind w:left="120"/>
             </w:pPr>
-            <w:hyperlink w:history="1" r:id="rIdh5ums4h3xjm7hs4o-ae6e">
+            <w:hyperlink w:history="1" r:id="rIdhuih8ck-ly8yokmyiuw3i">
               <w:r>
                 <w:rPr>
                   <w:rFonts w:ascii="Arial" w:cs="Arial" w:eastAsia="Arial" w:hAnsi="Arial"/>
@@ -16138,7 +16138,7 @@
             <w:pPr>
               <w:spacing w:after="20" w:before="0"/>
             </w:pPr>
-            <w:hyperlink w:history="1" r:id="rIdrcoros8wckcjtzzeayhmq">
+            <w:hyperlink w:history="1" r:id="rIdxa6lkfhqyszf4ifho9lpq">
               <w:r>
                 <w:rPr>
                   <w:rFonts w:ascii="Arial" w:cs="Arial" w:eastAsia="Arial" w:hAnsi="Arial"/>
@@ -16187,7 +16187,7 @@
               <w:spacing w:after="10" w:before="0"/>
               <w:ind w:left="120"/>
             </w:pPr>
-            <w:hyperlink w:history="1" r:id="rIduhxpsde3mgtfpzpurrqsq">
+            <w:hyperlink w:history="1" r:id="rIdn9smmylv6h2kk4innhzc5">
               <w:r>
                 <w:rPr>
                   <w:rFonts w:ascii="Arial" w:cs="Arial" w:eastAsia="Arial" w:hAnsi="Arial"/>
@@ -16232,7 +16232,7 @@
             <w:pPr>
               <w:spacing w:after="20" w:before="0"/>
             </w:pPr>
-            <w:hyperlink w:history="1" r:id="rIdkjahndo3ies6n-51cgypu">
+            <w:hyperlink w:history="1" r:id="rIdqg0ucbxne30nujm2frwqp">
               <w:r>
                 <w:rPr>
                   <w:rFonts w:ascii="Arial" w:cs="Arial" w:eastAsia="Arial" w:hAnsi="Arial"/>
@@ -16281,7 +16281,7 @@
               <w:spacing w:after="10" w:before="0"/>
               <w:ind w:left="120"/>
             </w:pPr>
-            <w:hyperlink w:history="1" r:id="rIddjmuipkumofb3jfyxe-pq">
+            <w:hyperlink w:history="1" r:id="rIdbwtag6pdu9vxu3v8ttstk">
               <w:r>
                 <w:rPr>
                   <w:rFonts w:ascii="Arial" w:cs="Arial" w:eastAsia="Arial" w:hAnsi="Arial"/>
@@ -16888,7 +16888,7 @@
         </w:rPr>
         <w:t xml:space="preserve">© 2026 SeaVuria and ARES. Aligned with KICD objectives. Developed by SeaVuria; technical implementation by ARES (with AI assistance from Claude). Licensed under </w:t>
       </w:r>
-      <w:hyperlink w:history="1" r:id="rIdmsezx2hxqawenncwdajo_">
+      <w:hyperlink w:history="1" r:id="rIdfj9_dwkf4lblpxohtd0m8">
         <w:r>
           <w:rPr>
             <w:rFonts w:ascii="Arial" w:cs="Arial" w:eastAsia="Arial" w:hAnsi="Arial"/>
@@ -16909,7 +16909,7 @@
         </w:rPr>
         <w:t xml:space="preserve"> (</w:t>
       </w:r>
-      <w:hyperlink w:history="1" r:id="rIdoua54xpbf-z8ptyz959qy">
+      <w:hyperlink w:history="1" r:id="rId49vbqzvftdbnuqyldomv0">
         <w:r>
           <w:rPr>
             <w:rFonts w:ascii="Arial" w:cs="Arial" w:eastAsia="Arial" w:hAnsi="Arial"/>
@@ -17922,7 +17922,7 @@
             <w:pPr>
               <w:spacing w:after="20" w:before="0"/>
             </w:pPr>
-            <w:hyperlink w:history="1" r:id="rId-9p9wgoxryiy29pbjvvh_">
+            <w:hyperlink w:history="1" r:id="rIdhi7human9ajqjtl0xhij6">
               <w:r>
                 <w:rPr>
                   <w:rFonts w:ascii="Arial" w:cs="Arial" w:eastAsia="Arial" w:hAnsi="Arial"/>
@@ -17955,7 +17955,7 @@
               <w:spacing w:after="10" w:before="0"/>
               <w:ind w:left="120"/>
             </w:pPr>
-            <w:hyperlink w:history="1" r:id="rIdzw_cdlksh1mxebzypzpfi">
+            <w:hyperlink w:history="1" r:id="rId_d6j4yg5map6kbido9dm1">
               <w:r>
                 <w:rPr>
                   <w:rFonts w:ascii="Arial" w:cs="Arial" w:eastAsia="Arial" w:hAnsi="Arial"/>
@@ -18000,7 +18000,7 @@
             <w:pPr>
               <w:spacing w:after="20" w:before="0"/>
             </w:pPr>
-            <w:hyperlink w:history="1" r:id="rIdixrmxudr4tr3kzo8oqndn">
+            <w:hyperlink w:history="1" r:id="rIdz-eesawypk6g5hnadxoqt">
               <w:r>
                 <w:rPr>
                   <w:rFonts w:ascii="Arial" w:cs="Arial" w:eastAsia="Arial" w:hAnsi="Arial"/>
@@ -18033,7 +18033,7 @@
               <w:spacing w:after="10" w:before="0"/>
               <w:ind w:left="120"/>
             </w:pPr>
-            <w:hyperlink w:history="1" r:id="rId3yj5jkqyrqwcaaxzh2lxb">
+            <w:hyperlink w:history="1" r:id="rIdx1qagx3ua6iepiyu5ha9n">
               <w:r>
                 <w:rPr>
                   <w:rFonts w:ascii="Arial" w:cs="Arial" w:eastAsia="Arial" w:hAnsi="Arial"/>
@@ -18075,7 +18075,7 @@
                 <w:sz w:val="18"/>
                 <w:szCs w:val="18"/>
               </w:rPr>
-              <w:t xml:space="preserve">Each learner individually reads the three problem stems (displayed on the board / ARES screen) without any numbers filled in, and writes a one-sentence prediction for EACH problem: (a) Which formula will be needed? (b) Will the answer be larger or smaller than the Kericho cylindrical drum's capacity (established in Lesson 4 as approximately 141 litres)? Learners commit their predictions in their exercise books before groups are formed. This low-stakes individual commitment activates prior schema and creates personal investment in the group work that follows.</w:t>
+              <w:t xml:space="preserve">Each learner individually reads the three problem stems (displayed on the board / ARES screen) without any numbers filled in, and writes a one-sentence prediction for EACH problem: (a) Which formula will be needed? (b) Will the answer be larger or smaller than the Kericho cylindrical drum's capacity (established in Lesson 4 as approximately 18.5 litres)? Learners commit their predictions in their exercise books before groups are formed. This low-stakes individual commitment activates prior schema and creates personal investment in the group work that follows.</w:t>
             </w:r>
           </w:p>
         </w:tc>
@@ -18228,7 +18228,7 @@
             <w:pPr>
               <w:spacing w:after="20" w:before="0"/>
             </w:pPr>
-            <w:hyperlink w:history="1" r:id="rId_fyzueen8rztvhtypvviw">
+            <w:hyperlink w:history="1" r:id="rIdfzsuh5kbddjnistc_a0u9">
               <w:r>
                 <w:rPr>
                   <w:rFonts w:ascii="Arial" w:cs="Arial" w:eastAsia="Arial" w:hAnsi="Arial"/>
@@ -18261,7 +18261,7 @@
               <w:spacing w:after="10" w:before="0"/>
               <w:ind w:left="120"/>
             </w:pPr>
-            <w:hyperlink w:history="1" r:id="rIdllgb9ao6cclk-qicyysph">
+            <w:hyperlink w:history="1" r:id="rIdrbvnomch7i36h88-tm-3l">
               <w:r>
                 <w:rPr>
                   <w:rFonts w:ascii="Arial" w:cs="Arial" w:eastAsia="Arial" w:hAnsi="Arial"/>
@@ -18306,7 +18306,7 @@
             <w:pPr>
               <w:spacing w:after="20" w:before="0"/>
             </w:pPr>
-            <w:hyperlink w:history="1" r:id="rIdrbg39urjaov66lnurcyg6">
+            <w:hyperlink w:history="1" r:id="rIdn1qzrw_tcrdvtkudrxsos">
               <w:r>
                 <w:rPr>
                   <w:rFonts w:ascii="Arial" w:cs="Arial" w:eastAsia="Arial" w:hAnsi="Arial"/>
@@ -18339,7 +18339,7 @@
               <w:spacing w:after="10" w:before="0"/>
               <w:ind w:left="120"/>
             </w:pPr>
-            <w:hyperlink w:history="1" r:id="rIdwzqrwou-du7ux7_gvspvh">
+            <w:hyperlink w:history="1" r:id="rIdx9fnxk3cuk_a6yppwvrbv">
               <w:r>
                 <w:rPr>
                   <w:rFonts w:ascii="Arial" w:cs="Arial" w:eastAsia="Arial" w:hAnsi="Arial"/>
@@ -18534,7 +18534,7 @@
             <w:pPr>
               <w:spacing w:after="20" w:before="0"/>
             </w:pPr>
-            <w:hyperlink w:history="1" r:id="rIdn5qzmbymupiavlkw-j-db">
+            <w:hyperlink w:history="1" r:id="rIdn7psqub_uonhtxxw4oogl">
               <w:r>
                 <w:rPr>
                   <w:rFonts w:ascii="Arial" w:cs="Arial" w:eastAsia="Arial" w:hAnsi="Arial"/>
@@ -18567,7 +18567,7 @@
               <w:spacing w:after="10" w:before="0"/>
               <w:ind w:left="120"/>
             </w:pPr>
-            <w:hyperlink w:history="1" r:id="rId958khmxgr-t9vkqp-oehw">
+            <w:hyperlink w:history="1" r:id="rIdrld_tjnoroyt7jao4kkh6">
               <w:r>
                 <w:rPr>
                   <w:rFonts w:ascii="Arial" w:cs="Arial" w:eastAsia="Arial" w:hAnsi="Arial"/>
@@ -18612,7 +18612,7 @@
             <w:pPr>
               <w:spacing w:after="20" w:before="0"/>
             </w:pPr>
-            <w:hyperlink w:history="1" r:id="rId0oadnq7fld5a83puapwzq">
+            <w:hyperlink w:history="1" r:id="rIdpabfsdngb36gkby4ltrxd">
               <w:r>
                 <w:rPr>
                   <w:rFonts w:ascii="Arial" w:cs="Arial" w:eastAsia="Arial" w:hAnsi="Arial"/>
@@ -18645,7 +18645,7 @@
               <w:spacing w:after="10" w:before="0"/>
               <w:ind w:left="120"/>
             </w:pPr>
-            <w:hyperlink w:history="1" r:id="rIdtzkuvqzch-d8ur8pmspfg">
+            <w:hyperlink w:history="1" r:id="rIdg8tenso-7pim-ycb3iya9">
               <w:r>
                 <w:rPr>
                   <w:rFonts w:ascii="Arial" w:cs="Arial" w:eastAsia="Arial" w:hAnsi="Arial"/>
@@ -18840,7 +18840,7 @@
             <w:pPr>
               <w:spacing w:after="20" w:before="0"/>
             </w:pPr>
-            <w:hyperlink w:history="1" r:id="rIdj6nssrnlagehghracldb6">
+            <w:hyperlink w:history="1" r:id="rIdqwcvxbo0371epr0jq2qbm">
               <w:r>
                 <w:rPr>
                   <w:rFonts w:ascii="Arial" w:cs="Arial" w:eastAsia="Arial" w:hAnsi="Arial"/>
@@ -18873,7 +18873,7 @@
               <w:spacing w:after="10" w:before="0"/>
               <w:ind w:left="120"/>
             </w:pPr>
-            <w:hyperlink w:history="1" r:id="rIdiipi_hjfk0sfwokgw7iny">
+            <w:hyperlink w:history="1" r:id="rIdkauptwl9tsm1qo-kczpag">
               <w:r>
                 <w:rPr>
                   <w:rFonts w:ascii="Arial" w:cs="Arial" w:eastAsia="Arial" w:hAnsi="Arial"/>
@@ -18918,7 +18918,7 @@
             <w:pPr>
               <w:spacing w:after="20" w:before="0"/>
             </w:pPr>
-            <w:hyperlink w:history="1" r:id="rId28worq52np-21-_g0nbl5">
+            <w:hyperlink w:history="1" r:id="rIdghigyb_rk8xh5dhsv-hgd">
               <w:r>
                 <w:rPr>
                   <w:rFonts w:ascii="Arial" w:cs="Arial" w:eastAsia="Arial" w:hAnsi="Arial"/>
@@ -18951,7 +18951,7 @@
               <w:spacing w:after="10" w:before="0"/>
               <w:ind w:left="120"/>
             </w:pPr>
-            <w:hyperlink w:history="1" r:id="rIdnhyidap_9oukaq0iwcgez">
+            <w:hyperlink w:history="1" r:id="rIdp4ev2msiwwo0fltbsehlr">
               <w:r>
                 <w:rPr>
                   <w:rFonts w:ascii="Arial" w:cs="Arial" w:eastAsia="Arial" w:hAnsi="Arial"/>
@@ -18993,7 +18993,7 @@
                 <w:sz w:val="18"/>
                 <w:szCs w:val="18"/>
               </w:rPr>
-              <w:t xml:space="preserve">The class revisits the Driving Question Board that has been built across Lessons 1–5. Each learner receives two sticky notes: one GREEN ('I can now explain…') and one ORANGE ('I still wonder…'). Learners write their notes individually (2 minutes), then one representative from each group places their group's GREEN note under the relevant column on the DQB (Cone, Cylinder, Frustum, or General Pattern). The teacher reads aloud three selected GREEN notes and two ORANGE notes, and the class votes (thumbs up/sideways/down) on whether each GREEN note fully answers part of the driving question. ORANGE notes are stored for Lesson 7 (surface area and design optimisation).</w:t>
+              <w:t xml:space="preserve">The class revisits the Driving Question Board that has been built across Lessons 1–5. Each learner receives two sticky notes: one GREEN ('I can now explain…') and one ORANGE ('I still wonder…'). Learners write their notes individually (2 minutes), then one representative from each group places their group's GREEN note under the relevant column on the DQB (Cone, Cylinder, Frustum, or General Pattern). The teacher reads aloud three selected GREEN notes and two ORANGE notes, and the class votes (thumbs up/sideways/down) on whether each GREEN note fully answers part of the driving question. ORANGE notes are stored for Lesson 7 (model making and measurement).</w:t>
             </w:r>
           </w:p>
         </w:tc>
@@ -19146,7 +19146,7 @@
             <w:pPr>
               <w:spacing w:after="20" w:before="0"/>
             </w:pPr>
-            <w:hyperlink w:history="1" r:id="rId8mmeh6aao3tjhj0zckckg">
+            <w:hyperlink w:history="1" r:id="rIdyoljb5oftrb5bb9mmwqdv">
               <w:r>
                 <w:rPr>
                   <w:rFonts w:ascii="Arial" w:cs="Arial" w:eastAsia="Arial" w:hAnsi="Arial"/>
@@ -19179,7 +19179,7 @@
               <w:spacing w:after="10" w:before="0"/>
               <w:ind w:left="120"/>
             </w:pPr>
-            <w:hyperlink w:history="1" r:id="rIdedxzecc_advx92thae-qw">
+            <w:hyperlink w:history="1" r:id="rIdkjjr6_aoajwrteqncnkhi">
               <w:r>
                 <w:rPr>
                   <w:rFonts w:ascii="Arial" w:cs="Arial" w:eastAsia="Arial" w:hAnsi="Arial"/>
@@ -19224,7 +19224,7 @@
             <w:pPr>
               <w:spacing w:after="20" w:before="0"/>
             </w:pPr>
-            <w:hyperlink w:history="1" r:id="rIdr1fvvywafx4i1ui-u_ttf">
+            <w:hyperlink w:history="1" r:id="rIdfiqsmmkf_cx4nqlj3bjxr">
               <w:r>
                 <w:rPr>
                   <w:rFonts w:ascii="Arial" w:cs="Arial" w:eastAsia="Arial" w:hAnsi="Arial"/>
@@ -19257,7 +19257,7 @@
               <w:spacing w:after="10" w:before="0"/>
               <w:ind w:left="120"/>
             </w:pPr>
-            <w:hyperlink w:history="1" r:id="rIdrlrlmrhf_w7edbhurdhvw">
+            <w:hyperlink w:history="1" r:id="rIdchkamgaqcfs7n32kwgtbb">
               <w:r>
                 <w:rPr>
                   <w:rFonts w:ascii="Arial" w:cs="Arial" w:eastAsia="Arial" w:hAnsi="Arial"/>
@@ -19769,7 +19769,7 @@
         </w:rPr>
         <w:t xml:space="preserve">© 2026 SeaVuria and ARES. Aligned with KICD objectives. Developed by SeaVuria; technical implementation by ARES (with AI assistance from Claude). Licensed under </w:t>
       </w:r>
-      <w:hyperlink w:history="1" r:id="rIdhkcaiklh0n7yxwxi6h7ho">
+      <w:hyperlink w:history="1" r:id="rIdgczct3oqn0fefuk3wrut2">
         <w:r>
           <w:rPr>
             <w:rFonts w:ascii="Arial" w:cs="Arial" w:eastAsia="Arial" w:hAnsi="Arial"/>
@@ -19790,7 +19790,7 @@
         </w:rPr>
         <w:t xml:space="preserve"> (</w:t>
       </w:r>
-      <w:hyperlink w:history="1" r:id="rId5zramzoks4zi-cyfkfik7">
+      <w:hyperlink w:history="1" r:id="rId4mnhjsdktortpndmmoqlt">
         <w:r>
           <w:rPr>
             <w:rFonts w:ascii="Arial" w:cs="Arial" w:eastAsia="Arial" w:hAnsi="Arial"/>
@@ -20803,7 +20803,7 @@
             <w:pPr>
               <w:spacing w:after="20" w:before="0"/>
             </w:pPr>
-            <w:hyperlink w:history="1" r:id="rId6-6ksuiw6yv4nt82aokoy">
+            <w:hyperlink w:history="1" r:id="rIdiwnesofucffbnignb9geh">
               <w:r>
                 <w:rPr>
                   <w:rFonts w:ascii="Arial" w:cs="Arial" w:eastAsia="Arial" w:hAnsi="Arial"/>
@@ -20836,7 +20836,7 @@
               <w:spacing w:after="10" w:before="0"/>
               <w:ind w:left="120"/>
             </w:pPr>
-            <w:hyperlink w:history="1" r:id="rIdzcrd8fmgdjvx1xdw4lucb">
+            <w:hyperlink w:history="1" r:id="rId-ktw1qgswi1pmrhit7afx">
               <w:r>
                 <w:rPr>
                   <w:rFonts w:ascii="Arial" w:cs="Arial" w:eastAsia="Arial" w:hAnsi="Arial"/>
@@ -20881,7 +20881,7 @@
             <w:pPr>
               <w:spacing w:after="20" w:before="0"/>
             </w:pPr>
-            <w:hyperlink w:history="1" r:id="rIdofguspaf9or0r4prcsoae">
+            <w:hyperlink w:history="1" r:id="rId4izz28ibjzjpy3_gqxj4w">
               <w:r>
                 <w:rPr>
                   <w:rFonts w:ascii="Arial" w:cs="Arial" w:eastAsia="Arial" w:hAnsi="Arial"/>
@@ -20914,7 +20914,7 @@
               <w:spacing w:after="10" w:before="0"/>
               <w:ind w:left="120"/>
             </w:pPr>
-            <w:hyperlink w:history="1" r:id="rIdqjlzwjssp3jou6rywchbb">
+            <w:hyperlink w:history="1" r:id="rIdoc4ypovvya5hirmnau2d9">
               <w:r>
                 <w:rPr>
                   <w:rFonts w:ascii="Arial" w:cs="Arial" w:eastAsia="Arial" w:hAnsi="Arial"/>
@@ -21109,7 +21109,7 @@
             <w:pPr>
               <w:spacing w:after="20" w:before="0"/>
             </w:pPr>
-            <w:hyperlink w:history="1" r:id="rIdo92ahmb5sj-0leycy2edk">
+            <w:hyperlink w:history="1" r:id="rIdynceqvvj5hjcgwsz_ewep">
               <w:r>
                 <w:rPr>
                   <w:rFonts w:ascii="Arial" w:cs="Arial" w:eastAsia="Arial" w:hAnsi="Arial"/>
@@ -21142,7 +21142,7 @@
               <w:spacing w:after="10" w:before="0"/>
               <w:ind w:left="120"/>
             </w:pPr>
-            <w:hyperlink w:history="1" r:id="rIdv7pxyyuwjdhdahvptyigx">
+            <w:hyperlink w:history="1" r:id="rIdm8vz4y9abinoyct7p4rmy">
               <w:r>
                 <w:rPr>
                   <w:rFonts w:ascii="Arial" w:cs="Arial" w:eastAsia="Arial" w:hAnsi="Arial"/>
@@ -21187,7 +21187,7 @@
             <w:pPr>
               <w:spacing w:after="20" w:before="0"/>
             </w:pPr>
-            <w:hyperlink w:history="1" r:id="rId13ldubotghrfnfuheqhk9">
+            <w:hyperlink w:history="1" r:id="rIddodcgxstzyrrwkvr5bj5l">
               <w:r>
                 <w:rPr>
                   <w:rFonts w:ascii="Arial" w:cs="Arial" w:eastAsia="Arial" w:hAnsi="Arial"/>
@@ -21220,7 +21220,7 @@
               <w:spacing w:after="10" w:before="0"/>
               <w:ind w:left="120"/>
             </w:pPr>
-            <w:hyperlink w:history="1" r:id="rIdb7dtamn9uvxdczaixzmhu">
+            <w:hyperlink w:history="1" r:id="rIdlsaup3iqnoba5ydwbfxsy">
               <w:r>
                 <w:rPr>
                   <w:rFonts w:ascii="Arial" w:cs="Arial" w:eastAsia="Arial" w:hAnsi="Arial"/>
@@ -21415,7 +21415,7 @@
             <w:pPr>
               <w:spacing w:after="20" w:before="0"/>
             </w:pPr>
-            <w:hyperlink w:history="1" r:id="rIdgtalgmcob9dvzo2grb8_f">
+            <w:hyperlink w:history="1" r:id="rIdnn726cv-pgjesbz0z-kk9">
               <w:r>
                 <w:rPr>
                   <w:rFonts w:ascii="Arial" w:cs="Arial" w:eastAsia="Arial" w:hAnsi="Arial"/>
@@ -21448,7 +21448,7 @@
               <w:spacing w:after="10" w:before="0"/>
               <w:ind w:left="120"/>
             </w:pPr>
-            <w:hyperlink w:history="1" r:id="rIdip7z3fquantxcm6zlndmi">
+            <w:hyperlink w:history="1" r:id="rIdv8n2lzdgofiwu6y6nptmr">
               <w:r>
                 <w:rPr>
                   <w:rFonts w:ascii="Arial" w:cs="Arial" w:eastAsia="Arial" w:hAnsi="Arial"/>
@@ -21493,7 +21493,7 @@
             <w:pPr>
               <w:spacing w:after="20" w:before="0"/>
             </w:pPr>
-            <w:hyperlink w:history="1" r:id="rIdhs2k1llxeds9apryciy5r">
+            <w:hyperlink w:history="1" r:id="rIduradzbmnjrliiqhlzixz1">
               <w:r>
                 <w:rPr>
                   <w:rFonts w:ascii="Arial" w:cs="Arial" w:eastAsia="Arial" w:hAnsi="Arial"/>
@@ -21526,7 +21526,7 @@
               <w:spacing w:after="10" w:before="0"/>
               <w:ind w:left="120"/>
             </w:pPr>
-            <w:hyperlink w:history="1" r:id="rIdtj2nctihiout4kmxeyvn8">
+            <w:hyperlink w:history="1" r:id="rId04mnmqvyjaby3bzwquv-n">
               <w:r>
                 <w:rPr>
                   <w:rFonts w:ascii="Arial" w:cs="Arial" w:eastAsia="Arial" w:hAnsi="Arial"/>
@@ -21721,7 +21721,7 @@
             <w:pPr>
               <w:spacing w:after="20" w:before="0"/>
             </w:pPr>
-            <w:hyperlink w:history="1" r:id="rIdo3dlxpec_wzxy-asnsqym">
+            <w:hyperlink w:history="1" r:id="rIdfqyqtaggcgtgdmdbwzccq">
               <w:r>
                 <w:rPr>
                   <w:rFonts w:ascii="Arial" w:cs="Arial" w:eastAsia="Arial" w:hAnsi="Arial"/>
@@ -21754,7 +21754,7 @@
               <w:spacing w:after="10" w:before="0"/>
               <w:ind w:left="120"/>
             </w:pPr>
-            <w:hyperlink w:history="1" r:id="rIdo9rtmayt2iofsmxnm-pne">
+            <w:hyperlink w:history="1" r:id="rIdjbz-wva3-t8mjl1coeecz">
               <w:r>
                 <w:rPr>
                   <w:rFonts w:ascii="Arial" w:cs="Arial" w:eastAsia="Arial" w:hAnsi="Arial"/>
@@ -21799,7 +21799,7 @@
             <w:pPr>
               <w:spacing w:after="20" w:before="0"/>
             </w:pPr>
-            <w:hyperlink w:history="1" r:id="rIdsrywqkvp4yfbdsulgaqmv">
+            <w:hyperlink w:history="1" r:id="rIdoyim5p6lg_ptozzkfergz">
               <w:r>
                 <w:rPr>
                   <w:rFonts w:ascii="Arial" w:cs="Arial" w:eastAsia="Arial" w:hAnsi="Arial"/>
@@ -21832,7 +21832,7 @@
               <w:spacing w:after="10" w:before="0"/>
               <w:ind w:left="120"/>
             </w:pPr>
-            <w:hyperlink w:history="1" r:id="rIdsgkq6a8z4eufotpdzgyfm">
+            <w:hyperlink w:history="1" r:id="rId8uu1jojb_clmuwg1zngdf">
               <w:r>
                 <w:rPr>
                   <w:rFonts w:ascii="Arial" w:cs="Arial" w:eastAsia="Arial" w:hAnsi="Arial"/>
@@ -22027,7 +22027,7 @@
             <w:pPr>
               <w:spacing w:after="20" w:before="0"/>
             </w:pPr>
-            <w:hyperlink w:history="1" r:id="rIdvqr7xlkb1sob2yi-m_oe0">
+            <w:hyperlink w:history="1" r:id="rIdv9vxi_xvgcgg71gwmcilk">
               <w:r>
                 <w:rPr>
                   <w:rFonts w:ascii="Arial" w:cs="Arial" w:eastAsia="Arial" w:hAnsi="Arial"/>
@@ -22076,7 +22076,7 @@
               <w:spacing w:after="10" w:before="0"/>
               <w:ind w:left="120"/>
             </w:pPr>
-            <w:hyperlink w:history="1" r:id="rIdf7mvk4n-n3zeqabxu3nnd">
+            <w:hyperlink w:history="1" r:id="rIds9quwdgmxevw3xdbwris-">
               <w:r>
                 <w:rPr>
                   <w:rFonts w:ascii="Arial" w:cs="Arial" w:eastAsia="Arial" w:hAnsi="Arial"/>
@@ -22121,7 +22121,7 @@
             <w:pPr>
               <w:spacing w:after="20" w:before="0"/>
             </w:pPr>
-            <w:hyperlink w:history="1" r:id="rIdxv-cpq4y8hyuivufnrej0">
+            <w:hyperlink w:history="1" r:id="rIdgfo6nd5ovtdi26zj_in43">
               <w:r>
                 <w:rPr>
                   <w:rFonts w:ascii="Arial" w:cs="Arial" w:eastAsia="Arial" w:hAnsi="Arial"/>
@@ -22154,7 +22154,7 @@
               <w:spacing w:after="10" w:before="0"/>
               <w:ind w:left="120"/>
             </w:pPr>
-            <w:hyperlink w:history="1" r:id="rIdkpiq2otwchd9kusw22kdk">
+            <w:hyperlink w:history="1" r:id="rIdpmp6sj7bhmbvxqij0rwrt">
               <w:r>
                 <w:rPr>
                   <w:rFonts w:ascii="Arial" w:cs="Arial" w:eastAsia="Arial" w:hAnsi="Arial"/>
@@ -22666,7 +22666,7 @@
         </w:rPr>
         <w:t xml:space="preserve">© 2026 SeaVuria and ARES. Aligned with KICD objectives. Developed by SeaVuria; technical implementation by ARES (with AI assistance from Claude). Licensed under </w:t>
       </w:r>
-      <w:hyperlink w:history="1" r:id="rIdgpddglrjf9-09n9nfnifc">
+      <w:hyperlink w:history="1" r:id="rIdgmuj_zlolafle1tslor1c">
         <w:r>
           <w:rPr>
             <w:rFonts w:ascii="Arial" w:cs="Arial" w:eastAsia="Arial" w:hAnsi="Arial"/>
@@ -22687,7 +22687,7 @@
         </w:rPr>
         <w:t xml:space="preserve"> (</w:t>
       </w:r>
-      <w:hyperlink w:history="1" r:id="rIdb72d-lnmzz5-umd9la-8t">
+      <w:hyperlink w:history="1" r:id="rId5lo1xcugvncgliw_uejcr">
         <w:r>
           <w:rPr>
             <w:rFonts w:ascii="Arial" w:cs="Arial" w:eastAsia="Arial" w:hAnsi="Arial"/>
@@ -23700,7 +23700,7 @@
             <w:pPr>
               <w:spacing w:after="20" w:before="0"/>
             </w:pPr>
-            <w:hyperlink w:history="1" r:id="rIdmnbl5nloqqderjxvl9td5">
+            <w:hyperlink w:history="1" r:id="rIdp4k2sg6n1mvb2-7tguqxi">
               <w:r>
                 <w:rPr>
                   <w:rFonts w:ascii="Arial" w:cs="Arial" w:eastAsia="Arial" w:hAnsi="Arial"/>
@@ -23733,7 +23733,7 @@
               <w:spacing w:after="10" w:before="0"/>
               <w:ind w:left="120"/>
             </w:pPr>
-            <w:hyperlink w:history="1" r:id="rIdrj1p6tlnvdhdgk4bv4xrb">
+            <w:hyperlink w:history="1" r:id="rId2xtnpc4mb5uhmksbgwq9e">
               <w:r>
                 <w:rPr>
                   <w:rFonts w:ascii="Arial" w:cs="Arial" w:eastAsia="Arial" w:hAnsi="Arial"/>
@@ -23778,7 +23778,7 @@
             <w:pPr>
               <w:spacing w:after="20" w:before="0"/>
             </w:pPr>
-            <w:hyperlink w:history="1" r:id="rIdkgq-izlygtkl3fz8rl_1m">
+            <w:hyperlink w:history="1" r:id="rIdvinuynwdlq61msjb6xnfz">
               <w:r>
                 <w:rPr>
                   <w:rFonts w:ascii="Arial" w:cs="Arial" w:eastAsia="Arial" w:hAnsi="Arial"/>
@@ -23811,7 +23811,7 @@
               <w:spacing w:after="10" w:before="0"/>
               <w:ind w:left="120"/>
             </w:pPr>
-            <w:hyperlink w:history="1" r:id="rIdsqncntusd9co6kk_tnqbj">
+            <w:hyperlink w:history="1" r:id="rIdxlruihj_2nna4wyyxpwco">
               <w:r>
                 <w:rPr>
                   <w:rFonts w:ascii="Arial" w:cs="Arial" w:eastAsia="Arial" w:hAnsi="Arial"/>
@@ -24006,7 +24006,7 @@
             <w:pPr>
               <w:spacing w:after="20" w:before="0"/>
             </w:pPr>
-            <w:hyperlink w:history="1" r:id="rIdnowjf8kwj3y6klb7ddvhc">
+            <w:hyperlink w:history="1" r:id="rIdewuk6bpzceiadbxeyr7ff">
               <w:r>
                 <w:rPr>
                   <w:rFonts w:ascii="Arial" w:cs="Arial" w:eastAsia="Arial" w:hAnsi="Arial"/>
@@ -24039,7 +24039,7 @@
               <w:spacing w:after="10" w:before="0"/>
               <w:ind w:left="120"/>
             </w:pPr>
-            <w:hyperlink w:history="1" r:id="rIdxhjxintygww_q7jsvnjpk">
+            <w:hyperlink w:history="1" r:id="rIdgqb_zv9yly86vrhelqj5r">
               <w:r>
                 <w:rPr>
                   <w:rFonts w:ascii="Arial" w:cs="Arial" w:eastAsia="Arial" w:hAnsi="Arial"/>
@@ -24084,7 +24084,7 @@
             <w:pPr>
               <w:spacing w:after="20" w:before="0"/>
             </w:pPr>
-            <w:hyperlink w:history="1" r:id="rIdlowdrd5ipf6nloutt0-lh">
+            <w:hyperlink w:history="1" r:id="rIdzdllgk6i6fx7x-6fmttbs">
               <w:r>
                 <w:rPr>
                   <w:rFonts w:ascii="Arial" w:cs="Arial" w:eastAsia="Arial" w:hAnsi="Arial"/>
@@ -24117,7 +24117,7 @@
               <w:spacing w:after="10" w:before="0"/>
               <w:ind w:left="120"/>
             </w:pPr>
-            <w:hyperlink w:history="1" r:id="rIdglngmliyrguaryeo5go1c">
+            <w:hyperlink w:history="1" r:id="rIdrstoilrq96liwt_69sg6s">
               <w:r>
                 <w:rPr>
                   <w:rFonts w:ascii="Arial" w:cs="Arial" w:eastAsia="Arial" w:hAnsi="Arial"/>
@@ -24312,7 +24312,7 @@
             <w:pPr>
               <w:spacing w:after="20" w:before="0"/>
             </w:pPr>
-            <w:hyperlink w:history="1" r:id="rId_nzwj6lncrud-a8fjywa5">
+            <w:hyperlink w:history="1" r:id="rIdoi1r9z_dvmfnbaxgstexv">
               <w:r>
                 <w:rPr>
                   <w:rFonts w:ascii="Arial" w:cs="Arial" w:eastAsia="Arial" w:hAnsi="Arial"/>
@@ -24345,7 +24345,7 @@
               <w:spacing w:after="10" w:before="0"/>
               <w:ind w:left="120"/>
             </w:pPr>
-            <w:hyperlink w:history="1" r:id="rIdrvdciqod4avg4edabonjg">
+            <w:hyperlink w:history="1" r:id="rId_4w6rnsldsyfaids-umac">
               <w:r>
                 <w:rPr>
                   <w:rFonts w:ascii="Arial" w:cs="Arial" w:eastAsia="Arial" w:hAnsi="Arial"/>
@@ -24390,7 +24390,7 @@
             <w:pPr>
               <w:spacing w:after="20" w:before="0"/>
             </w:pPr>
-            <w:hyperlink w:history="1" r:id="rId6wic2uibgzke4gjqhqli-">
+            <w:hyperlink w:history="1" r:id="rIdmopumrvegajigsrtn0bcx">
               <w:r>
                 <w:rPr>
                   <w:rFonts w:ascii="Arial" w:cs="Arial" w:eastAsia="Arial" w:hAnsi="Arial"/>
@@ -24423,7 +24423,7 @@
               <w:spacing w:after="10" w:before="0"/>
               <w:ind w:left="120"/>
             </w:pPr>
-            <w:hyperlink w:history="1" r:id="rIdoybuhgfeagsf9wcwualmf">
+            <w:hyperlink w:history="1" r:id="rIdoblftmou9hq5m53-h3ety">
               <w:r>
                 <w:rPr>
                   <w:rFonts w:ascii="Arial" w:cs="Arial" w:eastAsia="Arial" w:hAnsi="Arial"/>
@@ -24618,7 +24618,7 @@
             <w:pPr>
               <w:spacing w:after="20" w:before="0"/>
             </w:pPr>
-            <w:hyperlink w:history="1" r:id="rIdjwggawlpf034attaalgk7">
+            <w:hyperlink w:history="1" r:id="rIdginjhduyvhnifnpzbz4t9">
               <w:r>
                 <w:rPr>
                   <w:rFonts w:ascii="Arial" w:cs="Arial" w:eastAsia="Arial" w:hAnsi="Arial"/>
@@ -24651,7 +24651,7 @@
               <w:spacing w:after="10" w:before="0"/>
               <w:ind w:left="120"/>
             </w:pPr>
-            <w:hyperlink w:history="1" r:id="rIdzpxdsypqz3-f4ncw3j_p6">
+            <w:hyperlink w:history="1" r:id="rIdydxyxdnfuy0yh0xmfqoa8">
               <w:r>
                 <w:rPr>
                   <w:rFonts w:ascii="Arial" w:cs="Arial" w:eastAsia="Arial" w:hAnsi="Arial"/>
@@ -24696,7 +24696,7 @@
             <w:pPr>
               <w:spacing w:after="20" w:before="0"/>
             </w:pPr>
-            <w:hyperlink w:history="1" r:id="rIdsqy2boqn3g1cgardgbqh3">
+            <w:hyperlink w:history="1" r:id="rIdv5otrnucpexb4nrecu6br">
               <w:r>
                 <w:rPr>
                   <w:rFonts w:ascii="Arial" w:cs="Arial" w:eastAsia="Arial" w:hAnsi="Arial"/>
@@ -24729,7 +24729,7 @@
               <w:spacing w:after="10" w:before="0"/>
               <w:ind w:left="120"/>
             </w:pPr>
-            <w:hyperlink w:history="1" r:id="rIdwf7tbwcms4h-bktjyy2bf">
+            <w:hyperlink w:history="1" r:id="rId_jx1868ma8uekjmdugamz">
               <w:r>
                 <w:rPr>
                   <w:rFonts w:ascii="Arial" w:cs="Arial" w:eastAsia="Arial" w:hAnsi="Arial"/>
@@ -24924,7 +24924,7 @@
             <w:pPr>
               <w:spacing w:after="20" w:before="0"/>
             </w:pPr>
-            <w:hyperlink w:history="1" r:id="rIdugf-hocfqc_smmueuygdx">
+            <w:hyperlink w:history="1" r:id="rIdnoywhxuqgxv7iqafhhix4">
               <w:r>
                 <w:rPr>
                   <w:rFonts w:ascii="Arial" w:cs="Arial" w:eastAsia="Arial" w:hAnsi="Arial"/>
@@ -24957,7 +24957,7 @@
               <w:spacing w:after="10" w:before="0"/>
               <w:ind w:left="120"/>
             </w:pPr>
-            <w:hyperlink w:history="1" r:id="rIdaemh_xld4ybmwe6cn1jvc">
+            <w:hyperlink w:history="1" r:id="rId_z8w-p68hbcxdm2fsyrff">
               <w:r>
                 <w:rPr>
                   <w:rFonts w:ascii="Arial" w:cs="Arial" w:eastAsia="Arial" w:hAnsi="Arial"/>
@@ -25002,7 +25002,7 @@
             <w:pPr>
               <w:spacing w:after="20" w:before="0"/>
             </w:pPr>
-            <w:hyperlink w:history="1" r:id="rIdfwmwygk4njxsteyraak2y">
+            <w:hyperlink w:history="1" r:id="rIdpdvex0lgt0bxqbe2dtrjf">
               <w:r>
                 <w:rPr>
                   <w:rFonts w:ascii="Arial" w:cs="Arial" w:eastAsia="Arial" w:hAnsi="Arial"/>
@@ -25035,7 +25035,7 @@
               <w:spacing w:after="10" w:before="0"/>
               <w:ind w:left="120"/>
             </w:pPr>
-            <w:hyperlink w:history="1" r:id="rId1r1tc49aedtg81m2smvk8">
+            <w:hyperlink w:history="1" r:id="rIdmthomwfxeghzvrvlnhnsy">
               <w:r>
                 <w:rPr>
                   <w:rFonts w:ascii="Arial" w:cs="Arial" w:eastAsia="Arial" w:hAnsi="Arial"/>
@@ -25775,7 +25775,7 @@
         </w:rPr>
         <w:t xml:space="preserve">© 2026 SeaVuria and ARES. Aligned with KICD objectives. Developed by SeaVuria; technical implementation by ARES (with AI assistance from Claude). Licensed under </w:t>
       </w:r>
-      <w:hyperlink w:history="1" r:id="rIdspcj4ds0qco0n3z7ks6bh">
+      <w:hyperlink w:history="1" r:id="rIdg2q873kpxebxrcp0sdab3">
         <w:r>
           <w:rPr>
             <w:rFonts w:ascii="Arial" w:cs="Arial" w:eastAsia="Arial" w:hAnsi="Arial"/>
@@ -25796,7 +25796,7 @@
         </w:rPr>
         <w:t xml:space="preserve"> (</w:t>
       </w:r>
-      <w:hyperlink w:history="1" r:id="rIdmx-0rtnnepu1v1m6x9gjy">
+      <w:hyperlink w:history="1" r:id="rIdjlcgyy05fxf-tmuidoj7g">
         <w:r>
           <w:rPr>
             <w:rFonts w:ascii="Arial" w:cs="Arial" w:eastAsia="Arial" w:hAnsi="Arial"/>

--- a/data/outputs/v2/Essential_Mathematics/SS2.7_Volume_and_Capacity/Essential_Mathematics_Volume_and_Capacity_CBE_LessonSequence.docx
+++ b/data/outputs/v2/Essential_Mathematics/SS2.7_Volume_and_Capacity/Essential_Mathematics_Volume_and_Capacity_CBE_LessonSequence.docx
@@ -2166,7 +2166,7 @@
         </w:rPr>
         <w:t xml:space="preserve">© 2026 SeaVuria and ARES. This work is licensed under a </w:t>
       </w:r>
-      <w:hyperlink w:history="1" r:id="rIdilfqmktua1oos7sqnhfia">
+      <w:hyperlink w:history="1" r:id="rIdotdupi3jinllr8vn0knrc">
         <w:r>
           <w:rPr>
             <w:rFonts w:ascii="Arial" w:cs="Arial" w:eastAsia="Arial" w:hAnsi="Arial"/>
@@ -2186,7 +2186,7 @@
         </w:rPr>
         <w:t xml:space="preserve"> (</w:t>
       </w:r>
-      <w:hyperlink w:history="1" r:id="rIddixpzma9qtihdoduejejx">
+      <w:hyperlink w:history="1" r:id="rIdl86tef72u7vudhznhkjmq">
         <w:r>
           <w:rPr>
             <w:rFonts w:ascii="Arial" w:cs="Arial" w:eastAsia="Arial" w:hAnsi="Arial"/>
@@ -2206,7 +2206,7 @@
         </w:rPr>
         <w:t xml:space="preserve">). To view a copy of this license, visit </w:t>
       </w:r>
-      <w:hyperlink w:history="1" r:id="rId9tkps-4duzex3tyyv_be-">
+      <w:hyperlink w:history="1" r:id="rIdvp6kbdns3gwkofjnmv0af">
         <w:r>
           <w:rPr>
             <w:rFonts w:ascii="Arial" w:cs="Arial" w:eastAsia="Arial" w:hAnsi="Arial"/>
@@ -3218,7 +3218,7 @@
             <w:pPr>
               <w:spacing w:after="20" w:before="0"/>
             </w:pPr>
-            <w:hyperlink w:history="1" r:id="rIdygyqdtad9jgvirfbs1c2y">
+            <w:hyperlink w:history="1" r:id="rIdou-ymd0jrzdq0fq42igvz">
               <w:r>
                 <w:rPr>
                   <w:rFonts w:ascii="Arial" w:cs="Arial" w:eastAsia="Arial" w:hAnsi="Arial"/>
@@ -3251,7 +3251,7 @@
               <w:spacing w:after="10" w:before="0"/>
               <w:ind w:left="120"/>
             </w:pPr>
-            <w:hyperlink w:history="1" r:id="rIdezoobdjj43ocax2hmois6">
+            <w:hyperlink w:history="1" r:id="rIdknzjqjlsgjakkzbb4xfsn">
               <w:r>
                 <w:rPr>
                   <w:rFonts w:ascii="Arial" w:cs="Arial" w:eastAsia="Arial" w:hAnsi="Arial"/>
@@ -3296,7 +3296,7 @@
             <w:pPr>
               <w:spacing w:after="20" w:before="0"/>
             </w:pPr>
-            <w:hyperlink w:history="1" r:id="rIdut1vjgwyaojf66q0pp5y7">
+            <w:hyperlink w:history="1" r:id="rIdpwcftkleozysqgkwj-1mg">
               <w:r>
                 <w:rPr>
                   <w:rFonts w:ascii="Arial" w:cs="Arial" w:eastAsia="Arial" w:hAnsi="Arial"/>
@@ -3329,7 +3329,7 @@
               <w:spacing w:after="10" w:before="0"/>
               <w:ind w:left="120"/>
             </w:pPr>
-            <w:hyperlink w:history="1" r:id="rIdbu1rlzyju-onu65o3v098">
+            <w:hyperlink w:history="1" r:id="rIdo12pr0kjsoycjtjbpf-2o">
               <w:r>
                 <w:rPr>
                   <w:rFonts w:ascii="Arial" w:cs="Arial" w:eastAsia="Arial" w:hAnsi="Arial"/>
@@ -3524,7 +3524,7 @@
             <w:pPr>
               <w:spacing w:after="20" w:before="0"/>
             </w:pPr>
-            <w:hyperlink w:history="1" r:id="rIdu1ivnv93usjrmvsgxmlui">
+            <w:hyperlink w:history="1" r:id="rIdmcmhmj1fkfryrqif4ds3x">
               <w:r>
                 <w:rPr>
                   <w:rFonts w:ascii="Arial" w:cs="Arial" w:eastAsia="Arial" w:hAnsi="Arial"/>
@@ -3557,7 +3557,7 @@
               <w:spacing w:after="10" w:before="0"/>
               <w:ind w:left="120"/>
             </w:pPr>
-            <w:hyperlink w:history="1" r:id="rIdu41faht6eh-wy1o2cfrhc">
+            <w:hyperlink w:history="1" r:id="rIdazgrpirb_1vuokf7tznrz">
               <w:r>
                 <w:rPr>
                   <w:rFonts w:ascii="Arial" w:cs="Arial" w:eastAsia="Arial" w:hAnsi="Arial"/>
@@ -3602,7 +3602,7 @@
             <w:pPr>
               <w:spacing w:after="20" w:before="0"/>
             </w:pPr>
-            <w:hyperlink w:history="1" r:id="rIdgl0xiabx-dimkfhtz4yy6">
+            <w:hyperlink w:history="1" r:id="rIdn3_wjjev7plumydchfo1h">
               <w:r>
                 <w:rPr>
                   <w:rFonts w:ascii="Arial" w:cs="Arial" w:eastAsia="Arial" w:hAnsi="Arial"/>
@@ -3635,7 +3635,7 @@
               <w:spacing w:after="10" w:before="0"/>
               <w:ind w:left="120"/>
             </w:pPr>
-            <w:hyperlink w:history="1" r:id="rIdhmejkp71twh90iztymi6m">
+            <w:hyperlink w:history="1" r:id="rIds4elssemvoniil1v5iuev">
               <w:r>
                 <w:rPr>
                   <w:rFonts w:ascii="Arial" w:cs="Arial" w:eastAsia="Arial" w:hAnsi="Arial"/>
@@ -3830,7 +3830,7 @@
             <w:pPr>
               <w:spacing w:after="20" w:before="0"/>
             </w:pPr>
-            <w:hyperlink w:history="1" r:id="rIddeum0q_bz18bh0ooiesuf">
+            <w:hyperlink w:history="1" r:id="rIdyxqm78-vmew3pyz8g1sk7">
               <w:r>
                 <w:rPr>
                   <w:rFonts w:ascii="Arial" w:cs="Arial" w:eastAsia="Arial" w:hAnsi="Arial"/>
@@ -3863,7 +3863,7 @@
               <w:spacing w:after="10" w:before="0"/>
               <w:ind w:left="120"/>
             </w:pPr>
-            <w:hyperlink w:history="1" r:id="rIdnrh-qx61vcmjjd-obeixy">
+            <w:hyperlink w:history="1" r:id="rIdbmvxfi6carrstjtfz39__">
               <w:r>
                 <w:rPr>
                   <w:rFonts w:ascii="Arial" w:cs="Arial" w:eastAsia="Arial" w:hAnsi="Arial"/>
@@ -3908,7 +3908,7 @@
             <w:pPr>
               <w:spacing w:after="20" w:before="0"/>
             </w:pPr>
-            <w:hyperlink w:history="1" r:id="rIdni44dqciofxkobrannfnj">
+            <w:hyperlink w:history="1" r:id="rIdva51xrpqdgurmxiyrn2a2">
               <w:r>
                 <w:rPr>
                   <w:rFonts w:ascii="Arial" w:cs="Arial" w:eastAsia="Arial" w:hAnsi="Arial"/>
@@ -3941,7 +3941,7 @@
               <w:spacing w:after="10" w:before="0"/>
               <w:ind w:left="120"/>
             </w:pPr>
-            <w:hyperlink w:history="1" r:id="rIdkwv1_xusbdegh-ckrgwrl">
+            <w:hyperlink w:history="1" r:id="rId1typa3on-pgni64kobd_q">
               <w:r>
                 <w:rPr>
                   <w:rFonts w:ascii="Arial" w:cs="Arial" w:eastAsia="Arial" w:hAnsi="Arial"/>
@@ -4136,7 +4136,7 @@
             <w:pPr>
               <w:spacing w:after="20" w:before="0"/>
             </w:pPr>
-            <w:hyperlink w:history="1" r:id="rIda4y46gsyriifbcsgsjmha">
+            <w:hyperlink w:history="1" r:id="rIdpdnktgrc9crduq-eybzxr">
               <w:r>
                 <w:rPr>
                   <w:rFonts w:ascii="Arial" w:cs="Arial" w:eastAsia="Arial" w:hAnsi="Arial"/>
@@ -4169,7 +4169,7 @@
               <w:spacing w:after="10" w:before="0"/>
               <w:ind w:left="120"/>
             </w:pPr>
-            <w:hyperlink w:history="1" r:id="rIdxgi-5q7if5hlq9g3icegp">
+            <w:hyperlink w:history="1" r:id="rId_dp-jgutvlvxfu3egrjng">
               <w:r>
                 <w:rPr>
                   <w:rFonts w:ascii="Arial" w:cs="Arial" w:eastAsia="Arial" w:hAnsi="Arial"/>
@@ -4214,7 +4214,7 @@
             <w:pPr>
               <w:spacing w:after="20" w:before="0"/>
             </w:pPr>
-            <w:hyperlink w:history="1" r:id="rIdqagq8voqwncsicfnezoea">
+            <w:hyperlink w:history="1" r:id="rId2r_hsg9hpvu7asvfcdw37">
               <w:r>
                 <w:rPr>
                   <w:rFonts w:ascii="Arial" w:cs="Arial" w:eastAsia="Arial" w:hAnsi="Arial"/>
@@ -4247,7 +4247,7 @@
               <w:spacing w:after="10" w:before="0"/>
               <w:ind w:left="120"/>
             </w:pPr>
-            <w:hyperlink w:history="1" r:id="rIdlbzl2tpdsvtkqiykmnzvk">
+            <w:hyperlink w:history="1" r:id="rIdbsoxfqaq9jt_zlbl1cie1">
               <w:r>
                 <w:rPr>
                   <w:rFonts w:ascii="Arial" w:cs="Arial" w:eastAsia="Arial" w:hAnsi="Arial"/>
@@ -4442,7 +4442,7 @@
             <w:pPr>
               <w:spacing w:after="20" w:before="0"/>
             </w:pPr>
-            <w:hyperlink w:history="1" r:id="rIdtxdeymqv80ygfqlaxxmwg">
+            <w:hyperlink w:history="1" r:id="rIdejmwh3lmkh3ilpjk_jsjm">
               <w:r>
                 <w:rPr>
                   <w:rFonts w:ascii="Arial" w:cs="Arial" w:eastAsia="Arial" w:hAnsi="Arial"/>
@@ -4475,7 +4475,7 @@
               <w:spacing w:after="10" w:before="0"/>
               <w:ind w:left="120"/>
             </w:pPr>
-            <w:hyperlink w:history="1" r:id="rIdx6ntyqtaxndy59ervo5kt">
+            <w:hyperlink w:history="1" r:id="rIdqfnwonoqlg_a-kwrok1i4">
               <w:r>
                 <w:rPr>
                   <w:rFonts w:ascii="Arial" w:cs="Arial" w:eastAsia="Arial" w:hAnsi="Arial"/>
@@ -4520,7 +4520,7 @@
             <w:pPr>
               <w:spacing w:after="20" w:before="0"/>
             </w:pPr>
-            <w:hyperlink w:history="1" r:id="rIdlcsixxpqftowfvfe_yin4">
+            <w:hyperlink w:history="1" r:id="rIdh8m-3fqxevljtvwf2zbuj">
               <w:r>
                 <w:rPr>
                   <w:rFonts w:ascii="Arial" w:cs="Arial" w:eastAsia="Arial" w:hAnsi="Arial"/>
@@ -4553,7 +4553,7 @@
               <w:spacing w:after="10" w:before="0"/>
               <w:ind w:left="120"/>
             </w:pPr>
-            <w:hyperlink w:history="1" r:id="rIdie3c3njpsbil0sdztvohb">
+            <w:hyperlink w:history="1" r:id="rIdsuhw27hnj6ezhaevvoxhg">
               <w:r>
                 <w:rPr>
                   <w:rFonts w:ascii="Arial" w:cs="Arial" w:eastAsia="Arial" w:hAnsi="Arial"/>
@@ -5065,7 +5065,7 @@
         </w:rPr>
         <w:t xml:space="preserve">© 2026 SeaVuria and ARES. Aligned with KICD objectives. Developed by SeaVuria; technical implementation by ARES (with AI assistance from Claude). Licensed under </w:t>
       </w:r>
-      <w:hyperlink w:history="1" r:id="rIdkn8hxvaqaq5-fr77spbmh">
+      <w:hyperlink w:history="1" r:id="rIdiixioohwmz8orltudgk-f">
         <w:r>
           <w:rPr>
             <w:rFonts w:ascii="Arial" w:cs="Arial" w:eastAsia="Arial" w:hAnsi="Arial"/>
@@ -5086,7 +5086,7 @@
         </w:rPr>
         <w:t xml:space="preserve"> (</w:t>
       </w:r>
-      <w:hyperlink w:history="1" r:id="rId-6zwsdsn8bo2gvefrbn3t">
+      <w:hyperlink w:history="1" r:id="rIde72cejijh-f7c8olx9tzy">
         <w:r>
           <w:rPr>
             <w:rFonts w:ascii="Arial" w:cs="Arial" w:eastAsia="Arial" w:hAnsi="Arial"/>
@@ -6099,7 +6099,7 @@
             <w:pPr>
               <w:spacing w:after="20" w:before="0"/>
             </w:pPr>
-            <w:hyperlink w:history="1" r:id="rIdcslnrmeua5eahdemcaucp">
+            <w:hyperlink w:history="1" r:id="rIdtrvsw9fpth8r3ybntkmhc">
               <w:r>
                 <w:rPr>
                   <w:rFonts w:ascii="Arial" w:cs="Arial" w:eastAsia="Arial" w:hAnsi="Arial"/>
@@ -6132,7 +6132,7 @@
               <w:spacing w:after="10" w:before="0"/>
               <w:ind w:left="120"/>
             </w:pPr>
-            <w:hyperlink w:history="1" r:id="rIdk16zixoa6pmd7smsfhwvd">
+            <w:hyperlink w:history="1" r:id="rIdj9loscc7chaq-uyszsnid">
               <w:r>
                 <w:rPr>
                   <w:rFonts w:ascii="Arial" w:cs="Arial" w:eastAsia="Arial" w:hAnsi="Arial"/>
@@ -6177,7 +6177,7 @@
             <w:pPr>
               <w:spacing w:after="20" w:before="0"/>
             </w:pPr>
-            <w:hyperlink w:history="1" r:id="rId4m13dsctfkzew_rjzveui">
+            <w:hyperlink w:history="1" r:id="rIdyl-xdkjzzpjvgj_-i77fa">
               <w:r>
                 <w:rPr>
                   <w:rFonts w:ascii="Arial" w:cs="Arial" w:eastAsia="Arial" w:hAnsi="Arial"/>
@@ -6210,7 +6210,7 @@
               <w:spacing w:after="10" w:before="0"/>
               <w:ind w:left="120"/>
             </w:pPr>
-            <w:hyperlink w:history="1" r:id="rIddg6zekuzhhly6j12syaa4">
+            <w:hyperlink w:history="1" r:id="rIdwhpfgpehv4adihnjxmjc-">
               <w:r>
                 <w:rPr>
                   <w:rFonts w:ascii="Arial" w:cs="Arial" w:eastAsia="Arial" w:hAnsi="Arial"/>
@@ -6405,7 +6405,7 @@
             <w:pPr>
               <w:spacing w:after="20" w:before="0"/>
             </w:pPr>
-            <w:hyperlink w:history="1" r:id="rId2h9vmzwd9_gcb6zwa8yfz">
+            <w:hyperlink w:history="1" r:id="rId4qobfopl84aaduv6oolpg">
               <w:r>
                 <w:rPr>
                   <w:rFonts w:ascii="Arial" w:cs="Arial" w:eastAsia="Arial" w:hAnsi="Arial"/>
@@ -6438,7 +6438,7 @@
               <w:spacing w:after="10" w:before="0"/>
               <w:ind w:left="120"/>
             </w:pPr>
-            <w:hyperlink w:history="1" r:id="rIdlfjsiyv_oynvcutyw0vqj">
+            <w:hyperlink w:history="1" r:id="rIdu4brnisslitqkt13sdr9l">
               <w:r>
                 <w:rPr>
                   <w:rFonts w:ascii="Arial" w:cs="Arial" w:eastAsia="Arial" w:hAnsi="Arial"/>
@@ -6483,7 +6483,7 @@
             <w:pPr>
               <w:spacing w:after="20" w:before="0"/>
             </w:pPr>
-            <w:hyperlink w:history="1" r:id="rIdicawxwznus3tzybzzvyl8">
+            <w:hyperlink w:history="1" r:id="rId6psihicrtg4ewjjijo1i4">
               <w:r>
                 <w:rPr>
                   <w:rFonts w:ascii="Arial" w:cs="Arial" w:eastAsia="Arial" w:hAnsi="Arial"/>
@@ -6516,7 +6516,7 @@
               <w:spacing w:after="10" w:before="0"/>
               <w:ind w:left="120"/>
             </w:pPr>
-            <w:hyperlink w:history="1" r:id="rIdptweddozkewrpimcezsic">
+            <w:hyperlink w:history="1" r:id="rIdfai4d1seb5h9mxqektgiv">
               <w:r>
                 <w:rPr>
                   <w:rFonts w:ascii="Arial" w:cs="Arial" w:eastAsia="Arial" w:hAnsi="Arial"/>
@@ -6711,7 +6711,7 @@
             <w:pPr>
               <w:spacing w:after="20" w:before="0"/>
             </w:pPr>
-            <w:hyperlink w:history="1" r:id="rIdhqfh1ot_8-w887ezu6dae">
+            <w:hyperlink w:history="1" r:id="rIdxnuo2eflsan07yh1stxnm">
               <w:r>
                 <w:rPr>
                   <w:rFonts w:ascii="Arial" w:cs="Arial" w:eastAsia="Arial" w:hAnsi="Arial"/>
@@ -6744,7 +6744,7 @@
               <w:spacing w:after="10" w:before="0"/>
               <w:ind w:left="120"/>
             </w:pPr>
-            <w:hyperlink w:history="1" r:id="rIdnjffkmhbkshquh06uvs4i">
+            <w:hyperlink w:history="1" r:id="rIdcjzuhl4urdqlrhkvpypqc">
               <w:r>
                 <w:rPr>
                   <w:rFonts w:ascii="Arial" w:cs="Arial" w:eastAsia="Arial" w:hAnsi="Arial"/>
@@ -6789,7 +6789,7 @@
             <w:pPr>
               <w:spacing w:after="20" w:before="0"/>
             </w:pPr>
-            <w:hyperlink w:history="1" r:id="rId4uu29fa6szpl_ei-eoc8j">
+            <w:hyperlink w:history="1" r:id="rIdv1jtmhnrp3dktmlqujws1">
               <w:r>
                 <w:rPr>
                   <w:rFonts w:ascii="Arial" w:cs="Arial" w:eastAsia="Arial" w:hAnsi="Arial"/>
@@ -6822,7 +6822,7 @@
               <w:spacing w:after="10" w:before="0"/>
               <w:ind w:left="120"/>
             </w:pPr>
-            <w:hyperlink w:history="1" r:id="rIdaxgu6yu-oh5wzoq66uyks">
+            <w:hyperlink w:history="1" r:id="rIdlrousjsk9vxrrdvm4rb0o">
               <w:r>
                 <w:rPr>
                   <w:rFonts w:ascii="Arial" w:cs="Arial" w:eastAsia="Arial" w:hAnsi="Arial"/>
@@ -7017,7 +7017,7 @@
             <w:pPr>
               <w:spacing w:after="20" w:before="0"/>
             </w:pPr>
-            <w:hyperlink w:history="1" r:id="rIdljfaj61wf_bjwnphhgdlb">
+            <w:hyperlink w:history="1" r:id="rIdtecd-qufnustmhz-ue6je">
               <w:r>
                 <w:rPr>
                   <w:rFonts w:ascii="Arial" w:cs="Arial" w:eastAsia="Arial" w:hAnsi="Arial"/>
@@ -7050,7 +7050,7 @@
               <w:spacing w:after="10" w:before="0"/>
               <w:ind w:left="120"/>
             </w:pPr>
-            <w:hyperlink w:history="1" r:id="rIdc3xyq305x5ubzhn--auw9">
+            <w:hyperlink w:history="1" r:id="rIddugjzc_1xgebizigjeqoz">
               <w:r>
                 <w:rPr>
                   <w:rFonts w:ascii="Arial" w:cs="Arial" w:eastAsia="Arial" w:hAnsi="Arial"/>
@@ -7095,7 +7095,7 @@
             <w:pPr>
               <w:spacing w:after="20" w:before="0"/>
             </w:pPr>
-            <w:hyperlink w:history="1" r:id="rIdsw7i0og8ye5-xfqwi7qa4">
+            <w:hyperlink w:history="1" r:id="rId4a4qozhle1e7mmiigmfmz">
               <w:r>
                 <w:rPr>
                   <w:rFonts w:ascii="Arial" w:cs="Arial" w:eastAsia="Arial" w:hAnsi="Arial"/>
@@ -7128,7 +7128,7 @@
               <w:spacing w:after="10" w:before="0"/>
               <w:ind w:left="120"/>
             </w:pPr>
-            <w:hyperlink w:history="1" r:id="rId9-e6bczrhfadpvqkleb2l">
+            <w:hyperlink w:history="1" r:id="rIdx0hgfxgmiol-v6lyifpgb">
               <w:r>
                 <w:rPr>
                   <w:rFonts w:ascii="Arial" w:cs="Arial" w:eastAsia="Arial" w:hAnsi="Arial"/>
@@ -7323,7 +7323,7 @@
             <w:pPr>
               <w:spacing w:after="20" w:before="0"/>
             </w:pPr>
-            <w:hyperlink w:history="1" r:id="rIdls5llk21h8ce9o4mjeeee">
+            <w:hyperlink w:history="1" r:id="rIdpwiq2z6fxtmhdfl-ubpy-">
               <w:r>
                 <w:rPr>
                   <w:rFonts w:ascii="Arial" w:cs="Arial" w:eastAsia="Arial" w:hAnsi="Arial"/>
@@ -7372,7 +7372,7 @@
               <w:spacing w:after="10" w:before="0"/>
               <w:ind w:left="120"/>
             </w:pPr>
-            <w:hyperlink w:history="1" r:id="rIdgznwzixv8iazjb0sakwfx">
+            <w:hyperlink w:history="1" r:id="rIdbuxdgpv8updtlpw-uygyw">
               <w:r>
                 <w:rPr>
                   <w:rFonts w:ascii="Arial" w:cs="Arial" w:eastAsia="Arial" w:hAnsi="Arial"/>
@@ -7417,7 +7417,7 @@
             <w:pPr>
               <w:spacing w:after="20" w:before="0"/>
             </w:pPr>
-            <w:hyperlink w:history="1" r:id="rId4d4fb433skumpqmo2fbot">
+            <w:hyperlink w:history="1" r:id="rIdj1_uypjnsihzsthdi1gfy">
               <w:r>
                 <w:rPr>
                   <w:rFonts w:ascii="Arial" w:cs="Arial" w:eastAsia="Arial" w:hAnsi="Arial"/>
@@ -7450,7 +7450,7 @@
               <w:spacing w:after="10" w:before="0"/>
               <w:ind w:left="120"/>
             </w:pPr>
-            <w:hyperlink w:history="1" r:id="rIdsdltmzxhi4ai2fsflzq7i">
+            <w:hyperlink w:history="1" r:id="rIdb5io1niv5wjsvyppkhafx">
               <w:r>
                 <w:rPr>
                   <w:rFonts w:ascii="Arial" w:cs="Arial" w:eastAsia="Arial" w:hAnsi="Arial"/>
@@ -7962,7 +7962,7 @@
         </w:rPr>
         <w:t xml:space="preserve">© 2026 SeaVuria and ARES. Aligned with KICD objectives. Developed by SeaVuria; technical implementation by ARES (with AI assistance from Claude). Licensed under </w:t>
       </w:r>
-      <w:hyperlink w:history="1" r:id="rId4woem4ar5hr-f2xrtvd9y">
+      <w:hyperlink w:history="1" r:id="rId33wbfjcv2mopm0wqid8jo">
         <w:r>
           <w:rPr>
             <w:rFonts w:ascii="Arial" w:cs="Arial" w:eastAsia="Arial" w:hAnsi="Arial"/>
@@ -7983,7 +7983,7 @@
         </w:rPr>
         <w:t xml:space="preserve"> (</w:t>
       </w:r>
-      <w:hyperlink w:history="1" r:id="rIdzlxovgudpaqdvwkin6iio">
+      <w:hyperlink w:history="1" r:id="rIdsicaxfgiqdnh9jer5o5fq">
         <w:r>
           <w:rPr>
             <w:rFonts w:ascii="Arial" w:cs="Arial" w:eastAsia="Arial" w:hAnsi="Arial"/>
@@ -8996,7 +8996,7 @@
             <w:pPr>
               <w:spacing w:after="20" w:before="0"/>
             </w:pPr>
-            <w:hyperlink w:history="1" r:id="rId3dm3_pzx6gbjqrv0rl_tf">
+            <w:hyperlink w:history="1" r:id="rIdyvourdzhjhizrry2wnlrx">
               <w:r>
                 <w:rPr>
                   <w:rFonts w:ascii="Arial" w:cs="Arial" w:eastAsia="Arial" w:hAnsi="Arial"/>
@@ -9029,7 +9029,7 @@
               <w:spacing w:after="10" w:before="0"/>
               <w:ind w:left="120"/>
             </w:pPr>
-            <w:hyperlink w:history="1" r:id="rIdktv5aq6wxqnvobg-c6bth">
+            <w:hyperlink w:history="1" r:id="rIditti9ntfyxbdreldyreo2">
               <w:r>
                 <w:rPr>
                   <w:rFonts w:ascii="Arial" w:cs="Arial" w:eastAsia="Arial" w:hAnsi="Arial"/>
@@ -9074,7 +9074,7 @@
             <w:pPr>
               <w:spacing w:after="20" w:before="0"/>
             </w:pPr>
-            <w:hyperlink w:history="1" r:id="rIds0rp6y06qdmcyedzrjqrw">
+            <w:hyperlink w:history="1" r:id="rId3sxo5-4equdyqg8wky7-n">
               <w:r>
                 <w:rPr>
                   <w:rFonts w:ascii="Arial" w:cs="Arial" w:eastAsia="Arial" w:hAnsi="Arial"/>
@@ -9107,7 +9107,7 @@
               <w:spacing w:after="10" w:before="0"/>
               <w:ind w:left="120"/>
             </w:pPr>
-            <w:hyperlink w:history="1" r:id="rId0crxamxilwvccvkhniqmm">
+            <w:hyperlink w:history="1" r:id="rIdhhbi2jca6w3pq-4vfz405">
               <w:r>
                 <w:rPr>
                   <w:rFonts w:ascii="Arial" w:cs="Arial" w:eastAsia="Arial" w:hAnsi="Arial"/>
@@ -9302,7 +9302,7 @@
             <w:pPr>
               <w:spacing w:after="20" w:before="0"/>
             </w:pPr>
-            <w:hyperlink w:history="1" r:id="rIdadq6vcpe-0zhgt2hjqj22">
+            <w:hyperlink w:history="1" r:id="rIdkmh4gwuvgwmbvcy_hglhl">
               <w:r>
                 <w:rPr>
                   <w:rFonts w:ascii="Arial" w:cs="Arial" w:eastAsia="Arial" w:hAnsi="Arial"/>
@@ -9335,7 +9335,7 @@
               <w:spacing w:after="10" w:before="0"/>
               <w:ind w:left="120"/>
             </w:pPr>
-            <w:hyperlink w:history="1" r:id="rIdtn-43n20e6pdcgbmllrh_">
+            <w:hyperlink w:history="1" r:id="rIdi8aotkbwlc5re_9_xq-vy">
               <w:r>
                 <w:rPr>
                   <w:rFonts w:ascii="Arial" w:cs="Arial" w:eastAsia="Arial" w:hAnsi="Arial"/>
@@ -9380,7 +9380,7 @@
             <w:pPr>
               <w:spacing w:after="20" w:before="0"/>
             </w:pPr>
-            <w:hyperlink w:history="1" r:id="rIddrfc4l0ki3vcbsbvbcxvc">
+            <w:hyperlink w:history="1" r:id="rIdjytcauplczllxcszt0uuu">
               <w:r>
                 <w:rPr>
                   <w:rFonts w:ascii="Arial" w:cs="Arial" w:eastAsia="Arial" w:hAnsi="Arial"/>
@@ -9413,7 +9413,7 @@
               <w:spacing w:after="10" w:before="0"/>
               <w:ind w:left="120"/>
             </w:pPr>
-            <w:hyperlink w:history="1" r:id="rId4puofx1uaf13t4vgyqncm">
+            <w:hyperlink w:history="1" r:id="rIdmj3rw5uoufedvbncpftxh">
               <w:r>
                 <w:rPr>
                   <w:rFonts w:ascii="Arial" w:cs="Arial" w:eastAsia="Arial" w:hAnsi="Arial"/>
@@ -9608,7 +9608,7 @@
             <w:pPr>
               <w:spacing w:after="20" w:before="0"/>
             </w:pPr>
-            <w:hyperlink w:history="1" r:id="rIdofbxwauu__4evxyc-5uhl">
+            <w:hyperlink w:history="1" r:id="rId5pdasccjsxvhc9tzs8alr">
               <w:r>
                 <w:rPr>
                   <w:rFonts w:ascii="Arial" w:cs="Arial" w:eastAsia="Arial" w:hAnsi="Arial"/>
@@ -9641,7 +9641,7 @@
               <w:spacing w:after="10" w:before="0"/>
               <w:ind w:left="120"/>
             </w:pPr>
-            <w:hyperlink w:history="1" r:id="rIdybifr1won_e0p9faepxoj">
+            <w:hyperlink w:history="1" r:id="rId8pg4c--ccwuhcpaqzuiqo">
               <w:r>
                 <w:rPr>
                   <w:rFonts w:ascii="Arial" w:cs="Arial" w:eastAsia="Arial" w:hAnsi="Arial"/>
@@ -9686,7 +9686,7 @@
             <w:pPr>
               <w:spacing w:after="20" w:before="0"/>
             </w:pPr>
-            <w:hyperlink w:history="1" r:id="rIdy0ncmv0h7w9_zfaeevnsj">
+            <w:hyperlink w:history="1" r:id="rIdu8y0vsokchwf17n8aveco">
               <w:r>
                 <w:rPr>
                   <w:rFonts w:ascii="Arial" w:cs="Arial" w:eastAsia="Arial" w:hAnsi="Arial"/>
@@ -9719,7 +9719,7 @@
               <w:spacing w:after="10" w:before="0"/>
               <w:ind w:left="120"/>
             </w:pPr>
-            <w:hyperlink w:history="1" r:id="rIdafl1fbmclbmtfxij-slh4">
+            <w:hyperlink w:history="1" r:id="rId9rdp4ukmbtk1skz9mnyk0">
               <w:r>
                 <w:rPr>
                   <w:rFonts w:ascii="Arial" w:cs="Arial" w:eastAsia="Arial" w:hAnsi="Arial"/>
@@ -9914,7 +9914,7 @@
             <w:pPr>
               <w:spacing w:after="20" w:before="0"/>
             </w:pPr>
-            <w:hyperlink w:history="1" r:id="rIdjildcvj-ainv32fnlapit">
+            <w:hyperlink w:history="1" r:id="rId4ytx_mqccsv25zscvdg6k">
               <w:r>
                 <w:rPr>
                   <w:rFonts w:ascii="Arial" w:cs="Arial" w:eastAsia="Arial" w:hAnsi="Arial"/>
@@ -9947,7 +9947,7 @@
               <w:spacing w:after="10" w:before="0"/>
               <w:ind w:left="120"/>
             </w:pPr>
-            <w:hyperlink w:history="1" r:id="rId9efjr9kd017rqjffavarj">
+            <w:hyperlink w:history="1" r:id="rId9ts--qr2ig2rrgsf5-dgn">
               <w:r>
                 <w:rPr>
                   <w:rFonts w:ascii="Arial" w:cs="Arial" w:eastAsia="Arial" w:hAnsi="Arial"/>
@@ -9992,7 +9992,7 @@
             <w:pPr>
               <w:spacing w:after="20" w:before="0"/>
             </w:pPr>
-            <w:hyperlink w:history="1" r:id="rIddlk6yh4e7uudtqwhfaf7w">
+            <w:hyperlink w:history="1" r:id="rId81ctpmmsq2gzsx_6xlf7h">
               <w:r>
                 <w:rPr>
                   <w:rFonts w:ascii="Arial" w:cs="Arial" w:eastAsia="Arial" w:hAnsi="Arial"/>
@@ -10025,7 +10025,7 @@
               <w:spacing w:after="10" w:before="0"/>
               <w:ind w:left="120"/>
             </w:pPr>
-            <w:hyperlink w:history="1" r:id="rId-khddg1thks2d80gp8x9q">
+            <w:hyperlink w:history="1" r:id="rId1bcrsxwo9u9riaakr_e-a">
               <w:r>
                 <w:rPr>
                   <w:rFonts w:ascii="Arial" w:cs="Arial" w:eastAsia="Arial" w:hAnsi="Arial"/>
@@ -10220,7 +10220,7 @@
             <w:pPr>
               <w:spacing w:after="20" w:before="0"/>
             </w:pPr>
-            <w:hyperlink w:history="1" r:id="rIdzfwgp3mfk5hw8bm4e9lyh">
+            <w:hyperlink w:history="1" r:id="rIddkjmbko8tlwmbaovposq9">
               <w:r>
                 <w:rPr>
                   <w:rFonts w:ascii="Arial" w:cs="Arial" w:eastAsia="Arial" w:hAnsi="Arial"/>
@@ -10269,7 +10269,7 @@
               <w:spacing w:after="10" w:before="0"/>
               <w:ind w:left="120"/>
             </w:pPr>
-            <w:hyperlink w:history="1" r:id="rId9hxemadarmakvlmflslc_">
+            <w:hyperlink w:history="1" r:id="rIdmwwjgz4auqlm4uzxv1mdq">
               <w:r>
                 <w:rPr>
                   <w:rFonts w:ascii="Arial" w:cs="Arial" w:eastAsia="Arial" w:hAnsi="Arial"/>
@@ -10314,7 +10314,7 @@
             <w:pPr>
               <w:spacing w:after="20" w:before="0"/>
             </w:pPr>
-            <w:hyperlink w:history="1" r:id="rIdtoqmkwmzp-j2fewxu-79-">
+            <w:hyperlink w:history="1" r:id="rIdy_6oql4_xt6mua4kprmp9">
               <w:r>
                 <w:rPr>
                   <w:rFonts w:ascii="Arial" w:cs="Arial" w:eastAsia="Arial" w:hAnsi="Arial"/>
@@ -10347,7 +10347,7 @@
               <w:spacing w:after="10" w:before="0"/>
               <w:ind w:left="120"/>
             </w:pPr>
-            <w:hyperlink w:history="1" r:id="rIdfxcj78szeych-mu2b4pwa">
+            <w:hyperlink w:history="1" r:id="rIdqptynegjizcpsahipta5q">
               <w:r>
                 <w:rPr>
                   <w:rFonts w:ascii="Arial" w:cs="Arial" w:eastAsia="Arial" w:hAnsi="Arial"/>
@@ -10859,7 +10859,7 @@
         </w:rPr>
         <w:t xml:space="preserve">© 2026 SeaVuria and ARES. Aligned with KICD objectives. Developed by SeaVuria; technical implementation by ARES (with AI assistance from Claude). Licensed under </w:t>
       </w:r>
-      <w:hyperlink w:history="1" r:id="rId9f2utj1ooloe_bhlvlprt">
+      <w:hyperlink w:history="1" r:id="rIdldvh0kbkdqadoatgnxekd">
         <w:r>
           <w:rPr>
             <w:rFonts w:ascii="Arial" w:cs="Arial" w:eastAsia="Arial" w:hAnsi="Arial"/>
@@ -10880,7 +10880,7 @@
         </w:rPr>
         <w:t xml:space="preserve"> (</w:t>
       </w:r>
-      <w:hyperlink w:history="1" r:id="rIdnbqrgtoxnmw0zcecqaxxa">
+      <w:hyperlink w:history="1" r:id="rIdjieklolhwph-7h2wh24no">
         <w:r>
           <w:rPr>
             <w:rFonts w:ascii="Arial" w:cs="Arial" w:eastAsia="Arial" w:hAnsi="Arial"/>
@@ -11893,7 +11893,7 @@
             <w:pPr>
               <w:spacing w:after="20" w:before="0"/>
             </w:pPr>
-            <w:hyperlink w:history="1" r:id="rId2uv3nhfjl5gp5wyt4luzq">
+            <w:hyperlink w:history="1" r:id="rIdwjkfi5jt4xuzguweoot2m">
               <w:r>
                 <w:rPr>
                   <w:rFonts w:ascii="Arial" w:cs="Arial" w:eastAsia="Arial" w:hAnsi="Arial"/>
@@ -11926,7 +11926,7 @@
               <w:spacing w:after="10" w:before="0"/>
               <w:ind w:left="120"/>
             </w:pPr>
-            <w:hyperlink w:history="1" r:id="rIds3pouclzjwxfvbdrhiev4">
+            <w:hyperlink w:history="1" r:id="rIdbxy1gxnrettjt2dqz38uk">
               <w:r>
                 <w:rPr>
                   <w:rFonts w:ascii="Arial" w:cs="Arial" w:eastAsia="Arial" w:hAnsi="Arial"/>
@@ -11971,7 +11971,7 @@
             <w:pPr>
               <w:spacing w:after="20" w:before="0"/>
             </w:pPr>
-            <w:hyperlink w:history="1" r:id="rIdndxlopg0ws45c_l8aeide">
+            <w:hyperlink w:history="1" r:id="rIdo7hiwo6v7o_qcfeurzpdu">
               <w:r>
                 <w:rPr>
                   <w:rFonts w:ascii="Arial" w:cs="Arial" w:eastAsia="Arial" w:hAnsi="Arial"/>
@@ -12004,7 +12004,7 @@
               <w:spacing w:after="10" w:before="0"/>
               <w:ind w:left="120"/>
             </w:pPr>
-            <w:hyperlink w:history="1" r:id="rIdouyiflnt4lm6yb0qthldg">
+            <w:hyperlink w:history="1" r:id="rIdaqqqhxjdst0pt7ajb7izi">
               <w:r>
                 <w:rPr>
                   <w:rFonts w:ascii="Arial" w:cs="Arial" w:eastAsia="Arial" w:hAnsi="Arial"/>
@@ -12199,7 +12199,7 @@
             <w:pPr>
               <w:spacing w:after="20" w:before="0"/>
             </w:pPr>
-            <w:hyperlink w:history="1" r:id="rIdu3yboa004dxdajqjv65u1">
+            <w:hyperlink w:history="1" r:id="rIdqhp9cx4n35ha-m2k6jjdq">
               <w:r>
                 <w:rPr>
                   <w:rFonts w:ascii="Arial" w:cs="Arial" w:eastAsia="Arial" w:hAnsi="Arial"/>
@@ -12232,7 +12232,7 @@
               <w:spacing w:after="10" w:before="0"/>
               <w:ind w:left="120"/>
             </w:pPr>
-            <w:hyperlink w:history="1" r:id="rIdmxsemozq3rbrmkr6_dke3">
+            <w:hyperlink w:history="1" r:id="rIdc4guz3bhjqe2snmxyprqi">
               <w:r>
                 <w:rPr>
                   <w:rFonts w:ascii="Arial" w:cs="Arial" w:eastAsia="Arial" w:hAnsi="Arial"/>
@@ -12277,7 +12277,7 @@
             <w:pPr>
               <w:spacing w:after="20" w:before="0"/>
             </w:pPr>
-            <w:hyperlink w:history="1" r:id="rIdafe_rr-zpdf7515qgs6ha">
+            <w:hyperlink w:history="1" r:id="rIdaocrpn0txhk5es4wxpwpc">
               <w:r>
                 <w:rPr>
                   <w:rFonts w:ascii="Arial" w:cs="Arial" w:eastAsia="Arial" w:hAnsi="Arial"/>
@@ -12310,7 +12310,7 @@
               <w:spacing w:after="10" w:before="0"/>
               <w:ind w:left="120"/>
             </w:pPr>
-            <w:hyperlink w:history="1" r:id="rIdrjtax80ngop_hbqixvkya">
+            <w:hyperlink w:history="1" r:id="rIdbaix18ez2yaljlzp8vjyz">
               <w:r>
                 <w:rPr>
                   <w:rFonts w:ascii="Arial" w:cs="Arial" w:eastAsia="Arial" w:hAnsi="Arial"/>
@@ -12505,7 +12505,7 @@
             <w:pPr>
               <w:spacing w:after="20" w:before="0"/>
             </w:pPr>
-            <w:hyperlink w:history="1" r:id="rIdbox0v_5i0_c7aurch5mi9">
+            <w:hyperlink w:history="1" r:id="rIdzavvzw5c-p1gib4ffq9hr">
               <w:r>
                 <w:rPr>
                   <w:rFonts w:ascii="Arial" w:cs="Arial" w:eastAsia="Arial" w:hAnsi="Arial"/>
@@ -12538,7 +12538,7 @@
               <w:spacing w:after="10" w:before="0"/>
               <w:ind w:left="120"/>
             </w:pPr>
-            <w:hyperlink w:history="1" r:id="rId8kga0qqfc8d8sfhu0wek3">
+            <w:hyperlink w:history="1" r:id="rIdnektzqqessgqkpxvuzs0_">
               <w:r>
                 <w:rPr>
                   <w:rFonts w:ascii="Arial" w:cs="Arial" w:eastAsia="Arial" w:hAnsi="Arial"/>
@@ -12583,7 +12583,7 @@
             <w:pPr>
               <w:spacing w:after="20" w:before="0"/>
             </w:pPr>
-            <w:hyperlink w:history="1" r:id="rIdemcz3nhjnkdmljd23bojt">
+            <w:hyperlink w:history="1" r:id="rId5ercw8krapz6jkawpxim2">
               <w:r>
                 <w:rPr>
                   <w:rFonts w:ascii="Arial" w:cs="Arial" w:eastAsia="Arial" w:hAnsi="Arial"/>
@@ -12616,7 +12616,7 @@
               <w:spacing w:after="10" w:before="0"/>
               <w:ind w:left="120"/>
             </w:pPr>
-            <w:hyperlink w:history="1" r:id="rIdiiyzszwej0m3upnajhxqp">
+            <w:hyperlink w:history="1" r:id="rIdpsrfpp_uwwqhcdqrciain">
               <w:r>
                 <w:rPr>
                   <w:rFonts w:ascii="Arial" w:cs="Arial" w:eastAsia="Arial" w:hAnsi="Arial"/>
@@ -12811,7 +12811,7 @@
             <w:pPr>
               <w:spacing w:after="20" w:before="0"/>
             </w:pPr>
-            <w:hyperlink w:history="1" r:id="rIdkcp6oxyxaijgwh5fh-yjq">
+            <w:hyperlink w:history="1" r:id="rId0s_chaabqmc_6uy-uip0x">
               <w:r>
                 <w:rPr>
                   <w:rFonts w:ascii="Arial" w:cs="Arial" w:eastAsia="Arial" w:hAnsi="Arial"/>
@@ -12844,7 +12844,7 @@
               <w:spacing w:after="10" w:before="0"/>
               <w:ind w:left="120"/>
             </w:pPr>
-            <w:hyperlink w:history="1" r:id="rIdtfuzlmvx3fecjglp8_rzr">
+            <w:hyperlink w:history="1" r:id="rId2k8xe6g_n_thmmom6jvud">
               <w:r>
                 <w:rPr>
                   <w:rFonts w:ascii="Arial" w:cs="Arial" w:eastAsia="Arial" w:hAnsi="Arial"/>
@@ -12889,7 +12889,7 @@
             <w:pPr>
               <w:spacing w:after="20" w:before="0"/>
             </w:pPr>
-            <w:hyperlink w:history="1" r:id="rIdvpupwyno4ja0gyvdptmiw">
+            <w:hyperlink w:history="1" r:id="rIdoe3vehwcjr4_x24ejcqh6">
               <w:r>
                 <w:rPr>
                   <w:rFonts w:ascii="Arial" w:cs="Arial" w:eastAsia="Arial" w:hAnsi="Arial"/>
@@ -12922,7 +12922,7 @@
               <w:spacing w:after="10" w:before="0"/>
               <w:ind w:left="120"/>
             </w:pPr>
-            <w:hyperlink w:history="1" r:id="rIdvre_6dl-zbaqjid-xjkbl">
+            <w:hyperlink w:history="1" r:id="rIdhjzbzufoax0ngqi-udmwr">
               <w:r>
                 <w:rPr>
                   <w:rFonts w:ascii="Arial" w:cs="Arial" w:eastAsia="Arial" w:hAnsi="Arial"/>
@@ -13117,7 +13117,7 @@
             <w:pPr>
               <w:spacing w:after="20" w:before="0"/>
             </w:pPr>
-            <w:hyperlink w:history="1" r:id="rId7pawyqdapbc1uogtilpcm">
+            <w:hyperlink w:history="1" r:id="rId_s3m5a1i959qrzdtzk9rq">
               <w:r>
                 <w:rPr>
                   <w:rFonts w:ascii="Arial" w:cs="Arial" w:eastAsia="Arial" w:hAnsi="Arial"/>
@@ -13150,7 +13150,7 @@
               <w:spacing w:after="10" w:before="0"/>
               <w:ind w:left="120"/>
             </w:pPr>
-            <w:hyperlink w:history="1" r:id="rIdv0yzw6uulpf_dfnov_c9p">
+            <w:hyperlink w:history="1" r:id="rIde9pvv-ba4cdwsn7wbpdcn">
               <w:r>
                 <w:rPr>
                   <w:rFonts w:ascii="Arial" w:cs="Arial" w:eastAsia="Arial" w:hAnsi="Arial"/>
@@ -13195,7 +13195,7 @@
             <w:pPr>
               <w:spacing w:after="20" w:before="0"/>
             </w:pPr>
-            <w:hyperlink w:history="1" r:id="rIdgolvjdjjjkbb0mteyqfdk">
+            <w:hyperlink w:history="1" r:id="rIdwnkwcp2q3ne7n_dqnjpcy">
               <w:r>
                 <w:rPr>
                   <w:rFonts w:ascii="Arial" w:cs="Arial" w:eastAsia="Arial" w:hAnsi="Arial"/>
@@ -13228,7 +13228,7 @@
               <w:spacing w:after="10" w:before="0"/>
               <w:ind w:left="120"/>
             </w:pPr>
-            <w:hyperlink w:history="1" r:id="rIdotnix8rdsczbfqkzvgapc">
+            <w:hyperlink w:history="1" r:id="rIdh4_uufl-q2oz4levzgcqf">
               <w:r>
                 <w:rPr>
                   <w:rFonts w:ascii="Arial" w:cs="Arial" w:eastAsia="Arial" w:hAnsi="Arial"/>
@@ -13816,7 +13816,7 @@
         </w:rPr>
         <w:t xml:space="preserve">© 2026 SeaVuria and ARES. Aligned with KICD objectives. Developed by SeaVuria; technical implementation by ARES (with AI assistance from Claude). Licensed under </w:t>
       </w:r>
-      <w:hyperlink w:history="1" r:id="rIdsgw4f0sk8dyd0g0bsuyog">
+      <w:hyperlink w:history="1" r:id="rId9jbxkcu0u6mpikgkqqab4">
         <w:r>
           <w:rPr>
             <w:rFonts w:ascii="Arial" w:cs="Arial" w:eastAsia="Arial" w:hAnsi="Arial"/>
@@ -13837,7 +13837,7 @@
         </w:rPr>
         <w:t xml:space="preserve"> (</w:t>
       </w:r>
-      <w:hyperlink w:history="1" r:id="rIdqz0drrcnxtur1fyvcfwgx">
+      <w:hyperlink w:history="1" r:id="rIdpbciozzm0yeadp38yt_62">
         <w:r>
           <w:rPr>
             <w:rFonts w:ascii="Arial" w:cs="Arial" w:eastAsia="Arial" w:hAnsi="Arial"/>
@@ -14850,7 +14850,7 @@
             <w:pPr>
               <w:spacing w:after="20" w:before="0"/>
             </w:pPr>
-            <w:hyperlink w:history="1" r:id="rId-big9qxmmpkfler3vdod8">
+            <w:hyperlink w:history="1" r:id="rIdw6rhwlbucaocdzjk1fjxd">
               <w:r>
                 <w:rPr>
                   <w:rFonts w:ascii="Arial" w:cs="Arial" w:eastAsia="Arial" w:hAnsi="Arial"/>
@@ -14883,7 +14883,7 @@
               <w:spacing w:after="10" w:before="0"/>
               <w:ind w:left="120"/>
             </w:pPr>
-            <w:hyperlink w:history="1" r:id="rId20e7uvpud4hl0kiwfghwu">
+            <w:hyperlink w:history="1" r:id="rIdbsjmzqbvhj8zenycqh9rb">
               <w:r>
                 <w:rPr>
                   <w:rFonts w:ascii="Arial" w:cs="Arial" w:eastAsia="Arial" w:hAnsi="Arial"/>
@@ -14928,7 +14928,7 @@
             <w:pPr>
               <w:spacing w:after="20" w:before="0"/>
             </w:pPr>
-            <w:hyperlink w:history="1" r:id="rIdbe9ddp2eyovw4yc_s_qoa">
+            <w:hyperlink w:history="1" r:id="rIdizthcobjiqo2a3lcpb-xb">
               <w:r>
                 <w:rPr>
                   <w:rFonts w:ascii="Arial" w:cs="Arial" w:eastAsia="Arial" w:hAnsi="Arial"/>
@@ -14977,7 +14977,7 @@
               <w:spacing w:after="10" w:before="0"/>
               <w:ind w:left="120"/>
             </w:pPr>
-            <w:hyperlink w:history="1" r:id="rIdeesz3jijd22dkbxb4p2-w">
+            <w:hyperlink w:history="1" r:id="rId5txuwfyv6atd0bzw5b8ys">
               <w:r>
                 <w:rPr>
                   <w:rFonts w:ascii="Arial" w:cs="Arial" w:eastAsia="Arial" w:hAnsi="Arial"/>
@@ -15172,7 +15172,7 @@
             <w:pPr>
               <w:spacing w:after="20" w:before="0"/>
             </w:pPr>
-            <w:hyperlink w:history="1" r:id="rIdfi7m9v-3juntral5wpp4b">
+            <w:hyperlink w:history="1" r:id="rIdjcthnsleldzrhpjxyrsux">
               <w:r>
                 <w:rPr>
                   <w:rFonts w:ascii="Arial" w:cs="Arial" w:eastAsia="Arial" w:hAnsi="Arial"/>
@@ -15205,7 +15205,7 @@
               <w:spacing w:after="10" w:before="0"/>
               <w:ind w:left="120"/>
             </w:pPr>
-            <w:hyperlink w:history="1" r:id="rIdyl9-syi2pzqme8rwfvpxv">
+            <w:hyperlink w:history="1" r:id="rIdexlur0pnfakzpmq7uru0l">
               <w:r>
                 <w:rPr>
                   <w:rFonts w:ascii="Arial" w:cs="Arial" w:eastAsia="Arial" w:hAnsi="Arial"/>
@@ -15250,7 +15250,7 @@
             <w:pPr>
               <w:spacing w:after="20" w:before="0"/>
             </w:pPr>
-            <w:hyperlink w:history="1" r:id="rIdw5yfdwk0ohu-7pjukjwjo">
+            <w:hyperlink w:history="1" r:id="rIdt-waynzmc15tgwxfnfzcb">
               <w:r>
                 <w:rPr>
                   <w:rFonts w:ascii="Arial" w:cs="Arial" w:eastAsia="Arial" w:hAnsi="Arial"/>
@@ -15299,7 +15299,7 @@
               <w:spacing w:after="10" w:before="0"/>
               <w:ind w:left="120"/>
             </w:pPr>
-            <w:hyperlink w:history="1" r:id="rIdw0rkm79qukh-kta-7ejza">
+            <w:hyperlink w:history="1" r:id="rIdqtp2sg8nii8t3vj0ityfo">
               <w:r>
                 <w:rPr>
                   <w:rFonts w:ascii="Arial" w:cs="Arial" w:eastAsia="Arial" w:hAnsi="Arial"/>
@@ -15494,7 +15494,7 @@
             <w:pPr>
               <w:spacing w:after="20" w:before="0"/>
             </w:pPr>
-            <w:hyperlink w:history="1" r:id="rIdvkw8dfokx02bmgolps9ux">
+            <w:hyperlink w:history="1" r:id="rIdbvvlinf-fo_dopklgjglh">
               <w:r>
                 <w:rPr>
                   <w:rFonts w:ascii="Arial" w:cs="Arial" w:eastAsia="Arial" w:hAnsi="Arial"/>
@@ -15527,7 +15527,7 @@
               <w:spacing w:after="10" w:before="0"/>
               <w:ind w:left="120"/>
             </w:pPr>
-            <w:hyperlink w:history="1" r:id="rIdkg1veiwkhjgty_g_renun">
+            <w:hyperlink w:history="1" r:id="rId7zv8_5gsfdlfw9duhqfxo">
               <w:r>
                 <w:rPr>
                   <w:rFonts w:ascii="Arial" w:cs="Arial" w:eastAsia="Arial" w:hAnsi="Arial"/>
@@ -15572,7 +15572,7 @@
             <w:pPr>
               <w:spacing w:after="20" w:before="0"/>
             </w:pPr>
-            <w:hyperlink w:history="1" r:id="rIdb6yzqphnfr0h8yuij_xnb">
+            <w:hyperlink w:history="1" r:id="rId1fyk-pm90iomkbykx0zyv">
               <w:r>
                 <w:rPr>
                   <w:rFonts w:ascii="Arial" w:cs="Arial" w:eastAsia="Arial" w:hAnsi="Arial"/>
@@ -15621,7 +15621,7 @@
               <w:spacing w:after="10" w:before="0"/>
               <w:ind w:left="120"/>
             </w:pPr>
-            <w:hyperlink w:history="1" r:id="rIdr6syem-ev46zm18fyv1wf">
+            <w:hyperlink w:history="1" r:id="rId3lqze1_ip8dj6vcrvzx4b">
               <w:r>
                 <w:rPr>
                   <w:rFonts w:ascii="Arial" w:cs="Arial" w:eastAsia="Arial" w:hAnsi="Arial"/>
@@ -15816,7 +15816,7 @@
             <w:pPr>
               <w:spacing w:after="20" w:before="0"/>
             </w:pPr>
-            <w:hyperlink w:history="1" r:id="rIdvg76yvphf0jcus2anjvlp">
+            <w:hyperlink w:history="1" r:id="rIdemptz9milumhacfyh090q">
               <w:r>
                 <w:rPr>
                   <w:rFonts w:ascii="Arial" w:cs="Arial" w:eastAsia="Arial" w:hAnsi="Arial"/>
@@ -15849,7 +15849,7 @@
               <w:spacing w:after="10" w:before="0"/>
               <w:ind w:left="120"/>
             </w:pPr>
-            <w:hyperlink w:history="1" r:id="rIdv7kzuhvxg7rwkadrcqdca">
+            <w:hyperlink w:history="1" r:id="rIdd4ukm6dmpzokxmjahkaas">
               <w:r>
                 <w:rPr>
                   <w:rFonts w:ascii="Arial" w:cs="Arial" w:eastAsia="Arial" w:hAnsi="Arial"/>
@@ -15894,7 +15894,7 @@
             <w:pPr>
               <w:spacing w:after="20" w:before="0"/>
             </w:pPr>
-            <w:hyperlink w:history="1" r:id="rIdwz7azm7mb2idtto80hvik">
+            <w:hyperlink w:history="1" r:id="rIdm8gwihoyvs0lu76s-_tvs">
               <w:r>
                 <w:rPr>
                   <w:rFonts w:ascii="Arial" w:cs="Arial" w:eastAsia="Arial" w:hAnsi="Arial"/>
@@ -15943,7 +15943,7 @@
               <w:spacing w:after="10" w:before="0"/>
               <w:ind w:left="120"/>
             </w:pPr>
-            <w:hyperlink w:history="1" r:id="rIdhuih8ck-ly8yokmyiuw3i">
+            <w:hyperlink w:history="1" r:id="rIdp1e-l5acypsbgu6shjprt">
               <w:r>
                 <w:rPr>
                   <w:rFonts w:ascii="Arial" w:cs="Arial" w:eastAsia="Arial" w:hAnsi="Arial"/>
@@ -16138,7 +16138,7 @@
             <w:pPr>
               <w:spacing w:after="20" w:before="0"/>
             </w:pPr>
-            <w:hyperlink w:history="1" r:id="rIdxa6lkfhqyszf4ifho9lpq">
+            <w:hyperlink w:history="1" r:id="rIdpgmfdjdpucudp95tziqrj">
               <w:r>
                 <w:rPr>
                   <w:rFonts w:ascii="Arial" w:cs="Arial" w:eastAsia="Arial" w:hAnsi="Arial"/>
@@ -16187,7 +16187,7 @@
               <w:spacing w:after="10" w:before="0"/>
               <w:ind w:left="120"/>
             </w:pPr>
-            <w:hyperlink w:history="1" r:id="rIdn9smmylv6h2kk4innhzc5">
+            <w:hyperlink w:history="1" r:id="rId6omhy5u5pv_jlhxdzjia9">
               <w:r>
                 <w:rPr>
                   <w:rFonts w:ascii="Arial" w:cs="Arial" w:eastAsia="Arial" w:hAnsi="Arial"/>
@@ -16232,7 +16232,7 @@
             <w:pPr>
               <w:spacing w:after="20" w:before="0"/>
             </w:pPr>
-            <w:hyperlink w:history="1" r:id="rIdqg0ucbxne30nujm2frwqp">
+            <w:hyperlink w:history="1" r:id="rIdxou8ilc1ayh_xh5vz-6g3">
               <w:r>
                 <w:rPr>
                   <w:rFonts w:ascii="Arial" w:cs="Arial" w:eastAsia="Arial" w:hAnsi="Arial"/>
@@ -16281,7 +16281,7 @@
               <w:spacing w:after="10" w:before="0"/>
               <w:ind w:left="120"/>
             </w:pPr>
-            <w:hyperlink w:history="1" r:id="rIdbwtag6pdu9vxu3v8ttstk">
+            <w:hyperlink w:history="1" r:id="rIdxwig0_ukqo4ze6tuzexzs">
               <w:r>
                 <w:rPr>
                   <w:rFonts w:ascii="Arial" w:cs="Arial" w:eastAsia="Arial" w:hAnsi="Arial"/>
@@ -16888,7 +16888,7 @@
         </w:rPr>
         <w:t xml:space="preserve">© 2026 SeaVuria and ARES. Aligned with KICD objectives. Developed by SeaVuria; technical implementation by ARES (with AI assistance from Claude). Licensed under </w:t>
       </w:r>
-      <w:hyperlink w:history="1" r:id="rIdfj9_dwkf4lblpxohtd0m8">
+      <w:hyperlink w:history="1" r:id="rIdyllb5vkhy3sr36f-vfm8a">
         <w:r>
           <w:rPr>
             <w:rFonts w:ascii="Arial" w:cs="Arial" w:eastAsia="Arial" w:hAnsi="Arial"/>
@@ -16909,7 +16909,7 @@
         </w:rPr>
         <w:t xml:space="preserve"> (</w:t>
       </w:r>
-      <w:hyperlink w:history="1" r:id="rId49vbqzvftdbnuqyldomv0">
+      <w:hyperlink w:history="1" r:id="rId0whvbo93xrvmrreto7xpg">
         <w:r>
           <w:rPr>
             <w:rFonts w:ascii="Arial" w:cs="Arial" w:eastAsia="Arial" w:hAnsi="Arial"/>
@@ -17922,7 +17922,7 @@
             <w:pPr>
               <w:spacing w:after="20" w:before="0"/>
             </w:pPr>
-            <w:hyperlink w:history="1" r:id="rIdhi7human9ajqjtl0xhij6">
+            <w:hyperlink w:history="1" r:id="rIdetyhfm-tvb4tzb_rajese">
               <w:r>
                 <w:rPr>
                   <w:rFonts w:ascii="Arial" w:cs="Arial" w:eastAsia="Arial" w:hAnsi="Arial"/>
@@ -17955,7 +17955,7 @@
               <w:spacing w:after="10" w:before="0"/>
               <w:ind w:left="120"/>
             </w:pPr>
-            <w:hyperlink w:history="1" r:id="rId_d6j4yg5map6kbido9dm1">
+            <w:hyperlink w:history="1" r:id="rIdqxjpp437zdpuugqm5bcns">
               <w:r>
                 <w:rPr>
                   <w:rFonts w:ascii="Arial" w:cs="Arial" w:eastAsia="Arial" w:hAnsi="Arial"/>
@@ -18000,7 +18000,7 @@
             <w:pPr>
               <w:spacing w:after="20" w:before="0"/>
             </w:pPr>
-            <w:hyperlink w:history="1" r:id="rIdz-eesawypk6g5hnadxoqt">
+            <w:hyperlink w:history="1" r:id="rIdynwwydz-q49dfp9fjdzrg">
               <w:r>
                 <w:rPr>
                   <w:rFonts w:ascii="Arial" w:cs="Arial" w:eastAsia="Arial" w:hAnsi="Arial"/>
@@ -18033,7 +18033,7 @@
               <w:spacing w:after="10" w:before="0"/>
               <w:ind w:left="120"/>
             </w:pPr>
-            <w:hyperlink w:history="1" r:id="rIdx1qagx3ua6iepiyu5ha9n">
+            <w:hyperlink w:history="1" r:id="rId4nju76zcokyxdfcotv2bk">
               <w:r>
                 <w:rPr>
                   <w:rFonts w:ascii="Arial" w:cs="Arial" w:eastAsia="Arial" w:hAnsi="Arial"/>
@@ -18228,7 +18228,7 @@
             <w:pPr>
               <w:spacing w:after="20" w:before="0"/>
             </w:pPr>
-            <w:hyperlink w:history="1" r:id="rIdfzsuh5kbddjnistc_a0u9">
+            <w:hyperlink w:history="1" r:id="rIdb-h40v92upoyrqqfmhl3k">
               <w:r>
                 <w:rPr>
                   <w:rFonts w:ascii="Arial" w:cs="Arial" w:eastAsia="Arial" w:hAnsi="Arial"/>
@@ -18261,7 +18261,7 @@
               <w:spacing w:after="10" w:before="0"/>
               <w:ind w:left="120"/>
             </w:pPr>
-            <w:hyperlink w:history="1" r:id="rIdrbvnomch7i36h88-tm-3l">
+            <w:hyperlink w:history="1" r:id="rIdladj0hpyvok9i-zkn7eb0">
               <w:r>
                 <w:rPr>
                   <w:rFonts w:ascii="Arial" w:cs="Arial" w:eastAsia="Arial" w:hAnsi="Arial"/>
@@ -18306,7 +18306,7 @@
             <w:pPr>
               <w:spacing w:after="20" w:before="0"/>
             </w:pPr>
-            <w:hyperlink w:history="1" r:id="rIdn1qzrw_tcrdvtkudrxsos">
+            <w:hyperlink w:history="1" r:id="rIdsn5pwbdqnpjykwho_azqm">
               <w:r>
                 <w:rPr>
                   <w:rFonts w:ascii="Arial" w:cs="Arial" w:eastAsia="Arial" w:hAnsi="Arial"/>
@@ -18339,7 +18339,7 @@
               <w:spacing w:after="10" w:before="0"/>
               <w:ind w:left="120"/>
             </w:pPr>
-            <w:hyperlink w:history="1" r:id="rIdx9fnxk3cuk_a6yppwvrbv">
+            <w:hyperlink w:history="1" r:id="rIdarvxb-kil6bbt8617ersy">
               <w:r>
                 <w:rPr>
                   <w:rFonts w:ascii="Arial" w:cs="Arial" w:eastAsia="Arial" w:hAnsi="Arial"/>
@@ -18534,7 +18534,7 @@
             <w:pPr>
               <w:spacing w:after="20" w:before="0"/>
             </w:pPr>
-            <w:hyperlink w:history="1" r:id="rIdn7psqub_uonhtxxw4oogl">
+            <w:hyperlink w:history="1" r:id="rIdqfthr7abqbbzeherqmcfm">
               <w:r>
                 <w:rPr>
                   <w:rFonts w:ascii="Arial" w:cs="Arial" w:eastAsia="Arial" w:hAnsi="Arial"/>
@@ -18567,7 +18567,7 @@
               <w:spacing w:after="10" w:before="0"/>
               <w:ind w:left="120"/>
             </w:pPr>
-            <w:hyperlink w:history="1" r:id="rIdrld_tjnoroyt7jao4kkh6">
+            <w:hyperlink w:history="1" r:id="rId4j_kjwfhv_dvp-uynpsom">
               <w:r>
                 <w:rPr>
                   <w:rFonts w:ascii="Arial" w:cs="Arial" w:eastAsia="Arial" w:hAnsi="Arial"/>
@@ -18612,7 +18612,7 @@
             <w:pPr>
               <w:spacing w:after="20" w:before="0"/>
             </w:pPr>
-            <w:hyperlink w:history="1" r:id="rIdpabfsdngb36gkby4ltrxd">
+            <w:hyperlink w:history="1" r:id="rIdhe1n76dntmrpyab7x3ggi">
               <w:r>
                 <w:rPr>
                   <w:rFonts w:ascii="Arial" w:cs="Arial" w:eastAsia="Arial" w:hAnsi="Arial"/>
@@ -18645,7 +18645,7 @@
               <w:spacing w:after="10" w:before="0"/>
               <w:ind w:left="120"/>
             </w:pPr>
-            <w:hyperlink w:history="1" r:id="rIdg8tenso-7pim-ycb3iya9">
+            <w:hyperlink w:history="1" r:id="rIdacfr_dxtgxbjajudest2v">
               <w:r>
                 <w:rPr>
                   <w:rFonts w:ascii="Arial" w:cs="Arial" w:eastAsia="Arial" w:hAnsi="Arial"/>
@@ -18840,7 +18840,7 @@
             <w:pPr>
               <w:spacing w:after="20" w:before="0"/>
             </w:pPr>
-            <w:hyperlink w:history="1" r:id="rIdqwcvxbo0371epr0jq2qbm">
+            <w:hyperlink w:history="1" r:id="rIdihn23xpybuvlvm2ahbnf3">
               <w:r>
                 <w:rPr>
                   <w:rFonts w:ascii="Arial" w:cs="Arial" w:eastAsia="Arial" w:hAnsi="Arial"/>
@@ -18873,7 +18873,7 @@
               <w:spacing w:after="10" w:before="0"/>
               <w:ind w:left="120"/>
             </w:pPr>
-            <w:hyperlink w:history="1" r:id="rIdkauptwl9tsm1qo-kczpag">
+            <w:hyperlink w:history="1" r:id="rIdkwlqm9fpwrnl7vff5pwtb">
               <w:r>
                 <w:rPr>
                   <w:rFonts w:ascii="Arial" w:cs="Arial" w:eastAsia="Arial" w:hAnsi="Arial"/>
@@ -18918,7 +18918,7 @@
             <w:pPr>
               <w:spacing w:after="20" w:before="0"/>
             </w:pPr>
-            <w:hyperlink w:history="1" r:id="rIdghigyb_rk8xh5dhsv-hgd">
+            <w:hyperlink w:history="1" r:id="rIdtea4lbp1eqzh_1wxfcusc">
               <w:r>
                 <w:rPr>
                   <w:rFonts w:ascii="Arial" w:cs="Arial" w:eastAsia="Arial" w:hAnsi="Arial"/>
@@ -18951,7 +18951,7 @@
               <w:spacing w:after="10" w:before="0"/>
               <w:ind w:left="120"/>
             </w:pPr>
-            <w:hyperlink w:history="1" r:id="rIdp4ev2msiwwo0fltbsehlr">
+            <w:hyperlink w:history="1" r:id="rId0xzsnxzroahm7kfa3ta7a">
               <w:r>
                 <w:rPr>
                   <w:rFonts w:ascii="Arial" w:cs="Arial" w:eastAsia="Arial" w:hAnsi="Arial"/>
@@ -19146,7 +19146,7 @@
             <w:pPr>
               <w:spacing w:after="20" w:before="0"/>
             </w:pPr>
-            <w:hyperlink w:history="1" r:id="rIdyoljb5oftrb5bb9mmwqdv">
+            <w:hyperlink w:history="1" r:id="rId8ivbfvdwcgbcf8g5_q4c-">
               <w:r>
                 <w:rPr>
                   <w:rFonts w:ascii="Arial" w:cs="Arial" w:eastAsia="Arial" w:hAnsi="Arial"/>
@@ -19179,7 +19179,7 @@
               <w:spacing w:after="10" w:before="0"/>
               <w:ind w:left="120"/>
             </w:pPr>
-            <w:hyperlink w:history="1" r:id="rIdkjjr6_aoajwrteqncnkhi">
+            <w:hyperlink w:history="1" r:id="rId9vxmoirroxsgu1wmilg-i">
               <w:r>
                 <w:rPr>
                   <w:rFonts w:ascii="Arial" w:cs="Arial" w:eastAsia="Arial" w:hAnsi="Arial"/>
@@ -19224,7 +19224,7 @@
             <w:pPr>
               <w:spacing w:after="20" w:before="0"/>
             </w:pPr>
-            <w:hyperlink w:history="1" r:id="rIdfiqsmmkf_cx4nqlj3bjxr">
+            <w:hyperlink w:history="1" r:id="rIdmzru0y8kxxxttmekhu6qm">
               <w:r>
                 <w:rPr>
                   <w:rFonts w:ascii="Arial" w:cs="Arial" w:eastAsia="Arial" w:hAnsi="Arial"/>
@@ -19257,7 +19257,7 @@
               <w:spacing w:after="10" w:before="0"/>
               <w:ind w:left="120"/>
             </w:pPr>
-            <w:hyperlink w:history="1" r:id="rIdchkamgaqcfs7n32kwgtbb">
+            <w:hyperlink w:history="1" r:id="rIdpevohoac1lzx2al12kdom">
               <w:r>
                 <w:rPr>
                   <w:rFonts w:ascii="Arial" w:cs="Arial" w:eastAsia="Arial" w:hAnsi="Arial"/>
@@ -19769,7 +19769,7 @@
         </w:rPr>
         <w:t xml:space="preserve">© 2026 SeaVuria and ARES. Aligned with KICD objectives. Developed by SeaVuria; technical implementation by ARES (with AI assistance from Claude). Licensed under </w:t>
       </w:r>
-      <w:hyperlink w:history="1" r:id="rIdgczct3oqn0fefuk3wrut2">
+      <w:hyperlink w:history="1" r:id="rIdeb6l--98-zoumswdop9jq">
         <w:r>
           <w:rPr>
             <w:rFonts w:ascii="Arial" w:cs="Arial" w:eastAsia="Arial" w:hAnsi="Arial"/>
@@ -19790,7 +19790,7 @@
         </w:rPr>
         <w:t xml:space="preserve"> (</w:t>
       </w:r>
-      <w:hyperlink w:history="1" r:id="rId4mnhjsdktortpndmmoqlt">
+      <w:hyperlink w:history="1" r:id="rIddvgfeutnmjejt537lz__s">
         <w:r>
           <w:rPr>
             <w:rFonts w:ascii="Arial" w:cs="Arial" w:eastAsia="Arial" w:hAnsi="Arial"/>
@@ -20803,7 +20803,7 @@
             <w:pPr>
               <w:spacing w:after="20" w:before="0"/>
             </w:pPr>
-            <w:hyperlink w:history="1" r:id="rIdiwnesofucffbnignb9geh">
+            <w:hyperlink w:history="1" r:id="rIdkiaoyx67j8z0otkpearfx">
               <w:r>
                 <w:rPr>
                   <w:rFonts w:ascii="Arial" w:cs="Arial" w:eastAsia="Arial" w:hAnsi="Arial"/>
@@ -20836,7 +20836,7 @@
               <w:spacing w:after="10" w:before="0"/>
               <w:ind w:left="120"/>
             </w:pPr>
-            <w:hyperlink w:history="1" r:id="rId-ktw1qgswi1pmrhit7afx">
+            <w:hyperlink w:history="1" r:id="rIdferhemwmbb8n4elbmjlnn">
               <w:r>
                 <w:rPr>
                   <w:rFonts w:ascii="Arial" w:cs="Arial" w:eastAsia="Arial" w:hAnsi="Arial"/>
@@ -20881,7 +20881,7 @@
             <w:pPr>
               <w:spacing w:after="20" w:before="0"/>
             </w:pPr>
-            <w:hyperlink w:history="1" r:id="rId4izz28ibjzjpy3_gqxj4w">
+            <w:hyperlink w:history="1" r:id="rIdgiuurs2m9iihcyzjumnr6">
               <w:r>
                 <w:rPr>
                   <w:rFonts w:ascii="Arial" w:cs="Arial" w:eastAsia="Arial" w:hAnsi="Arial"/>
@@ -20914,7 +20914,7 @@
               <w:spacing w:after="10" w:before="0"/>
               <w:ind w:left="120"/>
             </w:pPr>
-            <w:hyperlink w:history="1" r:id="rIdoc4ypovvya5hirmnau2d9">
+            <w:hyperlink w:history="1" r:id="rId7bdxfadnl_znu39zhc2oc">
               <w:r>
                 <w:rPr>
                   <w:rFonts w:ascii="Arial" w:cs="Arial" w:eastAsia="Arial" w:hAnsi="Arial"/>
@@ -21109,7 +21109,7 @@
             <w:pPr>
               <w:spacing w:after="20" w:before="0"/>
             </w:pPr>
-            <w:hyperlink w:history="1" r:id="rIdynceqvvj5hjcgwsz_ewep">
+            <w:hyperlink w:history="1" r:id="rIdfqtcrqb7attzvbje51ac2">
               <w:r>
                 <w:rPr>
                   <w:rFonts w:ascii="Arial" w:cs="Arial" w:eastAsia="Arial" w:hAnsi="Arial"/>
@@ -21142,7 +21142,7 @@
               <w:spacing w:after="10" w:before="0"/>
               <w:ind w:left="120"/>
             </w:pPr>
-            <w:hyperlink w:history="1" r:id="rIdm8vz4y9abinoyct7p4rmy">
+            <w:hyperlink w:history="1" r:id="rIdw9ly8ecl0mdd5hxvwjicy">
               <w:r>
                 <w:rPr>
                   <w:rFonts w:ascii="Arial" w:cs="Arial" w:eastAsia="Arial" w:hAnsi="Arial"/>
@@ -21187,7 +21187,7 @@
             <w:pPr>
               <w:spacing w:after="20" w:before="0"/>
             </w:pPr>
-            <w:hyperlink w:history="1" r:id="rIddodcgxstzyrrwkvr5bj5l">
+            <w:hyperlink w:history="1" r:id="rIdbst34to5rqswsnudeki5o">
               <w:r>
                 <w:rPr>
                   <w:rFonts w:ascii="Arial" w:cs="Arial" w:eastAsia="Arial" w:hAnsi="Arial"/>
@@ -21220,7 +21220,7 @@
               <w:spacing w:after="10" w:before="0"/>
               <w:ind w:left="120"/>
             </w:pPr>
-            <w:hyperlink w:history="1" r:id="rIdlsaup3iqnoba5ydwbfxsy">
+            <w:hyperlink w:history="1" r:id="rIdvr-xuoeapcg-g22xt9gol">
               <w:r>
                 <w:rPr>
                   <w:rFonts w:ascii="Arial" w:cs="Arial" w:eastAsia="Arial" w:hAnsi="Arial"/>
@@ -21415,7 +21415,7 @@
             <w:pPr>
               <w:spacing w:after="20" w:before="0"/>
             </w:pPr>
-            <w:hyperlink w:history="1" r:id="rIdnn726cv-pgjesbz0z-kk9">
+            <w:hyperlink w:history="1" r:id="rId8j2burnv9j697hoc6kgme">
               <w:r>
                 <w:rPr>
                   <w:rFonts w:ascii="Arial" w:cs="Arial" w:eastAsia="Arial" w:hAnsi="Arial"/>
@@ -21448,7 +21448,7 @@
               <w:spacing w:after="10" w:before="0"/>
               <w:ind w:left="120"/>
             </w:pPr>
-            <w:hyperlink w:history="1" r:id="rIdv8n2lzdgofiwu6y6nptmr">
+            <w:hyperlink w:history="1" r:id="rId3ludvvhkn21guwfkgxfzb">
               <w:r>
                 <w:rPr>
                   <w:rFonts w:ascii="Arial" w:cs="Arial" w:eastAsia="Arial" w:hAnsi="Arial"/>
@@ -21493,7 +21493,7 @@
             <w:pPr>
               <w:spacing w:after="20" w:before="0"/>
             </w:pPr>
-            <w:hyperlink w:history="1" r:id="rIduradzbmnjrliiqhlzixz1">
+            <w:hyperlink w:history="1" r:id="rIdokuoi7vi4noow2uzkf3nv">
               <w:r>
                 <w:rPr>
                   <w:rFonts w:ascii="Arial" w:cs="Arial" w:eastAsia="Arial" w:hAnsi="Arial"/>
@@ -21526,7 +21526,7 @@
               <w:spacing w:after="10" w:before="0"/>
               <w:ind w:left="120"/>
             </w:pPr>
-            <w:hyperlink w:history="1" r:id="rId04mnmqvyjaby3bzwquv-n">
+            <w:hyperlink w:history="1" r:id="rIdsbkn_2deo8xfarqyjhylu">
               <w:r>
                 <w:rPr>
                   <w:rFonts w:ascii="Arial" w:cs="Arial" w:eastAsia="Arial" w:hAnsi="Arial"/>
@@ -21721,7 +21721,7 @@
             <w:pPr>
               <w:spacing w:after="20" w:before="0"/>
             </w:pPr>
-            <w:hyperlink w:history="1" r:id="rIdfqyqtaggcgtgdmdbwzccq">
+            <w:hyperlink w:history="1" r:id="rId9fwnzwjxaviekvqomgj-t">
               <w:r>
                 <w:rPr>
                   <w:rFonts w:ascii="Arial" w:cs="Arial" w:eastAsia="Arial" w:hAnsi="Arial"/>
@@ -21754,7 +21754,7 @@
               <w:spacing w:after="10" w:before="0"/>
               <w:ind w:left="120"/>
             </w:pPr>
-            <w:hyperlink w:history="1" r:id="rIdjbz-wva3-t8mjl1coeecz">
+            <w:hyperlink w:history="1" r:id="rIdsu3gsauymz1g1onsjfxcl">
               <w:r>
                 <w:rPr>
                   <w:rFonts w:ascii="Arial" w:cs="Arial" w:eastAsia="Arial" w:hAnsi="Arial"/>
@@ -21799,7 +21799,7 @@
             <w:pPr>
               <w:spacing w:after="20" w:before="0"/>
             </w:pPr>
-            <w:hyperlink w:history="1" r:id="rIdoyim5p6lg_ptozzkfergz">
+            <w:hyperlink w:history="1" r:id="rIdqi1p28nrrinipo-dac83y">
               <w:r>
                 <w:rPr>
                   <w:rFonts w:ascii="Arial" w:cs="Arial" w:eastAsia="Arial" w:hAnsi="Arial"/>
@@ -21832,7 +21832,7 @@
               <w:spacing w:after="10" w:before="0"/>
               <w:ind w:left="120"/>
             </w:pPr>
-            <w:hyperlink w:history="1" r:id="rId8uu1jojb_clmuwg1zngdf">
+            <w:hyperlink w:history="1" r:id="rIdsuel1-fie4ks6qjuuvhce">
               <w:r>
                 <w:rPr>
                   <w:rFonts w:ascii="Arial" w:cs="Arial" w:eastAsia="Arial" w:hAnsi="Arial"/>
@@ -22027,7 +22027,7 @@
             <w:pPr>
               <w:spacing w:after="20" w:before="0"/>
             </w:pPr>
-            <w:hyperlink w:history="1" r:id="rIdv9vxi_xvgcgg71gwmcilk">
+            <w:hyperlink w:history="1" r:id="rIdkc0dkpoqlereikgz2arfk">
               <w:r>
                 <w:rPr>
                   <w:rFonts w:ascii="Arial" w:cs="Arial" w:eastAsia="Arial" w:hAnsi="Arial"/>
@@ -22076,7 +22076,7 @@
               <w:spacing w:after="10" w:before="0"/>
               <w:ind w:left="120"/>
             </w:pPr>
-            <w:hyperlink w:history="1" r:id="rIds9quwdgmxevw3xdbwris-">
+            <w:hyperlink w:history="1" r:id="rIdd8h0op4ymf4y1m84p_eko">
               <w:r>
                 <w:rPr>
                   <w:rFonts w:ascii="Arial" w:cs="Arial" w:eastAsia="Arial" w:hAnsi="Arial"/>
@@ -22121,7 +22121,7 @@
             <w:pPr>
               <w:spacing w:after="20" w:before="0"/>
             </w:pPr>
-            <w:hyperlink w:history="1" r:id="rIdgfo6nd5ovtdi26zj_in43">
+            <w:hyperlink w:history="1" r:id="rIdxdgya3k4i5vkexenxlzzd">
               <w:r>
                 <w:rPr>
                   <w:rFonts w:ascii="Arial" w:cs="Arial" w:eastAsia="Arial" w:hAnsi="Arial"/>
@@ -22154,7 +22154,7 @@
               <w:spacing w:after="10" w:before="0"/>
               <w:ind w:left="120"/>
             </w:pPr>
-            <w:hyperlink w:history="1" r:id="rIdpmp6sj7bhmbvxqij0rwrt">
+            <w:hyperlink w:history="1" r:id="rIddgalo1nihig29buuaj2lk">
               <w:r>
                 <w:rPr>
                   <w:rFonts w:ascii="Arial" w:cs="Arial" w:eastAsia="Arial" w:hAnsi="Arial"/>
@@ -22666,7 +22666,7 @@
         </w:rPr>
         <w:t xml:space="preserve">© 2026 SeaVuria and ARES. Aligned with KICD objectives. Developed by SeaVuria; technical implementation by ARES (with AI assistance from Claude). Licensed under </w:t>
       </w:r>
-      <w:hyperlink w:history="1" r:id="rIdgmuj_zlolafle1tslor1c">
+      <w:hyperlink w:history="1" r:id="rId7-fmlrrgml-egcctmktyc">
         <w:r>
           <w:rPr>
             <w:rFonts w:ascii="Arial" w:cs="Arial" w:eastAsia="Arial" w:hAnsi="Arial"/>
@@ -22687,7 +22687,7 @@
         </w:rPr>
         <w:t xml:space="preserve"> (</w:t>
       </w:r>
-      <w:hyperlink w:history="1" r:id="rId5lo1xcugvncgliw_uejcr">
+      <w:hyperlink w:history="1" r:id="rIdphuwqqe90xhrwsvz6hmua">
         <w:r>
           <w:rPr>
             <w:rFonts w:ascii="Arial" w:cs="Arial" w:eastAsia="Arial" w:hAnsi="Arial"/>
@@ -23700,7 +23700,7 @@
             <w:pPr>
               <w:spacing w:after="20" w:before="0"/>
             </w:pPr>
-            <w:hyperlink w:history="1" r:id="rIdp4k2sg6n1mvb2-7tguqxi">
+            <w:hyperlink w:history="1" r:id="rIddufvdc4-hn9ipv_wrlguc">
               <w:r>
                 <w:rPr>
                   <w:rFonts w:ascii="Arial" w:cs="Arial" w:eastAsia="Arial" w:hAnsi="Arial"/>
@@ -23733,7 +23733,7 @@
               <w:spacing w:after="10" w:before="0"/>
               <w:ind w:left="120"/>
             </w:pPr>
-            <w:hyperlink w:history="1" r:id="rId2xtnpc4mb5uhmksbgwq9e">
+            <w:hyperlink w:history="1" r:id="rIdhyq4rezytrzrn9wvui2e7">
               <w:r>
                 <w:rPr>
                   <w:rFonts w:ascii="Arial" w:cs="Arial" w:eastAsia="Arial" w:hAnsi="Arial"/>
@@ -23778,7 +23778,7 @@
             <w:pPr>
               <w:spacing w:after="20" w:before="0"/>
             </w:pPr>
-            <w:hyperlink w:history="1" r:id="rIdvinuynwdlq61msjb6xnfz">
+            <w:hyperlink w:history="1" r:id="rIdtndi0jxnsuqcrcrpd_8wa">
               <w:r>
                 <w:rPr>
                   <w:rFonts w:ascii="Arial" w:cs="Arial" w:eastAsia="Arial" w:hAnsi="Arial"/>
@@ -23811,7 +23811,7 @@
               <w:spacing w:after="10" w:before="0"/>
               <w:ind w:left="120"/>
             </w:pPr>
-            <w:hyperlink w:history="1" r:id="rIdxlruihj_2nna4wyyxpwco">
+            <w:hyperlink w:history="1" r:id="rIdjxppmw4on0otbhdqnxmou">
               <w:r>
                 <w:rPr>
                   <w:rFonts w:ascii="Arial" w:cs="Arial" w:eastAsia="Arial" w:hAnsi="Arial"/>
@@ -24006,7 +24006,7 @@
             <w:pPr>
               <w:spacing w:after="20" w:before="0"/>
             </w:pPr>
-            <w:hyperlink w:history="1" r:id="rIdewuk6bpzceiadbxeyr7ff">
+            <w:hyperlink w:history="1" r:id="rIdk3hrvvt_4dmu6juzb9ykn">
               <w:r>
                 <w:rPr>
                   <w:rFonts w:ascii="Arial" w:cs="Arial" w:eastAsia="Arial" w:hAnsi="Arial"/>
@@ -24039,7 +24039,7 @@
               <w:spacing w:after="10" w:before="0"/>
               <w:ind w:left="120"/>
             </w:pPr>
-            <w:hyperlink w:history="1" r:id="rIdgqb_zv9yly86vrhelqj5r">
+            <w:hyperlink w:history="1" r:id="rIdnpp8ect9t-jv9cy4rdehq">
               <w:r>
                 <w:rPr>
                   <w:rFonts w:ascii="Arial" w:cs="Arial" w:eastAsia="Arial" w:hAnsi="Arial"/>
@@ -24084,7 +24084,7 @@
             <w:pPr>
               <w:spacing w:after="20" w:before="0"/>
             </w:pPr>
-            <w:hyperlink w:history="1" r:id="rIdzdllgk6i6fx7x-6fmttbs">
+            <w:hyperlink w:history="1" r:id="rId7ykymupsk-sytb1vzbwdy">
               <w:r>
                 <w:rPr>
                   <w:rFonts w:ascii="Arial" w:cs="Arial" w:eastAsia="Arial" w:hAnsi="Arial"/>
@@ -24117,7 +24117,7 @@
               <w:spacing w:after="10" w:before="0"/>
               <w:ind w:left="120"/>
             </w:pPr>
-            <w:hyperlink w:history="1" r:id="rIdrstoilrq96liwt_69sg6s">
+            <w:hyperlink w:history="1" r:id="rIdiggva26htal_nlh3jxnzj">
               <w:r>
                 <w:rPr>
                   <w:rFonts w:ascii="Arial" w:cs="Arial" w:eastAsia="Arial" w:hAnsi="Arial"/>
@@ -24312,7 +24312,7 @@
             <w:pPr>
               <w:spacing w:after="20" w:before="0"/>
             </w:pPr>
-            <w:hyperlink w:history="1" r:id="rIdoi1r9z_dvmfnbaxgstexv">
+            <w:hyperlink w:history="1" r:id="rIdlm-dl2oyg0li-migcgko8">
               <w:r>
                 <w:rPr>
                   <w:rFonts w:ascii="Arial" w:cs="Arial" w:eastAsia="Arial" w:hAnsi="Arial"/>
@@ -24345,7 +24345,7 @@
               <w:spacing w:after="10" w:before="0"/>
               <w:ind w:left="120"/>
             </w:pPr>
-            <w:hyperlink w:history="1" r:id="rId_4w6rnsldsyfaids-umac">
+            <w:hyperlink w:history="1" r:id="rId6lkm1u5oxhns3wdrf2c3c">
               <w:r>
                 <w:rPr>
                   <w:rFonts w:ascii="Arial" w:cs="Arial" w:eastAsia="Arial" w:hAnsi="Arial"/>
@@ -24390,7 +24390,7 @@
             <w:pPr>
               <w:spacing w:after="20" w:before="0"/>
             </w:pPr>
-            <w:hyperlink w:history="1" r:id="rIdmopumrvegajigsrtn0bcx">
+            <w:hyperlink w:history="1" r:id="rIdkm5zbicwzhiufbx7fuulr">
               <w:r>
                 <w:rPr>
                   <w:rFonts w:ascii="Arial" w:cs="Arial" w:eastAsia="Arial" w:hAnsi="Arial"/>
@@ -24423,7 +24423,7 @@
               <w:spacing w:after="10" w:before="0"/>
               <w:ind w:left="120"/>
             </w:pPr>
-            <w:hyperlink w:history="1" r:id="rIdoblftmou9hq5m53-h3ety">
+            <w:hyperlink w:history="1" r:id="rId5ixiucpvrowegafkwrqoe">
               <w:r>
                 <w:rPr>
                   <w:rFonts w:ascii="Arial" w:cs="Arial" w:eastAsia="Arial" w:hAnsi="Arial"/>
@@ -24618,7 +24618,7 @@
             <w:pPr>
               <w:spacing w:after="20" w:before="0"/>
             </w:pPr>
-            <w:hyperlink w:history="1" r:id="rIdginjhduyvhnifnpzbz4t9">
+            <w:hyperlink w:history="1" r:id="rIdhui43wuwlouilyk0qdkzf">
               <w:r>
                 <w:rPr>
                   <w:rFonts w:ascii="Arial" w:cs="Arial" w:eastAsia="Arial" w:hAnsi="Arial"/>
@@ -24651,7 +24651,7 @@
               <w:spacing w:after="10" w:before="0"/>
               <w:ind w:left="120"/>
             </w:pPr>
-            <w:hyperlink w:history="1" r:id="rIdydxyxdnfuy0yh0xmfqoa8">
+            <w:hyperlink w:history="1" r:id="rIdc1flla_u-lvnimoqos6t7">
               <w:r>
                 <w:rPr>
                   <w:rFonts w:ascii="Arial" w:cs="Arial" w:eastAsia="Arial" w:hAnsi="Arial"/>
@@ -24696,7 +24696,7 @@
             <w:pPr>
               <w:spacing w:after="20" w:before="0"/>
             </w:pPr>
-            <w:hyperlink w:history="1" r:id="rIdv5otrnucpexb4nrecu6br">
+            <w:hyperlink w:history="1" r:id="rId3qyfq473bfw7nwqsiqub9">
               <w:r>
                 <w:rPr>
                   <w:rFonts w:ascii="Arial" w:cs="Arial" w:eastAsia="Arial" w:hAnsi="Arial"/>
@@ -24729,7 +24729,7 @@
               <w:spacing w:after="10" w:before="0"/>
               <w:ind w:left="120"/>
             </w:pPr>
-            <w:hyperlink w:history="1" r:id="rId_jx1868ma8uekjmdugamz">
+            <w:hyperlink w:history="1" r:id="rIdb9wovl6ogzb9nnkkjvnwy">
               <w:r>
                 <w:rPr>
                   <w:rFonts w:ascii="Arial" w:cs="Arial" w:eastAsia="Arial" w:hAnsi="Arial"/>
@@ -24924,7 +24924,7 @@
             <w:pPr>
               <w:spacing w:after="20" w:before="0"/>
             </w:pPr>
-            <w:hyperlink w:history="1" r:id="rIdnoywhxuqgxv7iqafhhix4">
+            <w:hyperlink w:history="1" r:id="rId1atnd0x6-5r9addaxeeky">
               <w:r>
                 <w:rPr>
                   <w:rFonts w:ascii="Arial" w:cs="Arial" w:eastAsia="Arial" w:hAnsi="Arial"/>
@@ -24957,7 +24957,7 @@
               <w:spacing w:after="10" w:before="0"/>
               <w:ind w:left="120"/>
             </w:pPr>
-            <w:hyperlink w:history="1" r:id="rId_z8w-p68hbcxdm2fsyrff">
+            <w:hyperlink w:history="1" r:id="rIddaces8rpttckkviled59q">
               <w:r>
                 <w:rPr>
                   <w:rFonts w:ascii="Arial" w:cs="Arial" w:eastAsia="Arial" w:hAnsi="Arial"/>
@@ -25002,7 +25002,7 @@
             <w:pPr>
               <w:spacing w:after="20" w:before="0"/>
             </w:pPr>
-            <w:hyperlink w:history="1" r:id="rIdpdvex0lgt0bxqbe2dtrjf">
+            <w:hyperlink w:history="1" r:id="rIdcsjthzpgz3hwcx5e0zndz">
               <w:r>
                 <w:rPr>
                   <w:rFonts w:ascii="Arial" w:cs="Arial" w:eastAsia="Arial" w:hAnsi="Arial"/>
@@ -25035,7 +25035,7 @@
               <w:spacing w:after="10" w:before="0"/>
               <w:ind w:left="120"/>
             </w:pPr>
-            <w:hyperlink w:history="1" r:id="rIdmthomwfxeghzvrvlnhnsy">
+            <w:hyperlink w:history="1" r:id="rIdj4egdwtfoun12qtmvc5og">
               <w:r>
                 <w:rPr>
                   <w:rFonts w:ascii="Arial" w:cs="Arial" w:eastAsia="Arial" w:hAnsi="Arial"/>
@@ -25775,7 +25775,7 @@
         </w:rPr>
         <w:t xml:space="preserve">© 2026 SeaVuria and ARES. Aligned with KICD objectives. Developed by SeaVuria; technical implementation by ARES (with AI assistance from Claude). Licensed under </w:t>
       </w:r>
-      <w:hyperlink w:history="1" r:id="rIdg2q873kpxebxrcp0sdab3">
+      <w:hyperlink w:history="1" r:id="rIdwkrggus_toaha0iheyvab">
         <w:r>
           <w:rPr>
             <w:rFonts w:ascii="Arial" w:cs="Arial" w:eastAsia="Arial" w:hAnsi="Arial"/>
@@ -25796,7 +25796,7 @@
         </w:rPr>
         <w:t xml:space="preserve"> (</w:t>
       </w:r>
-      <w:hyperlink w:history="1" r:id="rIdjlcgyy05fxf-tmuidoj7g">
+      <w:hyperlink w:history="1" r:id="rId6ihcxvvpdijwowju353yr">
         <w:r>
           <w:rPr>
             <w:rFonts w:ascii="Arial" w:cs="Arial" w:eastAsia="Arial" w:hAnsi="Arial"/>

--- a/data/outputs/v2/Essential_Mathematics/SS2.7_Volume_and_Capacity/Essential_Mathematics_Volume_and_Capacity_CBE_LessonSequence.docx
+++ b/data/outputs/v2/Essential_Mathematics/SS2.7_Volume_and_Capacity/Essential_Mathematics_Volume_and_Capacity_CBE_LessonSequence.docx
@@ -2166,7 +2166,7 @@
         </w:rPr>
         <w:t xml:space="preserve">© 2026 SeaVuria and ARES. This work is licensed under a </w:t>
       </w:r>
-      <w:hyperlink w:history="1" r:id="rIdotdupi3jinllr8vn0knrc">
+      <w:hyperlink w:history="1" r:id="rIdvonnejojivtikhlzqwdbt">
         <w:r>
           <w:rPr>
             <w:rFonts w:ascii="Arial" w:cs="Arial" w:eastAsia="Arial" w:hAnsi="Arial"/>
@@ -2186,7 +2186,7 @@
         </w:rPr>
         <w:t xml:space="preserve"> (</w:t>
       </w:r>
-      <w:hyperlink w:history="1" r:id="rIdl86tef72u7vudhznhkjmq">
+      <w:hyperlink w:history="1" r:id="rIdgbfm27_lmq8i3fpwkun1t">
         <w:r>
           <w:rPr>
             <w:rFonts w:ascii="Arial" w:cs="Arial" w:eastAsia="Arial" w:hAnsi="Arial"/>
@@ -2206,7 +2206,7 @@
         </w:rPr>
         <w:t xml:space="preserve">). To view a copy of this license, visit </w:t>
       </w:r>
-      <w:hyperlink w:history="1" r:id="rIdvp6kbdns3gwkofjnmv0af">
+      <w:hyperlink w:history="1" r:id="rIdl8b3rcrfbw3ga4n-zqbf2">
         <w:r>
           <w:rPr>
             <w:rFonts w:ascii="Arial" w:cs="Arial" w:eastAsia="Arial" w:hAnsi="Arial"/>
@@ -3218,7 +3218,7 @@
             <w:pPr>
               <w:spacing w:after="20" w:before="0"/>
             </w:pPr>
-            <w:hyperlink w:history="1" r:id="rIdou-ymd0jrzdq0fq42igvz">
+            <w:hyperlink w:history="1" r:id="rIdfx3cubwd1jlirsfkzsxre">
               <w:r>
                 <w:rPr>
                   <w:rFonts w:ascii="Arial" w:cs="Arial" w:eastAsia="Arial" w:hAnsi="Arial"/>
@@ -3251,7 +3251,7 @@
               <w:spacing w:after="10" w:before="0"/>
               <w:ind w:left="120"/>
             </w:pPr>
-            <w:hyperlink w:history="1" r:id="rIdknzjqjlsgjakkzbb4xfsn">
+            <w:hyperlink w:history="1" r:id="rIdj7hyuqo1kwoi9eedsc3yj">
               <w:r>
                 <w:rPr>
                   <w:rFonts w:ascii="Arial" w:cs="Arial" w:eastAsia="Arial" w:hAnsi="Arial"/>
@@ -3296,7 +3296,7 @@
             <w:pPr>
               <w:spacing w:after="20" w:before="0"/>
             </w:pPr>
-            <w:hyperlink w:history="1" r:id="rIdpwcftkleozysqgkwj-1mg">
+            <w:hyperlink w:history="1" r:id="rIdopxsw-zuf8htj7hv-l5gk">
               <w:r>
                 <w:rPr>
                   <w:rFonts w:ascii="Arial" w:cs="Arial" w:eastAsia="Arial" w:hAnsi="Arial"/>
@@ -3329,7 +3329,7 @@
               <w:spacing w:after="10" w:before="0"/>
               <w:ind w:left="120"/>
             </w:pPr>
-            <w:hyperlink w:history="1" r:id="rIdo12pr0kjsoycjtjbpf-2o">
+            <w:hyperlink w:history="1" r:id="rIdb0c9w2vsmd-sb5orocbgz">
               <w:r>
                 <w:rPr>
                   <w:rFonts w:ascii="Arial" w:cs="Arial" w:eastAsia="Arial" w:hAnsi="Arial"/>
@@ -3524,7 +3524,7 @@
             <w:pPr>
               <w:spacing w:after="20" w:before="0"/>
             </w:pPr>
-            <w:hyperlink w:history="1" r:id="rIdmcmhmj1fkfryrqif4ds3x">
+            <w:hyperlink w:history="1" r:id="rId_0osdbyamp2qrxdgc57hf">
               <w:r>
                 <w:rPr>
                   <w:rFonts w:ascii="Arial" w:cs="Arial" w:eastAsia="Arial" w:hAnsi="Arial"/>
@@ -3557,7 +3557,7 @@
               <w:spacing w:after="10" w:before="0"/>
               <w:ind w:left="120"/>
             </w:pPr>
-            <w:hyperlink w:history="1" r:id="rIdazgrpirb_1vuokf7tznrz">
+            <w:hyperlink w:history="1" r:id="rIdwrujtw6ekb0p8-drxymcc">
               <w:r>
                 <w:rPr>
                   <w:rFonts w:ascii="Arial" w:cs="Arial" w:eastAsia="Arial" w:hAnsi="Arial"/>
@@ -3602,7 +3602,7 @@
             <w:pPr>
               <w:spacing w:after="20" w:before="0"/>
             </w:pPr>
-            <w:hyperlink w:history="1" r:id="rIdn3_wjjev7plumydchfo1h">
+            <w:hyperlink w:history="1" r:id="rIdzza4gfq4yaidw8zul6i3v">
               <w:r>
                 <w:rPr>
                   <w:rFonts w:ascii="Arial" w:cs="Arial" w:eastAsia="Arial" w:hAnsi="Arial"/>
@@ -3635,7 +3635,7 @@
               <w:spacing w:after="10" w:before="0"/>
               <w:ind w:left="120"/>
             </w:pPr>
-            <w:hyperlink w:history="1" r:id="rIds4elssemvoniil1v5iuev">
+            <w:hyperlink w:history="1" r:id="rIdeefshsta63t8uawrob25b">
               <w:r>
                 <w:rPr>
                   <w:rFonts w:ascii="Arial" w:cs="Arial" w:eastAsia="Arial" w:hAnsi="Arial"/>
@@ -3830,7 +3830,7 @@
             <w:pPr>
               <w:spacing w:after="20" w:before="0"/>
             </w:pPr>
-            <w:hyperlink w:history="1" r:id="rIdyxqm78-vmew3pyz8g1sk7">
+            <w:hyperlink w:history="1" r:id="rIdnjhwubajfn2piscr8n7au">
               <w:r>
                 <w:rPr>
                   <w:rFonts w:ascii="Arial" w:cs="Arial" w:eastAsia="Arial" w:hAnsi="Arial"/>
@@ -3863,7 +3863,7 @@
               <w:spacing w:after="10" w:before="0"/>
               <w:ind w:left="120"/>
             </w:pPr>
-            <w:hyperlink w:history="1" r:id="rIdbmvxfi6carrstjtfz39__">
+            <w:hyperlink w:history="1" r:id="rIdpzkxsfxyga5h62m2nv1cy">
               <w:r>
                 <w:rPr>
                   <w:rFonts w:ascii="Arial" w:cs="Arial" w:eastAsia="Arial" w:hAnsi="Arial"/>
@@ -3908,7 +3908,7 @@
             <w:pPr>
               <w:spacing w:after="20" w:before="0"/>
             </w:pPr>
-            <w:hyperlink w:history="1" r:id="rIdva51xrpqdgurmxiyrn2a2">
+            <w:hyperlink w:history="1" r:id="rIdyp6t88ccbezdkhke1_oeq">
               <w:r>
                 <w:rPr>
                   <w:rFonts w:ascii="Arial" w:cs="Arial" w:eastAsia="Arial" w:hAnsi="Arial"/>
@@ -3941,7 +3941,7 @@
               <w:spacing w:after="10" w:before="0"/>
               <w:ind w:left="120"/>
             </w:pPr>
-            <w:hyperlink w:history="1" r:id="rId1typa3on-pgni64kobd_q">
+            <w:hyperlink w:history="1" r:id="rId91rr9yuulsd4baiivdoot">
               <w:r>
                 <w:rPr>
                   <w:rFonts w:ascii="Arial" w:cs="Arial" w:eastAsia="Arial" w:hAnsi="Arial"/>
@@ -4136,7 +4136,7 @@
             <w:pPr>
               <w:spacing w:after="20" w:before="0"/>
             </w:pPr>
-            <w:hyperlink w:history="1" r:id="rIdpdnktgrc9crduq-eybzxr">
+            <w:hyperlink w:history="1" r:id="rId0_pg9etox70abltqqc0rn">
               <w:r>
                 <w:rPr>
                   <w:rFonts w:ascii="Arial" w:cs="Arial" w:eastAsia="Arial" w:hAnsi="Arial"/>
@@ -4169,7 +4169,7 @@
               <w:spacing w:after="10" w:before="0"/>
               <w:ind w:left="120"/>
             </w:pPr>
-            <w:hyperlink w:history="1" r:id="rId_dp-jgutvlvxfu3egrjng">
+            <w:hyperlink w:history="1" r:id="rId-8ypgtnq-keax-lia3gqm">
               <w:r>
                 <w:rPr>
                   <w:rFonts w:ascii="Arial" w:cs="Arial" w:eastAsia="Arial" w:hAnsi="Arial"/>
@@ -4214,7 +4214,7 @@
             <w:pPr>
               <w:spacing w:after="20" w:before="0"/>
             </w:pPr>
-            <w:hyperlink w:history="1" r:id="rId2r_hsg9hpvu7asvfcdw37">
+            <w:hyperlink w:history="1" r:id="rIdw5-zcksnisecb3d59uac2">
               <w:r>
                 <w:rPr>
                   <w:rFonts w:ascii="Arial" w:cs="Arial" w:eastAsia="Arial" w:hAnsi="Arial"/>
@@ -4247,7 +4247,7 @@
               <w:spacing w:after="10" w:before="0"/>
               <w:ind w:left="120"/>
             </w:pPr>
-            <w:hyperlink w:history="1" r:id="rIdbsoxfqaq9jt_zlbl1cie1">
+            <w:hyperlink w:history="1" r:id="rIdhvwza5fdojvtvvou7yj59">
               <w:r>
                 <w:rPr>
                   <w:rFonts w:ascii="Arial" w:cs="Arial" w:eastAsia="Arial" w:hAnsi="Arial"/>
@@ -4442,7 +4442,7 @@
             <w:pPr>
               <w:spacing w:after="20" w:before="0"/>
             </w:pPr>
-            <w:hyperlink w:history="1" r:id="rIdejmwh3lmkh3ilpjk_jsjm">
+            <w:hyperlink w:history="1" r:id="rIdclhnatu8wmgkwxhalzfid">
               <w:r>
                 <w:rPr>
                   <w:rFonts w:ascii="Arial" w:cs="Arial" w:eastAsia="Arial" w:hAnsi="Arial"/>
@@ -4475,7 +4475,7 @@
               <w:spacing w:after="10" w:before="0"/>
               <w:ind w:left="120"/>
             </w:pPr>
-            <w:hyperlink w:history="1" r:id="rIdqfnwonoqlg_a-kwrok1i4">
+            <w:hyperlink w:history="1" r:id="rIdroaoogz0j40ozmcqwub3w">
               <w:r>
                 <w:rPr>
                   <w:rFonts w:ascii="Arial" w:cs="Arial" w:eastAsia="Arial" w:hAnsi="Arial"/>
@@ -4520,7 +4520,7 @@
             <w:pPr>
               <w:spacing w:after="20" w:before="0"/>
             </w:pPr>
-            <w:hyperlink w:history="1" r:id="rIdh8m-3fqxevljtvwf2zbuj">
+            <w:hyperlink w:history="1" r:id="rIdsnfcim8s3jp-2qvpqx_7s">
               <w:r>
                 <w:rPr>
                   <w:rFonts w:ascii="Arial" w:cs="Arial" w:eastAsia="Arial" w:hAnsi="Arial"/>
@@ -4553,7 +4553,7 @@
               <w:spacing w:after="10" w:before="0"/>
               <w:ind w:left="120"/>
             </w:pPr>
-            <w:hyperlink w:history="1" r:id="rIdsuhw27hnj6ezhaevvoxhg">
+            <w:hyperlink w:history="1" r:id="rIdgfsye_jkf2qomhu6gjvhh">
               <w:r>
                 <w:rPr>
                   <w:rFonts w:ascii="Arial" w:cs="Arial" w:eastAsia="Arial" w:hAnsi="Arial"/>
@@ -5065,7 +5065,7 @@
         </w:rPr>
         <w:t xml:space="preserve">© 2026 SeaVuria and ARES. Aligned with KICD objectives. Developed by SeaVuria; technical implementation by ARES (with AI assistance from Claude). Licensed under </w:t>
       </w:r>
-      <w:hyperlink w:history="1" r:id="rIdiixioohwmz8orltudgk-f">
+      <w:hyperlink w:history="1" r:id="rIdx0xl5g9b1cxdq1x9ilhbk">
         <w:r>
           <w:rPr>
             <w:rFonts w:ascii="Arial" w:cs="Arial" w:eastAsia="Arial" w:hAnsi="Arial"/>
@@ -5086,7 +5086,7 @@
         </w:rPr>
         <w:t xml:space="preserve"> (</w:t>
       </w:r>
-      <w:hyperlink w:history="1" r:id="rIde72cejijh-f7c8olx9tzy">
+      <w:hyperlink w:history="1" r:id="rIduaee1basvkf-2awvrdbal">
         <w:r>
           <w:rPr>
             <w:rFonts w:ascii="Arial" w:cs="Arial" w:eastAsia="Arial" w:hAnsi="Arial"/>
@@ -6099,7 +6099,7 @@
             <w:pPr>
               <w:spacing w:after="20" w:before="0"/>
             </w:pPr>
-            <w:hyperlink w:history="1" r:id="rIdtrvsw9fpth8r3ybntkmhc">
+            <w:hyperlink w:history="1" r:id="rId4qscgqg83hlp9lfzh-lo8">
               <w:r>
                 <w:rPr>
                   <w:rFonts w:ascii="Arial" w:cs="Arial" w:eastAsia="Arial" w:hAnsi="Arial"/>
@@ -6132,7 +6132,7 @@
               <w:spacing w:after="10" w:before="0"/>
               <w:ind w:left="120"/>
             </w:pPr>
-            <w:hyperlink w:history="1" r:id="rIdj9loscc7chaq-uyszsnid">
+            <w:hyperlink w:history="1" r:id="rIde2nlsmxf5erx2e2cp631x">
               <w:r>
                 <w:rPr>
                   <w:rFonts w:ascii="Arial" w:cs="Arial" w:eastAsia="Arial" w:hAnsi="Arial"/>
@@ -6177,7 +6177,7 @@
             <w:pPr>
               <w:spacing w:after="20" w:before="0"/>
             </w:pPr>
-            <w:hyperlink w:history="1" r:id="rIdyl-xdkjzzpjvgj_-i77fa">
+            <w:hyperlink w:history="1" r:id="rId7rt9ubecqwf_2olfeiyxn">
               <w:r>
                 <w:rPr>
                   <w:rFonts w:ascii="Arial" w:cs="Arial" w:eastAsia="Arial" w:hAnsi="Arial"/>
@@ -6210,7 +6210,7 @@
               <w:spacing w:after="10" w:before="0"/>
               <w:ind w:left="120"/>
             </w:pPr>
-            <w:hyperlink w:history="1" r:id="rIdwhpfgpehv4adihnjxmjc-">
+            <w:hyperlink w:history="1" r:id="rId2-mp8kplim3zibcfiv0pk">
               <w:r>
                 <w:rPr>
                   <w:rFonts w:ascii="Arial" w:cs="Arial" w:eastAsia="Arial" w:hAnsi="Arial"/>
@@ -6405,7 +6405,7 @@
             <w:pPr>
               <w:spacing w:after="20" w:before="0"/>
             </w:pPr>
-            <w:hyperlink w:history="1" r:id="rId4qobfopl84aaduv6oolpg">
+            <w:hyperlink w:history="1" r:id="rIdyhzjbeavq8n3bjguj8yzk">
               <w:r>
                 <w:rPr>
                   <w:rFonts w:ascii="Arial" w:cs="Arial" w:eastAsia="Arial" w:hAnsi="Arial"/>
@@ -6438,7 +6438,7 @@
               <w:spacing w:after="10" w:before="0"/>
               <w:ind w:left="120"/>
             </w:pPr>
-            <w:hyperlink w:history="1" r:id="rIdu4brnisslitqkt13sdr9l">
+            <w:hyperlink w:history="1" r:id="rIdau3gim6m18d2fxqsx-ywq">
               <w:r>
                 <w:rPr>
                   <w:rFonts w:ascii="Arial" w:cs="Arial" w:eastAsia="Arial" w:hAnsi="Arial"/>
@@ -6483,7 +6483,7 @@
             <w:pPr>
               <w:spacing w:after="20" w:before="0"/>
             </w:pPr>
-            <w:hyperlink w:history="1" r:id="rId6psihicrtg4ewjjijo1i4">
+            <w:hyperlink w:history="1" r:id="rIdtg-zd7kild76eqvioahto">
               <w:r>
                 <w:rPr>
                   <w:rFonts w:ascii="Arial" w:cs="Arial" w:eastAsia="Arial" w:hAnsi="Arial"/>
@@ -6516,7 +6516,7 @@
               <w:spacing w:after="10" w:before="0"/>
               <w:ind w:left="120"/>
             </w:pPr>
-            <w:hyperlink w:history="1" r:id="rIdfai4d1seb5h9mxqektgiv">
+            <w:hyperlink w:history="1" r:id="rIdpun2lupgdx_pv24lejjh9">
               <w:r>
                 <w:rPr>
                   <w:rFonts w:ascii="Arial" w:cs="Arial" w:eastAsia="Arial" w:hAnsi="Arial"/>
@@ -6711,7 +6711,7 @@
             <w:pPr>
               <w:spacing w:after="20" w:before="0"/>
             </w:pPr>
-            <w:hyperlink w:history="1" r:id="rIdxnuo2eflsan07yh1stxnm">
+            <w:hyperlink w:history="1" r:id="rIdwegma9kjmjbip63vm8ofz">
               <w:r>
                 <w:rPr>
                   <w:rFonts w:ascii="Arial" w:cs="Arial" w:eastAsia="Arial" w:hAnsi="Arial"/>
@@ -6744,7 +6744,7 @@
               <w:spacing w:after="10" w:before="0"/>
               <w:ind w:left="120"/>
             </w:pPr>
-            <w:hyperlink w:history="1" r:id="rIdcjzuhl4urdqlrhkvpypqc">
+            <w:hyperlink w:history="1" r:id="rIdjp07dhwxhcsqxeyzrd1ea">
               <w:r>
                 <w:rPr>
                   <w:rFonts w:ascii="Arial" w:cs="Arial" w:eastAsia="Arial" w:hAnsi="Arial"/>
@@ -6789,7 +6789,7 @@
             <w:pPr>
               <w:spacing w:after="20" w:before="0"/>
             </w:pPr>
-            <w:hyperlink w:history="1" r:id="rIdv1jtmhnrp3dktmlqujws1">
+            <w:hyperlink w:history="1" r:id="rIdxynxb0j4rwyqmwl8t3jm_">
               <w:r>
                 <w:rPr>
                   <w:rFonts w:ascii="Arial" w:cs="Arial" w:eastAsia="Arial" w:hAnsi="Arial"/>
@@ -6822,7 +6822,7 @@
               <w:spacing w:after="10" w:before="0"/>
               <w:ind w:left="120"/>
             </w:pPr>
-            <w:hyperlink w:history="1" r:id="rIdlrousjsk9vxrrdvm4rb0o">
+            <w:hyperlink w:history="1" r:id="rId22lu3dmods7n3nfhe7daf">
               <w:r>
                 <w:rPr>
                   <w:rFonts w:ascii="Arial" w:cs="Arial" w:eastAsia="Arial" w:hAnsi="Arial"/>
@@ -7017,7 +7017,7 @@
             <w:pPr>
               <w:spacing w:after="20" w:before="0"/>
             </w:pPr>
-            <w:hyperlink w:history="1" r:id="rIdtecd-qufnustmhz-ue6je">
+            <w:hyperlink w:history="1" r:id="rIdveaxesg2asbaebce6cqqo">
               <w:r>
                 <w:rPr>
                   <w:rFonts w:ascii="Arial" w:cs="Arial" w:eastAsia="Arial" w:hAnsi="Arial"/>
@@ -7050,7 +7050,7 @@
               <w:spacing w:after="10" w:before="0"/>
               <w:ind w:left="120"/>
             </w:pPr>
-            <w:hyperlink w:history="1" r:id="rIddugjzc_1xgebizigjeqoz">
+            <w:hyperlink w:history="1" r:id="rIdp0wvrxgnztcobjuoxu6bz">
               <w:r>
                 <w:rPr>
                   <w:rFonts w:ascii="Arial" w:cs="Arial" w:eastAsia="Arial" w:hAnsi="Arial"/>
@@ -7095,7 +7095,7 @@
             <w:pPr>
               <w:spacing w:after="20" w:before="0"/>
             </w:pPr>
-            <w:hyperlink w:history="1" r:id="rId4a4qozhle1e7mmiigmfmz">
+            <w:hyperlink w:history="1" r:id="rIdnpllyw1ez1wh7u8_34gl_">
               <w:r>
                 <w:rPr>
                   <w:rFonts w:ascii="Arial" w:cs="Arial" w:eastAsia="Arial" w:hAnsi="Arial"/>
@@ -7128,7 +7128,7 @@
               <w:spacing w:after="10" w:before="0"/>
               <w:ind w:left="120"/>
             </w:pPr>
-            <w:hyperlink w:history="1" r:id="rIdx0hgfxgmiol-v6lyifpgb">
+            <w:hyperlink w:history="1" r:id="rIdw8swyiakcc3yt6gtmyg-t">
               <w:r>
                 <w:rPr>
                   <w:rFonts w:ascii="Arial" w:cs="Arial" w:eastAsia="Arial" w:hAnsi="Arial"/>
@@ -7323,7 +7323,7 @@
             <w:pPr>
               <w:spacing w:after="20" w:before="0"/>
             </w:pPr>
-            <w:hyperlink w:history="1" r:id="rIdpwiq2z6fxtmhdfl-ubpy-">
+            <w:hyperlink w:history="1" r:id="rIdmi4gasslvd3joswu3a3k5">
               <w:r>
                 <w:rPr>
                   <w:rFonts w:ascii="Arial" w:cs="Arial" w:eastAsia="Arial" w:hAnsi="Arial"/>
@@ -7372,7 +7372,7 @@
               <w:spacing w:after="10" w:before="0"/>
               <w:ind w:left="120"/>
             </w:pPr>
-            <w:hyperlink w:history="1" r:id="rIdbuxdgpv8updtlpw-uygyw">
+            <w:hyperlink w:history="1" r:id="rIdqp01bfd6_plbmg6e5da6v">
               <w:r>
                 <w:rPr>
                   <w:rFonts w:ascii="Arial" w:cs="Arial" w:eastAsia="Arial" w:hAnsi="Arial"/>
@@ -7417,7 +7417,7 @@
             <w:pPr>
               <w:spacing w:after="20" w:before="0"/>
             </w:pPr>
-            <w:hyperlink w:history="1" r:id="rIdj1_uypjnsihzsthdi1gfy">
+            <w:hyperlink w:history="1" r:id="rIde_9yxe02hxcvkyt4nd0ru">
               <w:r>
                 <w:rPr>
                   <w:rFonts w:ascii="Arial" w:cs="Arial" w:eastAsia="Arial" w:hAnsi="Arial"/>
@@ -7450,7 +7450,7 @@
               <w:spacing w:after="10" w:before="0"/>
               <w:ind w:left="120"/>
             </w:pPr>
-            <w:hyperlink w:history="1" r:id="rIdb5io1niv5wjsvyppkhafx">
+            <w:hyperlink w:history="1" r:id="rId7mn6smajwni0bpbfysibt">
               <w:r>
                 <w:rPr>
                   <w:rFonts w:ascii="Arial" w:cs="Arial" w:eastAsia="Arial" w:hAnsi="Arial"/>
@@ -7962,7 +7962,7 @@
         </w:rPr>
         <w:t xml:space="preserve">© 2026 SeaVuria and ARES. Aligned with KICD objectives. Developed by SeaVuria; technical implementation by ARES (with AI assistance from Claude). Licensed under </w:t>
       </w:r>
-      <w:hyperlink w:history="1" r:id="rId33wbfjcv2mopm0wqid8jo">
+      <w:hyperlink w:history="1" r:id="rIdtkz-itbzks59dgo86enge">
         <w:r>
           <w:rPr>
             <w:rFonts w:ascii="Arial" w:cs="Arial" w:eastAsia="Arial" w:hAnsi="Arial"/>
@@ -7983,7 +7983,7 @@
         </w:rPr>
         <w:t xml:space="preserve"> (</w:t>
       </w:r>
-      <w:hyperlink w:history="1" r:id="rIdsicaxfgiqdnh9jer5o5fq">
+      <w:hyperlink w:history="1" r:id="rIdg3a2opwfef6jre7ip-1fa">
         <w:r>
           <w:rPr>
             <w:rFonts w:ascii="Arial" w:cs="Arial" w:eastAsia="Arial" w:hAnsi="Arial"/>
@@ -8996,7 +8996,7 @@
             <w:pPr>
               <w:spacing w:after="20" w:before="0"/>
             </w:pPr>
-            <w:hyperlink w:history="1" r:id="rIdyvourdzhjhizrry2wnlrx">
+            <w:hyperlink w:history="1" r:id="rIdtmsf_tvxoxy1fbplc-bed">
               <w:r>
                 <w:rPr>
                   <w:rFonts w:ascii="Arial" w:cs="Arial" w:eastAsia="Arial" w:hAnsi="Arial"/>
@@ -9029,7 +9029,7 @@
               <w:spacing w:after="10" w:before="0"/>
               <w:ind w:left="120"/>
             </w:pPr>
-            <w:hyperlink w:history="1" r:id="rIditti9ntfyxbdreldyreo2">
+            <w:hyperlink w:history="1" r:id="rIdpfmpr2lb0m6myerim5b2z">
               <w:r>
                 <w:rPr>
                   <w:rFonts w:ascii="Arial" w:cs="Arial" w:eastAsia="Arial" w:hAnsi="Arial"/>
@@ -9074,7 +9074,7 @@
             <w:pPr>
               <w:spacing w:after="20" w:before="0"/>
             </w:pPr>
-            <w:hyperlink w:history="1" r:id="rId3sxo5-4equdyqg8wky7-n">
+            <w:hyperlink w:history="1" r:id="rIdynwc2qphxps5p3vpnejv2">
               <w:r>
                 <w:rPr>
                   <w:rFonts w:ascii="Arial" w:cs="Arial" w:eastAsia="Arial" w:hAnsi="Arial"/>
@@ -9107,7 +9107,7 @@
               <w:spacing w:after="10" w:before="0"/>
               <w:ind w:left="120"/>
             </w:pPr>
-            <w:hyperlink w:history="1" r:id="rIdhhbi2jca6w3pq-4vfz405">
+            <w:hyperlink w:history="1" r:id="rIdndazeamextt_0h_nec6js">
               <w:r>
                 <w:rPr>
                   <w:rFonts w:ascii="Arial" w:cs="Arial" w:eastAsia="Arial" w:hAnsi="Arial"/>
@@ -9302,7 +9302,7 @@
             <w:pPr>
               <w:spacing w:after="20" w:before="0"/>
             </w:pPr>
-            <w:hyperlink w:history="1" r:id="rIdkmh4gwuvgwmbvcy_hglhl">
+            <w:hyperlink w:history="1" r:id="rId7u78jrch1qhfo2lg6qz6r">
               <w:r>
                 <w:rPr>
                   <w:rFonts w:ascii="Arial" w:cs="Arial" w:eastAsia="Arial" w:hAnsi="Arial"/>
@@ -9335,7 +9335,7 @@
               <w:spacing w:after="10" w:before="0"/>
               <w:ind w:left="120"/>
             </w:pPr>
-            <w:hyperlink w:history="1" r:id="rIdi8aotkbwlc5re_9_xq-vy">
+            <w:hyperlink w:history="1" r:id="rIdeqi1n6jjhtvtx4uhh9r7k">
               <w:r>
                 <w:rPr>
                   <w:rFonts w:ascii="Arial" w:cs="Arial" w:eastAsia="Arial" w:hAnsi="Arial"/>
@@ -9380,7 +9380,7 @@
             <w:pPr>
               <w:spacing w:after="20" w:before="0"/>
             </w:pPr>
-            <w:hyperlink w:history="1" r:id="rIdjytcauplczllxcszt0uuu">
+            <w:hyperlink w:history="1" r:id="rIdu-xbgnwjjutl8la90co9p">
               <w:r>
                 <w:rPr>
                   <w:rFonts w:ascii="Arial" w:cs="Arial" w:eastAsia="Arial" w:hAnsi="Arial"/>
@@ -9413,7 +9413,7 @@
               <w:spacing w:after="10" w:before="0"/>
               <w:ind w:left="120"/>
             </w:pPr>
-            <w:hyperlink w:history="1" r:id="rIdmj3rw5uoufedvbncpftxh">
+            <w:hyperlink w:history="1" r:id="rIddijhyrqckouzhldiljvfe">
               <w:r>
                 <w:rPr>
                   <w:rFonts w:ascii="Arial" w:cs="Arial" w:eastAsia="Arial" w:hAnsi="Arial"/>
@@ -9608,7 +9608,7 @@
             <w:pPr>
               <w:spacing w:after="20" w:before="0"/>
             </w:pPr>
-            <w:hyperlink w:history="1" r:id="rId5pdasccjsxvhc9tzs8alr">
+            <w:hyperlink w:history="1" r:id="rIdzhulcfmsm7ncbaocxthsy">
               <w:r>
                 <w:rPr>
                   <w:rFonts w:ascii="Arial" w:cs="Arial" w:eastAsia="Arial" w:hAnsi="Arial"/>
@@ -9641,7 +9641,7 @@
               <w:spacing w:after="10" w:before="0"/>
               <w:ind w:left="120"/>
             </w:pPr>
-            <w:hyperlink w:history="1" r:id="rId8pg4c--ccwuhcpaqzuiqo">
+            <w:hyperlink w:history="1" r:id="rIdyed9k6vhlueeeqa80o5be">
               <w:r>
                 <w:rPr>
                   <w:rFonts w:ascii="Arial" w:cs="Arial" w:eastAsia="Arial" w:hAnsi="Arial"/>
@@ -9686,7 +9686,7 @@
             <w:pPr>
               <w:spacing w:after="20" w:before="0"/>
             </w:pPr>
-            <w:hyperlink w:history="1" r:id="rIdu8y0vsokchwf17n8aveco">
+            <w:hyperlink w:history="1" r:id="rIdekmtydeulknk1svqhs79e">
               <w:r>
                 <w:rPr>
                   <w:rFonts w:ascii="Arial" w:cs="Arial" w:eastAsia="Arial" w:hAnsi="Arial"/>
@@ -9719,7 +9719,7 @@
               <w:spacing w:after="10" w:before="0"/>
               <w:ind w:left="120"/>
             </w:pPr>
-            <w:hyperlink w:history="1" r:id="rId9rdp4ukmbtk1skz9mnyk0">
+            <w:hyperlink w:history="1" r:id="rIdqxgcrfmdap_i92micc3r3">
               <w:r>
                 <w:rPr>
                   <w:rFonts w:ascii="Arial" w:cs="Arial" w:eastAsia="Arial" w:hAnsi="Arial"/>
@@ -9914,7 +9914,7 @@
             <w:pPr>
               <w:spacing w:after="20" w:before="0"/>
             </w:pPr>
-            <w:hyperlink w:history="1" r:id="rId4ytx_mqccsv25zscvdg6k">
+            <w:hyperlink w:history="1" r:id="rId3uwaumxqj09mxawlhb5gx">
               <w:r>
                 <w:rPr>
                   <w:rFonts w:ascii="Arial" w:cs="Arial" w:eastAsia="Arial" w:hAnsi="Arial"/>
@@ -9947,7 +9947,7 @@
               <w:spacing w:after="10" w:before="0"/>
               <w:ind w:left="120"/>
             </w:pPr>
-            <w:hyperlink w:history="1" r:id="rId9ts--qr2ig2rrgsf5-dgn">
+            <w:hyperlink w:history="1" r:id="rIdebkf8quf91i_npmevijpl">
               <w:r>
                 <w:rPr>
                   <w:rFonts w:ascii="Arial" w:cs="Arial" w:eastAsia="Arial" w:hAnsi="Arial"/>
@@ -9992,7 +9992,7 @@
             <w:pPr>
               <w:spacing w:after="20" w:before="0"/>
             </w:pPr>
-            <w:hyperlink w:history="1" r:id="rId81ctpmmsq2gzsx_6xlf7h">
+            <w:hyperlink w:history="1" r:id="rId8klapqi2nqqz7u26r0r5a">
               <w:r>
                 <w:rPr>
                   <w:rFonts w:ascii="Arial" w:cs="Arial" w:eastAsia="Arial" w:hAnsi="Arial"/>
@@ -10025,7 +10025,7 @@
               <w:spacing w:after="10" w:before="0"/>
               <w:ind w:left="120"/>
             </w:pPr>
-            <w:hyperlink w:history="1" r:id="rId1bcrsxwo9u9riaakr_e-a">
+            <w:hyperlink w:history="1" r:id="rIdtt_xhw_lpw6m-pmidnjlf">
               <w:r>
                 <w:rPr>
                   <w:rFonts w:ascii="Arial" w:cs="Arial" w:eastAsia="Arial" w:hAnsi="Arial"/>
@@ -10220,7 +10220,7 @@
             <w:pPr>
               <w:spacing w:after="20" w:before="0"/>
             </w:pPr>
-            <w:hyperlink w:history="1" r:id="rIddkjmbko8tlwmbaovposq9">
+            <w:hyperlink w:history="1" r:id="rIdww0ohs8h9cbtlby1mubij">
               <w:r>
                 <w:rPr>
                   <w:rFonts w:ascii="Arial" w:cs="Arial" w:eastAsia="Arial" w:hAnsi="Arial"/>
@@ -10269,7 +10269,7 @@
               <w:spacing w:after="10" w:before="0"/>
               <w:ind w:left="120"/>
             </w:pPr>
-            <w:hyperlink w:history="1" r:id="rIdmwwjgz4auqlm4uzxv1mdq">
+            <w:hyperlink w:history="1" r:id="rId5m9evonmtfl0p_yu4qhzu">
               <w:r>
                 <w:rPr>
                   <w:rFonts w:ascii="Arial" w:cs="Arial" w:eastAsia="Arial" w:hAnsi="Arial"/>
@@ -10314,7 +10314,7 @@
             <w:pPr>
               <w:spacing w:after="20" w:before="0"/>
             </w:pPr>
-            <w:hyperlink w:history="1" r:id="rIdy_6oql4_xt6mua4kprmp9">
+            <w:hyperlink w:history="1" r:id="rId8eivilgrawq93boy8hqws">
               <w:r>
                 <w:rPr>
                   <w:rFonts w:ascii="Arial" w:cs="Arial" w:eastAsia="Arial" w:hAnsi="Arial"/>
@@ -10347,7 +10347,7 @@
               <w:spacing w:after="10" w:before="0"/>
               <w:ind w:left="120"/>
             </w:pPr>
-            <w:hyperlink w:history="1" r:id="rIdqptynegjizcpsahipta5q">
+            <w:hyperlink w:history="1" r:id="rIdepmw1w9rux_pb0_0nhnzx">
               <w:r>
                 <w:rPr>
                   <w:rFonts w:ascii="Arial" w:cs="Arial" w:eastAsia="Arial" w:hAnsi="Arial"/>
@@ -10859,7 +10859,7 @@
         </w:rPr>
         <w:t xml:space="preserve">© 2026 SeaVuria and ARES. Aligned with KICD objectives. Developed by SeaVuria; technical implementation by ARES (with AI assistance from Claude). Licensed under </w:t>
       </w:r>
-      <w:hyperlink w:history="1" r:id="rIdldvh0kbkdqadoatgnxekd">
+      <w:hyperlink w:history="1" r:id="rIdukehjgz9e9t6fy9m9aluh">
         <w:r>
           <w:rPr>
             <w:rFonts w:ascii="Arial" w:cs="Arial" w:eastAsia="Arial" w:hAnsi="Arial"/>
@@ -10880,7 +10880,7 @@
         </w:rPr>
         <w:t xml:space="preserve"> (</w:t>
       </w:r>
-      <w:hyperlink w:history="1" r:id="rIdjieklolhwph-7h2wh24no">
+      <w:hyperlink w:history="1" r:id="rIdhbz62nhcrcto1rnp2lb-e">
         <w:r>
           <w:rPr>
             <w:rFonts w:ascii="Arial" w:cs="Arial" w:eastAsia="Arial" w:hAnsi="Arial"/>
@@ -11893,7 +11893,7 @@
             <w:pPr>
               <w:spacing w:after="20" w:before="0"/>
             </w:pPr>
-            <w:hyperlink w:history="1" r:id="rIdwjkfi5jt4xuzguweoot2m">
+            <w:hyperlink w:history="1" r:id="rIdadscslmp0v0xof34z-xam">
               <w:r>
                 <w:rPr>
                   <w:rFonts w:ascii="Arial" w:cs="Arial" w:eastAsia="Arial" w:hAnsi="Arial"/>
@@ -11926,7 +11926,7 @@
               <w:spacing w:after="10" w:before="0"/>
               <w:ind w:left="120"/>
             </w:pPr>
-            <w:hyperlink w:history="1" r:id="rIdbxy1gxnrettjt2dqz38uk">
+            <w:hyperlink w:history="1" r:id="rIdszoiehktfijiv7uvopyle">
               <w:r>
                 <w:rPr>
                   <w:rFonts w:ascii="Arial" w:cs="Arial" w:eastAsia="Arial" w:hAnsi="Arial"/>
@@ -11971,7 +11971,7 @@
             <w:pPr>
               <w:spacing w:after="20" w:before="0"/>
             </w:pPr>
-            <w:hyperlink w:history="1" r:id="rIdo7hiwo6v7o_qcfeurzpdu">
+            <w:hyperlink w:history="1" r:id="rIdxjvsaolthokodbuhggcg6">
               <w:r>
                 <w:rPr>
                   <w:rFonts w:ascii="Arial" w:cs="Arial" w:eastAsia="Arial" w:hAnsi="Arial"/>
@@ -12004,7 +12004,7 @@
               <w:spacing w:after="10" w:before="0"/>
               <w:ind w:left="120"/>
             </w:pPr>
-            <w:hyperlink w:history="1" r:id="rIdaqqqhxjdst0pt7ajb7izi">
+            <w:hyperlink w:history="1" r:id="rIdgewlj8h5mmo_4-drvrelj">
               <w:r>
                 <w:rPr>
                   <w:rFonts w:ascii="Arial" w:cs="Arial" w:eastAsia="Arial" w:hAnsi="Arial"/>
@@ -12199,7 +12199,7 @@
             <w:pPr>
               <w:spacing w:after="20" w:before="0"/>
             </w:pPr>
-            <w:hyperlink w:history="1" r:id="rIdqhp9cx4n35ha-m2k6jjdq">
+            <w:hyperlink w:history="1" r:id="rIdj-bx42a6k07rbsim5srff">
               <w:r>
                 <w:rPr>
                   <w:rFonts w:ascii="Arial" w:cs="Arial" w:eastAsia="Arial" w:hAnsi="Arial"/>
@@ -12232,7 +12232,7 @@
               <w:spacing w:after="10" w:before="0"/>
               <w:ind w:left="120"/>
             </w:pPr>
-            <w:hyperlink w:history="1" r:id="rIdc4guz3bhjqe2snmxyprqi">
+            <w:hyperlink w:history="1" r:id="rIdwjofrhqhkw6kipuoqcgiq">
               <w:r>
                 <w:rPr>
                   <w:rFonts w:ascii="Arial" w:cs="Arial" w:eastAsia="Arial" w:hAnsi="Arial"/>
@@ -12277,7 +12277,7 @@
             <w:pPr>
               <w:spacing w:after="20" w:before="0"/>
             </w:pPr>
-            <w:hyperlink w:history="1" r:id="rIdaocrpn0txhk5es4wxpwpc">
+            <w:hyperlink w:history="1" r:id="rId5dwj02h7voiryjonksktu">
               <w:r>
                 <w:rPr>
                   <w:rFonts w:ascii="Arial" w:cs="Arial" w:eastAsia="Arial" w:hAnsi="Arial"/>
@@ -12310,7 +12310,7 @@
               <w:spacing w:after="10" w:before="0"/>
               <w:ind w:left="120"/>
             </w:pPr>
-            <w:hyperlink w:history="1" r:id="rIdbaix18ez2yaljlzp8vjyz">
+            <w:hyperlink w:history="1" r:id="rIdmlrawr6zvqqj3cemyxvbn">
               <w:r>
                 <w:rPr>
                   <w:rFonts w:ascii="Arial" w:cs="Arial" w:eastAsia="Arial" w:hAnsi="Arial"/>
@@ -12505,7 +12505,7 @@
             <w:pPr>
               <w:spacing w:after="20" w:before="0"/>
             </w:pPr>
-            <w:hyperlink w:history="1" r:id="rIdzavvzw5c-p1gib4ffq9hr">
+            <w:hyperlink w:history="1" r:id="rIdqhznsfy4uuokxd-1jbkgs">
               <w:r>
                 <w:rPr>
                   <w:rFonts w:ascii="Arial" w:cs="Arial" w:eastAsia="Arial" w:hAnsi="Arial"/>
@@ -12538,7 +12538,7 @@
               <w:spacing w:after="10" w:before="0"/>
               <w:ind w:left="120"/>
             </w:pPr>
-            <w:hyperlink w:history="1" r:id="rIdnektzqqessgqkpxvuzs0_">
+            <w:hyperlink w:history="1" r:id="rIdebhscjilrmhr-yfdeoyxf">
               <w:r>
                 <w:rPr>
                   <w:rFonts w:ascii="Arial" w:cs="Arial" w:eastAsia="Arial" w:hAnsi="Arial"/>
@@ -12583,7 +12583,7 @@
             <w:pPr>
               <w:spacing w:after="20" w:before="0"/>
             </w:pPr>
-            <w:hyperlink w:history="1" r:id="rId5ercw8krapz6jkawpxim2">
+            <w:hyperlink w:history="1" r:id="rId1itv6uxschw-qasldo6p5">
               <w:r>
                 <w:rPr>
                   <w:rFonts w:ascii="Arial" w:cs="Arial" w:eastAsia="Arial" w:hAnsi="Arial"/>
@@ -12616,7 +12616,7 @@
               <w:spacing w:after="10" w:before="0"/>
               <w:ind w:left="120"/>
             </w:pPr>
-            <w:hyperlink w:history="1" r:id="rIdpsrfpp_uwwqhcdqrciain">
+            <w:hyperlink w:history="1" r:id="rIdqjpxuurb4yx0i7akh0oje">
               <w:r>
                 <w:rPr>
                   <w:rFonts w:ascii="Arial" w:cs="Arial" w:eastAsia="Arial" w:hAnsi="Arial"/>
@@ -12811,7 +12811,7 @@
             <w:pPr>
               <w:spacing w:after="20" w:before="0"/>
             </w:pPr>
-            <w:hyperlink w:history="1" r:id="rId0s_chaabqmc_6uy-uip0x">
+            <w:hyperlink w:history="1" r:id="rIdqaneuomjosf_lzvtnhwoz">
               <w:r>
                 <w:rPr>
                   <w:rFonts w:ascii="Arial" w:cs="Arial" w:eastAsia="Arial" w:hAnsi="Arial"/>
@@ -12844,7 +12844,7 @@
               <w:spacing w:after="10" w:before="0"/>
               <w:ind w:left="120"/>
             </w:pPr>
-            <w:hyperlink w:history="1" r:id="rId2k8xe6g_n_thmmom6jvud">
+            <w:hyperlink w:history="1" r:id="rIdqydf-gktfotp-uqcq6mix">
               <w:r>
                 <w:rPr>
                   <w:rFonts w:ascii="Arial" w:cs="Arial" w:eastAsia="Arial" w:hAnsi="Arial"/>
@@ -12889,7 +12889,7 @@
             <w:pPr>
               <w:spacing w:after="20" w:before="0"/>
             </w:pPr>
-            <w:hyperlink w:history="1" r:id="rIdoe3vehwcjr4_x24ejcqh6">
+            <w:hyperlink w:history="1" r:id="rIdf_x6zwvvor6f0woge_dzp">
               <w:r>
                 <w:rPr>
                   <w:rFonts w:ascii="Arial" w:cs="Arial" w:eastAsia="Arial" w:hAnsi="Arial"/>
@@ -12922,7 +12922,7 @@
               <w:spacing w:after="10" w:before="0"/>
               <w:ind w:left="120"/>
             </w:pPr>
-            <w:hyperlink w:history="1" r:id="rIdhjzbzufoax0ngqi-udmwr">
+            <w:hyperlink w:history="1" r:id="rIdeauzzyqrvnyq7ylkupvzi">
               <w:r>
                 <w:rPr>
                   <w:rFonts w:ascii="Arial" w:cs="Arial" w:eastAsia="Arial" w:hAnsi="Arial"/>
@@ -13117,7 +13117,7 @@
             <w:pPr>
               <w:spacing w:after="20" w:before="0"/>
             </w:pPr>
-            <w:hyperlink w:history="1" r:id="rId_s3m5a1i959qrzdtzk9rq">
+            <w:hyperlink w:history="1" r:id="rIdbzu7c2qgwe5ytln-2baqw">
               <w:r>
                 <w:rPr>
                   <w:rFonts w:ascii="Arial" w:cs="Arial" w:eastAsia="Arial" w:hAnsi="Arial"/>
@@ -13150,7 +13150,7 @@
               <w:spacing w:after="10" w:before="0"/>
               <w:ind w:left="120"/>
             </w:pPr>
-            <w:hyperlink w:history="1" r:id="rIde9pvv-ba4cdwsn7wbpdcn">
+            <w:hyperlink w:history="1" r:id="rIdblbq1knsc_nmgrbopip0o">
               <w:r>
                 <w:rPr>
                   <w:rFonts w:ascii="Arial" w:cs="Arial" w:eastAsia="Arial" w:hAnsi="Arial"/>
@@ -13195,7 +13195,7 @@
             <w:pPr>
               <w:spacing w:after="20" w:before="0"/>
             </w:pPr>
-            <w:hyperlink w:history="1" r:id="rIdwnkwcp2q3ne7n_dqnjpcy">
+            <w:hyperlink w:history="1" r:id="rIdfs3feonawp6czwh2jx9zk">
               <w:r>
                 <w:rPr>
                   <w:rFonts w:ascii="Arial" w:cs="Arial" w:eastAsia="Arial" w:hAnsi="Arial"/>
@@ -13228,7 +13228,7 @@
               <w:spacing w:after="10" w:before="0"/>
               <w:ind w:left="120"/>
             </w:pPr>
-            <w:hyperlink w:history="1" r:id="rIdh4_uufl-q2oz4levzgcqf">
+            <w:hyperlink w:history="1" r:id="rIdo5eaeusnraaxvegcc7w40">
               <w:r>
                 <w:rPr>
                   <w:rFonts w:ascii="Arial" w:cs="Arial" w:eastAsia="Arial" w:hAnsi="Arial"/>
@@ -13816,7 +13816,7 @@
         </w:rPr>
         <w:t xml:space="preserve">© 2026 SeaVuria and ARES. Aligned with KICD objectives. Developed by SeaVuria; technical implementation by ARES (with AI assistance from Claude). Licensed under </w:t>
       </w:r>
-      <w:hyperlink w:history="1" r:id="rId9jbxkcu0u6mpikgkqqab4">
+      <w:hyperlink w:history="1" r:id="rId3upuvvdm6dlzyyl24xn7b">
         <w:r>
           <w:rPr>
             <w:rFonts w:ascii="Arial" w:cs="Arial" w:eastAsia="Arial" w:hAnsi="Arial"/>
@@ -13837,7 +13837,7 @@
         </w:rPr>
         <w:t xml:space="preserve"> (</w:t>
       </w:r>
-      <w:hyperlink w:history="1" r:id="rIdpbciozzm0yeadp38yt_62">
+      <w:hyperlink w:history="1" r:id="rIdizbvcskfobtgfmpmgypop">
         <w:r>
           <w:rPr>
             <w:rFonts w:ascii="Arial" w:cs="Arial" w:eastAsia="Arial" w:hAnsi="Arial"/>
@@ -14850,7 +14850,7 @@
             <w:pPr>
               <w:spacing w:after="20" w:before="0"/>
             </w:pPr>
-            <w:hyperlink w:history="1" r:id="rIdw6rhwlbucaocdzjk1fjxd">
+            <w:hyperlink w:history="1" r:id="rIdv1brxaej-ybqfr7px1p93">
               <w:r>
                 <w:rPr>
                   <w:rFonts w:ascii="Arial" w:cs="Arial" w:eastAsia="Arial" w:hAnsi="Arial"/>
@@ -14883,7 +14883,7 @@
               <w:spacing w:after="10" w:before="0"/>
               <w:ind w:left="120"/>
             </w:pPr>
-            <w:hyperlink w:history="1" r:id="rIdbsjmzqbvhj8zenycqh9rb">
+            <w:hyperlink w:history="1" r:id="rIdqglhxk_igjbyhql_cgtwo">
               <w:r>
                 <w:rPr>
                   <w:rFonts w:ascii="Arial" w:cs="Arial" w:eastAsia="Arial" w:hAnsi="Arial"/>
@@ -14928,7 +14928,7 @@
             <w:pPr>
               <w:spacing w:after="20" w:before="0"/>
             </w:pPr>
-            <w:hyperlink w:history="1" r:id="rIdizthcobjiqo2a3lcpb-xb">
+            <w:hyperlink w:history="1" r:id="rIdp140ztt-0k90ujhige0fj">
               <w:r>
                 <w:rPr>
                   <w:rFonts w:ascii="Arial" w:cs="Arial" w:eastAsia="Arial" w:hAnsi="Arial"/>
@@ -14977,7 +14977,7 @@
               <w:spacing w:after="10" w:before="0"/>
               <w:ind w:left="120"/>
             </w:pPr>
-            <w:hyperlink w:history="1" r:id="rId5txuwfyv6atd0bzw5b8ys">
+            <w:hyperlink w:history="1" r:id="rId7wu-ejbz5p2r9xx7pk_br">
               <w:r>
                 <w:rPr>
                   <w:rFonts w:ascii="Arial" w:cs="Arial" w:eastAsia="Arial" w:hAnsi="Arial"/>
@@ -15172,7 +15172,7 @@
             <w:pPr>
               <w:spacing w:after="20" w:before="0"/>
             </w:pPr>
-            <w:hyperlink w:history="1" r:id="rIdjcthnsleldzrhpjxyrsux">
+            <w:hyperlink w:history="1" r:id="rId07zunbe9ojtd3nceb7ghq">
               <w:r>
                 <w:rPr>
                   <w:rFonts w:ascii="Arial" w:cs="Arial" w:eastAsia="Arial" w:hAnsi="Arial"/>
@@ -15205,7 +15205,7 @@
               <w:spacing w:after="10" w:before="0"/>
               <w:ind w:left="120"/>
             </w:pPr>
-            <w:hyperlink w:history="1" r:id="rIdexlur0pnfakzpmq7uru0l">
+            <w:hyperlink w:history="1" r:id="rIdvznkvgglkhnp13wrhchex">
               <w:r>
                 <w:rPr>
                   <w:rFonts w:ascii="Arial" w:cs="Arial" w:eastAsia="Arial" w:hAnsi="Arial"/>
@@ -15250,7 +15250,7 @@
             <w:pPr>
               <w:spacing w:after="20" w:before="0"/>
             </w:pPr>
-            <w:hyperlink w:history="1" r:id="rIdt-waynzmc15tgwxfnfzcb">
+            <w:hyperlink w:history="1" r:id="rIdbxh_fnfdi-z1lcwxuljt7">
               <w:r>
                 <w:rPr>
                   <w:rFonts w:ascii="Arial" w:cs="Arial" w:eastAsia="Arial" w:hAnsi="Arial"/>
@@ -15299,7 +15299,7 @@
               <w:spacing w:after="10" w:before="0"/>
               <w:ind w:left="120"/>
             </w:pPr>
-            <w:hyperlink w:history="1" r:id="rIdqtp2sg8nii8t3vj0ityfo">
+            <w:hyperlink w:history="1" r:id="rIdigt7a10ioy-mb9boj_jtv">
               <w:r>
                 <w:rPr>
                   <w:rFonts w:ascii="Arial" w:cs="Arial" w:eastAsia="Arial" w:hAnsi="Arial"/>
@@ -15494,7 +15494,7 @@
             <w:pPr>
               <w:spacing w:after="20" w:before="0"/>
             </w:pPr>
-            <w:hyperlink w:history="1" r:id="rIdbvvlinf-fo_dopklgjglh">
+            <w:hyperlink w:history="1" r:id="rIduaj-ht9fwh6tyeim_2h1a">
               <w:r>
                 <w:rPr>
                   <w:rFonts w:ascii="Arial" w:cs="Arial" w:eastAsia="Arial" w:hAnsi="Arial"/>
@@ -15527,7 +15527,7 @@
               <w:spacing w:after="10" w:before="0"/>
               <w:ind w:left="120"/>
             </w:pPr>
-            <w:hyperlink w:history="1" r:id="rId7zv8_5gsfdlfw9duhqfxo">
+            <w:hyperlink w:history="1" r:id="rIdkb4zjctwrk8m6vjfs5m2n">
               <w:r>
                 <w:rPr>
                   <w:rFonts w:ascii="Arial" w:cs="Arial" w:eastAsia="Arial" w:hAnsi="Arial"/>
@@ -15572,7 +15572,7 @@
             <w:pPr>
               <w:spacing w:after="20" w:before="0"/>
             </w:pPr>
-            <w:hyperlink w:history="1" r:id="rId1fyk-pm90iomkbykx0zyv">
+            <w:hyperlink w:history="1" r:id="rId2lyvtq3w2ngl1v76r7spl">
               <w:r>
                 <w:rPr>
                   <w:rFonts w:ascii="Arial" w:cs="Arial" w:eastAsia="Arial" w:hAnsi="Arial"/>
@@ -15621,7 +15621,7 @@
               <w:spacing w:after="10" w:before="0"/>
               <w:ind w:left="120"/>
             </w:pPr>
-            <w:hyperlink w:history="1" r:id="rId3lqze1_ip8dj6vcrvzx4b">
+            <w:hyperlink w:history="1" r:id="rIdgdr9rjuspmtixe4rlnqxz">
               <w:r>
                 <w:rPr>
                   <w:rFonts w:ascii="Arial" w:cs="Arial" w:eastAsia="Arial" w:hAnsi="Arial"/>
@@ -15816,7 +15816,7 @@
             <w:pPr>
               <w:spacing w:after="20" w:before="0"/>
             </w:pPr>
-            <w:hyperlink w:history="1" r:id="rIdemptz9milumhacfyh090q">
+            <w:hyperlink w:history="1" r:id="rIdtatnyyeee_qklsublne35">
               <w:r>
                 <w:rPr>
                   <w:rFonts w:ascii="Arial" w:cs="Arial" w:eastAsia="Arial" w:hAnsi="Arial"/>
@@ -15849,7 +15849,7 @@
               <w:spacing w:after="10" w:before="0"/>
               <w:ind w:left="120"/>
             </w:pPr>
-            <w:hyperlink w:history="1" r:id="rIdd4ukm6dmpzokxmjahkaas">
+            <w:hyperlink w:history="1" r:id="rIdtvbjc8lgq1pr7df_cxb5v">
               <w:r>
                 <w:rPr>
                   <w:rFonts w:ascii="Arial" w:cs="Arial" w:eastAsia="Arial" w:hAnsi="Arial"/>
@@ -15894,7 +15894,7 @@
             <w:pPr>
               <w:spacing w:after="20" w:before="0"/>
             </w:pPr>
-            <w:hyperlink w:history="1" r:id="rIdm8gwihoyvs0lu76s-_tvs">
+            <w:hyperlink w:history="1" r:id="rIdktxeg26tjzaazp7xzouab">
               <w:r>
                 <w:rPr>
                   <w:rFonts w:ascii="Arial" w:cs="Arial" w:eastAsia="Arial" w:hAnsi="Arial"/>
@@ -15943,7 +15943,7 @@
               <w:spacing w:after="10" w:before="0"/>
               <w:ind w:left="120"/>
             </w:pPr>
-            <w:hyperlink w:history="1" r:id="rIdp1e-l5acypsbgu6shjprt">
+            <w:hyperlink w:history="1" r:id="rIdcnekjggxl-71j_556q7_i">
               <w:r>
                 <w:rPr>
                   <w:rFonts w:ascii="Arial" w:cs="Arial" w:eastAsia="Arial" w:hAnsi="Arial"/>
@@ -16138,7 +16138,7 @@
             <w:pPr>
               <w:spacing w:after="20" w:before="0"/>
             </w:pPr>
-            <w:hyperlink w:history="1" r:id="rIdpgmfdjdpucudp95tziqrj">
+            <w:hyperlink w:history="1" r:id="rIdeojoasxrahsjqmb3dekkg">
               <w:r>
                 <w:rPr>
                   <w:rFonts w:ascii="Arial" w:cs="Arial" w:eastAsia="Arial" w:hAnsi="Arial"/>
@@ -16187,7 +16187,7 @@
               <w:spacing w:after="10" w:before="0"/>
               <w:ind w:left="120"/>
             </w:pPr>
-            <w:hyperlink w:history="1" r:id="rId6omhy5u5pv_jlhxdzjia9">
+            <w:hyperlink w:history="1" r:id="rId-npgefc0mt6ky3tat5cqc">
               <w:r>
                 <w:rPr>
                   <w:rFonts w:ascii="Arial" w:cs="Arial" w:eastAsia="Arial" w:hAnsi="Arial"/>
@@ -16232,7 +16232,7 @@
             <w:pPr>
               <w:spacing w:after="20" w:before="0"/>
             </w:pPr>
-            <w:hyperlink w:history="1" r:id="rIdxou8ilc1ayh_xh5vz-6g3">
+            <w:hyperlink w:history="1" r:id="rId8bh_dl2smf2gpjs5pfk38">
               <w:r>
                 <w:rPr>
                   <w:rFonts w:ascii="Arial" w:cs="Arial" w:eastAsia="Arial" w:hAnsi="Arial"/>
@@ -16281,7 +16281,7 @@
               <w:spacing w:after="10" w:before="0"/>
               <w:ind w:left="120"/>
             </w:pPr>
-            <w:hyperlink w:history="1" r:id="rIdxwig0_ukqo4ze6tuzexzs">
+            <w:hyperlink w:history="1" r:id="rIdflivajrw8imrsk3rrplrv">
               <w:r>
                 <w:rPr>
                   <w:rFonts w:ascii="Arial" w:cs="Arial" w:eastAsia="Arial" w:hAnsi="Arial"/>
@@ -16888,7 +16888,7 @@
         </w:rPr>
         <w:t xml:space="preserve">© 2026 SeaVuria and ARES. Aligned with KICD objectives. Developed by SeaVuria; technical implementation by ARES (with AI assistance from Claude). Licensed under </w:t>
       </w:r>
-      <w:hyperlink w:history="1" r:id="rIdyllb5vkhy3sr36f-vfm8a">
+      <w:hyperlink w:history="1" r:id="rId0lqiuvpbfemehyqp2fplj">
         <w:r>
           <w:rPr>
             <w:rFonts w:ascii="Arial" w:cs="Arial" w:eastAsia="Arial" w:hAnsi="Arial"/>
@@ -16909,7 +16909,7 @@
         </w:rPr>
         <w:t xml:space="preserve"> (</w:t>
       </w:r>
-      <w:hyperlink w:history="1" r:id="rId0whvbo93xrvmrreto7xpg">
+      <w:hyperlink w:history="1" r:id="rIde9igikguivmlqvh8erg0q">
         <w:r>
           <w:rPr>
             <w:rFonts w:ascii="Arial" w:cs="Arial" w:eastAsia="Arial" w:hAnsi="Arial"/>
@@ -17922,7 +17922,7 @@
             <w:pPr>
               <w:spacing w:after="20" w:before="0"/>
             </w:pPr>
-            <w:hyperlink w:history="1" r:id="rIdetyhfm-tvb4tzb_rajese">
+            <w:hyperlink w:history="1" r:id="rIdy0q_xwxjzbmhrsfeesywp">
               <w:r>
                 <w:rPr>
                   <w:rFonts w:ascii="Arial" w:cs="Arial" w:eastAsia="Arial" w:hAnsi="Arial"/>
@@ -17955,7 +17955,7 @@
               <w:spacing w:after="10" w:before="0"/>
               <w:ind w:left="120"/>
             </w:pPr>
-            <w:hyperlink w:history="1" r:id="rIdqxjpp437zdpuugqm5bcns">
+            <w:hyperlink w:history="1" r:id="rIdxfapi4p5fccpqgi3uleip">
               <w:r>
                 <w:rPr>
                   <w:rFonts w:ascii="Arial" w:cs="Arial" w:eastAsia="Arial" w:hAnsi="Arial"/>
@@ -18000,7 +18000,7 @@
             <w:pPr>
               <w:spacing w:after="20" w:before="0"/>
             </w:pPr>
-            <w:hyperlink w:history="1" r:id="rIdynwwydz-q49dfp9fjdzrg">
+            <w:hyperlink w:history="1" r:id="rIddwdorx9oj8oj98akhcpvn">
               <w:r>
                 <w:rPr>
                   <w:rFonts w:ascii="Arial" w:cs="Arial" w:eastAsia="Arial" w:hAnsi="Arial"/>
@@ -18033,7 +18033,7 @@
               <w:spacing w:after="10" w:before="0"/>
               <w:ind w:left="120"/>
             </w:pPr>
-            <w:hyperlink w:history="1" r:id="rId4nju76zcokyxdfcotv2bk">
+            <w:hyperlink w:history="1" r:id="rIdke-azeq6b_fc7hon_l5so">
               <w:r>
                 <w:rPr>
                   <w:rFonts w:ascii="Arial" w:cs="Arial" w:eastAsia="Arial" w:hAnsi="Arial"/>
@@ -18228,7 +18228,7 @@
             <w:pPr>
               <w:spacing w:after="20" w:before="0"/>
             </w:pPr>
-            <w:hyperlink w:history="1" r:id="rIdb-h40v92upoyrqqfmhl3k">
+            <w:hyperlink w:history="1" r:id="rIdjfsjtnzch6gurknss3xom">
               <w:r>
                 <w:rPr>
                   <w:rFonts w:ascii="Arial" w:cs="Arial" w:eastAsia="Arial" w:hAnsi="Arial"/>
@@ -18261,7 +18261,7 @@
               <w:spacing w:after="10" w:before="0"/>
               <w:ind w:left="120"/>
             </w:pPr>
-            <w:hyperlink w:history="1" r:id="rIdladj0hpyvok9i-zkn7eb0">
+            <w:hyperlink w:history="1" r:id="rId_34t1trn43hqthhwifvo4">
               <w:r>
                 <w:rPr>
                   <w:rFonts w:ascii="Arial" w:cs="Arial" w:eastAsia="Arial" w:hAnsi="Arial"/>
@@ -18306,7 +18306,7 @@
             <w:pPr>
               <w:spacing w:after="20" w:before="0"/>
             </w:pPr>
-            <w:hyperlink w:history="1" r:id="rIdsn5pwbdqnpjykwho_azqm">
+            <w:hyperlink w:history="1" r:id="rIdbnzrrpfiwrzbry6frgnyd">
               <w:r>
                 <w:rPr>
                   <w:rFonts w:ascii="Arial" w:cs="Arial" w:eastAsia="Arial" w:hAnsi="Arial"/>
@@ -18339,7 +18339,7 @@
               <w:spacing w:after="10" w:before="0"/>
               <w:ind w:left="120"/>
             </w:pPr>
-            <w:hyperlink w:history="1" r:id="rIdarvxb-kil6bbt8617ersy">
+            <w:hyperlink w:history="1" r:id="rIdmnhsz011hi14erxajf7me">
               <w:r>
                 <w:rPr>
                   <w:rFonts w:ascii="Arial" w:cs="Arial" w:eastAsia="Arial" w:hAnsi="Arial"/>
@@ -18534,7 +18534,7 @@
             <w:pPr>
               <w:spacing w:after="20" w:before="0"/>
             </w:pPr>
-            <w:hyperlink w:history="1" r:id="rIdqfthr7abqbbzeherqmcfm">
+            <w:hyperlink w:history="1" r:id="rIdq9x8ygvbrmeoe7revszjo">
               <w:r>
                 <w:rPr>
                   <w:rFonts w:ascii="Arial" w:cs="Arial" w:eastAsia="Arial" w:hAnsi="Arial"/>
@@ -18567,7 +18567,7 @@
               <w:spacing w:after="10" w:before="0"/>
               <w:ind w:left="120"/>
             </w:pPr>
-            <w:hyperlink w:history="1" r:id="rId4j_kjwfhv_dvp-uynpsom">
+            <w:hyperlink w:history="1" r:id="rIdimomn_tcn1cgkfx9repy5">
               <w:r>
                 <w:rPr>
                   <w:rFonts w:ascii="Arial" w:cs="Arial" w:eastAsia="Arial" w:hAnsi="Arial"/>
@@ -18612,7 +18612,7 @@
             <w:pPr>
               <w:spacing w:after="20" w:before="0"/>
             </w:pPr>
-            <w:hyperlink w:history="1" r:id="rIdhe1n76dntmrpyab7x3ggi">
+            <w:hyperlink w:history="1" r:id="rIdk2stjqbdqklm_sd5okhhs">
               <w:r>
                 <w:rPr>
                   <w:rFonts w:ascii="Arial" w:cs="Arial" w:eastAsia="Arial" w:hAnsi="Arial"/>
@@ -18645,7 +18645,7 @@
               <w:spacing w:after="10" w:before="0"/>
               <w:ind w:left="120"/>
             </w:pPr>
-            <w:hyperlink w:history="1" r:id="rIdacfr_dxtgxbjajudest2v">
+            <w:hyperlink w:history="1" r:id="rIdo30uz5slkgnvpmz0xlbv0">
               <w:r>
                 <w:rPr>
                   <w:rFonts w:ascii="Arial" w:cs="Arial" w:eastAsia="Arial" w:hAnsi="Arial"/>
@@ -18840,7 +18840,7 @@
             <w:pPr>
               <w:spacing w:after="20" w:before="0"/>
             </w:pPr>
-            <w:hyperlink w:history="1" r:id="rIdihn23xpybuvlvm2ahbnf3">
+            <w:hyperlink w:history="1" r:id="rIdp2tgi3io886f8ad1vk1vc">
               <w:r>
                 <w:rPr>
                   <w:rFonts w:ascii="Arial" w:cs="Arial" w:eastAsia="Arial" w:hAnsi="Arial"/>
@@ -18873,7 +18873,7 @@
               <w:spacing w:after="10" w:before="0"/>
               <w:ind w:left="120"/>
             </w:pPr>
-            <w:hyperlink w:history="1" r:id="rIdkwlqm9fpwrnl7vff5pwtb">
+            <w:hyperlink w:history="1" r:id="rIdqnnlp6plrbexfd9sxjry7">
               <w:r>
                 <w:rPr>
                   <w:rFonts w:ascii="Arial" w:cs="Arial" w:eastAsia="Arial" w:hAnsi="Arial"/>
@@ -18918,7 +18918,7 @@
             <w:pPr>
               <w:spacing w:after="20" w:before="0"/>
             </w:pPr>
-            <w:hyperlink w:history="1" r:id="rIdtea4lbp1eqzh_1wxfcusc">
+            <w:hyperlink w:history="1" r:id="rIdo4mfujsjjk707mz1pz7dd">
               <w:r>
                 <w:rPr>
                   <w:rFonts w:ascii="Arial" w:cs="Arial" w:eastAsia="Arial" w:hAnsi="Arial"/>
@@ -18951,7 +18951,7 @@
               <w:spacing w:after="10" w:before="0"/>
               <w:ind w:left="120"/>
             </w:pPr>
-            <w:hyperlink w:history="1" r:id="rId0xzsnxzroahm7kfa3ta7a">
+            <w:hyperlink w:history="1" r:id="rIdlg2qud4ghlrlj6zb8kefr">
               <w:r>
                 <w:rPr>
                   <w:rFonts w:ascii="Arial" w:cs="Arial" w:eastAsia="Arial" w:hAnsi="Arial"/>
@@ -19146,7 +19146,7 @@
             <w:pPr>
               <w:spacing w:after="20" w:before="0"/>
             </w:pPr>
-            <w:hyperlink w:history="1" r:id="rId8ivbfvdwcgbcf8g5_q4c-">
+            <w:hyperlink w:history="1" r:id="rId9jmno4lnlgtfkzuoapk1y">
               <w:r>
                 <w:rPr>
                   <w:rFonts w:ascii="Arial" w:cs="Arial" w:eastAsia="Arial" w:hAnsi="Arial"/>
@@ -19179,7 +19179,7 @@
               <w:spacing w:after="10" w:before="0"/>
               <w:ind w:left="120"/>
             </w:pPr>
-            <w:hyperlink w:history="1" r:id="rId9vxmoirroxsgu1wmilg-i">
+            <w:hyperlink w:history="1" r:id="rId2lsgwtyuwttdkv7dexesj">
               <w:r>
                 <w:rPr>
                   <w:rFonts w:ascii="Arial" w:cs="Arial" w:eastAsia="Arial" w:hAnsi="Arial"/>
@@ -19224,7 +19224,7 @@
             <w:pPr>
               <w:spacing w:after="20" w:before="0"/>
             </w:pPr>
-            <w:hyperlink w:history="1" r:id="rIdmzru0y8kxxxttmekhu6qm">
+            <w:hyperlink w:history="1" r:id="rIdirns7ayjgnkkvvk0_tpv4">
               <w:r>
                 <w:rPr>
                   <w:rFonts w:ascii="Arial" w:cs="Arial" w:eastAsia="Arial" w:hAnsi="Arial"/>
@@ -19257,7 +19257,7 @@
               <w:spacing w:after="10" w:before="0"/>
               <w:ind w:left="120"/>
             </w:pPr>
-            <w:hyperlink w:history="1" r:id="rIdpevohoac1lzx2al12kdom">
+            <w:hyperlink w:history="1" r:id="rIdpdag3oo4i-a9w77lcxgrd">
               <w:r>
                 <w:rPr>
                   <w:rFonts w:ascii="Arial" w:cs="Arial" w:eastAsia="Arial" w:hAnsi="Arial"/>
@@ -19769,7 +19769,7 @@
         </w:rPr>
         <w:t xml:space="preserve">© 2026 SeaVuria and ARES. Aligned with KICD objectives. Developed by SeaVuria; technical implementation by ARES (with AI assistance from Claude). Licensed under </w:t>
       </w:r>
-      <w:hyperlink w:history="1" r:id="rIdeb6l--98-zoumswdop9jq">
+      <w:hyperlink w:history="1" r:id="rIdcfopwinpirrauawpebo9m">
         <w:r>
           <w:rPr>
             <w:rFonts w:ascii="Arial" w:cs="Arial" w:eastAsia="Arial" w:hAnsi="Arial"/>
@@ -19790,7 +19790,7 @@
         </w:rPr>
         <w:t xml:space="preserve"> (</w:t>
       </w:r>
-      <w:hyperlink w:history="1" r:id="rIddvgfeutnmjejt537lz__s">
+      <w:hyperlink w:history="1" r:id="rIdvbm5sv6hmdmbcqljch_k6">
         <w:r>
           <w:rPr>
             <w:rFonts w:ascii="Arial" w:cs="Arial" w:eastAsia="Arial" w:hAnsi="Arial"/>
@@ -20803,7 +20803,7 @@
             <w:pPr>
               <w:spacing w:after="20" w:before="0"/>
             </w:pPr>
-            <w:hyperlink w:history="1" r:id="rIdkiaoyx67j8z0otkpearfx">
+            <w:hyperlink w:history="1" r:id="rIdtl5i_en0lo14wv-clgczw">
               <w:r>
                 <w:rPr>
                   <w:rFonts w:ascii="Arial" w:cs="Arial" w:eastAsia="Arial" w:hAnsi="Arial"/>
@@ -20836,7 +20836,7 @@
               <w:spacing w:after="10" w:before="0"/>
               <w:ind w:left="120"/>
             </w:pPr>
-            <w:hyperlink w:history="1" r:id="rIdferhemwmbb8n4elbmjlnn">
+            <w:hyperlink w:history="1" r:id="rIdubwco_rmivd2pw8lqcuzx">
               <w:r>
                 <w:rPr>
                   <w:rFonts w:ascii="Arial" w:cs="Arial" w:eastAsia="Arial" w:hAnsi="Arial"/>
@@ -20881,7 +20881,7 @@
             <w:pPr>
               <w:spacing w:after="20" w:before="0"/>
             </w:pPr>
-            <w:hyperlink w:history="1" r:id="rIdgiuurs2m9iihcyzjumnr6">
+            <w:hyperlink w:history="1" r:id="rIdanlozz7loztygqaxtsrw5">
               <w:r>
                 <w:rPr>
                   <w:rFonts w:ascii="Arial" w:cs="Arial" w:eastAsia="Arial" w:hAnsi="Arial"/>
@@ -20914,7 +20914,7 @@
               <w:spacing w:after="10" w:before="0"/>
               <w:ind w:left="120"/>
             </w:pPr>
-            <w:hyperlink w:history="1" r:id="rId7bdxfadnl_znu39zhc2oc">
+            <w:hyperlink w:history="1" r:id="rId9_l22rlfnybbsbdnw0rrb">
               <w:r>
                 <w:rPr>
                   <w:rFonts w:ascii="Arial" w:cs="Arial" w:eastAsia="Arial" w:hAnsi="Arial"/>
@@ -21109,7 +21109,7 @@
             <w:pPr>
               <w:spacing w:after="20" w:before="0"/>
             </w:pPr>
-            <w:hyperlink w:history="1" r:id="rIdfqtcrqb7attzvbje51ac2">
+            <w:hyperlink w:history="1" r:id="rIdpgngc8iktwvmtdkobj3bt">
               <w:r>
                 <w:rPr>
                   <w:rFonts w:ascii="Arial" w:cs="Arial" w:eastAsia="Arial" w:hAnsi="Arial"/>
@@ -21142,7 +21142,7 @@
               <w:spacing w:after="10" w:before="0"/>
               <w:ind w:left="120"/>
             </w:pPr>
-            <w:hyperlink w:history="1" r:id="rIdw9ly8ecl0mdd5hxvwjicy">
+            <w:hyperlink w:history="1" r:id="rIdio1ebt8903wqopq6gyilk">
               <w:r>
                 <w:rPr>
                   <w:rFonts w:ascii="Arial" w:cs="Arial" w:eastAsia="Arial" w:hAnsi="Arial"/>
@@ -21187,7 +21187,7 @@
             <w:pPr>
               <w:spacing w:after="20" w:before="0"/>
             </w:pPr>
-            <w:hyperlink w:history="1" r:id="rIdbst34to5rqswsnudeki5o">
+            <w:hyperlink w:history="1" r:id="rIdllilxumtvrfpw4ufyjnlq">
               <w:r>
                 <w:rPr>
                   <w:rFonts w:ascii="Arial" w:cs="Arial" w:eastAsia="Arial" w:hAnsi="Arial"/>
@@ -21220,7 +21220,7 @@
               <w:spacing w:after="10" w:before="0"/>
               <w:ind w:left="120"/>
             </w:pPr>
-            <w:hyperlink w:history="1" r:id="rIdvr-xuoeapcg-g22xt9gol">
+            <w:hyperlink w:history="1" r:id="rIda_wp2ziby0px4uxacs_0e">
               <w:r>
                 <w:rPr>
                   <w:rFonts w:ascii="Arial" w:cs="Arial" w:eastAsia="Arial" w:hAnsi="Arial"/>
@@ -21415,7 +21415,7 @@
             <w:pPr>
               <w:spacing w:after="20" w:before="0"/>
             </w:pPr>
-            <w:hyperlink w:history="1" r:id="rId8j2burnv9j697hoc6kgme">
+            <w:hyperlink w:history="1" r:id="rIdizssucstfyh4pasb7xlmq">
               <w:r>
                 <w:rPr>
                   <w:rFonts w:ascii="Arial" w:cs="Arial" w:eastAsia="Arial" w:hAnsi="Arial"/>
@@ -21448,7 +21448,7 @@
               <w:spacing w:after="10" w:before="0"/>
               <w:ind w:left="120"/>
             </w:pPr>
-            <w:hyperlink w:history="1" r:id="rId3ludvvhkn21guwfkgxfzb">
+            <w:hyperlink w:history="1" r:id="rIdf8dfa9c-qm5jpevyzv2mf">
               <w:r>
                 <w:rPr>
                   <w:rFonts w:ascii="Arial" w:cs="Arial" w:eastAsia="Arial" w:hAnsi="Arial"/>
@@ -21493,7 +21493,7 @@
             <w:pPr>
               <w:spacing w:after="20" w:before="0"/>
             </w:pPr>
-            <w:hyperlink w:history="1" r:id="rIdokuoi7vi4noow2uzkf3nv">
+            <w:hyperlink w:history="1" r:id="rIdqhogk2sy6pms10te9voce">
               <w:r>
                 <w:rPr>
                   <w:rFonts w:ascii="Arial" w:cs="Arial" w:eastAsia="Arial" w:hAnsi="Arial"/>
@@ -21526,7 +21526,7 @@
               <w:spacing w:after="10" w:before="0"/>
               <w:ind w:left="120"/>
             </w:pPr>
-            <w:hyperlink w:history="1" r:id="rIdsbkn_2deo8xfarqyjhylu">
+            <w:hyperlink w:history="1" r:id="rIdxqsmscszwcb4x1kl2lrrn">
               <w:r>
                 <w:rPr>
                   <w:rFonts w:ascii="Arial" w:cs="Arial" w:eastAsia="Arial" w:hAnsi="Arial"/>
@@ -21721,7 +21721,7 @@
             <w:pPr>
               <w:spacing w:after="20" w:before="0"/>
             </w:pPr>
-            <w:hyperlink w:history="1" r:id="rId9fwnzwjxaviekvqomgj-t">
+            <w:hyperlink w:history="1" r:id="rIdr6uwimazupvmcljjrlyhx">
               <w:r>
                 <w:rPr>
                   <w:rFonts w:ascii="Arial" w:cs="Arial" w:eastAsia="Arial" w:hAnsi="Arial"/>
@@ -21754,7 +21754,7 @@
               <w:spacing w:after="10" w:before="0"/>
               <w:ind w:left="120"/>
             </w:pPr>
-            <w:hyperlink w:history="1" r:id="rIdsu3gsauymz1g1onsjfxcl">
+            <w:hyperlink w:history="1" r:id="rId58p4dkmf3lzhqug1sfyvz">
               <w:r>
                 <w:rPr>
                   <w:rFonts w:ascii="Arial" w:cs="Arial" w:eastAsia="Arial" w:hAnsi="Arial"/>
@@ -21799,7 +21799,7 @@
             <w:pPr>
               <w:spacing w:after="20" w:before="0"/>
             </w:pPr>
-            <w:hyperlink w:history="1" r:id="rIdqi1p28nrrinipo-dac83y">
+            <w:hyperlink w:history="1" r:id="rId_t17pvguwvegogutwsxdb">
               <w:r>
                 <w:rPr>
                   <w:rFonts w:ascii="Arial" w:cs="Arial" w:eastAsia="Arial" w:hAnsi="Arial"/>
@@ -21832,7 +21832,7 @@
               <w:spacing w:after="10" w:before="0"/>
               <w:ind w:left="120"/>
             </w:pPr>
-            <w:hyperlink w:history="1" r:id="rIdsuel1-fie4ks6qjuuvhce">
+            <w:hyperlink w:history="1" r:id="rIdgbplaxs3zjtwnopjjle-x">
               <w:r>
                 <w:rPr>
                   <w:rFonts w:ascii="Arial" w:cs="Arial" w:eastAsia="Arial" w:hAnsi="Arial"/>
@@ -22027,7 +22027,7 @@
             <w:pPr>
               <w:spacing w:after="20" w:before="0"/>
             </w:pPr>
-            <w:hyperlink w:history="1" r:id="rIdkc0dkpoqlereikgz2arfk">
+            <w:hyperlink w:history="1" r:id="rIddogj6wsv4fzfn6mwg_yzh">
               <w:r>
                 <w:rPr>
                   <w:rFonts w:ascii="Arial" w:cs="Arial" w:eastAsia="Arial" w:hAnsi="Arial"/>
@@ -22076,7 +22076,7 @@
               <w:spacing w:after="10" w:before="0"/>
               <w:ind w:left="120"/>
             </w:pPr>
-            <w:hyperlink w:history="1" r:id="rIdd8h0op4ymf4y1m84p_eko">
+            <w:hyperlink w:history="1" r:id="rId349iont0g21f78dgf9cj2">
               <w:r>
                 <w:rPr>
                   <w:rFonts w:ascii="Arial" w:cs="Arial" w:eastAsia="Arial" w:hAnsi="Arial"/>
@@ -22121,7 +22121,7 @@
             <w:pPr>
               <w:spacing w:after="20" w:before="0"/>
             </w:pPr>
-            <w:hyperlink w:history="1" r:id="rIdxdgya3k4i5vkexenxlzzd">
+            <w:hyperlink w:history="1" r:id="rIdjkylvsy3t6jukm-df51x7">
               <w:r>
                 <w:rPr>
                   <w:rFonts w:ascii="Arial" w:cs="Arial" w:eastAsia="Arial" w:hAnsi="Arial"/>
@@ -22154,7 +22154,7 @@
               <w:spacing w:after="10" w:before="0"/>
               <w:ind w:left="120"/>
             </w:pPr>
-            <w:hyperlink w:history="1" r:id="rIddgalo1nihig29buuaj2lk">
+            <w:hyperlink w:history="1" r:id="rIdznkr_99mfztocav3kurci">
               <w:r>
                 <w:rPr>
                   <w:rFonts w:ascii="Arial" w:cs="Arial" w:eastAsia="Arial" w:hAnsi="Arial"/>
@@ -22666,7 +22666,7 @@
         </w:rPr>
         <w:t xml:space="preserve">© 2026 SeaVuria and ARES. Aligned with KICD objectives. Developed by SeaVuria; technical implementation by ARES (with AI assistance from Claude). Licensed under </w:t>
       </w:r>
-      <w:hyperlink w:history="1" r:id="rId7-fmlrrgml-egcctmktyc">
+      <w:hyperlink w:history="1" r:id="rIdhiymox5n0hbfgwru3ecsm">
         <w:r>
           <w:rPr>
             <w:rFonts w:ascii="Arial" w:cs="Arial" w:eastAsia="Arial" w:hAnsi="Arial"/>
@@ -22687,7 +22687,7 @@
         </w:rPr>
         <w:t xml:space="preserve"> (</w:t>
       </w:r>
-      <w:hyperlink w:history="1" r:id="rIdphuwqqe90xhrwsvz6hmua">
+      <w:hyperlink w:history="1" r:id="rIdzjp46vl_4wobrqidayrkm">
         <w:r>
           <w:rPr>
             <w:rFonts w:ascii="Arial" w:cs="Arial" w:eastAsia="Arial" w:hAnsi="Arial"/>
@@ -23700,7 +23700,7 @@
             <w:pPr>
               <w:spacing w:after="20" w:before="0"/>
             </w:pPr>
-            <w:hyperlink w:history="1" r:id="rIddufvdc4-hn9ipv_wrlguc">
+            <w:hyperlink w:history="1" r:id="rIdv6ecgijf1zyyxydnma8qt">
               <w:r>
                 <w:rPr>
                   <w:rFonts w:ascii="Arial" w:cs="Arial" w:eastAsia="Arial" w:hAnsi="Arial"/>
@@ -23733,7 +23733,7 @@
               <w:spacing w:after="10" w:before="0"/>
               <w:ind w:left="120"/>
             </w:pPr>
-            <w:hyperlink w:history="1" r:id="rIdhyq4rezytrzrn9wvui2e7">
+            <w:hyperlink w:history="1" r:id="rIddmvt3ggegvph_idznptnm">
               <w:r>
                 <w:rPr>
                   <w:rFonts w:ascii="Arial" w:cs="Arial" w:eastAsia="Arial" w:hAnsi="Arial"/>
@@ -23778,7 +23778,7 @@
             <w:pPr>
               <w:spacing w:after="20" w:before="0"/>
             </w:pPr>
-            <w:hyperlink w:history="1" r:id="rIdtndi0jxnsuqcrcrpd_8wa">
+            <w:hyperlink w:history="1" r:id="rIdll12basrobpr62l-w-ewn">
               <w:r>
                 <w:rPr>
                   <w:rFonts w:ascii="Arial" w:cs="Arial" w:eastAsia="Arial" w:hAnsi="Arial"/>
@@ -23811,7 +23811,7 @@
               <w:spacing w:after="10" w:before="0"/>
               <w:ind w:left="120"/>
             </w:pPr>
-            <w:hyperlink w:history="1" r:id="rIdjxppmw4on0otbhdqnxmou">
+            <w:hyperlink w:history="1" r:id="rIddpdgiwhw6ib3jelr2_86r">
               <w:r>
                 <w:rPr>
                   <w:rFonts w:ascii="Arial" w:cs="Arial" w:eastAsia="Arial" w:hAnsi="Arial"/>
@@ -24006,7 +24006,7 @@
             <w:pPr>
               <w:spacing w:after="20" w:before="0"/>
             </w:pPr>
-            <w:hyperlink w:history="1" r:id="rIdk3hrvvt_4dmu6juzb9ykn">
+            <w:hyperlink w:history="1" r:id="rIdyookpcbmaqzv1npcoh7ag">
               <w:r>
                 <w:rPr>
                   <w:rFonts w:ascii="Arial" w:cs="Arial" w:eastAsia="Arial" w:hAnsi="Arial"/>
@@ -24039,7 +24039,7 @@
               <w:spacing w:after="10" w:before="0"/>
               <w:ind w:left="120"/>
             </w:pPr>
-            <w:hyperlink w:history="1" r:id="rIdnpp8ect9t-jv9cy4rdehq">
+            <w:hyperlink w:history="1" r:id="rIdfiizag2bt-y-uj6dekwb-">
               <w:r>
                 <w:rPr>
                   <w:rFonts w:ascii="Arial" w:cs="Arial" w:eastAsia="Arial" w:hAnsi="Arial"/>
@@ -24084,7 +24084,7 @@
             <w:pPr>
               <w:spacing w:after="20" w:before="0"/>
             </w:pPr>
-            <w:hyperlink w:history="1" r:id="rId7ykymupsk-sytb1vzbwdy">
+            <w:hyperlink w:history="1" r:id="rIdbjznh0zxoadg2o1jyttyp">
               <w:r>
                 <w:rPr>
                   <w:rFonts w:ascii="Arial" w:cs="Arial" w:eastAsia="Arial" w:hAnsi="Arial"/>
@@ -24117,7 +24117,7 @@
               <w:spacing w:after="10" w:before="0"/>
               <w:ind w:left="120"/>
             </w:pPr>
-            <w:hyperlink w:history="1" r:id="rIdiggva26htal_nlh3jxnzj">
+            <w:hyperlink w:history="1" r:id="rIdn2esknngmqzp8v9saexzd">
               <w:r>
                 <w:rPr>
                   <w:rFonts w:ascii="Arial" w:cs="Arial" w:eastAsia="Arial" w:hAnsi="Arial"/>
@@ -24312,7 +24312,7 @@
             <w:pPr>
               <w:spacing w:after="20" w:before="0"/>
             </w:pPr>
-            <w:hyperlink w:history="1" r:id="rIdlm-dl2oyg0li-migcgko8">
+            <w:hyperlink w:history="1" r:id="rIdfrhu8a0sujh5sqqsohx7i">
               <w:r>
                 <w:rPr>
                   <w:rFonts w:ascii="Arial" w:cs="Arial" w:eastAsia="Arial" w:hAnsi="Arial"/>
@@ -24345,7 +24345,7 @@
               <w:spacing w:after="10" w:before="0"/>
               <w:ind w:left="120"/>
             </w:pPr>
-            <w:hyperlink w:history="1" r:id="rId6lkm1u5oxhns3wdrf2c3c">
+            <w:hyperlink w:history="1" r:id="rIdmmqymvqewuyvf0etdwwi5">
               <w:r>
                 <w:rPr>
                   <w:rFonts w:ascii="Arial" w:cs="Arial" w:eastAsia="Arial" w:hAnsi="Arial"/>
@@ -24390,7 +24390,7 @@
             <w:pPr>
               <w:spacing w:after="20" w:before="0"/>
             </w:pPr>
-            <w:hyperlink w:history="1" r:id="rIdkm5zbicwzhiufbx7fuulr">
+            <w:hyperlink w:history="1" r:id="rIdp6awywha-8p2l9kk2g9f4">
               <w:r>
                 <w:rPr>
                   <w:rFonts w:ascii="Arial" w:cs="Arial" w:eastAsia="Arial" w:hAnsi="Arial"/>
@@ -24423,7 +24423,7 @@
               <w:spacing w:after="10" w:before="0"/>
               <w:ind w:left="120"/>
             </w:pPr>
-            <w:hyperlink w:history="1" r:id="rId5ixiucpvrowegafkwrqoe">
+            <w:hyperlink w:history="1" r:id="rIddadrsb9ylls0n5i0w8hf-">
               <w:r>
                 <w:rPr>
                   <w:rFonts w:ascii="Arial" w:cs="Arial" w:eastAsia="Arial" w:hAnsi="Arial"/>
@@ -24618,7 +24618,7 @@
             <w:pPr>
               <w:spacing w:after="20" w:before="0"/>
             </w:pPr>
-            <w:hyperlink w:history="1" r:id="rIdhui43wuwlouilyk0qdkzf">
+            <w:hyperlink w:history="1" r:id="rIdqupht8ldvdlv5krrmuh8j">
               <w:r>
                 <w:rPr>
                   <w:rFonts w:ascii="Arial" w:cs="Arial" w:eastAsia="Arial" w:hAnsi="Arial"/>
@@ -24651,7 +24651,7 @@
               <w:spacing w:after="10" w:before="0"/>
               <w:ind w:left="120"/>
             </w:pPr>
-            <w:hyperlink w:history="1" r:id="rIdc1flla_u-lvnimoqos6t7">
+            <w:hyperlink w:history="1" r:id="rId0-uql50dzwnyj1je3sk2p">
               <w:r>
                 <w:rPr>
                   <w:rFonts w:ascii="Arial" w:cs="Arial" w:eastAsia="Arial" w:hAnsi="Arial"/>
@@ -24696,7 +24696,7 @@
             <w:pPr>
               <w:spacing w:after="20" w:before="0"/>
             </w:pPr>
-            <w:hyperlink w:history="1" r:id="rId3qyfq473bfw7nwqsiqub9">
+            <w:hyperlink w:history="1" r:id="rIdp7moki8e71qdssjduvdq2">
               <w:r>
                 <w:rPr>
                   <w:rFonts w:ascii="Arial" w:cs="Arial" w:eastAsia="Arial" w:hAnsi="Arial"/>
@@ -24729,7 +24729,7 @@
               <w:spacing w:after="10" w:before="0"/>
               <w:ind w:left="120"/>
             </w:pPr>
-            <w:hyperlink w:history="1" r:id="rIdb9wovl6ogzb9nnkkjvnwy">
+            <w:hyperlink w:history="1" r:id="rIdtd1yspky0-ujqajbb0beo">
               <w:r>
                 <w:rPr>
                   <w:rFonts w:ascii="Arial" w:cs="Arial" w:eastAsia="Arial" w:hAnsi="Arial"/>
@@ -24924,7 +24924,7 @@
             <w:pPr>
               <w:spacing w:after="20" w:before="0"/>
             </w:pPr>
-            <w:hyperlink w:history="1" r:id="rId1atnd0x6-5r9addaxeeky">
+            <w:hyperlink w:history="1" r:id="rIdwubyg57ltlb8hbu1undrj">
               <w:r>
                 <w:rPr>
                   <w:rFonts w:ascii="Arial" w:cs="Arial" w:eastAsia="Arial" w:hAnsi="Arial"/>
@@ -24957,7 +24957,7 @@
               <w:spacing w:after="10" w:before="0"/>
               <w:ind w:left="120"/>
             </w:pPr>
-            <w:hyperlink w:history="1" r:id="rIddaces8rpttckkviled59q">
+            <w:hyperlink w:history="1" r:id="rIdflgwkskkjmhvyrzbj7txm">
               <w:r>
                 <w:rPr>
                   <w:rFonts w:ascii="Arial" w:cs="Arial" w:eastAsia="Arial" w:hAnsi="Arial"/>
@@ -25002,7 +25002,7 @@
             <w:pPr>
               <w:spacing w:after="20" w:before="0"/>
             </w:pPr>
-            <w:hyperlink w:history="1" r:id="rIdcsjthzpgz3hwcx5e0zndz">
+            <w:hyperlink w:history="1" r:id="rId_i1pkootdduv9mhyhn-6n">
               <w:r>
                 <w:rPr>
                   <w:rFonts w:ascii="Arial" w:cs="Arial" w:eastAsia="Arial" w:hAnsi="Arial"/>
@@ -25035,7 +25035,7 @@
               <w:spacing w:after="10" w:before="0"/>
               <w:ind w:left="120"/>
             </w:pPr>
-            <w:hyperlink w:history="1" r:id="rIdj4egdwtfoun12qtmvc5og">
+            <w:hyperlink w:history="1" r:id="rIdu1m56ibg3womd1otm6p-d">
               <w:r>
                 <w:rPr>
                   <w:rFonts w:ascii="Arial" w:cs="Arial" w:eastAsia="Arial" w:hAnsi="Arial"/>
@@ -25775,7 +25775,7 @@
         </w:rPr>
         <w:t xml:space="preserve">© 2026 SeaVuria and ARES. Aligned with KICD objectives. Developed by SeaVuria; technical implementation by ARES (with AI assistance from Claude). Licensed under </w:t>
       </w:r>
-      <w:hyperlink w:history="1" r:id="rIdwkrggus_toaha0iheyvab">
+      <w:hyperlink w:history="1" r:id="rIdlzn992z1wokri_ujqizvl">
         <w:r>
           <w:rPr>
             <w:rFonts w:ascii="Arial" w:cs="Arial" w:eastAsia="Arial" w:hAnsi="Arial"/>
@@ -25796,7 +25796,7 @@
         </w:rPr>
         <w:t xml:space="preserve"> (</w:t>
       </w:r>
-      <w:hyperlink w:history="1" r:id="rId6ihcxvvpdijwowju353yr">
+      <w:hyperlink w:history="1" r:id="rIdapod6qxzxlp2yqvje7ial">
         <w:r>
           <w:rPr>
             <w:rFonts w:ascii="Arial" w:cs="Arial" w:eastAsia="Arial" w:hAnsi="Arial"/>

--- a/data/outputs/v2/Essential_Mathematics/SS2.7_Volume_and_Capacity/Essential_Mathematics_Volume_and_Capacity_CBE_LessonSequence.docx
+++ b/data/outputs/v2/Essential_Mathematics/SS2.7_Volume_and_Capacity/Essential_Mathematics_Volume_and_Capacity_CBE_LessonSequence.docx
@@ -4,6 +4,7 @@
   <w:body>
     <w:p>
       <w:pPr>
+        <w:keepNext w:val="false"/>
         <w:spacing w:after="30" w:before="0"/>
         <w:jc w:val="center"/>
       </w:pPr>
@@ -23,6 +24,7 @@
     </w:p>
     <w:p>
       <w:pPr>
+        <w:keepNext w:val="false"/>
         <w:spacing w:after="60" w:before="0"/>
         <w:jc w:val="center"/>
       </w:pPr>
@@ -81,6 +83,7 @@
           </w:tcPr>
           <w:p>
             <w:pPr>
+              <w:keepNext w:val="false"/>
               <w:spacing w:after="40" w:before="0"/>
               <w:jc w:val="center"/>
             </w:pPr>
@@ -115,6 +118,7 @@
           </w:tcPr>
           <w:p>
             <w:pPr>
+              <w:keepNext w:val="false"/>
               <w:spacing w:after="40" w:before="0"/>
               <w:jc w:val="left"/>
             </w:pPr>
@@ -147,6 +151,7 @@
           </w:tcPr>
           <w:p>
             <w:pPr>
+              <w:keepNext w:val="false"/>
               <w:spacing w:after="40" w:before="0"/>
               <w:jc w:val="left"/>
             </w:pPr>
@@ -181,6 +186,7 @@
           </w:tcPr>
           <w:p>
             <w:pPr>
+              <w:keepNext w:val="false"/>
               <w:spacing w:after="40" w:before="0"/>
               <w:jc w:val="left"/>
             </w:pPr>
@@ -213,6 +219,7 @@
           </w:tcPr>
           <w:p>
             <w:pPr>
+              <w:keepNext w:val="false"/>
               <w:spacing w:after="40" w:before="0"/>
               <w:jc w:val="left"/>
             </w:pPr>
@@ -247,6 +254,7 @@
           </w:tcPr>
           <w:p>
             <w:pPr>
+              <w:keepNext w:val="false"/>
               <w:spacing w:after="40" w:before="0"/>
               <w:jc w:val="left"/>
             </w:pPr>
@@ -279,6 +287,7 @@
           </w:tcPr>
           <w:p>
             <w:pPr>
+              <w:keepNext w:val="false"/>
               <w:spacing w:after="40" w:before="0"/>
               <w:jc w:val="left"/>
             </w:pPr>
@@ -313,6 +322,7 @@
           </w:tcPr>
           <w:p>
             <w:pPr>
+              <w:keepNext w:val="false"/>
               <w:spacing w:after="40" w:before="0"/>
               <w:jc w:val="left"/>
             </w:pPr>
@@ -345,6 +355,7 @@
           </w:tcPr>
           <w:p>
             <w:pPr>
+              <w:keepNext w:val="false"/>
               <w:spacing w:after="40" w:before="0"/>
               <w:jc w:val="left"/>
             </w:pPr>
@@ -379,6 +390,7 @@
           </w:tcPr>
           <w:p>
             <w:pPr>
+              <w:keepNext w:val="false"/>
               <w:spacing w:after="40" w:before="0"/>
               <w:jc w:val="left"/>
             </w:pPr>
@@ -411,6 +423,7 @@
           </w:tcPr>
           <w:p>
             <w:pPr>
+              <w:keepNext w:val="false"/>
               <w:spacing w:after="40" w:before="0"/>
               <w:jc w:val="left"/>
             </w:pPr>
@@ -445,6 +458,7 @@
           </w:tcPr>
           <w:p>
             <w:pPr>
+              <w:keepNext w:val="false"/>
               <w:spacing w:after="40" w:before="0"/>
               <w:jc w:val="left"/>
             </w:pPr>
@@ -652,6 +666,7 @@
           </w:tcPr>
           <w:p>
             <w:pPr>
+              <w:keepNext w:val="false"/>
               <w:spacing w:after="40" w:before="0"/>
               <w:jc w:val="left"/>
             </w:pPr>
@@ -684,6 +699,7 @@
           </w:tcPr>
           <w:p>
             <w:pPr>
+              <w:keepNext w:val="false"/>
               <w:spacing w:after="40" w:before="0"/>
               <w:jc w:val="left"/>
             </w:pPr>
@@ -703,6 +719,7 @@
           </w:p>
           <w:p>
             <w:pPr>
+              <w:keepNext w:val="false"/>
               <w:spacing w:after="40" w:before="0"/>
               <w:jc w:val="left"/>
             </w:pPr>
@@ -722,6 +739,7 @@
           </w:p>
           <w:p>
             <w:pPr>
+              <w:keepNext w:val="false"/>
               <w:spacing w:after="40" w:before="0"/>
               <w:jc w:val="left"/>
             </w:pPr>
@@ -741,6 +759,7 @@
           </w:p>
           <w:p>
             <w:pPr>
+              <w:keepNext w:val="false"/>
               <w:spacing w:after="40" w:before="0"/>
               <w:jc w:val="left"/>
             </w:pPr>
@@ -760,6 +779,7 @@
           </w:p>
           <w:p>
             <w:pPr>
+              <w:keepNext w:val="false"/>
               <w:spacing w:after="40" w:before="0"/>
               <w:jc w:val="left"/>
             </w:pPr>
@@ -779,6 +799,7 @@
           </w:p>
           <w:p>
             <w:pPr>
+              <w:keepNext w:val="false"/>
               <w:spacing w:after="40" w:before="0"/>
               <w:jc w:val="left"/>
             </w:pPr>
@@ -813,6 +834,7 @@
           </w:tcPr>
           <w:p>
             <w:pPr>
+              <w:keepNext w:val="false"/>
               <w:spacing w:after="40" w:before="0"/>
               <w:jc w:val="left"/>
             </w:pPr>
@@ -900,6 +922,7 @@
           </w:tcPr>
           <w:p>
             <w:pPr>
+              <w:keepNext w:val="false"/>
               <w:spacing w:after="40" w:before="0"/>
               <w:jc w:val="left"/>
             </w:pPr>
@@ -987,6 +1010,7 @@
           </w:tcPr>
           <w:p>
             <w:pPr>
+              <w:keepNext w:val="false"/>
               <w:spacing w:after="40" w:before="0"/>
               <w:jc w:val="left"/>
             </w:pPr>
@@ -1114,6 +1138,7 @@
           </w:tcPr>
           <w:p>
             <w:pPr>
+              <w:keepNext w:val="false"/>
               <w:spacing w:after="40" w:before="0"/>
               <w:jc w:val="left"/>
             </w:pPr>
@@ -1201,6 +1226,7 @@
           </w:tcPr>
           <w:p>
             <w:pPr>
+              <w:keepNext w:val="false"/>
               <w:spacing w:after="40" w:before="0"/>
               <w:jc w:val="left"/>
             </w:pPr>
@@ -1368,6 +1394,7 @@
           </w:tcPr>
           <w:p>
             <w:pPr>
+              <w:keepNext w:val="false"/>
               <w:spacing w:after="40" w:before="0"/>
               <w:jc w:val="left"/>
             </w:pPr>
@@ -1400,6 +1427,7 @@
           </w:tcPr>
           <w:p>
             <w:pPr>
+              <w:keepNext w:val="false"/>
               <w:spacing w:after="40" w:before="0"/>
               <w:jc w:val="left"/>
             </w:pPr>
@@ -1434,6 +1462,7 @@
           </w:tcPr>
           <w:p>
             <w:pPr>
+              <w:keepNext w:val="false"/>
               <w:spacing w:after="40" w:before="0"/>
               <w:jc w:val="left"/>
             </w:pPr>
@@ -1466,6 +1495,7 @@
           </w:tcPr>
           <w:p>
             <w:pPr>
+              <w:keepNext w:val="false"/>
               <w:spacing w:after="40" w:before="0"/>
               <w:jc w:val="left"/>
             </w:pPr>
@@ -1485,6 +1515,7 @@
           </w:p>
           <w:p>
             <w:pPr>
+              <w:keepNext w:val="false"/>
               <w:spacing w:after="40" w:before="0"/>
               <w:jc w:val="left"/>
             </w:pPr>
@@ -1504,6 +1535,7 @@
           </w:p>
           <w:p>
             <w:pPr>
+              <w:keepNext w:val="false"/>
               <w:spacing w:after="40" w:before="0"/>
               <w:jc w:val="left"/>
             </w:pPr>
@@ -1523,6 +1555,7 @@
           </w:p>
           <w:p>
             <w:pPr>
+              <w:keepNext w:val="false"/>
               <w:spacing w:after="40" w:before="0"/>
               <w:jc w:val="left"/>
             </w:pPr>
@@ -1557,6 +1590,7 @@
           </w:tcPr>
           <w:p>
             <w:pPr>
+              <w:keepNext w:val="false"/>
               <w:spacing w:after="40" w:before="0"/>
               <w:jc w:val="left"/>
             </w:pPr>
@@ -1589,6 +1623,7 @@
           </w:tcPr>
           <w:p>
             <w:pPr>
+              <w:keepNext w:val="false"/>
               <w:spacing w:after="40" w:before="0"/>
               <w:jc w:val="left"/>
             </w:pPr>
@@ -1623,6 +1658,7 @@
           </w:tcPr>
           <w:p>
             <w:pPr>
+              <w:keepNext w:val="false"/>
               <w:spacing w:after="40" w:before="0"/>
               <w:jc w:val="left"/>
             </w:pPr>
@@ -1655,6 +1691,7 @@
           </w:tcPr>
           <w:p>
             <w:pPr>
+              <w:keepNext w:val="false"/>
               <w:spacing w:after="40" w:before="0"/>
               <w:jc w:val="left"/>
             </w:pPr>
@@ -1674,6 +1711,7 @@
           </w:p>
           <w:p>
             <w:pPr>
+              <w:keepNext w:val="false"/>
               <w:spacing w:after="40" w:before="0"/>
               <w:jc w:val="left"/>
             </w:pPr>
@@ -1693,6 +1731,7 @@
           </w:p>
           <w:p>
             <w:pPr>
+              <w:keepNext w:val="false"/>
               <w:spacing w:after="40" w:before="0"/>
               <w:jc w:val="left"/>
             </w:pPr>
@@ -1712,6 +1751,7 @@
           </w:p>
           <w:p>
             <w:pPr>
+              <w:keepNext w:val="false"/>
               <w:spacing w:after="40" w:before="0"/>
               <w:jc w:val="left"/>
             </w:pPr>
@@ -1731,6 +1771,7 @@
           </w:p>
           <w:p>
             <w:pPr>
+              <w:keepNext w:val="false"/>
               <w:spacing w:after="40" w:before="0"/>
               <w:jc w:val="left"/>
             </w:pPr>
@@ -1750,6 +1791,7 @@
           </w:p>
           <w:p>
             <w:pPr>
+              <w:keepNext w:val="false"/>
               <w:spacing w:after="40" w:before="0"/>
               <w:jc w:val="left"/>
             </w:pPr>
@@ -1769,6 +1811,7 @@
           </w:p>
           <w:p>
             <w:pPr>
+              <w:keepNext w:val="false"/>
               <w:spacing w:after="40" w:before="0"/>
               <w:jc w:val="left"/>
             </w:pPr>
@@ -1788,6 +1831,7 @@
           </w:p>
           <w:p>
             <w:pPr>
+              <w:keepNext w:val="false"/>
               <w:spacing w:after="40" w:before="0"/>
               <w:jc w:val="left"/>
             </w:pPr>
@@ -1807,6 +1851,7 @@
           </w:p>
           <w:p>
             <w:pPr>
+              <w:keepNext w:val="false"/>
               <w:spacing w:after="40" w:before="0"/>
               <w:jc w:val="left"/>
             </w:pPr>
@@ -1826,6 +1871,7 @@
           </w:p>
           <w:p>
             <w:pPr>
+              <w:keepNext w:val="false"/>
               <w:spacing w:after="40" w:before="0"/>
               <w:jc w:val="left"/>
             </w:pPr>
@@ -1845,6 +1891,7 @@
           </w:p>
           <w:p>
             <w:pPr>
+              <w:keepNext w:val="false"/>
               <w:spacing w:after="40" w:before="0"/>
               <w:jc w:val="left"/>
             </w:pPr>
@@ -1864,6 +1911,7 @@
           </w:p>
           <w:p>
             <w:pPr>
+              <w:keepNext w:val="false"/>
               <w:spacing w:after="40" w:before="0"/>
               <w:jc w:val="left"/>
             </w:pPr>
@@ -1883,6 +1931,7 @@
           </w:p>
           <w:p>
             <w:pPr>
+              <w:keepNext w:val="false"/>
               <w:spacing w:after="40" w:before="0"/>
               <w:jc w:val="left"/>
             </w:pPr>
@@ -1902,6 +1951,7 @@
           </w:p>
           <w:p>
             <w:pPr>
+              <w:keepNext w:val="false"/>
               <w:spacing w:after="40" w:before="0"/>
               <w:jc w:val="left"/>
             </w:pPr>
@@ -1921,6 +1971,7 @@
           </w:p>
           <w:p>
             <w:pPr>
+              <w:keepNext w:val="false"/>
               <w:spacing w:after="40" w:before="0"/>
               <w:jc w:val="left"/>
             </w:pPr>
@@ -1955,6 +2006,7 @@
           </w:tcPr>
           <w:p>
             <w:pPr>
+              <w:keepNext w:val="false"/>
               <w:spacing w:after="40" w:before="0"/>
               <w:jc w:val="left"/>
             </w:pPr>
@@ -2166,7 +2218,7 @@
         </w:rPr>
         <w:t xml:space="preserve">© 2026 SeaVuria and ARES. This work is licensed under a </w:t>
       </w:r>
-      <w:hyperlink w:history="1" r:id="rIdlwn3zo0tox-xa5cjhsbaa">
+      <w:hyperlink w:history="1" r:id="rIdn9vzy4tvxjmwztpbviqu8">
         <w:r>
           <w:rPr>
             <w:rFonts w:ascii="Arial" w:cs="Arial" w:eastAsia="Arial" w:hAnsi="Arial"/>
@@ -2186,7 +2238,7 @@
         </w:rPr>
         <w:t xml:space="preserve"> (</w:t>
       </w:r>
-      <w:hyperlink w:history="1" r:id="rIdzawqjuyqtqi04pdmpjbnu">
+      <w:hyperlink w:history="1" r:id="rIdldjktdocjzvkcmgpyzl4o">
         <w:r>
           <w:rPr>
             <w:rFonts w:ascii="Arial" w:cs="Arial" w:eastAsia="Arial" w:hAnsi="Arial"/>
@@ -2206,7 +2258,7 @@
         </w:rPr>
         <w:t xml:space="preserve">). To view a copy of this license, visit </w:t>
       </w:r>
-      <w:hyperlink w:history="1" r:id="rIdxumofb63hi04zvejvykjd">
+      <w:hyperlink w:history="1" r:id="rIdwmvhuncaetp3yoareej1s">
         <w:r>
           <w:rPr>
             <w:rFonts w:ascii="Arial" w:cs="Arial" w:eastAsia="Arial" w:hAnsi="Arial"/>
@@ -2265,6 +2317,7 @@
           </w:tcPr>
           <w:p>
             <w:pPr>
+              <w:keepNext w:val="false"/>
               <w:spacing w:after="40" w:before="0"/>
               <w:jc w:val="center"/>
             </w:pPr>
@@ -2300,6 +2353,7 @@
           </w:tcPr>
           <w:p>
             <w:pPr>
+              <w:keepNext w:val="false"/>
               <w:spacing w:after="40" w:before="0"/>
               <w:jc w:val="center"/>
             </w:pPr>
@@ -2334,6 +2388,7 @@
           </w:tcPr>
           <w:p>
             <w:pPr>
+              <w:keepNext w:val="false"/>
               <w:spacing w:after="40" w:before="0"/>
               <w:jc w:val="left"/>
             </w:pPr>
@@ -2366,6 +2421,7 @@
           </w:tcPr>
           <w:p>
             <w:pPr>
+              <w:keepNext w:val="false"/>
               <w:spacing w:after="40" w:before="0"/>
               <w:jc w:val="left"/>
             </w:pPr>
@@ -2400,6 +2456,7 @@
           </w:tcPr>
           <w:p>
             <w:pPr>
+              <w:keepNext w:val="false"/>
               <w:spacing w:after="40" w:before="0"/>
               <w:jc w:val="left"/>
             </w:pPr>
@@ -2432,6 +2489,7 @@
           </w:tcPr>
           <w:p>
             <w:pPr>
+              <w:keepNext w:val="false"/>
               <w:spacing w:after="40" w:before="0"/>
               <w:jc w:val="left"/>
             </w:pPr>
@@ -2466,6 +2524,7 @@
           </w:tcPr>
           <w:p>
             <w:pPr>
+              <w:keepNext w:val="false"/>
               <w:spacing w:after="40" w:before="0"/>
               <w:jc w:val="left"/>
             </w:pPr>
@@ -2498,6 +2557,7 @@
           </w:tcPr>
           <w:p>
             <w:pPr>
+              <w:keepNext w:val="false"/>
               <w:spacing w:after="40" w:before="0"/>
               <w:jc w:val="left"/>
             </w:pPr>
@@ -2532,6 +2592,7 @@
           </w:tcPr>
           <w:p>
             <w:pPr>
+              <w:keepNext w:val="false"/>
               <w:spacing w:after="40" w:before="0"/>
               <w:jc w:val="left"/>
             </w:pPr>
@@ -2564,6 +2625,7 @@
           </w:tcPr>
           <w:p>
             <w:pPr>
+              <w:keepNext w:val="false"/>
               <w:spacing w:after="40" w:before="0"/>
               <w:jc w:val="left"/>
             </w:pPr>
@@ -2598,6 +2660,7 @@
           </w:tcPr>
           <w:p>
             <w:pPr>
+              <w:keepNext w:val="false"/>
               <w:spacing w:after="40" w:before="0"/>
               <w:jc w:val="left"/>
             </w:pPr>
@@ -2630,6 +2693,7 @@
           </w:tcPr>
           <w:p>
             <w:pPr>
+              <w:keepNext w:val="false"/>
               <w:spacing w:after="40" w:before="0"/>
               <w:jc w:val="left"/>
             </w:pPr>
@@ -2664,6 +2728,7 @@
           </w:tcPr>
           <w:p>
             <w:pPr>
+              <w:keepNext w:val="false"/>
               <w:spacing w:after="40" w:before="0"/>
               <w:jc w:val="left"/>
             </w:pPr>
@@ -2696,6 +2761,7 @@
           </w:tcPr>
           <w:p>
             <w:pPr>
+              <w:keepNext w:val="false"/>
               <w:spacing w:after="40" w:before="0"/>
               <w:jc w:val="left"/>
             </w:pPr>
@@ -2730,6 +2796,7 @@
           </w:tcPr>
           <w:p>
             <w:pPr>
+              <w:keepNext w:val="false"/>
               <w:spacing w:after="40" w:before="0"/>
               <w:jc w:val="left"/>
             </w:pPr>
@@ -2762,6 +2829,7 @@
           </w:tcPr>
           <w:p>
             <w:pPr>
+              <w:keepNext w:val="false"/>
               <w:spacing w:after="40" w:before="0"/>
               <w:jc w:val="left"/>
             </w:pPr>
@@ -2796,6 +2864,7 @@
           </w:tcPr>
           <w:p>
             <w:pPr>
+              <w:keepNext w:val="false"/>
               <w:spacing w:after="40" w:before="0"/>
               <w:jc w:val="left"/>
             </w:pPr>
@@ -2828,6 +2897,7 @@
           </w:tcPr>
           <w:p>
             <w:pPr>
+              <w:keepNext w:val="false"/>
               <w:spacing w:after="40" w:before="0"/>
               <w:jc w:val="left"/>
             </w:pPr>
@@ -2887,6 +2957,7 @@
           </w:tcPr>
           <w:p>
             <w:pPr>
+              <w:keepNext w:val="false"/>
               <w:spacing w:after="40" w:before="0"/>
               <w:jc w:val="center"/>
             </w:pPr>
@@ -2921,6 +2992,7 @@
           </w:tcPr>
           <w:p>
             <w:pPr>
+              <w:keepNext w:val="false"/>
               <w:spacing w:after="40" w:before="0"/>
               <w:jc w:val="left"/>
             </w:pPr>
@@ -2985,6 +3057,7 @@
           </w:tcPr>
           <w:p>
             <w:pPr>
+              <w:keepNext w:val="false"/>
               <w:spacing w:after="40" w:before="0"/>
               <w:jc w:val="center"/>
             </w:pPr>
@@ -3019,6 +3092,7 @@
           </w:tcPr>
           <w:p>
             <w:pPr>
+              <w:keepNext w:val="false"/>
               <w:spacing w:after="40" w:before="0"/>
               <w:jc w:val="left"/>
             </w:pPr>
@@ -3051,6 +3125,7 @@
           </w:tcPr>
           <w:p>
             <w:pPr>
+              <w:keepNext w:val="false"/>
               <w:spacing w:after="40" w:before="0"/>
               <w:jc w:val="left"/>
             </w:pPr>
@@ -3083,6 +3158,7 @@
           </w:tcPr>
           <w:p>
             <w:pPr>
+              <w:keepNext w:val="false"/>
               <w:spacing w:after="40" w:before="0"/>
               <w:jc w:val="left"/>
             </w:pPr>
@@ -3115,6 +3191,7 @@
           </w:tcPr>
           <w:p>
             <w:pPr>
+              <w:keepNext w:val="false"/>
               <w:spacing w:after="40" w:before="0"/>
               <w:jc w:val="left"/>
             </w:pPr>
@@ -3147,6 +3224,7 @@
           </w:tcPr>
           <w:p>
             <w:pPr>
+              <w:keepNext w:val="false"/>
               <w:spacing w:after="40" w:before="0"/>
               <w:jc w:val="left"/>
             </w:pPr>
@@ -3181,6 +3259,7 @@
           </w:tcPr>
           <w:p>
             <w:pPr>
+              <w:keepNext w:val="false"/>
               <w:spacing w:after="40" w:before="0"/>
               <w:jc w:val="left"/>
             </w:pPr>
@@ -3218,7 +3297,7 @@
             <w:pPr>
               <w:spacing w:after="20" w:before="0"/>
             </w:pPr>
-            <w:hyperlink w:history="1" r:id="rIdzdb1pm5o2lvweokstykn5">
+            <w:hyperlink w:history="1" r:id="rIdjqjuohodp4j02vktljjso">
               <w:r>
                 <w:rPr>
                   <w:rFonts w:ascii="Arial" w:cs="Arial" w:eastAsia="Arial" w:hAnsi="Arial"/>
@@ -3251,7 +3330,7 @@
               <w:spacing w:after="10" w:before="0"/>
               <w:ind w:left="120"/>
             </w:pPr>
-            <w:hyperlink w:history="1" r:id="rIdzgru3uyzdhiery1rbrtce">
+            <w:hyperlink w:history="1" r:id="rIdwkwijekhgldodtdb2w677">
               <w:r>
                 <w:rPr>
                   <w:rFonts w:ascii="Arial" w:cs="Arial" w:eastAsia="Arial" w:hAnsi="Arial"/>
@@ -3296,7 +3375,7 @@
             <w:pPr>
               <w:spacing w:after="20" w:before="0"/>
             </w:pPr>
-            <w:hyperlink w:history="1" r:id="rIdxifq6umrtn8naeuaq-98o">
+            <w:hyperlink w:history="1" r:id="rIdlwlmenhqsf62dkwqchld9">
               <w:r>
                 <w:rPr>
                   <w:rFonts w:ascii="Arial" w:cs="Arial" w:eastAsia="Arial" w:hAnsi="Arial"/>
@@ -3329,7 +3408,7 @@
               <w:spacing w:after="10" w:before="0"/>
               <w:ind w:left="120"/>
             </w:pPr>
-            <w:hyperlink w:history="1" r:id="rIdonuerlqlxgz8ysyktdq8j">
+            <w:hyperlink w:history="1" r:id="rIddv0vtv6pqbhpp7jk_qhjp">
               <w:r>
                 <w:rPr>
                   <w:rFonts w:ascii="Arial" w:cs="Arial" w:eastAsia="Arial" w:hAnsi="Arial"/>
@@ -3357,6 +3436,7 @@
           </w:tcPr>
           <w:p>
             <w:pPr>
+              <w:keepNext w:val="false"/>
               <w:spacing w:after="40" w:before="0"/>
               <w:jc w:val="left"/>
             </w:pPr>
@@ -3389,6 +3469,7 @@
           </w:tcPr>
           <w:p>
             <w:pPr>
+              <w:keepNext w:val="false"/>
               <w:spacing w:after="40" w:before="0"/>
               <w:jc w:val="left"/>
             </w:pPr>
@@ -3421,6 +3502,7 @@
           </w:tcPr>
           <w:p>
             <w:pPr>
+              <w:keepNext w:val="false"/>
               <w:spacing w:after="40" w:before="0"/>
               <w:jc w:val="left"/>
             </w:pPr>
@@ -3453,6 +3535,7 @@
           </w:tcPr>
           <w:p>
             <w:pPr>
+              <w:keepNext w:val="false"/>
               <w:spacing w:after="40" w:before="0"/>
               <w:jc w:val="left"/>
             </w:pPr>
@@ -3487,6 +3570,7 @@
           </w:tcPr>
           <w:p>
             <w:pPr>
+              <w:keepNext w:val="false"/>
               <w:spacing w:after="40" w:before="0"/>
               <w:jc w:val="left"/>
             </w:pPr>
@@ -3524,7 +3608,7 @@
             <w:pPr>
               <w:spacing w:after="20" w:before="0"/>
             </w:pPr>
-            <w:hyperlink w:history="1" r:id="rIdaajnob3y-ejw9-66_sgtu">
+            <w:hyperlink w:history="1" r:id="rId1f1eu9n_hfrqutv9gozgv">
               <w:r>
                 <w:rPr>
                   <w:rFonts w:ascii="Arial" w:cs="Arial" w:eastAsia="Arial" w:hAnsi="Arial"/>
@@ -3557,7 +3641,7 @@
               <w:spacing w:after="10" w:before="0"/>
               <w:ind w:left="120"/>
             </w:pPr>
-            <w:hyperlink w:history="1" r:id="rIdkvyit9v6vdrhututottdw">
+            <w:hyperlink w:history="1" r:id="rIdb6ufbnh_ncdehz-7yuchu">
               <w:r>
                 <w:rPr>
                   <w:rFonts w:ascii="Arial" w:cs="Arial" w:eastAsia="Arial" w:hAnsi="Arial"/>
@@ -3602,7 +3686,7 @@
             <w:pPr>
               <w:spacing w:after="20" w:before="0"/>
             </w:pPr>
-            <w:hyperlink w:history="1" r:id="rIdzaem7vhxmo_pqpfq_jpcg">
+            <w:hyperlink w:history="1" r:id="rId2euumkv7swhl312rdlx3v">
               <w:r>
                 <w:rPr>
                   <w:rFonts w:ascii="Arial" w:cs="Arial" w:eastAsia="Arial" w:hAnsi="Arial"/>
@@ -3635,7 +3719,7 @@
               <w:spacing w:after="10" w:before="0"/>
               <w:ind w:left="120"/>
             </w:pPr>
-            <w:hyperlink w:history="1" r:id="rIdte7os2u82ngh3bh2gzli0">
+            <w:hyperlink w:history="1" r:id="rIdjrqejhlgbsdpgcyiz0xf6">
               <w:r>
                 <w:rPr>
                   <w:rFonts w:ascii="Arial" w:cs="Arial" w:eastAsia="Arial" w:hAnsi="Arial"/>
@@ -3663,6 +3747,7 @@
           </w:tcPr>
           <w:p>
             <w:pPr>
+              <w:keepNext w:val="false"/>
               <w:spacing w:after="40" w:before="0"/>
               <w:jc w:val="left"/>
             </w:pPr>
@@ -3695,6 +3780,7 @@
           </w:tcPr>
           <w:p>
             <w:pPr>
+              <w:keepNext w:val="false"/>
               <w:spacing w:after="40" w:before="0"/>
               <w:jc w:val="left"/>
             </w:pPr>
@@ -3727,6 +3813,7 @@
           </w:tcPr>
           <w:p>
             <w:pPr>
+              <w:keepNext w:val="false"/>
               <w:spacing w:after="40" w:before="0"/>
               <w:jc w:val="left"/>
             </w:pPr>
@@ -3759,6 +3846,7 @@
           </w:tcPr>
           <w:p>
             <w:pPr>
+              <w:keepNext w:val="false"/>
               <w:spacing w:after="40" w:before="0"/>
               <w:jc w:val="left"/>
             </w:pPr>
@@ -3793,6 +3881,7 @@
           </w:tcPr>
           <w:p>
             <w:pPr>
+              <w:keepNext w:val="false"/>
               <w:spacing w:after="40" w:before="0"/>
               <w:jc w:val="left"/>
             </w:pPr>
@@ -3830,7 +3919,7 @@
             <w:pPr>
               <w:spacing w:after="20" w:before="0"/>
             </w:pPr>
-            <w:hyperlink w:history="1" r:id="rIdac2j_pc_fzii79b_4o7es">
+            <w:hyperlink w:history="1" r:id="rId_j7sonm626nonprdjpfau">
               <w:r>
                 <w:rPr>
                   <w:rFonts w:ascii="Arial" w:cs="Arial" w:eastAsia="Arial" w:hAnsi="Arial"/>
@@ -3863,7 +3952,7 @@
               <w:spacing w:after="10" w:before="0"/>
               <w:ind w:left="120"/>
             </w:pPr>
-            <w:hyperlink w:history="1" r:id="rIdpaiucpwhquq2dw7fs-deg">
+            <w:hyperlink w:history="1" r:id="rId_sxcuxjzgfq9o1atttujs">
               <w:r>
                 <w:rPr>
                   <w:rFonts w:ascii="Arial" w:cs="Arial" w:eastAsia="Arial" w:hAnsi="Arial"/>
@@ -3908,7 +3997,7 @@
             <w:pPr>
               <w:spacing w:after="20" w:before="0"/>
             </w:pPr>
-            <w:hyperlink w:history="1" r:id="rIdineylgs_vfzm91easzhga">
+            <w:hyperlink w:history="1" r:id="rIdbylulytyttu0omxujsxzi">
               <w:r>
                 <w:rPr>
                   <w:rFonts w:ascii="Arial" w:cs="Arial" w:eastAsia="Arial" w:hAnsi="Arial"/>
@@ -3957,7 +4046,7 @@
               <w:spacing w:after="10" w:before="0"/>
               <w:ind w:left="120"/>
             </w:pPr>
-            <w:hyperlink w:history="1" r:id="rIdp1fpi5khft2g03dpervjc">
+            <w:hyperlink w:history="1" r:id="rIdwwh7rjdty0i3pbc2qwnfu">
               <w:r>
                 <w:rPr>
                   <w:rFonts w:ascii="Arial" w:cs="Arial" w:eastAsia="Arial" w:hAnsi="Arial"/>
@@ -3985,6 +4074,7 @@
           </w:tcPr>
           <w:p>
             <w:pPr>
+              <w:keepNext w:val="false"/>
               <w:spacing w:after="40" w:before="0"/>
               <w:jc w:val="left"/>
             </w:pPr>
@@ -4017,6 +4107,7 @@
           </w:tcPr>
           <w:p>
             <w:pPr>
+              <w:keepNext w:val="false"/>
               <w:spacing w:after="40" w:before="0"/>
               <w:jc w:val="left"/>
             </w:pPr>
@@ -4049,6 +4140,7 @@
           </w:tcPr>
           <w:p>
             <w:pPr>
+              <w:keepNext w:val="false"/>
               <w:spacing w:after="40" w:before="0"/>
               <w:jc w:val="left"/>
             </w:pPr>
@@ -4081,6 +4173,7 @@
           </w:tcPr>
           <w:p>
             <w:pPr>
+              <w:keepNext w:val="false"/>
               <w:spacing w:after="40" w:before="0"/>
               <w:jc w:val="left"/>
             </w:pPr>
@@ -4115,6 +4208,7 @@
           </w:tcPr>
           <w:p>
             <w:pPr>
+              <w:keepNext w:val="false"/>
               <w:spacing w:after="40" w:before="0"/>
               <w:jc w:val="left"/>
             </w:pPr>
@@ -4152,7 +4246,7 @@
             <w:pPr>
               <w:spacing w:after="20" w:before="0"/>
             </w:pPr>
-            <w:hyperlink w:history="1" r:id="rIdw484inydiihzxdtw_rmbr">
+            <w:hyperlink w:history="1" r:id="rIdggbn1hwuwqeng1zhpdw3x">
               <w:r>
                 <w:rPr>
                   <w:rFonts w:ascii="Arial" w:cs="Arial" w:eastAsia="Arial" w:hAnsi="Arial"/>
@@ -4185,7 +4279,7 @@
               <w:spacing w:after="10" w:before="0"/>
               <w:ind w:left="120"/>
             </w:pPr>
-            <w:hyperlink w:history="1" r:id="rIdn6gvan2uhxpq2jltob6al">
+            <w:hyperlink w:history="1" r:id="rIdl3lfeg1yvvgwpkoghaltb">
               <w:r>
                 <w:rPr>
                   <w:rFonts w:ascii="Arial" w:cs="Arial" w:eastAsia="Arial" w:hAnsi="Arial"/>
@@ -4230,7 +4324,7 @@
             <w:pPr>
               <w:spacing w:after="20" w:before="0"/>
             </w:pPr>
-            <w:hyperlink w:history="1" r:id="rIdqoxhwhdhck7iwvd_ebkj5">
+            <w:hyperlink w:history="1" r:id="rIdwwmnavx3aidkqec4ff3za">
               <w:r>
                 <w:rPr>
                   <w:rFonts w:ascii="Arial" w:cs="Arial" w:eastAsia="Arial" w:hAnsi="Arial"/>
@@ -4279,7 +4373,7 @@
               <w:spacing w:after="10" w:before="0"/>
               <w:ind w:left="120"/>
             </w:pPr>
-            <w:hyperlink w:history="1" r:id="rIdf2gixfjkiymwtccdzijsq">
+            <w:hyperlink w:history="1" r:id="rIduat7pgbogaatajjk8lwdb">
               <w:r>
                 <w:rPr>
                   <w:rFonts w:ascii="Arial" w:cs="Arial" w:eastAsia="Arial" w:hAnsi="Arial"/>
@@ -4307,6 +4401,7 @@
           </w:tcPr>
           <w:p>
             <w:pPr>
+              <w:keepNext w:val="false"/>
               <w:spacing w:after="40" w:before="0"/>
               <w:jc w:val="left"/>
             </w:pPr>
@@ -4339,6 +4434,7 @@
           </w:tcPr>
           <w:p>
             <w:pPr>
+              <w:keepNext w:val="false"/>
               <w:spacing w:after="40" w:before="0"/>
               <w:jc w:val="left"/>
             </w:pPr>
@@ -4371,6 +4467,7 @@
           </w:tcPr>
           <w:p>
             <w:pPr>
+              <w:keepNext w:val="false"/>
               <w:spacing w:after="40" w:before="0"/>
               <w:jc w:val="left"/>
             </w:pPr>
@@ -4403,6 +4500,7 @@
           </w:tcPr>
           <w:p>
             <w:pPr>
+              <w:keepNext w:val="false"/>
               <w:spacing w:after="40" w:before="0"/>
               <w:jc w:val="left"/>
             </w:pPr>
@@ -4437,6 +4535,7 @@
           </w:tcPr>
           <w:p>
             <w:pPr>
+              <w:keepNext w:val="false"/>
               <w:spacing w:after="40" w:before="0"/>
               <w:jc w:val="left"/>
             </w:pPr>
@@ -4474,7 +4573,7 @@
             <w:pPr>
               <w:spacing w:after="20" w:before="0"/>
             </w:pPr>
-            <w:hyperlink w:history="1" r:id="rId_pu1lhxopojxqadcc3h76">
+            <w:hyperlink w:history="1" r:id="rIdcvjfeviyohjvfefzuxayp">
               <w:r>
                 <w:rPr>
                   <w:rFonts w:ascii="Arial" w:cs="Arial" w:eastAsia="Arial" w:hAnsi="Arial"/>
@@ -4507,7 +4606,7 @@
               <w:spacing w:after="10" w:before="0"/>
               <w:ind w:left="120"/>
             </w:pPr>
-            <w:hyperlink w:history="1" r:id="rIdvinlgsmcfcw0jclacxvo8">
+            <w:hyperlink w:history="1" r:id="rIdshsoxh3js2px5xsppdhdl">
               <w:r>
                 <w:rPr>
                   <w:rFonts w:ascii="Arial" w:cs="Arial" w:eastAsia="Arial" w:hAnsi="Arial"/>
@@ -4552,7 +4651,7 @@
             <w:pPr>
               <w:spacing w:after="20" w:before="0"/>
             </w:pPr>
-            <w:hyperlink w:history="1" r:id="rIdrgfuotzli7n_72xrg-xtl">
+            <w:hyperlink w:history="1" r:id="rIdiihfzofa-nuetljsa_iqy">
               <w:r>
                 <w:rPr>
                   <w:rFonts w:ascii="Arial" w:cs="Arial" w:eastAsia="Arial" w:hAnsi="Arial"/>
@@ -4601,7 +4700,7 @@
               <w:spacing w:after="10" w:before="0"/>
               <w:ind w:left="120"/>
             </w:pPr>
-            <w:hyperlink w:history="1" r:id="rId2z4gagy6cwgfgswzhmbfj">
+            <w:hyperlink w:history="1" r:id="rIdmnb-hskduwfmjxsvztnlg">
               <w:r>
                 <w:rPr>
                   <w:rFonts w:ascii="Arial" w:cs="Arial" w:eastAsia="Arial" w:hAnsi="Arial"/>
@@ -4629,6 +4728,7 @@
           </w:tcPr>
           <w:p>
             <w:pPr>
+              <w:keepNext w:val="false"/>
               <w:spacing w:after="40" w:before="0"/>
               <w:jc w:val="left"/>
             </w:pPr>
@@ -4661,6 +4761,7 @@
           </w:tcPr>
           <w:p>
             <w:pPr>
+              <w:keepNext w:val="false"/>
               <w:spacing w:after="40" w:before="0"/>
               <w:jc w:val="left"/>
             </w:pPr>
@@ -4693,6 +4794,7 @@
           </w:tcPr>
           <w:p>
             <w:pPr>
+              <w:keepNext w:val="false"/>
               <w:spacing w:after="40" w:before="0"/>
               <w:jc w:val="left"/>
             </w:pPr>
@@ -4725,6 +4827,7 @@
           </w:tcPr>
           <w:p>
             <w:pPr>
+              <w:keepNext w:val="false"/>
               <w:spacing w:after="40" w:before="0"/>
               <w:jc w:val="left"/>
             </w:pPr>
@@ -4784,6 +4887,7 @@
           </w:tcPr>
           <w:p>
             <w:pPr>
+              <w:keepNext w:val="false"/>
               <w:spacing w:after="40" w:before="0"/>
               <w:jc w:val="center"/>
             </w:pPr>
@@ -4818,6 +4922,7 @@
           </w:tcPr>
           <w:p>
             <w:pPr>
+              <w:keepNext w:val="false"/>
               <w:spacing w:after="40" w:before="0"/>
               <w:jc w:val="left"/>
             </w:pPr>
@@ -4879,6 +4984,7 @@
           </w:tcPr>
           <w:p>
             <w:pPr>
+              <w:keepNext w:val="false"/>
               <w:spacing w:after="40" w:before="0"/>
               <w:jc w:val="center"/>
             </w:pPr>
@@ -4913,6 +5019,7 @@
           </w:tcPr>
           <w:p>
             <w:pPr>
+              <w:keepNext w:val="false"/>
               <w:spacing w:after="40" w:before="0"/>
               <w:jc w:val="left"/>
             </w:pPr>
@@ -4945,6 +5052,7 @@
           </w:tcPr>
           <w:p>
             <w:pPr>
+              <w:keepNext w:val="false"/>
               <w:spacing w:after="40" w:before="0"/>
               <w:jc w:val="left"/>
             </w:pPr>
@@ -4979,6 +5087,7 @@
           </w:tcPr>
           <w:p>
             <w:pPr>
+              <w:keepNext w:val="false"/>
               <w:spacing w:after="40" w:before="0"/>
               <w:jc w:val="left"/>
             </w:pPr>
@@ -5011,6 +5120,7 @@
           </w:tcPr>
           <w:p>
             <w:pPr>
+              <w:keepNext w:val="false"/>
               <w:spacing w:after="40" w:before="0"/>
               <w:jc w:val="left"/>
             </w:pPr>
@@ -5045,6 +5155,7 @@
           </w:tcPr>
           <w:p>
             <w:pPr>
+              <w:keepNext w:val="false"/>
               <w:spacing w:after="40" w:before="0"/>
               <w:jc w:val="left"/>
             </w:pPr>
@@ -5077,6 +5188,7 @@
           </w:tcPr>
           <w:p>
             <w:pPr>
+              <w:keepNext w:val="false"/>
               <w:spacing w:after="40" w:before="0"/>
               <w:jc w:val="left"/>
             </w:pPr>
@@ -5113,7 +5225,7 @@
         </w:rPr>
         <w:t xml:space="preserve">© 2026 SeaVuria and ARES. Aligned with KICD objectives. Developed by SeaVuria; technical implementation by ARES (with AI assistance from Claude). Licensed under </w:t>
       </w:r>
-      <w:hyperlink w:history="1" r:id="rIdwrr_9fo637_1httgn6lig">
+      <w:hyperlink w:history="1" r:id="rIdhn76frrj3yiafryhxy3sb">
         <w:r>
           <w:rPr>
             <w:rFonts w:ascii="Arial" w:cs="Arial" w:eastAsia="Arial" w:hAnsi="Arial"/>
@@ -5134,7 +5246,7 @@
         </w:rPr>
         <w:t xml:space="preserve"> (</w:t>
       </w:r>
-      <w:hyperlink w:history="1" r:id="rIdn9xkrjci6qvg68qrsn_m2">
+      <w:hyperlink w:history="1" r:id="rId1jo0fnlowmsl0kvgmx8js">
         <w:r>
           <w:rPr>
             <w:rFonts w:ascii="Arial" w:cs="Arial" w:eastAsia="Arial" w:hAnsi="Arial"/>
@@ -5194,6 +5306,7 @@
           </w:tcPr>
           <w:p>
             <w:pPr>
+              <w:keepNext w:val="false"/>
               <w:spacing w:after="40" w:before="0"/>
               <w:jc w:val="center"/>
             </w:pPr>
@@ -5229,6 +5342,7 @@
           </w:tcPr>
           <w:p>
             <w:pPr>
+              <w:keepNext w:val="false"/>
               <w:spacing w:after="40" w:before="0"/>
               <w:jc w:val="center"/>
             </w:pPr>
@@ -5263,6 +5377,7 @@
           </w:tcPr>
           <w:p>
             <w:pPr>
+              <w:keepNext w:val="false"/>
               <w:spacing w:after="40" w:before="0"/>
               <w:jc w:val="left"/>
             </w:pPr>
@@ -5295,6 +5410,7 @@
           </w:tcPr>
           <w:p>
             <w:pPr>
+              <w:keepNext w:val="false"/>
               <w:spacing w:after="40" w:before="0"/>
               <w:jc w:val="left"/>
             </w:pPr>
@@ -5329,6 +5445,7 @@
           </w:tcPr>
           <w:p>
             <w:pPr>
+              <w:keepNext w:val="false"/>
               <w:spacing w:after="40" w:before="0"/>
               <w:jc w:val="left"/>
             </w:pPr>
@@ -5361,6 +5478,7 @@
           </w:tcPr>
           <w:p>
             <w:pPr>
+              <w:keepNext w:val="false"/>
               <w:spacing w:after="40" w:before="0"/>
               <w:jc w:val="left"/>
             </w:pPr>
@@ -5395,6 +5513,7 @@
           </w:tcPr>
           <w:p>
             <w:pPr>
+              <w:keepNext w:val="false"/>
               <w:spacing w:after="40" w:before="0"/>
               <w:jc w:val="left"/>
             </w:pPr>
@@ -5427,6 +5546,7 @@
           </w:tcPr>
           <w:p>
             <w:pPr>
+              <w:keepNext w:val="false"/>
               <w:spacing w:after="40" w:before="0"/>
               <w:jc w:val="left"/>
             </w:pPr>
@@ -5461,6 +5581,7 @@
           </w:tcPr>
           <w:p>
             <w:pPr>
+              <w:keepNext w:val="false"/>
               <w:spacing w:after="40" w:before="0"/>
               <w:jc w:val="left"/>
             </w:pPr>
@@ -5493,6 +5614,7 @@
           </w:tcPr>
           <w:p>
             <w:pPr>
+              <w:keepNext w:val="false"/>
               <w:spacing w:after="40" w:before="0"/>
               <w:jc w:val="left"/>
             </w:pPr>
@@ -5527,6 +5649,7 @@
           </w:tcPr>
           <w:p>
             <w:pPr>
+              <w:keepNext w:val="false"/>
               <w:spacing w:after="40" w:before="0"/>
               <w:jc w:val="left"/>
             </w:pPr>
@@ -5559,6 +5682,7 @@
           </w:tcPr>
           <w:p>
             <w:pPr>
+              <w:keepNext w:val="false"/>
               <w:spacing w:after="40" w:before="0"/>
               <w:jc w:val="left"/>
             </w:pPr>
@@ -5593,6 +5717,7 @@
           </w:tcPr>
           <w:p>
             <w:pPr>
+              <w:keepNext w:val="false"/>
               <w:spacing w:after="40" w:before="0"/>
               <w:jc w:val="left"/>
             </w:pPr>
@@ -5625,6 +5750,7 @@
           </w:tcPr>
           <w:p>
             <w:pPr>
+              <w:keepNext w:val="false"/>
               <w:spacing w:after="40" w:before="0"/>
               <w:jc w:val="left"/>
             </w:pPr>
@@ -5659,6 +5785,7 @@
           </w:tcPr>
           <w:p>
             <w:pPr>
+              <w:keepNext w:val="false"/>
               <w:spacing w:after="40" w:before="0"/>
               <w:jc w:val="left"/>
             </w:pPr>
@@ -5691,6 +5818,7 @@
           </w:tcPr>
           <w:p>
             <w:pPr>
+              <w:keepNext w:val="false"/>
               <w:spacing w:after="40" w:before="0"/>
               <w:jc w:val="left"/>
             </w:pPr>
@@ -5725,6 +5853,7 @@
           </w:tcPr>
           <w:p>
             <w:pPr>
+              <w:keepNext w:val="false"/>
               <w:spacing w:after="40" w:before="0"/>
               <w:jc w:val="left"/>
             </w:pPr>
@@ -5757,6 +5886,7 @@
           </w:tcPr>
           <w:p>
             <w:pPr>
+              <w:keepNext w:val="false"/>
               <w:spacing w:after="40" w:before="0"/>
               <w:jc w:val="left"/>
             </w:pPr>
@@ -5816,6 +5946,7 @@
           </w:tcPr>
           <w:p>
             <w:pPr>
+              <w:keepNext w:val="false"/>
               <w:spacing w:after="40" w:before="0"/>
               <w:jc w:val="center"/>
             </w:pPr>
@@ -5850,6 +5981,7 @@
           </w:tcPr>
           <w:p>
             <w:pPr>
+              <w:keepNext w:val="false"/>
               <w:spacing w:after="40" w:before="0"/>
               <w:jc w:val="left"/>
             </w:pPr>
@@ -5914,6 +6046,7 @@
           </w:tcPr>
           <w:p>
             <w:pPr>
+              <w:keepNext w:val="false"/>
               <w:spacing w:after="40" w:before="0"/>
               <w:jc w:val="center"/>
             </w:pPr>
@@ -5948,6 +6081,7 @@
           </w:tcPr>
           <w:p>
             <w:pPr>
+              <w:keepNext w:val="false"/>
               <w:spacing w:after="40" w:before="0"/>
               <w:jc w:val="left"/>
             </w:pPr>
@@ -5980,6 +6114,7 @@
           </w:tcPr>
           <w:p>
             <w:pPr>
+              <w:keepNext w:val="false"/>
               <w:spacing w:after="40" w:before="0"/>
               <w:jc w:val="left"/>
             </w:pPr>
@@ -6012,6 +6147,7 @@
           </w:tcPr>
           <w:p>
             <w:pPr>
+              <w:keepNext w:val="false"/>
               <w:spacing w:after="40" w:before="0"/>
               <w:jc w:val="left"/>
             </w:pPr>
@@ -6044,6 +6180,7 @@
           </w:tcPr>
           <w:p>
             <w:pPr>
+              <w:keepNext w:val="false"/>
               <w:spacing w:after="40" w:before="0"/>
               <w:jc w:val="left"/>
             </w:pPr>
@@ -6076,6 +6213,7 @@
           </w:tcPr>
           <w:p>
             <w:pPr>
+              <w:keepNext w:val="false"/>
               <w:spacing w:after="40" w:before="0"/>
               <w:jc w:val="left"/>
             </w:pPr>
@@ -6110,6 +6248,7 @@
           </w:tcPr>
           <w:p>
             <w:pPr>
+              <w:keepNext w:val="false"/>
               <w:spacing w:after="40" w:before="0"/>
               <w:jc w:val="left"/>
             </w:pPr>
@@ -6147,7 +6286,7 @@
             <w:pPr>
               <w:spacing w:after="20" w:before="0"/>
             </w:pPr>
-            <w:hyperlink w:history="1" r:id="rIdgmkq-mtpmywr269xbdru5">
+            <w:hyperlink w:history="1" r:id="rId4sydzoghlqowvbitvh86u">
               <w:r>
                 <w:rPr>
                   <w:rFonts w:ascii="Arial" w:cs="Arial" w:eastAsia="Arial" w:hAnsi="Arial"/>
@@ -6180,7 +6319,7 @@
               <w:spacing w:after="10" w:before="0"/>
               <w:ind w:left="120"/>
             </w:pPr>
-            <w:hyperlink w:history="1" r:id="rIdhn9jdofu3tcpcyup2s1l0">
+            <w:hyperlink w:history="1" r:id="rId2_1m_fsupf_ocukzksmtw">
               <w:r>
                 <w:rPr>
                   <w:rFonts w:ascii="Arial" w:cs="Arial" w:eastAsia="Arial" w:hAnsi="Arial"/>
@@ -6225,7 +6364,7 @@
             <w:pPr>
               <w:spacing w:after="20" w:before="0"/>
             </w:pPr>
-            <w:hyperlink w:history="1" r:id="rIdio7wyflcfh-7homsdg_41">
+            <w:hyperlink w:history="1" r:id="rIdbalebbmosk8vx7saftpxw">
               <w:r>
                 <w:rPr>
                   <w:rFonts w:ascii="Arial" w:cs="Arial" w:eastAsia="Arial" w:hAnsi="Arial"/>
@@ -6258,7 +6397,7 @@
               <w:spacing w:after="10" w:before="0"/>
               <w:ind w:left="120"/>
             </w:pPr>
-            <w:hyperlink w:history="1" r:id="rIdosduo03qhq34oofkzkcei">
+            <w:hyperlink w:history="1" r:id="rId0ee0lwthyobsekj1xaeeh">
               <w:r>
                 <w:rPr>
                   <w:rFonts w:ascii="Arial" w:cs="Arial" w:eastAsia="Arial" w:hAnsi="Arial"/>
@@ -6286,6 +6425,7 @@
           </w:tcPr>
           <w:p>
             <w:pPr>
+              <w:keepNext w:val="false"/>
               <w:spacing w:after="40" w:before="0"/>
               <w:jc w:val="left"/>
             </w:pPr>
@@ -6318,6 +6458,7 @@
           </w:tcPr>
           <w:p>
             <w:pPr>
+              <w:keepNext w:val="false"/>
               <w:spacing w:after="40" w:before="0"/>
               <w:jc w:val="left"/>
             </w:pPr>
@@ -6350,6 +6491,7 @@
           </w:tcPr>
           <w:p>
             <w:pPr>
+              <w:keepNext w:val="false"/>
               <w:spacing w:after="40" w:before="0"/>
               <w:jc w:val="left"/>
             </w:pPr>
@@ -6382,6 +6524,7 @@
           </w:tcPr>
           <w:p>
             <w:pPr>
+              <w:keepNext w:val="false"/>
               <w:spacing w:after="40" w:before="0"/>
               <w:jc w:val="left"/>
             </w:pPr>
@@ -6416,6 +6559,7 @@
           </w:tcPr>
           <w:p>
             <w:pPr>
+              <w:keepNext w:val="false"/>
               <w:spacing w:after="40" w:before="0"/>
               <w:jc w:val="left"/>
             </w:pPr>
@@ -6453,7 +6597,7 @@
             <w:pPr>
               <w:spacing w:after="20" w:before="0"/>
             </w:pPr>
-            <w:hyperlink w:history="1" r:id="rIdt0db5hoj-ehtpspr4f8li">
+            <w:hyperlink w:history="1" r:id="rIdopssjjqzmt8ewvyoiz0id">
               <w:r>
                 <w:rPr>
                   <w:rFonts w:ascii="Arial" w:cs="Arial" w:eastAsia="Arial" w:hAnsi="Arial"/>
@@ -6486,7 +6630,7 @@
               <w:spacing w:after="10" w:before="0"/>
               <w:ind w:left="120"/>
             </w:pPr>
-            <w:hyperlink w:history="1" r:id="rIdjpsqbg6itkfbs7bz6sbjn">
+            <w:hyperlink w:history="1" r:id="rIdiiwkeonrrowtc0m3cbmzh">
               <w:r>
                 <w:rPr>
                   <w:rFonts w:ascii="Arial" w:cs="Arial" w:eastAsia="Arial" w:hAnsi="Arial"/>
@@ -6531,7 +6675,7 @@
             <w:pPr>
               <w:spacing w:after="20" w:before="0"/>
             </w:pPr>
-            <w:hyperlink w:history="1" r:id="rIdi5foa1y5dzay9e8fxeciq">
+            <w:hyperlink w:history="1" r:id="rIdhoe3ussdzn-5szxb6hlm7">
               <w:r>
                 <w:rPr>
                   <w:rFonts w:ascii="Arial" w:cs="Arial" w:eastAsia="Arial" w:hAnsi="Arial"/>
@@ -6564,7 +6708,7 @@
               <w:spacing w:after="10" w:before="0"/>
               <w:ind w:left="120"/>
             </w:pPr>
-            <w:hyperlink w:history="1" r:id="rIdampwmjfknvy1hnzdm-1qg">
+            <w:hyperlink w:history="1" r:id="rId23nflvn5dk__mf6wis4dk">
               <w:r>
                 <w:rPr>
                   <w:rFonts w:ascii="Arial" w:cs="Arial" w:eastAsia="Arial" w:hAnsi="Arial"/>
@@ -6592,6 +6736,7 @@
           </w:tcPr>
           <w:p>
             <w:pPr>
+              <w:keepNext w:val="false"/>
               <w:spacing w:after="40" w:before="0"/>
               <w:jc w:val="left"/>
             </w:pPr>
@@ -6624,6 +6769,7 @@
           </w:tcPr>
           <w:p>
             <w:pPr>
+              <w:keepNext w:val="false"/>
               <w:spacing w:after="40" w:before="0"/>
               <w:jc w:val="left"/>
             </w:pPr>
@@ -6656,6 +6802,7 @@
           </w:tcPr>
           <w:p>
             <w:pPr>
+              <w:keepNext w:val="false"/>
               <w:spacing w:after="40" w:before="0"/>
               <w:jc w:val="left"/>
             </w:pPr>
@@ -6688,6 +6835,7 @@
           </w:tcPr>
           <w:p>
             <w:pPr>
+              <w:keepNext w:val="false"/>
               <w:spacing w:after="40" w:before="0"/>
               <w:jc w:val="left"/>
             </w:pPr>
@@ -6722,6 +6870,7 @@
           </w:tcPr>
           <w:p>
             <w:pPr>
+              <w:keepNext w:val="false"/>
               <w:spacing w:after="40" w:before="0"/>
               <w:jc w:val="left"/>
             </w:pPr>
@@ -6759,7 +6908,7 @@
             <w:pPr>
               <w:spacing w:after="20" w:before="0"/>
             </w:pPr>
-            <w:hyperlink w:history="1" r:id="rIdet72mfgsjk2e5j-llbmk1">
+            <w:hyperlink w:history="1" r:id="rId51a-s0ozqwxtjniehjbmf">
               <w:r>
                 <w:rPr>
                   <w:rFonts w:ascii="Arial" w:cs="Arial" w:eastAsia="Arial" w:hAnsi="Arial"/>
@@ -6792,7 +6941,7 @@
               <w:spacing w:after="10" w:before="0"/>
               <w:ind w:left="120"/>
             </w:pPr>
-            <w:hyperlink w:history="1" r:id="rId5gq17eqci88hjqc0hmbwx">
+            <w:hyperlink w:history="1" r:id="rIds9pgoupkw96k6knniv9pj">
               <w:r>
                 <w:rPr>
                   <w:rFonts w:ascii="Arial" w:cs="Arial" w:eastAsia="Arial" w:hAnsi="Arial"/>
@@ -6837,7 +6986,7 @@
             <w:pPr>
               <w:spacing w:after="20" w:before="0"/>
             </w:pPr>
-            <w:hyperlink w:history="1" r:id="rIdv5p_apwmsp0appofam8fy">
+            <w:hyperlink w:history="1" r:id="rIdrshe2yz8xqqjsvv4epnf2">
               <w:r>
                 <w:rPr>
                   <w:rFonts w:ascii="Arial" w:cs="Arial" w:eastAsia="Arial" w:hAnsi="Arial"/>
@@ -6870,7 +7019,7 @@
               <w:spacing w:after="10" w:before="0"/>
               <w:ind w:left="120"/>
             </w:pPr>
-            <w:hyperlink w:history="1" r:id="rIdov0o6lug69wufjo4m8p4v">
+            <w:hyperlink w:history="1" r:id="rIdiosdlbm9te8at0goiukgv">
               <w:r>
                 <w:rPr>
                   <w:rFonts w:ascii="Arial" w:cs="Arial" w:eastAsia="Arial" w:hAnsi="Arial"/>
@@ -6898,6 +7047,7 @@
           </w:tcPr>
           <w:p>
             <w:pPr>
+              <w:keepNext w:val="false"/>
               <w:spacing w:after="40" w:before="0"/>
               <w:jc w:val="left"/>
             </w:pPr>
@@ -6930,6 +7080,7 @@
           </w:tcPr>
           <w:p>
             <w:pPr>
+              <w:keepNext w:val="false"/>
               <w:spacing w:after="40" w:before="0"/>
               <w:jc w:val="left"/>
             </w:pPr>
@@ -6962,6 +7113,7 @@
           </w:tcPr>
           <w:p>
             <w:pPr>
+              <w:keepNext w:val="false"/>
               <w:spacing w:after="40" w:before="0"/>
               <w:jc w:val="left"/>
             </w:pPr>
@@ -6994,6 +7146,7 @@
           </w:tcPr>
           <w:p>
             <w:pPr>
+              <w:keepNext w:val="false"/>
               <w:spacing w:after="40" w:before="0"/>
               <w:jc w:val="left"/>
             </w:pPr>
@@ -7028,6 +7181,7 @@
           </w:tcPr>
           <w:p>
             <w:pPr>
+              <w:keepNext w:val="false"/>
               <w:spacing w:after="40" w:before="0"/>
               <w:jc w:val="left"/>
             </w:pPr>
@@ -7065,7 +7219,7 @@
             <w:pPr>
               <w:spacing w:after="20" w:before="0"/>
             </w:pPr>
-            <w:hyperlink w:history="1" r:id="rId1evkn1jz4stcawgzz2kui">
+            <w:hyperlink w:history="1" r:id="rIddvo0cinrs-dlrlmofbfey">
               <w:r>
                 <w:rPr>
                   <w:rFonts w:ascii="Arial" w:cs="Arial" w:eastAsia="Arial" w:hAnsi="Arial"/>
@@ -7098,7 +7252,7 @@
               <w:spacing w:after="10" w:before="0"/>
               <w:ind w:left="120"/>
             </w:pPr>
-            <w:hyperlink w:history="1" r:id="rId8bsodlc2bhckksuyiurhx">
+            <w:hyperlink w:history="1" r:id="rIdobhcyt95bfzapgx2tzbh4">
               <w:r>
                 <w:rPr>
                   <w:rFonts w:ascii="Arial" w:cs="Arial" w:eastAsia="Arial" w:hAnsi="Arial"/>
@@ -7143,7 +7297,7 @@
             <w:pPr>
               <w:spacing w:after="20" w:before="0"/>
             </w:pPr>
-            <w:hyperlink w:history="1" r:id="rIdxutkj1eyx2ctw5vrpughf">
+            <w:hyperlink w:history="1" r:id="rIdhisyhx1i3p0_rkg3o-jqj">
               <w:r>
                 <w:rPr>
                   <w:rFonts w:ascii="Arial" w:cs="Arial" w:eastAsia="Arial" w:hAnsi="Arial"/>
@@ -7176,7 +7330,7 @@
               <w:spacing w:after="10" w:before="0"/>
               <w:ind w:left="120"/>
             </w:pPr>
-            <w:hyperlink w:history="1" r:id="rIdmaoxuyhji4qwsouoefs7o">
+            <w:hyperlink w:history="1" r:id="rIdch5dgtqkbuysszj8yfcrs">
               <w:r>
                 <w:rPr>
                   <w:rFonts w:ascii="Arial" w:cs="Arial" w:eastAsia="Arial" w:hAnsi="Arial"/>
@@ -7204,6 +7358,7 @@
           </w:tcPr>
           <w:p>
             <w:pPr>
+              <w:keepNext w:val="false"/>
               <w:spacing w:after="40" w:before="0"/>
               <w:jc w:val="left"/>
             </w:pPr>
@@ -7236,6 +7391,7 @@
           </w:tcPr>
           <w:p>
             <w:pPr>
+              <w:keepNext w:val="false"/>
               <w:spacing w:after="40" w:before="0"/>
               <w:jc w:val="left"/>
             </w:pPr>
@@ -7268,6 +7424,7 @@
           </w:tcPr>
           <w:p>
             <w:pPr>
+              <w:keepNext w:val="false"/>
               <w:spacing w:after="40" w:before="0"/>
               <w:jc w:val="left"/>
             </w:pPr>
@@ -7300,6 +7457,7 @@
           </w:tcPr>
           <w:p>
             <w:pPr>
+              <w:keepNext w:val="false"/>
               <w:spacing w:after="40" w:before="0"/>
               <w:jc w:val="left"/>
             </w:pPr>
@@ -7334,6 +7492,7 @@
           </w:tcPr>
           <w:p>
             <w:pPr>
+              <w:keepNext w:val="false"/>
               <w:spacing w:after="40" w:before="0"/>
               <w:jc w:val="left"/>
             </w:pPr>
@@ -7371,7 +7530,7 @@
             <w:pPr>
               <w:spacing w:after="20" w:before="0"/>
             </w:pPr>
-            <w:hyperlink w:history="1" r:id="rIdcf9gry77l1y9pmummso31">
+            <w:hyperlink w:history="1" r:id="rIdsm2sbsfpvr4mme58uasya">
               <w:r>
                 <w:rPr>
                   <w:rFonts w:ascii="Arial" w:cs="Arial" w:eastAsia="Arial" w:hAnsi="Arial"/>
@@ -7420,7 +7579,7 @@
               <w:spacing w:after="10" w:before="0"/>
               <w:ind w:left="120"/>
             </w:pPr>
-            <w:hyperlink w:history="1" r:id="rIdwl8xburrkjwitw2epfd8e">
+            <w:hyperlink w:history="1" r:id="rIdn0cdegkujxl6-ymekiwad">
               <w:r>
                 <w:rPr>
                   <w:rFonts w:ascii="Arial" w:cs="Arial" w:eastAsia="Arial" w:hAnsi="Arial"/>
@@ -7465,7 +7624,7 @@
             <w:pPr>
               <w:spacing w:after="20" w:before="0"/>
             </w:pPr>
-            <w:hyperlink w:history="1" r:id="rIdnap0rz03f0vqeflfi4vfg">
+            <w:hyperlink w:history="1" r:id="rId0rhvhab-igrkmgfa466or">
               <w:r>
                 <w:rPr>
                   <w:rFonts w:ascii="Arial" w:cs="Arial" w:eastAsia="Arial" w:hAnsi="Arial"/>
@@ -7498,7 +7657,7 @@
               <w:spacing w:after="10" w:before="0"/>
               <w:ind w:left="120"/>
             </w:pPr>
-            <w:hyperlink w:history="1" r:id="rIdxzywt3sjlynd6tsebwukl">
+            <w:hyperlink w:history="1" r:id="rIdddhqm4zaxqrkc0epm9qei">
               <w:r>
                 <w:rPr>
                   <w:rFonts w:ascii="Arial" w:cs="Arial" w:eastAsia="Arial" w:hAnsi="Arial"/>
@@ -7526,6 +7685,7 @@
           </w:tcPr>
           <w:p>
             <w:pPr>
+              <w:keepNext w:val="false"/>
               <w:spacing w:after="40" w:before="0"/>
               <w:jc w:val="left"/>
             </w:pPr>
@@ -7558,6 +7718,7 @@
           </w:tcPr>
           <w:p>
             <w:pPr>
+              <w:keepNext w:val="false"/>
               <w:spacing w:after="40" w:before="0"/>
               <w:jc w:val="left"/>
             </w:pPr>
@@ -7590,6 +7751,7 @@
           </w:tcPr>
           <w:p>
             <w:pPr>
+              <w:keepNext w:val="false"/>
               <w:spacing w:after="40" w:before="0"/>
               <w:jc w:val="left"/>
             </w:pPr>
@@ -7622,6 +7784,7 @@
           </w:tcPr>
           <w:p>
             <w:pPr>
+              <w:keepNext w:val="false"/>
               <w:spacing w:after="40" w:before="0"/>
               <w:jc w:val="left"/>
             </w:pPr>
@@ -7681,6 +7844,7 @@
           </w:tcPr>
           <w:p>
             <w:pPr>
+              <w:keepNext w:val="false"/>
               <w:spacing w:after="40" w:before="0"/>
               <w:jc w:val="center"/>
             </w:pPr>
@@ -7715,6 +7879,7 @@
           </w:tcPr>
           <w:p>
             <w:pPr>
+              <w:keepNext w:val="false"/>
               <w:spacing w:after="40" w:before="0"/>
               <w:jc w:val="left"/>
             </w:pPr>
@@ -7776,6 +7941,7 @@
           </w:tcPr>
           <w:p>
             <w:pPr>
+              <w:keepNext w:val="false"/>
               <w:spacing w:after="40" w:before="0"/>
               <w:jc w:val="center"/>
             </w:pPr>
@@ -7810,6 +7976,7 @@
           </w:tcPr>
           <w:p>
             <w:pPr>
+              <w:keepNext w:val="false"/>
               <w:spacing w:after="40" w:before="0"/>
               <w:jc w:val="left"/>
             </w:pPr>
@@ -7842,6 +8009,7 @@
           </w:tcPr>
           <w:p>
             <w:pPr>
+              <w:keepNext w:val="false"/>
               <w:spacing w:after="40" w:before="0"/>
               <w:jc w:val="left"/>
             </w:pPr>
@@ -7876,6 +8044,7 @@
           </w:tcPr>
           <w:p>
             <w:pPr>
+              <w:keepNext w:val="false"/>
               <w:spacing w:after="40" w:before="0"/>
               <w:jc w:val="left"/>
             </w:pPr>
@@ -7908,6 +8077,7 @@
           </w:tcPr>
           <w:p>
             <w:pPr>
+              <w:keepNext w:val="false"/>
               <w:spacing w:after="40" w:before="0"/>
               <w:jc w:val="left"/>
             </w:pPr>
@@ -7942,6 +8112,7 @@
           </w:tcPr>
           <w:p>
             <w:pPr>
+              <w:keepNext w:val="false"/>
               <w:spacing w:after="40" w:before="0"/>
               <w:jc w:val="left"/>
             </w:pPr>
@@ -7974,6 +8145,7 @@
           </w:tcPr>
           <w:p>
             <w:pPr>
+              <w:keepNext w:val="false"/>
               <w:spacing w:after="40" w:before="0"/>
               <w:jc w:val="left"/>
             </w:pPr>
@@ -8010,7 +8182,7 @@
         </w:rPr>
         <w:t xml:space="preserve">© 2026 SeaVuria and ARES. Aligned with KICD objectives. Developed by SeaVuria; technical implementation by ARES (with AI assistance from Claude). Licensed under </w:t>
       </w:r>
-      <w:hyperlink w:history="1" r:id="rIdqaltngqmpvr92iewlbetg">
+      <w:hyperlink w:history="1" r:id="rIdk8r_c76ip82chanrcysca">
         <w:r>
           <w:rPr>
             <w:rFonts w:ascii="Arial" w:cs="Arial" w:eastAsia="Arial" w:hAnsi="Arial"/>
@@ -8031,7 +8203,7 @@
         </w:rPr>
         <w:t xml:space="preserve"> (</w:t>
       </w:r>
-      <w:hyperlink w:history="1" r:id="rIdzbanvr33b5vc4suwrjzsz">
+      <w:hyperlink w:history="1" r:id="rIdctxdkb6z3tnaqfv-ltt_v">
         <w:r>
           <w:rPr>
             <w:rFonts w:ascii="Arial" w:cs="Arial" w:eastAsia="Arial" w:hAnsi="Arial"/>
@@ -8091,6 +8263,7 @@
           </w:tcPr>
           <w:p>
             <w:pPr>
+              <w:keepNext w:val="false"/>
               <w:spacing w:after="40" w:before="0"/>
               <w:jc w:val="center"/>
             </w:pPr>
@@ -8126,6 +8299,7 @@
           </w:tcPr>
           <w:p>
             <w:pPr>
+              <w:keepNext w:val="false"/>
               <w:spacing w:after="40" w:before="0"/>
               <w:jc w:val="center"/>
             </w:pPr>
@@ -8160,6 +8334,7 @@
           </w:tcPr>
           <w:p>
             <w:pPr>
+              <w:keepNext w:val="false"/>
               <w:spacing w:after="40" w:before="0"/>
               <w:jc w:val="left"/>
             </w:pPr>
@@ -8192,6 +8367,7 @@
           </w:tcPr>
           <w:p>
             <w:pPr>
+              <w:keepNext w:val="false"/>
               <w:spacing w:after="40" w:before="0"/>
               <w:jc w:val="left"/>
             </w:pPr>
@@ -8226,6 +8402,7 @@
           </w:tcPr>
           <w:p>
             <w:pPr>
+              <w:keepNext w:val="false"/>
               <w:spacing w:after="40" w:before="0"/>
               <w:jc w:val="left"/>
             </w:pPr>
@@ -8258,6 +8435,7 @@
           </w:tcPr>
           <w:p>
             <w:pPr>
+              <w:keepNext w:val="false"/>
               <w:spacing w:after="40" w:before="0"/>
               <w:jc w:val="left"/>
             </w:pPr>
@@ -8292,6 +8470,7 @@
           </w:tcPr>
           <w:p>
             <w:pPr>
+              <w:keepNext w:val="false"/>
               <w:spacing w:after="40" w:before="0"/>
               <w:jc w:val="left"/>
             </w:pPr>
@@ -8324,6 +8503,7 @@
           </w:tcPr>
           <w:p>
             <w:pPr>
+              <w:keepNext w:val="false"/>
               <w:spacing w:after="40" w:before="0"/>
               <w:jc w:val="left"/>
             </w:pPr>
@@ -8358,6 +8538,7 @@
           </w:tcPr>
           <w:p>
             <w:pPr>
+              <w:keepNext w:val="false"/>
               <w:spacing w:after="40" w:before="0"/>
               <w:jc w:val="left"/>
             </w:pPr>
@@ -8390,6 +8571,7 @@
           </w:tcPr>
           <w:p>
             <w:pPr>
+              <w:keepNext w:val="false"/>
               <w:spacing w:after="40" w:before="0"/>
               <w:jc w:val="left"/>
             </w:pPr>
@@ -8424,6 +8606,7 @@
           </w:tcPr>
           <w:p>
             <w:pPr>
+              <w:keepNext w:val="false"/>
               <w:spacing w:after="40" w:before="0"/>
               <w:jc w:val="left"/>
             </w:pPr>
@@ -8456,6 +8639,7 @@
           </w:tcPr>
           <w:p>
             <w:pPr>
+              <w:keepNext w:val="false"/>
               <w:spacing w:after="40" w:before="0"/>
               <w:jc w:val="left"/>
             </w:pPr>
@@ -8490,6 +8674,7 @@
           </w:tcPr>
           <w:p>
             <w:pPr>
+              <w:keepNext w:val="false"/>
               <w:spacing w:after="40" w:before="0"/>
               <w:jc w:val="left"/>
             </w:pPr>
@@ -8522,6 +8707,7 @@
           </w:tcPr>
           <w:p>
             <w:pPr>
+              <w:keepNext w:val="false"/>
               <w:spacing w:after="40" w:before="0"/>
               <w:jc w:val="left"/>
             </w:pPr>
@@ -8556,6 +8742,7 @@
           </w:tcPr>
           <w:p>
             <w:pPr>
+              <w:keepNext w:val="false"/>
               <w:spacing w:after="40" w:before="0"/>
               <w:jc w:val="left"/>
             </w:pPr>
@@ -8588,6 +8775,7 @@
           </w:tcPr>
           <w:p>
             <w:pPr>
+              <w:keepNext w:val="false"/>
               <w:spacing w:after="40" w:before="0"/>
               <w:jc w:val="left"/>
             </w:pPr>
@@ -8622,6 +8810,7 @@
           </w:tcPr>
           <w:p>
             <w:pPr>
+              <w:keepNext w:val="false"/>
               <w:spacing w:after="40" w:before="0"/>
               <w:jc w:val="left"/>
             </w:pPr>
@@ -8654,6 +8843,7 @@
           </w:tcPr>
           <w:p>
             <w:pPr>
+              <w:keepNext w:val="false"/>
               <w:spacing w:after="40" w:before="0"/>
               <w:jc w:val="left"/>
             </w:pPr>
@@ -8713,6 +8903,7 @@
           </w:tcPr>
           <w:p>
             <w:pPr>
+              <w:keepNext w:val="false"/>
               <w:spacing w:after="40" w:before="0"/>
               <w:jc w:val="center"/>
             </w:pPr>
@@ -8747,6 +8938,7 @@
           </w:tcPr>
           <w:p>
             <w:pPr>
+              <w:keepNext w:val="false"/>
               <w:spacing w:after="40" w:before="0"/>
               <w:jc w:val="left"/>
             </w:pPr>
@@ -8811,6 +9003,7 @@
           </w:tcPr>
           <w:p>
             <w:pPr>
+              <w:keepNext w:val="false"/>
               <w:spacing w:after="40" w:before="0"/>
               <w:jc w:val="center"/>
             </w:pPr>
@@ -8845,6 +9038,7 @@
           </w:tcPr>
           <w:p>
             <w:pPr>
+              <w:keepNext w:val="false"/>
               <w:spacing w:after="40" w:before="0"/>
               <w:jc w:val="left"/>
             </w:pPr>
@@ -8877,6 +9071,7 @@
           </w:tcPr>
           <w:p>
             <w:pPr>
+              <w:keepNext w:val="false"/>
               <w:spacing w:after="40" w:before="0"/>
               <w:jc w:val="left"/>
             </w:pPr>
@@ -8909,6 +9104,7 @@
           </w:tcPr>
           <w:p>
             <w:pPr>
+              <w:keepNext w:val="false"/>
               <w:spacing w:after="40" w:before="0"/>
               <w:jc w:val="left"/>
             </w:pPr>
@@ -8941,6 +9137,7 @@
           </w:tcPr>
           <w:p>
             <w:pPr>
+              <w:keepNext w:val="false"/>
               <w:spacing w:after="40" w:before="0"/>
               <w:jc w:val="left"/>
             </w:pPr>
@@ -8973,6 +9170,7 @@
           </w:tcPr>
           <w:p>
             <w:pPr>
+              <w:keepNext w:val="false"/>
               <w:spacing w:after="40" w:before="0"/>
               <w:jc w:val="left"/>
             </w:pPr>
@@ -9007,6 +9205,7 @@
           </w:tcPr>
           <w:p>
             <w:pPr>
+              <w:keepNext w:val="false"/>
               <w:spacing w:after="40" w:before="0"/>
               <w:jc w:val="left"/>
             </w:pPr>
@@ -9044,7 +9243,7 @@
             <w:pPr>
               <w:spacing w:after="20" w:before="0"/>
             </w:pPr>
-            <w:hyperlink w:history="1" r:id="rId5m0rtqn9st6qx7u8rmwxv">
+            <w:hyperlink w:history="1" r:id="rIdy7pr_m4qxvfdzpmuogklc">
               <w:r>
                 <w:rPr>
                   <w:rFonts w:ascii="Arial" w:cs="Arial" w:eastAsia="Arial" w:hAnsi="Arial"/>
@@ -9077,7 +9276,7 @@
               <w:spacing w:after="10" w:before="0"/>
               <w:ind w:left="120"/>
             </w:pPr>
-            <w:hyperlink w:history="1" r:id="rIddep9njrmoeyidbk24q90t">
+            <w:hyperlink w:history="1" r:id="rId--yifsfxzwulwlxyn0htg">
               <w:r>
                 <w:rPr>
                   <w:rFonts w:ascii="Arial" w:cs="Arial" w:eastAsia="Arial" w:hAnsi="Arial"/>
@@ -9122,7 +9321,7 @@
             <w:pPr>
               <w:spacing w:after="20" w:before="0"/>
             </w:pPr>
-            <w:hyperlink w:history="1" r:id="rIdsliakloegc9s-kr8liiiu">
+            <w:hyperlink w:history="1" r:id="rIdj8vncubgoth27jydomhry">
               <w:r>
                 <w:rPr>
                   <w:rFonts w:ascii="Arial" w:cs="Arial" w:eastAsia="Arial" w:hAnsi="Arial"/>
@@ -9155,7 +9354,7 @@
               <w:spacing w:after="10" w:before="0"/>
               <w:ind w:left="120"/>
             </w:pPr>
-            <w:hyperlink w:history="1" r:id="rIdkpdlufsktuwwctxz-gvdl">
+            <w:hyperlink w:history="1" r:id="rIdwmosg4lwjfkdid805-frl">
               <w:r>
                 <w:rPr>
                   <w:rFonts w:ascii="Arial" w:cs="Arial" w:eastAsia="Arial" w:hAnsi="Arial"/>
@@ -9183,6 +9382,7 @@
           </w:tcPr>
           <w:p>
             <w:pPr>
+              <w:keepNext w:val="false"/>
               <w:spacing w:after="40" w:before="0"/>
               <w:jc w:val="left"/>
             </w:pPr>
@@ -9215,6 +9415,7 @@
           </w:tcPr>
           <w:p>
             <w:pPr>
+              <w:keepNext w:val="false"/>
               <w:spacing w:after="40" w:before="0"/>
               <w:jc w:val="left"/>
             </w:pPr>
@@ -9247,6 +9448,7 @@
           </w:tcPr>
           <w:p>
             <w:pPr>
+              <w:keepNext w:val="false"/>
               <w:spacing w:after="40" w:before="0"/>
               <w:jc w:val="left"/>
             </w:pPr>
@@ -9279,6 +9481,7 @@
           </w:tcPr>
           <w:p>
             <w:pPr>
+              <w:keepNext w:val="false"/>
               <w:spacing w:after="40" w:before="0"/>
               <w:jc w:val="left"/>
             </w:pPr>
@@ -9313,6 +9516,7 @@
           </w:tcPr>
           <w:p>
             <w:pPr>
+              <w:keepNext w:val="false"/>
               <w:spacing w:after="40" w:before="0"/>
               <w:jc w:val="left"/>
             </w:pPr>
@@ -9350,7 +9554,7 @@
             <w:pPr>
               <w:spacing w:after="20" w:before="0"/>
             </w:pPr>
-            <w:hyperlink w:history="1" r:id="rIdf0pof19wkqv1xpvgyjidj">
+            <w:hyperlink w:history="1" r:id="rId8rygi5sbaseicdu1047zl">
               <w:r>
                 <w:rPr>
                   <w:rFonts w:ascii="Arial" w:cs="Arial" w:eastAsia="Arial" w:hAnsi="Arial"/>
@@ -9383,7 +9587,7 @@
               <w:spacing w:after="10" w:before="0"/>
               <w:ind w:left="120"/>
             </w:pPr>
-            <w:hyperlink w:history="1" r:id="rId8cdeaszbj-r9tng6a1xz0">
+            <w:hyperlink w:history="1" r:id="rIdwohns-fsoriytp-zygb3z">
               <w:r>
                 <w:rPr>
                   <w:rFonts w:ascii="Arial" w:cs="Arial" w:eastAsia="Arial" w:hAnsi="Arial"/>
@@ -9428,7 +9632,7 @@
             <w:pPr>
               <w:spacing w:after="20" w:before="0"/>
             </w:pPr>
-            <w:hyperlink w:history="1" r:id="rIdktvd69qhgnqecqwg7vyof">
+            <w:hyperlink w:history="1" r:id="rId9d8_dstsplk4ztca6b8f4">
               <w:r>
                 <w:rPr>
                   <w:rFonts w:ascii="Arial" w:cs="Arial" w:eastAsia="Arial" w:hAnsi="Arial"/>
@@ -9461,7 +9665,7 @@
               <w:spacing w:after="10" w:before="0"/>
               <w:ind w:left="120"/>
             </w:pPr>
-            <w:hyperlink w:history="1" r:id="rId5t76gycq27hwe77kzhbd1">
+            <w:hyperlink w:history="1" r:id="rIdua1ff6e4nmxaayzqaavc_">
               <w:r>
                 <w:rPr>
                   <w:rFonts w:ascii="Arial" w:cs="Arial" w:eastAsia="Arial" w:hAnsi="Arial"/>
@@ -9489,6 +9693,7 @@
           </w:tcPr>
           <w:p>
             <w:pPr>
+              <w:keepNext w:val="false"/>
               <w:spacing w:after="40" w:before="0"/>
               <w:jc w:val="left"/>
             </w:pPr>
@@ -9521,6 +9726,7 @@
           </w:tcPr>
           <w:p>
             <w:pPr>
+              <w:keepNext w:val="false"/>
               <w:spacing w:after="40" w:before="0"/>
               <w:jc w:val="left"/>
             </w:pPr>
@@ -9553,6 +9759,7 @@
           </w:tcPr>
           <w:p>
             <w:pPr>
+              <w:keepNext w:val="false"/>
               <w:spacing w:after="40" w:before="0"/>
               <w:jc w:val="left"/>
             </w:pPr>
@@ -9585,6 +9792,7 @@
           </w:tcPr>
           <w:p>
             <w:pPr>
+              <w:keepNext w:val="false"/>
               <w:spacing w:after="40" w:before="0"/>
               <w:jc w:val="left"/>
             </w:pPr>
@@ -9619,6 +9827,7 @@
           </w:tcPr>
           <w:p>
             <w:pPr>
+              <w:keepNext w:val="false"/>
               <w:spacing w:after="40" w:before="0"/>
               <w:jc w:val="left"/>
             </w:pPr>
@@ -9656,7 +9865,7 @@
             <w:pPr>
               <w:spacing w:after="20" w:before="0"/>
             </w:pPr>
-            <w:hyperlink w:history="1" r:id="rId_cyfely4uqqxsie2xpaxk">
+            <w:hyperlink w:history="1" r:id="rIdyeuxef5gaxixjlp3a7uqf">
               <w:r>
                 <w:rPr>
                   <w:rFonts w:ascii="Arial" w:cs="Arial" w:eastAsia="Arial" w:hAnsi="Arial"/>
@@ -9689,7 +9898,7 @@
               <w:spacing w:after="10" w:before="0"/>
               <w:ind w:left="120"/>
             </w:pPr>
-            <w:hyperlink w:history="1" r:id="rId9nwmrt5knvy9mta1i-csn">
+            <w:hyperlink w:history="1" r:id="rIddaqet2tq0awlg_b6vr4nl">
               <w:r>
                 <w:rPr>
                   <w:rFonts w:ascii="Arial" w:cs="Arial" w:eastAsia="Arial" w:hAnsi="Arial"/>
@@ -9734,7 +9943,7 @@
             <w:pPr>
               <w:spacing w:after="20" w:before="0"/>
             </w:pPr>
-            <w:hyperlink w:history="1" r:id="rIdjwmngfrc1qns6khoxqkwv">
+            <w:hyperlink w:history="1" r:id="rIdbue5sugts_nuq8tqd7zql">
               <w:r>
                 <w:rPr>
                   <w:rFonts w:ascii="Arial" w:cs="Arial" w:eastAsia="Arial" w:hAnsi="Arial"/>
@@ -9783,7 +9992,7 @@
               <w:spacing w:after="10" w:before="0"/>
               <w:ind w:left="120"/>
             </w:pPr>
-            <w:hyperlink w:history="1" r:id="rId4ip3mtlv2tjp4bg2rrjim">
+            <w:hyperlink w:history="1" r:id="rIdee-pbduqjy_ikzjbej5xh">
               <w:r>
                 <w:rPr>
                   <w:rFonts w:ascii="Arial" w:cs="Arial" w:eastAsia="Arial" w:hAnsi="Arial"/>
@@ -9811,6 +10020,7 @@
           </w:tcPr>
           <w:p>
             <w:pPr>
+              <w:keepNext w:val="false"/>
               <w:spacing w:after="40" w:before="0"/>
               <w:jc w:val="left"/>
             </w:pPr>
@@ -9843,6 +10053,7 @@
           </w:tcPr>
           <w:p>
             <w:pPr>
+              <w:keepNext w:val="false"/>
               <w:spacing w:after="40" w:before="0"/>
               <w:jc w:val="left"/>
             </w:pPr>
@@ -9875,6 +10086,7 @@
           </w:tcPr>
           <w:p>
             <w:pPr>
+              <w:keepNext w:val="false"/>
               <w:spacing w:after="40" w:before="0"/>
               <w:jc w:val="left"/>
             </w:pPr>
@@ -9907,6 +10119,7 @@
           </w:tcPr>
           <w:p>
             <w:pPr>
+              <w:keepNext w:val="false"/>
               <w:spacing w:after="40" w:before="0"/>
               <w:jc w:val="left"/>
             </w:pPr>
@@ -9941,6 +10154,7 @@
           </w:tcPr>
           <w:p>
             <w:pPr>
+              <w:keepNext w:val="false"/>
               <w:spacing w:after="40" w:before="0"/>
               <w:jc w:val="left"/>
             </w:pPr>
@@ -9978,7 +10192,7 @@
             <w:pPr>
               <w:spacing w:after="20" w:before="0"/>
             </w:pPr>
-            <w:hyperlink w:history="1" r:id="rIdbf2xeu2pt3eos8dr3ax6t">
+            <w:hyperlink w:history="1" r:id="rId-zrjnix1kx6w938toezht">
               <w:r>
                 <w:rPr>
                   <w:rFonts w:ascii="Arial" w:cs="Arial" w:eastAsia="Arial" w:hAnsi="Arial"/>
@@ -10011,7 +10225,7 @@
               <w:spacing w:after="10" w:before="0"/>
               <w:ind w:left="120"/>
             </w:pPr>
-            <w:hyperlink w:history="1" r:id="rId2e_mxrogwdffnn-hwmisu">
+            <w:hyperlink w:history="1" r:id="rIduqofestubtcfylfztqyfp">
               <w:r>
                 <w:rPr>
                   <w:rFonts w:ascii="Arial" w:cs="Arial" w:eastAsia="Arial" w:hAnsi="Arial"/>
@@ -10056,7 +10270,7 @@
             <w:pPr>
               <w:spacing w:after="20" w:before="0"/>
             </w:pPr>
-            <w:hyperlink w:history="1" r:id="rId3jl6g6pbyy0ljzwklseoq">
+            <w:hyperlink w:history="1" r:id="rIdmloewxrftj4lsh7inicmm">
               <w:r>
                 <w:rPr>
                   <w:rFonts w:ascii="Arial" w:cs="Arial" w:eastAsia="Arial" w:hAnsi="Arial"/>
@@ -10105,7 +10319,7 @@
               <w:spacing w:after="10" w:before="0"/>
               <w:ind w:left="120"/>
             </w:pPr>
-            <w:hyperlink w:history="1" r:id="rId6vhmqc3_s8spvyexu5rz5">
+            <w:hyperlink w:history="1" r:id="rIdur1at2y6qy0ypz4bx4y4b">
               <w:r>
                 <w:rPr>
                   <w:rFonts w:ascii="Arial" w:cs="Arial" w:eastAsia="Arial" w:hAnsi="Arial"/>
@@ -10133,6 +10347,7 @@
           </w:tcPr>
           <w:p>
             <w:pPr>
+              <w:keepNext w:val="false"/>
               <w:spacing w:after="40" w:before="0"/>
               <w:jc w:val="left"/>
             </w:pPr>
@@ -10165,6 +10380,7 @@
           </w:tcPr>
           <w:p>
             <w:pPr>
+              <w:keepNext w:val="false"/>
               <w:spacing w:after="40" w:before="0"/>
               <w:jc w:val="left"/>
             </w:pPr>
@@ -10197,6 +10413,7 @@
           </w:tcPr>
           <w:p>
             <w:pPr>
+              <w:keepNext w:val="false"/>
               <w:spacing w:after="40" w:before="0"/>
               <w:jc w:val="left"/>
             </w:pPr>
@@ -10229,6 +10446,7 @@
           </w:tcPr>
           <w:p>
             <w:pPr>
+              <w:keepNext w:val="false"/>
               <w:spacing w:after="40" w:before="0"/>
               <w:jc w:val="left"/>
             </w:pPr>
@@ -10263,6 +10481,7 @@
           </w:tcPr>
           <w:p>
             <w:pPr>
+              <w:keepNext w:val="false"/>
               <w:spacing w:after="40" w:before="0"/>
               <w:jc w:val="left"/>
             </w:pPr>
@@ -10300,7 +10519,7 @@
             <w:pPr>
               <w:spacing w:after="20" w:before="0"/>
             </w:pPr>
-            <w:hyperlink w:history="1" r:id="rId9l4ou1eyoea8-6os9hell">
+            <w:hyperlink w:history="1" r:id="rIdzsrlozsduxzrhv9npcsjk">
               <w:r>
                 <w:rPr>
                   <w:rFonts w:ascii="Arial" w:cs="Arial" w:eastAsia="Arial" w:hAnsi="Arial"/>
@@ -10349,7 +10568,7 @@
               <w:spacing w:after="10" w:before="0"/>
               <w:ind w:left="120"/>
             </w:pPr>
-            <w:hyperlink w:history="1" r:id="rId5yw39tt8twpznec5gjx14">
+            <w:hyperlink w:history="1" r:id="rIdwl_9u4aw-jnsxvemtoztc">
               <w:r>
                 <w:rPr>
                   <w:rFonts w:ascii="Arial" w:cs="Arial" w:eastAsia="Arial" w:hAnsi="Arial"/>
@@ -10394,7 +10613,7 @@
             <w:pPr>
               <w:spacing w:after="20" w:before="0"/>
             </w:pPr>
-            <w:hyperlink w:history="1" r:id="rIde3x5abzrpyjr6qv6mrvma">
+            <w:hyperlink w:history="1" r:id="rIdxhpy8miu_yddn6uu8raa6">
               <w:r>
                 <w:rPr>
                   <w:rFonts w:ascii="Arial" w:cs="Arial" w:eastAsia="Arial" w:hAnsi="Arial"/>
@@ -10443,7 +10662,7 @@
               <w:spacing w:after="10" w:before="0"/>
               <w:ind w:left="120"/>
             </w:pPr>
-            <w:hyperlink w:history="1" r:id="rIdicvvda5e_tjwigr8uv-kt">
+            <w:hyperlink w:history="1" r:id="rIdbqwcsbpfq-hkozqin9vo4">
               <w:r>
                 <w:rPr>
                   <w:rFonts w:ascii="Arial" w:cs="Arial" w:eastAsia="Arial" w:hAnsi="Arial"/>
@@ -10471,6 +10690,7 @@
           </w:tcPr>
           <w:p>
             <w:pPr>
+              <w:keepNext w:val="false"/>
               <w:spacing w:after="40" w:before="0"/>
               <w:jc w:val="left"/>
             </w:pPr>
@@ -10503,6 +10723,7 @@
           </w:tcPr>
           <w:p>
             <w:pPr>
+              <w:keepNext w:val="false"/>
               <w:spacing w:after="40" w:before="0"/>
               <w:jc w:val="left"/>
             </w:pPr>
@@ -10535,6 +10756,7 @@
           </w:tcPr>
           <w:p>
             <w:pPr>
+              <w:keepNext w:val="false"/>
               <w:spacing w:after="40" w:before="0"/>
               <w:jc w:val="left"/>
             </w:pPr>
@@ -10567,6 +10789,7 @@
           </w:tcPr>
           <w:p>
             <w:pPr>
+              <w:keepNext w:val="false"/>
               <w:spacing w:after="40" w:before="0"/>
               <w:jc w:val="left"/>
             </w:pPr>
@@ -10626,6 +10849,7 @@
           </w:tcPr>
           <w:p>
             <w:pPr>
+              <w:keepNext w:val="false"/>
               <w:spacing w:after="40" w:before="0"/>
               <w:jc w:val="center"/>
             </w:pPr>
@@ -10660,6 +10884,7 @@
           </w:tcPr>
           <w:p>
             <w:pPr>
+              <w:keepNext w:val="false"/>
               <w:spacing w:after="40" w:before="0"/>
               <w:jc w:val="left"/>
             </w:pPr>
@@ -10721,6 +10946,7 @@
           </w:tcPr>
           <w:p>
             <w:pPr>
+              <w:keepNext w:val="false"/>
               <w:spacing w:after="40" w:before="0"/>
               <w:jc w:val="center"/>
             </w:pPr>
@@ -10755,6 +10981,7 @@
           </w:tcPr>
           <w:p>
             <w:pPr>
+              <w:keepNext w:val="false"/>
               <w:spacing w:after="40" w:before="0"/>
               <w:jc w:val="left"/>
             </w:pPr>
@@ -10787,6 +11014,7 @@
           </w:tcPr>
           <w:p>
             <w:pPr>
+              <w:keepNext w:val="false"/>
               <w:spacing w:after="40" w:before="0"/>
               <w:jc w:val="left"/>
             </w:pPr>
@@ -10821,6 +11049,7 @@
           </w:tcPr>
           <w:p>
             <w:pPr>
+              <w:keepNext w:val="false"/>
               <w:spacing w:after="40" w:before="0"/>
               <w:jc w:val="left"/>
             </w:pPr>
@@ -10853,6 +11082,7 @@
           </w:tcPr>
           <w:p>
             <w:pPr>
+              <w:keepNext w:val="false"/>
               <w:spacing w:after="40" w:before="0"/>
               <w:jc w:val="left"/>
             </w:pPr>
@@ -10887,6 +11117,7 @@
           </w:tcPr>
           <w:p>
             <w:pPr>
+              <w:keepNext w:val="false"/>
               <w:spacing w:after="40" w:before="0"/>
               <w:jc w:val="left"/>
             </w:pPr>
@@ -10919,6 +11150,7 @@
           </w:tcPr>
           <w:p>
             <w:pPr>
+              <w:keepNext w:val="false"/>
               <w:spacing w:after="40" w:before="0"/>
               <w:jc w:val="left"/>
             </w:pPr>
@@ -10955,7 +11187,7 @@
         </w:rPr>
         <w:t xml:space="preserve">© 2026 SeaVuria and ARES. Aligned with KICD objectives. Developed by SeaVuria; technical implementation by ARES (with AI assistance from Claude). Licensed under </w:t>
       </w:r>
-      <w:hyperlink w:history="1" r:id="rId18wcr2og-rfnyptzsomms">
+      <w:hyperlink w:history="1" r:id="rIdrucvyafuqe7jfrodi1y98">
         <w:r>
           <w:rPr>
             <w:rFonts w:ascii="Arial" w:cs="Arial" w:eastAsia="Arial" w:hAnsi="Arial"/>
@@ -10976,7 +11208,7 @@
         </w:rPr>
         <w:t xml:space="preserve"> (</w:t>
       </w:r>
-      <w:hyperlink w:history="1" r:id="rIdb0g-k3y5ds4mvmdd1vdos">
+      <w:hyperlink w:history="1" r:id="rIdlgozrn0ea4ocyyk1yhxse">
         <w:r>
           <w:rPr>
             <w:rFonts w:ascii="Arial" w:cs="Arial" w:eastAsia="Arial" w:hAnsi="Arial"/>
@@ -11036,6 +11268,7 @@
           </w:tcPr>
           <w:p>
             <w:pPr>
+              <w:keepNext w:val="false"/>
               <w:spacing w:after="40" w:before="0"/>
               <w:jc w:val="center"/>
             </w:pPr>
@@ -11071,6 +11304,7 @@
           </w:tcPr>
           <w:p>
             <w:pPr>
+              <w:keepNext w:val="false"/>
               <w:spacing w:after="40" w:before="0"/>
               <w:jc w:val="center"/>
             </w:pPr>
@@ -11105,6 +11339,7 @@
           </w:tcPr>
           <w:p>
             <w:pPr>
+              <w:keepNext w:val="false"/>
               <w:spacing w:after="40" w:before="0"/>
               <w:jc w:val="left"/>
             </w:pPr>
@@ -11137,6 +11372,7 @@
           </w:tcPr>
           <w:p>
             <w:pPr>
+              <w:keepNext w:val="false"/>
               <w:spacing w:after="40" w:before="0"/>
               <w:jc w:val="left"/>
             </w:pPr>
@@ -11171,6 +11407,7 @@
           </w:tcPr>
           <w:p>
             <w:pPr>
+              <w:keepNext w:val="false"/>
               <w:spacing w:after="40" w:before="0"/>
               <w:jc w:val="left"/>
             </w:pPr>
@@ -11203,6 +11440,7 @@
           </w:tcPr>
           <w:p>
             <w:pPr>
+              <w:keepNext w:val="false"/>
               <w:spacing w:after="40" w:before="0"/>
               <w:jc w:val="left"/>
             </w:pPr>
@@ -11237,6 +11475,7 @@
           </w:tcPr>
           <w:p>
             <w:pPr>
+              <w:keepNext w:val="false"/>
               <w:spacing w:after="40" w:before="0"/>
               <w:jc w:val="left"/>
             </w:pPr>
@@ -11269,6 +11508,7 @@
           </w:tcPr>
           <w:p>
             <w:pPr>
+              <w:keepNext w:val="false"/>
               <w:spacing w:after="40" w:before="0"/>
               <w:jc w:val="left"/>
             </w:pPr>
@@ -11303,6 +11543,7 @@
           </w:tcPr>
           <w:p>
             <w:pPr>
+              <w:keepNext w:val="false"/>
               <w:spacing w:after="40" w:before="0"/>
               <w:jc w:val="left"/>
             </w:pPr>
@@ -11335,6 +11576,7 @@
           </w:tcPr>
           <w:p>
             <w:pPr>
+              <w:keepNext w:val="false"/>
               <w:spacing w:after="40" w:before="0"/>
               <w:jc w:val="left"/>
             </w:pPr>
@@ -11369,6 +11611,7 @@
           </w:tcPr>
           <w:p>
             <w:pPr>
+              <w:keepNext w:val="false"/>
               <w:spacing w:after="40" w:before="0"/>
               <w:jc w:val="left"/>
             </w:pPr>
@@ -11401,6 +11644,7 @@
           </w:tcPr>
           <w:p>
             <w:pPr>
+              <w:keepNext w:val="false"/>
               <w:spacing w:after="40" w:before="0"/>
               <w:jc w:val="left"/>
             </w:pPr>
@@ -11435,6 +11679,7 @@
           </w:tcPr>
           <w:p>
             <w:pPr>
+              <w:keepNext w:val="false"/>
               <w:spacing w:after="40" w:before="0"/>
               <w:jc w:val="left"/>
             </w:pPr>
@@ -11467,6 +11712,7 @@
           </w:tcPr>
           <w:p>
             <w:pPr>
+              <w:keepNext w:val="false"/>
               <w:spacing w:after="40" w:before="0"/>
               <w:jc w:val="left"/>
             </w:pPr>
@@ -11501,6 +11747,7 @@
           </w:tcPr>
           <w:p>
             <w:pPr>
+              <w:keepNext w:val="false"/>
               <w:spacing w:after="40" w:before="0"/>
               <w:jc w:val="left"/>
             </w:pPr>
@@ -11533,6 +11780,7 @@
           </w:tcPr>
           <w:p>
             <w:pPr>
+              <w:keepNext w:val="false"/>
               <w:spacing w:after="40" w:before="0"/>
               <w:jc w:val="left"/>
             </w:pPr>
@@ -11567,6 +11815,7 @@
           </w:tcPr>
           <w:p>
             <w:pPr>
+              <w:keepNext w:val="false"/>
               <w:spacing w:after="40" w:before="0"/>
               <w:jc w:val="left"/>
             </w:pPr>
@@ -11599,6 +11848,7 @@
           </w:tcPr>
           <w:p>
             <w:pPr>
+              <w:keepNext w:val="false"/>
               <w:spacing w:after="40" w:before="0"/>
               <w:jc w:val="left"/>
             </w:pPr>
@@ -11658,6 +11908,7 @@
           </w:tcPr>
           <w:p>
             <w:pPr>
+              <w:keepNext w:val="false"/>
               <w:spacing w:after="40" w:before="0"/>
               <w:jc w:val="center"/>
             </w:pPr>
@@ -11692,6 +11943,7 @@
           </w:tcPr>
           <w:p>
             <w:pPr>
+              <w:keepNext w:val="false"/>
               <w:spacing w:after="40" w:before="0"/>
               <w:jc w:val="left"/>
             </w:pPr>
@@ -11756,6 +12008,7 @@
           </w:tcPr>
           <w:p>
             <w:pPr>
+              <w:keepNext w:val="false"/>
               <w:spacing w:after="40" w:before="0"/>
               <w:jc w:val="center"/>
             </w:pPr>
@@ -11790,6 +12043,7 @@
           </w:tcPr>
           <w:p>
             <w:pPr>
+              <w:keepNext w:val="false"/>
               <w:spacing w:after="40" w:before="0"/>
               <w:jc w:val="left"/>
             </w:pPr>
@@ -11822,6 +12076,7 @@
           </w:tcPr>
           <w:p>
             <w:pPr>
+              <w:keepNext w:val="false"/>
               <w:spacing w:after="40" w:before="0"/>
               <w:jc w:val="left"/>
             </w:pPr>
@@ -11854,6 +12109,7 @@
           </w:tcPr>
           <w:p>
             <w:pPr>
+              <w:keepNext w:val="false"/>
               <w:spacing w:after="40" w:before="0"/>
               <w:jc w:val="left"/>
             </w:pPr>
@@ -11886,6 +12142,7 @@
           </w:tcPr>
           <w:p>
             <w:pPr>
+              <w:keepNext w:val="false"/>
               <w:spacing w:after="40" w:before="0"/>
               <w:jc w:val="left"/>
             </w:pPr>
@@ -11918,6 +12175,7 @@
           </w:tcPr>
           <w:p>
             <w:pPr>
+              <w:keepNext w:val="false"/>
               <w:spacing w:after="40" w:before="0"/>
               <w:jc w:val="left"/>
             </w:pPr>
@@ -11952,6 +12210,7 @@
           </w:tcPr>
           <w:p>
             <w:pPr>
+              <w:keepNext w:val="false"/>
               <w:spacing w:after="40" w:before="0"/>
               <w:jc w:val="left"/>
             </w:pPr>
@@ -11989,7 +12248,7 @@
             <w:pPr>
               <w:spacing w:after="20" w:before="0"/>
             </w:pPr>
-            <w:hyperlink w:history="1" r:id="rIdmk9zsxvfdnuas1nri7mtx">
+            <w:hyperlink w:history="1" r:id="rIdb5noahy4v2bnqon1umi2j">
               <w:r>
                 <w:rPr>
                   <w:rFonts w:ascii="Arial" w:cs="Arial" w:eastAsia="Arial" w:hAnsi="Arial"/>
@@ -12022,7 +12281,7 @@
               <w:spacing w:after="10" w:before="0"/>
               <w:ind w:left="120"/>
             </w:pPr>
-            <w:hyperlink w:history="1" r:id="rIdhqqrimzlqlhn7cqfqneow">
+            <w:hyperlink w:history="1" r:id="rIdovjjfumhj6fsifdhtn_t4">
               <w:r>
                 <w:rPr>
                   <w:rFonts w:ascii="Arial" w:cs="Arial" w:eastAsia="Arial" w:hAnsi="Arial"/>
@@ -12067,7 +12326,7 @@
             <w:pPr>
               <w:spacing w:after="20" w:before="0"/>
             </w:pPr>
-            <w:hyperlink w:history="1" r:id="rId2jsbdopgf_gao54zakmwo">
+            <w:hyperlink w:history="1" r:id="rIdz0alq2bfx6qsb_1lrkqqq">
               <w:r>
                 <w:rPr>
                   <w:rFonts w:ascii="Arial" w:cs="Arial" w:eastAsia="Arial" w:hAnsi="Arial"/>
@@ -12100,7 +12359,7 @@
               <w:spacing w:after="10" w:before="0"/>
               <w:ind w:left="120"/>
             </w:pPr>
-            <w:hyperlink w:history="1" r:id="rIdq3koklrjf991yepvhrpfj">
+            <w:hyperlink w:history="1" r:id="rIdvfxrqvmvda4ua-ysdmqot">
               <w:r>
                 <w:rPr>
                   <w:rFonts w:ascii="Arial" w:cs="Arial" w:eastAsia="Arial" w:hAnsi="Arial"/>
@@ -12128,6 +12387,7 @@
           </w:tcPr>
           <w:p>
             <w:pPr>
+              <w:keepNext w:val="false"/>
               <w:spacing w:after="40" w:before="0"/>
               <w:jc w:val="left"/>
             </w:pPr>
@@ -12160,6 +12420,7 @@
           </w:tcPr>
           <w:p>
             <w:pPr>
+              <w:keepNext w:val="false"/>
               <w:spacing w:after="40" w:before="0"/>
               <w:jc w:val="left"/>
             </w:pPr>
@@ -12192,6 +12453,7 @@
           </w:tcPr>
           <w:p>
             <w:pPr>
+              <w:keepNext w:val="false"/>
               <w:spacing w:after="40" w:before="0"/>
               <w:jc w:val="left"/>
             </w:pPr>
@@ -12224,6 +12486,7 @@
           </w:tcPr>
           <w:p>
             <w:pPr>
+              <w:keepNext w:val="false"/>
               <w:spacing w:after="40" w:before="0"/>
               <w:jc w:val="left"/>
             </w:pPr>
@@ -12258,6 +12521,7 @@
           </w:tcPr>
           <w:p>
             <w:pPr>
+              <w:keepNext w:val="false"/>
               <w:spacing w:after="40" w:before="0"/>
               <w:jc w:val="left"/>
             </w:pPr>
@@ -12295,7 +12559,7 @@
             <w:pPr>
               <w:spacing w:after="20" w:before="0"/>
             </w:pPr>
-            <w:hyperlink w:history="1" r:id="rIdrdir72wrqrxakjptzccjf">
+            <w:hyperlink w:history="1" r:id="rIdfqym--6w3i6ughzeewyab">
               <w:r>
                 <w:rPr>
                   <w:rFonts w:ascii="Arial" w:cs="Arial" w:eastAsia="Arial" w:hAnsi="Arial"/>
@@ -12328,7 +12592,7 @@
               <w:spacing w:after="10" w:before="0"/>
               <w:ind w:left="120"/>
             </w:pPr>
-            <w:hyperlink w:history="1" r:id="rIdqvcympvas6cpl82kbnzdz">
+            <w:hyperlink w:history="1" r:id="rId1tsli_w5ovoshmnoywhvf">
               <w:r>
                 <w:rPr>
                   <w:rFonts w:ascii="Arial" w:cs="Arial" w:eastAsia="Arial" w:hAnsi="Arial"/>
@@ -12373,7 +12637,7 @@
             <w:pPr>
               <w:spacing w:after="20" w:before="0"/>
             </w:pPr>
-            <w:hyperlink w:history="1" r:id="rIduizg-iiwqmaxaxowzwgsv">
+            <w:hyperlink w:history="1" r:id="rId5-kp7g9rwboyz9vqrd37d">
               <w:r>
                 <w:rPr>
                   <w:rFonts w:ascii="Arial" w:cs="Arial" w:eastAsia="Arial" w:hAnsi="Arial"/>
@@ -12406,7 +12670,7 @@
               <w:spacing w:after="10" w:before="0"/>
               <w:ind w:left="120"/>
             </w:pPr>
-            <w:hyperlink w:history="1" r:id="rId5kz90fo2vpxejsknf3sbv">
+            <w:hyperlink w:history="1" r:id="rIduyl35objse9xk34o3wvjz">
               <w:r>
                 <w:rPr>
                   <w:rFonts w:ascii="Arial" w:cs="Arial" w:eastAsia="Arial" w:hAnsi="Arial"/>
@@ -12434,6 +12698,7 @@
           </w:tcPr>
           <w:p>
             <w:pPr>
+              <w:keepNext w:val="false"/>
               <w:spacing w:after="40" w:before="0"/>
               <w:jc w:val="left"/>
             </w:pPr>
@@ -12466,6 +12731,7 @@
           </w:tcPr>
           <w:p>
             <w:pPr>
+              <w:keepNext w:val="false"/>
               <w:spacing w:after="40" w:before="0"/>
               <w:jc w:val="left"/>
             </w:pPr>
@@ -12498,6 +12764,7 @@
           </w:tcPr>
           <w:p>
             <w:pPr>
+              <w:keepNext w:val="false"/>
               <w:spacing w:after="40" w:before="0"/>
               <w:jc w:val="left"/>
             </w:pPr>
@@ -12530,6 +12797,7 @@
           </w:tcPr>
           <w:p>
             <w:pPr>
+              <w:keepNext w:val="false"/>
               <w:spacing w:after="40" w:before="0"/>
               <w:jc w:val="left"/>
             </w:pPr>
@@ -12564,6 +12832,7 @@
           </w:tcPr>
           <w:p>
             <w:pPr>
+              <w:keepNext w:val="false"/>
               <w:spacing w:after="40" w:before="0"/>
               <w:jc w:val="left"/>
             </w:pPr>
@@ -12601,7 +12870,7 @@
             <w:pPr>
               <w:spacing w:after="20" w:before="0"/>
             </w:pPr>
-            <w:hyperlink w:history="1" r:id="rIdjq9qqsujlsoksfmdzogs1">
+            <w:hyperlink w:history="1" r:id="rId7kaszrtsjwc1fwsqd6uwl">
               <w:r>
                 <w:rPr>
                   <w:rFonts w:ascii="Arial" w:cs="Arial" w:eastAsia="Arial" w:hAnsi="Arial"/>
@@ -12650,7 +12919,7 @@
               <w:spacing w:after="10" w:before="0"/>
               <w:ind w:left="120"/>
             </w:pPr>
-            <w:hyperlink w:history="1" r:id="rId0cmayl6onlmrygpo8swi-">
+            <w:hyperlink w:history="1" r:id="rIddmo_-mtl4a6g5l9qoku3b">
               <w:r>
                 <w:rPr>
                   <w:rFonts w:ascii="Arial" w:cs="Arial" w:eastAsia="Arial" w:hAnsi="Arial"/>
@@ -12695,7 +12964,7 @@
             <w:pPr>
               <w:spacing w:after="20" w:before="0"/>
             </w:pPr>
-            <w:hyperlink w:history="1" r:id="rId5dmzuvahyp2ieoqcbkgpd">
+            <w:hyperlink w:history="1" r:id="rIdcn3jxvlnnk65aslfcocpb">
               <w:r>
                 <w:rPr>
                   <w:rFonts w:ascii="Arial" w:cs="Arial" w:eastAsia="Arial" w:hAnsi="Arial"/>
@@ -12728,7 +12997,7 @@
               <w:spacing w:after="10" w:before="0"/>
               <w:ind w:left="120"/>
             </w:pPr>
-            <w:hyperlink w:history="1" r:id="rIdq2adzsmxtsl6najdvzpqp">
+            <w:hyperlink w:history="1" r:id="rId6faxcoq0cxsw1jj3ullfr">
               <w:r>
                 <w:rPr>
                   <w:rFonts w:ascii="Arial" w:cs="Arial" w:eastAsia="Arial" w:hAnsi="Arial"/>
@@ -12756,6 +13025,7 @@
           </w:tcPr>
           <w:p>
             <w:pPr>
+              <w:keepNext w:val="false"/>
               <w:spacing w:after="40" w:before="0"/>
               <w:jc w:val="left"/>
             </w:pPr>
@@ -12788,6 +13058,7 @@
           </w:tcPr>
           <w:p>
             <w:pPr>
+              <w:keepNext w:val="false"/>
               <w:spacing w:after="40" w:before="0"/>
               <w:jc w:val="left"/>
             </w:pPr>
@@ -12820,6 +13091,7 @@
           </w:tcPr>
           <w:p>
             <w:pPr>
+              <w:keepNext w:val="false"/>
               <w:spacing w:after="40" w:before="0"/>
               <w:jc w:val="left"/>
             </w:pPr>
@@ -12852,6 +13124,7 @@
           </w:tcPr>
           <w:p>
             <w:pPr>
+              <w:keepNext w:val="false"/>
               <w:spacing w:after="40" w:before="0"/>
               <w:jc w:val="left"/>
             </w:pPr>
@@ -12886,6 +13159,7 @@
           </w:tcPr>
           <w:p>
             <w:pPr>
+              <w:keepNext w:val="false"/>
               <w:spacing w:after="40" w:before="0"/>
               <w:jc w:val="left"/>
             </w:pPr>
@@ -12923,7 +13197,7 @@
             <w:pPr>
               <w:spacing w:after="20" w:before="0"/>
             </w:pPr>
-            <w:hyperlink w:history="1" r:id="rIdv5qkcjo0vfqmn6jqv3a8b">
+            <w:hyperlink w:history="1" r:id="rIdbsvmprzsxojocq_5qqwc7">
               <w:r>
                 <w:rPr>
                   <w:rFonts w:ascii="Arial" w:cs="Arial" w:eastAsia="Arial" w:hAnsi="Arial"/>
@@ -12972,7 +13246,7 @@
               <w:spacing w:after="10" w:before="0"/>
               <w:ind w:left="120"/>
             </w:pPr>
-            <w:hyperlink w:history="1" r:id="rIdmqph3uvwfxwpguodeimjs">
+            <w:hyperlink w:history="1" r:id="rIdd8ttgujypwwaavwexha_k">
               <w:r>
                 <w:rPr>
                   <w:rFonts w:ascii="Arial" w:cs="Arial" w:eastAsia="Arial" w:hAnsi="Arial"/>
@@ -13017,7 +13291,7 @@
             <w:pPr>
               <w:spacing w:after="20" w:before="0"/>
             </w:pPr>
-            <w:hyperlink w:history="1" r:id="rIdltpz2rnmzl-bzyj0p9fwm">
+            <w:hyperlink w:history="1" r:id="rIdxvwtpcyklq3unluzqngfn">
               <w:r>
                 <w:rPr>
                   <w:rFonts w:ascii="Arial" w:cs="Arial" w:eastAsia="Arial" w:hAnsi="Arial"/>
@@ -13050,7 +13324,7 @@
               <w:spacing w:after="10" w:before="0"/>
               <w:ind w:left="120"/>
             </w:pPr>
-            <w:hyperlink w:history="1" r:id="rIdtxetomboyjuq6d8kaojtl">
+            <w:hyperlink w:history="1" r:id="rIdazqw1mxtlhzz5cc9fxgrq">
               <w:r>
                 <w:rPr>
                   <w:rFonts w:ascii="Arial" w:cs="Arial" w:eastAsia="Arial" w:hAnsi="Arial"/>
@@ -13078,6 +13352,7 @@
           </w:tcPr>
           <w:p>
             <w:pPr>
+              <w:keepNext w:val="false"/>
               <w:spacing w:after="40" w:before="0"/>
               <w:jc w:val="left"/>
             </w:pPr>
@@ -13110,6 +13385,7 @@
           </w:tcPr>
           <w:p>
             <w:pPr>
+              <w:keepNext w:val="false"/>
               <w:spacing w:after="40" w:before="0"/>
               <w:jc w:val="left"/>
             </w:pPr>
@@ -13142,6 +13418,7 @@
           </w:tcPr>
           <w:p>
             <w:pPr>
+              <w:keepNext w:val="false"/>
               <w:spacing w:after="40" w:before="0"/>
               <w:jc w:val="left"/>
             </w:pPr>
@@ -13174,6 +13451,7 @@
           </w:tcPr>
           <w:p>
             <w:pPr>
+              <w:keepNext w:val="false"/>
               <w:spacing w:after="40" w:before="0"/>
               <w:jc w:val="left"/>
             </w:pPr>
@@ -13208,6 +13486,7 @@
           </w:tcPr>
           <w:p>
             <w:pPr>
+              <w:keepNext w:val="false"/>
               <w:spacing w:after="40" w:before="0"/>
               <w:jc w:val="left"/>
             </w:pPr>
@@ -13245,7 +13524,7 @@
             <w:pPr>
               <w:spacing w:after="20" w:before="0"/>
             </w:pPr>
-            <w:hyperlink w:history="1" r:id="rIddk5xskzwwdlrdujphlxln">
+            <w:hyperlink w:history="1" r:id="rId6e4yclv2dvbbif0xr2-1-">
               <w:r>
                 <w:rPr>
                   <w:rFonts w:ascii="Arial" w:cs="Arial" w:eastAsia="Arial" w:hAnsi="Arial"/>
@@ -13294,7 +13573,7 @@
               <w:spacing w:after="10" w:before="0"/>
               <w:ind w:left="120"/>
             </w:pPr>
-            <w:hyperlink w:history="1" r:id="rId7rpnfq5enp3jfjmr4o0u_">
+            <w:hyperlink w:history="1" r:id="rIdp6bg9uadv-9ud_xggubsu">
               <w:r>
                 <w:rPr>
                   <w:rFonts w:ascii="Arial" w:cs="Arial" w:eastAsia="Arial" w:hAnsi="Arial"/>
@@ -13339,7 +13618,7 @@
             <w:pPr>
               <w:spacing w:after="20" w:before="0"/>
             </w:pPr>
-            <w:hyperlink w:history="1" r:id="rId_gnzev_00fpzo-nhlfnbq">
+            <w:hyperlink w:history="1" r:id="rIdmiptcegmjxrbzohjhijpz">
               <w:r>
                 <w:rPr>
                   <w:rFonts w:ascii="Arial" w:cs="Arial" w:eastAsia="Arial" w:hAnsi="Arial"/>
@@ -13372,7 +13651,7 @@
               <w:spacing w:after="10" w:before="0"/>
               <w:ind w:left="120"/>
             </w:pPr>
-            <w:hyperlink w:history="1" r:id="rIdivsngf0jj-zdhbblqqxmv">
+            <w:hyperlink w:history="1" r:id="rIdf0ge0wpfqwa3gmwuydgnm">
               <w:r>
                 <w:rPr>
                   <w:rFonts w:ascii="Arial" w:cs="Arial" w:eastAsia="Arial" w:hAnsi="Arial"/>
@@ -13400,6 +13679,7 @@
           </w:tcPr>
           <w:p>
             <w:pPr>
+              <w:keepNext w:val="false"/>
               <w:spacing w:after="40" w:before="0"/>
               <w:jc w:val="left"/>
             </w:pPr>
@@ -13432,6 +13712,7 @@
           </w:tcPr>
           <w:p>
             <w:pPr>
+              <w:keepNext w:val="false"/>
               <w:spacing w:after="40" w:before="0"/>
               <w:jc w:val="left"/>
             </w:pPr>
@@ -13464,6 +13745,7 @@
           </w:tcPr>
           <w:p>
             <w:pPr>
+              <w:keepNext w:val="false"/>
               <w:spacing w:after="40" w:before="0"/>
               <w:jc w:val="left"/>
             </w:pPr>
@@ -13496,6 +13778,7 @@
           </w:tcPr>
           <w:p>
             <w:pPr>
+              <w:keepNext w:val="false"/>
               <w:spacing w:after="40" w:before="0"/>
               <w:jc w:val="left"/>
             </w:pPr>
@@ -13555,6 +13838,7 @@
           </w:tcPr>
           <w:p>
             <w:pPr>
+              <w:keepNext w:val="false"/>
               <w:spacing w:after="40" w:before="0"/>
               <w:jc w:val="center"/>
             </w:pPr>
@@ -13589,6 +13873,7 @@
           </w:tcPr>
           <w:p>
             <w:pPr>
+              <w:keepNext w:val="false"/>
               <w:spacing w:after="40" w:before="0"/>
               <w:jc w:val="left"/>
             </w:pPr>
@@ -13650,6 +13935,7 @@
           </w:tcPr>
           <w:p>
             <w:pPr>
+              <w:keepNext w:val="false"/>
               <w:spacing w:after="40" w:before="0"/>
               <w:jc w:val="center"/>
             </w:pPr>
@@ -13684,6 +13970,7 @@
           </w:tcPr>
           <w:p>
             <w:pPr>
+              <w:keepNext w:val="false"/>
               <w:spacing w:after="40" w:before="0"/>
               <w:jc w:val="left"/>
             </w:pPr>
@@ -13716,6 +14003,7 @@
           </w:tcPr>
           <w:p>
             <w:pPr>
+              <w:keepNext w:val="false"/>
               <w:spacing w:after="40" w:before="0"/>
               <w:jc w:val="left"/>
             </w:pPr>
@@ -13750,6 +14038,7 @@
           </w:tcPr>
           <w:p>
             <w:pPr>
+              <w:keepNext w:val="false"/>
               <w:spacing w:after="40" w:before="0"/>
               <w:jc w:val="left"/>
             </w:pPr>
@@ -13782,6 +14071,7 @@
           </w:tcPr>
           <w:p>
             <w:pPr>
+              <w:keepNext w:val="false"/>
               <w:spacing w:after="40" w:before="0"/>
               <w:jc w:val="left"/>
             </w:pPr>
@@ -13816,6 +14106,7 @@
           </w:tcPr>
           <w:p>
             <w:pPr>
+              <w:keepNext w:val="false"/>
               <w:spacing w:after="40" w:before="0"/>
               <w:jc w:val="left"/>
             </w:pPr>
@@ -13848,6 +14139,7 @@
           </w:tcPr>
           <w:p>
             <w:pPr>
+              <w:keepNext w:val="false"/>
               <w:spacing w:after="40" w:before="0"/>
               <w:jc w:val="left"/>
             </w:pPr>
@@ -13884,7 +14176,7 @@
         </w:rPr>
         <w:t xml:space="preserve">© 2026 SeaVuria and ARES. Aligned with KICD objectives. Developed by SeaVuria; technical implementation by ARES (with AI assistance from Claude). Licensed under </w:t>
       </w:r>
-      <w:hyperlink w:history="1" r:id="rIdd2eh41fdqnwu-nlgue1vw">
+      <w:hyperlink w:history="1" r:id="rIdj-ide7grd6uxum-3prj95">
         <w:r>
           <w:rPr>
             <w:rFonts w:ascii="Arial" w:cs="Arial" w:eastAsia="Arial" w:hAnsi="Arial"/>
@@ -13905,7 +14197,7 @@
         </w:rPr>
         <w:t xml:space="preserve"> (</w:t>
       </w:r>
-      <w:hyperlink w:history="1" r:id="rIdf2deymdgy8dkh_jzpegeu">
+      <w:hyperlink w:history="1" r:id="rIdhkfrlapwrixc66ijbtiwl">
         <w:r>
           <w:rPr>
             <w:rFonts w:ascii="Arial" w:cs="Arial" w:eastAsia="Arial" w:hAnsi="Arial"/>
@@ -13965,6 +14257,7 @@
           </w:tcPr>
           <w:p>
             <w:pPr>
+              <w:keepNext w:val="false"/>
               <w:spacing w:after="40" w:before="0"/>
               <w:jc w:val="center"/>
             </w:pPr>
@@ -14000,6 +14293,7 @@
           </w:tcPr>
           <w:p>
             <w:pPr>
+              <w:keepNext w:val="false"/>
               <w:spacing w:after="40" w:before="0"/>
               <w:jc w:val="center"/>
             </w:pPr>
@@ -14034,6 +14328,7 @@
           </w:tcPr>
           <w:p>
             <w:pPr>
+              <w:keepNext w:val="false"/>
               <w:spacing w:after="40" w:before="0"/>
               <w:jc w:val="left"/>
             </w:pPr>
@@ -14066,6 +14361,7 @@
           </w:tcPr>
           <w:p>
             <w:pPr>
+              <w:keepNext w:val="false"/>
               <w:spacing w:after="40" w:before="0"/>
               <w:jc w:val="left"/>
             </w:pPr>
@@ -14100,6 +14396,7 @@
           </w:tcPr>
           <w:p>
             <w:pPr>
+              <w:keepNext w:val="false"/>
               <w:spacing w:after="40" w:before="0"/>
               <w:jc w:val="left"/>
             </w:pPr>
@@ -14132,6 +14429,7 @@
           </w:tcPr>
           <w:p>
             <w:pPr>
+              <w:keepNext w:val="false"/>
               <w:spacing w:after="40" w:before="0"/>
               <w:jc w:val="left"/>
             </w:pPr>
@@ -14166,6 +14464,7 @@
           </w:tcPr>
           <w:p>
             <w:pPr>
+              <w:keepNext w:val="false"/>
               <w:spacing w:after="40" w:before="0"/>
               <w:jc w:val="left"/>
             </w:pPr>
@@ -14198,6 +14497,7 @@
           </w:tcPr>
           <w:p>
             <w:pPr>
+              <w:keepNext w:val="false"/>
               <w:spacing w:after="40" w:before="0"/>
               <w:jc w:val="left"/>
             </w:pPr>
@@ -14232,6 +14532,7 @@
           </w:tcPr>
           <w:p>
             <w:pPr>
+              <w:keepNext w:val="false"/>
               <w:spacing w:after="40" w:before="0"/>
               <w:jc w:val="left"/>
             </w:pPr>
@@ -14264,6 +14565,7 @@
           </w:tcPr>
           <w:p>
             <w:pPr>
+              <w:keepNext w:val="false"/>
               <w:spacing w:after="40" w:before="0"/>
               <w:jc w:val="left"/>
             </w:pPr>
@@ -14298,6 +14600,7 @@
           </w:tcPr>
           <w:p>
             <w:pPr>
+              <w:keepNext w:val="false"/>
               <w:spacing w:after="40" w:before="0"/>
               <w:jc w:val="left"/>
             </w:pPr>
@@ -14330,6 +14633,7 @@
           </w:tcPr>
           <w:p>
             <w:pPr>
+              <w:keepNext w:val="false"/>
               <w:spacing w:after="40" w:before="0"/>
               <w:jc w:val="left"/>
             </w:pPr>
@@ -14364,6 +14668,7 @@
           </w:tcPr>
           <w:p>
             <w:pPr>
+              <w:keepNext w:val="false"/>
               <w:spacing w:after="40" w:before="0"/>
               <w:jc w:val="left"/>
             </w:pPr>
@@ -14396,6 +14701,7 @@
           </w:tcPr>
           <w:p>
             <w:pPr>
+              <w:keepNext w:val="false"/>
               <w:spacing w:after="40" w:before="0"/>
               <w:jc w:val="left"/>
             </w:pPr>
@@ -14430,6 +14736,7 @@
           </w:tcPr>
           <w:p>
             <w:pPr>
+              <w:keepNext w:val="false"/>
               <w:spacing w:after="40" w:before="0"/>
               <w:jc w:val="left"/>
             </w:pPr>
@@ -14462,6 +14769,7 @@
           </w:tcPr>
           <w:p>
             <w:pPr>
+              <w:keepNext w:val="false"/>
               <w:spacing w:after="40" w:before="0"/>
               <w:jc w:val="left"/>
             </w:pPr>
@@ -14496,6 +14804,7 @@
           </w:tcPr>
           <w:p>
             <w:pPr>
+              <w:keepNext w:val="false"/>
               <w:spacing w:after="40" w:before="0"/>
               <w:jc w:val="left"/>
             </w:pPr>
@@ -14528,6 +14837,7 @@
           </w:tcPr>
           <w:p>
             <w:pPr>
+              <w:keepNext w:val="false"/>
               <w:spacing w:after="40" w:before="0"/>
               <w:jc w:val="left"/>
             </w:pPr>
@@ -14587,6 +14897,7 @@
           </w:tcPr>
           <w:p>
             <w:pPr>
+              <w:keepNext w:val="false"/>
               <w:spacing w:after="40" w:before="0"/>
               <w:jc w:val="center"/>
             </w:pPr>
@@ -14621,6 +14932,7 @@
           </w:tcPr>
           <w:p>
             <w:pPr>
+              <w:keepNext w:val="false"/>
               <w:spacing w:after="40" w:before="0"/>
               <w:jc w:val="left"/>
             </w:pPr>
@@ -14685,6 +14997,7 @@
           </w:tcPr>
           <w:p>
             <w:pPr>
+              <w:keepNext w:val="false"/>
               <w:spacing w:after="40" w:before="0"/>
               <w:jc w:val="center"/>
             </w:pPr>
@@ -14719,6 +15032,7 @@
           </w:tcPr>
           <w:p>
             <w:pPr>
+              <w:keepNext w:val="false"/>
               <w:spacing w:after="40" w:before="0"/>
               <w:jc w:val="left"/>
             </w:pPr>
@@ -14751,6 +15065,7 @@
           </w:tcPr>
           <w:p>
             <w:pPr>
+              <w:keepNext w:val="false"/>
               <w:spacing w:after="40" w:before="0"/>
               <w:jc w:val="left"/>
             </w:pPr>
@@ -14783,6 +15098,7 @@
           </w:tcPr>
           <w:p>
             <w:pPr>
+              <w:keepNext w:val="false"/>
               <w:spacing w:after="40" w:before="0"/>
               <w:jc w:val="left"/>
             </w:pPr>
@@ -14815,6 +15131,7 @@
           </w:tcPr>
           <w:p>
             <w:pPr>
+              <w:keepNext w:val="false"/>
               <w:spacing w:after="40" w:before="0"/>
               <w:jc w:val="left"/>
             </w:pPr>
@@ -14847,6 +15164,7 @@
           </w:tcPr>
           <w:p>
             <w:pPr>
+              <w:keepNext w:val="false"/>
               <w:spacing w:after="40" w:before="0"/>
               <w:jc w:val="left"/>
             </w:pPr>
@@ -14881,6 +15199,7 @@
           </w:tcPr>
           <w:p>
             <w:pPr>
+              <w:keepNext w:val="false"/>
               <w:spacing w:after="40" w:before="0"/>
               <w:jc w:val="left"/>
             </w:pPr>
@@ -14918,7 +15237,7 @@
             <w:pPr>
               <w:spacing w:after="20" w:before="0"/>
             </w:pPr>
-            <w:hyperlink w:history="1" r:id="rIdzk6kk1j_dzty86h99uov3">
+            <w:hyperlink w:history="1" r:id="rIdjgxgkdzxycxedq4ssdh7j">
               <w:r>
                 <w:rPr>
                   <w:rFonts w:ascii="Arial" w:cs="Arial" w:eastAsia="Arial" w:hAnsi="Arial"/>
@@ -14951,7 +15270,7 @@
               <w:spacing w:after="10" w:before="0"/>
               <w:ind w:left="120"/>
             </w:pPr>
-            <w:hyperlink w:history="1" r:id="rIdh2t7-dbggonhwtfpd2bu3">
+            <w:hyperlink w:history="1" r:id="rId5d5c9ku8pm4ipw0j-eh74">
               <w:r>
                 <w:rPr>
                   <w:rFonts w:ascii="Arial" w:cs="Arial" w:eastAsia="Arial" w:hAnsi="Arial"/>
@@ -14996,7 +15315,7 @@
             <w:pPr>
               <w:spacing w:after="20" w:before="0"/>
             </w:pPr>
-            <w:hyperlink w:history="1" r:id="rId5ruvswwayw-rsn7atwdgh">
+            <w:hyperlink w:history="1" r:id="rIdl5rlu6paovt5bevsvccyu">
               <w:r>
                 <w:rPr>
                   <w:rFonts w:ascii="Arial" w:cs="Arial" w:eastAsia="Arial" w:hAnsi="Arial"/>
@@ -15029,7 +15348,7 @@
               <w:spacing w:after="10" w:before="0"/>
               <w:ind w:left="120"/>
             </w:pPr>
-            <w:hyperlink w:history="1" r:id="rIdexftxpoc13j1zb0copdda">
+            <w:hyperlink w:history="1" r:id="rIdvghb1pg2srjurjhixlmwe">
               <w:r>
                 <w:rPr>
                   <w:rFonts w:ascii="Arial" w:cs="Arial" w:eastAsia="Arial" w:hAnsi="Arial"/>
@@ -15057,6 +15376,7 @@
           </w:tcPr>
           <w:p>
             <w:pPr>
+              <w:keepNext w:val="false"/>
               <w:spacing w:after="40" w:before="0"/>
               <w:jc w:val="left"/>
             </w:pPr>
@@ -15089,6 +15409,7 @@
           </w:tcPr>
           <w:p>
             <w:pPr>
+              <w:keepNext w:val="false"/>
               <w:spacing w:after="40" w:before="0"/>
               <w:jc w:val="left"/>
             </w:pPr>
@@ -15121,6 +15442,7 @@
           </w:tcPr>
           <w:p>
             <w:pPr>
+              <w:keepNext w:val="false"/>
               <w:spacing w:after="40" w:before="0"/>
               <w:jc w:val="left"/>
             </w:pPr>
@@ -15153,6 +15475,7 @@
           </w:tcPr>
           <w:p>
             <w:pPr>
+              <w:keepNext w:val="false"/>
               <w:spacing w:after="40" w:before="0"/>
               <w:jc w:val="left"/>
             </w:pPr>
@@ -15187,6 +15510,7 @@
           </w:tcPr>
           <w:p>
             <w:pPr>
+              <w:keepNext w:val="false"/>
               <w:spacing w:after="40" w:before="0"/>
               <w:jc w:val="left"/>
             </w:pPr>
@@ -15224,7 +15548,7 @@
             <w:pPr>
               <w:spacing w:after="20" w:before="0"/>
             </w:pPr>
-            <w:hyperlink w:history="1" r:id="rIdplhapl8jslwl47codqjdm">
+            <w:hyperlink w:history="1" r:id="rIdnk5_vaq-g1q8lrjxgoc1s">
               <w:r>
                 <w:rPr>
                   <w:rFonts w:ascii="Arial" w:cs="Arial" w:eastAsia="Arial" w:hAnsi="Arial"/>
@@ -15257,7 +15581,7 @@
               <w:spacing w:after="10" w:before="0"/>
               <w:ind w:left="120"/>
             </w:pPr>
-            <w:hyperlink w:history="1" r:id="rIdqo8uc9qiobqzwbw2y4vqd">
+            <w:hyperlink w:history="1" r:id="rIdwk17zhwobg0ftjx6awim3">
               <w:r>
                 <w:rPr>
                   <w:rFonts w:ascii="Arial" w:cs="Arial" w:eastAsia="Arial" w:hAnsi="Arial"/>
@@ -15302,7 +15626,7 @@
             <w:pPr>
               <w:spacing w:after="20" w:before="0"/>
             </w:pPr>
-            <w:hyperlink w:history="1" r:id="rIdvcidvnuxlhps7yk9k1zxp">
+            <w:hyperlink w:history="1" r:id="rIdpit-sn_forftdwt95q0ei">
               <w:r>
                 <w:rPr>
                   <w:rFonts w:ascii="Arial" w:cs="Arial" w:eastAsia="Arial" w:hAnsi="Arial"/>
@@ -15335,7 +15659,7 @@
               <w:spacing w:after="10" w:before="0"/>
               <w:ind w:left="120"/>
             </w:pPr>
-            <w:hyperlink w:history="1" r:id="rIddfqwxlw6v_n6gi94j0h_s">
+            <w:hyperlink w:history="1" r:id="rIdzaje_7oyoi3c8wvqt1eaj">
               <w:r>
                 <w:rPr>
                   <w:rFonts w:ascii="Arial" w:cs="Arial" w:eastAsia="Arial" w:hAnsi="Arial"/>
@@ -15363,6 +15687,7 @@
           </w:tcPr>
           <w:p>
             <w:pPr>
+              <w:keepNext w:val="false"/>
               <w:spacing w:after="40" w:before="0"/>
               <w:jc w:val="left"/>
             </w:pPr>
@@ -15395,6 +15720,7 @@
           </w:tcPr>
           <w:p>
             <w:pPr>
+              <w:keepNext w:val="false"/>
               <w:spacing w:after="40" w:before="0"/>
               <w:jc w:val="left"/>
             </w:pPr>
@@ -15427,6 +15753,7 @@
           </w:tcPr>
           <w:p>
             <w:pPr>
+              <w:keepNext w:val="false"/>
               <w:spacing w:after="40" w:before="0"/>
               <w:jc w:val="left"/>
             </w:pPr>
@@ -15459,6 +15786,7 @@
           </w:tcPr>
           <w:p>
             <w:pPr>
+              <w:keepNext w:val="false"/>
               <w:spacing w:after="40" w:before="0"/>
               <w:jc w:val="left"/>
             </w:pPr>
@@ -15493,6 +15821,7 @@
           </w:tcPr>
           <w:p>
             <w:pPr>
+              <w:keepNext w:val="false"/>
               <w:spacing w:after="40" w:before="0"/>
               <w:jc w:val="left"/>
             </w:pPr>
@@ -15530,7 +15859,7 @@
             <w:pPr>
               <w:spacing w:after="20" w:before="0"/>
             </w:pPr>
-            <w:hyperlink w:history="1" r:id="rId3veyifi1rng5oa4gjap3w">
+            <w:hyperlink w:history="1" r:id="rIdkpqonyvdyddxjqkqn60k6">
               <w:r>
                 <w:rPr>
                   <w:rFonts w:ascii="Arial" w:cs="Arial" w:eastAsia="Arial" w:hAnsi="Arial"/>
@@ -15563,7 +15892,7 @@
               <w:spacing w:after="10" w:before="0"/>
               <w:ind w:left="120"/>
             </w:pPr>
-            <w:hyperlink w:history="1" r:id="rIdkerbdqdepngdhuyk8xscq">
+            <w:hyperlink w:history="1" r:id="rId-ny9mxha5vliucb7ajcml">
               <w:r>
                 <w:rPr>
                   <w:rFonts w:ascii="Arial" w:cs="Arial" w:eastAsia="Arial" w:hAnsi="Arial"/>
@@ -15608,7 +15937,7 @@
             <w:pPr>
               <w:spacing w:after="20" w:before="0"/>
             </w:pPr>
-            <w:hyperlink w:history="1" r:id="rIdmuwbkqb6cc6kpykbkk-zx">
+            <w:hyperlink w:history="1" r:id="rIdp3zzzveaypepnbhlwstx_">
               <w:r>
                 <w:rPr>
                   <w:rFonts w:ascii="Arial" w:cs="Arial" w:eastAsia="Arial" w:hAnsi="Arial"/>
@@ -15641,7 +15970,7 @@
               <w:spacing w:after="10" w:before="0"/>
               <w:ind w:left="120"/>
             </w:pPr>
-            <w:hyperlink w:history="1" r:id="rIdzskiidi2v4z0eqqszh9mq">
+            <w:hyperlink w:history="1" r:id="rIdbz3wolvbeinhee4yfxodc">
               <w:r>
                 <w:rPr>
                   <w:rFonts w:ascii="Arial" w:cs="Arial" w:eastAsia="Arial" w:hAnsi="Arial"/>
@@ -15669,6 +15998,7 @@
           </w:tcPr>
           <w:p>
             <w:pPr>
+              <w:keepNext w:val="false"/>
               <w:spacing w:after="40" w:before="0"/>
               <w:jc w:val="left"/>
             </w:pPr>
@@ -15701,6 +16031,7 @@
           </w:tcPr>
           <w:p>
             <w:pPr>
+              <w:keepNext w:val="false"/>
               <w:spacing w:after="40" w:before="0"/>
               <w:jc w:val="left"/>
             </w:pPr>
@@ -15733,6 +16064,7 @@
           </w:tcPr>
           <w:p>
             <w:pPr>
+              <w:keepNext w:val="false"/>
               <w:spacing w:after="40" w:before="0"/>
               <w:jc w:val="left"/>
             </w:pPr>
@@ -15765,6 +16097,7 @@
           </w:tcPr>
           <w:p>
             <w:pPr>
+              <w:keepNext w:val="false"/>
               <w:spacing w:after="40" w:before="0"/>
               <w:jc w:val="left"/>
             </w:pPr>
@@ -15799,6 +16132,7 @@
           </w:tcPr>
           <w:p>
             <w:pPr>
+              <w:keepNext w:val="false"/>
               <w:spacing w:after="40" w:before="0"/>
               <w:jc w:val="left"/>
             </w:pPr>
@@ -15836,7 +16170,7 @@
             <w:pPr>
               <w:spacing w:after="20" w:before="0"/>
             </w:pPr>
-            <w:hyperlink w:history="1" r:id="rIdhqmw4gatp-g65bj_pra-v">
+            <w:hyperlink w:history="1" r:id="rId49fgqbws6i8te7fnbnlob">
               <w:r>
                 <w:rPr>
                   <w:rFonts w:ascii="Arial" w:cs="Arial" w:eastAsia="Arial" w:hAnsi="Arial"/>
@@ -15869,7 +16203,7 @@
               <w:spacing w:after="10" w:before="0"/>
               <w:ind w:left="120"/>
             </w:pPr>
-            <w:hyperlink w:history="1" r:id="rIdiiogm2vbbs_cwdlbs2sdg">
+            <w:hyperlink w:history="1" r:id="rIddxqcuidjcihvxfk1bogr0">
               <w:r>
                 <w:rPr>
                   <w:rFonts w:ascii="Arial" w:cs="Arial" w:eastAsia="Arial" w:hAnsi="Arial"/>
@@ -15914,7 +16248,7 @@
             <w:pPr>
               <w:spacing w:after="20" w:before="0"/>
             </w:pPr>
-            <w:hyperlink w:history="1" r:id="rIdat81ex_vx12nnv86-bccy">
+            <w:hyperlink w:history="1" r:id="rId6zs5ruircqox79bsykmku">
               <w:r>
                 <w:rPr>
                   <w:rFonts w:ascii="Arial" w:cs="Arial" w:eastAsia="Arial" w:hAnsi="Arial"/>
@@ -15947,7 +16281,7 @@
               <w:spacing w:after="10" w:before="0"/>
               <w:ind w:left="120"/>
             </w:pPr>
-            <w:hyperlink w:history="1" r:id="rIdwn5rcqxi9nvpnsrfzay5c">
+            <w:hyperlink w:history="1" r:id="rId6rmr0fqv0chri_al0ntwv">
               <w:r>
                 <w:rPr>
                   <w:rFonts w:ascii="Arial" w:cs="Arial" w:eastAsia="Arial" w:hAnsi="Arial"/>
@@ -15975,6 +16309,7 @@
           </w:tcPr>
           <w:p>
             <w:pPr>
+              <w:keepNext w:val="false"/>
               <w:spacing w:after="40" w:before="0"/>
               <w:jc w:val="left"/>
             </w:pPr>
@@ -16007,6 +16342,7 @@
           </w:tcPr>
           <w:p>
             <w:pPr>
+              <w:keepNext w:val="false"/>
               <w:spacing w:after="40" w:before="0"/>
               <w:jc w:val="left"/>
             </w:pPr>
@@ -16039,6 +16375,7 @@
           </w:tcPr>
           <w:p>
             <w:pPr>
+              <w:keepNext w:val="false"/>
               <w:spacing w:after="40" w:before="0"/>
               <w:jc w:val="left"/>
             </w:pPr>
@@ -16071,6 +16408,7 @@
           </w:tcPr>
           <w:p>
             <w:pPr>
+              <w:keepNext w:val="false"/>
               <w:spacing w:after="40" w:before="0"/>
               <w:jc w:val="left"/>
             </w:pPr>
@@ -16105,6 +16443,7 @@
           </w:tcPr>
           <w:p>
             <w:pPr>
+              <w:keepNext w:val="false"/>
               <w:spacing w:after="40" w:before="0"/>
               <w:jc w:val="left"/>
             </w:pPr>
@@ -16142,7 +16481,7 @@
             <w:pPr>
               <w:spacing w:after="20" w:before="0"/>
             </w:pPr>
-            <w:hyperlink w:history="1" r:id="rId0a0kl5tetlwrwdpgpuvya">
+            <w:hyperlink w:history="1" r:id="rIdy40wzmk_ddi0vxvmon8mi">
               <w:r>
                 <w:rPr>
                   <w:rFonts w:ascii="Arial" w:cs="Arial" w:eastAsia="Arial" w:hAnsi="Arial"/>
@@ -16191,7 +16530,7 @@
               <w:spacing w:after="10" w:before="0"/>
               <w:ind w:left="120"/>
             </w:pPr>
-            <w:hyperlink w:history="1" r:id="rIdxu4wp9nsvcixijhqozmll">
+            <w:hyperlink w:history="1" r:id="rId9srtctqbxtcnmi4oaixxt">
               <w:r>
                 <w:rPr>
                   <w:rFonts w:ascii="Arial" w:cs="Arial" w:eastAsia="Arial" w:hAnsi="Arial"/>
@@ -16236,7 +16575,7 @@
             <w:pPr>
               <w:spacing w:after="20" w:before="0"/>
             </w:pPr>
-            <w:hyperlink w:history="1" r:id="rIdwq5xwuifou9w1pgxkb96v">
+            <w:hyperlink w:history="1" r:id="rIdm5m2_39fylyl7v8zghn8o">
               <w:r>
                 <w:rPr>
                   <w:rFonts w:ascii="Arial" w:cs="Arial" w:eastAsia="Arial" w:hAnsi="Arial"/>
@@ -16269,7 +16608,7 @@
               <w:spacing w:after="10" w:before="0"/>
               <w:ind w:left="120"/>
             </w:pPr>
-            <w:hyperlink w:history="1" r:id="rIdibll8bb3zit16dynof-b6">
+            <w:hyperlink w:history="1" r:id="rIdbsp90u_nwje_hijvzbwqb">
               <w:r>
                 <w:rPr>
                   <w:rFonts w:ascii="Arial" w:cs="Arial" w:eastAsia="Arial" w:hAnsi="Arial"/>
@@ -16297,6 +16636,7 @@
           </w:tcPr>
           <w:p>
             <w:pPr>
+              <w:keepNext w:val="false"/>
               <w:spacing w:after="40" w:before="0"/>
               <w:jc w:val="left"/>
             </w:pPr>
@@ -16329,6 +16669,7 @@
           </w:tcPr>
           <w:p>
             <w:pPr>
+              <w:keepNext w:val="false"/>
               <w:spacing w:after="40" w:before="0"/>
               <w:jc w:val="left"/>
             </w:pPr>
@@ -16361,6 +16702,7 @@
           </w:tcPr>
           <w:p>
             <w:pPr>
+              <w:keepNext w:val="false"/>
               <w:spacing w:after="40" w:before="0"/>
               <w:jc w:val="left"/>
             </w:pPr>
@@ -16393,6 +16735,7 @@
           </w:tcPr>
           <w:p>
             <w:pPr>
+              <w:keepNext w:val="false"/>
               <w:spacing w:after="40" w:before="0"/>
               <w:jc w:val="left"/>
             </w:pPr>
@@ -16452,6 +16795,7 @@
           </w:tcPr>
           <w:p>
             <w:pPr>
+              <w:keepNext w:val="false"/>
               <w:spacing w:after="40" w:before="0"/>
               <w:jc w:val="center"/>
             </w:pPr>
@@ -16486,6 +16830,7 @@
           </w:tcPr>
           <w:p>
             <w:pPr>
+              <w:keepNext w:val="false"/>
               <w:spacing w:after="40" w:before="0"/>
               <w:jc w:val="left"/>
             </w:pPr>
@@ -16547,6 +16892,7 @@
           </w:tcPr>
           <w:p>
             <w:pPr>
+              <w:keepNext w:val="false"/>
               <w:spacing w:after="40" w:before="0"/>
               <w:jc w:val="center"/>
             </w:pPr>
@@ -16581,6 +16927,7 @@
           </w:tcPr>
           <w:p>
             <w:pPr>
+              <w:keepNext w:val="false"/>
               <w:spacing w:after="40" w:before="0"/>
               <w:jc w:val="left"/>
             </w:pPr>
@@ -16613,6 +16960,7 @@
           </w:tcPr>
           <w:p>
             <w:pPr>
+              <w:keepNext w:val="false"/>
               <w:spacing w:after="40" w:before="0"/>
               <w:jc w:val="left"/>
             </w:pPr>
@@ -16647,6 +16995,7 @@
           </w:tcPr>
           <w:p>
             <w:pPr>
+              <w:keepNext w:val="false"/>
               <w:spacing w:after="40" w:before="0"/>
               <w:jc w:val="left"/>
             </w:pPr>
@@ -16679,6 +17028,7 @@
           </w:tcPr>
           <w:p>
             <w:pPr>
+              <w:keepNext w:val="false"/>
               <w:spacing w:after="40" w:before="0"/>
               <w:jc w:val="left"/>
             </w:pPr>
@@ -16713,6 +17063,7 @@
           </w:tcPr>
           <w:p>
             <w:pPr>
+              <w:keepNext w:val="false"/>
               <w:spacing w:after="40" w:before="0"/>
               <w:jc w:val="left"/>
             </w:pPr>
@@ -16745,6 +17096,7 @@
           </w:tcPr>
           <w:p>
             <w:pPr>
+              <w:keepNext w:val="false"/>
               <w:spacing w:after="40" w:before="0"/>
               <w:jc w:val="left"/>
             </w:pPr>
@@ -16781,7 +17133,7 @@
         </w:rPr>
         <w:t xml:space="preserve">© 2026 SeaVuria and ARES. Aligned with KICD objectives. Developed by SeaVuria; technical implementation by ARES (with AI assistance from Claude). Licensed under </w:t>
       </w:r>
-      <w:hyperlink w:history="1" r:id="rIdcyg2zjjj33qfkbupp3f_4">
+      <w:hyperlink w:history="1" r:id="rIdnja9kypletsdzwkwg0br3">
         <w:r>
           <w:rPr>
             <w:rFonts w:ascii="Arial" w:cs="Arial" w:eastAsia="Arial" w:hAnsi="Arial"/>
@@ -16802,7 +17154,7 @@
         </w:rPr>
         <w:t xml:space="preserve"> (</w:t>
       </w:r>
-      <w:hyperlink w:history="1" r:id="rIduz0uzgcdtbvfwcipgh1ze">
+      <w:hyperlink w:history="1" r:id="rIdmr0rdvowelamt0koa_rg4">
         <w:r>
           <w:rPr>
             <w:rFonts w:ascii="Arial" w:cs="Arial" w:eastAsia="Arial" w:hAnsi="Arial"/>
@@ -16862,6 +17214,7 @@
           </w:tcPr>
           <w:p>
             <w:pPr>
+              <w:keepNext w:val="false"/>
               <w:spacing w:after="40" w:before="0"/>
               <w:jc w:val="center"/>
             </w:pPr>
@@ -16897,6 +17250,7 @@
           </w:tcPr>
           <w:p>
             <w:pPr>
+              <w:keepNext w:val="false"/>
               <w:spacing w:after="40" w:before="0"/>
               <w:jc w:val="center"/>
             </w:pPr>
@@ -16931,6 +17285,7 @@
           </w:tcPr>
           <w:p>
             <w:pPr>
+              <w:keepNext w:val="false"/>
               <w:spacing w:after="40" w:before="0"/>
               <w:jc w:val="left"/>
             </w:pPr>
@@ -16963,6 +17318,7 @@
           </w:tcPr>
           <w:p>
             <w:pPr>
+              <w:keepNext w:val="false"/>
               <w:spacing w:after="40" w:before="0"/>
               <w:jc w:val="left"/>
             </w:pPr>
@@ -16997,6 +17353,7 @@
           </w:tcPr>
           <w:p>
             <w:pPr>
+              <w:keepNext w:val="false"/>
               <w:spacing w:after="40" w:before="0"/>
               <w:jc w:val="left"/>
             </w:pPr>
@@ -17029,6 +17386,7 @@
           </w:tcPr>
           <w:p>
             <w:pPr>
+              <w:keepNext w:val="false"/>
               <w:spacing w:after="40" w:before="0"/>
               <w:jc w:val="left"/>
             </w:pPr>
@@ -17063,6 +17421,7 @@
           </w:tcPr>
           <w:p>
             <w:pPr>
+              <w:keepNext w:val="false"/>
               <w:spacing w:after="40" w:before="0"/>
               <w:jc w:val="left"/>
             </w:pPr>
@@ -17095,6 +17454,7 @@
           </w:tcPr>
           <w:p>
             <w:pPr>
+              <w:keepNext w:val="false"/>
               <w:spacing w:after="40" w:before="0"/>
               <w:jc w:val="left"/>
             </w:pPr>
@@ -17129,6 +17489,7 @@
           </w:tcPr>
           <w:p>
             <w:pPr>
+              <w:keepNext w:val="false"/>
               <w:spacing w:after="40" w:before="0"/>
               <w:jc w:val="left"/>
             </w:pPr>
@@ -17161,6 +17522,7 @@
           </w:tcPr>
           <w:p>
             <w:pPr>
+              <w:keepNext w:val="false"/>
               <w:spacing w:after="40" w:before="0"/>
               <w:jc w:val="left"/>
             </w:pPr>
@@ -17195,6 +17557,7 @@
           </w:tcPr>
           <w:p>
             <w:pPr>
+              <w:keepNext w:val="false"/>
               <w:spacing w:after="40" w:before="0"/>
               <w:jc w:val="left"/>
             </w:pPr>
@@ -17227,6 +17590,7 @@
           </w:tcPr>
           <w:p>
             <w:pPr>
+              <w:keepNext w:val="false"/>
               <w:spacing w:after="40" w:before="0"/>
               <w:jc w:val="left"/>
             </w:pPr>
@@ -17261,6 +17625,7 @@
           </w:tcPr>
           <w:p>
             <w:pPr>
+              <w:keepNext w:val="false"/>
               <w:spacing w:after="40" w:before="0"/>
               <w:jc w:val="left"/>
             </w:pPr>
@@ -17293,6 +17658,7 @@
           </w:tcPr>
           <w:p>
             <w:pPr>
+              <w:keepNext w:val="false"/>
               <w:spacing w:after="40" w:before="0"/>
               <w:jc w:val="left"/>
             </w:pPr>
@@ -17327,6 +17693,7 @@
           </w:tcPr>
           <w:p>
             <w:pPr>
+              <w:keepNext w:val="false"/>
               <w:spacing w:after="40" w:before="0"/>
               <w:jc w:val="left"/>
             </w:pPr>
@@ -17359,6 +17726,7 @@
           </w:tcPr>
           <w:p>
             <w:pPr>
+              <w:keepNext w:val="false"/>
               <w:spacing w:after="40" w:before="0"/>
               <w:jc w:val="left"/>
             </w:pPr>
@@ -17393,6 +17761,7 @@
           </w:tcPr>
           <w:p>
             <w:pPr>
+              <w:keepNext w:val="false"/>
               <w:spacing w:after="40" w:before="0"/>
               <w:jc w:val="left"/>
             </w:pPr>
@@ -17425,6 +17794,7 @@
           </w:tcPr>
           <w:p>
             <w:pPr>
+              <w:keepNext w:val="false"/>
               <w:spacing w:after="40" w:before="0"/>
               <w:jc w:val="left"/>
             </w:pPr>
@@ -17484,6 +17854,7 @@
           </w:tcPr>
           <w:p>
             <w:pPr>
+              <w:keepNext w:val="false"/>
               <w:spacing w:after="40" w:before="0"/>
               <w:jc w:val="center"/>
             </w:pPr>
@@ -17518,6 +17889,7 @@
           </w:tcPr>
           <w:p>
             <w:pPr>
+              <w:keepNext w:val="false"/>
               <w:spacing w:after="40" w:before="0"/>
               <w:jc w:val="left"/>
             </w:pPr>
@@ -17582,6 +17954,7 @@
           </w:tcPr>
           <w:p>
             <w:pPr>
+              <w:keepNext w:val="false"/>
               <w:spacing w:after="40" w:before="0"/>
               <w:jc w:val="center"/>
             </w:pPr>
@@ -17616,6 +17989,7 @@
           </w:tcPr>
           <w:p>
             <w:pPr>
+              <w:keepNext w:val="false"/>
               <w:spacing w:after="40" w:before="0"/>
               <w:jc w:val="left"/>
             </w:pPr>
@@ -17648,6 +18022,7 @@
           </w:tcPr>
           <w:p>
             <w:pPr>
+              <w:keepNext w:val="false"/>
               <w:spacing w:after="40" w:before="0"/>
               <w:jc w:val="left"/>
             </w:pPr>
@@ -17680,6 +18055,7 @@
           </w:tcPr>
           <w:p>
             <w:pPr>
+              <w:keepNext w:val="false"/>
               <w:spacing w:after="40" w:before="0"/>
               <w:jc w:val="left"/>
             </w:pPr>
@@ -17712,6 +18088,7 @@
           </w:tcPr>
           <w:p>
             <w:pPr>
+              <w:keepNext w:val="false"/>
               <w:spacing w:after="40" w:before="0"/>
               <w:jc w:val="left"/>
             </w:pPr>
@@ -17744,6 +18121,7 @@
           </w:tcPr>
           <w:p>
             <w:pPr>
+              <w:keepNext w:val="false"/>
               <w:spacing w:after="40" w:before="0"/>
               <w:jc w:val="left"/>
             </w:pPr>
@@ -17778,6 +18156,7 @@
           </w:tcPr>
           <w:p>
             <w:pPr>
+              <w:keepNext w:val="false"/>
               <w:spacing w:after="40" w:before="0"/>
               <w:jc w:val="left"/>
             </w:pPr>
@@ -17815,7 +18194,7 @@
             <w:pPr>
               <w:spacing w:after="20" w:before="0"/>
             </w:pPr>
-            <w:hyperlink w:history="1" r:id="rIdcnndflnksls0oz-hrehwv">
+            <w:hyperlink w:history="1" r:id="rId70hmlzs4cor0luqhf2fcf">
               <w:r>
                 <w:rPr>
                   <w:rFonts w:ascii="Arial" w:cs="Arial" w:eastAsia="Arial" w:hAnsi="Arial"/>
@@ -17848,7 +18227,7 @@
               <w:spacing w:after="10" w:before="0"/>
               <w:ind w:left="120"/>
             </w:pPr>
-            <w:hyperlink w:history="1" r:id="rIdme5ehwbpqncgtvhwe2jjs">
+            <w:hyperlink w:history="1" r:id="rIddlyrppir0g6kkzlws5g3e">
               <w:r>
                 <w:rPr>
                   <w:rFonts w:ascii="Arial" w:cs="Arial" w:eastAsia="Arial" w:hAnsi="Arial"/>
@@ -17893,7 +18272,7 @@
             <w:pPr>
               <w:spacing w:after="20" w:before="0"/>
             </w:pPr>
-            <w:hyperlink w:history="1" r:id="rId7xldxchpwfiyuflt75hfy">
+            <w:hyperlink w:history="1" r:id="rIdewuqzfr18vpouf5ev61vt">
               <w:r>
                 <w:rPr>
                   <w:rFonts w:ascii="Arial" w:cs="Arial" w:eastAsia="Arial" w:hAnsi="Arial"/>
@@ -17926,7 +18305,7 @@
               <w:spacing w:after="10" w:before="0"/>
               <w:ind w:left="120"/>
             </w:pPr>
-            <w:hyperlink w:history="1" r:id="rIdeqdbgf1bc4mflhiqdjpnj">
+            <w:hyperlink w:history="1" r:id="rId1svurcgmuqjjsyw-azbcu">
               <w:r>
                 <w:rPr>
                   <w:rFonts w:ascii="Arial" w:cs="Arial" w:eastAsia="Arial" w:hAnsi="Arial"/>
@@ -17954,6 +18333,7 @@
           </w:tcPr>
           <w:p>
             <w:pPr>
+              <w:keepNext w:val="false"/>
               <w:spacing w:after="40" w:before="0"/>
               <w:jc w:val="left"/>
             </w:pPr>
@@ -17986,6 +18366,7 @@
           </w:tcPr>
           <w:p>
             <w:pPr>
+              <w:keepNext w:val="false"/>
               <w:spacing w:after="40" w:before="0"/>
               <w:jc w:val="left"/>
             </w:pPr>
@@ -18018,6 +18399,7 @@
           </w:tcPr>
           <w:p>
             <w:pPr>
+              <w:keepNext w:val="false"/>
               <w:spacing w:after="40" w:before="0"/>
               <w:jc w:val="left"/>
             </w:pPr>
@@ -18050,6 +18432,7 @@
           </w:tcPr>
           <w:p>
             <w:pPr>
+              <w:keepNext w:val="false"/>
               <w:spacing w:after="40" w:before="0"/>
               <w:jc w:val="left"/>
             </w:pPr>
@@ -18084,6 +18467,7 @@
           </w:tcPr>
           <w:p>
             <w:pPr>
+              <w:keepNext w:val="false"/>
               <w:spacing w:after="40" w:before="0"/>
               <w:jc w:val="left"/>
             </w:pPr>
@@ -18121,7 +18505,7 @@
             <w:pPr>
               <w:spacing w:after="20" w:before="0"/>
             </w:pPr>
-            <w:hyperlink w:history="1" r:id="rIdid53cywwunfokqna1ufjh">
+            <w:hyperlink w:history="1" r:id="rIdgmsvyvjcde_utsh-tk_2r">
               <w:r>
                 <w:rPr>
                   <w:rFonts w:ascii="Arial" w:cs="Arial" w:eastAsia="Arial" w:hAnsi="Arial"/>
@@ -18154,7 +18538,7 @@
               <w:spacing w:after="10" w:before="0"/>
               <w:ind w:left="120"/>
             </w:pPr>
-            <w:hyperlink w:history="1" r:id="rIdg1kyynkhpgha0adlkzqnx">
+            <w:hyperlink w:history="1" r:id="rId0yw_8x71oi4_ax862tggn">
               <w:r>
                 <w:rPr>
                   <w:rFonts w:ascii="Arial" w:cs="Arial" w:eastAsia="Arial" w:hAnsi="Arial"/>
@@ -18199,7 +18583,7 @@
             <w:pPr>
               <w:spacing w:after="20" w:before="0"/>
             </w:pPr>
-            <w:hyperlink w:history="1" r:id="rIdknhs_hgkbj_w4ecmk9sjr">
+            <w:hyperlink w:history="1" r:id="rId5n0snqwqwip55si0gq5hd">
               <w:r>
                 <w:rPr>
                   <w:rFonts w:ascii="Arial" w:cs="Arial" w:eastAsia="Arial" w:hAnsi="Arial"/>
@@ -18232,7 +18616,7 @@
               <w:spacing w:after="10" w:before="0"/>
               <w:ind w:left="120"/>
             </w:pPr>
-            <w:hyperlink w:history="1" r:id="rIdmx8izqixhu-7r6kfuuagd">
+            <w:hyperlink w:history="1" r:id="rIdmhuxtjbpwqcshh4ze3vaj">
               <w:r>
                 <w:rPr>
                   <w:rFonts w:ascii="Arial" w:cs="Arial" w:eastAsia="Arial" w:hAnsi="Arial"/>
@@ -18260,6 +18644,7 @@
           </w:tcPr>
           <w:p>
             <w:pPr>
+              <w:keepNext w:val="false"/>
               <w:spacing w:after="40" w:before="0"/>
               <w:jc w:val="left"/>
             </w:pPr>
@@ -18292,6 +18677,7 @@
           </w:tcPr>
           <w:p>
             <w:pPr>
+              <w:keepNext w:val="false"/>
               <w:spacing w:after="40" w:before="0"/>
               <w:jc w:val="left"/>
             </w:pPr>
@@ -18324,6 +18710,7 @@
           </w:tcPr>
           <w:p>
             <w:pPr>
+              <w:keepNext w:val="false"/>
               <w:spacing w:after="40" w:before="0"/>
               <w:jc w:val="left"/>
             </w:pPr>
@@ -18356,6 +18743,7 @@
           </w:tcPr>
           <w:p>
             <w:pPr>
+              <w:keepNext w:val="false"/>
               <w:spacing w:after="40" w:before="0"/>
               <w:jc w:val="left"/>
             </w:pPr>
@@ -18390,6 +18778,7 @@
           </w:tcPr>
           <w:p>
             <w:pPr>
+              <w:keepNext w:val="false"/>
               <w:spacing w:after="40" w:before="0"/>
               <w:jc w:val="left"/>
             </w:pPr>
@@ -18427,7 +18816,7 @@
             <w:pPr>
               <w:spacing w:after="20" w:before="0"/>
             </w:pPr>
-            <w:hyperlink w:history="1" r:id="rIdgcxwo81u6len7lyh8a2zk">
+            <w:hyperlink w:history="1" r:id="rIdrxbjjialcvrqrdliyjjoy">
               <w:r>
                 <w:rPr>
                   <w:rFonts w:ascii="Arial" w:cs="Arial" w:eastAsia="Arial" w:hAnsi="Arial"/>
@@ -18460,7 +18849,7 @@
               <w:spacing w:after="10" w:before="0"/>
               <w:ind w:left="120"/>
             </w:pPr>
-            <w:hyperlink w:history="1" r:id="rIddmki8t2mtvaq7xfmvoxaf">
+            <w:hyperlink w:history="1" r:id="rIdnb0tjqoo5ty7updi2d0y5">
               <w:r>
                 <w:rPr>
                   <w:rFonts w:ascii="Arial" w:cs="Arial" w:eastAsia="Arial" w:hAnsi="Arial"/>
@@ -18505,7 +18894,7 @@
             <w:pPr>
               <w:spacing w:after="20" w:before="0"/>
             </w:pPr>
-            <w:hyperlink w:history="1" r:id="rIdxavmfpi6qarqwcbtzabmj">
+            <w:hyperlink w:history="1" r:id="rId1fejyqwhxj4arrst8twdb">
               <w:r>
                 <w:rPr>
                   <w:rFonts w:ascii="Arial" w:cs="Arial" w:eastAsia="Arial" w:hAnsi="Arial"/>
@@ -18538,7 +18927,7 @@
               <w:spacing w:after="10" w:before="0"/>
               <w:ind w:left="120"/>
             </w:pPr>
-            <w:hyperlink w:history="1" r:id="rIdpwhouxgne79xqptewznxy">
+            <w:hyperlink w:history="1" r:id="rIdkfqwdiguy96a9w_a--tnw">
               <w:r>
                 <w:rPr>
                   <w:rFonts w:ascii="Arial" w:cs="Arial" w:eastAsia="Arial" w:hAnsi="Arial"/>
@@ -18566,6 +18955,7 @@
           </w:tcPr>
           <w:p>
             <w:pPr>
+              <w:keepNext w:val="false"/>
               <w:spacing w:after="40" w:before="0"/>
               <w:jc w:val="left"/>
             </w:pPr>
@@ -18598,6 +18988,7 @@
           </w:tcPr>
           <w:p>
             <w:pPr>
+              <w:keepNext w:val="false"/>
               <w:spacing w:after="40" w:before="0"/>
               <w:jc w:val="left"/>
             </w:pPr>
@@ -18630,6 +19021,7 @@
           </w:tcPr>
           <w:p>
             <w:pPr>
+              <w:keepNext w:val="false"/>
               <w:spacing w:after="40" w:before="0"/>
               <w:jc w:val="left"/>
             </w:pPr>
@@ -18662,6 +19054,7 @@
           </w:tcPr>
           <w:p>
             <w:pPr>
+              <w:keepNext w:val="false"/>
               <w:spacing w:after="40" w:before="0"/>
               <w:jc w:val="left"/>
             </w:pPr>
@@ -18696,6 +19089,7 @@
           </w:tcPr>
           <w:p>
             <w:pPr>
+              <w:keepNext w:val="false"/>
               <w:spacing w:after="40" w:before="0"/>
               <w:jc w:val="left"/>
             </w:pPr>
@@ -18733,7 +19127,7 @@
             <w:pPr>
               <w:spacing w:after="20" w:before="0"/>
             </w:pPr>
-            <w:hyperlink w:history="1" r:id="rIdlwkwruuakmbxfvpq1df-5">
+            <w:hyperlink w:history="1" r:id="rIdmihvykqog-rp4f0ilfyhi">
               <w:r>
                 <w:rPr>
                   <w:rFonts w:ascii="Arial" w:cs="Arial" w:eastAsia="Arial" w:hAnsi="Arial"/>
@@ -18766,7 +19160,7 @@
               <w:spacing w:after="10" w:before="0"/>
               <w:ind w:left="120"/>
             </w:pPr>
-            <w:hyperlink w:history="1" r:id="rIdkdtmula5hg7mztqetplc6">
+            <w:hyperlink w:history="1" r:id="rIdey1arczcagvpomdrbapfs">
               <w:r>
                 <w:rPr>
                   <w:rFonts w:ascii="Arial" w:cs="Arial" w:eastAsia="Arial" w:hAnsi="Arial"/>
@@ -18811,7 +19205,7 @@
             <w:pPr>
               <w:spacing w:after="20" w:before="0"/>
             </w:pPr>
-            <w:hyperlink w:history="1" r:id="rIdwth7xiagz1g9xd4wz_1mm">
+            <w:hyperlink w:history="1" r:id="rIdv78jeuixmp-d4o_eru6lc">
               <w:r>
                 <w:rPr>
                   <w:rFonts w:ascii="Arial" w:cs="Arial" w:eastAsia="Arial" w:hAnsi="Arial"/>
@@ -18844,7 +19238,7 @@
               <w:spacing w:after="10" w:before="0"/>
               <w:ind w:left="120"/>
             </w:pPr>
-            <w:hyperlink w:history="1" r:id="rIdptyqad4ds4qtzprc2gwky">
+            <w:hyperlink w:history="1" r:id="rId-lubwzzvpsgexmy5mfb_1">
               <w:r>
                 <w:rPr>
                   <w:rFonts w:ascii="Arial" w:cs="Arial" w:eastAsia="Arial" w:hAnsi="Arial"/>
@@ -18872,6 +19266,7 @@
           </w:tcPr>
           <w:p>
             <w:pPr>
+              <w:keepNext w:val="false"/>
               <w:spacing w:after="40" w:before="0"/>
               <w:jc w:val="left"/>
             </w:pPr>
@@ -18904,6 +19299,7 @@
           </w:tcPr>
           <w:p>
             <w:pPr>
+              <w:keepNext w:val="false"/>
               <w:spacing w:after="40" w:before="0"/>
               <w:jc w:val="left"/>
             </w:pPr>
@@ -18936,6 +19332,7 @@
           </w:tcPr>
           <w:p>
             <w:pPr>
+              <w:keepNext w:val="false"/>
               <w:spacing w:after="40" w:before="0"/>
               <w:jc w:val="left"/>
             </w:pPr>
@@ -18968,6 +19365,7 @@
           </w:tcPr>
           <w:p>
             <w:pPr>
+              <w:keepNext w:val="false"/>
               <w:spacing w:after="40" w:before="0"/>
               <w:jc w:val="left"/>
             </w:pPr>
@@ -19002,6 +19400,7 @@
           </w:tcPr>
           <w:p>
             <w:pPr>
+              <w:keepNext w:val="false"/>
               <w:spacing w:after="40" w:before="0"/>
               <w:jc w:val="left"/>
             </w:pPr>
@@ -19039,7 +19438,7 @@
             <w:pPr>
               <w:spacing w:after="20" w:before="0"/>
             </w:pPr>
-            <w:hyperlink w:history="1" r:id="rIdilymxexdqhe68xie8iojc">
+            <w:hyperlink w:history="1" r:id="rIdu1fnafyoyful8znlklsmn">
               <w:r>
                 <w:rPr>
                   <w:rFonts w:ascii="Arial" w:cs="Arial" w:eastAsia="Arial" w:hAnsi="Arial"/>
@@ -19072,7 +19471,7 @@
               <w:spacing w:after="10" w:before="0"/>
               <w:ind w:left="120"/>
             </w:pPr>
-            <w:hyperlink w:history="1" r:id="rIdbxuext-km48ylgokgk21u">
+            <w:hyperlink w:history="1" r:id="rIdpfk-tbwre8inugwegwnk6">
               <w:r>
                 <w:rPr>
                   <w:rFonts w:ascii="Arial" w:cs="Arial" w:eastAsia="Arial" w:hAnsi="Arial"/>
@@ -19117,7 +19516,7 @@
             <w:pPr>
               <w:spacing w:after="20" w:before="0"/>
             </w:pPr>
-            <w:hyperlink w:history="1" r:id="rIdkjdzh757crvff6orwhhgw">
+            <w:hyperlink w:history="1" r:id="rIdzzunwrhaqnldhpe3bhky1">
               <w:r>
                 <w:rPr>
                   <w:rFonts w:ascii="Arial" w:cs="Arial" w:eastAsia="Arial" w:hAnsi="Arial"/>
@@ -19150,7 +19549,7 @@
               <w:spacing w:after="10" w:before="0"/>
               <w:ind w:left="120"/>
             </w:pPr>
-            <w:hyperlink w:history="1" r:id="rId4kch9h2xaburpchx_dxzx">
+            <w:hyperlink w:history="1" r:id="rIdql2lpf2luiqj_se9t0ygj">
               <w:r>
                 <w:rPr>
                   <w:rFonts w:ascii="Arial" w:cs="Arial" w:eastAsia="Arial" w:hAnsi="Arial"/>
@@ -19178,6 +19577,7 @@
           </w:tcPr>
           <w:p>
             <w:pPr>
+              <w:keepNext w:val="false"/>
               <w:spacing w:after="40" w:before="0"/>
               <w:jc w:val="left"/>
             </w:pPr>
@@ -19210,6 +19610,7 @@
           </w:tcPr>
           <w:p>
             <w:pPr>
+              <w:keepNext w:val="false"/>
               <w:spacing w:after="40" w:before="0"/>
               <w:jc w:val="left"/>
             </w:pPr>
@@ -19242,6 +19643,7 @@
           </w:tcPr>
           <w:p>
             <w:pPr>
+              <w:keepNext w:val="false"/>
               <w:spacing w:after="40" w:before="0"/>
               <w:jc w:val="left"/>
             </w:pPr>
@@ -19274,6 +19676,7 @@
           </w:tcPr>
           <w:p>
             <w:pPr>
+              <w:keepNext w:val="false"/>
               <w:spacing w:after="40" w:before="0"/>
               <w:jc w:val="left"/>
             </w:pPr>
@@ -19333,6 +19736,7 @@
           </w:tcPr>
           <w:p>
             <w:pPr>
+              <w:keepNext w:val="false"/>
               <w:spacing w:after="40" w:before="0"/>
               <w:jc w:val="center"/>
             </w:pPr>
@@ -19367,6 +19771,7 @@
           </w:tcPr>
           <w:p>
             <w:pPr>
+              <w:keepNext w:val="false"/>
               <w:spacing w:after="40" w:before="0"/>
               <w:jc w:val="left"/>
             </w:pPr>
@@ -19428,6 +19833,7 @@
           </w:tcPr>
           <w:p>
             <w:pPr>
+              <w:keepNext w:val="false"/>
               <w:spacing w:after="40" w:before="0"/>
               <w:jc w:val="center"/>
             </w:pPr>
@@ -19462,6 +19868,7 @@
           </w:tcPr>
           <w:p>
             <w:pPr>
+              <w:keepNext w:val="false"/>
               <w:spacing w:after="40" w:before="0"/>
               <w:jc w:val="left"/>
             </w:pPr>
@@ -19494,6 +19901,7 @@
           </w:tcPr>
           <w:p>
             <w:pPr>
+              <w:keepNext w:val="false"/>
               <w:spacing w:after="40" w:before="0"/>
               <w:jc w:val="left"/>
             </w:pPr>
@@ -19528,6 +19936,7 @@
           </w:tcPr>
           <w:p>
             <w:pPr>
+              <w:keepNext w:val="false"/>
               <w:spacing w:after="40" w:before="0"/>
               <w:jc w:val="left"/>
             </w:pPr>
@@ -19560,6 +19969,7 @@
           </w:tcPr>
           <w:p>
             <w:pPr>
+              <w:keepNext w:val="false"/>
               <w:spacing w:after="40" w:before="0"/>
               <w:jc w:val="left"/>
             </w:pPr>
@@ -19594,6 +20004,7 @@
           </w:tcPr>
           <w:p>
             <w:pPr>
+              <w:keepNext w:val="false"/>
               <w:spacing w:after="40" w:before="0"/>
               <w:jc w:val="left"/>
             </w:pPr>
@@ -19626,6 +20037,7 @@
           </w:tcPr>
           <w:p>
             <w:pPr>
+              <w:keepNext w:val="false"/>
               <w:spacing w:after="40" w:before="0"/>
               <w:jc w:val="left"/>
             </w:pPr>
@@ -19662,7 +20074,7 @@
         </w:rPr>
         <w:t xml:space="preserve">© 2026 SeaVuria and ARES. Aligned with KICD objectives. Developed by SeaVuria; technical implementation by ARES (with AI assistance from Claude). Licensed under </w:t>
       </w:r>
-      <w:hyperlink w:history="1" r:id="rId2uzrlevoz-w3-aoh6z5rx">
+      <w:hyperlink w:history="1" r:id="rIddqavpclzgc6nyy0_bajkb">
         <w:r>
           <w:rPr>
             <w:rFonts w:ascii="Arial" w:cs="Arial" w:eastAsia="Arial" w:hAnsi="Arial"/>
@@ -19683,7 +20095,7 @@
         </w:rPr>
         <w:t xml:space="preserve"> (</w:t>
       </w:r>
-      <w:hyperlink w:history="1" r:id="rIda3wuphqaiquekvlu9m-xf">
+      <w:hyperlink w:history="1" r:id="rIdkft32a6edkwh_4gsrevay">
         <w:r>
           <w:rPr>
             <w:rFonts w:ascii="Arial" w:cs="Arial" w:eastAsia="Arial" w:hAnsi="Arial"/>
@@ -19743,6 +20155,7 @@
           </w:tcPr>
           <w:p>
             <w:pPr>
+              <w:keepNext w:val="false"/>
               <w:spacing w:after="40" w:before="0"/>
               <w:jc w:val="center"/>
             </w:pPr>
@@ -19778,6 +20191,7 @@
           </w:tcPr>
           <w:p>
             <w:pPr>
+              <w:keepNext w:val="false"/>
               <w:spacing w:after="40" w:before="0"/>
               <w:jc w:val="center"/>
             </w:pPr>
@@ -19812,6 +20226,7 @@
           </w:tcPr>
           <w:p>
             <w:pPr>
+              <w:keepNext w:val="false"/>
               <w:spacing w:after="40" w:before="0"/>
               <w:jc w:val="left"/>
             </w:pPr>
@@ -19844,6 +20259,7 @@
           </w:tcPr>
           <w:p>
             <w:pPr>
+              <w:keepNext w:val="false"/>
               <w:spacing w:after="40" w:before="0"/>
               <w:jc w:val="left"/>
             </w:pPr>
@@ -19878,6 +20294,7 @@
           </w:tcPr>
           <w:p>
             <w:pPr>
+              <w:keepNext w:val="false"/>
               <w:spacing w:after="40" w:before="0"/>
               <w:jc w:val="left"/>
             </w:pPr>
@@ -19910,6 +20327,7 @@
           </w:tcPr>
           <w:p>
             <w:pPr>
+              <w:keepNext w:val="false"/>
               <w:spacing w:after="40" w:before="0"/>
               <w:jc w:val="left"/>
             </w:pPr>
@@ -19944,6 +20362,7 @@
           </w:tcPr>
           <w:p>
             <w:pPr>
+              <w:keepNext w:val="false"/>
               <w:spacing w:after="40" w:before="0"/>
               <w:jc w:val="left"/>
             </w:pPr>
@@ -19976,6 +20395,7 @@
           </w:tcPr>
           <w:p>
             <w:pPr>
+              <w:keepNext w:val="false"/>
               <w:spacing w:after="40" w:before="0"/>
               <w:jc w:val="left"/>
             </w:pPr>
@@ -20010,6 +20430,7 @@
           </w:tcPr>
           <w:p>
             <w:pPr>
+              <w:keepNext w:val="false"/>
               <w:spacing w:after="40" w:before="0"/>
               <w:jc w:val="left"/>
             </w:pPr>
@@ -20042,6 +20463,7 @@
           </w:tcPr>
           <w:p>
             <w:pPr>
+              <w:keepNext w:val="false"/>
               <w:spacing w:after="40" w:before="0"/>
               <w:jc w:val="left"/>
             </w:pPr>
@@ -20076,6 +20498,7 @@
           </w:tcPr>
           <w:p>
             <w:pPr>
+              <w:keepNext w:val="false"/>
               <w:spacing w:after="40" w:before="0"/>
               <w:jc w:val="left"/>
             </w:pPr>
@@ -20108,6 +20531,7 @@
           </w:tcPr>
           <w:p>
             <w:pPr>
+              <w:keepNext w:val="false"/>
               <w:spacing w:after="40" w:before="0"/>
               <w:jc w:val="left"/>
             </w:pPr>
@@ -20142,6 +20566,7 @@
           </w:tcPr>
           <w:p>
             <w:pPr>
+              <w:keepNext w:val="false"/>
               <w:spacing w:after="40" w:before="0"/>
               <w:jc w:val="left"/>
             </w:pPr>
@@ -20174,6 +20599,7 @@
           </w:tcPr>
           <w:p>
             <w:pPr>
+              <w:keepNext w:val="false"/>
               <w:spacing w:after="40" w:before="0"/>
               <w:jc w:val="left"/>
             </w:pPr>
@@ -20208,6 +20634,7 @@
           </w:tcPr>
           <w:p>
             <w:pPr>
+              <w:keepNext w:val="false"/>
               <w:spacing w:after="40" w:before="0"/>
               <w:jc w:val="left"/>
             </w:pPr>
@@ -20240,6 +20667,7 @@
           </w:tcPr>
           <w:p>
             <w:pPr>
+              <w:keepNext w:val="false"/>
               <w:spacing w:after="40" w:before="0"/>
               <w:jc w:val="left"/>
             </w:pPr>
@@ -20274,6 +20702,7 @@
           </w:tcPr>
           <w:p>
             <w:pPr>
+              <w:keepNext w:val="false"/>
               <w:spacing w:after="40" w:before="0"/>
               <w:jc w:val="left"/>
             </w:pPr>
@@ -20306,6 +20735,7 @@
           </w:tcPr>
           <w:p>
             <w:pPr>
+              <w:keepNext w:val="false"/>
               <w:spacing w:after="40" w:before="0"/>
               <w:jc w:val="left"/>
             </w:pPr>
@@ -20365,6 +20795,7 @@
           </w:tcPr>
           <w:p>
             <w:pPr>
+              <w:keepNext w:val="false"/>
               <w:spacing w:after="40" w:before="0"/>
               <w:jc w:val="center"/>
             </w:pPr>
@@ -20399,6 +20830,7 @@
           </w:tcPr>
           <w:p>
             <w:pPr>
+              <w:keepNext w:val="false"/>
               <w:spacing w:after="40" w:before="0"/>
               <w:jc w:val="left"/>
             </w:pPr>
@@ -20463,6 +20895,7 @@
           </w:tcPr>
           <w:p>
             <w:pPr>
+              <w:keepNext w:val="false"/>
               <w:spacing w:after="40" w:before="0"/>
               <w:jc w:val="center"/>
             </w:pPr>
@@ -20497,6 +20930,7 @@
           </w:tcPr>
           <w:p>
             <w:pPr>
+              <w:keepNext w:val="false"/>
               <w:spacing w:after="40" w:before="0"/>
               <w:jc w:val="left"/>
             </w:pPr>
@@ -20529,6 +20963,7 @@
           </w:tcPr>
           <w:p>
             <w:pPr>
+              <w:keepNext w:val="false"/>
               <w:spacing w:after="40" w:before="0"/>
               <w:jc w:val="left"/>
             </w:pPr>
@@ -20561,6 +20996,7 @@
           </w:tcPr>
           <w:p>
             <w:pPr>
+              <w:keepNext w:val="false"/>
               <w:spacing w:after="40" w:before="0"/>
               <w:jc w:val="left"/>
             </w:pPr>
@@ -20593,6 +21029,7 @@
           </w:tcPr>
           <w:p>
             <w:pPr>
+              <w:keepNext w:val="false"/>
               <w:spacing w:after="40" w:before="0"/>
               <w:jc w:val="left"/>
             </w:pPr>
@@ -20625,6 +21062,7 @@
           </w:tcPr>
           <w:p>
             <w:pPr>
+              <w:keepNext w:val="false"/>
               <w:spacing w:after="40" w:before="0"/>
               <w:jc w:val="left"/>
             </w:pPr>
@@ -20659,6 +21097,7 @@
           </w:tcPr>
           <w:p>
             <w:pPr>
+              <w:keepNext w:val="false"/>
               <w:spacing w:after="40" w:before="0"/>
               <w:jc w:val="left"/>
             </w:pPr>
@@ -20696,7 +21135,7 @@
             <w:pPr>
               <w:spacing w:after="20" w:before="0"/>
             </w:pPr>
-            <w:hyperlink w:history="1" r:id="rIdvwdvihqcf3y_dnv0xuxy9">
+            <w:hyperlink w:history="1" r:id="rIdi5xbjm49qaawzezwyfdh_">
               <w:r>
                 <w:rPr>
                   <w:rFonts w:ascii="Arial" w:cs="Arial" w:eastAsia="Arial" w:hAnsi="Arial"/>
@@ -20745,7 +21184,7 @@
               <w:spacing w:after="10" w:before="0"/>
               <w:ind w:left="120"/>
             </w:pPr>
-            <w:hyperlink w:history="1" r:id="rIdlgkbl0bijuq4lwhnxs-mt">
+            <w:hyperlink w:history="1" r:id="rIdoaqxbvjw-q7jkcexrlxed">
               <w:r>
                 <w:rPr>
                   <w:rFonts w:ascii="Arial" w:cs="Arial" w:eastAsia="Arial" w:hAnsi="Arial"/>
@@ -20790,7 +21229,7 @@
             <w:pPr>
               <w:spacing w:after="20" w:before="0"/>
             </w:pPr>
-            <w:hyperlink w:history="1" r:id="rIdujd_u8c8ijheqjqatbeer">
+            <w:hyperlink w:history="1" r:id="rId5ovq1dkwgwuzrflxuji7w">
               <w:r>
                 <w:rPr>
                   <w:rFonts w:ascii="Arial" w:cs="Arial" w:eastAsia="Arial" w:hAnsi="Arial"/>
@@ -20823,7 +21262,7 @@
               <w:spacing w:after="10" w:before="0"/>
               <w:ind w:left="120"/>
             </w:pPr>
-            <w:hyperlink w:history="1" r:id="rIdinq2_m4-6o-xpwndl60nr">
+            <w:hyperlink w:history="1" r:id="rIdn-95mt7j_hji_vusrvhtp">
               <w:r>
                 <w:rPr>
                   <w:rFonts w:ascii="Arial" w:cs="Arial" w:eastAsia="Arial" w:hAnsi="Arial"/>
@@ -20851,6 +21290,7 @@
           </w:tcPr>
           <w:p>
             <w:pPr>
+              <w:keepNext w:val="false"/>
               <w:spacing w:after="40" w:before="0"/>
               <w:jc w:val="left"/>
             </w:pPr>
@@ -20883,6 +21323,7 @@
           </w:tcPr>
           <w:p>
             <w:pPr>
+              <w:keepNext w:val="false"/>
               <w:spacing w:after="40" w:before="0"/>
               <w:jc w:val="left"/>
             </w:pPr>
@@ -20915,6 +21356,7 @@
           </w:tcPr>
           <w:p>
             <w:pPr>
+              <w:keepNext w:val="false"/>
               <w:spacing w:after="40" w:before="0"/>
               <w:jc w:val="left"/>
             </w:pPr>
@@ -20947,6 +21389,7 @@
           </w:tcPr>
           <w:p>
             <w:pPr>
+              <w:keepNext w:val="false"/>
               <w:spacing w:after="40" w:before="0"/>
               <w:jc w:val="left"/>
             </w:pPr>
@@ -20981,6 +21424,7 @@
           </w:tcPr>
           <w:p>
             <w:pPr>
+              <w:keepNext w:val="false"/>
               <w:spacing w:after="40" w:before="0"/>
               <w:jc w:val="left"/>
             </w:pPr>
@@ -21018,7 +21462,7 @@
             <w:pPr>
               <w:spacing w:after="20" w:before="0"/>
             </w:pPr>
-            <w:hyperlink w:history="1" r:id="rId-ccf43oxcl7-uyllxcntt">
+            <w:hyperlink w:history="1" r:id="rIds1bwqhpbgo4uzxhaa4vko">
               <w:r>
                 <w:rPr>
                   <w:rFonts w:ascii="Arial" w:cs="Arial" w:eastAsia="Arial" w:hAnsi="Arial"/>
@@ -21067,7 +21511,7 @@
               <w:spacing w:after="10" w:before="0"/>
               <w:ind w:left="120"/>
             </w:pPr>
-            <w:hyperlink w:history="1" r:id="rIdtqy6uiu34wuzb05uq6c7l">
+            <w:hyperlink w:history="1" r:id="rIdftzbsb6er7bm4wmcwstjf">
               <w:r>
                 <w:rPr>
                   <w:rFonts w:ascii="Arial" w:cs="Arial" w:eastAsia="Arial" w:hAnsi="Arial"/>
@@ -21112,7 +21556,7 @@
             <w:pPr>
               <w:spacing w:after="20" w:before="0"/>
             </w:pPr>
-            <w:hyperlink w:history="1" r:id="rIdigselsqbv_3vw1ij1qm2x">
+            <w:hyperlink w:history="1" r:id="rIdn4sttov6nq9bkxdy6wpyu">
               <w:r>
                 <w:rPr>
                   <w:rFonts w:ascii="Arial" w:cs="Arial" w:eastAsia="Arial" w:hAnsi="Arial"/>
@@ -21145,7 +21589,7 @@
               <w:spacing w:after="10" w:before="0"/>
               <w:ind w:left="120"/>
             </w:pPr>
-            <w:hyperlink w:history="1" r:id="rIdba6g48ou9pxtlbzvvdmzt">
+            <w:hyperlink w:history="1" r:id="rIdkoi6csqg3lrin46i1i0di">
               <w:r>
                 <w:rPr>
                   <w:rFonts w:ascii="Arial" w:cs="Arial" w:eastAsia="Arial" w:hAnsi="Arial"/>
@@ -21173,6 +21617,7 @@
           </w:tcPr>
           <w:p>
             <w:pPr>
+              <w:keepNext w:val="false"/>
               <w:spacing w:after="40" w:before="0"/>
               <w:jc w:val="left"/>
             </w:pPr>
@@ -21205,6 +21650,7 @@
           </w:tcPr>
           <w:p>
             <w:pPr>
+              <w:keepNext w:val="false"/>
               <w:spacing w:after="40" w:before="0"/>
               <w:jc w:val="left"/>
             </w:pPr>
@@ -21237,6 +21683,7 @@
           </w:tcPr>
           <w:p>
             <w:pPr>
+              <w:keepNext w:val="false"/>
               <w:spacing w:after="40" w:before="0"/>
               <w:jc w:val="left"/>
             </w:pPr>
@@ -21269,6 +21716,7 @@
           </w:tcPr>
           <w:p>
             <w:pPr>
+              <w:keepNext w:val="false"/>
               <w:spacing w:after="40" w:before="0"/>
               <w:jc w:val="left"/>
             </w:pPr>
@@ -21303,6 +21751,7 @@
           </w:tcPr>
           <w:p>
             <w:pPr>
+              <w:keepNext w:val="false"/>
               <w:spacing w:after="40" w:before="0"/>
               <w:jc w:val="left"/>
             </w:pPr>
@@ -21340,7 +21789,7 @@
             <w:pPr>
               <w:spacing w:after="20" w:before="0"/>
             </w:pPr>
-            <w:hyperlink w:history="1" r:id="rIdp9dtqeug28v17hrpdorsf">
+            <w:hyperlink w:history="1" r:id="rId-nwsuv5rjoyndjlwwiz14">
               <w:r>
                 <w:rPr>
                   <w:rFonts w:ascii="Arial" w:cs="Arial" w:eastAsia="Arial" w:hAnsi="Arial"/>
@@ -21389,7 +21838,7 @@
               <w:spacing w:after="10" w:before="0"/>
               <w:ind w:left="120"/>
             </w:pPr>
-            <w:hyperlink w:history="1" r:id="rIdlvf9hkjjspcwq_l-pak9h">
+            <w:hyperlink w:history="1" r:id="rIdsixdg5fogywjvmkfes5wv">
               <w:r>
                 <w:rPr>
                   <w:rFonts w:ascii="Arial" w:cs="Arial" w:eastAsia="Arial" w:hAnsi="Arial"/>
@@ -21434,7 +21883,7 @@
             <w:pPr>
               <w:spacing w:after="20" w:before="0"/>
             </w:pPr>
-            <w:hyperlink w:history="1" r:id="rIdq1i_kio8wq7ikdhgmckso">
+            <w:hyperlink w:history="1" r:id="rIdbdztgm1yg1969cvzdtf55">
               <w:r>
                 <w:rPr>
                   <w:rFonts w:ascii="Arial" w:cs="Arial" w:eastAsia="Arial" w:hAnsi="Arial"/>
@@ -21483,7 +21932,7 @@
               <w:spacing w:after="10" w:before="0"/>
               <w:ind w:left="120"/>
             </w:pPr>
-            <w:hyperlink w:history="1" r:id="rIdyjhi1sg-ywdfmd9jehavy">
+            <w:hyperlink w:history="1" r:id="rIdll97jcfcgzjdhyjdrwjfg">
               <w:r>
                 <w:rPr>
                   <w:rFonts w:ascii="Arial" w:cs="Arial" w:eastAsia="Arial" w:hAnsi="Arial"/>
@@ -21511,6 +21960,7 @@
           </w:tcPr>
           <w:p>
             <w:pPr>
+              <w:keepNext w:val="false"/>
               <w:spacing w:after="40" w:before="0"/>
               <w:jc w:val="left"/>
             </w:pPr>
@@ -21543,6 +21993,7 @@
           </w:tcPr>
           <w:p>
             <w:pPr>
+              <w:keepNext w:val="false"/>
               <w:spacing w:after="40" w:before="0"/>
               <w:jc w:val="left"/>
             </w:pPr>
@@ -21575,6 +22026,7 @@
           </w:tcPr>
           <w:p>
             <w:pPr>
+              <w:keepNext w:val="false"/>
               <w:spacing w:after="40" w:before="0"/>
               <w:jc w:val="left"/>
             </w:pPr>
@@ -21607,6 +22059,7 @@
           </w:tcPr>
           <w:p>
             <w:pPr>
+              <w:keepNext w:val="false"/>
               <w:spacing w:after="40" w:before="0"/>
               <w:jc w:val="left"/>
             </w:pPr>
@@ -21641,6 +22094,7 @@
           </w:tcPr>
           <w:p>
             <w:pPr>
+              <w:keepNext w:val="false"/>
               <w:spacing w:after="40" w:before="0"/>
               <w:jc w:val="left"/>
             </w:pPr>
@@ -21678,7 +22132,7 @@
             <w:pPr>
               <w:spacing w:after="20" w:before="0"/>
             </w:pPr>
-            <w:hyperlink w:history="1" r:id="rId5uum107cw9glim6dsayy6">
+            <w:hyperlink w:history="1" r:id="rIdqkwtbd3me9a2godvodphx">
               <w:r>
                 <w:rPr>
                   <w:rFonts w:ascii="Arial" w:cs="Arial" w:eastAsia="Arial" w:hAnsi="Arial"/>
@@ -21727,7 +22181,7 @@
               <w:spacing w:after="10" w:before="0"/>
               <w:ind w:left="120"/>
             </w:pPr>
-            <w:hyperlink w:history="1" r:id="rIdgx-r88aqeak3yzcg2fqjb">
+            <w:hyperlink w:history="1" r:id="rIddf1cc4wjpvuuuhmghu7oq">
               <w:r>
                 <w:rPr>
                   <w:rFonts w:ascii="Arial" w:cs="Arial" w:eastAsia="Arial" w:hAnsi="Arial"/>
@@ -21772,7 +22226,7 @@
             <w:pPr>
               <w:spacing w:after="20" w:before="0"/>
             </w:pPr>
-            <w:hyperlink w:history="1" r:id="rIdr4rtqvj8mis1icispx2n0">
+            <w:hyperlink w:history="1" r:id="rIdlnbpixi14m5wnxqr-6w6t">
               <w:r>
                 <w:rPr>
                   <w:rFonts w:ascii="Arial" w:cs="Arial" w:eastAsia="Arial" w:hAnsi="Arial"/>
@@ -21821,7 +22275,7 @@
               <w:spacing w:after="10" w:before="0"/>
               <w:ind w:left="120"/>
             </w:pPr>
-            <w:hyperlink w:history="1" r:id="rId0uwtqbcaudhel9nauowwl">
+            <w:hyperlink w:history="1" r:id="rIdxfofwow_klhrjweqq2oy2">
               <w:r>
                 <w:rPr>
                   <w:rFonts w:ascii="Arial" w:cs="Arial" w:eastAsia="Arial" w:hAnsi="Arial"/>
@@ -21849,6 +22303,7 @@
           </w:tcPr>
           <w:p>
             <w:pPr>
+              <w:keepNext w:val="false"/>
               <w:spacing w:after="40" w:before="0"/>
               <w:jc w:val="left"/>
             </w:pPr>
@@ -21881,6 +22336,7 @@
           </w:tcPr>
           <w:p>
             <w:pPr>
+              <w:keepNext w:val="false"/>
               <w:spacing w:after="40" w:before="0"/>
               <w:jc w:val="left"/>
             </w:pPr>
@@ -21913,6 +22369,7 @@
           </w:tcPr>
           <w:p>
             <w:pPr>
+              <w:keepNext w:val="false"/>
               <w:spacing w:after="40" w:before="0"/>
               <w:jc w:val="left"/>
             </w:pPr>
@@ -21945,6 +22402,7 @@
           </w:tcPr>
           <w:p>
             <w:pPr>
+              <w:keepNext w:val="false"/>
               <w:spacing w:after="40" w:before="0"/>
               <w:jc w:val="left"/>
             </w:pPr>
@@ -21979,6 +22437,7 @@
           </w:tcPr>
           <w:p>
             <w:pPr>
+              <w:keepNext w:val="false"/>
               <w:spacing w:after="40" w:before="0"/>
               <w:jc w:val="left"/>
             </w:pPr>
@@ -22016,7 +22475,7 @@
             <w:pPr>
               <w:spacing w:after="20" w:before="0"/>
             </w:pPr>
-            <w:hyperlink w:history="1" r:id="rIdm-oggkmb6azq2b3jvenwf">
+            <w:hyperlink w:history="1" r:id="rIdoxmq69ia8xa6v4o8cgb57">
               <w:r>
                 <w:rPr>
                   <w:rFonts w:ascii="Arial" w:cs="Arial" w:eastAsia="Arial" w:hAnsi="Arial"/>
@@ -22065,7 +22524,7 @@
               <w:spacing w:after="10" w:before="0"/>
               <w:ind w:left="120"/>
             </w:pPr>
-            <w:hyperlink w:history="1" r:id="rIdf-46dqlbtsmfl9r1i8axg">
+            <w:hyperlink w:history="1" r:id="rIdsvuyyhfrrbivswjqx-gqm">
               <w:r>
                 <w:rPr>
                   <w:rFonts w:ascii="Arial" w:cs="Arial" w:eastAsia="Arial" w:hAnsi="Arial"/>
@@ -22110,7 +22569,7 @@
             <w:pPr>
               <w:spacing w:after="20" w:before="0"/>
             </w:pPr>
-            <w:hyperlink w:history="1" r:id="rIdn6gtjo81mo0fehoxuw5lm">
+            <w:hyperlink w:history="1" r:id="rId4ru5qt5b9cnkpvdooqlvs">
               <w:r>
                 <w:rPr>
                   <w:rFonts w:ascii="Arial" w:cs="Arial" w:eastAsia="Arial" w:hAnsi="Arial"/>
@@ -22159,7 +22618,7 @@
               <w:spacing w:after="10" w:before="0"/>
               <w:ind w:left="120"/>
             </w:pPr>
-            <w:hyperlink w:history="1" r:id="rIdo0xarob71dtllq0xny30t">
+            <w:hyperlink w:history="1" r:id="rId3cohagycngooh5usi4fbg">
               <w:r>
                 <w:rPr>
                   <w:rFonts w:ascii="Arial" w:cs="Arial" w:eastAsia="Arial" w:hAnsi="Arial"/>
@@ -22187,6 +22646,7 @@
           </w:tcPr>
           <w:p>
             <w:pPr>
+              <w:keepNext w:val="false"/>
               <w:spacing w:after="40" w:before="0"/>
               <w:jc w:val="left"/>
             </w:pPr>
@@ -22219,6 +22679,7 @@
           </w:tcPr>
           <w:p>
             <w:pPr>
+              <w:keepNext w:val="false"/>
               <w:spacing w:after="40" w:before="0"/>
               <w:jc w:val="left"/>
             </w:pPr>
@@ -22251,6 +22712,7 @@
           </w:tcPr>
           <w:p>
             <w:pPr>
+              <w:keepNext w:val="false"/>
               <w:spacing w:after="40" w:before="0"/>
               <w:jc w:val="left"/>
             </w:pPr>
@@ -22283,6 +22745,7 @@
           </w:tcPr>
           <w:p>
             <w:pPr>
+              <w:keepNext w:val="false"/>
               <w:spacing w:after="40" w:before="0"/>
               <w:jc w:val="left"/>
             </w:pPr>
@@ -22342,6 +22805,7 @@
           </w:tcPr>
           <w:p>
             <w:pPr>
+              <w:keepNext w:val="false"/>
               <w:spacing w:after="40" w:before="0"/>
               <w:jc w:val="center"/>
             </w:pPr>
@@ -22376,6 +22840,7 @@
           </w:tcPr>
           <w:p>
             <w:pPr>
+              <w:keepNext w:val="false"/>
               <w:spacing w:after="40" w:before="0"/>
               <w:jc w:val="left"/>
             </w:pPr>
@@ -22437,6 +22902,7 @@
           </w:tcPr>
           <w:p>
             <w:pPr>
+              <w:keepNext w:val="false"/>
               <w:spacing w:after="40" w:before="0"/>
               <w:jc w:val="center"/>
             </w:pPr>
@@ -22471,6 +22937,7 @@
           </w:tcPr>
           <w:p>
             <w:pPr>
+              <w:keepNext w:val="false"/>
               <w:spacing w:after="40" w:before="0"/>
               <w:jc w:val="left"/>
             </w:pPr>
@@ -22503,6 +22970,7 @@
           </w:tcPr>
           <w:p>
             <w:pPr>
+              <w:keepNext w:val="false"/>
               <w:spacing w:after="40" w:before="0"/>
               <w:jc w:val="left"/>
             </w:pPr>
@@ -22537,6 +23005,7 @@
           </w:tcPr>
           <w:p>
             <w:pPr>
+              <w:keepNext w:val="false"/>
               <w:spacing w:after="40" w:before="0"/>
               <w:jc w:val="left"/>
             </w:pPr>
@@ -22569,6 +23038,7 @@
           </w:tcPr>
           <w:p>
             <w:pPr>
+              <w:keepNext w:val="false"/>
               <w:spacing w:after="40" w:before="0"/>
               <w:jc w:val="left"/>
             </w:pPr>
@@ -22603,6 +23073,7 @@
           </w:tcPr>
           <w:p>
             <w:pPr>
+              <w:keepNext w:val="false"/>
               <w:spacing w:after="40" w:before="0"/>
               <w:jc w:val="left"/>
             </w:pPr>
@@ -22635,6 +23106,7 @@
           </w:tcPr>
           <w:p>
             <w:pPr>
+              <w:keepNext w:val="false"/>
               <w:spacing w:after="40" w:before="0"/>
               <w:jc w:val="left"/>
             </w:pPr>
@@ -22671,7 +23143,7 @@
         </w:rPr>
         <w:t xml:space="preserve">© 2026 SeaVuria and ARES. Aligned with KICD objectives. Developed by SeaVuria; technical implementation by ARES (with AI assistance from Claude). Licensed under </w:t>
       </w:r>
-      <w:hyperlink w:history="1" r:id="rIdidsenpb8vgxff4nzoaqsu">
+      <w:hyperlink w:history="1" r:id="rIdrvjqxh1shhgtvar9oxld1">
         <w:r>
           <w:rPr>
             <w:rFonts w:ascii="Arial" w:cs="Arial" w:eastAsia="Arial" w:hAnsi="Arial"/>
@@ -22692,7 +23164,7 @@
         </w:rPr>
         <w:t xml:space="preserve"> (</w:t>
       </w:r>
-      <w:hyperlink w:history="1" r:id="rId2rldgzl6ci1_goukgpjvb">
+      <w:hyperlink w:history="1" r:id="rIdrvi5ck6qpeisbvmmipkid">
         <w:r>
           <w:rPr>
             <w:rFonts w:ascii="Arial" w:cs="Arial" w:eastAsia="Arial" w:hAnsi="Arial"/>
@@ -22752,6 +23224,7 @@
           </w:tcPr>
           <w:p>
             <w:pPr>
+              <w:keepNext w:val="false"/>
               <w:spacing w:after="40" w:before="0"/>
               <w:jc w:val="center"/>
             </w:pPr>
@@ -22787,6 +23260,7 @@
           </w:tcPr>
           <w:p>
             <w:pPr>
+              <w:keepNext w:val="false"/>
               <w:spacing w:after="40" w:before="0"/>
               <w:jc w:val="center"/>
             </w:pPr>
@@ -22821,6 +23295,7 @@
           </w:tcPr>
           <w:p>
             <w:pPr>
+              <w:keepNext w:val="false"/>
               <w:spacing w:after="40" w:before="0"/>
               <w:jc w:val="left"/>
             </w:pPr>
@@ -22853,6 +23328,7 @@
           </w:tcPr>
           <w:p>
             <w:pPr>
+              <w:keepNext w:val="false"/>
               <w:spacing w:after="40" w:before="0"/>
               <w:jc w:val="left"/>
             </w:pPr>
@@ -22887,6 +23363,7 @@
           </w:tcPr>
           <w:p>
             <w:pPr>
+              <w:keepNext w:val="false"/>
               <w:spacing w:after="40" w:before="0"/>
               <w:jc w:val="left"/>
             </w:pPr>
@@ -22919,6 +23396,7 @@
           </w:tcPr>
           <w:p>
             <w:pPr>
+              <w:keepNext w:val="false"/>
               <w:spacing w:after="40" w:before="0"/>
               <w:jc w:val="left"/>
             </w:pPr>
@@ -22953,6 +23431,7 @@
           </w:tcPr>
           <w:p>
             <w:pPr>
+              <w:keepNext w:val="false"/>
               <w:spacing w:after="40" w:before="0"/>
               <w:jc w:val="left"/>
             </w:pPr>
@@ -22985,6 +23464,7 @@
           </w:tcPr>
           <w:p>
             <w:pPr>
+              <w:keepNext w:val="false"/>
               <w:spacing w:after="40" w:before="0"/>
               <w:jc w:val="left"/>
             </w:pPr>
@@ -23019,6 +23499,7 @@
           </w:tcPr>
           <w:p>
             <w:pPr>
+              <w:keepNext w:val="false"/>
               <w:spacing w:after="40" w:before="0"/>
               <w:jc w:val="left"/>
             </w:pPr>
@@ -23051,6 +23532,7 @@
           </w:tcPr>
           <w:p>
             <w:pPr>
+              <w:keepNext w:val="false"/>
               <w:spacing w:after="40" w:before="0"/>
               <w:jc w:val="left"/>
             </w:pPr>
@@ -23085,6 +23567,7 @@
           </w:tcPr>
           <w:p>
             <w:pPr>
+              <w:keepNext w:val="false"/>
               <w:spacing w:after="40" w:before="0"/>
               <w:jc w:val="left"/>
             </w:pPr>
@@ -23117,6 +23600,7 @@
           </w:tcPr>
           <w:p>
             <w:pPr>
+              <w:keepNext w:val="false"/>
               <w:spacing w:after="40" w:before="0"/>
               <w:jc w:val="left"/>
             </w:pPr>
@@ -23151,6 +23635,7 @@
           </w:tcPr>
           <w:p>
             <w:pPr>
+              <w:keepNext w:val="false"/>
               <w:spacing w:after="40" w:before="0"/>
               <w:jc w:val="left"/>
             </w:pPr>
@@ -23183,6 +23668,7 @@
           </w:tcPr>
           <w:p>
             <w:pPr>
+              <w:keepNext w:val="false"/>
               <w:spacing w:after="40" w:before="0"/>
               <w:jc w:val="left"/>
             </w:pPr>
@@ -23217,6 +23703,7 @@
           </w:tcPr>
           <w:p>
             <w:pPr>
+              <w:keepNext w:val="false"/>
               <w:spacing w:after="40" w:before="0"/>
               <w:jc w:val="left"/>
             </w:pPr>
@@ -23249,6 +23736,7 @@
           </w:tcPr>
           <w:p>
             <w:pPr>
+              <w:keepNext w:val="false"/>
               <w:spacing w:after="40" w:before="0"/>
               <w:jc w:val="left"/>
             </w:pPr>
@@ -23283,6 +23771,7 @@
           </w:tcPr>
           <w:p>
             <w:pPr>
+              <w:keepNext w:val="false"/>
               <w:spacing w:after="40" w:before="0"/>
               <w:jc w:val="left"/>
             </w:pPr>
@@ -23315,6 +23804,7 @@
           </w:tcPr>
           <w:p>
             <w:pPr>
+              <w:keepNext w:val="false"/>
               <w:spacing w:after="40" w:before="0"/>
               <w:jc w:val="left"/>
             </w:pPr>
@@ -23374,6 +23864,7 @@
           </w:tcPr>
           <w:p>
             <w:pPr>
+              <w:keepNext w:val="false"/>
               <w:spacing w:after="40" w:before="0"/>
               <w:jc w:val="center"/>
             </w:pPr>
@@ -23408,6 +23899,7 @@
           </w:tcPr>
           <w:p>
             <w:pPr>
+              <w:keepNext w:val="false"/>
               <w:spacing w:after="40" w:before="0"/>
               <w:jc w:val="left"/>
             </w:pPr>
@@ -23472,6 +23964,7 @@
           </w:tcPr>
           <w:p>
             <w:pPr>
+              <w:keepNext w:val="false"/>
               <w:spacing w:after="40" w:before="0"/>
               <w:jc w:val="center"/>
             </w:pPr>
@@ -23506,6 +23999,7 @@
           </w:tcPr>
           <w:p>
             <w:pPr>
+              <w:keepNext w:val="false"/>
               <w:spacing w:after="40" w:before="0"/>
               <w:jc w:val="left"/>
             </w:pPr>
@@ -23538,6 +24032,7 @@
           </w:tcPr>
           <w:p>
             <w:pPr>
+              <w:keepNext w:val="false"/>
               <w:spacing w:after="40" w:before="0"/>
               <w:jc w:val="left"/>
             </w:pPr>
@@ -23570,6 +24065,7 @@
           </w:tcPr>
           <w:p>
             <w:pPr>
+              <w:keepNext w:val="false"/>
               <w:spacing w:after="40" w:before="0"/>
               <w:jc w:val="left"/>
             </w:pPr>
@@ -23602,6 +24098,7 @@
           </w:tcPr>
           <w:p>
             <w:pPr>
+              <w:keepNext w:val="false"/>
               <w:spacing w:after="40" w:before="0"/>
               <w:jc w:val="left"/>
             </w:pPr>
@@ -23634,6 +24131,7 @@
           </w:tcPr>
           <w:p>
             <w:pPr>
+              <w:keepNext w:val="false"/>
               <w:spacing w:after="40" w:before="0"/>
               <w:jc w:val="left"/>
             </w:pPr>
@@ -23668,6 +24166,7 @@
           </w:tcPr>
           <w:p>
             <w:pPr>
+              <w:keepNext w:val="false"/>
               <w:spacing w:after="40" w:before="0"/>
               <w:jc w:val="left"/>
             </w:pPr>
@@ -23705,7 +24204,7 @@
             <w:pPr>
               <w:spacing w:after="20" w:before="0"/>
             </w:pPr>
-            <w:hyperlink w:history="1" r:id="rIdwaxjoqflc-bht0_0augap">
+            <w:hyperlink w:history="1" r:id="rIdc69yuuukp5zynuvw7_3-v">
               <w:r>
                 <w:rPr>
                   <w:rFonts w:ascii="Arial" w:cs="Arial" w:eastAsia="Arial" w:hAnsi="Arial"/>
@@ -23754,7 +24253,7 @@
               <w:spacing w:after="10" w:before="0"/>
               <w:ind w:left="120"/>
             </w:pPr>
-            <w:hyperlink w:history="1" r:id="rIdvtht9pbvkqitjdeellz9s">
+            <w:hyperlink w:history="1" r:id="rIdjzma73gbkqfuftojknuxw">
               <w:r>
                 <w:rPr>
                   <w:rFonts w:ascii="Arial" w:cs="Arial" w:eastAsia="Arial" w:hAnsi="Arial"/>
@@ -23799,7 +24298,7 @@
             <w:pPr>
               <w:spacing w:after="20" w:before="0"/>
             </w:pPr>
-            <w:hyperlink w:history="1" r:id="rIdmgskws0hj_p39mmk2qe3l">
+            <w:hyperlink w:history="1" r:id="rIdc4kia79huolisgh0xaurz">
               <w:r>
                 <w:rPr>
                   <w:rFonts w:ascii="Arial" w:cs="Arial" w:eastAsia="Arial" w:hAnsi="Arial"/>
@@ -23832,7 +24331,7 @@
               <w:spacing w:after="10" w:before="0"/>
               <w:ind w:left="120"/>
             </w:pPr>
-            <w:hyperlink w:history="1" r:id="rId1pt8kxtu9ep55oflptnpk">
+            <w:hyperlink w:history="1" r:id="rIdaoeism7bldt93yp8me5tc">
               <w:r>
                 <w:rPr>
                   <w:rFonts w:ascii="Arial" w:cs="Arial" w:eastAsia="Arial" w:hAnsi="Arial"/>
@@ -23860,6 +24359,7 @@
           </w:tcPr>
           <w:p>
             <w:pPr>
+              <w:keepNext w:val="false"/>
               <w:spacing w:after="40" w:before="0"/>
               <w:jc w:val="left"/>
             </w:pPr>
@@ -23892,6 +24392,7 @@
           </w:tcPr>
           <w:p>
             <w:pPr>
+              <w:keepNext w:val="false"/>
               <w:spacing w:after="40" w:before="0"/>
               <w:jc w:val="left"/>
             </w:pPr>
@@ -23924,6 +24425,7 @@
           </w:tcPr>
           <w:p>
             <w:pPr>
+              <w:keepNext w:val="false"/>
               <w:spacing w:after="40" w:before="0"/>
               <w:jc w:val="left"/>
             </w:pPr>
@@ -23956,6 +24458,7 @@
           </w:tcPr>
           <w:p>
             <w:pPr>
+              <w:keepNext w:val="false"/>
               <w:spacing w:after="40" w:before="0"/>
               <w:jc w:val="left"/>
             </w:pPr>
@@ -23990,6 +24493,7 @@
           </w:tcPr>
           <w:p>
             <w:pPr>
+              <w:keepNext w:val="false"/>
               <w:spacing w:after="40" w:before="0"/>
               <w:jc w:val="left"/>
             </w:pPr>
@@ -24027,7 +24531,7 @@
             <w:pPr>
               <w:spacing w:after="20" w:before="0"/>
             </w:pPr>
-            <w:hyperlink w:history="1" r:id="rIddzsqpbz1realntct7xvud">
+            <w:hyperlink w:history="1" r:id="rIdpl5qvrnntilood6xanlox">
               <w:r>
                 <w:rPr>
                   <w:rFonts w:ascii="Arial" w:cs="Arial" w:eastAsia="Arial" w:hAnsi="Arial"/>
@@ -24076,7 +24580,7 @@
               <w:spacing w:after="10" w:before="0"/>
               <w:ind w:left="120"/>
             </w:pPr>
-            <w:hyperlink w:history="1" r:id="rIdeiw92yt8hv5cakvtoedwt">
+            <w:hyperlink w:history="1" r:id="rIdde7jfq2ughtq08qelbwrk">
               <w:r>
                 <w:rPr>
                   <w:rFonts w:ascii="Arial" w:cs="Arial" w:eastAsia="Arial" w:hAnsi="Arial"/>
@@ -24121,7 +24625,7 @@
             <w:pPr>
               <w:spacing w:after="20" w:before="0"/>
             </w:pPr>
-            <w:hyperlink w:history="1" r:id="rIduxmu5mgbb4rakvkaikycl">
+            <w:hyperlink w:history="1" r:id="rId4cxjqm7-cmimazlkvzy9w">
               <w:r>
                 <w:rPr>
                   <w:rFonts w:ascii="Arial" w:cs="Arial" w:eastAsia="Arial" w:hAnsi="Arial"/>
@@ -24154,7 +24658,7 @@
               <w:spacing w:after="10" w:before="0"/>
               <w:ind w:left="120"/>
             </w:pPr>
-            <w:hyperlink w:history="1" r:id="rIdtt4y55_bmyc-btxurmigu">
+            <w:hyperlink w:history="1" r:id="rIdwlfaadevtkf6u8_fdo8fy">
               <w:r>
                 <w:rPr>
                   <w:rFonts w:ascii="Arial" w:cs="Arial" w:eastAsia="Arial" w:hAnsi="Arial"/>
@@ -24182,6 +24686,7 @@
           </w:tcPr>
           <w:p>
             <w:pPr>
+              <w:keepNext w:val="false"/>
               <w:spacing w:after="40" w:before="0"/>
               <w:jc w:val="left"/>
             </w:pPr>
@@ -24214,6 +24719,7 @@
           </w:tcPr>
           <w:p>
             <w:pPr>
+              <w:keepNext w:val="false"/>
               <w:spacing w:after="40" w:before="0"/>
               <w:jc w:val="left"/>
             </w:pPr>
@@ -24246,6 +24752,7 @@
           </w:tcPr>
           <w:p>
             <w:pPr>
+              <w:keepNext w:val="false"/>
               <w:spacing w:after="40" w:before="0"/>
               <w:jc w:val="left"/>
             </w:pPr>
@@ -24278,6 +24785,7 @@
           </w:tcPr>
           <w:p>
             <w:pPr>
+              <w:keepNext w:val="false"/>
               <w:spacing w:after="40" w:before="0"/>
               <w:jc w:val="left"/>
             </w:pPr>
@@ -24312,6 +24820,7 @@
           </w:tcPr>
           <w:p>
             <w:pPr>
+              <w:keepNext w:val="false"/>
               <w:spacing w:after="40" w:before="0"/>
               <w:jc w:val="left"/>
             </w:pPr>
@@ -24349,7 +24858,7 @@
             <w:pPr>
               <w:spacing w:after="20" w:before="0"/>
             </w:pPr>
-            <w:hyperlink w:history="1" r:id="rIdvvh2l8ogcfjnknfplcjh2">
+            <w:hyperlink w:history="1" r:id="rIdkrjmu9sdusofcad-rfa7p">
               <w:r>
                 <w:rPr>
                   <w:rFonts w:ascii="Arial" w:cs="Arial" w:eastAsia="Arial" w:hAnsi="Arial"/>
@@ -24398,7 +24907,7 @@
               <w:spacing w:after="10" w:before="0"/>
               <w:ind w:left="120"/>
             </w:pPr>
-            <w:hyperlink w:history="1" r:id="rIdkmdwri78ala3cu_7k0zih">
+            <w:hyperlink w:history="1" r:id="rId3qfo49vt559uzcpinwtke">
               <w:r>
                 <w:rPr>
                   <w:rFonts w:ascii="Arial" w:cs="Arial" w:eastAsia="Arial" w:hAnsi="Arial"/>
@@ -24443,7 +24952,7 @@
             <w:pPr>
               <w:spacing w:after="20" w:before="0"/>
             </w:pPr>
-            <w:hyperlink w:history="1" r:id="rIdwx3paldddp-letqtyui6y">
+            <w:hyperlink w:history="1" r:id="rIdqkfez-mqcm-fiifqz-jui">
               <w:r>
                 <w:rPr>
                   <w:rFonts w:ascii="Arial" w:cs="Arial" w:eastAsia="Arial" w:hAnsi="Arial"/>
@@ -24476,7 +24985,7 @@
               <w:spacing w:after="10" w:before="0"/>
               <w:ind w:left="120"/>
             </w:pPr>
-            <w:hyperlink w:history="1" r:id="rId0hyerj-q3zrmqvnz_mk5d">
+            <w:hyperlink w:history="1" r:id="rIdic6neqsera3m07_i-wwqj">
               <w:r>
                 <w:rPr>
                   <w:rFonts w:ascii="Arial" w:cs="Arial" w:eastAsia="Arial" w:hAnsi="Arial"/>
@@ -24504,6 +25013,7 @@
           </w:tcPr>
           <w:p>
             <w:pPr>
+              <w:keepNext w:val="false"/>
               <w:spacing w:after="40" w:before="0"/>
               <w:jc w:val="left"/>
             </w:pPr>
@@ -24536,6 +25046,7 @@
           </w:tcPr>
           <w:p>
             <w:pPr>
+              <w:keepNext w:val="false"/>
               <w:spacing w:after="40" w:before="0"/>
               <w:jc w:val="left"/>
             </w:pPr>
@@ -24568,6 +25079,7 @@
           </w:tcPr>
           <w:p>
             <w:pPr>
+              <w:keepNext w:val="false"/>
               <w:spacing w:after="40" w:before="0"/>
               <w:jc w:val="left"/>
             </w:pPr>
@@ -24600,6 +25112,7 @@
           </w:tcPr>
           <w:p>
             <w:pPr>
+              <w:keepNext w:val="false"/>
               <w:spacing w:after="40" w:before="0"/>
               <w:jc w:val="left"/>
             </w:pPr>
@@ -24634,6 +25147,7 @@
           </w:tcPr>
           <w:p>
             <w:pPr>
+              <w:keepNext w:val="false"/>
               <w:spacing w:after="40" w:before="0"/>
               <w:jc w:val="left"/>
             </w:pPr>
@@ -24671,7 +25185,7 @@
             <w:pPr>
               <w:spacing w:after="20" w:before="0"/>
             </w:pPr>
-            <w:hyperlink w:history="1" r:id="rIdcr60qee6nr3psqe2r9akq">
+            <w:hyperlink w:history="1" r:id="rIdponlytb_qlkuib2bemmso">
               <w:r>
                 <w:rPr>
                   <w:rFonts w:ascii="Arial" w:cs="Arial" w:eastAsia="Arial" w:hAnsi="Arial"/>
@@ -24720,7 +25234,7 @@
               <w:spacing w:after="10" w:before="0"/>
               <w:ind w:left="120"/>
             </w:pPr>
-            <w:hyperlink w:history="1" r:id="rId4xsnlomruvqcvfck-5xmg">
+            <w:hyperlink w:history="1" r:id="rId0ecehsmml9rixv1iphwhx">
               <w:r>
                 <w:rPr>
                   <w:rFonts w:ascii="Arial" w:cs="Arial" w:eastAsia="Arial" w:hAnsi="Arial"/>
@@ -24765,7 +25279,7 @@
             <w:pPr>
               <w:spacing w:after="20" w:before="0"/>
             </w:pPr>
-            <w:hyperlink w:history="1" r:id="rId5xsha2mj72ge2smumfnmr">
+            <w:hyperlink w:history="1" r:id="rIdoghkj5fz_kld4vjphopup">
               <w:r>
                 <w:rPr>
                   <w:rFonts w:ascii="Arial" w:cs="Arial" w:eastAsia="Arial" w:hAnsi="Arial"/>
@@ -24798,7 +25312,7 @@
               <w:spacing w:after="10" w:before="0"/>
               <w:ind w:left="120"/>
             </w:pPr>
-            <w:hyperlink w:history="1" r:id="rIdpzkmkigvog4in4e6d62by">
+            <w:hyperlink w:history="1" r:id="rIddrfadzwuh_4ia1jtovai7">
               <w:r>
                 <w:rPr>
                   <w:rFonts w:ascii="Arial" w:cs="Arial" w:eastAsia="Arial" w:hAnsi="Arial"/>
@@ -24826,6 +25340,7 @@
           </w:tcPr>
           <w:p>
             <w:pPr>
+              <w:keepNext w:val="false"/>
               <w:spacing w:after="40" w:before="0"/>
               <w:jc w:val="left"/>
             </w:pPr>
@@ -24858,6 +25373,7 @@
           </w:tcPr>
           <w:p>
             <w:pPr>
+              <w:keepNext w:val="false"/>
               <w:spacing w:after="40" w:before="0"/>
               <w:jc w:val="left"/>
             </w:pPr>
@@ -24890,6 +25406,7 @@
           </w:tcPr>
           <w:p>
             <w:pPr>
+              <w:keepNext w:val="false"/>
               <w:spacing w:after="40" w:before="0"/>
               <w:jc w:val="left"/>
             </w:pPr>
@@ -24922,6 +25439,7 @@
           </w:tcPr>
           <w:p>
             <w:pPr>
+              <w:keepNext w:val="false"/>
               <w:spacing w:after="40" w:before="0"/>
               <w:jc w:val="left"/>
             </w:pPr>
@@ -24956,6 +25474,7 @@
           </w:tcPr>
           <w:p>
             <w:pPr>
+              <w:keepNext w:val="false"/>
               <w:spacing w:after="40" w:before="0"/>
               <w:jc w:val="left"/>
             </w:pPr>
@@ -24993,7 +25512,7 @@
             <w:pPr>
               <w:spacing w:after="20" w:before="0"/>
             </w:pPr>
-            <w:hyperlink w:history="1" r:id="rId1lccfz1l2mfaqcg50aeao">
+            <w:hyperlink w:history="1" r:id="rIda2p6y3oiex_yjhb7vjd0f">
               <w:r>
                 <w:rPr>
                   <w:rFonts w:ascii="Arial" w:cs="Arial" w:eastAsia="Arial" w:hAnsi="Arial"/>
@@ -25042,7 +25561,7 @@
               <w:spacing w:after="10" w:before="0"/>
               <w:ind w:left="120"/>
             </w:pPr>
-            <w:hyperlink w:history="1" r:id="rId0xcu4_dg8cfy58oseaicn">
+            <w:hyperlink w:history="1" r:id="rId_qj_mfoceihutlugtkygw">
               <w:r>
                 <w:rPr>
                   <w:rFonts w:ascii="Arial" w:cs="Arial" w:eastAsia="Arial" w:hAnsi="Arial"/>
@@ -25087,7 +25606,7 @@
             <w:pPr>
               <w:spacing w:after="20" w:before="0"/>
             </w:pPr>
-            <w:hyperlink w:history="1" r:id="rIdgs-or8tibddids2ha1dgz">
+            <w:hyperlink w:history="1" r:id="rId3vvm2_o9lhjhe7x5il3tr">
               <w:r>
                 <w:rPr>
                   <w:rFonts w:ascii="Arial" w:cs="Arial" w:eastAsia="Arial" w:hAnsi="Arial"/>
@@ -25136,7 +25655,7 @@
               <w:spacing w:after="10" w:before="0"/>
               <w:ind w:left="120"/>
             </w:pPr>
-            <w:hyperlink w:history="1" r:id="rIdegctxeybtmu3m6hzyqrgc">
+            <w:hyperlink w:history="1" r:id="rIdeyb_4px-ock7dak7y9kvg">
               <w:r>
                 <w:rPr>
                   <w:rFonts w:ascii="Arial" w:cs="Arial" w:eastAsia="Arial" w:hAnsi="Arial"/>
@@ -25164,6 +25683,7 @@
           </w:tcPr>
           <w:p>
             <w:pPr>
+              <w:keepNext w:val="false"/>
               <w:spacing w:after="40" w:before="0"/>
               <w:jc w:val="left"/>
             </w:pPr>
@@ -25196,6 +25716,7 @@
           </w:tcPr>
           <w:p>
             <w:pPr>
+              <w:keepNext w:val="false"/>
               <w:spacing w:after="40" w:before="0"/>
               <w:jc w:val="left"/>
             </w:pPr>
@@ -25228,6 +25749,7 @@
           </w:tcPr>
           <w:p>
             <w:pPr>
+              <w:keepNext w:val="false"/>
               <w:spacing w:after="40" w:before="0"/>
               <w:jc w:val="left"/>
             </w:pPr>
@@ -25260,6 +25782,7 @@
           </w:tcPr>
           <w:p>
             <w:pPr>
+              <w:keepNext w:val="false"/>
               <w:spacing w:after="40" w:before="0"/>
               <w:jc w:val="left"/>
             </w:pPr>
@@ -25319,6 +25842,7 @@
           </w:tcPr>
           <w:p>
             <w:pPr>
+              <w:keepNext w:val="false"/>
               <w:spacing w:after="40" w:before="0"/>
               <w:jc w:val="center"/>
             </w:pPr>
@@ -25353,6 +25877,7 @@
           </w:tcPr>
           <w:p>
             <w:pPr>
+              <w:keepNext w:val="false"/>
               <w:spacing w:after="40" w:before="0"/>
               <w:jc w:val="left"/>
             </w:pPr>
@@ -25414,6 +25939,7 @@
           </w:tcPr>
           <w:p>
             <w:pPr>
+              <w:keepNext w:val="false"/>
               <w:spacing w:after="40" w:before="0"/>
               <w:jc w:val="center"/>
             </w:pPr>
@@ -25448,6 +25974,7 @@
           </w:tcPr>
           <w:p>
             <w:pPr>
+              <w:keepNext w:val="false"/>
               <w:spacing w:after="40" w:before="0"/>
               <w:jc w:val="left"/>
             </w:pPr>
@@ -25480,6 +26007,7 @@
           </w:tcPr>
           <w:p>
             <w:pPr>
+              <w:keepNext w:val="false"/>
               <w:spacing w:after="40" w:before="0"/>
               <w:jc w:val="left"/>
             </w:pPr>
@@ -25514,6 +26042,7 @@
           </w:tcPr>
           <w:p>
             <w:pPr>
+              <w:keepNext w:val="false"/>
               <w:spacing w:after="40" w:before="0"/>
               <w:jc w:val="left"/>
             </w:pPr>
@@ -25546,6 +26075,7 @@
           </w:tcPr>
           <w:p>
             <w:pPr>
+              <w:keepNext w:val="false"/>
               <w:spacing w:after="40" w:before="0"/>
               <w:jc w:val="left"/>
             </w:pPr>
@@ -25580,6 +26110,7 @@
           </w:tcPr>
           <w:p>
             <w:pPr>
+              <w:keepNext w:val="false"/>
               <w:spacing w:after="40" w:before="0"/>
               <w:jc w:val="left"/>
             </w:pPr>
@@ -25612,6 +26143,7 @@
           </w:tcPr>
           <w:p>
             <w:pPr>
+              <w:keepNext w:val="false"/>
               <w:spacing w:after="40" w:before="0"/>
               <w:jc w:val="left"/>
             </w:pPr>
@@ -25648,7 +26180,7 @@
         </w:rPr>
         <w:t xml:space="preserve">© 2026 SeaVuria and ARES. Aligned with KICD objectives. Developed by SeaVuria; technical implementation by ARES (with AI assistance from Claude). Licensed under </w:t>
       </w:r>
-      <w:hyperlink w:history="1" r:id="rIdtazx0fchz89_r2z1usxwb">
+      <w:hyperlink w:history="1" r:id="rIdvk4d6pjxuphbz9qzp2cex">
         <w:r>
           <w:rPr>
             <w:rFonts w:ascii="Arial" w:cs="Arial" w:eastAsia="Arial" w:hAnsi="Arial"/>
@@ -25669,7 +26201,7 @@
         </w:rPr>
         <w:t xml:space="preserve"> (</w:t>
       </w:r>
-      <w:hyperlink w:history="1" r:id="rIdhwv6oju28eebguliuuxd3">
+      <w:hyperlink w:history="1" r:id="rIdpqdkkz8d9w1e_tiqrde0a">
         <w:r>
           <w:rPr>
             <w:rFonts w:ascii="Arial" w:cs="Arial" w:eastAsia="Arial" w:hAnsi="Arial"/>
@@ -25730,6 +26262,7 @@
           </w:tcPr>
           <w:p>
             <w:pPr>
+              <w:keepNext w:val="false"/>
               <w:spacing w:after="40" w:before="0"/>
               <w:jc w:val="center"/>
             </w:pPr>
@@ -25764,6 +26297,7 @@
           </w:tcPr>
           <w:p>
             <w:pPr>
+              <w:keepNext w:val="false"/>
               <w:spacing w:after="40" w:before="0"/>
               <w:jc w:val="left"/>
             </w:pPr>
@@ -25796,6 +26330,7 @@
           </w:tcPr>
           <w:p>
             <w:pPr>
+              <w:keepNext w:val="false"/>
               <w:spacing w:after="40" w:before="0"/>
               <w:jc w:val="left"/>
             </w:pPr>
@@ -25828,6 +26363,7 @@
           </w:tcPr>
           <w:p>
             <w:pPr>
+              <w:keepNext w:val="false"/>
               <w:spacing w:after="40" w:before="0"/>
               <w:jc w:val="left"/>
             </w:pPr>
@@ -25862,6 +26398,7 @@
           </w:tcPr>
           <w:p>
             <w:pPr>
+              <w:keepNext w:val="false"/>
               <w:spacing w:after="40" w:before="0"/>
               <w:jc w:val="left"/>
             </w:pPr>
@@ -25894,6 +26431,7 @@
           </w:tcPr>
           <w:p>
             <w:pPr>
+              <w:keepNext w:val="false"/>
               <w:spacing w:after="40" w:before="0"/>
               <w:jc w:val="left"/>
             </w:pPr>
@@ -25926,6 +26464,7 @@
           </w:tcPr>
           <w:p>
             <w:pPr>
+              <w:keepNext w:val="false"/>
               <w:spacing w:after="40" w:before="0"/>
               <w:jc w:val="left"/>
             </w:pPr>
@@ -25960,6 +26499,7 @@
           </w:tcPr>
           <w:p>
             <w:pPr>
+              <w:keepNext w:val="false"/>
               <w:spacing w:after="40" w:before="0"/>
               <w:jc w:val="left"/>
             </w:pPr>
@@ -25992,6 +26532,7 @@
           </w:tcPr>
           <w:p>
             <w:pPr>
+              <w:keepNext w:val="false"/>
               <w:spacing w:after="40" w:before="0"/>
               <w:jc w:val="left"/>
             </w:pPr>
@@ -26024,6 +26565,7 @@
           </w:tcPr>
           <w:p>
             <w:pPr>
+              <w:keepNext w:val="false"/>
               <w:spacing w:after="40" w:before="0"/>
               <w:jc w:val="left"/>
             </w:pPr>
@@ -26058,6 +26600,7 @@
           </w:tcPr>
           <w:p>
             <w:pPr>
+              <w:keepNext w:val="false"/>
               <w:spacing w:after="40" w:before="0"/>
               <w:jc w:val="left"/>
             </w:pPr>
@@ -26090,6 +26633,7 @@
           </w:tcPr>
           <w:p>
             <w:pPr>
+              <w:keepNext w:val="false"/>
               <w:spacing w:after="40" w:before="0"/>
               <w:jc w:val="left"/>
             </w:pPr>
@@ -26122,6 +26666,7 @@
           </w:tcPr>
           <w:p>
             <w:pPr>
+              <w:keepNext w:val="false"/>
               <w:spacing w:after="40" w:before="0"/>
               <w:jc w:val="left"/>
             </w:pPr>

--- a/data/outputs/v2/Essential_Mathematics/SS2.7_Volume_and_Capacity/Essential_Mathematics_Volume_and_Capacity_CBE_LessonSequence.docx
+++ b/data/outputs/v2/Essential_Mathematics/SS2.7_Volume_and_Capacity/Essential_Mathematics_Volume_and_Capacity_CBE_LessonSequence.docx
@@ -2218,7 +2218,7 @@
         </w:rPr>
         <w:t xml:space="preserve">© 2026 SeaVuria and ARES. This work is licensed under a </w:t>
       </w:r>
-      <w:hyperlink w:history="1" r:id="rIdn9vzy4tvxjmwztpbviqu8">
+      <w:hyperlink w:history="1" r:id="rIdyihroiwc65bxxzvh9px5w">
         <w:r>
           <w:rPr>
             <w:rFonts w:ascii="Arial" w:cs="Arial" w:eastAsia="Arial" w:hAnsi="Arial"/>
@@ -2238,7 +2238,7 @@
         </w:rPr>
         <w:t xml:space="preserve"> (</w:t>
       </w:r>
-      <w:hyperlink w:history="1" r:id="rIdldjktdocjzvkcmgpyzl4o">
+      <w:hyperlink w:history="1" r:id="rIdumjmidxcqkmf7-i1ap009">
         <w:r>
           <w:rPr>
             <w:rFonts w:ascii="Arial" w:cs="Arial" w:eastAsia="Arial" w:hAnsi="Arial"/>
@@ -2258,7 +2258,7 @@
         </w:rPr>
         <w:t xml:space="preserve">). To view a copy of this license, visit </w:t>
       </w:r>
-      <w:hyperlink w:history="1" r:id="rIdwmvhuncaetp3yoareej1s">
+      <w:hyperlink w:history="1" r:id="rId-qcr7xuwnhmxacbh6ij-p">
         <w:r>
           <w:rPr>
             <w:rFonts w:ascii="Arial" w:cs="Arial" w:eastAsia="Arial" w:hAnsi="Arial"/>
@@ -3297,7 +3297,7 @@
             <w:pPr>
               <w:spacing w:after="20" w:before="0"/>
             </w:pPr>
-            <w:hyperlink w:history="1" r:id="rIdjqjuohodp4j02vktljjso">
+            <w:hyperlink w:history="1" r:id="rIdnfg0kl7sd5aaod_bnm7tq">
               <w:r>
                 <w:rPr>
                   <w:rFonts w:ascii="Arial" w:cs="Arial" w:eastAsia="Arial" w:hAnsi="Arial"/>
@@ -3330,7 +3330,7 @@
               <w:spacing w:after="10" w:before="0"/>
               <w:ind w:left="120"/>
             </w:pPr>
-            <w:hyperlink w:history="1" r:id="rIdwkwijekhgldodtdb2w677">
+            <w:hyperlink w:history="1" r:id="rId1xuelvnv18lkuchknecwx">
               <w:r>
                 <w:rPr>
                   <w:rFonts w:ascii="Arial" w:cs="Arial" w:eastAsia="Arial" w:hAnsi="Arial"/>
@@ -3375,7 +3375,7 @@
             <w:pPr>
               <w:spacing w:after="20" w:before="0"/>
             </w:pPr>
-            <w:hyperlink w:history="1" r:id="rIdlwlmenhqsf62dkwqchld9">
+            <w:hyperlink w:history="1" r:id="rIdp7yf4chhccyk1qjjavr85">
               <w:r>
                 <w:rPr>
                   <w:rFonts w:ascii="Arial" w:cs="Arial" w:eastAsia="Arial" w:hAnsi="Arial"/>
@@ -3408,7 +3408,7 @@
               <w:spacing w:after="10" w:before="0"/>
               <w:ind w:left="120"/>
             </w:pPr>
-            <w:hyperlink w:history="1" r:id="rIddv0vtv6pqbhpp7jk_qhjp">
+            <w:hyperlink w:history="1" r:id="rIdumjkxyykdohdsfhgjojd-">
               <w:r>
                 <w:rPr>
                   <w:rFonts w:ascii="Arial" w:cs="Arial" w:eastAsia="Arial" w:hAnsi="Arial"/>
@@ -3608,7 +3608,7 @@
             <w:pPr>
               <w:spacing w:after="20" w:before="0"/>
             </w:pPr>
-            <w:hyperlink w:history="1" r:id="rId1f1eu9n_hfrqutv9gozgv">
+            <w:hyperlink w:history="1" r:id="rIdacv-z-tobiwgf-3chxnmy">
               <w:r>
                 <w:rPr>
                   <w:rFonts w:ascii="Arial" w:cs="Arial" w:eastAsia="Arial" w:hAnsi="Arial"/>
@@ -3641,7 +3641,7 @@
               <w:spacing w:after="10" w:before="0"/>
               <w:ind w:left="120"/>
             </w:pPr>
-            <w:hyperlink w:history="1" r:id="rIdb6ufbnh_ncdehz-7yuchu">
+            <w:hyperlink w:history="1" r:id="rIdeh0daggr2wtqdaoehsqqe">
               <w:r>
                 <w:rPr>
                   <w:rFonts w:ascii="Arial" w:cs="Arial" w:eastAsia="Arial" w:hAnsi="Arial"/>
@@ -3686,7 +3686,7 @@
             <w:pPr>
               <w:spacing w:after="20" w:before="0"/>
             </w:pPr>
-            <w:hyperlink w:history="1" r:id="rId2euumkv7swhl312rdlx3v">
+            <w:hyperlink w:history="1" r:id="rIds9a9ukah8vnbx5kpoufb6">
               <w:r>
                 <w:rPr>
                   <w:rFonts w:ascii="Arial" w:cs="Arial" w:eastAsia="Arial" w:hAnsi="Arial"/>
@@ -3719,7 +3719,7 @@
               <w:spacing w:after="10" w:before="0"/>
               <w:ind w:left="120"/>
             </w:pPr>
-            <w:hyperlink w:history="1" r:id="rIdjrqejhlgbsdpgcyiz0xf6">
+            <w:hyperlink w:history="1" r:id="rIdt7q622dcxseuewg55qjw8">
               <w:r>
                 <w:rPr>
                   <w:rFonts w:ascii="Arial" w:cs="Arial" w:eastAsia="Arial" w:hAnsi="Arial"/>
@@ -3919,7 +3919,7 @@
             <w:pPr>
               <w:spacing w:after="20" w:before="0"/>
             </w:pPr>
-            <w:hyperlink w:history="1" r:id="rId_j7sonm626nonprdjpfau">
+            <w:hyperlink w:history="1" r:id="rIdy5xddbkoonaltkzfkw8wi">
               <w:r>
                 <w:rPr>
                   <w:rFonts w:ascii="Arial" w:cs="Arial" w:eastAsia="Arial" w:hAnsi="Arial"/>
@@ -3952,7 +3952,7 @@
               <w:spacing w:after="10" w:before="0"/>
               <w:ind w:left="120"/>
             </w:pPr>
-            <w:hyperlink w:history="1" r:id="rId_sxcuxjzgfq9o1atttujs">
+            <w:hyperlink w:history="1" r:id="rId3dcyvuogsqzrfllk5n5g6">
               <w:r>
                 <w:rPr>
                   <w:rFonts w:ascii="Arial" w:cs="Arial" w:eastAsia="Arial" w:hAnsi="Arial"/>
@@ -3997,7 +3997,7 @@
             <w:pPr>
               <w:spacing w:after="20" w:before="0"/>
             </w:pPr>
-            <w:hyperlink w:history="1" r:id="rIdbylulytyttu0omxujsxzi">
+            <w:hyperlink w:history="1" r:id="rIdatc-6cf5kzdr569xegprp">
               <w:r>
                 <w:rPr>
                   <w:rFonts w:ascii="Arial" w:cs="Arial" w:eastAsia="Arial" w:hAnsi="Arial"/>
@@ -4046,7 +4046,7 @@
               <w:spacing w:after="10" w:before="0"/>
               <w:ind w:left="120"/>
             </w:pPr>
-            <w:hyperlink w:history="1" r:id="rIdwwh7rjdty0i3pbc2qwnfu">
+            <w:hyperlink w:history="1" r:id="rIdp5issxzywkev7p0pzn9ky">
               <w:r>
                 <w:rPr>
                   <w:rFonts w:ascii="Arial" w:cs="Arial" w:eastAsia="Arial" w:hAnsi="Arial"/>
@@ -4246,7 +4246,7 @@
             <w:pPr>
               <w:spacing w:after="20" w:before="0"/>
             </w:pPr>
-            <w:hyperlink w:history="1" r:id="rIdggbn1hwuwqeng1zhpdw3x">
+            <w:hyperlink w:history="1" r:id="rIdmbhqnnhqr2fuzxgou8xmo">
               <w:r>
                 <w:rPr>
                   <w:rFonts w:ascii="Arial" w:cs="Arial" w:eastAsia="Arial" w:hAnsi="Arial"/>
@@ -4279,7 +4279,7 @@
               <w:spacing w:after="10" w:before="0"/>
               <w:ind w:left="120"/>
             </w:pPr>
-            <w:hyperlink w:history="1" r:id="rIdl3lfeg1yvvgwpkoghaltb">
+            <w:hyperlink w:history="1" r:id="rIdwjoalrgxv3pohg_0ckgkz">
               <w:r>
                 <w:rPr>
                   <w:rFonts w:ascii="Arial" w:cs="Arial" w:eastAsia="Arial" w:hAnsi="Arial"/>
@@ -4324,7 +4324,7 @@
             <w:pPr>
               <w:spacing w:after="20" w:before="0"/>
             </w:pPr>
-            <w:hyperlink w:history="1" r:id="rIdwwmnavx3aidkqec4ff3za">
+            <w:hyperlink w:history="1" r:id="rIdbrr2nigv8ephqkz0d-n5-">
               <w:r>
                 <w:rPr>
                   <w:rFonts w:ascii="Arial" w:cs="Arial" w:eastAsia="Arial" w:hAnsi="Arial"/>
@@ -4373,7 +4373,7 @@
               <w:spacing w:after="10" w:before="0"/>
               <w:ind w:left="120"/>
             </w:pPr>
-            <w:hyperlink w:history="1" r:id="rIduat7pgbogaatajjk8lwdb">
+            <w:hyperlink w:history="1" r:id="rIdaxxnfqrltjvoc4e6vafnp">
               <w:r>
                 <w:rPr>
                   <w:rFonts w:ascii="Arial" w:cs="Arial" w:eastAsia="Arial" w:hAnsi="Arial"/>
@@ -4573,7 +4573,7 @@
             <w:pPr>
               <w:spacing w:after="20" w:before="0"/>
             </w:pPr>
-            <w:hyperlink w:history="1" r:id="rIdcvjfeviyohjvfefzuxayp">
+            <w:hyperlink w:history="1" r:id="rIdvcu07jsqzpahedcc9euhy">
               <w:r>
                 <w:rPr>
                   <w:rFonts w:ascii="Arial" w:cs="Arial" w:eastAsia="Arial" w:hAnsi="Arial"/>
@@ -4606,7 +4606,7 @@
               <w:spacing w:after="10" w:before="0"/>
               <w:ind w:left="120"/>
             </w:pPr>
-            <w:hyperlink w:history="1" r:id="rIdshsoxh3js2px5xsppdhdl">
+            <w:hyperlink w:history="1" r:id="rId5cy_pl9v5zmxy6nsaffta">
               <w:r>
                 <w:rPr>
                   <w:rFonts w:ascii="Arial" w:cs="Arial" w:eastAsia="Arial" w:hAnsi="Arial"/>
@@ -4651,7 +4651,7 @@
             <w:pPr>
               <w:spacing w:after="20" w:before="0"/>
             </w:pPr>
-            <w:hyperlink w:history="1" r:id="rIdiihfzofa-nuetljsa_iqy">
+            <w:hyperlink w:history="1" r:id="rIdjiec28lwgpud5xfosm2ff">
               <w:r>
                 <w:rPr>
                   <w:rFonts w:ascii="Arial" w:cs="Arial" w:eastAsia="Arial" w:hAnsi="Arial"/>
@@ -4700,7 +4700,7 @@
               <w:spacing w:after="10" w:before="0"/>
               <w:ind w:left="120"/>
             </w:pPr>
-            <w:hyperlink w:history="1" r:id="rIdmnb-hskduwfmjxsvztnlg">
+            <w:hyperlink w:history="1" r:id="rIdbkeuxzhylgtojgxctff_w">
               <w:r>
                 <w:rPr>
                   <w:rFonts w:ascii="Arial" w:cs="Arial" w:eastAsia="Arial" w:hAnsi="Arial"/>
@@ -5225,7 +5225,7 @@
         </w:rPr>
         <w:t xml:space="preserve">© 2026 SeaVuria and ARES. Aligned with KICD objectives. Developed by SeaVuria; technical implementation by ARES (with AI assistance from Claude). Licensed under </w:t>
       </w:r>
-      <w:hyperlink w:history="1" r:id="rIdhn76frrj3yiafryhxy3sb">
+      <w:hyperlink w:history="1" r:id="rId_47pck-mwiy5diypmo_0p">
         <w:r>
           <w:rPr>
             <w:rFonts w:ascii="Arial" w:cs="Arial" w:eastAsia="Arial" w:hAnsi="Arial"/>
@@ -5246,7 +5246,7 @@
         </w:rPr>
         <w:t xml:space="preserve"> (</w:t>
       </w:r>
-      <w:hyperlink w:history="1" r:id="rId1jo0fnlowmsl0kvgmx8js">
+      <w:hyperlink w:history="1" r:id="rIdw-bpbycrkmr_g7ejrqtmq">
         <w:r>
           <w:rPr>
             <w:rFonts w:ascii="Arial" w:cs="Arial" w:eastAsia="Arial" w:hAnsi="Arial"/>
@@ -6286,7 +6286,7 @@
             <w:pPr>
               <w:spacing w:after="20" w:before="0"/>
             </w:pPr>
-            <w:hyperlink w:history="1" r:id="rId4sydzoghlqowvbitvh86u">
+            <w:hyperlink w:history="1" r:id="rIdh6fipa-lecgrkql4h7dhk">
               <w:r>
                 <w:rPr>
                   <w:rFonts w:ascii="Arial" w:cs="Arial" w:eastAsia="Arial" w:hAnsi="Arial"/>
@@ -6319,7 +6319,7 @@
               <w:spacing w:after="10" w:before="0"/>
               <w:ind w:left="120"/>
             </w:pPr>
-            <w:hyperlink w:history="1" r:id="rId2_1m_fsupf_ocukzksmtw">
+            <w:hyperlink w:history="1" r:id="rIdgb56iyid_wqoj58o6locd">
               <w:r>
                 <w:rPr>
                   <w:rFonts w:ascii="Arial" w:cs="Arial" w:eastAsia="Arial" w:hAnsi="Arial"/>
@@ -6364,7 +6364,7 @@
             <w:pPr>
               <w:spacing w:after="20" w:before="0"/>
             </w:pPr>
-            <w:hyperlink w:history="1" r:id="rIdbalebbmosk8vx7saftpxw">
+            <w:hyperlink w:history="1" r:id="rIdesygokwk7ez9oluu9hzy6">
               <w:r>
                 <w:rPr>
                   <w:rFonts w:ascii="Arial" w:cs="Arial" w:eastAsia="Arial" w:hAnsi="Arial"/>
@@ -6397,7 +6397,7 @@
               <w:spacing w:after="10" w:before="0"/>
               <w:ind w:left="120"/>
             </w:pPr>
-            <w:hyperlink w:history="1" r:id="rId0ee0lwthyobsekj1xaeeh">
+            <w:hyperlink w:history="1" r:id="rIdcbaxcmyz_3ciykw77ctm0">
               <w:r>
                 <w:rPr>
                   <w:rFonts w:ascii="Arial" w:cs="Arial" w:eastAsia="Arial" w:hAnsi="Arial"/>
@@ -6597,7 +6597,7 @@
             <w:pPr>
               <w:spacing w:after="20" w:before="0"/>
             </w:pPr>
-            <w:hyperlink w:history="1" r:id="rIdopssjjqzmt8ewvyoiz0id">
+            <w:hyperlink w:history="1" r:id="rIdtgek0oxixpfdtz4urxkjr">
               <w:r>
                 <w:rPr>
                   <w:rFonts w:ascii="Arial" w:cs="Arial" w:eastAsia="Arial" w:hAnsi="Arial"/>
@@ -6630,7 +6630,7 @@
               <w:spacing w:after="10" w:before="0"/>
               <w:ind w:left="120"/>
             </w:pPr>
-            <w:hyperlink w:history="1" r:id="rIdiiwkeonrrowtc0m3cbmzh">
+            <w:hyperlink w:history="1" r:id="rIdblgscxuixlfyppvq3kkvs">
               <w:r>
                 <w:rPr>
                   <w:rFonts w:ascii="Arial" w:cs="Arial" w:eastAsia="Arial" w:hAnsi="Arial"/>
@@ -6675,7 +6675,7 @@
             <w:pPr>
               <w:spacing w:after="20" w:before="0"/>
             </w:pPr>
-            <w:hyperlink w:history="1" r:id="rIdhoe3ussdzn-5szxb6hlm7">
+            <w:hyperlink w:history="1" r:id="rId6yd7vvkfx6otxe5a8280p">
               <w:r>
                 <w:rPr>
                   <w:rFonts w:ascii="Arial" w:cs="Arial" w:eastAsia="Arial" w:hAnsi="Arial"/>
@@ -6708,7 +6708,7 @@
               <w:spacing w:after="10" w:before="0"/>
               <w:ind w:left="120"/>
             </w:pPr>
-            <w:hyperlink w:history="1" r:id="rId23nflvn5dk__mf6wis4dk">
+            <w:hyperlink w:history="1" r:id="rIdi60oqepnxxr2wx7hfq-j0">
               <w:r>
                 <w:rPr>
                   <w:rFonts w:ascii="Arial" w:cs="Arial" w:eastAsia="Arial" w:hAnsi="Arial"/>
@@ -6908,7 +6908,7 @@
             <w:pPr>
               <w:spacing w:after="20" w:before="0"/>
             </w:pPr>
-            <w:hyperlink w:history="1" r:id="rId51a-s0ozqwxtjniehjbmf">
+            <w:hyperlink w:history="1" r:id="rIdeflt4vjb5uawuz_i-byne">
               <w:r>
                 <w:rPr>
                   <w:rFonts w:ascii="Arial" w:cs="Arial" w:eastAsia="Arial" w:hAnsi="Arial"/>
@@ -6941,7 +6941,7 @@
               <w:spacing w:after="10" w:before="0"/>
               <w:ind w:left="120"/>
             </w:pPr>
-            <w:hyperlink w:history="1" r:id="rIds9pgoupkw96k6knniv9pj">
+            <w:hyperlink w:history="1" r:id="rIdvpbw7vd3h4zre72_mrdtz">
               <w:r>
                 <w:rPr>
                   <w:rFonts w:ascii="Arial" w:cs="Arial" w:eastAsia="Arial" w:hAnsi="Arial"/>
@@ -6986,7 +6986,7 @@
             <w:pPr>
               <w:spacing w:after="20" w:before="0"/>
             </w:pPr>
-            <w:hyperlink w:history="1" r:id="rIdrshe2yz8xqqjsvv4epnf2">
+            <w:hyperlink w:history="1" r:id="rIdgprxzoihlcykvpqov4t31">
               <w:r>
                 <w:rPr>
                   <w:rFonts w:ascii="Arial" w:cs="Arial" w:eastAsia="Arial" w:hAnsi="Arial"/>
@@ -7019,7 +7019,7 @@
               <w:spacing w:after="10" w:before="0"/>
               <w:ind w:left="120"/>
             </w:pPr>
-            <w:hyperlink w:history="1" r:id="rIdiosdlbm9te8at0goiukgv">
+            <w:hyperlink w:history="1" r:id="rIdzuf_g6i8swga-b756ucfx">
               <w:r>
                 <w:rPr>
                   <w:rFonts w:ascii="Arial" w:cs="Arial" w:eastAsia="Arial" w:hAnsi="Arial"/>
@@ -7219,7 +7219,7 @@
             <w:pPr>
               <w:spacing w:after="20" w:before="0"/>
             </w:pPr>
-            <w:hyperlink w:history="1" r:id="rIddvo0cinrs-dlrlmofbfey">
+            <w:hyperlink w:history="1" r:id="rId8lp5ytuyeoyxguvtman_2">
               <w:r>
                 <w:rPr>
                   <w:rFonts w:ascii="Arial" w:cs="Arial" w:eastAsia="Arial" w:hAnsi="Arial"/>
@@ -7252,7 +7252,7 @@
               <w:spacing w:after="10" w:before="0"/>
               <w:ind w:left="120"/>
             </w:pPr>
-            <w:hyperlink w:history="1" r:id="rIdobhcyt95bfzapgx2tzbh4">
+            <w:hyperlink w:history="1" r:id="rIddggsp_w7wzro8uzouz12n">
               <w:r>
                 <w:rPr>
                   <w:rFonts w:ascii="Arial" w:cs="Arial" w:eastAsia="Arial" w:hAnsi="Arial"/>
@@ -7297,7 +7297,7 @@
             <w:pPr>
               <w:spacing w:after="20" w:before="0"/>
             </w:pPr>
-            <w:hyperlink w:history="1" r:id="rIdhisyhx1i3p0_rkg3o-jqj">
+            <w:hyperlink w:history="1" r:id="rIdju858ndtlycwdjrw-wl6l">
               <w:r>
                 <w:rPr>
                   <w:rFonts w:ascii="Arial" w:cs="Arial" w:eastAsia="Arial" w:hAnsi="Arial"/>
@@ -7330,7 +7330,7 @@
               <w:spacing w:after="10" w:before="0"/>
               <w:ind w:left="120"/>
             </w:pPr>
-            <w:hyperlink w:history="1" r:id="rIdch5dgtqkbuysszj8yfcrs">
+            <w:hyperlink w:history="1" r:id="rIdpciqkgzg1o3ocillcelfd">
               <w:r>
                 <w:rPr>
                   <w:rFonts w:ascii="Arial" w:cs="Arial" w:eastAsia="Arial" w:hAnsi="Arial"/>
@@ -7530,7 +7530,7 @@
             <w:pPr>
               <w:spacing w:after="20" w:before="0"/>
             </w:pPr>
-            <w:hyperlink w:history="1" r:id="rIdsm2sbsfpvr4mme58uasya">
+            <w:hyperlink w:history="1" r:id="rIdt_x1cdcqba6jpmr4awtxs">
               <w:r>
                 <w:rPr>
                   <w:rFonts w:ascii="Arial" w:cs="Arial" w:eastAsia="Arial" w:hAnsi="Arial"/>
@@ -7579,7 +7579,7 @@
               <w:spacing w:after="10" w:before="0"/>
               <w:ind w:left="120"/>
             </w:pPr>
-            <w:hyperlink w:history="1" r:id="rIdn0cdegkujxl6-ymekiwad">
+            <w:hyperlink w:history="1" r:id="rIdse79l7osisrmzc4czeo-y">
               <w:r>
                 <w:rPr>
                   <w:rFonts w:ascii="Arial" w:cs="Arial" w:eastAsia="Arial" w:hAnsi="Arial"/>
@@ -7624,7 +7624,7 @@
             <w:pPr>
               <w:spacing w:after="20" w:before="0"/>
             </w:pPr>
-            <w:hyperlink w:history="1" r:id="rId0rhvhab-igrkmgfa466or">
+            <w:hyperlink w:history="1" r:id="rIdadielutvtg6v4k1ikfeye">
               <w:r>
                 <w:rPr>
                   <w:rFonts w:ascii="Arial" w:cs="Arial" w:eastAsia="Arial" w:hAnsi="Arial"/>
@@ -7657,7 +7657,7 @@
               <w:spacing w:after="10" w:before="0"/>
               <w:ind w:left="120"/>
             </w:pPr>
-            <w:hyperlink w:history="1" r:id="rIdddhqm4zaxqrkc0epm9qei">
+            <w:hyperlink w:history="1" r:id="rIdmswzallzyhppapnffl8tm">
               <w:r>
                 <w:rPr>
                   <w:rFonts w:ascii="Arial" w:cs="Arial" w:eastAsia="Arial" w:hAnsi="Arial"/>
@@ -8182,7 +8182,7 @@
         </w:rPr>
         <w:t xml:space="preserve">© 2026 SeaVuria and ARES. Aligned with KICD objectives. Developed by SeaVuria; technical implementation by ARES (with AI assistance from Claude). Licensed under </w:t>
       </w:r>
-      <w:hyperlink w:history="1" r:id="rIdk8r_c76ip82chanrcysca">
+      <w:hyperlink w:history="1" r:id="rIdtblori7ekqlpksm5wordc">
         <w:r>
           <w:rPr>
             <w:rFonts w:ascii="Arial" w:cs="Arial" w:eastAsia="Arial" w:hAnsi="Arial"/>
@@ -8203,7 +8203,7 @@
         </w:rPr>
         <w:t xml:space="preserve"> (</w:t>
       </w:r>
-      <w:hyperlink w:history="1" r:id="rIdctxdkb6z3tnaqfv-ltt_v">
+      <w:hyperlink w:history="1" r:id="rId7hx0ptelc2mdgheaaps1v">
         <w:r>
           <w:rPr>
             <w:rFonts w:ascii="Arial" w:cs="Arial" w:eastAsia="Arial" w:hAnsi="Arial"/>
@@ -9243,7 +9243,7 @@
             <w:pPr>
               <w:spacing w:after="20" w:before="0"/>
             </w:pPr>
-            <w:hyperlink w:history="1" r:id="rIdy7pr_m4qxvfdzpmuogklc">
+            <w:hyperlink w:history="1" r:id="rIdsphzoy9qrigfmxjmju665">
               <w:r>
                 <w:rPr>
                   <w:rFonts w:ascii="Arial" w:cs="Arial" w:eastAsia="Arial" w:hAnsi="Arial"/>
@@ -9276,7 +9276,7 @@
               <w:spacing w:after="10" w:before="0"/>
               <w:ind w:left="120"/>
             </w:pPr>
-            <w:hyperlink w:history="1" r:id="rId--yifsfxzwulwlxyn0htg">
+            <w:hyperlink w:history="1" r:id="rIdrnrmtrcv6cpzkhagxgzwj">
               <w:r>
                 <w:rPr>
                   <w:rFonts w:ascii="Arial" w:cs="Arial" w:eastAsia="Arial" w:hAnsi="Arial"/>
@@ -9321,7 +9321,7 @@
             <w:pPr>
               <w:spacing w:after="20" w:before="0"/>
             </w:pPr>
-            <w:hyperlink w:history="1" r:id="rIdj8vncubgoth27jydomhry">
+            <w:hyperlink w:history="1" r:id="rIdvpbihy8a_9jd5zar5wvjf">
               <w:r>
                 <w:rPr>
                   <w:rFonts w:ascii="Arial" w:cs="Arial" w:eastAsia="Arial" w:hAnsi="Arial"/>
@@ -9354,7 +9354,7 @@
               <w:spacing w:after="10" w:before="0"/>
               <w:ind w:left="120"/>
             </w:pPr>
-            <w:hyperlink w:history="1" r:id="rIdwmosg4lwjfkdid805-frl">
+            <w:hyperlink w:history="1" r:id="rIdemxmvq5rdrdyccevgwyg5">
               <w:r>
                 <w:rPr>
                   <w:rFonts w:ascii="Arial" w:cs="Arial" w:eastAsia="Arial" w:hAnsi="Arial"/>
@@ -9554,7 +9554,7 @@
             <w:pPr>
               <w:spacing w:after="20" w:before="0"/>
             </w:pPr>
-            <w:hyperlink w:history="1" r:id="rId8rygi5sbaseicdu1047zl">
+            <w:hyperlink w:history="1" r:id="rId-cfv9cg8bagas_lrusqr-">
               <w:r>
                 <w:rPr>
                   <w:rFonts w:ascii="Arial" w:cs="Arial" w:eastAsia="Arial" w:hAnsi="Arial"/>
@@ -9587,7 +9587,7 @@
               <w:spacing w:after="10" w:before="0"/>
               <w:ind w:left="120"/>
             </w:pPr>
-            <w:hyperlink w:history="1" r:id="rIdwohns-fsoriytp-zygb3z">
+            <w:hyperlink w:history="1" r:id="rIdzelai0jzmveg0pvfkti7k">
               <w:r>
                 <w:rPr>
                   <w:rFonts w:ascii="Arial" w:cs="Arial" w:eastAsia="Arial" w:hAnsi="Arial"/>
@@ -9632,7 +9632,7 @@
             <w:pPr>
               <w:spacing w:after="20" w:before="0"/>
             </w:pPr>
-            <w:hyperlink w:history="1" r:id="rId9d8_dstsplk4ztca6b8f4">
+            <w:hyperlink w:history="1" r:id="rId5zapqxcnientsgxppdrdg">
               <w:r>
                 <w:rPr>
                   <w:rFonts w:ascii="Arial" w:cs="Arial" w:eastAsia="Arial" w:hAnsi="Arial"/>
@@ -9665,7 +9665,7 @@
               <w:spacing w:after="10" w:before="0"/>
               <w:ind w:left="120"/>
             </w:pPr>
-            <w:hyperlink w:history="1" r:id="rIdua1ff6e4nmxaayzqaavc_">
+            <w:hyperlink w:history="1" r:id="rIdye5msf4xdoso1jyjbj-wv">
               <w:r>
                 <w:rPr>
                   <w:rFonts w:ascii="Arial" w:cs="Arial" w:eastAsia="Arial" w:hAnsi="Arial"/>
@@ -9865,7 +9865,7 @@
             <w:pPr>
               <w:spacing w:after="20" w:before="0"/>
             </w:pPr>
-            <w:hyperlink w:history="1" r:id="rIdyeuxef5gaxixjlp3a7uqf">
+            <w:hyperlink w:history="1" r:id="rIdegjkolubi8sishynxpwrt">
               <w:r>
                 <w:rPr>
                   <w:rFonts w:ascii="Arial" w:cs="Arial" w:eastAsia="Arial" w:hAnsi="Arial"/>
@@ -9898,7 +9898,7 @@
               <w:spacing w:after="10" w:before="0"/>
               <w:ind w:left="120"/>
             </w:pPr>
-            <w:hyperlink w:history="1" r:id="rIddaqet2tq0awlg_b6vr4nl">
+            <w:hyperlink w:history="1" r:id="rId8ahkna6o2ckqb4uvjpozx">
               <w:r>
                 <w:rPr>
                   <w:rFonts w:ascii="Arial" w:cs="Arial" w:eastAsia="Arial" w:hAnsi="Arial"/>
@@ -9943,7 +9943,7 @@
             <w:pPr>
               <w:spacing w:after="20" w:before="0"/>
             </w:pPr>
-            <w:hyperlink w:history="1" r:id="rIdbue5sugts_nuq8tqd7zql">
+            <w:hyperlink w:history="1" r:id="rIdedx2j5675xub1mfrlldyf">
               <w:r>
                 <w:rPr>
                   <w:rFonts w:ascii="Arial" w:cs="Arial" w:eastAsia="Arial" w:hAnsi="Arial"/>
@@ -9992,7 +9992,7 @@
               <w:spacing w:after="10" w:before="0"/>
               <w:ind w:left="120"/>
             </w:pPr>
-            <w:hyperlink w:history="1" r:id="rIdee-pbduqjy_ikzjbej5xh">
+            <w:hyperlink w:history="1" r:id="rIdhzru2cumdcblav9a2mbtr">
               <w:r>
                 <w:rPr>
                   <w:rFonts w:ascii="Arial" w:cs="Arial" w:eastAsia="Arial" w:hAnsi="Arial"/>
@@ -10192,7 +10192,7 @@
             <w:pPr>
               <w:spacing w:after="20" w:before="0"/>
             </w:pPr>
-            <w:hyperlink w:history="1" r:id="rId-zrjnix1kx6w938toezht">
+            <w:hyperlink w:history="1" r:id="rIdnq_mwjw4vw4gy0u1kzrn6">
               <w:r>
                 <w:rPr>
                   <w:rFonts w:ascii="Arial" w:cs="Arial" w:eastAsia="Arial" w:hAnsi="Arial"/>
@@ -10225,7 +10225,7 @@
               <w:spacing w:after="10" w:before="0"/>
               <w:ind w:left="120"/>
             </w:pPr>
-            <w:hyperlink w:history="1" r:id="rIduqofestubtcfylfztqyfp">
+            <w:hyperlink w:history="1" r:id="rIdlsotbmizjkuqzxvphhyfx">
               <w:r>
                 <w:rPr>
                   <w:rFonts w:ascii="Arial" w:cs="Arial" w:eastAsia="Arial" w:hAnsi="Arial"/>
@@ -10270,7 +10270,7 @@
             <w:pPr>
               <w:spacing w:after="20" w:before="0"/>
             </w:pPr>
-            <w:hyperlink w:history="1" r:id="rIdmloewxrftj4lsh7inicmm">
+            <w:hyperlink w:history="1" r:id="rIdzcoasmfgy9kkgqenkuw-9">
               <w:r>
                 <w:rPr>
                   <w:rFonts w:ascii="Arial" w:cs="Arial" w:eastAsia="Arial" w:hAnsi="Arial"/>
@@ -10319,7 +10319,7 @@
               <w:spacing w:after="10" w:before="0"/>
               <w:ind w:left="120"/>
             </w:pPr>
-            <w:hyperlink w:history="1" r:id="rIdur1at2y6qy0ypz4bx4y4b">
+            <w:hyperlink w:history="1" r:id="rIdywfk9a2j2oiq1xxfao6gj">
               <w:r>
                 <w:rPr>
                   <w:rFonts w:ascii="Arial" w:cs="Arial" w:eastAsia="Arial" w:hAnsi="Arial"/>
@@ -10519,7 +10519,7 @@
             <w:pPr>
               <w:spacing w:after="20" w:before="0"/>
             </w:pPr>
-            <w:hyperlink w:history="1" r:id="rIdzsrlozsduxzrhv9npcsjk">
+            <w:hyperlink w:history="1" r:id="rIdgf1qfqugmqi-rssa4ya2m">
               <w:r>
                 <w:rPr>
                   <w:rFonts w:ascii="Arial" w:cs="Arial" w:eastAsia="Arial" w:hAnsi="Arial"/>
@@ -10568,7 +10568,7 @@
               <w:spacing w:after="10" w:before="0"/>
               <w:ind w:left="120"/>
             </w:pPr>
-            <w:hyperlink w:history="1" r:id="rIdwl_9u4aw-jnsxvemtoztc">
+            <w:hyperlink w:history="1" r:id="rIdopr5uqd1f3dpshp4dr6vt">
               <w:r>
                 <w:rPr>
                   <w:rFonts w:ascii="Arial" w:cs="Arial" w:eastAsia="Arial" w:hAnsi="Arial"/>
@@ -10613,7 +10613,7 @@
             <w:pPr>
               <w:spacing w:after="20" w:before="0"/>
             </w:pPr>
-            <w:hyperlink w:history="1" r:id="rIdxhpy8miu_yddn6uu8raa6">
+            <w:hyperlink w:history="1" r:id="rIdso8ksdwu8thcybc_7udrs">
               <w:r>
                 <w:rPr>
                   <w:rFonts w:ascii="Arial" w:cs="Arial" w:eastAsia="Arial" w:hAnsi="Arial"/>
@@ -10662,7 +10662,7 @@
               <w:spacing w:after="10" w:before="0"/>
               <w:ind w:left="120"/>
             </w:pPr>
-            <w:hyperlink w:history="1" r:id="rIdbqwcsbpfq-hkozqin9vo4">
+            <w:hyperlink w:history="1" r:id="rIdbrjiudj4rp9oje9fhpefb">
               <w:r>
                 <w:rPr>
                   <w:rFonts w:ascii="Arial" w:cs="Arial" w:eastAsia="Arial" w:hAnsi="Arial"/>
@@ -11187,7 +11187,7 @@
         </w:rPr>
         <w:t xml:space="preserve">© 2026 SeaVuria and ARES. Aligned with KICD objectives. Developed by SeaVuria; technical implementation by ARES (with AI assistance from Claude). Licensed under </w:t>
       </w:r>
-      <w:hyperlink w:history="1" r:id="rIdrucvyafuqe7jfrodi1y98">
+      <w:hyperlink w:history="1" r:id="rIdjdyddlllykds1bbun1f4v">
         <w:r>
           <w:rPr>
             <w:rFonts w:ascii="Arial" w:cs="Arial" w:eastAsia="Arial" w:hAnsi="Arial"/>
@@ -11208,7 +11208,7 @@
         </w:rPr>
         <w:t xml:space="preserve"> (</w:t>
       </w:r>
-      <w:hyperlink w:history="1" r:id="rIdlgozrn0ea4ocyyk1yhxse">
+      <w:hyperlink w:history="1" r:id="rIdsqocjcuui_gigswettyed">
         <w:r>
           <w:rPr>
             <w:rFonts w:ascii="Arial" w:cs="Arial" w:eastAsia="Arial" w:hAnsi="Arial"/>
@@ -12248,7 +12248,7 @@
             <w:pPr>
               <w:spacing w:after="20" w:before="0"/>
             </w:pPr>
-            <w:hyperlink w:history="1" r:id="rIdb5noahy4v2bnqon1umi2j">
+            <w:hyperlink w:history="1" r:id="rIdjszncqvo-vjpebuwu0fgl">
               <w:r>
                 <w:rPr>
                   <w:rFonts w:ascii="Arial" w:cs="Arial" w:eastAsia="Arial" w:hAnsi="Arial"/>
@@ -12281,7 +12281,7 @@
               <w:spacing w:after="10" w:before="0"/>
               <w:ind w:left="120"/>
             </w:pPr>
-            <w:hyperlink w:history="1" r:id="rIdovjjfumhj6fsifdhtn_t4">
+            <w:hyperlink w:history="1" r:id="rIdo-tobqfifvgqqgtggzdoi">
               <w:r>
                 <w:rPr>
                   <w:rFonts w:ascii="Arial" w:cs="Arial" w:eastAsia="Arial" w:hAnsi="Arial"/>
@@ -12326,7 +12326,7 @@
             <w:pPr>
               <w:spacing w:after="20" w:before="0"/>
             </w:pPr>
-            <w:hyperlink w:history="1" r:id="rIdz0alq2bfx6qsb_1lrkqqq">
+            <w:hyperlink w:history="1" r:id="rIdxuakmneewt_srljhuxlqg">
               <w:r>
                 <w:rPr>
                   <w:rFonts w:ascii="Arial" w:cs="Arial" w:eastAsia="Arial" w:hAnsi="Arial"/>
@@ -12359,7 +12359,7 @@
               <w:spacing w:after="10" w:before="0"/>
               <w:ind w:left="120"/>
             </w:pPr>
-            <w:hyperlink w:history="1" r:id="rIdvfxrqvmvda4ua-ysdmqot">
+            <w:hyperlink w:history="1" r:id="rIdu-ldhdjst18dzkrshyk6k">
               <w:r>
                 <w:rPr>
                   <w:rFonts w:ascii="Arial" w:cs="Arial" w:eastAsia="Arial" w:hAnsi="Arial"/>
@@ -12559,7 +12559,7 @@
             <w:pPr>
               <w:spacing w:after="20" w:before="0"/>
             </w:pPr>
-            <w:hyperlink w:history="1" r:id="rIdfqym--6w3i6ughzeewyab">
+            <w:hyperlink w:history="1" r:id="rIdjuxj2myzxdp0u0yd6qtzd">
               <w:r>
                 <w:rPr>
                   <w:rFonts w:ascii="Arial" w:cs="Arial" w:eastAsia="Arial" w:hAnsi="Arial"/>
@@ -12592,7 +12592,7 @@
               <w:spacing w:after="10" w:before="0"/>
               <w:ind w:left="120"/>
             </w:pPr>
-            <w:hyperlink w:history="1" r:id="rId1tsli_w5ovoshmnoywhvf">
+            <w:hyperlink w:history="1" r:id="rIdjs_hdkqcusvwqzpq7owtr">
               <w:r>
                 <w:rPr>
                   <w:rFonts w:ascii="Arial" w:cs="Arial" w:eastAsia="Arial" w:hAnsi="Arial"/>
@@ -12637,7 +12637,7 @@
             <w:pPr>
               <w:spacing w:after="20" w:before="0"/>
             </w:pPr>
-            <w:hyperlink w:history="1" r:id="rId5-kp7g9rwboyz9vqrd37d">
+            <w:hyperlink w:history="1" r:id="rIde6axzu9buivvtjbunw2a-">
               <w:r>
                 <w:rPr>
                   <w:rFonts w:ascii="Arial" w:cs="Arial" w:eastAsia="Arial" w:hAnsi="Arial"/>
@@ -12670,7 +12670,7 @@
               <w:spacing w:after="10" w:before="0"/>
               <w:ind w:left="120"/>
             </w:pPr>
-            <w:hyperlink w:history="1" r:id="rIduyl35objse9xk34o3wvjz">
+            <w:hyperlink w:history="1" r:id="rIdkkfzyl-qgue8ugfzva05t">
               <w:r>
                 <w:rPr>
                   <w:rFonts w:ascii="Arial" w:cs="Arial" w:eastAsia="Arial" w:hAnsi="Arial"/>
@@ -12870,7 +12870,7 @@
             <w:pPr>
               <w:spacing w:after="20" w:before="0"/>
             </w:pPr>
-            <w:hyperlink w:history="1" r:id="rId7kaszrtsjwc1fwsqd6uwl">
+            <w:hyperlink w:history="1" r:id="rId5xx9-q1bwykauasgi-n7y">
               <w:r>
                 <w:rPr>
                   <w:rFonts w:ascii="Arial" w:cs="Arial" w:eastAsia="Arial" w:hAnsi="Arial"/>
@@ -12919,7 +12919,7 @@
               <w:spacing w:after="10" w:before="0"/>
               <w:ind w:left="120"/>
             </w:pPr>
-            <w:hyperlink w:history="1" r:id="rIddmo_-mtl4a6g5l9qoku3b">
+            <w:hyperlink w:history="1" r:id="rIdnyf6omc6hrodum-8f_9_e">
               <w:r>
                 <w:rPr>
                   <w:rFonts w:ascii="Arial" w:cs="Arial" w:eastAsia="Arial" w:hAnsi="Arial"/>
@@ -12964,7 +12964,7 @@
             <w:pPr>
               <w:spacing w:after="20" w:before="0"/>
             </w:pPr>
-            <w:hyperlink w:history="1" r:id="rIdcn3jxvlnnk65aslfcocpb">
+            <w:hyperlink w:history="1" r:id="rIdof2mqojskxrxbpl56u6-t">
               <w:r>
                 <w:rPr>
                   <w:rFonts w:ascii="Arial" w:cs="Arial" w:eastAsia="Arial" w:hAnsi="Arial"/>
@@ -12997,7 +12997,7 @@
               <w:spacing w:after="10" w:before="0"/>
               <w:ind w:left="120"/>
             </w:pPr>
-            <w:hyperlink w:history="1" r:id="rId6faxcoq0cxsw1jj3ullfr">
+            <w:hyperlink w:history="1" r:id="rIdipwksqk9jskmn7oyy4utp">
               <w:r>
                 <w:rPr>
                   <w:rFonts w:ascii="Arial" w:cs="Arial" w:eastAsia="Arial" w:hAnsi="Arial"/>
@@ -13197,7 +13197,7 @@
             <w:pPr>
               <w:spacing w:after="20" w:before="0"/>
             </w:pPr>
-            <w:hyperlink w:history="1" r:id="rIdbsvmprzsxojocq_5qqwc7">
+            <w:hyperlink w:history="1" r:id="rIdau4c4jsbf_p5ejtldurhe">
               <w:r>
                 <w:rPr>
                   <w:rFonts w:ascii="Arial" w:cs="Arial" w:eastAsia="Arial" w:hAnsi="Arial"/>
@@ -13246,7 +13246,7 @@
               <w:spacing w:after="10" w:before="0"/>
               <w:ind w:left="120"/>
             </w:pPr>
-            <w:hyperlink w:history="1" r:id="rIdd8ttgujypwwaavwexha_k">
+            <w:hyperlink w:history="1" r:id="rId1qauvkxorrlvvgo7dnjf5">
               <w:r>
                 <w:rPr>
                   <w:rFonts w:ascii="Arial" w:cs="Arial" w:eastAsia="Arial" w:hAnsi="Arial"/>
@@ -13291,7 +13291,7 @@
             <w:pPr>
               <w:spacing w:after="20" w:before="0"/>
             </w:pPr>
-            <w:hyperlink w:history="1" r:id="rIdxvwtpcyklq3unluzqngfn">
+            <w:hyperlink w:history="1" r:id="rIddmpasbbxiu2ckgi7smouj">
               <w:r>
                 <w:rPr>
                   <w:rFonts w:ascii="Arial" w:cs="Arial" w:eastAsia="Arial" w:hAnsi="Arial"/>
@@ -13324,7 +13324,7 @@
               <w:spacing w:after="10" w:before="0"/>
               <w:ind w:left="120"/>
             </w:pPr>
-            <w:hyperlink w:history="1" r:id="rIdazqw1mxtlhzz5cc9fxgrq">
+            <w:hyperlink w:history="1" r:id="rIdyjsyljuuygeptqdgswwo3">
               <w:r>
                 <w:rPr>
                   <w:rFonts w:ascii="Arial" w:cs="Arial" w:eastAsia="Arial" w:hAnsi="Arial"/>
@@ -13524,7 +13524,7 @@
             <w:pPr>
               <w:spacing w:after="20" w:before="0"/>
             </w:pPr>
-            <w:hyperlink w:history="1" r:id="rId6e4yclv2dvbbif0xr2-1-">
+            <w:hyperlink w:history="1" r:id="rId-rjg5rk6kawh4oxffc0rf">
               <w:r>
                 <w:rPr>
                   <w:rFonts w:ascii="Arial" w:cs="Arial" w:eastAsia="Arial" w:hAnsi="Arial"/>
@@ -13573,7 +13573,7 @@
               <w:spacing w:after="10" w:before="0"/>
               <w:ind w:left="120"/>
             </w:pPr>
-            <w:hyperlink w:history="1" r:id="rIdp6bg9uadv-9ud_xggubsu">
+            <w:hyperlink w:history="1" r:id="rIdacl4nfiwtpttkkxhdnfe2">
               <w:r>
                 <w:rPr>
                   <w:rFonts w:ascii="Arial" w:cs="Arial" w:eastAsia="Arial" w:hAnsi="Arial"/>
@@ -13618,7 +13618,7 @@
             <w:pPr>
               <w:spacing w:after="20" w:before="0"/>
             </w:pPr>
-            <w:hyperlink w:history="1" r:id="rIdmiptcegmjxrbzohjhijpz">
+            <w:hyperlink w:history="1" r:id="rIdjpqhtq0ga6tm16k4m2_jg">
               <w:r>
                 <w:rPr>
                   <w:rFonts w:ascii="Arial" w:cs="Arial" w:eastAsia="Arial" w:hAnsi="Arial"/>
@@ -13651,7 +13651,7 @@
               <w:spacing w:after="10" w:before="0"/>
               <w:ind w:left="120"/>
             </w:pPr>
-            <w:hyperlink w:history="1" r:id="rIdf0ge0wpfqwa3gmwuydgnm">
+            <w:hyperlink w:history="1" r:id="rIdifr26oq5umcdp6fbgg2az">
               <w:r>
                 <w:rPr>
                   <w:rFonts w:ascii="Arial" w:cs="Arial" w:eastAsia="Arial" w:hAnsi="Arial"/>
@@ -14176,7 +14176,7 @@
         </w:rPr>
         <w:t xml:space="preserve">© 2026 SeaVuria and ARES. Aligned with KICD objectives. Developed by SeaVuria; technical implementation by ARES (with AI assistance from Claude). Licensed under </w:t>
       </w:r>
-      <w:hyperlink w:history="1" r:id="rIdj-ide7grd6uxum-3prj95">
+      <w:hyperlink w:history="1" r:id="rIdfmvmugqkwlm2lnrwfnki_">
         <w:r>
           <w:rPr>
             <w:rFonts w:ascii="Arial" w:cs="Arial" w:eastAsia="Arial" w:hAnsi="Arial"/>
@@ -14197,7 +14197,7 @@
         </w:rPr>
         <w:t xml:space="preserve"> (</w:t>
       </w:r>
-      <w:hyperlink w:history="1" r:id="rIdhkfrlapwrixc66ijbtiwl">
+      <w:hyperlink w:history="1" r:id="rIduzsnrzmkjhq3nn9rhxnhv">
         <w:r>
           <w:rPr>
             <w:rFonts w:ascii="Arial" w:cs="Arial" w:eastAsia="Arial" w:hAnsi="Arial"/>
@@ -15237,7 +15237,7 @@
             <w:pPr>
               <w:spacing w:after="20" w:before="0"/>
             </w:pPr>
-            <w:hyperlink w:history="1" r:id="rIdjgxgkdzxycxedq4ssdh7j">
+            <w:hyperlink w:history="1" r:id="rId2v1hywj6bfxj4mzymzmdc">
               <w:r>
                 <w:rPr>
                   <w:rFonts w:ascii="Arial" w:cs="Arial" w:eastAsia="Arial" w:hAnsi="Arial"/>
@@ -15270,7 +15270,7 @@
               <w:spacing w:after="10" w:before="0"/>
               <w:ind w:left="120"/>
             </w:pPr>
-            <w:hyperlink w:history="1" r:id="rId5d5c9ku8pm4ipw0j-eh74">
+            <w:hyperlink w:history="1" r:id="rId6m2tk4xhyls4v0i87lmmw">
               <w:r>
                 <w:rPr>
                   <w:rFonts w:ascii="Arial" w:cs="Arial" w:eastAsia="Arial" w:hAnsi="Arial"/>
@@ -15315,7 +15315,7 @@
             <w:pPr>
               <w:spacing w:after="20" w:before="0"/>
             </w:pPr>
-            <w:hyperlink w:history="1" r:id="rIdl5rlu6paovt5bevsvccyu">
+            <w:hyperlink w:history="1" r:id="rIdjvm4mqxopazg86bk6lqt3">
               <w:r>
                 <w:rPr>
                   <w:rFonts w:ascii="Arial" w:cs="Arial" w:eastAsia="Arial" w:hAnsi="Arial"/>
@@ -15348,7 +15348,7 @@
               <w:spacing w:after="10" w:before="0"/>
               <w:ind w:left="120"/>
             </w:pPr>
-            <w:hyperlink w:history="1" r:id="rIdvghb1pg2srjurjhixlmwe">
+            <w:hyperlink w:history="1" r:id="rIde4bvgmpiuhmoasovlfi1p">
               <w:r>
                 <w:rPr>
                   <w:rFonts w:ascii="Arial" w:cs="Arial" w:eastAsia="Arial" w:hAnsi="Arial"/>
@@ -15548,7 +15548,7 @@
             <w:pPr>
               <w:spacing w:after="20" w:before="0"/>
             </w:pPr>
-            <w:hyperlink w:history="1" r:id="rIdnk5_vaq-g1q8lrjxgoc1s">
+            <w:hyperlink w:history="1" r:id="rId_ns6gf1oepolzwotafm58">
               <w:r>
                 <w:rPr>
                   <w:rFonts w:ascii="Arial" w:cs="Arial" w:eastAsia="Arial" w:hAnsi="Arial"/>
@@ -15581,7 +15581,7 @@
               <w:spacing w:after="10" w:before="0"/>
               <w:ind w:left="120"/>
             </w:pPr>
-            <w:hyperlink w:history="1" r:id="rIdwk17zhwobg0ftjx6awim3">
+            <w:hyperlink w:history="1" r:id="rIdkrrdswbsv7lw4jizzrht5">
               <w:r>
                 <w:rPr>
                   <w:rFonts w:ascii="Arial" w:cs="Arial" w:eastAsia="Arial" w:hAnsi="Arial"/>
@@ -15626,7 +15626,7 @@
             <w:pPr>
               <w:spacing w:after="20" w:before="0"/>
             </w:pPr>
-            <w:hyperlink w:history="1" r:id="rIdpit-sn_forftdwt95q0ei">
+            <w:hyperlink w:history="1" r:id="rIdyov3iom_vqyr3dpy9dyaw">
               <w:r>
                 <w:rPr>
                   <w:rFonts w:ascii="Arial" w:cs="Arial" w:eastAsia="Arial" w:hAnsi="Arial"/>
@@ -15659,7 +15659,7 @@
               <w:spacing w:after="10" w:before="0"/>
               <w:ind w:left="120"/>
             </w:pPr>
-            <w:hyperlink w:history="1" r:id="rIdzaje_7oyoi3c8wvqt1eaj">
+            <w:hyperlink w:history="1" r:id="rIdeilgpoi28rdlxztngthq6">
               <w:r>
                 <w:rPr>
                   <w:rFonts w:ascii="Arial" w:cs="Arial" w:eastAsia="Arial" w:hAnsi="Arial"/>
@@ -15859,7 +15859,7 @@
             <w:pPr>
               <w:spacing w:after="20" w:before="0"/>
             </w:pPr>
-            <w:hyperlink w:history="1" r:id="rIdkpqonyvdyddxjqkqn60k6">
+            <w:hyperlink w:history="1" r:id="rIdmfjx8bcu_k0pbfff5x73i">
               <w:r>
                 <w:rPr>
                   <w:rFonts w:ascii="Arial" w:cs="Arial" w:eastAsia="Arial" w:hAnsi="Arial"/>
@@ -15892,7 +15892,7 @@
               <w:spacing w:after="10" w:before="0"/>
               <w:ind w:left="120"/>
             </w:pPr>
-            <w:hyperlink w:history="1" r:id="rId-ny9mxha5vliucb7ajcml">
+            <w:hyperlink w:history="1" r:id="rIdtx1o_docbv36uldcmhy07">
               <w:r>
                 <w:rPr>
                   <w:rFonts w:ascii="Arial" w:cs="Arial" w:eastAsia="Arial" w:hAnsi="Arial"/>
@@ -15937,7 +15937,7 @@
             <w:pPr>
               <w:spacing w:after="20" w:before="0"/>
             </w:pPr>
-            <w:hyperlink w:history="1" r:id="rIdp3zzzveaypepnbhlwstx_">
+            <w:hyperlink w:history="1" r:id="rIde8zkbl6kwqiwviyf6o3ah">
               <w:r>
                 <w:rPr>
                   <w:rFonts w:ascii="Arial" w:cs="Arial" w:eastAsia="Arial" w:hAnsi="Arial"/>
@@ -15970,7 +15970,7 @@
               <w:spacing w:after="10" w:before="0"/>
               <w:ind w:left="120"/>
             </w:pPr>
-            <w:hyperlink w:history="1" r:id="rIdbz3wolvbeinhee4yfxodc">
+            <w:hyperlink w:history="1" r:id="rId1jmx5g6_smhzxzkxognsz">
               <w:r>
                 <w:rPr>
                   <w:rFonts w:ascii="Arial" w:cs="Arial" w:eastAsia="Arial" w:hAnsi="Arial"/>
@@ -16170,7 +16170,7 @@
             <w:pPr>
               <w:spacing w:after="20" w:before="0"/>
             </w:pPr>
-            <w:hyperlink w:history="1" r:id="rId49fgqbws6i8te7fnbnlob">
+            <w:hyperlink w:history="1" r:id="rIdo7mki24xgeaik1sp1w1kb">
               <w:r>
                 <w:rPr>
                   <w:rFonts w:ascii="Arial" w:cs="Arial" w:eastAsia="Arial" w:hAnsi="Arial"/>
@@ -16203,7 +16203,7 @@
               <w:spacing w:after="10" w:before="0"/>
               <w:ind w:left="120"/>
             </w:pPr>
-            <w:hyperlink w:history="1" r:id="rIddxqcuidjcihvxfk1bogr0">
+            <w:hyperlink w:history="1" r:id="rIdgdjoodohju5fmwx0ns6rv">
               <w:r>
                 <w:rPr>
                   <w:rFonts w:ascii="Arial" w:cs="Arial" w:eastAsia="Arial" w:hAnsi="Arial"/>
@@ -16248,7 +16248,7 @@
             <w:pPr>
               <w:spacing w:after="20" w:before="0"/>
             </w:pPr>
-            <w:hyperlink w:history="1" r:id="rId6zs5ruircqox79bsykmku">
+            <w:hyperlink w:history="1" r:id="rIdio9de--cdzcznocdfv_4o">
               <w:r>
                 <w:rPr>
                   <w:rFonts w:ascii="Arial" w:cs="Arial" w:eastAsia="Arial" w:hAnsi="Arial"/>
@@ -16281,7 +16281,7 @@
               <w:spacing w:after="10" w:before="0"/>
               <w:ind w:left="120"/>
             </w:pPr>
-            <w:hyperlink w:history="1" r:id="rId6rmr0fqv0chri_al0ntwv">
+            <w:hyperlink w:history="1" r:id="rIdcm3vve7jnwd2m_uf4rta7">
               <w:r>
                 <w:rPr>
                   <w:rFonts w:ascii="Arial" w:cs="Arial" w:eastAsia="Arial" w:hAnsi="Arial"/>
@@ -16481,7 +16481,7 @@
             <w:pPr>
               <w:spacing w:after="20" w:before="0"/>
             </w:pPr>
-            <w:hyperlink w:history="1" r:id="rIdy40wzmk_ddi0vxvmon8mi">
+            <w:hyperlink w:history="1" r:id="rIdhyzhrgfnyqcpdaugh_ufg">
               <w:r>
                 <w:rPr>
                   <w:rFonts w:ascii="Arial" w:cs="Arial" w:eastAsia="Arial" w:hAnsi="Arial"/>
@@ -16530,7 +16530,7 @@
               <w:spacing w:after="10" w:before="0"/>
               <w:ind w:left="120"/>
             </w:pPr>
-            <w:hyperlink w:history="1" r:id="rId9srtctqbxtcnmi4oaixxt">
+            <w:hyperlink w:history="1" r:id="rIdunymt19-c8iyyfb4xezoo">
               <w:r>
                 <w:rPr>
                   <w:rFonts w:ascii="Arial" w:cs="Arial" w:eastAsia="Arial" w:hAnsi="Arial"/>
@@ -16575,7 +16575,7 @@
             <w:pPr>
               <w:spacing w:after="20" w:before="0"/>
             </w:pPr>
-            <w:hyperlink w:history="1" r:id="rIdm5m2_39fylyl7v8zghn8o">
+            <w:hyperlink w:history="1" r:id="rId9mpqhqhcejvzumnb60cag">
               <w:r>
                 <w:rPr>
                   <w:rFonts w:ascii="Arial" w:cs="Arial" w:eastAsia="Arial" w:hAnsi="Arial"/>
@@ -16608,7 +16608,7 @@
               <w:spacing w:after="10" w:before="0"/>
               <w:ind w:left="120"/>
             </w:pPr>
-            <w:hyperlink w:history="1" r:id="rIdbsp90u_nwje_hijvzbwqb">
+            <w:hyperlink w:history="1" r:id="rIdtaawndv_jykrfwrdstokm">
               <w:r>
                 <w:rPr>
                   <w:rFonts w:ascii="Arial" w:cs="Arial" w:eastAsia="Arial" w:hAnsi="Arial"/>
@@ -17133,7 +17133,7 @@
         </w:rPr>
         <w:t xml:space="preserve">© 2026 SeaVuria and ARES. Aligned with KICD objectives. Developed by SeaVuria; technical implementation by ARES (with AI assistance from Claude). Licensed under </w:t>
       </w:r>
-      <w:hyperlink w:history="1" r:id="rIdnja9kypletsdzwkwg0br3">
+      <w:hyperlink w:history="1" r:id="rIdd2ohc9hnye2dlcwdprrbi">
         <w:r>
           <w:rPr>
             <w:rFonts w:ascii="Arial" w:cs="Arial" w:eastAsia="Arial" w:hAnsi="Arial"/>
@@ -17154,7 +17154,7 @@
         </w:rPr>
         <w:t xml:space="preserve"> (</w:t>
       </w:r>
-      <w:hyperlink w:history="1" r:id="rIdmr0rdvowelamt0koa_rg4">
+      <w:hyperlink w:history="1" r:id="rIdf1hklwtouttzmubek7idu">
         <w:r>
           <w:rPr>
             <w:rFonts w:ascii="Arial" w:cs="Arial" w:eastAsia="Arial" w:hAnsi="Arial"/>
@@ -18194,7 +18194,7 @@
             <w:pPr>
               <w:spacing w:after="20" w:before="0"/>
             </w:pPr>
-            <w:hyperlink w:history="1" r:id="rId70hmlzs4cor0luqhf2fcf">
+            <w:hyperlink w:history="1" r:id="rIdelobbcvltdxgajvrjp5_x">
               <w:r>
                 <w:rPr>
                   <w:rFonts w:ascii="Arial" w:cs="Arial" w:eastAsia="Arial" w:hAnsi="Arial"/>
@@ -18227,7 +18227,7 @@
               <w:spacing w:after="10" w:before="0"/>
               <w:ind w:left="120"/>
             </w:pPr>
-            <w:hyperlink w:history="1" r:id="rIddlyrppir0g6kkzlws5g3e">
+            <w:hyperlink w:history="1" r:id="rIdvoly6_jm8ana_gwklukha">
               <w:r>
                 <w:rPr>
                   <w:rFonts w:ascii="Arial" w:cs="Arial" w:eastAsia="Arial" w:hAnsi="Arial"/>
@@ -18272,7 +18272,7 @@
             <w:pPr>
               <w:spacing w:after="20" w:before="0"/>
             </w:pPr>
-            <w:hyperlink w:history="1" r:id="rIdewuqzfr18vpouf5ev61vt">
+            <w:hyperlink w:history="1" r:id="rIdiwt5smvbxwlbruvjab05b">
               <w:r>
                 <w:rPr>
                   <w:rFonts w:ascii="Arial" w:cs="Arial" w:eastAsia="Arial" w:hAnsi="Arial"/>
@@ -18305,7 +18305,7 @@
               <w:spacing w:after="10" w:before="0"/>
               <w:ind w:left="120"/>
             </w:pPr>
-            <w:hyperlink w:history="1" r:id="rId1svurcgmuqjjsyw-azbcu">
+            <w:hyperlink w:history="1" r:id="rId3qbyk2ogf45ooeo7gfgup">
               <w:r>
                 <w:rPr>
                   <w:rFonts w:ascii="Arial" w:cs="Arial" w:eastAsia="Arial" w:hAnsi="Arial"/>
@@ -18505,7 +18505,7 @@
             <w:pPr>
               <w:spacing w:after="20" w:before="0"/>
             </w:pPr>
-            <w:hyperlink w:history="1" r:id="rIdgmsvyvjcde_utsh-tk_2r">
+            <w:hyperlink w:history="1" r:id="rIdeuhmeml6lqpvr10wmwaed">
               <w:r>
                 <w:rPr>
                   <w:rFonts w:ascii="Arial" w:cs="Arial" w:eastAsia="Arial" w:hAnsi="Arial"/>
@@ -18538,7 +18538,7 @@
               <w:spacing w:after="10" w:before="0"/>
               <w:ind w:left="120"/>
             </w:pPr>
-            <w:hyperlink w:history="1" r:id="rId0yw_8x71oi4_ax862tggn">
+            <w:hyperlink w:history="1" r:id="rId9jhn7magxyhrn7h5iy6o2">
               <w:r>
                 <w:rPr>
                   <w:rFonts w:ascii="Arial" w:cs="Arial" w:eastAsia="Arial" w:hAnsi="Arial"/>
@@ -18583,7 +18583,7 @@
             <w:pPr>
               <w:spacing w:after="20" w:before="0"/>
             </w:pPr>
-            <w:hyperlink w:history="1" r:id="rId5n0snqwqwip55si0gq5hd">
+            <w:hyperlink w:history="1" r:id="rIducnr0-4nkleangg1znh5_">
               <w:r>
                 <w:rPr>
                   <w:rFonts w:ascii="Arial" w:cs="Arial" w:eastAsia="Arial" w:hAnsi="Arial"/>
@@ -18616,7 +18616,7 @@
               <w:spacing w:after="10" w:before="0"/>
               <w:ind w:left="120"/>
             </w:pPr>
-            <w:hyperlink w:history="1" r:id="rIdmhuxtjbpwqcshh4ze3vaj">
+            <w:hyperlink w:history="1" r:id="rIdqdagaepszdsl5dnbnonbu">
               <w:r>
                 <w:rPr>
                   <w:rFonts w:ascii="Arial" w:cs="Arial" w:eastAsia="Arial" w:hAnsi="Arial"/>
@@ -18816,7 +18816,7 @@
             <w:pPr>
               <w:spacing w:after="20" w:before="0"/>
             </w:pPr>
-            <w:hyperlink w:history="1" r:id="rIdrxbjjialcvrqrdliyjjoy">
+            <w:hyperlink w:history="1" r:id="rIdgn1zssn8dtjhv5fxobmrd">
               <w:r>
                 <w:rPr>
                   <w:rFonts w:ascii="Arial" w:cs="Arial" w:eastAsia="Arial" w:hAnsi="Arial"/>
@@ -18849,7 +18849,7 @@
               <w:spacing w:after="10" w:before="0"/>
               <w:ind w:left="120"/>
             </w:pPr>
-            <w:hyperlink w:history="1" r:id="rIdnb0tjqoo5ty7updi2d0y5">
+            <w:hyperlink w:history="1" r:id="rId1nfya6t_5gd0sh21beyq9">
               <w:r>
                 <w:rPr>
                   <w:rFonts w:ascii="Arial" w:cs="Arial" w:eastAsia="Arial" w:hAnsi="Arial"/>
@@ -18894,7 +18894,7 @@
             <w:pPr>
               <w:spacing w:after="20" w:before="0"/>
             </w:pPr>
-            <w:hyperlink w:history="1" r:id="rId1fejyqwhxj4arrst8twdb">
+            <w:hyperlink w:history="1" r:id="rIdge406cqtx9g6xxmz1ctrn">
               <w:r>
                 <w:rPr>
                   <w:rFonts w:ascii="Arial" w:cs="Arial" w:eastAsia="Arial" w:hAnsi="Arial"/>
@@ -18927,7 +18927,7 @@
               <w:spacing w:after="10" w:before="0"/>
               <w:ind w:left="120"/>
             </w:pPr>
-            <w:hyperlink w:history="1" r:id="rIdkfqwdiguy96a9w_a--tnw">
+            <w:hyperlink w:history="1" r:id="rIdjzf_jrysdaf19ddbd9y7s">
               <w:r>
                 <w:rPr>
                   <w:rFonts w:ascii="Arial" w:cs="Arial" w:eastAsia="Arial" w:hAnsi="Arial"/>
@@ -19127,7 +19127,7 @@
             <w:pPr>
               <w:spacing w:after="20" w:before="0"/>
             </w:pPr>
-            <w:hyperlink w:history="1" r:id="rIdmihvykqog-rp4f0ilfyhi">
+            <w:hyperlink w:history="1" r:id="rIdgfjcct5ifljnt0zdrvolq">
               <w:r>
                 <w:rPr>
                   <w:rFonts w:ascii="Arial" w:cs="Arial" w:eastAsia="Arial" w:hAnsi="Arial"/>
@@ -19160,7 +19160,7 @@
               <w:spacing w:after="10" w:before="0"/>
               <w:ind w:left="120"/>
             </w:pPr>
-            <w:hyperlink w:history="1" r:id="rIdey1arczcagvpomdrbapfs">
+            <w:hyperlink w:history="1" r:id="rIdbepbfx1yxrc_ak-g8n3gw">
               <w:r>
                 <w:rPr>
                   <w:rFonts w:ascii="Arial" w:cs="Arial" w:eastAsia="Arial" w:hAnsi="Arial"/>
@@ -19205,7 +19205,7 @@
             <w:pPr>
               <w:spacing w:after="20" w:before="0"/>
             </w:pPr>
-            <w:hyperlink w:history="1" r:id="rIdv78jeuixmp-d4o_eru6lc">
+            <w:hyperlink w:history="1" r:id="rIdg2_othmzvdf3qakdswcae">
               <w:r>
                 <w:rPr>
                   <w:rFonts w:ascii="Arial" w:cs="Arial" w:eastAsia="Arial" w:hAnsi="Arial"/>
@@ -19238,7 +19238,7 @@
               <w:spacing w:after="10" w:before="0"/>
               <w:ind w:left="120"/>
             </w:pPr>
-            <w:hyperlink w:history="1" r:id="rId-lubwzzvpsgexmy5mfb_1">
+            <w:hyperlink w:history="1" r:id="rIdoxnkdpjffeh4mjh_pe2gi">
               <w:r>
                 <w:rPr>
                   <w:rFonts w:ascii="Arial" w:cs="Arial" w:eastAsia="Arial" w:hAnsi="Arial"/>
@@ -19438,7 +19438,7 @@
             <w:pPr>
               <w:spacing w:after="20" w:before="0"/>
             </w:pPr>
-            <w:hyperlink w:history="1" r:id="rIdu1fnafyoyful8znlklsmn">
+            <w:hyperlink w:history="1" r:id="rIdkrmgsif-o9mrhzv2uhubh">
               <w:r>
                 <w:rPr>
                   <w:rFonts w:ascii="Arial" w:cs="Arial" w:eastAsia="Arial" w:hAnsi="Arial"/>
@@ -19471,7 +19471,7 @@
               <w:spacing w:after="10" w:before="0"/>
               <w:ind w:left="120"/>
             </w:pPr>
-            <w:hyperlink w:history="1" r:id="rIdpfk-tbwre8inugwegwnk6">
+            <w:hyperlink w:history="1" r:id="rIdpe_8wsjunex7q9mvrvcmx">
               <w:r>
                 <w:rPr>
                   <w:rFonts w:ascii="Arial" w:cs="Arial" w:eastAsia="Arial" w:hAnsi="Arial"/>
@@ -19516,7 +19516,7 @@
             <w:pPr>
               <w:spacing w:after="20" w:before="0"/>
             </w:pPr>
-            <w:hyperlink w:history="1" r:id="rIdzzunwrhaqnldhpe3bhky1">
+            <w:hyperlink w:history="1" r:id="rIdu-84edjwjpde1zdnyvwkn">
               <w:r>
                 <w:rPr>
                   <w:rFonts w:ascii="Arial" w:cs="Arial" w:eastAsia="Arial" w:hAnsi="Arial"/>
@@ -19549,7 +19549,7 @@
               <w:spacing w:after="10" w:before="0"/>
               <w:ind w:left="120"/>
             </w:pPr>
-            <w:hyperlink w:history="1" r:id="rIdql2lpf2luiqj_se9t0ygj">
+            <w:hyperlink w:history="1" r:id="rIdlsz93eumc03msrafrsalh">
               <w:r>
                 <w:rPr>
                   <w:rFonts w:ascii="Arial" w:cs="Arial" w:eastAsia="Arial" w:hAnsi="Arial"/>
@@ -20074,7 +20074,7 @@
         </w:rPr>
         <w:t xml:space="preserve">© 2026 SeaVuria and ARES. Aligned with KICD objectives. Developed by SeaVuria; technical implementation by ARES (with AI assistance from Claude). Licensed under </w:t>
       </w:r>
-      <w:hyperlink w:history="1" r:id="rIddqavpclzgc6nyy0_bajkb">
+      <w:hyperlink w:history="1" r:id="rIdfpasa3mqukdgteimdab44">
         <w:r>
           <w:rPr>
             <w:rFonts w:ascii="Arial" w:cs="Arial" w:eastAsia="Arial" w:hAnsi="Arial"/>
@@ -20095,7 +20095,7 @@
         </w:rPr>
         <w:t xml:space="preserve"> (</w:t>
       </w:r>
-      <w:hyperlink w:history="1" r:id="rIdkft32a6edkwh_4gsrevay">
+      <w:hyperlink w:history="1" r:id="rIdi6jhtnmat2uxsdqoia8zp">
         <w:r>
           <w:rPr>
             <w:rFonts w:ascii="Arial" w:cs="Arial" w:eastAsia="Arial" w:hAnsi="Arial"/>
@@ -21135,7 +21135,7 @@
             <w:pPr>
               <w:spacing w:after="20" w:before="0"/>
             </w:pPr>
-            <w:hyperlink w:history="1" r:id="rIdi5xbjm49qaawzezwyfdh_">
+            <w:hyperlink w:history="1" r:id="rId4rmprxrkzohkbla0vnmuf">
               <w:r>
                 <w:rPr>
                   <w:rFonts w:ascii="Arial" w:cs="Arial" w:eastAsia="Arial" w:hAnsi="Arial"/>
@@ -21184,7 +21184,7 @@
               <w:spacing w:after="10" w:before="0"/>
               <w:ind w:left="120"/>
             </w:pPr>
-            <w:hyperlink w:history="1" r:id="rIdoaqxbvjw-q7jkcexrlxed">
+            <w:hyperlink w:history="1" r:id="rIdplddqoudjfxluppojrh0p">
               <w:r>
                 <w:rPr>
                   <w:rFonts w:ascii="Arial" w:cs="Arial" w:eastAsia="Arial" w:hAnsi="Arial"/>
@@ -21229,7 +21229,7 @@
             <w:pPr>
               <w:spacing w:after="20" w:before="0"/>
             </w:pPr>
-            <w:hyperlink w:history="1" r:id="rId5ovq1dkwgwuzrflxuji7w">
+            <w:hyperlink w:history="1" r:id="rIdkmxwgcjls4dzxaz8ybnq2">
               <w:r>
                 <w:rPr>
                   <w:rFonts w:ascii="Arial" w:cs="Arial" w:eastAsia="Arial" w:hAnsi="Arial"/>
@@ -21262,7 +21262,7 @@
               <w:spacing w:after="10" w:before="0"/>
               <w:ind w:left="120"/>
             </w:pPr>
-            <w:hyperlink w:history="1" r:id="rIdn-95mt7j_hji_vusrvhtp">
+            <w:hyperlink w:history="1" r:id="rIdcpg8md9zm4yowygdj3lff">
               <w:r>
                 <w:rPr>
                   <w:rFonts w:ascii="Arial" w:cs="Arial" w:eastAsia="Arial" w:hAnsi="Arial"/>
@@ -21462,7 +21462,7 @@
             <w:pPr>
               <w:spacing w:after="20" w:before="0"/>
             </w:pPr>
-            <w:hyperlink w:history="1" r:id="rIds1bwqhpbgo4uzxhaa4vko">
+            <w:hyperlink w:history="1" r:id="rIdwzgx-vfljsgixtzot5lhy">
               <w:r>
                 <w:rPr>
                   <w:rFonts w:ascii="Arial" w:cs="Arial" w:eastAsia="Arial" w:hAnsi="Arial"/>
@@ -21511,7 +21511,7 @@
               <w:spacing w:after="10" w:before="0"/>
               <w:ind w:left="120"/>
             </w:pPr>
-            <w:hyperlink w:history="1" r:id="rIdftzbsb6er7bm4wmcwstjf">
+            <w:hyperlink w:history="1" r:id="rIdtz9er2udyuhlklaxd_gsi">
               <w:r>
                 <w:rPr>
                   <w:rFonts w:ascii="Arial" w:cs="Arial" w:eastAsia="Arial" w:hAnsi="Arial"/>
@@ -21556,7 +21556,7 @@
             <w:pPr>
               <w:spacing w:after="20" w:before="0"/>
             </w:pPr>
-            <w:hyperlink w:history="1" r:id="rIdn4sttov6nq9bkxdy6wpyu">
+            <w:hyperlink w:history="1" r:id="rIdixorjbtkmyzzuslcvu-nv">
               <w:r>
                 <w:rPr>
                   <w:rFonts w:ascii="Arial" w:cs="Arial" w:eastAsia="Arial" w:hAnsi="Arial"/>
@@ -21589,7 +21589,7 @@
               <w:spacing w:after="10" w:before="0"/>
               <w:ind w:left="120"/>
             </w:pPr>
-            <w:hyperlink w:history="1" r:id="rIdkoi6csqg3lrin46i1i0di">
+            <w:hyperlink w:history="1" r:id="rIdzzzmewxjfq1xnvhz-9g6v">
               <w:r>
                 <w:rPr>
                   <w:rFonts w:ascii="Arial" w:cs="Arial" w:eastAsia="Arial" w:hAnsi="Arial"/>
@@ -21789,7 +21789,7 @@
             <w:pPr>
               <w:spacing w:after="20" w:before="0"/>
             </w:pPr>
-            <w:hyperlink w:history="1" r:id="rId-nwsuv5rjoyndjlwwiz14">
+            <w:hyperlink w:history="1" r:id="rIdhibsnwbvxm0v4dg8jdde9">
               <w:r>
                 <w:rPr>
                   <w:rFonts w:ascii="Arial" w:cs="Arial" w:eastAsia="Arial" w:hAnsi="Arial"/>
@@ -21838,7 +21838,7 @@
               <w:spacing w:after="10" w:before="0"/>
               <w:ind w:left="120"/>
             </w:pPr>
-            <w:hyperlink w:history="1" r:id="rIdsixdg5fogywjvmkfes5wv">
+            <w:hyperlink w:history="1" r:id="rIdipabdtaldeomxczncorhu">
               <w:r>
                 <w:rPr>
                   <w:rFonts w:ascii="Arial" w:cs="Arial" w:eastAsia="Arial" w:hAnsi="Arial"/>
@@ -21883,7 +21883,7 @@
             <w:pPr>
               <w:spacing w:after="20" w:before="0"/>
             </w:pPr>
-            <w:hyperlink w:history="1" r:id="rIdbdztgm1yg1969cvzdtf55">
+            <w:hyperlink w:history="1" r:id="rId0otrwkf9nq9hr_gzz6_kv">
               <w:r>
                 <w:rPr>
                   <w:rFonts w:ascii="Arial" w:cs="Arial" w:eastAsia="Arial" w:hAnsi="Arial"/>
@@ -21932,7 +21932,7 @@
               <w:spacing w:after="10" w:before="0"/>
               <w:ind w:left="120"/>
             </w:pPr>
-            <w:hyperlink w:history="1" r:id="rIdll97jcfcgzjdhyjdrwjfg">
+            <w:hyperlink w:history="1" r:id="rId4pc5lo3vam9-gyvqoncun">
               <w:r>
                 <w:rPr>
                   <w:rFonts w:ascii="Arial" w:cs="Arial" w:eastAsia="Arial" w:hAnsi="Arial"/>
@@ -22132,7 +22132,7 @@
             <w:pPr>
               <w:spacing w:after="20" w:before="0"/>
             </w:pPr>
-            <w:hyperlink w:history="1" r:id="rIdqkwtbd3me9a2godvodphx">
+            <w:hyperlink w:history="1" r:id="rIdkzpgzttgheyc_viqqybmq">
               <w:r>
                 <w:rPr>
                   <w:rFonts w:ascii="Arial" w:cs="Arial" w:eastAsia="Arial" w:hAnsi="Arial"/>
@@ -22181,7 +22181,7 @@
               <w:spacing w:after="10" w:before="0"/>
               <w:ind w:left="120"/>
             </w:pPr>
-            <w:hyperlink w:history="1" r:id="rIddf1cc4wjpvuuuhmghu7oq">
+            <w:hyperlink w:history="1" r:id="rIdb9imln3-dwwigyried747">
               <w:r>
                 <w:rPr>
                   <w:rFonts w:ascii="Arial" w:cs="Arial" w:eastAsia="Arial" w:hAnsi="Arial"/>
@@ -22226,7 +22226,7 @@
             <w:pPr>
               <w:spacing w:after="20" w:before="0"/>
             </w:pPr>
-            <w:hyperlink w:history="1" r:id="rIdlnbpixi14m5wnxqr-6w6t">
+            <w:hyperlink w:history="1" r:id="rIdq_alamdpsys7s4qpvbfwz">
               <w:r>
                 <w:rPr>
                   <w:rFonts w:ascii="Arial" w:cs="Arial" w:eastAsia="Arial" w:hAnsi="Arial"/>
@@ -22275,7 +22275,7 @@
               <w:spacing w:after="10" w:before="0"/>
               <w:ind w:left="120"/>
             </w:pPr>
-            <w:hyperlink w:history="1" r:id="rIdxfofwow_klhrjweqq2oy2">
+            <w:hyperlink w:history="1" r:id="rIdaejryq-n6gbt23880ujzz">
               <w:r>
                 <w:rPr>
                   <w:rFonts w:ascii="Arial" w:cs="Arial" w:eastAsia="Arial" w:hAnsi="Arial"/>
@@ -22475,7 +22475,7 @@
             <w:pPr>
               <w:spacing w:after="20" w:before="0"/>
             </w:pPr>
-            <w:hyperlink w:history="1" r:id="rIdoxmq69ia8xa6v4o8cgb57">
+            <w:hyperlink w:history="1" r:id="rIdmeh8gaqu1bvyqratqsyc9">
               <w:r>
                 <w:rPr>
                   <w:rFonts w:ascii="Arial" w:cs="Arial" w:eastAsia="Arial" w:hAnsi="Arial"/>
@@ -22524,7 +22524,7 @@
               <w:spacing w:after="10" w:before="0"/>
               <w:ind w:left="120"/>
             </w:pPr>
-            <w:hyperlink w:history="1" r:id="rIdsvuyyhfrrbivswjqx-gqm">
+            <w:hyperlink w:history="1" r:id="rIddohh2yasgmvqn1lrb7bcp">
               <w:r>
                 <w:rPr>
                   <w:rFonts w:ascii="Arial" w:cs="Arial" w:eastAsia="Arial" w:hAnsi="Arial"/>
@@ -22569,7 +22569,7 @@
             <w:pPr>
               <w:spacing w:after="20" w:before="0"/>
             </w:pPr>
-            <w:hyperlink w:history="1" r:id="rId4ru5qt5b9cnkpvdooqlvs">
+            <w:hyperlink w:history="1" r:id="rIdqnxwowj1gfeecphescpxc">
               <w:r>
                 <w:rPr>
                   <w:rFonts w:ascii="Arial" w:cs="Arial" w:eastAsia="Arial" w:hAnsi="Arial"/>
@@ -22618,7 +22618,7 @@
               <w:spacing w:after="10" w:before="0"/>
               <w:ind w:left="120"/>
             </w:pPr>
-            <w:hyperlink w:history="1" r:id="rId3cohagycngooh5usi4fbg">
+            <w:hyperlink w:history="1" r:id="rIdt8oqcclrs1zp2aj1-xjyu">
               <w:r>
                 <w:rPr>
                   <w:rFonts w:ascii="Arial" w:cs="Arial" w:eastAsia="Arial" w:hAnsi="Arial"/>
@@ -23143,7 +23143,7 @@
         </w:rPr>
         <w:t xml:space="preserve">© 2026 SeaVuria and ARES. Aligned with KICD objectives. Developed by SeaVuria; technical implementation by ARES (with AI assistance from Claude). Licensed under </w:t>
       </w:r>
-      <w:hyperlink w:history="1" r:id="rIdrvjqxh1shhgtvar9oxld1">
+      <w:hyperlink w:history="1" r:id="rIdxftod6z8hjclq0u8ji4qi">
         <w:r>
           <w:rPr>
             <w:rFonts w:ascii="Arial" w:cs="Arial" w:eastAsia="Arial" w:hAnsi="Arial"/>
@@ -23164,7 +23164,7 @@
         </w:rPr>
         <w:t xml:space="preserve"> (</w:t>
       </w:r>
-      <w:hyperlink w:history="1" r:id="rIdrvi5ck6qpeisbvmmipkid">
+      <w:hyperlink w:history="1" r:id="rIdefm70cyizkhbstb9siep5">
         <w:r>
           <w:rPr>
             <w:rFonts w:ascii="Arial" w:cs="Arial" w:eastAsia="Arial" w:hAnsi="Arial"/>
@@ -24204,7 +24204,7 @@
             <w:pPr>
               <w:spacing w:after="20" w:before="0"/>
             </w:pPr>
-            <w:hyperlink w:history="1" r:id="rIdc69yuuukp5zynuvw7_3-v">
+            <w:hyperlink w:history="1" r:id="rIdzb3wplsowjiqabghyxxls">
               <w:r>
                 <w:rPr>
                   <w:rFonts w:ascii="Arial" w:cs="Arial" w:eastAsia="Arial" w:hAnsi="Arial"/>
@@ -24253,7 +24253,7 @@
               <w:spacing w:after="10" w:before="0"/>
               <w:ind w:left="120"/>
             </w:pPr>
-            <w:hyperlink w:history="1" r:id="rIdjzma73gbkqfuftojknuxw">
+            <w:hyperlink w:history="1" r:id="rId9gz8tn7fsaveldllmakt7">
               <w:r>
                 <w:rPr>
                   <w:rFonts w:ascii="Arial" w:cs="Arial" w:eastAsia="Arial" w:hAnsi="Arial"/>
@@ -24298,7 +24298,7 @@
             <w:pPr>
               <w:spacing w:after="20" w:before="0"/>
             </w:pPr>
-            <w:hyperlink w:history="1" r:id="rIdc4kia79huolisgh0xaurz">
+            <w:hyperlink w:history="1" r:id="rIdbew9nfdmz07xcpftadvbb">
               <w:r>
                 <w:rPr>
                   <w:rFonts w:ascii="Arial" w:cs="Arial" w:eastAsia="Arial" w:hAnsi="Arial"/>
@@ -24331,7 +24331,7 @@
               <w:spacing w:after="10" w:before="0"/>
               <w:ind w:left="120"/>
             </w:pPr>
-            <w:hyperlink w:history="1" r:id="rIdaoeism7bldt93yp8me5tc">
+            <w:hyperlink w:history="1" r:id="rIdbyrkpyjbufczdl3woqffj">
               <w:r>
                 <w:rPr>
                   <w:rFonts w:ascii="Arial" w:cs="Arial" w:eastAsia="Arial" w:hAnsi="Arial"/>
@@ -24531,7 +24531,7 @@
             <w:pPr>
               <w:spacing w:after="20" w:before="0"/>
             </w:pPr>
-            <w:hyperlink w:history="1" r:id="rIdpl5qvrnntilood6xanlox">
+            <w:hyperlink w:history="1" r:id="rIdape3k_o41cq0scmgjo8-_">
               <w:r>
                 <w:rPr>
                   <w:rFonts w:ascii="Arial" w:cs="Arial" w:eastAsia="Arial" w:hAnsi="Arial"/>
@@ -24580,7 +24580,7 @@
               <w:spacing w:after="10" w:before="0"/>
               <w:ind w:left="120"/>
             </w:pPr>
-            <w:hyperlink w:history="1" r:id="rIdde7jfq2ughtq08qelbwrk">
+            <w:hyperlink w:history="1" r:id="rIdxnb78byyzdoax--upzqpq">
               <w:r>
                 <w:rPr>
                   <w:rFonts w:ascii="Arial" w:cs="Arial" w:eastAsia="Arial" w:hAnsi="Arial"/>
@@ -24625,7 +24625,7 @@
             <w:pPr>
               <w:spacing w:after="20" w:before="0"/>
             </w:pPr>
-            <w:hyperlink w:history="1" r:id="rId4cxjqm7-cmimazlkvzy9w">
+            <w:hyperlink w:history="1" r:id="rIdabsew3h6k8d6qlvgti_u8">
               <w:r>
                 <w:rPr>
                   <w:rFonts w:ascii="Arial" w:cs="Arial" w:eastAsia="Arial" w:hAnsi="Arial"/>
@@ -24658,7 +24658,7 @@
               <w:spacing w:after="10" w:before="0"/>
               <w:ind w:left="120"/>
             </w:pPr>
-            <w:hyperlink w:history="1" r:id="rIdwlfaadevtkf6u8_fdo8fy">
+            <w:hyperlink w:history="1" r:id="rIdk3b9z7wb3ndelbuhpnanp">
               <w:r>
                 <w:rPr>
                   <w:rFonts w:ascii="Arial" w:cs="Arial" w:eastAsia="Arial" w:hAnsi="Arial"/>
@@ -24858,7 +24858,7 @@
             <w:pPr>
               <w:spacing w:after="20" w:before="0"/>
             </w:pPr>
-            <w:hyperlink w:history="1" r:id="rIdkrjmu9sdusofcad-rfa7p">
+            <w:hyperlink w:history="1" r:id="rIdahfghgoeeu1gtm6zzvyqi">
               <w:r>
                 <w:rPr>
                   <w:rFonts w:ascii="Arial" w:cs="Arial" w:eastAsia="Arial" w:hAnsi="Arial"/>
@@ -24907,7 +24907,7 @@
               <w:spacing w:after="10" w:before="0"/>
               <w:ind w:left="120"/>
             </w:pPr>
-            <w:hyperlink w:history="1" r:id="rId3qfo49vt559uzcpinwtke">
+            <w:hyperlink w:history="1" r:id="rIdphhayel-tgmtmnayyznpi">
               <w:r>
                 <w:rPr>
                   <w:rFonts w:ascii="Arial" w:cs="Arial" w:eastAsia="Arial" w:hAnsi="Arial"/>
@@ -24952,7 +24952,7 @@
             <w:pPr>
               <w:spacing w:after="20" w:before="0"/>
             </w:pPr>
-            <w:hyperlink w:history="1" r:id="rIdqkfez-mqcm-fiifqz-jui">
+            <w:hyperlink w:history="1" r:id="rIdoqktqm5-lcshn3kmqh-ox">
               <w:r>
                 <w:rPr>
                   <w:rFonts w:ascii="Arial" w:cs="Arial" w:eastAsia="Arial" w:hAnsi="Arial"/>
@@ -24985,7 +24985,7 @@
               <w:spacing w:after="10" w:before="0"/>
               <w:ind w:left="120"/>
             </w:pPr>
-            <w:hyperlink w:history="1" r:id="rIdic6neqsera3m07_i-wwqj">
+            <w:hyperlink w:history="1" r:id="rId_qy43rjcaa_vqgzigdwwg">
               <w:r>
                 <w:rPr>
                   <w:rFonts w:ascii="Arial" w:cs="Arial" w:eastAsia="Arial" w:hAnsi="Arial"/>
@@ -25185,7 +25185,7 @@
             <w:pPr>
               <w:spacing w:after="20" w:before="0"/>
             </w:pPr>
-            <w:hyperlink w:history="1" r:id="rIdponlytb_qlkuib2bemmso">
+            <w:hyperlink w:history="1" r:id="rIdkcyjcma5v-orw-z6zjqnc">
               <w:r>
                 <w:rPr>
                   <w:rFonts w:ascii="Arial" w:cs="Arial" w:eastAsia="Arial" w:hAnsi="Arial"/>
@@ -25234,7 +25234,7 @@
               <w:spacing w:after="10" w:before="0"/>
               <w:ind w:left="120"/>
             </w:pPr>
-            <w:hyperlink w:history="1" r:id="rId0ecehsmml9rixv1iphwhx">
+            <w:hyperlink w:history="1" r:id="rIdp8weftv4zpensd8x0_amc">
               <w:r>
                 <w:rPr>
                   <w:rFonts w:ascii="Arial" w:cs="Arial" w:eastAsia="Arial" w:hAnsi="Arial"/>
@@ -25279,7 +25279,7 @@
             <w:pPr>
               <w:spacing w:after="20" w:before="0"/>
             </w:pPr>
-            <w:hyperlink w:history="1" r:id="rIdoghkj5fz_kld4vjphopup">
+            <w:hyperlink w:history="1" r:id="rIdfsdunu19ungoodnlh3yse">
               <w:r>
                 <w:rPr>
                   <w:rFonts w:ascii="Arial" w:cs="Arial" w:eastAsia="Arial" w:hAnsi="Arial"/>
@@ -25312,7 +25312,7 @@
               <w:spacing w:after="10" w:before="0"/>
               <w:ind w:left="120"/>
             </w:pPr>
-            <w:hyperlink w:history="1" r:id="rIddrfadzwuh_4ia1jtovai7">
+            <w:hyperlink w:history="1" r:id="rIdayopkxs68u-lbzwqycjj4">
               <w:r>
                 <w:rPr>
                   <w:rFonts w:ascii="Arial" w:cs="Arial" w:eastAsia="Arial" w:hAnsi="Arial"/>
@@ -25512,7 +25512,7 @@
             <w:pPr>
               <w:spacing w:after="20" w:before="0"/>
             </w:pPr>
-            <w:hyperlink w:history="1" r:id="rIda2p6y3oiex_yjhb7vjd0f">
+            <w:hyperlink w:history="1" r:id="rIde5jb-nkg4gkr8tdutlqrm">
               <w:r>
                 <w:rPr>
                   <w:rFonts w:ascii="Arial" w:cs="Arial" w:eastAsia="Arial" w:hAnsi="Arial"/>
@@ -25561,7 +25561,7 @@
               <w:spacing w:after="10" w:before="0"/>
               <w:ind w:left="120"/>
             </w:pPr>
-            <w:hyperlink w:history="1" r:id="rId_qj_mfoceihutlugtkygw">
+            <w:hyperlink w:history="1" r:id="rIdaz6akeeq8sxkdnax_dfow">
               <w:r>
                 <w:rPr>
                   <w:rFonts w:ascii="Arial" w:cs="Arial" w:eastAsia="Arial" w:hAnsi="Arial"/>
@@ -25606,7 +25606,7 @@
             <w:pPr>
               <w:spacing w:after="20" w:before="0"/>
             </w:pPr>
-            <w:hyperlink w:history="1" r:id="rId3vvm2_o9lhjhe7x5il3tr">
+            <w:hyperlink w:history="1" r:id="rIdryvfggnjggm_hmkg7c2at">
               <w:r>
                 <w:rPr>
                   <w:rFonts w:ascii="Arial" w:cs="Arial" w:eastAsia="Arial" w:hAnsi="Arial"/>
@@ -25655,7 +25655,7 @@
               <w:spacing w:after="10" w:before="0"/>
               <w:ind w:left="120"/>
             </w:pPr>
-            <w:hyperlink w:history="1" r:id="rIdeyb_4px-ock7dak7y9kvg">
+            <w:hyperlink w:history="1" r:id="rIdrszledc9ho7lhvpteqcf1">
               <w:r>
                 <w:rPr>
                   <w:rFonts w:ascii="Arial" w:cs="Arial" w:eastAsia="Arial" w:hAnsi="Arial"/>
@@ -26180,7 +26180,7 @@
         </w:rPr>
         <w:t xml:space="preserve">© 2026 SeaVuria and ARES. Aligned with KICD objectives. Developed by SeaVuria; technical implementation by ARES (with AI assistance from Claude). Licensed under </w:t>
       </w:r>
-      <w:hyperlink w:history="1" r:id="rIdvk4d6pjxuphbz9qzp2cex">
+      <w:hyperlink w:history="1" r:id="rIdp0fgsdhlgihx0p4moc_a8">
         <w:r>
           <w:rPr>
             <w:rFonts w:ascii="Arial" w:cs="Arial" w:eastAsia="Arial" w:hAnsi="Arial"/>
@@ -26201,7 +26201,7 @@
         </w:rPr>
         <w:t xml:space="preserve"> (</w:t>
       </w:r>
-      <w:hyperlink w:history="1" r:id="rIdpqdkkz8d9w1e_tiqrde0a">
+      <w:hyperlink w:history="1" r:id="rId8qfvtzdugjmxwua5jpgkq">
         <w:r>
           <w:rPr>
             <w:rFonts w:ascii="Arial" w:cs="Arial" w:eastAsia="Arial" w:hAnsi="Arial"/>
